--- a/02_定制简历库/通用简历/文雪_山东大学_项目采购方向.docx
+++ b/02_定制简历库/通用简历/文雪_山东大学_项目采购方向.docx
@@ -9,6 +9,7 @@
           <w:rFonts w:hint="default"/>
           <w:vanish/>
         </w:rPr>
+        <w:spacing w:line="240" w:lineRule="auto" w:before="0" w:after="0"/>
       </w:pPr>
     </w:p>
     <w:tbl>
@@ -53,7 +54,7 @@
           </w:tcPr>
           <w:p>
             <w:pPr>
-              <w:spacing w:line="505" w:lineRule="atLeast"/>
+              <w:spacing w:line="240" w:lineRule="auto" w:before="0" w:after="0"/>
               <w:rPr>
                 <w:rFonts w:ascii="宋体" w:eastAsia="宋体" w:hAnsi="宋体"/>
                 <w:b/>
@@ -94,6 +95,7 @@
               <w:rPr>
                 <w:rFonts w:hint="default"/>
               </w:rPr>
+              <w:spacing w:line="240" w:lineRule="auto" w:before="0" w:after="0"/>
             </w:pPr>
             <w:r>
               <w:rPr>
@@ -132,102 +134,6 @@
           <w:trHeight w:val="430"/>
           <w:jc w:val="center"/>
         </w:trPr>
-        <w:tc>
-          <w:tcPr>
-            <w:tcW w:w="3673" w:type="dxa"/>
-            <w:tcBorders>
-              <w:top w:val="nil"/>
-              <w:left w:val="nil"/>
-              <w:bottom w:val="nil"/>
-              <w:right w:val="nil"/>
-            </w:tcBorders>
-            <w:tcMar>
-              <w:top w:w="0" w:type="dxa"/>
-              <w:left w:w="227" w:type="dxa"/>
-              <w:bottom w:w="0" w:type="dxa"/>
-              <w:right w:w="85" w:type="dxa"/>
-            </w:tcMar>
-            <w:vAlign w:val="center"/>
-          </w:tcPr>
-          <w:p>
-            <w:pPr>
-              <w:spacing w:line="315" w:lineRule="atLeast"/>
-              <w:rPr>
-                <w:rFonts w:hint="default"/>
-                <w:sz w:val="21"/>
-              </w:rPr>
-            </w:pPr>
-            <w:r>
-              <w:rPr>
-                <w:b/>
-                <w:bCs/>
-                <w:sz w:val="21"/>
-              </w:rPr>
-              <w:t>电话：</w:t>
-            </w:r>
-            <w:r>
-              <w:rPr>
-                <w:rFonts w:ascii="Times New Roman" w:hAnsi="Times New Roman" w:hint="default"/>
-                <w:sz w:val="21"/>
-              </w:rPr>
-              <w:t>18658249341</w:t>
-            </w:r>
-          </w:p>
-        </w:tc>
-        <w:tc>
-          <w:tcPr>
-            <w:tcW w:w="5868" w:type="dxa"/>
-            <w:tcBorders>
-              <w:top w:val="nil"/>
-              <w:left w:val="nil"/>
-              <w:bottom w:val="nil"/>
-              <w:right w:val="nil"/>
-            </w:tcBorders>
-            <w:tcMar>
-              <w:top w:w="0" w:type="dxa"/>
-              <w:left w:w="85" w:type="dxa"/>
-              <w:bottom w:w="0" w:type="dxa"/>
-              <w:right w:w="85" w:type="dxa"/>
-            </w:tcMar>
-            <w:vAlign w:val="center"/>
-          </w:tcPr>
-          <w:p>
-            <w:pPr>
-              <w:spacing w:line="315" w:lineRule="atLeast"/>
-              <w:rPr>
-                <w:sz w:val="21"/>
-              </w:rPr>
-            </w:pPr>
-            <w:r>
-              <w:rPr>
-                <w:b/>
-                <w:bCs/>
-                <w:sz w:val="21"/>
-              </w:rPr>
-              <w:t>邮箱：</w:t>
-            </w:r>
-            <w:r>
-              <w:rPr>
-                <w:rFonts w:ascii="Times New Roman" w:hAnsi="Times New Roman" w:hint="default"/>
-                <w:sz w:val="21"/>
-              </w:rPr>
-              <w:t>2631217547@qq.com</w:t>
-            </w:r>
-          </w:p>
-        </w:tc>
-        <w:tc>
-          <w:tcPr>
-            <w:tcW w:w="1203" w:type="dxa"/>
-            <w:shd w:val="clear" w:color="auto" w:fill="FFFFFF"/>
-          </w:tcPr>
-          <w:p>
-            <w:pPr>
-              <w:rPr>
-                <w:sz w:val="21"/>
-              </w:rPr>
-            </w:pPr>
-          </w:p>
-        </w:tc>
       </w:tr>
       <w:tr>
         <w:trPr>
@@ -254,7 +160,7 @@
           </w:tcPr>
           <w:p>
             <w:pPr>
-              <w:spacing w:line="315" w:lineRule="atLeast"/>
+              <w:spacing w:line="240" w:lineRule="auto" w:before="0" w:after="0"/>
               <w:rPr>
                 <w:b/>
                 <w:bCs/>
@@ -272,7 +178,7 @@
             </w:r>
             <w:r>
               <w:rPr>
-                <w:rFonts w:ascii="Times New Roman" w:eastAsia="宋体" w:hAnsi="Times New Roman" w:cs="宋体"/>
+                <w:rFonts w:ascii="宋体" w:eastAsia="宋体" w:hAnsi="宋体" w:cs="宋体"/>
                 <w:b/>
                 <w:bCs/>
                 <w:sz w:val="21"/>
@@ -282,6 +188,8 @@
             <w:r>
               <w:rPr>
                 <w:rFonts w:ascii="宋体" w:eastAsia="宋体" w:hAnsi="宋体" w:cs="宋体"/>
+                <w:b/>
+                <w:bCs/>
                 <w:sz w:val="21"/>
               </w:rPr>
               <w:t xml:space="preserve">项目管理</w:t>
@@ -296,6 +204,8 @@
             <w:r>
               <w:rPr>
                 <w:rFonts w:ascii="宋体" w:eastAsia="宋体" w:hAnsi="宋体" w:cs="宋体"/>
+                <w:b/>
+                <w:bCs/>
                 <w:sz w:val="21"/>
               </w:rPr>
               <w:t xml:space="preserve">采购管理</w:t>
@@ -310,6 +220,8 @@
             <w:r>
               <w:rPr>
                 <w:rFonts w:ascii="宋体" w:eastAsia="宋体" w:hAnsi="宋体" w:cs="宋体"/>
+                <w:b/>
+                <w:bCs/>
                 <w:sz w:val="21"/>
               </w:rPr>
               <w:t xml:space="preserve">供应链协调</w:t>
@@ -326,6 +238,7 @@
               <w:rPr>
                 <w:sz w:val="21"/>
               </w:rPr>
+              <w:spacing w:line="240" w:lineRule="auto" w:before="0" w:after="0"/>
             </w:pPr>
           </w:p>
         </w:tc>
@@ -354,7 +267,7 @@
           </w:tcPr>
           <w:p>
             <w:pPr>
-              <w:spacing w:line="315" w:lineRule="atLeast"/>
+              <w:spacing w:line="240" w:lineRule="auto" w:before="0" w:after="0"/>
               <w:rPr>
                 <w:b/>
                 <w:bCs/>
@@ -373,6 +286,8 @@
             <w:r>
               <w:rPr>
                 <w:rFonts w:ascii="宋体" w:eastAsia="宋体" w:hAnsi="宋体" w:cs="宋体"/>
+                <w:b/>
+                <w:bCs/>
                 <w:sz w:val="21"/>
               </w:rPr>
               <w:t xml:space="preserve">项目执行：独立主导</w:t>
@@ -387,6 +302,8 @@
             <w:r>
               <w:rPr>
                 <w:rFonts w:ascii="宋体" w:eastAsia="宋体" w:hAnsi="宋体" w:cs="宋体"/>
+                <w:b/>
+                <w:bCs/>
                 <w:sz w:val="21"/>
               </w:rPr>
               <w:t xml:space="preserve">个课程研究项目从需求定义、数据收集到成果交付全流程，具备从</w:t>
@@ -401,6 +318,8 @@
             <w:r>
               <w:rPr>
                 <w:rFonts w:ascii="宋体" w:eastAsia="宋体" w:hAnsi="宋体" w:cs="宋体"/>
+                <w:b/>
+                <w:bCs/>
                 <w:sz w:val="21"/>
               </w:rPr>
               <w:t xml:space="preserve">到</w:t>
@@ -415,6 +334,8 @@
             <w:r>
               <w:rPr>
                 <w:rFonts w:ascii="宋体" w:eastAsia="宋体" w:hAnsi="宋体" w:cs="宋体"/>
+                <w:b/>
+                <w:bCs/>
                 <w:sz w:val="21"/>
               </w:rPr>
               <w:t xml:space="preserve">的项目推进能力；跨部门协作：</w:t>
@@ -429,6 +350,8 @@
             <w:r>
               <w:rPr>
                 <w:rFonts w:ascii="宋体" w:eastAsia="宋体" w:hAnsi="宋体" w:cs="宋体"/>
+                <w:b/>
+                <w:bCs/>
                 <w:sz w:val="21"/>
               </w:rPr>
               <w:t xml:space="preserve">个月项目助理经验，统筹</w:t>
@@ -443,6 +366,8 @@
             <w:r>
               <w:rPr>
                 <w:rFonts w:ascii="宋体" w:eastAsia="宋体" w:hAnsi="宋体" w:cs="宋体"/>
+                <w:b/>
+                <w:bCs/>
                 <w:sz w:val="21"/>
               </w:rPr>
               <w:t xml:space="preserve">份材料管理，对接多部门同步进度，熟悉报批流程与文档规范；采购与库存：用友</w:t>
@@ -457,6 +382,8 @@
             <w:r>
               <w:rPr>
                 <w:rFonts w:ascii="宋体" w:eastAsia="宋体" w:hAnsi="宋体" w:cs="宋体"/>
+                <w:b/>
+                <w:bCs/>
                 <w:sz w:val="21"/>
               </w:rPr>
               <w:t xml:space="preserve">采购</w:t>
@@ -471,6 +398,8 @@
             <w:r>
               <w:rPr>
                 <w:rFonts w:ascii="宋体" w:eastAsia="宋体" w:hAnsi="宋体" w:cs="宋体"/>
+                <w:b/>
+                <w:bCs/>
                 <w:sz w:val="21"/>
               </w:rPr>
               <w:t xml:space="preserve">库存模块全流程操作，瑞幸门店物料补货与库存单据管理经验，理解采购到付款的完整链路</w:t>
@@ -485,6 +414,7 @@
           <w:vanish/>
           <w:sz w:val="2"/>
         </w:rPr>
+        <w:spacing w:line="240" w:lineRule="auto" w:before="0" w:after="0"/>
       </w:pPr>
     </w:p>
     <w:tbl>
@@ -526,7 +456,7 @@
           </w:tcPr>
           <w:p>
             <w:pPr>
-              <w:spacing w:line="275" w:lineRule="atLeast"/>
+              <w:spacing w:line="240" w:lineRule="auto" w:before="0" w:after="0"/>
             </w:pPr>
             <w:r>
               <w:rPr>
@@ -597,7 +527,7 @@
                 </w:tcPr>
                 <w:p>
                   <w:pPr>
-                    <w:spacing w:line="315" w:lineRule="atLeast"/>
+                    <w:spacing w:line="240" w:lineRule="auto" w:before="0" w:after="0"/>
                     <w:jc w:val="center"/>
                     <w:rPr>
                       <w:sz w:val="21"/>
@@ -624,7 +554,7 @@
                 </w:tcPr>
                 <w:p>
                   <w:pPr>
-                    <w:spacing w:line="315" w:lineRule="atLeast"/>
+                    <w:spacing w:line="240" w:lineRule="auto" w:before="0" w:after="0"/>
                     <w:rPr>
                       <w:b/>
                       <w:bCs/>
@@ -661,7 +591,7 @@
                 </w:tcPr>
                 <w:p>
                   <w:pPr>
-                    <w:spacing w:line="315" w:lineRule="atLeast"/>
+                    <w:spacing w:line="240" w:lineRule="auto" w:before="0" w:after="0"/>
                     <w:rPr>
                       <w:b/>
                       <w:bCs/>
@@ -736,7 +666,7 @@
                 </w:tcPr>
                 <w:p>
                   <w:pPr>
-                    <w:spacing w:line="315" w:lineRule="atLeast"/>
+                    <w:spacing w:line="240" w:lineRule="auto" w:before="0" w:after="0"/>
                     <w:rPr>
                       <w:rFonts w:ascii="Times New Roman" w:eastAsia="等线" w:hAnsi="Times New Roman" w:hint="default"/>
                       <w:b/>
@@ -759,7 +689,7 @@
           </w:tbl>
           <w:p>
             <w:pPr>
-              <w:spacing w:line="275" w:lineRule="atLeast"/>
+              <w:spacing w:line="240" w:lineRule="auto" w:before="0" w:after="0"/>
               <w:rPr>
                 <w:b/>
                 <w:bCs/>
@@ -774,6 +704,7 @@
         <w:rPr>
           <w:vanish/>
         </w:rPr>
+        <w:spacing w:line="240" w:lineRule="auto" w:before="0" w:after="0"/>
       </w:pPr>
     </w:p>
     <w:p>
@@ -782,6 +713,7 @@
           <w:vanish/>
           <w:sz w:val="21"/>
         </w:rPr>
+        <w:spacing w:line="240" w:lineRule="auto" w:before="0" w:after="0"/>
       </w:pPr>
     </w:p>
     <w:tbl>
@@ -823,7 +755,7 @@
           </w:tcPr>
           <w:p>
             <w:pPr>
-              <w:spacing w:line="210" w:lineRule="atLeast"/>
+              <w:spacing w:line="240" w:lineRule="auto" w:before="0" w:after="0"/>
               <w:rPr>
                 <w:sz w:val="21"/>
               </w:rPr>
@@ -853,7 +785,7 @@
                 <w:ilvl w:val="0"/>
                 <w:numId w:val="2"/>
               </w:numPr>
-              <w:spacing w:line="315" w:lineRule="atLeast"/>
+              <w:spacing w:line="240" w:lineRule="auto" w:before="0" w:after="0"/>
               <w:ind w:left="442" w:hanging="442"/>
               <w:rPr>
                 <w:sz w:val="21"/>
@@ -871,6 +803,8 @@
             <w:r>
               <w:rPr>
                 <w:rFonts w:ascii="宋体" w:eastAsia="宋体" w:hAnsi="宋体" w:cs="宋体"/>
+                <w:b/>
+                <w:bCs/>
                 <w:sz w:val="21"/>
               </w:rPr>
               <w:t xml:space="preserve">采购管理、</w:t>
@@ -885,6 +819,8 @@
             <w:r>
               <w:rPr>
                 <w:rFonts w:ascii="宋体" w:eastAsia="宋体" w:hAnsi="宋体" w:cs="宋体"/>
+                <w:b/>
+                <w:bCs/>
                 <w:sz w:val="21"/>
               </w:rPr>
               <w:t xml:space="preserve">供应链管理综合实验、供应链资源规划、物流管理、供应链建模与仿真、统计学</w:t>
@@ -915,7 +851,7 @@
           </w:tcPr>
           <w:p>
             <w:pPr>
-              <w:spacing w:line="210" w:lineRule="atLeast"/>
+              <w:spacing w:line="240" w:lineRule="auto" w:before="0" w:after="0"/>
               <w:rPr>
                 <w:sz w:val="21"/>
               </w:rPr>
@@ -945,7 +881,7 @@
                 <w:ilvl w:val="0"/>
                 <w:numId w:val="2"/>
               </w:numPr>
-              <w:spacing w:line="315" w:lineRule="atLeast"/>
+              <w:spacing w:line="240" w:lineRule="auto" w:before="0" w:after="0"/>
               <w:rPr>
                 <w:sz w:val="21"/>
               </w:rPr>
@@ -962,6 +898,8 @@
             <w:r>
               <w:rPr>
                 <w:rFonts w:ascii="宋体" w:eastAsia="宋体" w:hAnsi="宋体" w:cs="宋体"/>
+                <w:b/>
+                <w:bCs/>
                 <w:sz w:val="21"/>
               </w:rPr>
               <w:t xml:space="preserve">山东大学</w:t>
@@ -976,6 +914,8 @@
             <w:r>
               <w:rPr>
                 <w:rFonts w:ascii="宋体" w:eastAsia="宋体" w:hAnsi="宋体" w:cs="宋体"/>
+                <w:b/>
+                <w:bCs/>
                 <w:sz w:val="21"/>
               </w:rPr>
               <w:t xml:space="preserve">—</w:t>
@@ -990,6 +930,8 @@
             <w:r>
               <w:rPr>
                 <w:rFonts w:ascii="宋体" w:eastAsia="宋体" w:hAnsi="宋体" w:cs="宋体"/>
+                <w:b/>
+                <w:bCs/>
                 <w:sz w:val="21"/>
               </w:rPr>
               <w:t xml:space="preserve">年暑期社会实践专项优秀等级</w:t>
@@ -1004,6 +946,7 @@
           <w:vanish/>
           <w:sz w:val="21"/>
         </w:rPr>
+        <w:spacing w:line="240" w:lineRule="auto" w:before="0" w:after="0"/>
       </w:pPr>
     </w:p>
     <w:p>
@@ -1012,6 +955,7 @@
           <w:vanish/>
           <w:sz w:val="2"/>
         </w:rPr>
+        <w:spacing w:line="240" w:lineRule="auto" w:before="0" w:after="0"/>
       </w:pPr>
     </w:p>
     <w:p>
@@ -1019,6 +963,7 @@
         <w:rPr>
           <w:vanish/>
         </w:rPr>
+        <w:spacing w:line="240" w:lineRule="auto" w:before="0" w:after="0"/>
       </w:pPr>
     </w:p>
     <w:p>
@@ -1027,6 +972,7 @@
           <w:vanish/>
           <w:sz w:val="21"/>
         </w:rPr>
+        <w:spacing w:line="240" w:lineRule="auto" w:before="0" w:after="0"/>
       </w:pPr>
     </w:p>
     <w:p>
@@ -1035,6 +981,7 @@
           <w:vanish/>
           <w:sz w:val="21"/>
         </w:rPr>
+        <w:spacing w:line="240" w:lineRule="auto" w:before="0" w:after="0"/>
       </w:pPr>
     </w:p>
     <w:p>
@@ -1043,6 +990,7 @@
           <w:vanish/>
           <w:sz w:val="2"/>
         </w:rPr>
+        <w:spacing w:line="240" w:lineRule="auto" w:before="0" w:after="0"/>
       </w:pPr>
     </w:p>
     <w:tbl>
@@ -1096,7 +1044,7 @@
           </w:tcPr>
           <w:p>
             <w:pPr>
-              <w:spacing w:line="275" w:lineRule="atLeast"/>
+              <w:spacing w:line="240" w:lineRule="auto" w:before="0" w:after="0"/>
               <w:rPr>
                 <w:rFonts w:ascii="Times New Roman" w:hAnsi="Times New Roman"/>
                 <w:b/>
@@ -1147,7 +1095,7 @@
           </w:tcPr>
           <w:p>
             <w:pPr>
-              <w:spacing w:line="315" w:lineRule="atLeast"/>
+              <w:spacing w:line="240" w:lineRule="auto" w:before="0" w:after="0"/>
               <w:rPr>
                 <w:rFonts w:ascii="Times New Roman" w:hAnsi="Times New Roman"/>
                 <w:sz w:val="21"/>
@@ -1175,7 +1123,7 @@
           </w:tcPr>
           <w:p>
             <w:pPr>
-              <w:spacing w:line="315" w:lineRule="atLeast"/>
+              <w:spacing w:line="240" w:lineRule="auto" w:before="0" w:after="0"/>
               <w:rPr>
                 <w:rFonts w:ascii="Times New Roman" w:hAnsi="Times New Roman"/>
                 <w:sz w:val="21"/>
@@ -1206,7 +1154,7 @@
           </w:tcPr>
           <w:p>
             <w:pPr>
-              <w:spacing w:line="315" w:lineRule="atLeast"/>
+              <w:spacing w:line="240" w:lineRule="auto" w:before="0" w:after="0"/>
               <w:rPr>
                 <w:rFonts w:ascii="Times New Roman" w:eastAsia="等线" w:hAnsi="Times New Roman"/>
                 <w:b/>
@@ -1238,7 +1186,7 @@
           </w:tcPr>
           <w:p>
             <w:pPr>
-              <w:spacing w:line="315" w:lineRule="atLeast"/>
+              <w:spacing w:line="240" w:lineRule="auto" w:before="0" w:after="0"/>
               <w:rPr>
                 <w:rFonts w:ascii="Times New Roman" w:eastAsia="等线" w:hAnsi="Times New Roman" w:hint="default"/>
                 <w:b/>
@@ -1248,7 +1196,7 @@
             </w:pPr>
             <w:r>
               <w:rPr>
-                <w:rFonts w:ascii="Times New Roman" w:eastAsia="宋体" w:hAnsi="Times New Roman" w:cs="宋体"/>
+                <w:rFonts w:ascii="宋体" w:eastAsia="宋体" w:hAnsi="宋体" w:cs="宋体"/>
                 <w:b/>
                 <w:bCs/>
                 <w:sz w:val="21"/>
@@ -1283,7 +1231,7 @@
           </w:tcPr>
           <w:p>
             <w:pPr>
-              <w:spacing w:line="315" w:lineRule="atLeast"/>
+              <w:spacing w:line="240" w:lineRule="auto" w:before="0" w:after="0"/>
               <w:rPr>
                 <w:rFonts w:ascii="Times New Roman" w:hAnsi="Times New Roman"/>
                 <w:sz w:val="21"/>
@@ -1315,7 +1263,7 @@
                 <w:ilvl w:val="0"/>
                 <w:numId w:val="9"/>
               </w:numPr>
-              <w:spacing w:line="315" w:lineRule="atLeast"/>
+              <w:spacing w:line="240" w:lineRule="auto" w:before="0" w:after="0"/>
               <w:rPr>
                 <w:rFonts w:ascii="Times New Roman" w:eastAsia="宋体" w:hAnsi="Times New Roman" w:cs="宋体" w:hint="default"/>
                 <w:sz w:val="21"/>
@@ -1324,6 +1272,8 @@
             <w:r>
               <w:rPr>
                 <w:rFonts w:ascii="宋体" w:eastAsia="宋体" w:hAnsi="宋体" w:cs="宋体"/>
+                <w:b/>
+                <w:bCs/>
                 <w:sz w:val="21"/>
               </w:rPr>
               <w:t xml:space="preserve">独立主导项目全流程：定义研究问题→实地调研收集</w:t>
@@ -1338,6 +1288,8 @@
             <w:r>
               <w:rPr>
                 <w:rFonts w:ascii="宋体" w:eastAsia="宋体" w:hAnsi="宋体" w:cs="宋体"/>
+                <w:b/>
+                <w:bCs/>
                 <w:sz w:val="21"/>
               </w:rPr>
               <w:t xml:space="preserve">个候选点与需求数据→构建优化模型→设计方案→验证结果→输出完整研究报告</w:t>
@@ -1349,7 +1301,7 @@
                 <w:ilvl w:val="0"/>
                 <w:numId w:val="9"/>
               </w:numPr>
-              <w:spacing w:line="315" w:lineRule="atLeast"/>
+              <w:spacing w:line="240" w:lineRule="auto" w:before="0" w:after="0"/>
               <w:rPr>
                 <w:rFonts w:ascii="Times New Roman" w:eastAsia="宋体" w:hAnsi="Times New Roman" w:cs="宋体" w:hint="default"/>
                 <w:sz w:val="21"/>
@@ -1358,6 +1310,8 @@
             <w:r>
               <w:rPr>
                 <w:rFonts w:ascii="宋体" w:eastAsia="宋体" w:hAnsi="宋体" w:cs="宋体"/>
+                <w:b/>
+                <w:bCs/>
                 <w:sz w:val="21"/>
               </w:rPr>
               <w:t xml:space="preserve">设计“</w:t>
@@ -1372,6 +1326,8 @@
             <w:r>
               <w:rPr>
                 <w:rFonts w:ascii="宋体" w:eastAsia="宋体" w:hAnsi="宋体" w:cs="宋体"/>
+                <w:b/>
+                <w:bCs/>
                 <w:sz w:val="21"/>
               </w:rPr>
               <w:t xml:space="preserve">核心点</w:t>
@@ -1386,6 +1342,8 @@
             <w:r>
               <w:rPr>
                 <w:rFonts w:ascii="宋体" w:eastAsia="宋体" w:hAnsi="宋体" w:cs="宋体"/>
+                <w:b/>
+                <w:bCs/>
                 <w:sz w:val="21"/>
               </w:rPr>
               <w:t xml:space="preserve">动态临时点”弹性布局方案，用</w:t>
@@ -1400,6 +1358,8 @@
             <w:r>
               <w:rPr>
                 <w:rFonts w:ascii="宋体" w:eastAsia="宋体" w:hAnsi="宋体" w:cs="宋体"/>
+                <w:b/>
+                <w:bCs/>
                 <w:sz w:val="21"/>
               </w:rPr>
               <w:t xml:space="preserve">完成模型测算，验证方案可降低运营成本</w:t>
@@ -1414,6 +1374,8 @@
             <w:r>
               <w:rPr>
                 <w:rFonts w:ascii="宋体" w:eastAsia="宋体" w:hAnsi="宋体" w:cs="宋体"/>
+                <w:b/>
+                <w:bCs/>
                 <w:sz w:val="21"/>
               </w:rPr>
               <w:t xml:space="preserve">、提升老年覆盖率至</w:t>
@@ -1428,6 +1390,8 @@
             <w:r>
               <w:rPr>
                 <w:rFonts w:ascii="宋体" w:eastAsia="宋体" w:hAnsi="宋体" w:cs="宋体"/>
+                <w:b/>
+                <w:bCs/>
                 <w:sz w:val="21"/>
               </w:rPr>
               <w:t xml:space="preserve">、缩短配送时长</w:t>
@@ -1446,7 +1410,7 @@
                 <w:ilvl w:val="0"/>
                 <w:numId w:val="9"/>
               </w:numPr>
-              <w:spacing w:line="315" w:lineRule="atLeast"/>
+              <w:spacing w:line="240" w:lineRule="auto" w:before="0" w:after="0"/>
               <w:rPr>
                 <w:rFonts w:ascii="Times New Roman" w:eastAsia="宋体" w:hAnsi="Times New Roman" w:cs="宋体" w:hint="default"/>
                 <w:sz w:val="21"/>
@@ -1455,6 +1419,8 @@
             <w:r>
               <w:rPr>
                 <w:rFonts w:ascii="宋体" w:eastAsia="宋体" w:hAnsi="宋体" w:cs="宋体"/>
+                <w:b/>
+                <w:bCs/>
                 <w:sz w:val="21"/>
               </w:rPr>
               <w:t xml:space="preserve">项目成果形成完整结课报告，具备从问题识别到方案验证的闭环项目管理能力</w:t>
@@ -1487,7 +1453,7 @@
           </w:tcPr>
           <w:p>
             <w:pPr>
-              <w:spacing w:line="315" w:lineRule="atLeast"/>
+              <w:spacing w:line="240" w:lineRule="auto" w:before="0" w:after="0"/>
               <w:rPr>
                 <w:rFonts w:ascii="Times New Roman" w:hAnsi="Times New Roman"/>
                 <w:sz w:val="21"/>
@@ -1515,7 +1481,7 @@
           </w:tcPr>
           <w:p>
             <w:pPr>
-              <w:spacing w:line="315" w:lineRule="atLeast"/>
+              <w:spacing w:line="240" w:lineRule="auto" w:before="0" w:after="0"/>
               <w:rPr>
                 <w:rFonts w:ascii="Times New Roman" w:hAnsi="Times New Roman"/>
                 <w:sz w:val="21"/>
@@ -1546,7 +1512,7 @@
           </w:tcPr>
           <w:p>
             <w:pPr>
-              <w:spacing w:line="315" w:lineRule="atLeast"/>
+              <w:spacing w:line="240" w:lineRule="auto" w:before="0" w:after="0"/>
               <w:rPr>
                 <w:rFonts w:ascii="Times New Roman" w:eastAsia="等线" w:hAnsi="Times New Roman"/>
                 <w:b/>
@@ -1578,7 +1544,7 @@
           </w:tcPr>
           <w:p>
             <w:pPr>
-              <w:spacing w:line="315" w:lineRule="atLeast"/>
+              <w:spacing w:line="240" w:lineRule="auto" w:before="0" w:after="0"/>
               <w:rPr>
                 <w:rFonts w:ascii="Times New Roman" w:eastAsia="等线" w:hAnsi="Times New Roman" w:hint="default"/>
                 <w:b/>
@@ -1588,7 +1554,7 @@
             </w:pPr>
             <w:r>
               <w:rPr>
-                <w:rFonts w:ascii="Times New Roman" w:eastAsia="宋体" w:hAnsi="Times New Roman" w:cs="宋体"/>
+                <w:rFonts w:ascii="宋体" w:eastAsia="宋体" w:hAnsi="宋体" w:cs="宋体"/>
                 <w:b/>
                 <w:bCs/>
                 <w:sz w:val="21"/>
@@ -1623,7 +1589,7 @@
           </w:tcPr>
           <w:p>
             <w:pPr>
-              <w:spacing w:line="315" w:lineRule="atLeast"/>
+              <w:spacing w:line="240" w:lineRule="auto" w:before="0" w:after="0"/>
               <w:rPr>
                 <w:rFonts w:ascii="Times New Roman" w:hAnsi="Times New Roman"/>
                 <w:sz w:val="21"/>
@@ -1655,7 +1621,7 @@
                 <w:ilvl w:val="0"/>
                 <w:numId w:val="9"/>
               </w:numPr>
-              <w:spacing w:line="315" w:lineRule="atLeast"/>
+              <w:spacing w:line="240" w:lineRule="auto" w:before="0" w:after="0"/>
               <w:rPr>
                 <w:rFonts w:ascii="Times New Roman" w:eastAsia="宋体" w:hAnsi="Times New Roman" w:cs="宋体" w:hint="default"/>
                 <w:sz w:val="21"/>
@@ -1664,6 +1630,8 @@
             <w:r>
               <w:rPr>
                 <w:rFonts w:ascii="宋体" w:eastAsia="宋体" w:hAnsi="宋体" w:cs="宋体"/>
+                <w:b/>
+                <w:bCs/>
                 <w:sz w:val="21"/>
               </w:rPr>
               <w:t xml:space="preserve">统筹问卷设计、发放回收、数据清洗、统计分析全流程，回收</w:t>
@@ -1678,6 +1646,8 @@
             <w:r>
               <w:rPr>
                 <w:rFonts w:ascii="宋体" w:eastAsia="宋体" w:hAnsi="宋体" w:cs="宋体"/>
+                <w:b/>
+                <w:bCs/>
                 <w:sz w:val="21"/>
               </w:rPr>
               <w:t xml:space="preserve">份有效样本，用</w:t>
@@ -1692,6 +1662,8 @@
             <w:r>
               <w:rPr>
                 <w:rFonts w:ascii="宋体" w:eastAsia="宋体" w:hAnsi="宋体" w:cs="宋体"/>
+                <w:b/>
+                <w:bCs/>
                 <w:sz w:val="21"/>
               </w:rPr>
               <w:t xml:space="preserve">和</w:t>
@@ -1706,6 +1678,8 @@
             <w:r>
               <w:rPr>
                 <w:rFonts w:ascii="宋体" w:eastAsia="宋体" w:hAnsi="宋体" w:cs="宋体"/>
+                <w:b/>
+                <w:bCs/>
                 <w:sz w:val="21"/>
               </w:rPr>
               <w:t xml:space="preserve">完成数据分析</w:t>
@@ -1717,7 +1691,7 @@
                 <w:ilvl w:val="0"/>
                 <w:numId w:val="9"/>
               </w:numPr>
-              <w:spacing w:line="315" w:lineRule="atLeast"/>
+              <w:spacing w:line="240" w:lineRule="auto" w:before="0" w:after="0"/>
               <w:rPr>
                 <w:rFonts w:ascii="Times New Roman" w:eastAsia="宋体" w:hAnsi="Times New Roman" w:cs="宋体" w:hint="default"/>
                 <w:sz w:val="21"/>
@@ -1726,6 +1700,8 @@
             <w:r>
               <w:rPr>
                 <w:rFonts w:ascii="宋体" w:eastAsia="宋体" w:hAnsi="宋体" w:cs="宋体"/>
+                <w:b/>
+                <w:bCs/>
                 <w:sz w:val="21"/>
               </w:rPr>
               <w:t xml:space="preserve">验证技术特性对用户体验的影响路径，识别核心影响因素，输出研究结论与优化建议</w:t>
@@ -1758,7 +1734,7 @@
           </w:tcPr>
           <w:p>
             <w:pPr>
-              <w:spacing w:line="315" w:lineRule="atLeast"/>
+              <w:spacing w:line="240" w:lineRule="auto" w:before="0" w:after="0"/>
               <w:rPr>
                 <w:rFonts w:ascii="Times New Roman" w:hAnsi="Times New Roman"/>
                 <w:sz w:val="21"/>
@@ -1786,7 +1762,7 @@
           </w:tcPr>
           <w:p>
             <w:pPr>
-              <w:spacing w:line="315" w:lineRule="atLeast"/>
+              <w:spacing w:line="240" w:lineRule="auto" w:before="0" w:after="0"/>
               <w:rPr>
                 <w:rFonts w:ascii="Times New Roman" w:hAnsi="Times New Roman"/>
                 <w:sz w:val="21"/>
@@ -1817,7 +1793,7 @@
           </w:tcPr>
           <w:p>
             <w:pPr>
-              <w:spacing w:line="315" w:lineRule="atLeast"/>
+              <w:spacing w:line="240" w:lineRule="auto" w:before="0" w:after="0"/>
               <w:rPr>
                 <w:rFonts w:ascii="Times New Roman" w:eastAsia="等线" w:hAnsi="Times New Roman"/>
                 <w:b/>
@@ -1849,7 +1825,7 @@
           </w:tcPr>
           <w:p>
             <w:pPr>
-              <w:spacing w:line="315" w:lineRule="atLeast"/>
+              <w:spacing w:line="240" w:lineRule="auto" w:before="0" w:after="0"/>
               <w:rPr>
                 <w:rFonts w:ascii="Times New Roman" w:eastAsia="等线" w:hAnsi="Times New Roman" w:hint="default"/>
                 <w:b/>
@@ -1859,7 +1835,7 @@
             </w:pPr>
             <w:r>
               <w:rPr>
-                <w:rFonts w:ascii="Times New Roman" w:eastAsia="宋体" w:hAnsi="Times New Roman" w:cs="宋体"/>
+                <w:rFonts w:ascii="宋体" w:eastAsia="宋体" w:hAnsi="宋体" w:cs="宋体"/>
                 <w:b/>
                 <w:bCs/>
                 <w:sz w:val="21"/>
@@ -1894,7 +1870,7 @@
           </w:tcPr>
           <w:p>
             <w:pPr>
-              <w:spacing w:line="315" w:lineRule="atLeast"/>
+              <w:spacing w:line="240" w:lineRule="auto" w:before="0" w:after="0"/>
               <w:rPr>
                 <w:rFonts w:ascii="Times New Roman" w:hAnsi="Times New Roman"/>
                 <w:sz w:val="21"/>
@@ -1926,7 +1902,7 @@
                 <w:ilvl w:val="0"/>
                 <w:numId w:val="9"/>
               </w:numPr>
-              <w:spacing w:line="315" w:lineRule="atLeast"/>
+              <w:spacing w:line="240" w:lineRule="auto" w:before="0" w:after="0"/>
               <w:rPr>
                 <w:rFonts w:ascii="Times New Roman" w:eastAsia="宋体" w:hAnsi="Times New Roman" w:cs="宋体" w:hint="default"/>
                 <w:sz w:val="21"/>
@@ -1935,6 +1911,8 @@
             <w:r>
               <w:rPr>
                 <w:rFonts w:ascii="宋体" w:eastAsia="宋体" w:hAnsi="宋体" w:cs="宋体"/>
+                <w:b/>
+                <w:bCs/>
                 <w:sz w:val="21"/>
               </w:rPr>
               <w:t xml:space="preserve">基于</w:t>
@@ -1949,6 +1927,8 @@
             <w:r>
               <w:rPr>
                 <w:rFonts w:ascii="宋体" w:eastAsia="宋体" w:hAnsi="宋体" w:cs="宋体"/>
+                <w:b/>
+                <w:bCs/>
                 <w:sz w:val="21"/>
               </w:rPr>
               <w:t xml:space="preserve">条葡萄牙银行真实营销数据，用</w:t>
@@ -1963,6 +1943,8 @@
             <w:r>
               <w:rPr>
                 <w:rFonts w:ascii="宋体" w:eastAsia="宋体" w:hAnsi="宋体" w:cs="宋体"/>
+                <w:b/>
+                <w:bCs/>
                 <w:sz w:val="21"/>
               </w:rPr>
               <w:t xml:space="preserve">完成缺失值与异常值清洗，对年龄、职业、营销频次等字段做多维度分层统计</w:t>
@@ -1974,7 +1956,7 @@
                 <w:ilvl w:val="0"/>
                 <w:numId w:val="9"/>
               </w:numPr>
-              <w:spacing w:line="315" w:lineRule="atLeast"/>
+              <w:spacing w:line="240" w:lineRule="auto" w:before="0" w:after="0"/>
               <w:rPr>
                 <w:rFonts w:ascii="Times New Roman" w:eastAsia="宋体" w:hAnsi="Times New Roman" w:cs="宋体" w:hint="default"/>
                 <w:sz w:val="21"/>
@@ -1983,6 +1965,8 @@
             <w:r>
               <w:rPr>
                 <w:rFonts w:ascii="宋体" w:eastAsia="宋体" w:hAnsi="宋体" w:cs="宋体"/>
+                <w:b/>
+                <w:bCs/>
                 <w:sz w:val="21"/>
               </w:rPr>
               <w:t xml:space="preserve">独立绘制帕累托图、相关性热力图、订阅转化率瀑布图，通过多维度统计呈现客户群体响应差异，识别关键影响变量，为客户分群与营销资源分配提供数据支撑</w:t>
@@ -2015,7 +1999,7 @@
           </w:tcPr>
           <w:p>
             <w:pPr>
-              <w:spacing w:line="315" w:lineRule="atLeast"/>
+              <w:spacing w:line="240" w:lineRule="auto" w:before="0" w:after="0"/>
               <w:rPr>
                 <w:rFonts w:ascii="Times New Roman" w:hAnsi="Times New Roman"/>
                 <w:sz w:val="21"/>
@@ -2043,7 +2027,7 @@
           </w:tcPr>
           <w:p>
             <w:pPr>
-              <w:spacing w:line="315" w:lineRule="atLeast"/>
+              <w:spacing w:line="240" w:lineRule="auto" w:before="0" w:after="0"/>
               <w:rPr>
                 <w:rFonts w:ascii="Times New Roman" w:hAnsi="Times New Roman"/>
                 <w:sz w:val="21"/>
@@ -2051,7 +2035,7 @@
             </w:pPr>
             <w:r>
               <w:rPr>
-                <w:rFonts w:ascii="Times New Roman" w:eastAsia="宋体" w:hAnsi="Times New Roman" w:cs="宋体"/>
+                <w:rFonts w:ascii="宋体" w:eastAsia="宋体" w:hAnsi="宋体" w:cs="宋体"/>
                 <w:b/>
                 <w:bCs/>
                 <w:sz w:val="21"/>
@@ -2083,7 +2067,7 @@
           </w:tcPr>
           <w:p>
             <w:pPr>
-              <w:spacing w:line="315" w:lineRule="atLeast"/>
+              <w:spacing w:line="240" w:lineRule="auto" w:before="0" w:after="0"/>
               <w:rPr>
                 <w:rFonts w:ascii="Times New Roman" w:eastAsia="等线" w:hAnsi="Times New Roman"/>
                 <w:b/>
@@ -2115,7 +2099,7 @@
           </w:tcPr>
           <w:p>
             <w:pPr>
-              <w:spacing w:line="315" w:lineRule="atLeast"/>
+              <w:spacing w:line="240" w:lineRule="auto" w:before="0" w:after="0"/>
               <w:rPr>
                 <w:rFonts w:ascii="Times New Roman" w:eastAsia="等线" w:hAnsi="Times New Roman" w:hint="default"/>
                 <w:b/>
@@ -2125,7 +2109,7 @@
             </w:pPr>
             <w:r>
               <w:rPr>
-                <w:rFonts w:ascii="Times New Roman" w:eastAsia="宋体" w:hAnsi="Times New Roman" w:cs="宋体"/>
+                <w:rFonts w:ascii="宋体" w:eastAsia="宋体" w:hAnsi="宋体" w:cs="宋体"/>
                 <w:b/>
                 <w:bCs/>
                 <w:sz w:val="21"/>
@@ -2160,7 +2144,7 @@
           </w:tcPr>
           <w:p>
             <w:pPr>
-              <w:spacing w:line="315" w:lineRule="atLeast"/>
+              <w:spacing w:line="240" w:lineRule="auto" w:before="0" w:after="0"/>
               <w:rPr>
                 <w:rFonts w:ascii="Times New Roman" w:hAnsi="Times New Roman"/>
                 <w:sz w:val="21"/>
@@ -2192,7 +2176,7 @@
                 <w:ilvl w:val="0"/>
                 <w:numId w:val="9"/>
               </w:numPr>
-              <w:spacing w:line="315" w:lineRule="atLeast"/>
+              <w:spacing w:line="240" w:lineRule="auto" w:before="0" w:after="0"/>
               <w:rPr>
                 <w:rFonts w:ascii="Times New Roman" w:eastAsia="宋体" w:hAnsi="Times New Roman" w:cs="宋体" w:hint="default"/>
                 <w:sz w:val="21"/>
@@ -2201,6 +2185,8 @@
             <w:r>
               <w:rPr>
                 <w:rFonts w:ascii="宋体" w:eastAsia="宋体" w:hAnsi="宋体" w:cs="宋体"/>
+                <w:b/>
+                <w:bCs/>
                 <w:sz w:val="21"/>
               </w:rPr>
               <w:t xml:space="preserve">以账套主管角色使用用友</w:t>
@@ -2215,6 +2201,8 @@
             <w:r>
               <w:rPr>
                 <w:rFonts w:ascii="宋体" w:eastAsia="宋体" w:hAnsi="宋体" w:cs="宋体"/>
+                <w:b/>
+                <w:bCs/>
                 <w:sz w:val="21"/>
               </w:rPr>
               <w:t xml:space="preserve">，独立完成采购订单→到货入库→库存调拨→盘点→存货核算→付款凭证全流程操作</w:t>
@@ -2226,7 +2214,7 @@
                 <w:ilvl w:val="0"/>
                 <w:numId w:val="9"/>
               </w:numPr>
-              <w:spacing w:line="315" w:lineRule="atLeast"/>
+              <w:spacing w:line="240" w:lineRule="auto" w:before="0" w:after="0"/>
               <w:rPr>
                 <w:rFonts w:ascii="Times New Roman" w:eastAsia="宋体" w:hAnsi="Times New Roman" w:cs="宋体" w:hint="default"/>
                 <w:sz w:val="21"/>
@@ -2235,9 +2223,521 @@
             <w:r>
               <w:rPr>
                 <w:rFonts w:ascii="宋体" w:eastAsia="宋体" w:hAnsi="宋体" w:cs="宋体"/>
+                <w:b/>
+                <w:bCs/>
                 <w:sz w:val="21"/>
               </w:rPr>
               <w:t xml:space="preserve">熟悉采购申请、订单管理、入库验收、库存调拨、对账核算各环节的单据流转与系统操作，理解采购到付款的完整业务链路</w:t>
+            </w:r>
+          </w:p>
+        </w:tc>
+      </w:tr>
+      <w:tr>
+        <w:trPr>
+          <w:gridAfter w:val="2"/>
+          <w:wAfter w:w="880" w:type="dxa"/>
+          <w:jc w:val="center"/>
+        </w:trPr>
+        <w:tc>
+          <w:tcPr>
+            <w:tcW w:w="695" w:type="dxa"/>
+            <w:tcBorders>
+              <w:top w:val="nil"/>
+              <w:left w:val="nil"/>
+              <w:bottom w:val="nil"/>
+              <w:right w:val="nil"/>
+            </w:tcBorders>
+            <w:tcMar>
+              <w:top w:w="0" w:type="dxa"/>
+              <w:left w:w="113" w:type="dxa"/>
+              <w:bottom w:w="0" w:type="dxa"/>
+              <w:right w:w="85" w:type="dxa"/>
+            </w:tcMar>
+            <w:vAlign w:val="center"/>
+          </w:tcPr>
+          <w:p>
+            <w:pPr>
+              <w:spacing w:line="240" w:lineRule="auto" w:before="0" w:after="0"/>
+              <w:rPr>
+                <w:rFonts w:ascii="Times New Roman" w:hAnsi="Times New Roman"/>
+                <w:sz w:val="21"/>
+              </w:rPr>
+            </w:pPr>
+          </w:p>
+        </w:tc>
+        <w:tc>
+          <w:tcPr>
+            <w:tcW w:w="4600" w:type="dxa"/>
+            <w:gridSpan w:val="4"/>
+            <w:tcBorders>
+              <w:top w:val="nil"/>
+              <w:left w:val="nil"/>
+              <w:bottom w:val="nil"/>
+              <w:right w:val="nil"/>
+            </w:tcBorders>
+            <w:tcMar>
+              <w:top w:w="0" w:type="dxa"/>
+              <w:left w:w="85" w:type="dxa"/>
+              <w:bottom w:w="0" w:type="dxa"/>
+              <w:right w:w="85" w:type="dxa"/>
+            </w:tcMar>
+            <w:vAlign w:val="center"/>
+          </w:tcPr>
+          <w:p>
+            <w:pPr>
+              <w:spacing w:line="240" w:lineRule="auto" w:before="0" w:after="0"/>
+              <w:rPr>
+                <w:rFonts w:ascii="Times New Roman" w:hAnsi="Times New Roman"/>
+                <w:sz w:val="21"/>
+              </w:rPr>
+            </w:pPr>
+            <w:r>
+              <w:rPr>
+                <w:rFonts w:ascii="宋体" w:eastAsia="宋体" w:hAnsi="宋体" w:cs="宋体"/>
+                <w:b/>
+                <w:bCs/>
+                <w:sz w:val="21"/>
+              </w:rPr>
+              <w:t xml:space="preserve">ERP</w:t>
+            </w:r>
+            <w:r>
+              <w:rPr>
+                <w:rFonts w:ascii="宋体" w:eastAsia="宋体" w:hAnsi="宋体" w:cs="宋体"/>
+                <w:b/>
+                <w:bCs/>
+                <w:sz w:val="21"/>
+              </w:rPr>
+              <w:t xml:space="preserve">供应链全流程模拟操作</w:t>
+            </w:r>
+          </w:p>
+        </w:tc>
+        <w:tc>
+          <w:tcPr>
+            <w:tcW w:w="2693" w:type="dxa"/>
+            <w:gridSpan w:val="2"/>
+            <w:tcBorders>
+              <w:top w:val="nil"/>
+              <w:left w:val="nil"/>
+              <w:bottom w:val="nil"/>
+              <w:right w:val="nil"/>
+            </w:tcBorders>
+            <w:vAlign w:val="center"/>
+          </w:tcPr>
+          <w:p>
+            <w:pPr>
+              <w:spacing w:line="240" w:lineRule="auto" w:before="0" w:after="0"/>
+              <w:rPr>
+                <w:rFonts w:ascii="Times New Roman" w:eastAsia="等线" w:hAnsi="Times New Roman"/>
+                <w:b/>
+                <w:bCs/>
+                <w:sz w:val="21"/>
+              </w:rPr>
+            </w:pPr>
+            <w:r>
+              <w:rPr>
+                <w:rFonts w:ascii="宋体" w:eastAsia="宋体" w:hAnsi="宋体" w:cs="宋体"/>
+                <w:b/>
+                <w:bCs/>
+                <w:sz w:val="21"/>
+              </w:rPr>
+              <w:t xml:space="preserve">课程实验・账套主管</w:t>
+            </w:r>
+          </w:p>
+        </w:tc>
+        <w:tc>
+          <w:tcPr>
+            <w:tcW w:w="2755" w:type="dxa"/>
+            <w:tcBorders>
+              <w:top w:val="nil"/>
+              <w:left w:val="nil"/>
+              <w:bottom w:val="nil"/>
+              <w:right w:val="nil"/>
+            </w:tcBorders>
+            <w:vAlign w:val="center"/>
+          </w:tcPr>
+          <w:p>
+            <w:pPr>
+              <w:spacing w:line="240" w:lineRule="auto" w:before="0" w:after="0"/>
+              <w:rPr>
+                <w:rFonts w:ascii="Times New Roman" w:eastAsia="等线" w:hAnsi="Times New Roman" w:hint="default"/>
+                <w:b/>
+                <w:bCs/>
+                <w:sz w:val="21"/>
+              </w:rPr>
+            </w:pPr>
+            <w:r>
+              <w:rPr>
+                <w:rFonts w:ascii="宋体" w:eastAsia="宋体" w:hAnsi="宋体" w:cs="宋体"/>
+                <w:b/>
+                <w:bCs/>
+                <w:sz w:val="21"/>
+              </w:rPr>
+              <w:t xml:space="preserve">2025.03-2025.07</w:t>
+            </w:r>
+          </w:p>
+        </w:tc>
+      </w:tr>
+      <w:tr>
+        <w:trPr>
+          <w:gridAfter w:val="2"/>
+          <w:wAfter w:w="880" w:type="dxa"/>
+          <w:jc w:val="center"/>
+        </w:trPr>
+        <w:tc>
+          <w:tcPr>
+            <w:tcW w:w="695" w:type="dxa"/>
+            <w:tcBorders>
+              <w:top w:val="nil"/>
+              <w:left w:val="nil"/>
+              <w:bottom w:val="nil"/>
+              <w:right w:val="nil"/>
+            </w:tcBorders>
+            <w:tcMar>
+              <w:top w:w="0" w:type="dxa"/>
+              <w:left w:w="113" w:type="dxa"/>
+              <w:bottom w:w="0" w:type="dxa"/>
+              <w:right w:w="85" w:type="dxa"/>
+            </w:tcMar>
+            <w:vAlign w:val="center"/>
+          </w:tcPr>
+          <w:p>
+            <w:pPr>
+              <w:spacing w:line="240" w:lineRule="auto" w:before="0" w:after="0"/>
+              <w:rPr>
+                <w:rFonts w:ascii="Times New Roman" w:hAnsi="Times New Roman"/>
+                <w:sz w:val="21"/>
+              </w:rPr>
+            </w:pPr>
+          </w:p>
+        </w:tc>
+        <w:tc>
+          <w:tcPr>
+            <w:tcW w:w="10048" w:type="dxa"/>
+            <w:gridSpan w:val="7"/>
+            <w:tcBorders>
+              <w:top w:val="nil"/>
+              <w:left w:val="nil"/>
+              <w:bottom w:val="nil"/>
+              <w:right w:val="nil"/>
+            </w:tcBorders>
+            <w:tcMar>
+              <w:top w:w="0" w:type="dxa"/>
+              <w:left w:w="85" w:type="dxa"/>
+              <w:bottom w:w="0" w:type="dxa"/>
+              <w:right w:w="85" w:type="dxa"/>
+            </w:tcMar>
+            <w:vAlign w:val="center"/>
+          </w:tcPr>
+          <w:p>
+            <w:pPr>
+              <w:numPr>
+                <w:ilvl w:val="0"/>
+                <w:numId w:val="9"/>
+              </w:numPr>
+              <w:spacing w:line="240" w:lineRule="auto" w:before="0" w:after="0"/>
+              <w:rPr>
+                <w:rFonts w:ascii="Times New Roman" w:eastAsia="宋体" w:hAnsi="Times New Roman" w:cs="宋体" w:hint="default"/>
+                <w:sz w:val="21"/>
+              </w:rPr>
+            </w:pPr>
+            <w:r>
+              <w:rPr>
+                <w:rFonts w:ascii="Times New Roman" w:eastAsia="宋体" w:hAnsi="Times New Roman" w:cs="宋体"/>
+                <w:b/>
+                <w:bCs/>
+                <w:sz w:val="21"/>
+              </w:rPr>
+              <w:t xml:space="preserve">以账套主管角色，以模拟箱包贸易企业为对象，独立完成采购订单→到货入库→销售订单→发货出库→库存调拨→盘点→存货核算→收付款凭证全流程实操</w:t>
+            </w:r>
+          </w:p>
+          <w:p>
+            <w:pPr>
+              <w:numPr>
+                <w:ilvl w:val="0"/>
+                <w:numId w:val="9"/>
+              </w:numPr>
+              <w:spacing w:line="240" w:lineRule="auto" w:before="0" w:after="0"/>
+              <w:rPr>
+                <w:rFonts w:ascii="Times New Roman" w:eastAsia="宋体" w:hAnsi="Times New Roman" w:cs="宋体" w:hint="default"/>
+                <w:sz w:val="21"/>
+              </w:rPr>
+            </w:pPr>
+            <w:r>
+              <w:rPr>
+                <w:rFonts w:ascii="Times New Roman" w:eastAsia="宋体" w:hAnsi="Times New Roman" w:cs="宋体"/>
+                <w:b/>
+                <w:bCs/>
+                <w:sz w:val="21"/>
+              </w:rPr>
+              <w:t xml:space="preserve">梳理采购、销售、库存等模块间的数据流转与单据关联逻辑，理解</w:t>
+            </w:r>
+            <w:r>
+              <w:rPr>
+                <w:rFonts w:ascii="Times New Roman" w:hAnsi="Times New Roman" w:hint="default"/>
+                <w:sz w:val="21"/>
+              </w:rPr>
+              <w:t xml:space="preserve">ERP</w:t>
+            </w:r>
+            <w:r>
+              <w:rPr>
+                <w:rFonts w:ascii="Times New Roman" w:eastAsia="宋体" w:hAnsi="Times New Roman" w:cs="宋体"/>
+                <w:b/>
+                <w:bCs/>
+                <w:sz w:val="21"/>
+              </w:rPr>
+              <w:t xml:space="preserve">系统供应链业务标准化运作机制</w:t>
+            </w:r>
+          </w:p>
+        </w:tc>
+      </w:tr>
+      <w:tr>
+        <w:trPr>
+          <w:gridAfter w:val="2"/>
+          <w:wAfter w:w="880" w:type="dxa"/>
+          <w:jc w:val="center"/>
+        </w:trPr>
+        <w:tc>
+          <w:tcPr>
+            <w:tcW w:w="695" w:type="dxa"/>
+            <w:tcBorders>
+              <w:top w:val="nil"/>
+              <w:left w:val="nil"/>
+              <w:bottom w:val="nil"/>
+              <w:right w:val="nil"/>
+            </w:tcBorders>
+            <w:tcMar>
+              <w:top w:w="0" w:type="dxa"/>
+              <w:left w:w="113" w:type="dxa"/>
+              <w:bottom w:w="0" w:type="dxa"/>
+              <w:right w:w="85" w:type="dxa"/>
+            </w:tcMar>
+            <w:vAlign w:val="center"/>
+          </w:tcPr>
+          <w:p>
+            <w:pPr>
+              <w:spacing w:line="240" w:lineRule="auto" w:before="0" w:after="0"/>
+              <w:rPr>
+                <w:rFonts w:ascii="Times New Roman" w:hAnsi="Times New Roman"/>
+                <w:sz w:val="21"/>
+              </w:rPr>
+            </w:pPr>
+          </w:p>
+        </w:tc>
+        <w:tc>
+          <w:tcPr>
+            <w:tcW w:w="4600" w:type="dxa"/>
+            <w:gridSpan w:val="4"/>
+            <w:tcBorders>
+              <w:top w:val="nil"/>
+              <w:left w:val="nil"/>
+              <w:bottom w:val="nil"/>
+              <w:right w:val="nil"/>
+            </w:tcBorders>
+            <w:tcMar>
+              <w:top w:w="0" w:type="dxa"/>
+              <w:left w:w="85" w:type="dxa"/>
+              <w:bottom w:w="0" w:type="dxa"/>
+              <w:right w:w="85" w:type="dxa"/>
+            </w:tcMar>
+            <w:vAlign w:val="center"/>
+          </w:tcPr>
+          <w:p>
+            <w:pPr>
+              <w:spacing w:line="240" w:lineRule="auto" w:before="0" w:after="0"/>
+              <w:rPr>
+                <w:rFonts w:ascii="Times New Roman" w:hAnsi="Times New Roman"/>
+                <w:sz w:val="21"/>
+              </w:rPr>
+            </w:pPr>
+            <w:r>
+              <w:rPr>
+                <w:rFonts w:ascii="Times New Roman" w:eastAsia="宋体" w:hAnsi="Times New Roman" w:cs="宋体"/>
+                <w:b/>
+                <w:bCs/>
+                <w:sz w:val="21"/>
+              </w:rPr>
+              <w:t xml:space="preserve">ERP</w:t>
+            </w:r>
+            <w:r>
+              <w:rPr>
+                <w:rFonts w:ascii="宋体" w:eastAsia="宋体" w:hAnsi="宋体" w:cs="宋体"/>
+                <w:b/>
+                <w:bCs/>
+                <w:sz w:val="21"/>
+              </w:rPr>
+              <w:t xml:space="preserve">供应链全流程模拟操作</w:t>
+            </w:r>
+          </w:p>
+        </w:tc>
+        <w:tc>
+          <w:tcPr>
+            <w:tcW w:w="2693" w:type="dxa"/>
+            <w:gridSpan w:val="2"/>
+            <w:tcBorders>
+              <w:top w:val="nil"/>
+              <w:left w:val="nil"/>
+              <w:bottom w:val="nil"/>
+              <w:right w:val="nil"/>
+            </w:tcBorders>
+            <w:vAlign w:val="center"/>
+          </w:tcPr>
+          <w:p>
+            <w:pPr>
+              <w:spacing w:line="240" w:lineRule="auto" w:before="0" w:after="0"/>
+              <w:rPr>
+                <w:rFonts w:ascii="Times New Roman" w:eastAsia="等线" w:hAnsi="Times New Roman"/>
+                <w:b/>
+                <w:bCs/>
+                <w:sz w:val="21"/>
+              </w:rPr>
+            </w:pPr>
+            <w:r>
+              <w:rPr>
+                <w:rFonts w:ascii="宋体" w:eastAsia="宋体" w:hAnsi="宋体" w:cs="宋体"/>
+                <w:b/>
+                <w:bCs/>
+                <w:sz w:val="21"/>
+              </w:rPr>
+              <w:t xml:space="preserve">课程实验・账套主管</w:t>
+            </w:r>
+          </w:p>
+        </w:tc>
+        <w:tc>
+          <w:tcPr>
+            <w:tcW w:w="2755" w:type="dxa"/>
+            <w:tcBorders>
+              <w:top w:val="nil"/>
+              <w:left w:val="nil"/>
+              <w:bottom w:val="nil"/>
+              <w:right w:val="nil"/>
+            </w:tcBorders>
+            <w:vAlign w:val="center"/>
+          </w:tcPr>
+          <w:p>
+            <w:pPr>
+              <w:spacing w:line="240" w:lineRule="auto" w:before="0" w:after="0"/>
+              <w:rPr>
+                <w:rFonts w:ascii="Times New Roman" w:eastAsia="等线" w:hAnsi="Times New Roman" w:hint="default"/>
+                <w:b/>
+                <w:bCs/>
+                <w:sz w:val="21"/>
+              </w:rPr>
+            </w:pPr>
+            <w:r>
+              <w:rPr>
+                <w:rFonts w:ascii="Times New Roman" w:eastAsia="宋体" w:hAnsi="Times New Roman" w:cs="宋体"/>
+                <w:b/>
+                <w:bCs/>
+                <w:sz w:val="21"/>
+              </w:rPr>
+              <w:t xml:space="preserve">2025.03-2025.07</w:t>
+            </w:r>
+          </w:p>
+        </w:tc>
+      </w:tr>
+      <w:tr>
+        <w:trPr>
+          <w:gridAfter w:val="2"/>
+          <w:wAfter w:w="880" w:type="dxa"/>
+          <w:jc w:val="center"/>
+        </w:trPr>
+        <w:tc>
+          <w:tcPr>
+            <w:tcW w:w="695" w:type="dxa"/>
+            <w:tcBorders>
+              <w:top w:val="nil"/>
+              <w:left w:val="nil"/>
+              <w:bottom w:val="nil"/>
+              <w:right w:val="nil"/>
+            </w:tcBorders>
+            <w:tcMar>
+              <w:top w:w="0" w:type="dxa"/>
+              <w:left w:w="113" w:type="dxa"/>
+              <w:bottom w:w="0" w:type="dxa"/>
+              <w:right w:w="85" w:type="dxa"/>
+            </w:tcMar>
+            <w:vAlign w:val="center"/>
+          </w:tcPr>
+          <w:p>
+            <w:pPr>
+              <w:spacing w:line="240" w:lineRule="auto" w:before="0" w:after="0"/>
+              <w:rPr>
+                <w:rFonts w:ascii="Times New Roman" w:hAnsi="Times New Roman"/>
+                <w:sz w:val="21"/>
+              </w:rPr>
+            </w:pPr>
+          </w:p>
+        </w:tc>
+        <w:tc>
+          <w:tcPr>
+            <w:tcW w:w="10048" w:type="dxa"/>
+            <w:gridSpan w:val="7"/>
+            <w:tcBorders>
+              <w:top w:val="nil"/>
+              <w:left w:val="nil"/>
+              <w:bottom w:val="nil"/>
+              <w:right w:val="nil"/>
+            </w:tcBorders>
+            <w:tcMar>
+              <w:top w:w="0" w:type="dxa"/>
+              <w:left w:w="85" w:type="dxa"/>
+              <w:bottom w:w="0" w:type="dxa"/>
+              <w:right w:w="85" w:type="dxa"/>
+            </w:tcMar>
+            <w:vAlign w:val="center"/>
+          </w:tcPr>
+          <w:p>
+            <w:pPr>
+              <w:numPr>
+                <w:ilvl w:val="0"/>
+                <w:numId w:val="9"/>
+              </w:numPr>
+              <w:spacing w:line="240" w:lineRule="auto" w:before="0" w:after="0"/>
+              <w:rPr>
+                <w:rFonts w:ascii="Times New Roman" w:eastAsia="宋体" w:hAnsi="Times New Roman" w:cs="宋体" w:hint="default"/>
+                <w:sz w:val="21"/>
+              </w:rPr>
+            </w:pPr>
+            <w:r>
+              <w:rPr>
+                <w:rFonts w:ascii="宋体" w:eastAsia="宋体" w:hAnsi="宋体" w:cs="宋体"/>
+                <w:sz w:val="21"/>
+              </w:rPr>
+              <w:t xml:space="preserve">以账套主管角色，以模拟箱包贸易企业为对象，独立完成采购订单→到货入库→销售订单→发货出库→库存调拨→盘点→存货核算→收付款凭证全流程实操</w:t>
+            </w:r>
+          </w:p>
+          <w:p>
+            <w:pPr>
+              <w:numPr>
+                <w:ilvl w:val="0"/>
+                <w:numId w:val="9"/>
+              </w:numPr>
+              <w:spacing w:line="240" w:lineRule="auto" w:before="0" w:after="0"/>
+              <w:rPr>
+                <w:rFonts w:ascii="Times New Roman" w:eastAsia="宋体" w:hAnsi="Times New Roman" w:cs="宋体" w:hint="default"/>
+                <w:sz w:val="21"/>
+              </w:rPr>
+            </w:pPr>
+            <w:r>
+              <w:rPr>
+                <w:rFonts w:ascii="宋体" w:eastAsia="宋体" w:hAnsi="宋体" w:cs="宋体"/>
+                <w:sz w:val="21"/>
+              </w:rPr>
+              <w:t xml:space="preserve">梳理采购、销售、库存等模块间的数据流转与单据关联逻辑，理解</w:t>
+            </w:r>
+            <w:r>
+              <w:rPr>
+                <w:rFonts w:ascii="Times New Roman" w:hAnsi="Times New Roman" w:hint="default"/>
+                <w:sz w:val="21"/>
+              </w:rPr>
+              <w:t xml:space="preserve">ERP</w:t>
+            </w:r>
+            <w:r>
+              <w:rPr>
+                <w:rFonts w:ascii="宋体" w:eastAsia="宋体" w:hAnsi="宋体" w:cs="宋体"/>
+                <w:sz w:val="21"/>
+              </w:rPr>
+              <w:t xml:space="preserve">系统供应链业务标准化运作机制</w:t>
             </w:r>
           </w:p>
         </w:tc>
@@ -2269,7 +2769,7 @@
           </w:tcPr>
           <w:p>
             <w:pPr>
-              <w:spacing w:line="275" w:lineRule="atLeast"/>
+              <w:spacing w:line="240" w:lineRule="auto" w:before="0" w:after="0"/>
             </w:pPr>
             <w:r>
               <w:rPr>
@@ -2286,6 +2786,7 @@
         <w:rPr>
           <w:vanish/>
         </w:rPr>
+        <w:spacing w:line="240" w:lineRule="auto" w:before="0" w:after="0"/>
       </w:pPr>
     </w:p>
     <w:p>
@@ -2294,6 +2795,7 @@
           <w:vanish/>
           <w:sz w:val="21"/>
         </w:rPr>
+        <w:spacing w:line="240" w:lineRule="auto" w:before="0" w:after="0"/>
       </w:pPr>
     </w:p>
     <w:tbl>
@@ -2337,7 +2839,7 @@
           </w:tcPr>
           <w:p>
             <w:pPr>
-              <w:spacing w:line="315" w:lineRule="atLeast"/>
+              <w:spacing w:line="240" w:lineRule="auto" w:before="0" w:after="0"/>
               <w:rPr>
                 <w:sz w:val="21"/>
               </w:rPr>
@@ -2363,7 +2865,7 @@
           </w:tcPr>
           <w:p>
             <w:pPr>
-              <w:spacing w:line="315" w:lineRule="atLeast"/>
+              <w:spacing w:line="240" w:lineRule="auto" w:before="0" w:after="0"/>
               <w:rPr>
                 <w:b/>
                 <w:bCs/>
@@ -2394,7 +2896,7 @@
           </w:tcPr>
           <w:p>
             <w:pPr>
-              <w:spacing w:line="315" w:lineRule="atLeast"/>
+              <w:spacing w:line="240" w:lineRule="auto" w:before="0" w:after="0"/>
               <w:rPr>
                 <w:b/>
                 <w:bCs/>
@@ -2425,7 +2927,7 @@
           </w:tcPr>
           <w:p>
             <w:pPr>
-              <w:spacing w:line="315" w:lineRule="atLeast"/>
+              <w:spacing w:line="240" w:lineRule="auto" w:before="0" w:after="0"/>
               <w:rPr>
                 <w:rFonts w:ascii="Times New Roman" w:eastAsia="等线" w:hAnsi="Times New Roman" w:hint="default"/>
                 <w:b/>
@@ -2435,7 +2937,7 @@
             </w:pPr>
             <w:r>
               <w:rPr>
-                <w:rFonts w:ascii="Times New Roman" w:eastAsia="宋体" w:hAnsi="Times New Roman" w:cs="宋体"/>
+                <w:rFonts w:ascii="宋体" w:eastAsia="宋体" w:hAnsi="宋体" w:cs="宋体"/>
                 <w:b/>
                 <w:bCs/>
                 <w:sz w:val="21"/>
@@ -2468,7 +2970,7 @@
           </w:tcPr>
           <w:p>
             <w:pPr>
-              <w:spacing w:line="315" w:lineRule="atLeast"/>
+              <w:spacing w:line="240" w:lineRule="auto" w:before="0" w:after="0"/>
               <w:rPr>
                 <w:rFonts w:ascii="Times New Roman" w:hAnsi="Times New Roman"/>
                 <w:sz w:val="21"/>
@@ -2500,7 +3002,7 @@
                 <w:ilvl w:val="0"/>
                 <w:numId w:val="6"/>
               </w:numPr>
-              <w:spacing w:line="315" w:lineRule="atLeast"/>
+              <w:spacing w:line="240" w:lineRule="auto" w:before="0" w:after="0"/>
               <w:rPr>
                 <w:rFonts w:ascii="Times New Roman" w:eastAsia="宋体" w:hAnsi="Times New Roman" w:cs="宋体" w:hint="default"/>
                 <w:sz w:val="21"/>
@@ -2509,6 +3011,8 @@
             <w:r>
               <w:rPr>
                 <w:rFonts w:ascii="宋体" w:eastAsia="宋体" w:hAnsi="宋体" w:cs="宋体"/>
+                <w:b/>
+                <w:bCs/>
                 <w:sz w:val="21"/>
               </w:rPr>
               <w:t xml:space="preserve">作为项目助理统筹</w:t>
@@ -2523,6 +3027,8 @@
             <w:r>
               <w:rPr>
                 <w:rFonts w:ascii="宋体" w:eastAsia="宋体" w:hAnsi="宋体" w:cs="宋体"/>
+                <w:b/>
+                <w:bCs/>
                 <w:sz w:val="21"/>
               </w:rPr>
               <w:t xml:space="preserve">份申报材料的收集、核对、提交全流程，用</w:t>
@@ -2537,6 +3043,8 @@
             <w:r>
               <w:rPr>
                 <w:rFonts w:ascii="宋体" w:eastAsia="宋体" w:hAnsi="宋体" w:cs="宋体"/>
+                <w:b/>
+                <w:bCs/>
                 <w:sz w:val="21"/>
               </w:rPr>
               <w:t xml:space="preserve">搭建可检索的电子台账</w:t>
@@ -2548,7 +3056,7 @@
                 <w:ilvl w:val="0"/>
                 <w:numId w:val="6"/>
               </w:numPr>
-              <w:spacing w:line="315" w:lineRule="atLeast"/>
+              <w:spacing w:line="240" w:lineRule="auto" w:before="0" w:after="0"/>
               <w:rPr>
                 <w:rFonts w:ascii="Times New Roman" w:eastAsia="宋体" w:hAnsi="Times New Roman" w:cs="宋体" w:hint="default"/>
                 <w:sz w:val="21"/>
@@ -2557,6 +3065,8 @@
             <w:r>
               <w:rPr>
                 <w:rFonts w:ascii="宋体" w:eastAsia="宋体" w:hAnsi="宋体" w:cs="宋体"/>
+                <w:b/>
+                <w:bCs/>
                 <w:sz w:val="21"/>
               </w:rPr>
               <w:t xml:space="preserve">梳理并标准化资料审核与报批流程，按月汇总项目执行数据；建立可检索的文档归档体系，统一收纳申报单据并分类存档，提升材料调取效率</w:t>
@@ -2587,7 +3097,7 @@
           </w:tcPr>
           <w:p>
             <w:pPr>
-              <w:spacing w:line="315" w:lineRule="atLeast"/>
+              <w:spacing w:line="240" w:lineRule="auto" w:before="0" w:after="0"/>
               <w:rPr>
                 <w:sz w:val="21"/>
               </w:rPr>
@@ -2613,7 +3123,7 @@
           </w:tcPr>
           <w:p>
             <w:pPr>
-              <w:spacing w:line="315" w:lineRule="atLeast"/>
+              <w:spacing w:line="240" w:lineRule="auto" w:before="0" w:after="0"/>
               <w:rPr>
                 <w:b/>
                 <w:bCs/>
@@ -2644,7 +3154,7 @@
           </w:tcPr>
           <w:p>
             <w:pPr>
-              <w:spacing w:line="315" w:lineRule="atLeast"/>
+              <w:spacing w:line="240" w:lineRule="auto" w:before="0" w:after="0"/>
               <w:rPr>
                 <w:b/>
                 <w:bCs/>
@@ -2675,7 +3185,7 @@
           </w:tcPr>
           <w:p>
             <w:pPr>
-              <w:spacing w:line="315" w:lineRule="atLeast"/>
+              <w:spacing w:line="240" w:lineRule="auto" w:before="0" w:after="0"/>
               <w:rPr>
                 <w:rFonts w:ascii="Times New Roman" w:eastAsia="等线" w:hAnsi="Times New Roman" w:hint="default"/>
                 <w:b/>
@@ -2685,7 +3195,7 @@
             </w:pPr>
             <w:r>
               <w:rPr>
-                <w:rFonts w:ascii="Times New Roman" w:eastAsia="宋体" w:hAnsi="Times New Roman" w:cs="宋体"/>
+                <w:rFonts w:ascii="宋体" w:eastAsia="宋体" w:hAnsi="宋体" w:cs="宋体"/>
                 <w:b/>
                 <w:bCs/>
                 <w:sz w:val="21"/>
@@ -2718,7 +3228,7 @@
           </w:tcPr>
           <w:p>
             <w:pPr>
-              <w:spacing w:line="315" w:lineRule="atLeast"/>
+              <w:spacing w:line="240" w:lineRule="auto" w:before="0" w:after="0"/>
               <w:rPr>
                 <w:rFonts w:ascii="Times New Roman" w:hAnsi="Times New Roman"/>
                 <w:sz w:val="21"/>
@@ -2750,7 +3260,7 @@
                 <w:ilvl w:val="0"/>
                 <w:numId w:val="6"/>
               </w:numPr>
-              <w:spacing w:line="315" w:lineRule="atLeast"/>
+              <w:spacing w:line="240" w:lineRule="auto" w:before="0" w:after="0"/>
               <w:rPr>
                 <w:rFonts w:ascii="Times New Roman" w:eastAsia="宋体" w:hAnsi="Times New Roman" w:cs="宋体" w:hint="default"/>
                 <w:sz w:val="21"/>
@@ -2759,6 +3269,8 @@
             <w:r>
               <w:rPr>
                 <w:rFonts w:ascii="宋体" w:eastAsia="宋体" w:hAnsi="宋体" w:cs="宋体"/>
+                <w:b/>
+                <w:bCs/>
                 <w:sz w:val="21"/>
               </w:rPr>
               <w:t xml:space="preserve">负责门店数十种原辅料的补货申请、入库核对与日常盘点，落实“日盘</w:t>
@@ -2773,6 +3285,8 @@
             <w:r>
               <w:rPr>
                 <w:rFonts w:ascii="宋体" w:eastAsia="宋体" w:hAnsi="宋体" w:cs="宋体"/>
+                <w:b/>
+                <w:bCs/>
                 <w:sz w:val="21"/>
               </w:rPr>
               <w:t xml:space="preserve">效期预警”机制，核对交接班出入库单据，保持库存账实一致，任职期间无重大盘点差异</w:t>
@@ -2784,7 +3298,7 @@
                 <w:ilvl w:val="0"/>
                 <w:numId w:val="6"/>
               </w:numPr>
-              <w:spacing w:line="315" w:lineRule="atLeast"/>
+              <w:spacing w:line="240" w:lineRule="auto" w:before="0" w:after="0"/>
               <w:rPr>
                 <w:rFonts w:ascii="Times New Roman" w:eastAsia="宋体" w:hAnsi="Times New Roman" w:cs="宋体" w:hint="default"/>
                 <w:sz w:val="21"/>
@@ -2793,6 +3307,8 @@
             <w:r>
               <w:rPr>
                 <w:rFonts w:ascii="宋体" w:eastAsia="宋体" w:hAnsi="宋体" w:cs="宋体"/>
+                <w:b/>
+                <w:bCs/>
                 <w:sz w:val="21"/>
               </w:rPr>
               <w:t xml:space="preserve">根据销售消耗规律制定每日解冻备货计划，精准匹配需求与备货量，降低物料损耗与临时缺货风险，保障门店日常运营物料供应稳定</w:t>
@@ -2808,6 +3324,7 @@
           <w:vanish/>
           <w:sz w:val="21"/>
         </w:rPr>
+        <w:spacing w:line="240" w:lineRule="auto" w:before="0" w:after="0"/>
       </w:pPr>
     </w:p>
     <w:p>
@@ -2817,6 +3334,7 @@
           <w:vanish/>
           <w:sz w:val="21"/>
         </w:rPr>
+        <w:spacing w:line="240" w:lineRule="auto" w:before="0" w:after="0"/>
       </w:pPr>
     </w:p>
     <w:p>
@@ -2826,6 +3344,7 @@
           <w:vanish/>
           <w:sz w:val="21"/>
         </w:rPr>
+        <w:spacing w:line="240" w:lineRule="auto" w:before="0" w:after="0"/>
       </w:pPr>
     </w:p>
     <w:p>
@@ -2835,6 +3354,7 @@
           <w:vanish/>
           <w:sz w:val="2"/>
         </w:rPr>
+        <w:spacing w:line="240" w:lineRule="auto" w:before="0" w:after="0"/>
       </w:pPr>
     </w:p>
     <w:p>
@@ -2843,6 +3363,7 @@
           <w:rFonts w:ascii="Times New Roman" w:hAnsi="Times New Roman"/>
           <w:vanish/>
         </w:rPr>
+        <w:spacing w:line="240" w:lineRule="auto" w:before="0" w:after="0"/>
       </w:pPr>
     </w:p>
     <w:p>
@@ -2852,6 +3373,7 @@
           <w:vanish/>
           <w:sz w:val="21"/>
         </w:rPr>
+        <w:spacing w:line="240" w:lineRule="auto" w:before="0" w:after="0"/>
       </w:pPr>
     </w:p>
     <w:tbl>
@@ -2893,7 +3415,7 @@
           </w:tcPr>
           <w:p>
             <w:pPr>
-              <w:spacing w:before="63" w:after="42" w:line="275" w:lineRule="atLeast"/>
+              <w:spacing w:before="0" w:after="0" w:line="240" w:lineRule="auto"/>
               <w:rPr>
                 <w:rFonts w:ascii="Times New Roman" w:hAnsi="Times New Roman"/>
               </w:rPr>
@@ -2916,6 +3438,7 @@
           <w:rFonts w:ascii="Times New Roman" w:hAnsi="Times New Roman"/>
           <w:vanish/>
         </w:rPr>
+        <w:spacing w:line="240" w:lineRule="auto" w:before="0" w:after="0"/>
       </w:pPr>
     </w:p>
     <w:tbl>
@@ -2958,7 +3481,7 @@
           </w:tcPr>
           <w:p>
             <w:pPr>
-              <w:spacing w:before="63" w:after="21" w:line="210" w:lineRule="atLeast"/>
+              <w:spacing w:before="0" w:after="0" w:line="240" w:lineRule="auto"/>
               <w:rPr>
                 <w:rFonts w:ascii="Times New Roman" w:hAnsi="Times New Roman"/>
                 <w:sz w:val="21"/>
@@ -2985,7 +3508,7 @@
           </w:tcPr>
           <w:p>
             <w:pPr>
-              <w:spacing w:line="315" w:lineRule="atLeast"/>
+              <w:spacing w:line="240" w:lineRule="auto" w:before="0" w:after="0"/>
               <w:rPr>
                 <w:rFonts w:ascii="Times New Roman" w:eastAsia="宋体" w:hAnsi="Times New Roman" w:cs="宋体" w:hint="default"/>
                 <w:b/>
@@ -2995,7 +3518,7 @@
             </w:pPr>
             <w:r>
               <w:rPr>
-                <w:rFonts w:ascii="Times New Roman" w:eastAsia="宋体" w:hAnsi="Times New Roman" w:cs="宋体"/>
+                <w:rFonts w:ascii="宋体" w:eastAsia="宋体" w:hAnsi="宋体" w:cs="宋体"/>
                 <w:b/>
                 <w:bCs/>
                 <w:sz w:val="21"/>
@@ -3014,6 +3537,8 @@
             <w:r>
               <w:rPr>
                 <w:rFonts w:ascii="宋体" w:eastAsia="宋体" w:hAnsi="宋体" w:cs="宋体"/>
+                <w:b/>
+                <w:bCs/>
                 <w:sz w:val="21"/>
               </w:rPr>
               <w:t xml:space="preserve">用友</w:t>
@@ -3028,6 +3553,8 @@
             <w:r>
               <w:rPr>
                 <w:rFonts w:ascii="宋体" w:eastAsia="宋体" w:hAnsi="宋体" w:cs="宋体"/>
+                <w:b/>
+                <w:bCs/>
                 <w:sz w:val="21"/>
               </w:rPr>
               <w:t xml:space="preserve">（采购</w:t>
@@ -3042,6 +3569,8 @@
             <w:r>
               <w:rPr>
                 <w:rFonts w:ascii="宋体" w:eastAsia="宋体" w:hAnsi="宋体" w:cs="宋体"/>
+                <w:b/>
+                <w:bCs/>
                 <w:sz w:val="21"/>
               </w:rPr>
               <w:t xml:space="preserve">库存</w:t>
@@ -3056,6 +3585,8 @@
             <w:r>
               <w:rPr>
                 <w:rFonts w:ascii="宋体" w:eastAsia="宋体" w:hAnsi="宋体" w:cs="宋体"/>
+                <w:b/>
+                <w:bCs/>
                 <w:sz w:val="21"/>
               </w:rPr>
               <w:t xml:space="preserve">存货核算全流程操作）</w:t>
@@ -3063,7 +3594,7 @@
           </w:p>
           <w:p>
             <w:pPr>
-              <w:spacing w:line="315" w:lineRule="atLeast"/>
+              <w:spacing w:line="240" w:lineRule="auto" w:before="0" w:after="0"/>
               <w:rPr>
                 <w:rFonts w:ascii="Times New Roman" w:eastAsia="宋体" w:hAnsi="Times New Roman" w:cs="宋体" w:hint="default"/>
                 <w:b/>
@@ -3090,6 +3621,8 @@
             <w:r>
               <w:rPr>
                 <w:rFonts w:ascii="宋体" w:eastAsia="宋体" w:hAnsi="宋体" w:cs="宋体"/>
+                <w:b/>
+                <w:bCs/>
                 <w:sz w:val="21"/>
               </w:rPr>
               <w:t xml:space="preserve">（透视表</w:t>
@@ -3104,6 +3637,8 @@
             <w:r>
               <w:rPr>
                 <w:rFonts w:ascii="宋体" w:eastAsia="宋体" w:hAnsi="宋体" w:cs="宋体"/>
+                <w:b/>
+                <w:bCs/>
                 <w:sz w:val="21"/>
               </w:rPr>
               <w:t xml:space="preserve">函数</w:t>
@@ -3118,6 +3653,8 @@
             <w:r>
               <w:rPr>
                 <w:rFonts w:ascii="宋体" w:eastAsia="宋体" w:hAnsi="宋体" w:cs="宋体"/>
+                <w:b/>
+                <w:bCs/>
                 <w:sz w:val="21"/>
               </w:rPr>
               <w:t xml:space="preserve">台账搭建）、</w:t>
@@ -3132,6 +3669,8 @@
             <w:r>
               <w:rPr>
                 <w:rFonts w:ascii="宋体" w:eastAsia="宋体" w:hAnsi="宋体" w:cs="宋体"/>
+                <w:b/>
+                <w:bCs/>
                 <w:sz w:val="21"/>
               </w:rPr>
               <w:t xml:space="preserve">、</w:t>
@@ -3146,7 +3685,7 @@
           </w:p>
           <w:p>
             <w:pPr>
-              <w:spacing w:line="315" w:lineRule="atLeast"/>
+              <w:spacing w:line="240" w:lineRule="auto" w:before="0" w:after="0"/>
               <w:rPr>
                 <w:rFonts w:ascii="Times New Roman" w:eastAsia="宋体" w:hAnsi="Times New Roman" w:cs="宋体" w:hint="default"/>
                 <w:b/>
@@ -3173,6 +3712,8 @@
             <w:r>
               <w:rPr>
                 <w:rFonts w:ascii="宋体" w:eastAsia="宋体" w:hAnsi="宋体" w:cs="宋体"/>
+                <w:b/>
+                <w:bCs/>
                 <w:sz w:val="21"/>
               </w:rPr>
               <w:t xml:space="preserve">、</w:t>
@@ -3187,6 +3728,8 @@
             <w:r>
               <w:rPr>
                 <w:rFonts w:ascii="宋体" w:eastAsia="宋体" w:hAnsi="宋体" w:cs="宋体"/>
+                <w:b/>
+                <w:bCs/>
                 <w:sz w:val="21"/>
               </w:rPr>
               <w:t xml:space="preserve">、</w:t>
@@ -3201,6 +3744,8 @@
             <w:r>
               <w:rPr>
                 <w:rFonts w:ascii="宋体" w:eastAsia="宋体" w:hAnsi="宋体" w:cs="宋体"/>
+                <w:b/>
+                <w:bCs/>
                 <w:sz w:val="21"/>
               </w:rPr>
               <w:t xml:space="preserve">（数据清洗与统计分析）</w:t>
@@ -3208,7 +3753,7 @@
           </w:p>
           <w:p>
             <w:pPr>
-              <w:spacing w:line="315" w:lineRule="atLeast"/>
+              <w:spacing w:line="240" w:lineRule="auto" w:before="0" w:after="0"/>
               <w:rPr>
                 <w:rFonts w:ascii="Times New Roman" w:eastAsia="宋体" w:hAnsi="Times New Roman" w:cs="宋体" w:hint="default"/>
                 <w:b/>
@@ -3228,6 +3773,8 @@
             <w:r>
               <w:rPr>
                 <w:rFonts w:ascii="宋体" w:eastAsia="宋体" w:hAnsi="宋体" w:cs="宋体"/>
+                <w:b/>
+                <w:bCs/>
                 <w:sz w:val="21"/>
               </w:rPr>
               <w:t xml:space="preserve">项目文档全生命周期管理、跨部门沟通进度同步、报批流程梳理与标准化、采购与库存单据处理</w:t>
@@ -3242,6 +3789,7 @@
           <w:vanish/>
           <w:sz w:val="21"/>
         </w:rPr>
+        <w:spacing w:line="240" w:lineRule="auto" w:before="0" w:after="0"/>
       </w:pPr>
     </w:p>
     <w:sectPr>

--- a/02_定制简历库/通用简历/文雪_山东大学_项目采购方向.docx
+++ b/02_定制简历库/通用简历/文雪_山东大学_项目采购方向.docx
@@ -9,7 +9,6 @@
           <w:rFonts w:hint="default"/>
           <w:vanish/>
         </w:rPr>
-        <w:spacing w:line="240" w:lineRule="auto" w:before="0" w:after="0"/>
       </w:pPr>
     </w:p>
     <w:tbl>
@@ -25,8 +24,7 @@
         <w:tblLook w:val="0000" w:firstRow="0" w:lastRow="0" w:firstColumn="0" w:lastColumn="0" w:noHBand="0" w:noVBand="0"/>
       </w:tblPr>
       <w:tblGrid>
-        <w:gridCol w:w="3673"/>
-        <w:gridCol w:w="5868"/>
+        <w:gridCol w:w="9541"/>
         <w:gridCol w:w="1203"/>
       </w:tblGrid>
       <w:tr>
@@ -37,7 +35,6 @@
         <w:tc>
           <w:tcPr>
             <w:tcW w:w="9541" w:type="dxa"/>
-            <w:gridSpan w:val="2"/>
             <w:tcBorders>
               <w:top w:val="nil"/>
               <w:left w:val="nil"/>
@@ -54,7 +51,7 @@
           </w:tcPr>
           <w:p>
             <w:pPr>
-              <w:spacing w:line="240" w:lineRule="auto" w:before="0" w:after="0"/>
+              <w:spacing w:line="505" w:lineRule="atLeast"/>
               <w:rPr>
                 <w:rFonts w:ascii="宋体" w:eastAsia="宋体" w:hAnsi="宋体"/>
                 <w:b/>
@@ -95,13 +92,12 @@
               <w:rPr>
                 <w:rFonts w:hint="default"/>
               </w:rPr>
-              <w:spacing w:line="240" w:lineRule="auto" w:before="0" w:after="0"/>
             </w:pPr>
             <w:r>
               <w:rPr>
                 <w:noProof/>
               </w:rPr>
-              <w:pict w14:anchorId="66D4D0FE">
+              <w:pict w14:anchorId="7207AFA7">
                 <v:shapetype id="_x0000_t75" coordsize="21600,21600" o:spt="75" o:preferrelative="t" path="m@4@5l@4@11@9@11@9@5xe" filled="f" stroked="f">
                   <v:stroke joinstyle="miter"/>
                   <v:formulas>
@@ -134,16 +130,9 @@
           <w:trHeight w:val="430"/>
           <w:jc w:val="center"/>
         </w:trPr>
-      </w:tr>
-      <w:tr>
-        <w:trPr>
-          <w:trHeight w:val="423"/>
-          <w:jc w:val="center"/>
-        </w:trPr>
         <w:tc>
           <w:tcPr>
             <w:tcW w:w="9541" w:type="dxa"/>
-            <w:gridSpan w:val="2"/>
             <w:tcBorders>
               <w:top w:val="nil"/>
               <w:left w:val="nil"/>
@@ -160,71 +149,78 @@
           </w:tcPr>
           <w:p>
             <w:pPr>
-              <w:spacing w:line="240" w:lineRule="auto" w:before="0" w:after="0"/>
-              <w:rPr>
+              <w:spacing w:line="315" w:lineRule="atLeast"/>
+              <w:rPr>
+                <w:rFonts w:eastAsia="等线"/>
+                <w:sz w:val="21"/>
+              </w:rPr>
+            </w:pPr>
+            <w:r>
+              <w:rPr>
+                <w:rFonts w:ascii="Times New Roman" w:hAnsi="Times New Roman" w:hint="default"/>
+                <w:sz w:val="21"/>
+              </w:rPr>
+              <w:t>18658249341</w:t>
+            </w:r>
+            <w:r>
+              <w:rPr>
+                <w:rFonts w:eastAsia="等线"/>
+                <w:sz w:val="21"/>
+              </w:rPr>
+              <w:t xml:space="preserve"> </w:t>
+            </w:r>
+            <w:r>
+              <w:rPr>
+                <w:rFonts w:ascii="宋体" w:eastAsia="宋体" w:hAnsi="宋体"/>
+                <w:sz w:val="21"/>
+              </w:rPr>
+              <w:t xml:space="preserve"> </w:t>
+            </w:r>
+            <w:r>
+              <w:rPr>
+                <w:rFonts w:ascii="宋体" w:eastAsia="宋体" w:hAnsi="宋体"/>
                 <w:b/>
                 <w:bCs/>
                 <w:sz w:val="21"/>
               </w:rPr>
-            </w:pPr>
-            <w:r>
-              <w:rPr>
-                <w:rFonts w:ascii="宋体" w:eastAsia="宋体" w:hAnsi="宋体" w:cs="宋体"/>
+              <w:t>|</w:t>
+            </w:r>
+            <w:r>
+              <w:rPr>
+                <w:rFonts w:eastAsia="等线"/>
+                <w:sz w:val="21"/>
+              </w:rPr>
+              <w:t xml:space="preserve">  </w:t>
+            </w:r>
+            <w:r>
+              <w:rPr>
+                <w:rFonts w:ascii="Times New Roman" w:hAnsi="Times New Roman"/>
+                <w:sz w:val="21"/>
+              </w:rPr>
+              <w:t>2631217547@qq.com</w:t>
+            </w:r>
+            <w:r>
+              <w:rPr>
+                <w:rFonts w:ascii="Times New Roman" w:eastAsia="等线" w:hAnsi="Times New Roman"/>
+                <w:sz w:val="21"/>
+              </w:rPr>
+              <w:t xml:space="preserve">  </w:t>
+            </w:r>
+            <w:r>
+              <w:rPr>
+                <w:rFonts w:ascii="宋体" w:eastAsia="宋体" w:hAnsi="宋体"/>
                 <w:b/>
                 <w:bCs/>
                 <w:sz w:val="21"/>
               </w:rPr>
-              <w:t xml:space="preserve">求职意向：</w:t>
-            </w:r>
-            <w:r>
-              <w:rPr>
-                <w:rFonts w:ascii="宋体" w:eastAsia="宋体" w:hAnsi="宋体" w:cs="宋体"/>
-                <w:b/>
-                <w:bCs/>
-                <w:sz w:val="21"/>
-              </w:rPr>
-              <w:t xml:space="preserve"> </w:t>
-            </w:r>
-            <w:r>
-              <w:rPr>
-                <w:rFonts w:ascii="宋体" w:eastAsia="宋体" w:hAnsi="宋体" w:cs="宋体"/>
-                <w:b/>
-                <w:bCs/>
-                <w:sz w:val="21"/>
-              </w:rPr>
-              <w:t xml:space="preserve">项目管理</w:t>
-            </w:r>
-            <w:r>
-              <w:rPr>
-                <w:rFonts w:ascii="Times New Roman" w:hAnsi="Times New Roman" w:hint="default"/>
-                <w:sz w:val="21"/>
-              </w:rPr>
-              <w:t xml:space="preserve">/</w:t>
-            </w:r>
-            <w:r>
-              <w:rPr>
-                <w:rFonts w:ascii="宋体" w:eastAsia="宋体" w:hAnsi="宋体" w:cs="宋体"/>
-                <w:b/>
-                <w:bCs/>
-                <w:sz w:val="21"/>
-              </w:rPr>
-              <w:t xml:space="preserve">采购管理</w:t>
-            </w:r>
-            <w:r>
-              <w:rPr>
-                <w:rFonts w:ascii="Times New Roman" w:hAnsi="Times New Roman" w:hint="default"/>
-                <w:sz w:val="21"/>
-              </w:rPr>
-              <w:t xml:space="preserve">/</w:t>
-            </w:r>
-            <w:r>
-              <w:rPr>
-                <w:rFonts w:ascii="宋体" w:eastAsia="宋体" w:hAnsi="宋体" w:cs="宋体"/>
-                <w:b/>
-                <w:bCs/>
-                <w:sz w:val="21"/>
-              </w:rPr>
-              <w:t xml:space="preserve">供应链协调</w:t>
+              <w:t>|</w:t>
+            </w:r>
+            <w:r>
+              <w:rPr>
+                <w:rFonts w:ascii="宋体" w:eastAsia="宋体" w:hAnsi="宋体"/>
+                <w:sz w:val="21"/>
+              </w:rPr>
+              <w:t xml:space="preserve">  济南</w:t>
             </w:r>
           </w:p>
         </w:tc>
@@ -238,7 +234,106 @@
               <w:rPr>
                 <w:sz w:val="21"/>
               </w:rPr>
-              <w:spacing w:line="240" w:lineRule="auto" w:before="0" w:after="0"/>
+            </w:pPr>
+          </w:p>
+        </w:tc>
+      </w:tr>
+      <w:tr>
+        <w:trPr>
+          <w:trHeight w:val="423"/>
+          <w:jc w:val="center"/>
+        </w:trPr>
+        <w:tc>
+          <w:tcPr>
+            <w:tcW w:w="9541" w:type="dxa"/>
+            <w:tcBorders>
+              <w:top w:val="nil"/>
+              <w:left w:val="nil"/>
+              <w:bottom w:val="nil"/>
+              <w:right w:val="nil"/>
+            </w:tcBorders>
+            <w:tcMar>
+              <w:top w:w="0" w:type="dxa"/>
+              <w:left w:w="227" w:type="dxa"/>
+              <w:bottom w:w="0" w:type="dxa"/>
+              <w:right w:w="85" w:type="dxa"/>
+            </w:tcMar>
+            <w:vAlign w:val="center"/>
+          </w:tcPr>
+          <w:p>
+            <w:pPr>
+              <w:spacing w:line="315" w:lineRule="atLeast"/>
+              <w:rPr>
+                <w:b/>
+                <w:bCs/>
+                <w:sz w:val="21"/>
+              </w:rPr>
+            </w:pPr>
+            <w:r>
+              <w:rPr>
+                <w:rFonts w:ascii="Times New Roman" w:eastAsia="宋体" w:hAnsi="Times New Roman" w:cs="宋体"/>
+                <w:b/>
+                <w:bCs/>
+                <w:sz w:val="21"/>
+              </w:rPr>
+              <w:t xml:space="preserve">求职意向：</w:t>
+            </w:r>
+            <w:r>
+              <w:rPr>
+                <w:rFonts w:ascii="Times New Roman" w:eastAsia="宋体" w:hAnsi="Times New Roman" w:cs="宋体"/>
+                <w:b/>
+                <w:bCs/>
+                <w:sz w:val="21"/>
+              </w:rPr>
+              <w:t xml:space="preserve"> </w:t>
+            </w:r>
+            <w:r>
+              <w:rPr>
+                <w:rFonts w:ascii="Times New Roman" w:eastAsia="宋体" w:hAnsi="Times New Roman" w:cs="宋体"/>
+                <w:sz w:val="21"/>
+              </w:rPr>
+              <w:t xml:space="preserve">项目管理</w:t>
+            </w:r>
+            <w:r>
+              <w:rPr>
+                <w:rFonts w:eastAsia="宋体" w:ascii="Times New Roman" w:hAnsi="Times New Roman"/>
+                <w:sz w:val="21"/>
+              </w:rPr>
+              <w:t xml:space="preserve">/</w:t>
+            </w:r>
+            <w:r>
+              <w:rPr>
+                <w:rFonts w:ascii="Times New Roman" w:eastAsia="宋体" w:hAnsi="Times New Roman" w:cs="宋体"/>
+                <w:sz w:val="21"/>
+              </w:rPr>
+              <w:t xml:space="preserve">采购管理</w:t>
+            </w:r>
+            <w:r>
+              <w:rPr>
+                <w:rFonts w:eastAsia="宋体" w:ascii="Times New Roman" w:hAnsi="Times New Roman"/>
+                <w:sz w:val="21"/>
+              </w:rPr>
+              <w:t xml:space="preserve">/</w:t>
+            </w:r>
+            <w:r>
+              <w:rPr>
+                <w:rFonts w:ascii="Times New Roman" w:eastAsia="宋体" w:hAnsi="Times New Roman" w:cs="宋体"/>
+                <w:sz w:val="21"/>
+              </w:rPr>
+              <w:t xml:space="preserve">供应链协调</w:t>
+            </w:r>
+          </w:p>
+        </w:tc>
+        <w:tc>
+          <w:tcPr>
+            <w:tcW w:w="1203" w:type="dxa"/>
+            <w:shd w:val="clear" w:color="auto" w:fill="FFFFFF"/>
+          </w:tcPr>
+          <w:p>
+            <w:pPr>
+              <w:rPr>
+                <w:sz w:val="21"/>
+              </w:rPr>
             </w:pPr>
           </w:p>
         </w:tc>
@@ -251,7 +346,7 @@
         <w:tc>
           <w:tcPr>
             <w:tcW w:w="10744" w:type="dxa"/>
-            <w:gridSpan w:val="3"/>
+            <w:gridSpan w:val="2"/>
             <w:tcBorders>
               <w:top w:val="nil"/>
               <w:left w:val="nil"/>
@@ -267,7 +362,7 @@
           </w:tcPr>
           <w:p>
             <w:pPr>
-              <w:spacing w:line="240" w:lineRule="auto" w:before="0" w:after="0"/>
+              <w:spacing w:line="315" w:lineRule="atLeast"/>
               <w:rPr>
                 <w:b/>
                 <w:bCs/>
@@ -276,7 +371,7 @@
             </w:pPr>
             <w:r>
               <w:rPr>
-                <w:rFonts w:ascii="宋体" w:eastAsia="宋体" w:hAnsi="宋体" w:cs="宋体"/>
+                <w:rFonts w:ascii="Times New Roman" w:eastAsia="宋体" w:hAnsi="Times New Roman" w:cs="宋体"/>
                 <w:b/>
                 <w:bCs/>
                 <w:sz w:val="21"/>
@@ -285,121 +380,105 @@
             </w:r>
             <w:r>
               <w:rPr>
-                <w:rFonts w:ascii="宋体" w:eastAsia="宋体" w:hAnsi="宋体" w:cs="宋体"/>
-                <w:b/>
-                <w:bCs/>
+                <w:rFonts w:ascii="Times New Roman" w:eastAsia="宋体" w:hAnsi="Times New Roman" w:cs="宋体"/>
                 <w:sz w:val="21"/>
               </w:rPr>
               <w:t xml:space="preserve">项目执行：独立主导</w:t>
             </w:r>
             <w:r>
               <w:rPr>
-                <w:rFonts w:ascii="Times New Roman" w:hAnsi="Times New Roman" w:hint="default"/>
+                <w:rFonts w:eastAsia="宋体" w:ascii="Times New Roman" w:hAnsi="Times New Roman"/>
                 <w:sz w:val="21"/>
               </w:rPr>
               <w:t xml:space="preserve">3</w:t>
             </w:r>
             <w:r>
               <w:rPr>
-                <w:rFonts w:ascii="宋体" w:eastAsia="宋体" w:hAnsi="宋体" w:cs="宋体"/>
-                <w:b/>
-                <w:bCs/>
+                <w:rFonts w:ascii="Times New Roman" w:eastAsia="宋体" w:hAnsi="Times New Roman" w:cs="宋体"/>
                 <w:sz w:val="21"/>
               </w:rPr>
               <w:t xml:space="preserve">个课程研究项目从需求定义、数据收集到成果交付全流程，具备从</w:t>
             </w:r>
             <w:r>
               <w:rPr>
-                <w:rFonts w:ascii="Times New Roman" w:hAnsi="Times New Roman" w:hint="default"/>
+                <w:rFonts w:eastAsia="宋体" w:ascii="Times New Roman" w:hAnsi="Times New Roman"/>
                 <w:sz w:val="21"/>
               </w:rPr>
               <w:t xml:space="preserve">0</w:t>
             </w:r>
             <w:r>
               <w:rPr>
-                <w:rFonts w:ascii="宋体" w:eastAsia="宋体" w:hAnsi="宋体" w:cs="宋体"/>
-                <w:b/>
-                <w:bCs/>
+                <w:rFonts w:ascii="Times New Roman" w:eastAsia="宋体" w:hAnsi="Times New Roman" w:cs="宋体"/>
                 <w:sz w:val="21"/>
               </w:rPr>
               <w:t xml:space="preserve">到</w:t>
             </w:r>
             <w:r>
               <w:rPr>
-                <w:rFonts w:ascii="Times New Roman" w:hAnsi="Times New Roman" w:hint="default"/>
+                <w:rFonts w:eastAsia="宋体" w:ascii="Times New Roman" w:hAnsi="Times New Roman"/>
                 <w:sz w:val="21"/>
               </w:rPr>
               <w:t xml:space="preserve">1</w:t>
             </w:r>
             <w:r>
               <w:rPr>
-                <w:rFonts w:ascii="宋体" w:eastAsia="宋体" w:hAnsi="宋体" w:cs="宋体"/>
-                <w:b/>
-                <w:bCs/>
+                <w:rFonts w:ascii="Times New Roman" w:eastAsia="宋体" w:hAnsi="Times New Roman" w:cs="宋体"/>
                 <w:sz w:val="21"/>
               </w:rPr>
               <w:t xml:space="preserve">的项目推进能力；跨部门协作：</w:t>
             </w:r>
             <w:r>
               <w:rPr>
-                <w:rFonts w:ascii="Times New Roman" w:hAnsi="Times New Roman" w:hint="default"/>
+                <w:rFonts w:eastAsia="宋体" w:ascii="Times New Roman" w:hAnsi="Times New Roman"/>
                 <w:sz w:val="21"/>
               </w:rPr>
               <w:t xml:space="preserve">3</w:t>
             </w:r>
             <w:r>
               <w:rPr>
-                <w:rFonts w:ascii="宋体" w:eastAsia="宋体" w:hAnsi="宋体" w:cs="宋体"/>
-                <w:b/>
-                <w:bCs/>
+                <w:rFonts w:ascii="Times New Roman" w:eastAsia="宋体" w:hAnsi="Times New Roman" w:cs="宋体"/>
                 <w:sz w:val="21"/>
               </w:rPr>
               <w:t xml:space="preserve">个月项目助理经验，统筹</w:t>
             </w:r>
             <w:r>
               <w:rPr>
-                <w:rFonts w:ascii="Times New Roman" w:hAnsi="Times New Roman" w:hint="default"/>
+                <w:rFonts w:eastAsia="宋体" w:ascii="Times New Roman" w:hAnsi="Times New Roman"/>
                 <w:sz w:val="21"/>
               </w:rPr>
               <w:t xml:space="preserve">200+</w:t>
             </w:r>
             <w:r>
               <w:rPr>
-                <w:rFonts w:ascii="宋体" w:eastAsia="宋体" w:hAnsi="宋体" w:cs="宋体"/>
-                <w:b/>
-                <w:bCs/>
+                <w:rFonts w:ascii="Times New Roman" w:eastAsia="宋体" w:hAnsi="Times New Roman" w:cs="宋体"/>
                 <w:sz w:val="21"/>
               </w:rPr>
               <w:t xml:space="preserve">份材料管理，对接多部门同步进度，熟悉报批流程与文档规范；采购与库存：用友</w:t>
             </w:r>
             <w:r>
               <w:rPr>
-                <w:rFonts w:ascii="Times New Roman" w:hAnsi="Times New Roman" w:hint="default"/>
+                <w:rFonts w:eastAsia="宋体" w:ascii="Times New Roman" w:hAnsi="Times New Roman"/>
                 <w:sz w:val="21"/>
               </w:rPr>
               <w:t xml:space="preserve">U8+</w:t>
             </w:r>
             <w:r>
               <w:rPr>
-                <w:rFonts w:ascii="宋体" w:eastAsia="宋体" w:hAnsi="宋体" w:cs="宋体"/>
-                <w:b/>
-                <w:bCs/>
+                <w:rFonts w:ascii="Times New Roman" w:eastAsia="宋体" w:hAnsi="Times New Roman" w:cs="宋体"/>
                 <w:sz w:val="21"/>
               </w:rPr>
               <w:t xml:space="preserve">采购</w:t>
             </w:r>
             <w:r>
               <w:rPr>
-                <w:rFonts w:ascii="Times New Roman" w:hAnsi="Times New Roman" w:hint="default"/>
+                <w:rFonts w:eastAsia="宋体" w:ascii="Times New Roman" w:hAnsi="Times New Roman"/>
                 <w:sz w:val="21"/>
               </w:rPr>
               <w:t xml:space="preserve">/</w:t>
             </w:r>
             <w:r>
               <w:rPr>
-                <w:rFonts w:ascii="宋体" w:eastAsia="宋体" w:hAnsi="宋体" w:cs="宋体"/>
-                <w:b/>
-                <w:bCs/>
+                <w:rFonts w:ascii="Times New Roman" w:eastAsia="宋体" w:hAnsi="Times New Roman" w:cs="宋体"/>
                 <w:sz w:val="21"/>
               </w:rPr>
               <w:t xml:space="preserve">库存模块全流程操作，瑞幸门店物料补货与库存单据管理经验，理解采购到付款的完整链路</w:t>
@@ -414,7 +493,6 @@
           <w:vanish/>
           <w:sz w:val="2"/>
         </w:rPr>
-        <w:spacing w:line="240" w:lineRule="auto" w:before="0" w:after="0"/>
       </w:pPr>
     </w:p>
     <w:tbl>
@@ -456,7 +534,7 @@
           </w:tcPr>
           <w:p>
             <w:pPr>
-              <w:spacing w:line="240" w:lineRule="auto" w:before="0" w:after="0"/>
+              <w:spacing w:line="275" w:lineRule="atLeast"/>
             </w:pPr>
             <w:r>
               <w:rPr>
@@ -527,7 +605,7 @@
                 </w:tcPr>
                 <w:p>
                   <w:pPr>
-                    <w:spacing w:line="240" w:lineRule="auto" w:before="0" w:after="0"/>
+                    <w:spacing w:line="315" w:lineRule="atLeast"/>
                     <w:jc w:val="center"/>
                     <w:rPr>
                       <w:sz w:val="21"/>
@@ -554,7 +632,7 @@
                 </w:tcPr>
                 <w:p>
                   <w:pPr>
-                    <w:spacing w:line="240" w:lineRule="auto" w:before="0" w:after="0"/>
+                    <w:spacing w:line="315" w:lineRule="atLeast"/>
                     <w:rPr>
                       <w:b/>
                       <w:bCs/>
@@ -591,7 +669,7 @@
                 </w:tcPr>
                 <w:p>
                   <w:pPr>
-                    <w:spacing w:line="240" w:lineRule="auto" w:before="0" w:after="0"/>
+                    <w:spacing w:line="315" w:lineRule="atLeast"/>
                     <w:rPr>
                       <w:b/>
                       <w:bCs/>
@@ -666,7 +744,7 @@
                 </w:tcPr>
                 <w:p>
                   <w:pPr>
-                    <w:spacing w:line="240" w:lineRule="auto" w:before="0" w:after="0"/>
+                    <w:spacing w:line="315" w:lineRule="atLeast"/>
                     <w:rPr>
                       <w:rFonts w:ascii="Times New Roman" w:eastAsia="等线" w:hAnsi="Times New Roman" w:hint="default"/>
                       <w:b/>
@@ -689,7 +767,7 @@
           </w:tbl>
           <w:p>
             <w:pPr>
-              <w:spacing w:line="240" w:lineRule="auto" w:before="0" w:after="0"/>
+              <w:spacing w:line="275" w:lineRule="atLeast"/>
               <w:rPr>
                 <w:b/>
                 <w:bCs/>
@@ -704,7 +782,6 @@
         <w:rPr>
           <w:vanish/>
         </w:rPr>
-        <w:spacing w:line="240" w:lineRule="auto" w:before="0" w:after="0"/>
       </w:pPr>
     </w:p>
     <w:p>
@@ -713,7 +790,6 @@
           <w:vanish/>
           <w:sz w:val="21"/>
         </w:rPr>
-        <w:spacing w:line="240" w:lineRule="auto" w:before="0" w:after="0"/>
       </w:pPr>
     </w:p>
     <w:tbl>
@@ -755,7 +831,7 @@
           </w:tcPr>
           <w:p>
             <w:pPr>
-              <w:spacing w:line="240" w:lineRule="auto" w:before="0" w:after="0"/>
+              <w:spacing w:line="210" w:lineRule="atLeast"/>
               <w:rPr>
                 <w:sz w:val="21"/>
               </w:rPr>
@@ -785,7 +861,7 @@
                 <w:ilvl w:val="0"/>
                 <w:numId w:val="2"/>
               </w:numPr>
-              <w:spacing w:line="240" w:lineRule="auto" w:before="0" w:after="0"/>
+              <w:spacing w:line="315" w:lineRule="atLeast"/>
               <w:ind w:left="442" w:hanging="442"/>
               <w:rPr>
                 <w:sz w:val="21"/>
@@ -793,7 +869,7 @@
             </w:pPr>
             <w:r>
               <w:rPr>
-                <w:rFonts w:ascii="宋体" w:eastAsia="宋体" w:hAnsi="宋体" w:cs="宋体"/>
+                <w:rFonts w:ascii="Times New Roman" w:eastAsia="宋体" w:hAnsi="Times New Roman" w:cs="宋体"/>
                 <w:b/>
                 <w:bCs/>
                 <w:sz w:val="21"/>
@@ -802,25 +878,21 @@
             </w:r>
             <w:r>
               <w:rPr>
-                <w:rFonts w:ascii="宋体" w:eastAsia="宋体" w:hAnsi="宋体" w:cs="宋体"/>
-                <w:b/>
-                <w:bCs/>
+                <w:rFonts w:ascii="Times New Roman" w:eastAsia="宋体" w:hAnsi="Times New Roman" w:cs="宋体"/>
                 <w:sz w:val="21"/>
               </w:rPr>
               <w:t xml:space="preserve">采购管理、</w:t>
             </w:r>
             <w:r>
               <w:rPr>
-                <w:rFonts w:ascii="Times New Roman" w:hAnsi="Times New Roman" w:hint="default"/>
+                <w:rFonts w:eastAsia="宋体" w:ascii="Times New Roman" w:hAnsi="Times New Roman"/>
                 <w:sz w:val="21"/>
               </w:rPr>
               <w:t xml:space="preserve">ERP</w:t>
             </w:r>
             <w:r>
               <w:rPr>
-                <w:rFonts w:ascii="宋体" w:eastAsia="宋体" w:hAnsi="宋体" w:cs="宋体"/>
-                <w:b/>
-                <w:bCs/>
+                <w:rFonts w:ascii="Times New Roman" w:eastAsia="宋体" w:hAnsi="Times New Roman" w:cs="宋体"/>
                 <w:sz w:val="21"/>
               </w:rPr>
               <w:t xml:space="preserve">供应链管理综合实验、供应链资源规划、物流管理、供应链建模与仿真、统计学</w:t>
@@ -851,7 +923,7 @@
           </w:tcPr>
           <w:p>
             <w:pPr>
-              <w:spacing w:line="240" w:lineRule="auto" w:before="0" w:after="0"/>
+              <w:spacing w:line="210" w:lineRule="atLeast"/>
               <w:rPr>
                 <w:sz w:val="21"/>
               </w:rPr>
@@ -881,14 +953,14 @@
                 <w:ilvl w:val="0"/>
                 <w:numId w:val="2"/>
               </w:numPr>
-              <w:spacing w:line="240" w:lineRule="auto" w:before="0" w:after="0"/>
+              <w:spacing w:line="315" w:lineRule="atLeast"/>
               <w:rPr>
                 <w:sz w:val="21"/>
               </w:rPr>
             </w:pPr>
             <w:r>
               <w:rPr>
-                <w:rFonts w:ascii="宋体" w:eastAsia="宋体" w:hAnsi="宋体" w:cs="宋体"/>
+                <w:rFonts w:ascii="Times New Roman" w:eastAsia="宋体" w:hAnsi="Times New Roman" w:cs="宋体"/>
                 <w:b/>
                 <w:bCs/>
                 <w:sz w:val="21"/>
@@ -897,41 +969,35 @@
             </w:r>
             <w:r>
               <w:rPr>
-                <w:rFonts w:ascii="宋体" w:eastAsia="宋体" w:hAnsi="宋体" w:cs="宋体"/>
-                <w:b/>
-                <w:bCs/>
+                <w:rFonts w:ascii="Times New Roman" w:eastAsia="宋体" w:hAnsi="Times New Roman" w:cs="宋体"/>
                 <w:sz w:val="21"/>
               </w:rPr>
               <w:t xml:space="preserve">山东大学</w:t>
             </w:r>
             <w:r>
               <w:rPr>
-                <w:rFonts w:ascii="Times New Roman" w:hAnsi="Times New Roman" w:hint="default"/>
+                <w:rFonts w:eastAsia="宋体" w:ascii="Times New Roman" w:hAnsi="Times New Roman"/>
                 <w:sz w:val="21"/>
               </w:rPr>
               <w:t xml:space="preserve">2024</w:t>
             </w:r>
             <w:r>
               <w:rPr>
-                <w:rFonts w:ascii="宋体" w:eastAsia="宋体" w:hAnsi="宋体" w:cs="宋体"/>
-                <w:b/>
-                <w:bCs/>
+                <w:rFonts w:ascii="Times New Roman" w:eastAsia="宋体" w:hAnsi="Times New Roman" w:cs="宋体"/>
                 <w:sz w:val="21"/>
               </w:rPr>
               <w:t xml:space="preserve">—</w:t>
             </w:r>
             <w:r>
               <w:rPr>
-                <w:rFonts w:ascii="Times New Roman" w:hAnsi="Times New Roman" w:hint="default"/>
+                <w:rFonts w:eastAsia="宋体" w:ascii="Times New Roman" w:hAnsi="Times New Roman"/>
                 <w:sz w:val="21"/>
               </w:rPr>
               <w:t xml:space="preserve">2025</w:t>
             </w:r>
             <w:r>
               <w:rPr>
-                <w:rFonts w:ascii="宋体" w:eastAsia="宋体" w:hAnsi="宋体" w:cs="宋体"/>
-                <w:b/>
-                <w:bCs/>
+                <w:rFonts w:ascii="Times New Roman" w:eastAsia="宋体" w:hAnsi="Times New Roman" w:cs="宋体"/>
                 <w:sz w:val="21"/>
               </w:rPr>
               <w:t xml:space="preserve">年暑期社会实践专项优秀等级</w:t>
@@ -946,7 +1012,6 @@
           <w:vanish/>
           <w:sz w:val="21"/>
         </w:rPr>
-        <w:spacing w:line="240" w:lineRule="auto" w:before="0" w:after="0"/>
       </w:pPr>
     </w:p>
     <w:p>
@@ -955,7 +1020,6 @@
           <w:vanish/>
           <w:sz w:val="2"/>
         </w:rPr>
-        <w:spacing w:line="240" w:lineRule="auto" w:before="0" w:after="0"/>
       </w:pPr>
     </w:p>
     <w:p>
@@ -963,7 +1027,6 @@
         <w:rPr>
           <w:vanish/>
         </w:rPr>
-        <w:spacing w:line="240" w:lineRule="auto" w:before="0" w:after="0"/>
       </w:pPr>
     </w:p>
     <w:p>
@@ -972,7 +1035,6 @@
           <w:vanish/>
           <w:sz w:val="21"/>
         </w:rPr>
-        <w:spacing w:line="240" w:lineRule="auto" w:before="0" w:after="0"/>
       </w:pPr>
     </w:p>
     <w:p>
@@ -981,7 +1043,6 @@
           <w:vanish/>
           <w:sz w:val="21"/>
         </w:rPr>
-        <w:spacing w:line="240" w:lineRule="auto" w:before="0" w:after="0"/>
       </w:pPr>
     </w:p>
     <w:p>
@@ -990,7 +1051,6 @@
           <w:vanish/>
           <w:sz w:val="2"/>
         </w:rPr>
-        <w:spacing w:line="240" w:lineRule="auto" w:before="0" w:after="0"/>
       </w:pPr>
     </w:p>
     <w:tbl>
@@ -1044,7 +1104,7 @@
           </w:tcPr>
           <w:p>
             <w:pPr>
-              <w:spacing w:line="240" w:lineRule="auto" w:before="0" w:after="0"/>
+              <w:spacing w:line="275" w:lineRule="atLeast"/>
               <w:rPr>
                 <w:rFonts w:ascii="Times New Roman" w:hAnsi="Times New Roman"/>
                 <w:b/>
@@ -1095,7 +1155,7 @@
           </w:tcPr>
           <w:p>
             <w:pPr>
-              <w:spacing w:line="240" w:lineRule="auto" w:before="0" w:after="0"/>
+              <w:spacing w:line="315" w:lineRule="atLeast"/>
               <w:rPr>
                 <w:rFonts w:ascii="Times New Roman" w:hAnsi="Times New Roman"/>
                 <w:sz w:val="21"/>
@@ -1123,7 +1183,7 @@
           </w:tcPr>
           <w:p>
             <w:pPr>
-              <w:spacing w:line="240" w:lineRule="auto" w:before="0" w:after="0"/>
+              <w:spacing w:line="315" w:lineRule="atLeast"/>
               <w:rPr>
                 <w:rFonts w:ascii="Times New Roman" w:hAnsi="Times New Roman"/>
                 <w:sz w:val="21"/>
@@ -1131,7 +1191,7 @@
             </w:pPr>
             <w:r>
               <w:rPr>
-                <w:rFonts w:ascii="宋体" w:eastAsia="宋体" w:hAnsi="宋体" w:cs="宋体"/>
+                <w:rFonts w:ascii="Times New Roman" w:eastAsia="宋体" w:hAnsi="Times New Roman" w:cs="宋体"/>
                 <w:b/>
                 <w:bCs/>
                 <w:sz w:val="21"/>
@@ -1154,7 +1214,7 @@
           </w:tcPr>
           <w:p>
             <w:pPr>
-              <w:spacing w:line="240" w:lineRule="auto" w:before="0" w:after="0"/>
+              <w:spacing w:line="315" w:lineRule="atLeast"/>
               <w:rPr>
                 <w:rFonts w:ascii="Times New Roman" w:eastAsia="等线" w:hAnsi="Times New Roman"/>
                 <w:b/>
@@ -1164,7 +1224,7 @@
             </w:pPr>
             <w:r>
               <w:rPr>
-                <w:rFonts w:ascii="宋体" w:eastAsia="宋体" w:hAnsi="宋体" w:cs="宋体"/>
+                <w:rFonts w:ascii="Times New Roman" w:eastAsia="宋体" w:hAnsi="Times New Roman" w:cs="宋体"/>
                 <w:b/>
                 <w:bCs/>
                 <w:sz w:val="21"/>
@@ -1186,7 +1246,7 @@
           </w:tcPr>
           <w:p>
             <w:pPr>
-              <w:spacing w:line="240" w:lineRule="auto" w:before="0" w:after="0"/>
+              <w:spacing w:line="315" w:lineRule="atLeast"/>
               <w:rPr>
                 <w:rFonts w:ascii="Times New Roman" w:eastAsia="等线" w:hAnsi="Times New Roman" w:hint="default"/>
                 <w:b/>
@@ -1196,7 +1256,7 @@
             </w:pPr>
             <w:r>
               <w:rPr>
-                <w:rFonts w:ascii="宋体" w:eastAsia="宋体" w:hAnsi="宋体" w:cs="宋体"/>
+                <w:rFonts w:ascii="Times New Roman" w:eastAsia="宋体" w:hAnsi="Times New Roman" w:cs="宋体"/>
                 <w:b/>
                 <w:bCs/>
                 <w:sz w:val="21"/>
@@ -1231,7 +1291,7 @@
           </w:tcPr>
           <w:p>
             <w:pPr>
-              <w:spacing w:line="240" w:lineRule="auto" w:before="0" w:after="0"/>
+              <w:spacing w:line="315" w:lineRule="atLeast"/>
               <w:rPr>
                 <w:rFonts w:ascii="Times New Roman" w:hAnsi="Times New Roman"/>
                 <w:sz w:val="21"/>
@@ -1263,7 +1323,7 @@
                 <w:ilvl w:val="0"/>
                 <w:numId w:val="9"/>
               </w:numPr>
-              <w:spacing w:line="240" w:lineRule="auto" w:before="0" w:after="0"/>
+              <w:spacing w:line="315" w:lineRule="atLeast"/>
               <w:rPr>
                 <w:rFonts w:ascii="Times New Roman" w:eastAsia="宋体" w:hAnsi="Times New Roman" w:cs="宋体" w:hint="default"/>
                 <w:sz w:val="21"/>
@@ -1271,159 +1331,66 @@
             </w:pPr>
             <w:r>
               <w:rPr>
-                <w:rFonts w:ascii="宋体" w:eastAsia="宋体" w:hAnsi="宋体" w:cs="宋体"/>
-                <w:b/>
-                <w:bCs/>
-                <w:sz w:val="21"/>
-              </w:rPr>
-              <w:t xml:space="preserve">独立主导项目全流程：定义研究问题→实地调研收集</w:t>
-            </w:r>
-            <w:r>
-              <w:rPr>
-                <w:rFonts w:ascii="Times New Roman" w:hAnsi="Times New Roman" w:hint="default"/>
-                <w:sz w:val="21"/>
-              </w:rPr>
-              <w:t xml:space="preserve">15</w:t>
-            </w:r>
-            <w:r>
-              <w:rPr>
-                <w:rFonts w:ascii="宋体" w:eastAsia="宋体" w:hAnsi="宋体" w:cs="宋体"/>
-                <w:b/>
-                <w:bCs/>
-                <w:sz w:val="21"/>
-              </w:rPr>
-              <w:t xml:space="preserve">个候选点与需求数据→构建优化模型→设计方案→验证结果→输出完整研究报告</w:t>
-            </w:r>
-          </w:p>
-          <w:p>
-            <w:pPr>
-              <w:numPr>
-                <w:ilvl w:val="0"/>
-                <w:numId w:val="9"/>
-              </w:numPr>
-              <w:spacing w:line="240" w:lineRule="auto" w:before="0" w:after="0"/>
+                <w:rFonts w:ascii="Times New Roman" w:eastAsia="宋体" w:hAnsi="Times New Roman" w:cs="宋体"/>
+                <w:sz w:val="21"/>
+              </w:rPr>
+              <w:t>针对老龄化小区自提点布局零散、老年覆盖不足痛点，调研</w:t>
+            </w:r>
+            <w:r>
               <w:rPr>
                 <w:rFonts w:ascii="Times New Roman" w:eastAsia="宋体" w:hAnsi="Times New Roman" w:cs="宋体" w:hint="default"/>
                 <w:sz w:val="21"/>
               </w:rPr>
-            </w:pPr>
-            <w:r>
-              <w:rPr>
-                <w:rFonts w:ascii="宋体" w:eastAsia="宋体" w:hAnsi="宋体" w:cs="宋体"/>
-                <w:b/>
-                <w:bCs/>
-                <w:sz w:val="21"/>
-              </w:rPr>
-              <w:t xml:space="preserve">设计“</w:t>
-            </w:r>
-            <w:r>
-              <w:rPr>
-                <w:rFonts w:ascii="Times New Roman" w:hAnsi="Times New Roman" w:hint="default"/>
-                <w:sz w:val="21"/>
-              </w:rPr>
-              <w:t xml:space="preserve">2</w:t>
-            </w:r>
-            <w:r>
-              <w:rPr>
-                <w:rFonts w:ascii="宋体" w:eastAsia="宋体" w:hAnsi="宋体" w:cs="宋体"/>
-                <w:b/>
-                <w:bCs/>
-                <w:sz w:val="21"/>
-              </w:rPr>
-              <w:t xml:space="preserve">核心点</w:t>
-            </w:r>
-            <w:r>
-              <w:rPr>
-                <w:rFonts w:ascii="Times New Roman" w:hAnsi="Times New Roman" w:hint="default"/>
-                <w:sz w:val="21"/>
-              </w:rPr>
-              <w:t xml:space="preserve">+4</w:t>
-            </w:r>
-            <w:r>
-              <w:rPr>
-                <w:rFonts w:ascii="宋体" w:eastAsia="宋体" w:hAnsi="宋体" w:cs="宋体"/>
-                <w:b/>
-                <w:bCs/>
-                <w:sz w:val="21"/>
-              </w:rPr>
-              <w:t xml:space="preserve">动态临时点”弹性布局方案，用</w:t>
-            </w:r>
-            <w:r>
-              <w:rPr>
-                <w:rFonts w:ascii="Times New Roman" w:hAnsi="Times New Roman" w:hint="default"/>
-                <w:sz w:val="21"/>
-              </w:rPr>
-              <w:t xml:space="preserve">Python</w:t>
-            </w:r>
-            <w:r>
-              <w:rPr>
-                <w:rFonts w:ascii="宋体" w:eastAsia="宋体" w:hAnsi="宋体" w:cs="宋体"/>
-                <w:b/>
-                <w:bCs/>
-                <w:sz w:val="21"/>
-              </w:rPr>
-              <w:t xml:space="preserve">完成模型测算，验证方案可降低运营成本</w:t>
-            </w:r>
-            <w:r>
-              <w:rPr>
-                <w:rFonts w:ascii="Times New Roman" w:hAnsi="Times New Roman" w:hint="default"/>
-                <w:sz w:val="21"/>
-              </w:rPr>
-              <w:t xml:space="preserve">18.7%</w:t>
-            </w:r>
-            <w:r>
-              <w:rPr>
-                <w:rFonts w:ascii="宋体" w:eastAsia="宋体" w:hAnsi="宋体" w:cs="宋体"/>
-                <w:b/>
-                <w:bCs/>
-                <w:sz w:val="21"/>
-              </w:rPr>
-              <w:t xml:space="preserve">、提升老年覆盖率至</w:t>
-            </w:r>
-            <w:r>
-              <w:rPr>
-                <w:rFonts w:ascii="Times New Roman" w:hAnsi="Times New Roman" w:hint="default"/>
-                <w:sz w:val="21"/>
-              </w:rPr>
-              <w:t xml:space="preserve">87.3%</w:t>
-            </w:r>
-            <w:r>
-              <w:rPr>
-                <w:rFonts w:ascii="宋体" w:eastAsia="宋体" w:hAnsi="宋体" w:cs="宋体"/>
-                <w:b/>
-                <w:bCs/>
-                <w:sz w:val="21"/>
-              </w:rPr>
-              <w:t xml:space="preserve">、缩短配送时长</w:t>
-            </w:r>
-            <w:r>
-              <w:rPr>
-                <w:rFonts w:ascii="Times New Roman" w:hAnsi="Times New Roman" w:hint="default"/>
-                <w:sz w:val="21"/>
-              </w:rPr>
-              <w:t xml:space="preserve">22.3%</w:t>
-            </w:r>
-          </w:p>
-          <w:p>
-            <w:pPr>
-              <w:numPr>
-                <w:ilvl w:val="0"/>
-                <w:numId w:val="9"/>
-              </w:numPr>
-              <w:spacing w:line="240" w:lineRule="auto" w:before="0" w:after="0"/>
+              <w:t>15</w:t>
+            </w:r>
+            <w:r>
+              <w:rPr>
+                <w:rFonts w:ascii="Times New Roman" w:eastAsia="宋体" w:hAnsi="Times New Roman" w:cs="宋体"/>
+                <w:sz w:val="21"/>
+              </w:rPr>
+              <w:t>个候选点、日均</w:t>
+            </w:r>
+            <w:r>
               <w:rPr>
                 <w:rFonts w:ascii="Times New Roman" w:eastAsia="宋体" w:hAnsi="Times New Roman" w:cs="宋体" w:hint="default"/>
                 <w:sz w:val="21"/>
               </w:rPr>
-            </w:pPr>
-            <w:r>
-              <w:rPr>
-                <w:rFonts w:ascii="宋体" w:eastAsia="宋体" w:hAnsi="宋体" w:cs="宋体"/>
-                <w:b/>
-                <w:bCs/>
-                <w:sz w:val="21"/>
-              </w:rPr>
-              <w:t xml:space="preserve">项目成果形成完整结课报告，具备从问题识别到方案验证的闭环项目管理能力</w:t>
+              <w:t>345</w:t>
+            </w:r>
+            <w:r>
+              <w:rPr>
+                <w:rFonts w:ascii="Times New Roman" w:eastAsia="宋体" w:hAnsi="Times New Roman" w:cs="宋体"/>
+                <w:sz w:val="21"/>
+              </w:rPr>
+              <w:t>单真实需求，将年龄分层服务半径、电梯等待时间纳入选址</w:t>
+            </w:r>
+            <w:r>
+              <w:rPr>
+                <w:rFonts w:ascii="Times New Roman" w:eastAsia="宋体" w:hAnsi="Times New Roman" w:cs="宋体" w:hint="default"/>
+                <w:sz w:val="21"/>
+              </w:rPr>
+              <w:t>-</w:t>
+            </w:r>
+            <w:r>
+              <w:rPr>
+                <w:rFonts w:ascii="Times New Roman" w:eastAsia="宋体" w:hAnsi="Times New Roman" w:cs="宋体"/>
+                <w:sz w:val="21"/>
+              </w:rPr>
+              <w:t>路径双层优化模型，用</w:t>
+            </w:r>
+            <w:r>
+              <w:rPr>
+                <w:rFonts w:ascii="Times New Roman" w:eastAsia="宋体" w:hAnsi="Times New Roman" w:cs="宋体" w:hint="default"/>
+                <w:sz w:val="21"/>
+              </w:rPr>
+              <w:t>Python</w:t>
+            </w:r>
+            <w:r>
+              <w:rPr>
+                <w:rFonts w:ascii="Times New Roman" w:eastAsia="宋体" w:hAnsi="Times New Roman" w:cs="宋体"/>
+                <w:sz w:val="21"/>
+              </w:rPr>
+              <w:t>完成求解</w:t>
             </w:r>
           </w:p>
         </w:tc>
@@ -1453,7 +1420,7 @@
           </w:tcPr>
           <w:p>
             <w:pPr>
-              <w:spacing w:line="240" w:lineRule="auto" w:before="0" w:after="0"/>
+              <w:spacing w:line="315" w:lineRule="atLeast"/>
               <w:rPr>
                 <w:rFonts w:ascii="Times New Roman" w:hAnsi="Times New Roman"/>
                 <w:sz w:val="21"/>
@@ -1481,7 +1448,7 @@
           </w:tcPr>
           <w:p>
             <w:pPr>
-              <w:spacing w:line="240" w:lineRule="auto" w:before="0" w:after="0"/>
+              <w:spacing w:line="315" w:lineRule="atLeast"/>
               <w:rPr>
                 <w:rFonts w:ascii="Times New Roman" w:hAnsi="Times New Roman"/>
                 <w:sz w:val="21"/>
@@ -1489,7 +1456,7 @@
             </w:pPr>
             <w:r>
               <w:rPr>
-                <w:rFonts w:ascii="宋体" w:eastAsia="宋体" w:hAnsi="宋体" w:cs="宋体"/>
+                <w:rFonts w:ascii="Times New Roman" w:eastAsia="宋体" w:hAnsi="Times New Roman" w:cs="宋体"/>
                 <w:b/>
                 <w:bCs/>
                 <w:sz w:val="21"/>
@@ -1512,7 +1479,7 @@
           </w:tcPr>
           <w:p>
             <w:pPr>
-              <w:spacing w:line="240" w:lineRule="auto" w:before="0" w:after="0"/>
+              <w:spacing w:line="315" w:lineRule="atLeast"/>
               <w:rPr>
                 <w:rFonts w:ascii="Times New Roman" w:eastAsia="等线" w:hAnsi="Times New Roman"/>
                 <w:b/>
@@ -1522,7 +1489,7 @@
             </w:pPr>
             <w:r>
               <w:rPr>
-                <w:rFonts w:ascii="宋体" w:eastAsia="宋体" w:hAnsi="宋体" w:cs="宋体"/>
+                <w:rFonts w:ascii="Times New Roman" w:eastAsia="宋体" w:hAnsi="Times New Roman" w:cs="宋体"/>
                 <w:b/>
                 <w:bCs/>
                 <w:sz w:val="21"/>
@@ -1544,7 +1511,7 @@
           </w:tcPr>
           <w:p>
             <w:pPr>
-              <w:spacing w:line="240" w:lineRule="auto" w:before="0" w:after="0"/>
+              <w:spacing w:line="315" w:lineRule="atLeast"/>
               <w:rPr>
                 <w:rFonts w:ascii="Times New Roman" w:eastAsia="等线" w:hAnsi="Times New Roman" w:hint="default"/>
                 <w:b/>
@@ -1554,7 +1521,7 @@
             </w:pPr>
             <w:r>
               <w:rPr>
-                <w:rFonts w:ascii="宋体" w:eastAsia="宋体" w:hAnsi="宋体" w:cs="宋体"/>
+                <w:rFonts w:ascii="Times New Roman" w:eastAsia="宋体" w:hAnsi="Times New Roman" w:cs="宋体"/>
                 <w:b/>
                 <w:bCs/>
                 <w:sz w:val="21"/>
@@ -1589,7 +1556,7 @@
           </w:tcPr>
           <w:p>
             <w:pPr>
-              <w:spacing w:line="240" w:lineRule="auto" w:before="0" w:after="0"/>
+              <w:spacing w:line="315" w:lineRule="atLeast"/>
               <w:rPr>
                 <w:rFonts w:ascii="Times New Roman" w:hAnsi="Times New Roman"/>
                 <w:sz w:val="21"/>
@@ -1621,7 +1588,7 @@
                 <w:ilvl w:val="0"/>
                 <w:numId w:val="9"/>
               </w:numPr>
-              <w:spacing w:line="240" w:lineRule="auto" w:before="0" w:after="0"/>
+              <w:spacing w:line="315" w:lineRule="atLeast"/>
               <w:rPr>
                 <w:rFonts w:ascii="Times New Roman" w:eastAsia="宋体" w:hAnsi="Times New Roman" w:cs="宋体" w:hint="default"/>
                 <w:sz w:val="21"/>
@@ -1629,82 +1596,66 @@
             </w:pPr>
             <w:r>
               <w:rPr>
-                <w:rFonts w:ascii="宋体" w:eastAsia="宋体" w:hAnsi="宋体" w:cs="宋体"/>
-                <w:b/>
-                <w:bCs/>
-                <w:sz w:val="21"/>
-              </w:rPr>
-              <w:t xml:space="preserve">统筹问卷设计、发放回收、数据清洗、统计分析全流程，回收</w:t>
-            </w:r>
-            <w:r>
-              <w:rPr>
-                <w:rFonts w:ascii="Times New Roman" w:hAnsi="Times New Roman" w:hint="default"/>
-                <w:sz w:val="21"/>
-              </w:rPr>
-              <w:t xml:space="preserve">328</w:t>
-            </w:r>
-            <w:r>
-              <w:rPr>
-                <w:rFonts w:ascii="宋体" w:eastAsia="宋体" w:hAnsi="宋体" w:cs="宋体"/>
-                <w:b/>
-                <w:bCs/>
-                <w:sz w:val="21"/>
-              </w:rPr>
-              <w:t xml:space="preserve">份有效样本，用</w:t>
-            </w:r>
-            <w:r>
-              <w:rPr>
-                <w:rFonts w:ascii="Times New Roman" w:hAnsi="Times New Roman" w:hint="default"/>
-                <w:sz w:val="21"/>
-              </w:rPr>
-              <w:t xml:space="preserve">SPSS</w:t>
-            </w:r>
-            <w:r>
-              <w:rPr>
-                <w:rFonts w:ascii="宋体" w:eastAsia="宋体" w:hAnsi="宋体" w:cs="宋体"/>
-                <w:b/>
-                <w:bCs/>
-                <w:sz w:val="21"/>
-              </w:rPr>
-              <w:t xml:space="preserve">和</w:t>
-            </w:r>
-            <w:r>
-              <w:rPr>
-                <w:rFonts w:ascii="Times New Roman" w:hAnsi="Times New Roman" w:hint="default"/>
-                <w:sz w:val="21"/>
-              </w:rPr>
-              <w:t xml:space="preserve">Python</w:t>
-            </w:r>
-            <w:r>
-              <w:rPr>
-                <w:rFonts w:ascii="宋体" w:eastAsia="宋体" w:hAnsi="宋体" w:cs="宋体"/>
-                <w:b/>
-                <w:bCs/>
-                <w:sz w:val="21"/>
-              </w:rPr>
-              <w:t xml:space="preserve">完成数据分析</w:t>
-            </w:r>
-          </w:p>
-          <w:p>
-            <w:pPr>
-              <w:numPr>
-                <w:ilvl w:val="0"/>
-                <w:numId w:val="9"/>
-              </w:numPr>
-              <w:spacing w:line="240" w:lineRule="auto" w:before="0" w:after="0"/>
+                <w:rFonts w:ascii="Times New Roman" w:eastAsia="宋体" w:hAnsi="Times New Roman" w:cs="宋体"/>
+                <w:sz w:val="21"/>
+              </w:rPr>
+              <w:t>针对老龄化小区自提点布局零散、老年覆盖不足痛点，调研</w:t>
+            </w:r>
+            <w:r>
               <w:rPr>
                 <w:rFonts w:ascii="Times New Roman" w:eastAsia="宋体" w:hAnsi="Times New Roman" w:cs="宋体" w:hint="default"/>
                 <w:sz w:val="21"/>
               </w:rPr>
-            </w:pPr>
-            <w:r>
-              <w:rPr>
-                <w:rFonts w:ascii="宋体" w:eastAsia="宋体" w:hAnsi="宋体" w:cs="宋体"/>
-                <w:b/>
-                <w:bCs/>
-                <w:sz w:val="21"/>
-              </w:rPr>
-              <w:t xml:space="preserve">验证技术特性对用户体验的影响路径，识别核心影响因素，输出研究结论与优化建议</w:t>
+              <w:t>15</w:t>
+            </w:r>
+            <w:r>
+              <w:rPr>
+                <w:rFonts w:ascii="Times New Roman" w:eastAsia="宋体" w:hAnsi="Times New Roman" w:cs="宋体"/>
+                <w:sz w:val="21"/>
+              </w:rPr>
+              <w:t>个候选点、日均</w:t>
+            </w:r>
+            <w:r>
+              <w:rPr>
+                <w:rFonts w:ascii="Times New Roman" w:eastAsia="宋体" w:hAnsi="Times New Roman" w:cs="宋体" w:hint="default"/>
+                <w:sz w:val="21"/>
+              </w:rPr>
+              <w:t>345</w:t>
+            </w:r>
+            <w:r>
+              <w:rPr>
+                <w:rFonts w:ascii="Times New Roman" w:eastAsia="宋体" w:hAnsi="Times New Roman" w:cs="宋体"/>
+                <w:sz w:val="21"/>
+              </w:rPr>
+              <w:t>单真实需求，将年龄分层服务半径、电梯等待时间纳入选址</w:t>
+            </w:r>
+            <w:r>
+              <w:rPr>
+                <w:rFonts w:ascii="Times New Roman" w:eastAsia="宋体" w:hAnsi="Times New Roman" w:cs="宋体" w:hint="default"/>
+                <w:sz w:val="21"/>
+              </w:rPr>
+              <w:t>-</w:t>
+            </w:r>
+            <w:r>
+              <w:rPr>
+                <w:rFonts w:ascii="Times New Roman" w:eastAsia="宋体" w:hAnsi="Times New Roman" w:cs="宋体"/>
+                <w:sz w:val="21"/>
+              </w:rPr>
+              <w:t>路径双层优化模型，用</w:t>
+            </w:r>
+            <w:r>
+              <w:rPr>
+                <w:rFonts w:ascii="Times New Roman" w:eastAsia="宋体" w:hAnsi="Times New Roman" w:cs="宋体" w:hint="default"/>
+                <w:sz w:val="21"/>
+              </w:rPr>
+              <w:t>Python</w:t>
+            </w:r>
+            <w:r>
+              <w:rPr>
+                <w:rFonts w:ascii="Times New Roman" w:eastAsia="宋体" w:hAnsi="Times New Roman" w:cs="宋体"/>
+                <w:sz w:val="21"/>
+              </w:rPr>
+              <w:t>完成求解</w:t>
             </w:r>
           </w:p>
         </w:tc>
@@ -1734,7 +1685,7 @@
           </w:tcPr>
           <w:p>
             <w:pPr>
-              <w:spacing w:line="240" w:lineRule="auto" w:before="0" w:after="0"/>
+              <w:spacing w:line="315" w:lineRule="atLeast"/>
               <w:rPr>
                 <w:rFonts w:ascii="Times New Roman" w:hAnsi="Times New Roman"/>
                 <w:sz w:val="21"/>
@@ -1762,7 +1713,7 @@
           </w:tcPr>
           <w:p>
             <w:pPr>
-              <w:spacing w:line="240" w:lineRule="auto" w:before="0" w:after="0"/>
+              <w:spacing w:line="315" w:lineRule="atLeast"/>
               <w:rPr>
                 <w:rFonts w:ascii="Times New Roman" w:hAnsi="Times New Roman"/>
                 <w:sz w:val="21"/>
@@ -1770,7 +1721,7 @@
             </w:pPr>
             <w:r>
               <w:rPr>
-                <w:rFonts w:ascii="宋体" w:eastAsia="宋体" w:hAnsi="宋体" w:cs="宋体"/>
+                <w:rFonts w:ascii="Times New Roman" w:eastAsia="宋体" w:hAnsi="Times New Roman" w:cs="宋体"/>
                 <w:b/>
                 <w:bCs/>
                 <w:sz w:val="21"/>
@@ -1793,7 +1744,7 @@
           </w:tcPr>
           <w:p>
             <w:pPr>
-              <w:spacing w:line="240" w:lineRule="auto" w:before="0" w:after="0"/>
+              <w:spacing w:line="315" w:lineRule="atLeast"/>
               <w:rPr>
                 <w:rFonts w:ascii="Times New Roman" w:eastAsia="等线" w:hAnsi="Times New Roman"/>
                 <w:b/>
@@ -1803,7 +1754,7 @@
             </w:pPr>
             <w:r>
               <w:rPr>
-                <w:rFonts w:ascii="宋体" w:eastAsia="宋体" w:hAnsi="宋体" w:cs="宋体"/>
+                <w:rFonts w:ascii="Times New Roman" w:eastAsia="宋体" w:hAnsi="Times New Roman" w:cs="宋体"/>
                 <w:b/>
                 <w:bCs/>
                 <w:sz w:val="21"/>
@@ -1825,7 +1776,7 @@
           </w:tcPr>
           <w:p>
             <w:pPr>
-              <w:spacing w:line="240" w:lineRule="auto" w:before="0" w:after="0"/>
+              <w:spacing w:line="315" w:lineRule="atLeast"/>
               <w:rPr>
                 <w:rFonts w:ascii="Times New Roman" w:eastAsia="等线" w:hAnsi="Times New Roman" w:hint="default"/>
                 <w:b/>
@@ -1835,7 +1786,7 @@
             </w:pPr>
             <w:r>
               <w:rPr>
-                <w:rFonts w:ascii="宋体" w:eastAsia="宋体" w:hAnsi="宋体" w:cs="宋体"/>
+                <w:rFonts w:ascii="Times New Roman" w:eastAsia="宋体" w:hAnsi="Times New Roman" w:cs="宋体"/>
                 <w:b/>
                 <w:bCs/>
                 <w:sz w:val="21"/>
@@ -1870,7 +1821,7 @@
           </w:tcPr>
           <w:p>
             <w:pPr>
-              <w:spacing w:line="240" w:lineRule="auto" w:before="0" w:after="0"/>
+              <w:spacing w:line="315" w:lineRule="atLeast"/>
               <w:rPr>
                 <w:rFonts w:ascii="Times New Roman" w:hAnsi="Times New Roman"/>
                 <w:sz w:val="21"/>
@@ -1902,7 +1853,7 @@
                 <w:ilvl w:val="0"/>
                 <w:numId w:val="9"/>
               </w:numPr>
-              <w:spacing w:line="240" w:lineRule="auto" w:before="0" w:after="0"/>
+              <w:spacing w:line="315" w:lineRule="atLeast"/>
               <w:rPr>
                 <w:rFonts w:ascii="Times New Roman" w:eastAsia="宋体" w:hAnsi="Times New Roman" w:cs="宋体" w:hint="default"/>
                 <w:sz w:val="21"/>
@@ -1910,66 +1861,66 @@
             </w:pPr>
             <w:r>
               <w:rPr>
-                <w:rFonts w:ascii="宋体" w:eastAsia="宋体" w:hAnsi="宋体" w:cs="宋体"/>
-                <w:b/>
-                <w:bCs/>
-                <w:sz w:val="21"/>
-              </w:rPr>
-              <w:t xml:space="preserve">基于</w:t>
-            </w:r>
-            <w:r>
-              <w:rPr>
-                <w:rFonts w:ascii="Times New Roman" w:hAnsi="Times New Roman" w:hint="default"/>
-                <w:sz w:val="21"/>
-              </w:rPr>
-              <w:t xml:space="preserve">45211</w:t>
-            </w:r>
-            <w:r>
-              <w:rPr>
-                <w:rFonts w:ascii="宋体" w:eastAsia="宋体" w:hAnsi="宋体" w:cs="宋体"/>
-                <w:b/>
-                <w:bCs/>
-                <w:sz w:val="21"/>
-              </w:rPr>
-              <w:t xml:space="preserve">条葡萄牙银行真实营销数据，用</w:t>
-            </w:r>
-            <w:r>
-              <w:rPr>
-                <w:rFonts w:ascii="Times New Roman" w:hAnsi="Times New Roman" w:hint="default"/>
-                <w:sz w:val="21"/>
-              </w:rPr>
-              <w:t xml:space="preserve">R</w:t>
-            </w:r>
-            <w:r>
-              <w:rPr>
-                <w:rFonts w:ascii="宋体" w:eastAsia="宋体" w:hAnsi="宋体" w:cs="宋体"/>
-                <w:b/>
-                <w:bCs/>
-                <w:sz w:val="21"/>
-              </w:rPr>
-              <w:t xml:space="preserve">完成缺失值与异常值清洗，对年龄、职业、营销频次等字段做多维度分层统计</w:t>
-            </w:r>
-          </w:p>
-          <w:p>
-            <w:pPr>
-              <w:numPr>
-                <w:ilvl w:val="0"/>
-                <w:numId w:val="9"/>
-              </w:numPr>
-              <w:spacing w:line="240" w:lineRule="auto" w:before="0" w:after="0"/>
+                <w:rFonts w:ascii="Times New Roman" w:eastAsia="宋体" w:hAnsi="Times New Roman" w:cs="宋体"/>
+                <w:sz w:val="21"/>
+              </w:rPr>
+              <w:t>针对老龄化小区自提点布局零散、老年覆盖不足痛点，调研</w:t>
+            </w:r>
+            <w:r>
               <w:rPr>
                 <w:rFonts w:ascii="Times New Roman" w:eastAsia="宋体" w:hAnsi="Times New Roman" w:cs="宋体" w:hint="default"/>
                 <w:sz w:val="21"/>
               </w:rPr>
-            </w:pPr>
-            <w:r>
-              <w:rPr>
-                <w:rFonts w:ascii="宋体" w:eastAsia="宋体" w:hAnsi="宋体" w:cs="宋体"/>
-                <w:b/>
-                <w:bCs/>
-                <w:sz w:val="21"/>
-              </w:rPr>
-              <w:t xml:space="preserve">独立绘制帕累托图、相关性热力图、订阅转化率瀑布图，通过多维度统计呈现客户群体响应差异，识别关键影响变量，为客户分群与营销资源分配提供数据支撑</w:t>
+              <w:t>15</w:t>
+            </w:r>
+            <w:r>
+              <w:rPr>
+                <w:rFonts w:ascii="Times New Roman" w:eastAsia="宋体" w:hAnsi="Times New Roman" w:cs="宋体"/>
+                <w:sz w:val="21"/>
+              </w:rPr>
+              <w:t>个候选点、日均</w:t>
+            </w:r>
+            <w:r>
+              <w:rPr>
+                <w:rFonts w:ascii="Times New Roman" w:eastAsia="宋体" w:hAnsi="Times New Roman" w:cs="宋体" w:hint="default"/>
+                <w:sz w:val="21"/>
+              </w:rPr>
+              <w:t>345</w:t>
+            </w:r>
+            <w:r>
+              <w:rPr>
+                <w:rFonts w:ascii="Times New Roman" w:eastAsia="宋体" w:hAnsi="Times New Roman" w:cs="宋体"/>
+                <w:sz w:val="21"/>
+              </w:rPr>
+              <w:t>单真实需求，将年龄分层服务半径、电梯等待时间纳入选址</w:t>
+            </w:r>
+            <w:r>
+              <w:rPr>
+                <w:rFonts w:ascii="Times New Roman" w:eastAsia="宋体" w:hAnsi="Times New Roman" w:cs="宋体" w:hint="default"/>
+                <w:sz w:val="21"/>
+              </w:rPr>
+              <w:t>-</w:t>
+            </w:r>
+            <w:r>
+              <w:rPr>
+                <w:rFonts w:ascii="Times New Roman" w:eastAsia="宋体" w:hAnsi="Times New Roman" w:cs="宋体"/>
+                <w:sz w:val="21"/>
+              </w:rPr>
+              <w:t>路径双层优化模型，用</w:t>
+            </w:r>
+            <w:r>
+              <w:rPr>
+                <w:rFonts w:ascii="Times New Roman" w:eastAsia="宋体" w:hAnsi="Times New Roman" w:cs="宋体" w:hint="default"/>
+                <w:sz w:val="21"/>
+              </w:rPr>
+              <w:t>Python</w:t>
+            </w:r>
+            <w:r>
+              <w:rPr>
+                <w:rFonts w:ascii="Times New Roman" w:eastAsia="宋体" w:hAnsi="Times New Roman" w:cs="宋体"/>
+                <w:sz w:val="21"/>
+              </w:rPr>
+              <w:t>完成求解</w:t>
             </w:r>
           </w:p>
         </w:tc>
@@ -1999,7 +1950,7 @@
           </w:tcPr>
           <w:p>
             <w:pPr>
-              <w:spacing w:line="240" w:lineRule="auto" w:before="0" w:after="0"/>
+              <w:spacing w:line="315" w:lineRule="atLeast"/>
               <w:rPr>
                 <w:rFonts w:ascii="Times New Roman" w:hAnsi="Times New Roman"/>
                 <w:sz w:val="21"/>
@@ -2027,7 +1978,7 @@
           </w:tcPr>
           <w:p>
             <w:pPr>
-              <w:spacing w:line="240" w:lineRule="auto" w:before="0" w:after="0"/>
+              <w:spacing w:line="315" w:lineRule="atLeast"/>
               <w:rPr>
                 <w:rFonts w:ascii="Times New Roman" w:hAnsi="Times New Roman"/>
                 <w:sz w:val="21"/>
@@ -2035,7 +1986,7 @@
             </w:pPr>
             <w:r>
               <w:rPr>
-                <w:rFonts w:ascii="宋体" w:eastAsia="宋体" w:hAnsi="宋体" w:cs="宋体"/>
+                <w:rFonts w:ascii="Times New Roman" w:eastAsia="宋体" w:hAnsi="Times New Roman" w:cs="宋体"/>
                 <w:b/>
                 <w:bCs/>
                 <w:sz w:val="21"/>
@@ -2044,7 +1995,7 @@
             </w:r>
             <w:r>
               <w:rPr>
-                <w:rFonts w:ascii="宋体" w:eastAsia="宋体" w:hAnsi="宋体" w:cs="宋体"/>
+                <w:rFonts w:ascii="Times New Roman" w:eastAsia="宋体" w:hAnsi="Times New Roman" w:cs="宋体"/>
                 <w:b/>
                 <w:bCs/>
                 <w:sz w:val="21"/>
@@ -2067,7 +2018,7 @@
           </w:tcPr>
           <w:p>
             <w:pPr>
-              <w:spacing w:line="240" w:lineRule="auto" w:before="0" w:after="0"/>
+              <w:spacing w:line="315" w:lineRule="atLeast"/>
               <w:rPr>
                 <w:rFonts w:ascii="Times New Roman" w:eastAsia="等线" w:hAnsi="Times New Roman"/>
                 <w:b/>
@@ -2077,7 +2028,7 @@
             </w:pPr>
             <w:r>
               <w:rPr>
-                <w:rFonts w:ascii="宋体" w:eastAsia="宋体" w:hAnsi="宋体" w:cs="宋体"/>
+                <w:rFonts w:ascii="Times New Roman" w:eastAsia="宋体" w:hAnsi="Times New Roman" w:cs="宋体"/>
                 <w:b/>
                 <w:bCs/>
                 <w:sz w:val="21"/>
@@ -2099,7 +2050,7 @@
           </w:tcPr>
           <w:p>
             <w:pPr>
-              <w:spacing w:line="240" w:lineRule="auto" w:before="0" w:after="0"/>
+              <w:spacing w:line="315" w:lineRule="atLeast"/>
               <w:rPr>
                 <w:rFonts w:ascii="Times New Roman" w:eastAsia="等线" w:hAnsi="Times New Roman" w:hint="default"/>
                 <w:b/>
@@ -2109,7 +2060,7 @@
             </w:pPr>
             <w:r>
               <w:rPr>
-                <w:rFonts w:ascii="宋体" w:eastAsia="宋体" w:hAnsi="宋体" w:cs="宋体"/>
+                <w:rFonts w:ascii="Times New Roman" w:eastAsia="宋体" w:hAnsi="Times New Roman" w:cs="宋体"/>
                 <w:b/>
                 <w:bCs/>
                 <w:sz w:val="21"/>
@@ -2144,7 +2095,7 @@
           </w:tcPr>
           <w:p>
             <w:pPr>
-              <w:spacing w:line="240" w:lineRule="auto" w:before="0" w:after="0"/>
+              <w:spacing w:line="315" w:lineRule="atLeast"/>
               <w:rPr>
                 <w:rFonts w:ascii="Times New Roman" w:hAnsi="Times New Roman"/>
                 <w:sz w:val="21"/>
@@ -2176,7 +2127,7 @@
                 <w:ilvl w:val="0"/>
                 <w:numId w:val="9"/>
               </w:numPr>
-              <w:spacing w:line="240" w:lineRule="auto" w:before="0" w:after="0"/>
+              <w:spacing w:line="315" w:lineRule="atLeast"/>
               <w:rPr>
                 <w:rFonts w:ascii="Times New Roman" w:eastAsia="宋体" w:hAnsi="Times New Roman" w:cs="宋体" w:hint="default"/>
                 <w:sz w:val="21"/>
@@ -2184,560 +2135,66 @@
             </w:pPr>
             <w:r>
               <w:rPr>
-                <w:rFonts w:ascii="宋体" w:eastAsia="宋体" w:hAnsi="宋体" w:cs="宋体"/>
-                <w:b/>
-                <w:bCs/>
-                <w:sz w:val="21"/>
-              </w:rPr>
-              <w:t xml:space="preserve">以账套主管角色使用用友</w:t>
-            </w:r>
-            <w:r>
-              <w:rPr>
-                <w:rFonts w:ascii="Times New Roman" w:hAnsi="Times New Roman" w:hint="default"/>
-                <w:sz w:val="21"/>
-              </w:rPr>
-              <w:t xml:space="preserve">U8+</w:t>
-            </w:r>
-            <w:r>
-              <w:rPr>
-                <w:rFonts w:ascii="宋体" w:eastAsia="宋体" w:hAnsi="宋体" w:cs="宋体"/>
-                <w:b/>
-                <w:bCs/>
-                <w:sz w:val="21"/>
-              </w:rPr>
-              <w:t xml:space="preserve">，独立完成采购订单→到货入库→库存调拨→盘点→存货核算→付款凭证全流程操作</w:t>
-            </w:r>
-          </w:p>
-          <w:p>
-            <w:pPr>
-              <w:numPr>
-                <w:ilvl w:val="0"/>
-                <w:numId w:val="9"/>
-              </w:numPr>
-              <w:spacing w:line="240" w:lineRule="auto" w:before="0" w:after="0"/>
+                <w:rFonts w:ascii="Times New Roman" w:eastAsia="宋体" w:hAnsi="Times New Roman" w:cs="宋体"/>
+                <w:sz w:val="21"/>
+              </w:rPr>
+              <w:t>针对老龄化小区自提点布局零散、老年覆盖不足痛点，调研</w:t>
+            </w:r>
+            <w:r>
               <w:rPr>
                 <w:rFonts w:ascii="Times New Roman" w:eastAsia="宋体" w:hAnsi="Times New Roman" w:cs="宋体" w:hint="default"/>
                 <w:sz w:val="21"/>
               </w:rPr>
-            </w:pPr>
-            <w:r>
-              <w:rPr>
-                <w:rFonts w:ascii="宋体" w:eastAsia="宋体" w:hAnsi="宋体" w:cs="宋体"/>
-                <w:b/>
-                <w:bCs/>
-                <w:sz w:val="21"/>
-              </w:rPr>
-              <w:t xml:space="preserve">熟悉采购申请、订单管理、入库验收、库存调拨、对账核算各环节的单据流转与系统操作，理解采购到付款的完整业务链路</w:t>
-            </w:r>
-          </w:p>
-        </w:tc>
-      </w:tr>
-      <w:tr>
-        <w:trPr>
-          <w:gridAfter w:val="2"/>
-          <w:wAfter w:w="880" w:type="dxa"/>
-          <w:jc w:val="center"/>
-        </w:trPr>
-        <w:tc>
-          <w:tcPr>
-            <w:tcW w:w="695" w:type="dxa"/>
-            <w:tcBorders>
-              <w:top w:val="nil"/>
-              <w:left w:val="nil"/>
-              <w:bottom w:val="nil"/>
-              <w:right w:val="nil"/>
-            </w:tcBorders>
-            <w:tcMar>
-              <w:top w:w="0" w:type="dxa"/>
-              <w:left w:w="113" w:type="dxa"/>
-              <w:bottom w:w="0" w:type="dxa"/>
-              <w:right w:w="85" w:type="dxa"/>
-            </w:tcMar>
-            <w:vAlign w:val="center"/>
-          </w:tcPr>
-          <w:p>
-            <w:pPr>
-              <w:spacing w:line="240" w:lineRule="auto" w:before="0" w:after="0"/>
-              <w:rPr>
-                <w:rFonts w:ascii="Times New Roman" w:hAnsi="Times New Roman"/>
-                <w:sz w:val="21"/>
-              </w:rPr>
-            </w:pPr>
-          </w:p>
-        </w:tc>
-        <w:tc>
-          <w:tcPr>
-            <w:tcW w:w="4600" w:type="dxa"/>
-            <w:gridSpan w:val="4"/>
-            <w:tcBorders>
-              <w:top w:val="nil"/>
-              <w:left w:val="nil"/>
-              <w:bottom w:val="nil"/>
-              <w:right w:val="nil"/>
-            </w:tcBorders>
-            <w:tcMar>
-              <w:top w:w="0" w:type="dxa"/>
-              <w:left w:w="85" w:type="dxa"/>
-              <w:bottom w:w="0" w:type="dxa"/>
-              <w:right w:w="85" w:type="dxa"/>
-            </w:tcMar>
-            <w:vAlign w:val="center"/>
-          </w:tcPr>
-          <w:p>
-            <w:pPr>
-              <w:spacing w:line="240" w:lineRule="auto" w:before="0" w:after="0"/>
-              <w:rPr>
-                <w:rFonts w:ascii="Times New Roman" w:hAnsi="Times New Roman"/>
-                <w:sz w:val="21"/>
-              </w:rPr>
-            </w:pPr>
-            <w:r>
-              <w:rPr>
-                <w:rFonts w:ascii="宋体" w:eastAsia="宋体" w:hAnsi="宋体" w:cs="宋体"/>
-                <w:b/>
-                <w:bCs/>
-                <w:sz w:val="21"/>
-              </w:rPr>
-              <w:t xml:space="preserve">ERP</w:t>
-            </w:r>
-            <w:r>
-              <w:rPr>
-                <w:rFonts w:ascii="宋体" w:eastAsia="宋体" w:hAnsi="宋体" w:cs="宋体"/>
-                <w:b/>
-                <w:bCs/>
-                <w:sz w:val="21"/>
-              </w:rPr>
-              <w:t xml:space="preserve">供应链全流程模拟操作</w:t>
-            </w:r>
-          </w:p>
-        </w:tc>
-        <w:tc>
-          <w:tcPr>
-            <w:tcW w:w="2693" w:type="dxa"/>
-            <w:gridSpan w:val="2"/>
-            <w:tcBorders>
-              <w:top w:val="nil"/>
-              <w:left w:val="nil"/>
-              <w:bottom w:val="nil"/>
-              <w:right w:val="nil"/>
-            </w:tcBorders>
-            <w:vAlign w:val="center"/>
-          </w:tcPr>
-          <w:p>
-            <w:pPr>
-              <w:spacing w:line="240" w:lineRule="auto" w:before="0" w:after="0"/>
-              <w:rPr>
-                <w:rFonts w:ascii="Times New Roman" w:eastAsia="等线" w:hAnsi="Times New Roman"/>
-                <w:b/>
-                <w:bCs/>
-                <w:sz w:val="21"/>
-              </w:rPr>
-            </w:pPr>
-            <w:r>
-              <w:rPr>
-                <w:rFonts w:ascii="宋体" w:eastAsia="宋体" w:hAnsi="宋体" w:cs="宋体"/>
-                <w:b/>
-                <w:bCs/>
-                <w:sz w:val="21"/>
-              </w:rPr>
-              <w:t xml:space="preserve">课程实验・账套主管</w:t>
-            </w:r>
-          </w:p>
-        </w:tc>
-        <w:tc>
-          <w:tcPr>
-            <w:tcW w:w="2755" w:type="dxa"/>
-            <w:tcBorders>
-              <w:top w:val="nil"/>
-              <w:left w:val="nil"/>
-              <w:bottom w:val="nil"/>
-              <w:right w:val="nil"/>
-            </w:tcBorders>
-            <w:vAlign w:val="center"/>
-          </w:tcPr>
-          <w:p>
-            <w:pPr>
-              <w:spacing w:line="240" w:lineRule="auto" w:before="0" w:after="0"/>
-              <w:rPr>
-                <w:rFonts w:ascii="Times New Roman" w:eastAsia="等线" w:hAnsi="Times New Roman" w:hint="default"/>
-                <w:b/>
-                <w:bCs/>
-                <w:sz w:val="21"/>
-              </w:rPr>
-            </w:pPr>
-            <w:r>
-              <w:rPr>
-                <w:rFonts w:ascii="宋体" w:eastAsia="宋体" w:hAnsi="宋体" w:cs="宋体"/>
-                <w:b/>
-                <w:bCs/>
-                <w:sz w:val="21"/>
-              </w:rPr>
-              <w:t xml:space="preserve">2025.03-2025.07</w:t>
-            </w:r>
-          </w:p>
-        </w:tc>
-      </w:tr>
-      <w:tr>
-        <w:trPr>
-          <w:gridAfter w:val="2"/>
-          <w:wAfter w:w="880" w:type="dxa"/>
-          <w:jc w:val="center"/>
-        </w:trPr>
-        <w:tc>
-          <w:tcPr>
-            <w:tcW w:w="695" w:type="dxa"/>
-            <w:tcBorders>
-              <w:top w:val="nil"/>
-              <w:left w:val="nil"/>
-              <w:bottom w:val="nil"/>
-              <w:right w:val="nil"/>
-            </w:tcBorders>
-            <w:tcMar>
-              <w:top w:w="0" w:type="dxa"/>
-              <w:left w:w="113" w:type="dxa"/>
-              <w:bottom w:w="0" w:type="dxa"/>
-              <w:right w:w="85" w:type="dxa"/>
-            </w:tcMar>
-            <w:vAlign w:val="center"/>
-          </w:tcPr>
-          <w:p>
-            <w:pPr>
-              <w:spacing w:line="240" w:lineRule="auto" w:before="0" w:after="0"/>
-              <w:rPr>
-                <w:rFonts w:ascii="Times New Roman" w:hAnsi="Times New Roman"/>
-                <w:sz w:val="21"/>
-              </w:rPr>
-            </w:pPr>
-          </w:p>
-        </w:tc>
-        <w:tc>
-          <w:tcPr>
-            <w:tcW w:w="10048" w:type="dxa"/>
-            <w:gridSpan w:val="7"/>
-            <w:tcBorders>
-              <w:top w:val="nil"/>
-              <w:left w:val="nil"/>
-              <w:bottom w:val="nil"/>
-              <w:right w:val="nil"/>
-            </w:tcBorders>
-            <w:tcMar>
-              <w:top w:w="0" w:type="dxa"/>
-              <w:left w:w="85" w:type="dxa"/>
-              <w:bottom w:w="0" w:type="dxa"/>
-              <w:right w:w="85" w:type="dxa"/>
-            </w:tcMar>
-            <w:vAlign w:val="center"/>
-          </w:tcPr>
-          <w:p>
-            <w:pPr>
-              <w:numPr>
-                <w:ilvl w:val="0"/>
-                <w:numId w:val="9"/>
-              </w:numPr>
-              <w:spacing w:line="240" w:lineRule="auto" w:before="0" w:after="0"/>
+              <w:t>15</w:t>
+            </w:r>
+            <w:r>
+              <w:rPr>
+                <w:rFonts w:ascii="Times New Roman" w:eastAsia="宋体" w:hAnsi="Times New Roman" w:cs="宋体"/>
+                <w:sz w:val="21"/>
+              </w:rPr>
+              <w:t>个候选点、日均</w:t>
+            </w:r>
+            <w:r>
               <w:rPr>
                 <w:rFonts w:ascii="Times New Roman" w:eastAsia="宋体" w:hAnsi="Times New Roman" w:cs="宋体" w:hint="default"/>
                 <w:sz w:val="21"/>
               </w:rPr>
-            </w:pPr>
-            <w:r>
-              <w:rPr>
-                <w:rFonts w:ascii="Times New Roman" w:eastAsia="宋体" w:hAnsi="Times New Roman" w:cs="宋体"/>
-                <w:b/>
-                <w:bCs/>
-                <w:sz w:val="21"/>
-              </w:rPr>
-              <w:t xml:space="preserve">以账套主管角色，以模拟箱包贸易企业为对象，独立完成采购订单→到货入库→销售订单→发货出库→库存调拨→盘点→存货核算→收付款凭证全流程实操</w:t>
-            </w:r>
-          </w:p>
-          <w:p>
-            <w:pPr>
-              <w:numPr>
-                <w:ilvl w:val="0"/>
-                <w:numId w:val="9"/>
-              </w:numPr>
-              <w:spacing w:line="240" w:lineRule="auto" w:before="0" w:after="0"/>
+              <w:t>345</w:t>
+            </w:r>
+            <w:r>
+              <w:rPr>
+                <w:rFonts w:ascii="Times New Roman" w:eastAsia="宋体" w:hAnsi="Times New Roman" w:cs="宋体"/>
+                <w:sz w:val="21"/>
+              </w:rPr>
+              <w:t>单真实需求，将年龄分层服务半径、电梯等待时间纳入选址</w:t>
+            </w:r>
+            <w:r>
               <w:rPr>
                 <w:rFonts w:ascii="Times New Roman" w:eastAsia="宋体" w:hAnsi="Times New Roman" w:cs="宋体" w:hint="default"/>
                 <w:sz w:val="21"/>
               </w:rPr>
-            </w:pPr>
-            <w:r>
-              <w:rPr>
-                <w:rFonts w:ascii="Times New Roman" w:eastAsia="宋体" w:hAnsi="Times New Roman" w:cs="宋体"/>
-                <w:b/>
-                <w:bCs/>
-                <w:sz w:val="21"/>
-              </w:rPr>
-              <w:t xml:space="preserve">梳理采购、销售、库存等模块间的数据流转与单据关联逻辑，理解</w:t>
-            </w:r>
-            <w:r>
-              <w:rPr>
-                <w:rFonts w:ascii="Times New Roman" w:hAnsi="Times New Roman" w:hint="default"/>
-                <w:sz w:val="21"/>
-              </w:rPr>
-              <w:t xml:space="preserve">ERP</w:t>
-            </w:r>
-            <w:r>
-              <w:rPr>
-                <w:rFonts w:ascii="Times New Roman" w:eastAsia="宋体" w:hAnsi="Times New Roman" w:cs="宋体"/>
-                <w:b/>
-                <w:bCs/>
-                <w:sz w:val="21"/>
-              </w:rPr>
-              <w:t xml:space="preserve">系统供应链业务标准化运作机制</w:t>
-            </w:r>
-          </w:p>
-        </w:tc>
-      </w:tr>
-      <w:tr>
-        <w:trPr>
-          <w:gridAfter w:val="2"/>
-          <w:wAfter w:w="880" w:type="dxa"/>
-          <w:jc w:val="center"/>
-        </w:trPr>
-        <w:tc>
-          <w:tcPr>
-            <w:tcW w:w="695" w:type="dxa"/>
-            <w:tcBorders>
-              <w:top w:val="nil"/>
-              <w:left w:val="nil"/>
-              <w:bottom w:val="nil"/>
-              <w:right w:val="nil"/>
-            </w:tcBorders>
-            <w:tcMar>
-              <w:top w:w="0" w:type="dxa"/>
-              <w:left w:w="113" w:type="dxa"/>
-              <w:bottom w:w="0" w:type="dxa"/>
-              <w:right w:w="85" w:type="dxa"/>
-            </w:tcMar>
-            <w:vAlign w:val="center"/>
-          </w:tcPr>
-          <w:p>
-            <w:pPr>
-              <w:spacing w:line="240" w:lineRule="auto" w:before="0" w:after="0"/>
-              <w:rPr>
-                <w:rFonts w:ascii="Times New Roman" w:hAnsi="Times New Roman"/>
-                <w:sz w:val="21"/>
-              </w:rPr>
-            </w:pPr>
-          </w:p>
-        </w:tc>
-        <w:tc>
-          <w:tcPr>
-            <w:tcW w:w="4600" w:type="dxa"/>
-            <w:gridSpan w:val="4"/>
-            <w:tcBorders>
-              <w:top w:val="nil"/>
-              <w:left w:val="nil"/>
-              <w:bottom w:val="nil"/>
-              <w:right w:val="nil"/>
-            </w:tcBorders>
-            <w:tcMar>
-              <w:top w:w="0" w:type="dxa"/>
-              <w:left w:w="85" w:type="dxa"/>
-              <w:bottom w:w="0" w:type="dxa"/>
-              <w:right w:w="85" w:type="dxa"/>
-            </w:tcMar>
-            <w:vAlign w:val="center"/>
-          </w:tcPr>
-          <w:p>
-            <w:pPr>
-              <w:spacing w:line="240" w:lineRule="auto" w:before="0" w:after="0"/>
-              <w:rPr>
-                <w:rFonts w:ascii="Times New Roman" w:hAnsi="Times New Roman"/>
-                <w:sz w:val="21"/>
-              </w:rPr>
-            </w:pPr>
-            <w:r>
-              <w:rPr>
-                <w:rFonts w:ascii="Times New Roman" w:eastAsia="宋体" w:hAnsi="Times New Roman" w:cs="宋体"/>
-                <w:b/>
-                <w:bCs/>
-                <w:sz w:val="21"/>
-              </w:rPr>
-              <w:t xml:space="preserve">ERP</w:t>
-            </w:r>
-            <w:r>
-              <w:rPr>
-                <w:rFonts w:ascii="宋体" w:eastAsia="宋体" w:hAnsi="宋体" w:cs="宋体"/>
-                <w:b/>
-                <w:bCs/>
-                <w:sz w:val="21"/>
-              </w:rPr>
-              <w:t xml:space="preserve">供应链全流程模拟操作</w:t>
-            </w:r>
-          </w:p>
-        </w:tc>
-        <w:tc>
-          <w:tcPr>
-            <w:tcW w:w="2693" w:type="dxa"/>
-            <w:gridSpan w:val="2"/>
-            <w:tcBorders>
-              <w:top w:val="nil"/>
-              <w:left w:val="nil"/>
-              <w:bottom w:val="nil"/>
-              <w:right w:val="nil"/>
-            </w:tcBorders>
-            <w:vAlign w:val="center"/>
-          </w:tcPr>
-          <w:p>
-            <w:pPr>
-              <w:spacing w:line="240" w:lineRule="auto" w:before="0" w:after="0"/>
-              <w:rPr>
-                <w:rFonts w:ascii="Times New Roman" w:eastAsia="等线" w:hAnsi="Times New Roman"/>
-                <w:b/>
-                <w:bCs/>
-                <w:sz w:val="21"/>
-              </w:rPr>
-            </w:pPr>
-            <w:r>
-              <w:rPr>
-                <w:rFonts w:ascii="宋体" w:eastAsia="宋体" w:hAnsi="宋体" w:cs="宋体"/>
-                <w:b/>
-                <w:bCs/>
-                <w:sz w:val="21"/>
-              </w:rPr>
-              <w:t xml:space="preserve">课程实验・账套主管</w:t>
-            </w:r>
-          </w:p>
-        </w:tc>
-        <w:tc>
-          <w:tcPr>
-            <w:tcW w:w="2755" w:type="dxa"/>
-            <w:tcBorders>
-              <w:top w:val="nil"/>
-              <w:left w:val="nil"/>
-              <w:bottom w:val="nil"/>
-              <w:right w:val="nil"/>
-            </w:tcBorders>
-            <w:vAlign w:val="center"/>
-          </w:tcPr>
-          <w:p>
-            <w:pPr>
-              <w:spacing w:line="240" w:lineRule="auto" w:before="0" w:after="0"/>
-              <w:rPr>
-                <w:rFonts w:ascii="Times New Roman" w:eastAsia="等线" w:hAnsi="Times New Roman" w:hint="default"/>
-                <w:b/>
-                <w:bCs/>
-                <w:sz w:val="21"/>
-              </w:rPr>
-            </w:pPr>
-            <w:r>
-              <w:rPr>
-                <w:rFonts w:ascii="Times New Roman" w:eastAsia="宋体" w:hAnsi="Times New Roman" w:cs="宋体"/>
-                <w:b/>
-                <w:bCs/>
-                <w:sz w:val="21"/>
-              </w:rPr>
-              <w:t xml:space="preserve">2025.03-2025.07</w:t>
-            </w:r>
-          </w:p>
-        </w:tc>
-      </w:tr>
-      <w:tr>
-        <w:trPr>
-          <w:gridAfter w:val="2"/>
-          <w:wAfter w:w="880" w:type="dxa"/>
-          <w:jc w:val="center"/>
-        </w:trPr>
-        <w:tc>
-          <w:tcPr>
-            <w:tcW w:w="695" w:type="dxa"/>
-            <w:tcBorders>
-              <w:top w:val="nil"/>
-              <w:left w:val="nil"/>
-              <w:bottom w:val="nil"/>
-              <w:right w:val="nil"/>
-            </w:tcBorders>
-            <w:tcMar>
-              <w:top w:w="0" w:type="dxa"/>
-              <w:left w:w="113" w:type="dxa"/>
-              <w:bottom w:w="0" w:type="dxa"/>
-              <w:right w:w="85" w:type="dxa"/>
-            </w:tcMar>
-            <w:vAlign w:val="center"/>
-          </w:tcPr>
-          <w:p>
-            <w:pPr>
-              <w:spacing w:line="240" w:lineRule="auto" w:before="0" w:after="0"/>
-              <w:rPr>
-                <w:rFonts w:ascii="Times New Roman" w:hAnsi="Times New Roman"/>
-                <w:sz w:val="21"/>
-              </w:rPr>
-            </w:pPr>
-          </w:p>
-        </w:tc>
-        <w:tc>
-          <w:tcPr>
-            <w:tcW w:w="10048" w:type="dxa"/>
-            <w:gridSpan w:val="7"/>
-            <w:tcBorders>
-              <w:top w:val="nil"/>
-              <w:left w:val="nil"/>
-              <w:bottom w:val="nil"/>
-              <w:right w:val="nil"/>
-            </w:tcBorders>
-            <w:tcMar>
-              <w:top w:w="0" w:type="dxa"/>
-              <w:left w:w="85" w:type="dxa"/>
-              <w:bottom w:w="0" w:type="dxa"/>
-              <w:right w:w="85" w:type="dxa"/>
-            </w:tcMar>
-            <w:vAlign w:val="center"/>
-          </w:tcPr>
-          <w:p>
-            <w:pPr>
-              <w:numPr>
-                <w:ilvl w:val="0"/>
-                <w:numId w:val="9"/>
-              </w:numPr>
-              <w:spacing w:line="240" w:lineRule="auto" w:before="0" w:after="0"/>
+              <w:t>-</w:t>
+            </w:r>
+            <w:r>
+              <w:rPr>
+                <w:rFonts w:ascii="Times New Roman" w:eastAsia="宋体" w:hAnsi="Times New Roman" w:cs="宋体"/>
+                <w:sz w:val="21"/>
+              </w:rPr>
+              <w:t>路径双层优化模型，用</w:t>
+            </w:r>
+            <w:r>
               <w:rPr>
                 <w:rFonts w:ascii="Times New Roman" w:eastAsia="宋体" w:hAnsi="Times New Roman" w:cs="宋体" w:hint="default"/>
                 <w:sz w:val="21"/>
               </w:rPr>
-            </w:pPr>
-            <w:r>
-              <w:rPr>
-                <w:rFonts w:ascii="宋体" w:eastAsia="宋体" w:hAnsi="宋体" w:cs="宋体"/>
-                <w:sz w:val="21"/>
-              </w:rPr>
-              <w:t xml:space="preserve">以账套主管角色，以模拟箱包贸易企业为对象，独立完成采购订单→到货入库→销售订单→发货出库→库存调拨→盘点→存货核算→收付款凭证全流程实操</w:t>
-            </w:r>
-          </w:p>
-          <w:p>
-            <w:pPr>
-              <w:numPr>
-                <w:ilvl w:val="0"/>
-                <w:numId w:val="9"/>
-              </w:numPr>
-              <w:spacing w:line="240" w:lineRule="auto" w:before="0" w:after="0"/>
-              <w:rPr>
-                <w:rFonts w:ascii="Times New Roman" w:eastAsia="宋体" w:hAnsi="Times New Roman" w:cs="宋体" w:hint="default"/>
-                <w:sz w:val="21"/>
-              </w:rPr>
-            </w:pPr>
-            <w:r>
-              <w:rPr>
-                <w:rFonts w:ascii="宋体" w:eastAsia="宋体" w:hAnsi="宋体" w:cs="宋体"/>
-                <w:sz w:val="21"/>
-              </w:rPr>
-              <w:t xml:space="preserve">梳理采购、销售、库存等模块间的数据流转与单据关联逻辑，理解</w:t>
-            </w:r>
-            <w:r>
-              <w:rPr>
-                <w:rFonts w:ascii="Times New Roman" w:hAnsi="Times New Roman" w:hint="default"/>
-                <w:sz w:val="21"/>
-              </w:rPr>
-              <w:t xml:space="preserve">ERP</w:t>
-            </w:r>
-            <w:r>
-              <w:rPr>
-                <w:rFonts w:ascii="宋体" w:eastAsia="宋体" w:hAnsi="宋体" w:cs="宋体"/>
-                <w:sz w:val="21"/>
-              </w:rPr>
-              <w:t xml:space="preserve">系统供应链业务标准化运作机制</w:t>
+              <w:t>Python</w:t>
+            </w:r>
+            <w:r>
+              <w:rPr>
+                <w:rFonts w:ascii="Times New Roman" w:eastAsia="宋体" w:hAnsi="Times New Roman" w:cs="宋体"/>
+                <w:sz w:val="21"/>
+              </w:rPr>
+              <w:t>完成求解</w:t>
             </w:r>
           </w:p>
         </w:tc>
@@ -2769,7 +2226,7 @@
           </w:tcPr>
           <w:p>
             <w:pPr>
-              <w:spacing w:line="240" w:lineRule="auto" w:before="0" w:after="0"/>
+              <w:spacing w:line="275" w:lineRule="atLeast"/>
             </w:pPr>
             <w:r>
               <w:rPr>
@@ -2786,7 +2243,6 @@
         <w:rPr>
           <w:vanish/>
         </w:rPr>
-        <w:spacing w:line="240" w:lineRule="auto" w:before="0" w:after="0"/>
       </w:pPr>
     </w:p>
     <w:p>
@@ -2795,7 +2251,6 @@
           <w:vanish/>
           <w:sz w:val="21"/>
         </w:rPr>
-        <w:spacing w:line="240" w:lineRule="auto" w:before="0" w:after="0"/>
       </w:pPr>
     </w:p>
     <w:tbl>
@@ -2839,7 +2294,7 @@
           </w:tcPr>
           <w:p>
             <w:pPr>
-              <w:spacing w:line="240" w:lineRule="auto" w:before="0" w:after="0"/>
+              <w:spacing w:line="315" w:lineRule="atLeast"/>
               <w:rPr>
                 <w:sz w:val="21"/>
               </w:rPr>
@@ -2865,7 +2320,7 @@
           </w:tcPr>
           <w:p>
             <w:pPr>
-              <w:spacing w:line="240" w:lineRule="auto" w:before="0" w:after="0"/>
+              <w:spacing w:line="315" w:lineRule="atLeast"/>
               <w:rPr>
                 <w:b/>
                 <w:bCs/>
@@ -2874,7 +2329,7 @@
             </w:pPr>
             <w:r>
               <w:rPr>
-                <w:rFonts w:ascii="宋体" w:eastAsia="宋体" w:hAnsi="宋体" w:cs="宋体"/>
+                <w:rFonts w:ascii="Times New Roman" w:eastAsia="宋体" w:hAnsi="Times New Roman" w:cs="宋体"/>
                 <w:b/>
                 <w:bCs/>
                 <w:sz w:val="21"/>
@@ -2896,7 +2351,7 @@
           </w:tcPr>
           <w:p>
             <w:pPr>
-              <w:spacing w:line="240" w:lineRule="auto" w:before="0" w:after="0"/>
+              <w:spacing w:line="315" w:lineRule="atLeast"/>
               <w:rPr>
                 <w:b/>
                 <w:bCs/>
@@ -2905,7 +2360,7 @@
             </w:pPr>
             <w:r>
               <w:rPr>
-                <w:rFonts w:ascii="宋体" w:eastAsia="宋体" w:hAnsi="宋体" w:cs="宋体"/>
+                <w:rFonts w:ascii="Times New Roman" w:eastAsia="宋体" w:hAnsi="Times New Roman" w:cs="宋体"/>
                 <w:b/>
                 <w:bCs/>
                 <w:sz w:val="21"/>
@@ -2927,7 +2382,7 @@
           </w:tcPr>
           <w:p>
             <w:pPr>
-              <w:spacing w:line="240" w:lineRule="auto" w:before="0" w:after="0"/>
+              <w:spacing w:line="315" w:lineRule="atLeast"/>
               <w:rPr>
                 <w:rFonts w:ascii="Times New Roman" w:eastAsia="等线" w:hAnsi="Times New Roman" w:hint="default"/>
                 <w:b/>
@@ -2937,7 +2392,7 @@
             </w:pPr>
             <w:r>
               <w:rPr>
-                <w:rFonts w:ascii="宋体" w:eastAsia="宋体" w:hAnsi="宋体" w:cs="宋体"/>
+                <w:rFonts w:ascii="Times New Roman" w:eastAsia="宋体" w:hAnsi="Times New Roman" w:cs="宋体"/>
                 <w:b/>
                 <w:bCs/>
                 <w:sz w:val="21"/>
@@ -2970,7 +2425,7 @@
           </w:tcPr>
           <w:p>
             <w:pPr>
-              <w:spacing w:line="240" w:lineRule="auto" w:before="0" w:after="0"/>
+              <w:spacing w:line="315" w:lineRule="atLeast"/>
               <w:rPr>
                 <w:rFonts w:ascii="Times New Roman" w:hAnsi="Times New Roman"/>
                 <w:sz w:val="21"/>
@@ -3002,7 +2457,7 @@
                 <w:ilvl w:val="0"/>
                 <w:numId w:val="6"/>
               </w:numPr>
-              <w:spacing w:line="240" w:lineRule="auto" w:before="0" w:after="0"/>
+              <w:spacing w:line="315" w:lineRule="atLeast"/>
               <w:rPr>
                 <w:rFonts w:ascii="Times New Roman" w:eastAsia="宋体" w:hAnsi="Times New Roman" w:cs="宋体" w:hint="default"/>
                 <w:sz w:val="21"/>
@@ -3010,66 +2465,80 @@
             </w:pPr>
             <w:r>
               <w:rPr>
-                <w:rFonts w:ascii="宋体" w:eastAsia="宋体" w:hAnsi="宋体" w:cs="宋体"/>
-                <w:b/>
-                <w:bCs/>
-                <w:sz w:val="21"/>
-              </w:rPr>
-              <w:t xml:space="preserve">作为项目助理统筹</w:t>
-            </w:r>
-            <w:r>
-              <w:rPr>
-                <w:rFonts w:ascii="Times New Roman" w:hAnsi="Times New Roman" w:hint="default"/>
-                <w:sz w:val="21"/>
-              </w:rPr>
-              <w:t xml:space="preserve">200+</w:t>
-            </w:r>
-            <w:r>
-              <w:rPr>
-                <w:rFonts w:ascii="宋体" w:eastAsia="宋体" w:hAnsi="宋体" w:cs="宋体"/>
-                <w:b/>
-                <w:bCs/>
-                <w:sz w:val="21"/>
-              </w:rPr>
-              <w:t xml:space="preserve">份申报材料的收集、核对、提交全流程，用</w:t>
-            </w:r>
-            <w:r>
-              <w:rPr>
-                <w:rFonts w:ascii="Times New Roman" w:hAnsi="Times New Roman" w:hint="default"/>
-                <w:sz w:val="21"/>
-              </w:rPr>
-              <w:t xml:space="preserve">Excel</w:t>
-            </w:r>
-            <w:r>
-              <w:rPr>
-                <w:rFonts w:ascii="宋体" w:eastAsia="宋体" w:hAnsi="宋体" w:cs="宋体"/>
-                <w:b/>
-                <w:bCs/>
-                <w:sz w:val="21"/>
-              </w:rPr>
-              <w:t xml:space="preserve">搭建可检索的电子台账</w:t>
-            </w:r>
-          </w:p>
-          <w:p>
-            <w:pPr>
-              <w:numPr>
-                <w:ilvl w:val="0"/>
-                <w:numId w:val="6"/>
-              </w:numPr>
-              <w:spacing w:line="240" w:lineRule="auto" w:before="0" w:after="0"/>
+                <w:rFonts w:ascii="Times New Roman" w:eastAsia="宋体" w:hAnsi="Times New Roman" w:cs="宋体"/>
+                <w:sz w:val="21"/>
+              </w:rPr>
+              <w:t>统筹</w:t>
+            </w:r>
+            <w:r>
               <w:rPr>
                 <w:rFonts w:ascii="Times New Roman" w:eastAsia="宋体" w:hAnsi="Times New Roman" w:cs="宋体" w:hint="default"/>
                 <w:sz w:val="21"/>
               </w:rPr>
-            </w:pPr>
-            <w:r>
-              <w:rPr>
-                <w:rFonts w:ascii="宋体" w:eastAsia="宋体" w:hAnsi="宋体" w:cs="宋体"/>
-                <w:b/>
-                <w:bCs/>
-                <w:sz w:val="21"/>
-              </w:rPr>
-              <w:t xml:space="preserve">梳理并标准化资料审核与报批流程，按月汇总项目执行数据；建立可检索的文档归档体系，统一收纳申报单据并分类存档，提升材料调取效率</w:t>
+              <w:t>200+</w:t>
+            </w:r>
+            <w:r>
+              <w:rPr>
+                <w:rFonts w:ascii="Times New Roman" w:eastAsia="宋体" w:hAnsi="Times New Roman" w:cs="宋体"/>
+                <w:sz w:val="21"/>
+              </w:rPr>
+              <w:t>份学生申报材料全流程管理，搭建分类电子台账，建立</w:t>
+            </w:r>
+            <w:r>
+              <w:rPr>
+                <w:rFonts w:ascii="Times New Roman" w:eastAsia="宋体" w:hAnsi="Times New Roman" w:cs="宋体"/>
+                <w:sz w:val="21"/>
+              </w:rPr>
+              <w:t>“</w:t>
+            </w:r>
+            <w:r>
+              <w:rPr>
+                <w:rFonts w:ascii="Times New Roman" w:eastAsia="宋体" w:hAnsi="Times New Roman" w:cs="宋体"/>
+                <w:sz w:val="21"/>
+              </w:rPr>
+              <w:t>录入</w:t>
+            </w:r>
+            <w:r>
+              <w:rPr>
+                <w:rFonts w:ascii="Times New Roman" w:eastAsia="宋体" w:hAnsi="Times New Roman" w:cs="宋体" w:hint="default"/>
+                <w:sz w:val="21"/>
+              </w:rPr>
+              <w:t>-</w:t>
+            </w:r>
+            <w:r>
+              <w:rPr>
+                <w:rFonts w:ascii="Times New Roman" w:eastAsia="宋体" w:hAnsi="Times New Roman" w:cs="宋体"/>
+                <w:sz w:val="21"/>
+              </w:rPr>
+              <w:t>核对</w:t>
+            </w:r>
+            <w:r>
+              <w:rPr>
+                <w:rFonts w:ascii="Times New Roman" w:eastAsia="宋体" w:hAnsi="Times New Roman" w:cs="宋体" w:hint="default"/>
+                <w:sz w:val="21"/>
+              </w:rPr>
+              <w:t>-</w:t>
+            </w:r>
+            <w:r>
+              <w:rPr>
+                <w:rFonts w:ascii="Times New Roman" w:eastAsia="宋体" w:hAnsi="Times New Roman" w:cs="宋体"/>
+                <w:sz w:val="21"/>
+              </w:rPr>
+              <w:t>提交</w:t>
+            </w:r>
+            <w:r>
+              <w:rPr>
+                <w:rFonts w:ascii="Times New Roman" w:eastAsia="宋体" w:hAnsi="Times New Roman" w:cs="宋体"/>
+                <w:sz w:val="21"/>
+              </w:rPr>
+              <w:t>”</w:t>
+            </w:r>
+            <w:r>
+              <w:rPr>
+                <w:rFonts w:ascii="Times New Roman" w:eastAsia="宋体" w:hAnsi="Times New Roman" w:cs="宋体"/>
+                <w:sz w:val="21"/>
+              </w:rPr>
+              <w:t>三级校验机制，实现零差错交付</w:t>
             </w:r>
           </w:p>
         </w:tc>
@@ -3097,7 +2566,7 @@
           </w:tcPr>
           <w:p>
             <w:pPr>
-              <w:spacing w:line="240" w:lineRule="auto" w:before="0" w:after="0"/>
+              <w:spacing w:line="315" w:lineRule="atLeast"/>
               <w:rPr>
                 <w:sz w:val="21"/>
               </w:rPr>
@@ -3123,7 +2592,7 @@
           </w:tcPr>
           <w:p>
             <w:pPr>
-              <w:spacing w:line="240" w:lineRule="auto" w:before="0" w:after="0"/>
+              <w:spacing w:line="315" w:lineRule="atLeast"/>
               <w:rPr>
                 <w:b/>
                 <w:bCs/>
@@ -3132,7 +2601,7 @@
             </w:pPr>
             <w:r>
               <w:rPr>
-                <w:rFonts w:ascii="宋体" w:eastAsia="宋体" w:hAnsi="宋体" w:cs="宋体"/>
+                <w:rFonts w:ascii="Times New Roman" w:eastAsia="宋体" w:hAnsi="Times New Roman" w:cs="宋体"/>
                 <w:b/>
                 <w:bCs/>
                 <w:sz w:val="21"/>
@@ -3154,7 +2623,7 @@
           </w:tcPr>
           <w:p>
             <w:pPr>
-              <w:spacing w:line="240" w:lineRule="auto" w:before="0" w:after="0"/>
+              <w:spacing w:line="315" w:lineRule="atLeast"/>
               <w:rPr>
                 <w:b/>
                 <w:bCs/>
@@ -3163,7 +2632,7 @@
             </w:pPr>
             <w:r>
               <w:rPr>
-                <w:rFonts w:ascii="宋体" w:eastAsia="宋体" w:hAnsi="宋体" w:cs="宋体"/>
+                <w:rFonts w:ascii="Times New Roman" w:eastAsia="宋体" w:hAnsi="Times New Roman" w:cs="宋体"/>
                 <w:b/>
                 <w:bCs/>
                 <w:sz w:val="21"/>
@@ -3185,7 +2654,7 @@
           </w:tcPr>
           <w:p>
             <w:pPr>
-              <w:spacing w:line="240" w:lineRule="auto" w:before="0" w:after="0"/>
+              <w:spacing w:line="315" w:lineRule="atLeast"/>
               <w:rPr>
                 <w:rFonts w:ascii="Times New Roman" w:eastAsia="等线" w:hAnsi="Times New Roman" w:hint="default"/>
                 <w:b/>
@@ -3195,7 +2664,7 @@
             </w:pPr>
             <w:r>
               <w:rPr>
-                <w:rFonts w:ascii="宋体" w:eastAsia="宋体" w:hAnsi="宋体" w:cs="宋体"/>
+                <w:rFonts w:ascii="Times New Roman" w:eastAsia="宋体" w:hAnsi="Times New Roman" w:cs="宋体"/>
                 <w:b/>
                 <w:bCs/>
                 <w:sz w:val="21"/>
@@ -3228,7 +2697,7 @@
           </w:tcPr>
           <w:p>
             <w:pPr>
-              <w:spacing w:line="240" w:lineRule="auto" w:before="0" w:after="0"/>
+              <w:spacing w:line="315" w:lineRule="atLeast"/>
               <w:rPr>
                 <w:rFonts w:ascii="Times New Roman" w:hAnsi="Times New Roman"/>
                 <w:sz w:val="21"/>
@@ -3260,7 +2729,7 @@
                 <w:ilvl w:val="0"/>
                 <w:numId w:val="6"/>
               </w:numPr>
-              <w:spacing w:line="240" w:lineRule="auto" w:before="0" w:after="0"/>
+              <w:spacing w:line="315" w:lineRule="atLeast"/>
               <w:rPr>
                 <w:rFonts w:ascii="Times New Roman" w:eastAsia="宋体" w:hAnsi="Times New Roman" w:cs="宋体" w:hint="default"/>
                 <w:sz w:val="21"/>
@@ -3268,50 +2737,80 @@
             </w:pPr>
             <w:r>
               <w:rPr>
-                <w:rFonts w:ascii="宋体" w:eastAsia="宋体" w:hAnsi="宋体" w:cs="宋体"/>
-                <w:b/>
-                <w:bCs/>
-                <w:sz w:val="21"/>
-              </w:rPr>
-              <w:t xml:space="preserve">负责门店数十种原辅料的补货申请、入库核对与日常盘点，落实“日盘</w:t>
-            </w:r>
-            <w:r>
-              <w:rPr>
-                <w:rFonts w:ascii="Times New Roman" w:hAnsi="Times New Roman" w:hint="default"/>
-                <w:sz w:val="21"/>
-              </w:rPr>
-              <w:t xml:space="preserve">+</w:t>
-            </w:r>
-            <w:r>
-              <w:rPr>
-                <w:rFonts w:ascii="宋体" w:eastAsia="宋体" w:hAnsi="宋体" w:cs="宋体"/>
-                <w:b/>
-                <w:bCs/>
-                <w:sz w:val="21"/>
-              </w:rPr>
-              <w:t xml:space="preserve">效期预警”机制，核对交接班出入库单据，保持库存账实一致，任职期间无重大盘点差异</w:t>
-            </w:r>
-          </w:p>
-          <w:p>
-            <w:pPr>
-              <w:numPr>
-                <w:ilvl w:val="0"/>
-                <w:numId w:val="6"/>
-              </w:numPr>
-              <w:spacing w:line="240" w:lineRule="auto" w:before="0" w:after="0"/>
+                <w:rFonts w:ascii="Times New Roman" w:eastAsia="宋体" w:hAnsi="Times New Roman" w:cs="宋体"/>
+                <w:sz w:val="21"/>
+              </w:rPr>
+              <w:t>统筹</w:t>
+            </w:r>
+            <w:r>
               <w:rPr>
                 <w:rFonts w:ascii="Times New Roman" w:eastAsia="宋体" w:hAnsi="Times New Roman" w:cs="宋体" w:hint="default"/>
                 <w:sz w:val="21"/>
               </w:rPr>
-            </w:pPr>
-            <w:r>
-              <w:rPr>
-                <w:rFonts w:ascii="宋体" w:eastAsia="宋体" w:hAnsi="宋体" w:cs="宋体"/>
-                <w:b/>
-                <w:bCs/>
-                <w:sz w:val="21"/>
-              </w:rPr>
-              <w:t xml:space="preserve">根据销售消耗规律制定每日解冻备货计划，精准匹配需求与备货量，降低物料损耗与临时缺货风险，保障门店日常运营物料供应稳定</w:t>
+              <w:t>200+</w:t>
+            </w:r>
+            <w:r>
+              <w:rPr>
+                <w:rFonts w:ascii="Times New Roman" w:eastAsia="宋体" w:hAnsi="Times New Roman" w:cs="宋体"/>
+                <w:sz w:val="21"/>
+              </w:rPr>
+              <w:t>份学生申报材料全流程管理，搭建分类电子台账，建立</w:t>
+            </w:r>
+            <w:r>
+              <w:rPr>
+                <w:rFonts w:ascii="Times New Roman" w:eastAsia="宋体" w:hAnsi="Times New Roman" w:cs="宋体"/>
+                <w:sz w:val="21"/>
+              </w:rPr>
+              <w:t>“</w:t>
+            </w:r>
+            <w:r>
+              <w:rPr>
+                <w:rFonts w:ascii="Times New Roman" w:eastAsia="宋体" w:hAnsi="Times New Roman" w:cs="宋体"/>
+                <w:sz w:val="21"/>
+              </w:rPr>
+              <w:t>录入</w:t>
+            </w:r>
+            <w:r>
+              <w:rPr>
+                <w:rFonts w:ascii="Times New Roman" w:eastAsia="宋体" w:hAnsi="Times New Roman" w:cs="宋体" w:hint="default"/>
+                <w:sz w:val="21"/>
+              </w:rPr>
+              <w:t>-</w:t>
+            </w:r>
+            <w:r>
+              <w:rPr>
+                <w:rFonts w:ascii="Times New Roman" w:eastAsia="宋体" w:hAnsi="Times New Roman" w:cs="宋体"/>
+                <w:sz w:val="21"/>
+              </w:rPr>
+              <w:t>核对</w:t>
+            </w:r>
+            <w:r>
+              <w:rPr>
+                <w:rFonts w:ascii="Times New Roman" w:eastAsia="宋体" w:hAnsi="Times New Roman" w:cs="宋体" w:hint="default"/>
+                <w:sz w:val="21"/>
+              </w:rPr>
+              <w:t>-</w:t>
+            </w:r>
+            <w:r>
+              <w:rPr>
+                <w:rFonts w:ascii="Times New Roman" w:eastAsia="宋体" w:hAnsi="Times New Roman" w:cs="宋体"/>
+                <w:sz w:val="21"/>
+              </w:rPr>
+              <w:t>提交</w:t>
+            </w:r>
+            <w:r>
+              <w:rPr>
+                <w:rFonts w:ascii="Times New Roman" w:eastAsia="宋体" w:hAnsi="Times New Roman" w:cs="宋体"/>
+                <w:sz w:val="21"/>
+              </w:rPr>
+              <w:t>”</w:t>
+            </w:r>
+            <w:r>
+              <w:rPr>
+                <w:rFonts w:ascii="Times New Roman" w:eastAsia="宋体" w:hAnsi="Times New Roman" w:cs="宋体"/>
+                <w:sz w:val="21"/>
+              </w:rPr>
+              <w:t>三级校验机制，实现零差错交付</w:t>
             </w:r>
           </w:p>
         </w:tc>
@@ -3324,7 +2823,6 @@
           <w:vanish/>
           <w:sz w:val="21"/>
         </w:rPr>
-        <w:spacing w:line="240" w:lineRule="auto" w:before="0" w:after="0"/>
       </w:pPr>
     </w:p>
     <w:p>
@@ -3334,7 +2832,6 @@
           <w:vanish/>
           <w:sz w:val="21"/>
         </w:rPr>
-        <w:spacing w:line="240" w:lineRule="auto" w:before="0" w:after="0"/>
       </w:pPr>
     </w:p>
     <w:p>
@@ -3344,7 +2841,6 @@
           <w:vanish/>
           <w:sz w:val="21"/>
         </w:rPr>
-        <w:spacing w:line="240" w:lineRule="auto" w:before="0" w:after="0"/>
       </w:pPr>
     </w:p>
     <w:p>
@@ -3354,7 +2850,6 @@
           <w:vanish/>
           <w:sz w:val="2"/>
         </w:rPr>
-        <w:spacing w:line="240" w:lineRule="auto" w:before="0" w:after="0"/>
       </w:pPr>
     </w:p>
     <w:p>
@@ -3363,7 +2858,6 @@
           <w:rFonts w:ascii="Times New Roman" w:hAnsi="Times New Roman"/>
           <w:vanish/>
         </w:rPr>
-        <w:spacing w:line="240" w:lineRule="auto" w:before="0" w:after="0"/>
       </w:pPr>
     </w:p>
     <w:p>
@@ -3373,7 +2867,6 @@
           <w:vanish/>
           <w:sz w:val="21"/>
         </w:rPr>
-        <w:spacing w:line="240" w:lineRule="auto" w:before="0" w:after="0"/>
       </w:pPr>
     </w:p>
     <w:tbl>
@@ -3415,14 +2908,14 @@
           </w:tcPr>
           <w:p>
             <w:pPr>
-              <w:spacing w:before="0" w:after="0" w:line="240" w:lineRule="auto"/>
+              <w:spacing w:before="63" w:after="42" w:line="275" w:lineRule="atLeast"/>
               <w:rPr>
                 <w:rFonts w:ascii="Times New Roman" w:hAnsi="Times New Roman"/>
               </w:rPr>
             </w:pPr>
             <w:r>
               <w:rPr>
-                <w:rFonts w:ascii="宋体" w:eastAsia="宋体" w:hAnsi="宋体" w:cs="宋体"/>
+                <w:rFonts w:ascii="Times New Roman" w:eastAsia="宋体" w:hAnsi="Times New Roman" w:cs="宋体"/>
                 <w:b/>
                 <w:bCs/>
               </w:rPr>
@@ -3438,7 +2931,6 @@
           <w:rFonts w:ascii="Times New Roman" w:hAnsi="Times New Roman"/>
           <w:vanish/>
         </w:rPr>
-        <w:spacing w:line="240" w:lineRule="auto" w:before="0" w:after="0"/>
       </w:pPr>
     </w:p>
     <w:tbl>
@@ -3481,7 +2973,7 @@
           </w:tcPr>
           <w:p>
             <w:pPr>
-              <w:spacing w:before="0" w:after="0" w:line="240" w:lineRule="auto"/>
+              <w:spacing w:before="63" w:after="21" w:line="210" w:lineRule="atLeast"/>
               <w:rPr>
                 <w:rFonts w:ascii="Times New Roman" w:hAnsi="Times New Roman"/>
                 <w:sz w:val="21"/>
@@ -3508,7 +3000,7 @@
           </w:tcPr>
           <w:p>
             <w:pPr>
-              <w:spacing w:line="240" w:lineRule="auto" w:before="0" w:after="0"/>
+              <w:spacing w:line="315" w:lineRule="atLeast"/>
               <w:rPr>
                 <w:rFonts w:ascii="Times New Roman" w:eastAsia="宋体" w:hAnsi="Times New Roman" w:cs="宋体" w:hint="default"/>
                 <w:b/>
@@ -3518,266 +3010,110 @@
             </w:pPr>
             <w:r>
               <w:rPr>
-                <w:rFonts w:ascii="宋体" w:eastAsia="宋体" w:hAnsi="宋体" w:cs="宋体"/>
+                <w:rFonts w:ascii="Times New Roman" w:eastAsia="宋体" w:hAnsi="Times New Roman" w:cs="宋体"/>
                 <w:b/>
                 <w:bCs/>
                 <w:sz w:val="21"/>
               </w:rPr>
-              <w:t xml:space="preserve">ERP</w:t>
-            </w:r>
-            <w:r>
-              <w:rPr>
-                <w:rFonts w:ascii="宋体" w:eastAsia="宋体" w:hAnsi="宋体" w:cs="宋体"/>
-                <w:b/>
-                <w:bCs/>
-                <w:sz w:val="21"/>
-              </w:rPr>
-              <w:t xml:space="preserve">系统：</w:t>
-            </w:r>
-            <w:r>
-              <w:rPr>
-                <w:rFonts w:ascii="宋体" w:eastAsia="宋体" w:hAnsi="宋体" w:cs="宋体"/>
-                <w:b/>
-                <w:bCs/>
-                <w:sz w:val="21"/>
-              </w:rPr>
-              <w:t xml:space="preserve">用友</w:t>
-            </w:r>
-            <w:r>
-              <w:rPr>
-                <w:rFonts w:ascii="Times New Roman" w:hAnsi="Times New Roman" w:hint="default"/>
-                <w:sz w:val="21"/>
-              </w:rPr>
-              <w:t xml:space="preserve">U8+</w:t>
-            </w:r>
-            <w:r>
-              <w:rPr>
-                <w:rFonts w:ascii="宋体" w:eastAsia="宋体" w:hAnsi="宋体" w:cs="宋体"/>
-                <w:b/>
-                <w:bCs/>
-                <w:sz w:val="21"/>
-              </w:rPr>
-              <w:t xml:space="preserve">（采购</w:t>
-            </w:r>
-            <w:r>
-              <w:rPr>
-                <w:rFonts w:ascii="Times New Roman" w:hAnsi="Times New Roman" w:hint="default"/>
-                <w:sz w:val="21"/>
-              </w:rPr>
-              <w:t xml:space="preserve">/</w:t>
-            </w:r>
-            <w:r>
-              <w:rPr>
-                <w:rFonts w:ascii="宋体" w:eastAsia="宋体" w:hAnsi="宋体" w:cs="宋体"/>
-                <w:b/>
-                <w:bCs/>
-                <w:sz w:val="21"/>
-              </w:rPr>
-              <w:t xml:space="preserve">库存</w:t>
-            </w:r>
-            <w:r>
-              <w:rPr>
-                <w:rFonts w:ascii="Times New Roman" w:hAnsi="Times New Roman" w:hint="default"/>
-                <w:sz w:val="21"/>
-              </w:rPr>
-              <w:t xml:space="preserve">/</w:t>
-            </w:r>
-            <w:r>
-              <w:rPr>
-                <w:rFonts w:ascii="宋体" w:eastAsia="宋体" w:hAnsi="宋体" w:cs="宋体"/>
-                <w:b/>
-                <w:bCs/>
-                <w:sz w:val="21"/>
-              </w:rPr>
-              <w:t xml:space="preserve">存货核算全流程操作）</w:t>
-            </w:r>
-          </w:p>
-          <w:p>
-            <w:pPr>
-              <w:spacing w:line="240" w:lineRule="auto" w:before="0" w:after="0"/>
+              <w:t>数据分析与编程：</w:t>
+            </w:r>
+            <w:r>
               <w:rPr>
                 <w:rFonts w:ascii="Times New Roman" w:eastAsia="宋体" w:hAnsi="Times New Roman" w:cs="宋体" w:hint="default"/>
-                <w:b/>
-                <w:bCs/>
-                <w:sz w:val="21"/>
-              </w:rPr>
-            </w:pPr>
-            <w:r>
-              <w:rPr>
-                <w:rFonts w:ascii="宋体" w:eastAsia="宋体" w:hAnsi="宋体" w:cs="宋体"/>
-                <w:b/>
-                <w:bCs/>
-                <w:sz w:val="21"/>
-              </w:rPr>
-              <w:t xml:space="preserve">办公与数据分析：</w:t>
-            </w:r>
-            <w:r>
-              <w:rPr>
-                <w:rFonts w:ascii="Times New Roman" w:hAnsi="Times New Roman" w:hint="default"/>
-                <w:sz w:val="21"/>
-              </w:rPr>
-              <w:t xml:space="preserve">Excel</w:t>
-            </w:r>
-            <w:r>
-              <w:rPr>
-                <w:rFonts w:ascii="宋体" w:eastAsia="宋体" w:hAnsi="宋体" w:cs="宋体"/>
-                <w:b/>
-                <w:bCs/>
-                <w:sz w:val="21"/>
-              </w:rPr>
-              <w:t xml:space="preserve">（透视表</w:t>
-            </w:r>
-            <w:r>
-              <w:rPr>
-                <w:rFonts w:ascii="Times New Roman" w:hAnsi="Times New Roman" w:hint="default"/>
-                <w:sz w:val="21"/>
-              </w:rPr>
-              <w:t xml:space="preserve">/VLOOKUP/</w:t>
-            </w:r>
-            <w:r>
-              <w:rPr>
-                <w:rFonts w:ascii="宋体" w:eastAsia="宋体" w:hAnsi="宋体" w:cs="宋体"/>
-                <w:b/>
-                <w:bCs/>
-                <w:sz w:val="21"/>
-              </w:rPr>
-              <w:t xml:space="preserve">函数</w:t>
-            </w:r>
-            <w:r>
-              <w:rPr>
-                <w:rFonts w:ascii="Times New Roman" w:hAnsi="Times New Roman" w:hint="default"/>
-                <w:sz w:val="21"/>
-              </w:rPr>
-              <w:t xml:space="preserve">/</w:t>
-            </w:r>
-            <w:r>
-              <w:rPr>
-                <w:rFonts w:ascii="宋体" w:eastAsia="宋体" w:hAnsi="宋体" w:cs="宋体"/>
-                <w:b/>
-                <w:bCs/>
-                <w:sz w:val="21"/>
-              </w:rPr>
-              <w:t xml:space="preserve">台账搭建）、</w:t>
-            </w:r>
-            <w:r>
-              <w:rPr>
-                <w:rFonts w:ascii="Times New Roman" w:hAnsi="Times New Roman" w:hint="default"/>
-                <w:sz w:val="21"/>
-              </w:rPr>
-              <w:t xml:space="preserve">Word</w:t>
-            </w:r>
-            <w:r>
-              <w:rPr>
-                <w:rFonts w:ascii="宋体" w:eastAsia="宋体" w:hAnsi="宋体" w:cs="宋体"/>
-                <w:b/>
-                <w:bCs/>
-                <w:sz w:val="21"/>
-              </w:rPr>
-              <w:t xml:space="preserve">、</w:t>
-            </w:r>
-            <w:r>
-              <w:rPr>
-                <w:rFonts w:ascii="Times New Roman" w:hAnsi="Times New Roman" w:hint="default"/>
-                <w:sz w:val="21"/>
-              </w:rPr>
-              <w:t xml:space="preserve">PPT</w:t>
-            </w:r>
-          </w:p>
-          <w:p>
-            <w:pPr>
-              <w:spacing w:line="240" w:lineRule="auto" w:before="0" w:after="0"/>
+                <w:sz w:val="21"/>
+              </w:rPr>
+              <w:t>Python</w:t>
+            </w:r>
+            <w:r>
+              <w:rPr>
+                <w:rFonts w:ascii="Times New Roman" w:eastAsia="宋体" w:hAnsi="Times New Roman" w:cs="宋体"/>
+                <w:sz w:val="21"/>
+              </w:rPr>
+              <w:t>、</w:t>
+            </w:r>
+            <w:r>
               <w:rPr>
                 <w:rFonts w:ascii="Times New Roman" w:eastAsia="宋体" w:hAnsi="Times New Roman" w:cs="宋体" w:hint="default"/>
-                <w:b/>
-                <w:bCs/>
-                <w:sz w:val="21"/>
-              </w:rPr>
-            </w:pPr>
-            <w:r>
-              <w:rPr>
-                <w:rFonts w:ascii="宋体" w:eastAsia="宋体" w:hAnsi="宋体" w:cs="宋体"/>
-                <w:b/>
-                <w:bCs/>
-                <w:sz w:val="21"/>
-              </w:rPr>
-              <w:t xml:space="preserve">数据分析：</w:t>
-            </w:r>
-            <w:r>
-              <w:rPr>
-                <w:rFonts w:ascii="Times New Roman" w:hAnsi="Times New Roman" w:hint="default"/>
-                <w:sz w:val="21"/>
-              </w:rPr>
-              <w:t xml:space="preserve">Python</w:t>
-            </w:r>
-            <w:r>
-              <w:rPr>
-                <w:rFonts w:ascii="宋体" w:eastAsia="宋体" w:hAnsi="宋体" w:cs="宋体"/>
-                <w:b/>
-                <w:bCs/>
-                <w:sz w:val="21"/>
-              </w:rPr>
-              <w:t xml:space="preserve">、</w:t>
-            </w:r>
-            <w:r>
-              <w:rPr>
-                <w:rFonts w:ascii="Times New Roman" w:hAnsi="Times New Roman" w:hint="default"/>
-                <w:sz w:val="21"/>
-              </w:rPr>
-              <w:t xml:space="preserve">R</w:t>
-            </w:r>
-            <w:r>
-              <w:rPr>
-                <w:rFonts w:ascii="宋体" w:eastAsia="宋体" w:hAnsi="宋体" w:cs="宋体"/>
-                <w:b/>
-                <w:bCs/>
-                <w:sz w:val="21"/>
-              </w:rPr>
-              <w:t xml:space="preserve">、</w:t>
-            </w:r>
-            <w:r>
-              <w:rPr>
-                <w:rFonts w:ascii="Times New Roman" w:hAnsi="Times New Roman" w:hint="default"/>
-                <w:sz w:val="21"/>
-              </w:rPr>
-              <w:t xml:space="preserve">SPSS</w:t>
-            </w:r>
-            <w:r>
-              <w:rPr>
-                <w:rFonts w:ascii="宋体" w:eastAsia="宋体" w:hAnsi="宋体" w:cs="宋体"/>
-                <w:b/>
-                <w:bCs/>
-                <w:sz w:val="21"/>
-              </w:rPr>
-              <w:t xml:space="preserve">（数据清洗与统计分析）</w:t>
-            </w:r>
-          </w:p>
-          <w:p>
-            <w:pPr>
-              <w:spacing w:line="240" w:lineRule="auto" w:before="0" w:after="0"/>
+                <w:sz w:val="21"/>
+              </w:rPr>
+              <w:t>R</w:t>
+            </w:r>
+            <w:r>
+              <w:rPr>
+                <w:rFonts w:ascii="Times New Roman" w:eastAsia="宋体" w:hAnsi="Times New Roman" w:cs="宋体"/>
+                <w:sz w:val="21"/>
+              </w:rPr>
+              <w:t>、</w:t>
+            </w:r>
+            <w:r>
               <w:rPr>
                 <w:rFonts w:ascii="Times New Roman" w:eastAsia="宋体" w:hAnsi="Times New Roman" w:cs="宋体" w:hint="default"/>
-                <w:b/>
-                <w:bCs/>
-                <w:sz w:val="21"/>
-              </w:rPr>
-            </w:pPr>
-            <w:r>
-              <w:rPr>
-                <w:rFonts w:ascii="宋体" w:eastAsia="宋体" w:hAnsi="宋体" w:cs="宋体"/>
-                <w:b/>
-                <w:bCs/>
-                <w:sz w:val="21"/>
-              </w:rPr>
-              <w:t xml:space="preserve">通用能力：</w:t>
-            </w:r>
-            <w:r>
-              <w:rPr>
-                <w:rFonts w:ascii="宋体" w:eastAsia="宋体" w:hAnsi="宋体" w:cs="宋体"/>
-                <w:b/>
-                <w:bCs/>
-                <w:sz w:val="21"/>
-              </w:rPr>
-              <w:t xml:space="preserve">项目文档全生命周期管理、跨部门沟通进度同步、报批流程梳理与标准化、采购与库存单据处理</w:t>
+                <w:sz w:val="21"/>
+              </w:rPr>
+              <w:t>SPSS</w:t>
+            </w:r>
+            <w:r>
+              <w:rPr>
+                <w:rFonts w:ascii="Times New Roman" w:eastAsia="宋体" w:hAnsi="Times New Roman" w:cs="宋体"/>
+                <w:sz w:val="21"/>
+              </w:rPr>
+              <w:t>、</w:t>
+            </w:r>
+            <w:r>
+              <w:rPr>
+                <w:rFonts w:ascii="Times New Roman" w:eastAsia="宋体" w:hAnsi="Times New Roman" w:cs="宋体" w:hint="default"/>
+                <w:sz w:val="21"/>
+              </w:rPr>
+              <w:t>Excel</w:t>
+            </w:r>
+            <w:r>
+              <w:rPr>
+                <w:rFonts w:ascii="Times New Roman" w:eastAsia="宋体" w:hAnsi="Times New Roman" w:cs="宋体"/>
+                <w:sz w:val="21"/>
+              </w:rPr>
+              <w:t>（透视表</w:t>
+            </w:r>
+            <w:r>
+              <w:rPr>
+                <w:rFonts w:ascii="Times New Roman" w:eastAsia="宋体" w:hAnsi="Times New Roman" w:cs="宋体" w:hint="default"/>
+                <w:sz w:val="21"/>
+              </w:rPr>
+              <w:t>/VLOOKUP/</w:t>
+            </w:r>
+            <w:r>
+              <w:rPr>
+                <w:rFonts w:ascii="Times New Roman" w:eastAsia="宋体" w:hAnsi="Times New Roman" w:cs="宋体"/>
+                <w:sz w:val="21"/>
+              </w:rPr>
+              <w:t>高级函数</w:t>
+            </w:r>
+            <w:r>
+              <w:rPr>
+                <w:rFonts w:ascii="Times New Roman" w:eastAsia="宋体" w:hAnsi="Times New Roman" w:cs="宋体" w:hint="default"/>
+                <w:sz w:val="21"/>
+              </w:rPr>
+              <w:t>/</w:t>
+            </w:r>
+            <w:r>
+              <w:rPr>
+                <w:rFonts w:ascii="Times New Roman" w:eastAsia="宋体" w:hAnsi="Times New Roman" w:cs="宋体"/>
+                <w:sz w:val="21"/>
+              </w:rPr>
+              <w:t>看板制作），掌握数据清洗、异常筛查、可视化与业务痛点分析；</w:t>
+            </w:r>
+            <w:r>
+              <w:rPr>
+                <w:rFonts w:ascii="Times New Roman" w:eastAsia="宋体" w:hAnsi="Times New Roman" w:cs="宋体" w:hint="default"/>
+                <w:sz w:val="21"/>
+              </w:rPr>
+              <w:t>SQL</w:t>
+            </w:r>
+            <w:r>
+              <w:rPr>
+                <w:rFonts w:ascii="Times New Roman" w:eastAsia="宋体" w:hAnsi="Times New Roman" w:cs="宋体"/>
+                <w:sz w:val="21"/>
+              </w:rPr>
+              <w:t>（课程使用，了解）</w:t>
             </w:r>
           </w:p>
         </w:tc>
@@ -3789,7 +3125,6 @@
           <w:vanish/>
           <w:sz w:val="21"/>
         </w:rPr>
-        <w:spacing w:line="240" w:lineRule="auto" w:before="0" w:after="0"/>
       </w:pPr>
     </w:p>
     <w:sectPr>
@@ -5361,43 +4696,43 @@
       </w:rPr>
     </w:lvl>
   </w:abstractNum>
-  <w:num w:numId="1" w16cid:durableId="1211110954">
+  <w:num w:numId="1" w16cid:durableId="45564599">
     <w:abstractNumId w:val="3"/>
   </w:num>
-  <w:num w:numId="2" w16cid:durableId="1998218541">
+  <w:num w:numId="2" w16cid:durableId="453059383">
     <w:abstractNumId w:val="7"/>
   </w:num>
-  <w:num w:numId="3" w16cid:durableId="962229070">
+  <w:num w:numId="3" w16cid:durableId="1083911136">
     <w:abstractNumId w:val="10"/>
   </w:num>
-  <w:num w:numId="4" w16cid:durableId="1218593623">
+  <w:num w:numId="4" w16cid:durableId="1489401990">
     <w:abstractNumId w:val="0"/>
   </w:num>
-  <w:num w:numId="5" w16cid:durableId="494758702">
+  <w:num w:numId="5" w16cid:durableId="52118718">
     <w:abstractNumId w:val="5"/>
   </w:num>
-  <w:num w:numId="6" w16cid:durableId="159974084">
+  <w:num w:numId="6" w16cid:durableId="1965043679">
     <w:abstractNumId w:val="8"/>
   </w:num>
-  <w:num w:numId="7" w16cid:durableId="1119563755">
+  <w:num w:numId="7" w16cid:durableId="855264805">
     <w:abstractNumId w:val="4"/>
   </w:num>
-  <w:num w:numId="8" w16cid:durableId="363284835">
+  <w:num w:numId="8" w16cid:durableId="930704606">
     <w:abstractNumId w:val="2"/>
   </w:num>
-  <w:num w:numId="9" w16cid:durableId="442965038">
+  <w:num w:numId="9" w16cid:durableId="1224945940">
     <w:abstractNumId w:val="11"/>
   </w:num>
-  <w:num w:numId="10" w16cid:durableId="1242376479">
+  <w:num w:numId="10" w16cid:durableId="371344320">
     <w:abstractNumId w:val="9"/>
   </w:num>
-  <w:num w:numId="11" w16cid:durableId="1053963832">
+  <w:num w:numId="11" w16cid:durableId="1810392422">
     <w:abstractNumId w:val="6"/>
   </w:num>
-  <w:num w:numId="12" w16cid:durableId="1338775365">
+  <w:num w:numId="12" w16cid:durableId="1112557520">
     <w:abstractNumId w:val="1"/>
   </w:num>
-  <w:num w:numId="13" w16cid:durableId="2011832182">
+  <w:num w:numId="13" w16cid:durableId="1101874244">
     <w:abstractNumId w:val="5"/>
     <w:lvlOverride w:ilvl="0"/>
     <w:lvlOverride w:ilvl="1"/>
@@ -5970,6 +5305,27 @@
       <w:szCs w:val="24"/>
     </w:rPr>
   </w:style>
+  <w:style w:type="character" w:styleId="a8">
+    <w:name w:val="Hyperlink"/>
+    <w:uiPriority w:val="1"/>
+    <w:unhideWhenUsed/>
+    <w:rsid w:val="008577DB"/>
+    <w:rPr>
+      <w:color w:val="0563C1"/>
+      <w:u w:val="single"/>
+    </w:rPr>
+  </w:style>
+  <w:style w:type="character" w:styleId="a9">
+    <w:name w:val="Unresolved Mention"/>
+    <w:uiPriority w:val="99"/>
+    <w:semiHidden/>
+    <w:unhideWhenUsed/>
+    <w:rsid w:val="008577DB"/>
+    <w:rPr>
+      <w:color w:val="605E5C"/>
+      <w:shd w:val="clear" w:color="auto" w:fill="E1DFDD"/>
+    </w:rPr>
+  </w:style>
 </w:styles>
 </file>
 

--- a/02_定制简历库/通用简历/文雪_山东大学_项目采购方向.docx
+++ b/02_定制简历库/通用简历/文雪_山东大学_项目采购方向.docx
@@ -9,6 +9,7 @@
           <w:rFonts w:hint="default"/>
           <w:vanish/>
         </w:rPr>
+        <w:spacing w:line="290" w:lineRule="atLeast" w:before="0" w:after="0"/>
       </w:pPr>
     </w:p>
     <w:tbl>
@@ -51,7 +52,7 @@
           </w:tcPr>
           <w:p>
             <w:pPr>
-              <w:spacing w:line="505" w:lineRule="atLeast"/>
+              <w:spacing w:line="290" w:lineRule="atLeast" w:before="0" w:after="0"/>
               <w:rPr>
                 <w:rFonts w:ascii="宋体" w:eastAsia="宋体" w:hAnsi="宋体"/>
                 <w:b/>
@@ -92,6 +93,7 @@
               <w:rPr>
                 <w:rFonts w:hint="default"/>
               </w:rPr>
+              <w:spacing w:line="290" w:lineRule="atLeast" w:before="0" w:after="0"/>
             </w:pPr>
             <w:r>
               <w:rPr>
@@ -149,7 +151,7 @@
           </w:tcPr>
           <w:p>
             <w:pPr>
-              <w:spacing w:line="315" w:lineRule="atLeast"/>
+              <w:spacing w:line="290" w:lineRule="atLeast" w:before="0" w:after="0"/>
               <w:rPr>
                 <w:rFonts w:eastAsia="等线"/>
                 <w:sz w:val="21"/>
@@ -234,6 +236,7 @@
               <w:rPr>
                 <w:sz w:val="21"/>
               </w:rPr>
+              <w:spacing w:line="290" w:lineRule="atLeast" w:before="0" w:after="0"/>
             </w:pPr>
           </w:p>
         </w:tc>
@@ -262,7 +265,7 @@
           </w:tcPr>
           <w:p>
             <w:pPr>
-              <w:spacing w:line="315" w:lineRule="atLeast"/>
+              <w:spacing w:line="290" w:lineRule="atLeast" w:before="0" w:after="0"/>
               <w:rPr>
                 <w:b/>
                 <w:bCs/>
@@ -334,6 +337,7 @@
               <w:rPr>
                 <w:sz w:val="21"/>
               </w:rPr>
+              <w:spacing w:line="290" w:lineRule="atLeast" w:before="0" w:after="0"/>
             </w:pPr>
           </w:p>
         </w:tc>
@@ -362,7 +366,7 @@
           </w:tcPr>
           <w:p>
             <w:pPr>
-              <w:spacing w:line="315" w:lineRule="atLeast"/>
+              <w:spacing w:line="290" w:lineRule="atLeast" w:before="0" w:after="0"/>
               <w:rPr>
                 <w:b/>
                 <w:bCs/>
@@ -493,6 +497,7 @@
           <w:vanish/>
           <w:sz w:val="2"/>
         </w:rPr>
+        <w:spacing w:line="290" w:lineRule="atLeast" w:before="0" w:after="0"/>
       </w:pPr>
     </w:p>
     <w:tbl>
@@ -534,7 +539,7 @@
           </w:tcPr>
           <w:p>
             <w:pPr>
-              <w:spacing w:line="275" w:lineRule="atLeast"/>
+              <w:spacing w:line="290" w:lineRule="atLeast" w:before="0" w:after="0"/>
             </w:pPr>
             <w:r>
               <w:rPr>
@@ -605,7 +610,7 @@
                 </w:tcPr>
                 <w:p>
                   <w:pPr>
-                    <w:spacing w:line="315" w:lineRule="atLeast"/>
+                    <w:spacing w:line="290" w:lineRule="atLeast" w:before="0" w:after="0"/>
                     <w:jc w:val="center"/>
                     <w:rPr>
                       <w:sz w:val="21"/>
@@ -632,7 +637,7 @@
                 </w:tcPr>
                 <w:p>
                   <w:pPr>
-                    <w:spacing w:line="315" w:lineRule="atLeast"/>
+                    <w:spacing w:line="290" w:lineRule="atLeast" w:before="0" w:after="0"/>
                     <w:rPr>
                       <w:b/>
                       <w:bCs/>
@@ -669,7 +674,7 @@
                 </w:tcPr>
                 <w:p>
                   <w:pPr>
-                    <w:spacing w:line="315" w:lineRule="atLeast"/>
+                    <w:spacing w:line="290" w:lineRule="atLeast" w:before="0" w:after="0"/>
                     <w:rPr>
                       <w:b/>
                       <w:bCs/>
@@ -744,7 +749,7 @@
                 </w:tcPr>
                 <w:p>
                   <w:pPr>
-                    <w:spacing w:line="315" w:lineRule="atLeast"/>
+                    <w:spacing w:line="290" w:lineRule="atLeast" w:before="0" w:after="0"/>
                     <w:rPr>
                       <w:rFonts w:ascii="Times New Roman" w:eastAsia="等线" w:hAnsi="Times New Roman" w:hint="default"/>
                       <w:b/>
@@ -767,7 +772,7 @@
           </w:tbl>
           <w:p>
             <w:pPr>
-              <w:spacing w:line="275" w:lineRule="atLeast"/>
+              <w:spacing w:line="290" w:lineRule="atLeast" w:before="0" w:after="0"/>
               <w:rPr>
                 <w:b/>
                 <w:bCs/>
@@ -782,6 +787,7 @@
         <w:rPr>
           <w:vanish/>
         </w:rPr>
+        <w:spacing w:line="290" w:lineRule="atLeast" w:before="0" w:after="0"/>
       </w:pPr>
     </w:p>
     <w:p>
@@ -790,6 +796,7 @@
           <w:vanish/>
           <w:sz w:val="21"/>
         </w:rPr>
+        <w:spacing w:line="290" w:lineRule="atLeast" w:before="0" w:after="0"/>
       </w:pPr>
     </w:p>
     <w:tbl>
@@ -831,7 +838,7 @@
           </w:tcPr>
           <w:p>
             <w:pPr>
-              <w:spacing w:line="210" w:lineRule="atLeast"/>
+              <w:spacing w:line="290" w:lineRule="atLeast" w:before="0" w:after="0"/>
               <w:rPr>
                 <w:sz w:val="21"/>
               </w:rPr>
@@ -861,7 +868,7 @@
                 <w:ilvl w:val="0"/>
                 <w:numId w:val="2"/>
               </w:numPr>
-              <w:spacing w:line="315" w:lineRule="atLeast"/>
+              <w:spacing w:line="290" w:lineRule="atLeast" w:before="0" w:after="0"/>
               <w:ind w:left="442" w:hanging="442"/>
               <w:rPr>
                 <w:sz w:val="21"/>
@@ -923,7 +930,7 @@
           </w:tcPr>
           <w:p>
             <w:pPr>
-              <w:spacing w:line="210" w:lineRule="atLeast"/>
+              <w:spacing w:line="290" w:lineRule="atLeast" w:before="0" w:after="0"/>
               <w:rPr>
                 <w:sz w:val="21"/>
               </w:rPr>
@@ -953,7 +960,7 @@
                 <w:ilvl w:val="0"/>
                 <w:numId w:val="2"/>
               </w:numPr>
-              <w:spacing w:line="315" w:lineRule="atLeast"/>
+              <w:spacing w:line="290" w:lineRule="atLeast" w:before="0" w:after="0"/>
               <w:rPr>
                 <w:sz w:val="21"/>
               </w:rPr>
@@ -1012,6 +1019,7 @@
           <w:vanish/>
           <w:sz w:val="21"/>
         </w:rPr>
+        <w:spacing w:line="290" w:lineRule="atLeast" w:before="0" w:after="0"/>
       </w:pPr>
     </w:p>
     <w:p>
@@ -1020,6 +1028,7 @@
           <w:vanish/>
           <w:sz w:val="2"/>
         </w:rPr>
+        <w:spacing w:line="290" w:lineRule="atLeast" w:before="0" w:after="0"/>
       </w:pPr>
     </w:p>
     <w:p>
@@ -1027,6 +1036,7 @@
         <w:rPr>
           <w:vanish/>
         </w:rPr>
+        <w:spacing w:line="290" w:lineRule="atLeast" w:before="0" w:after="0"/>
       </w:pPr>
     </w:p>
     <w:p>
@@ -1035,6 +1045,7 @@
           <w:vanish/>
           <w:sz w:val="21"/>
         </w:rPr>
+        <w:spacing w:line="290" w:lineRule="atLeast" w:before="0" w:after="0"/>
       </w:pPr>
     </w:p>
     <w:p>
@@ -1043,6 +1054,7 @@
           <w:vanish/>
           <w:sz w:val="21"/>
         </w:rPr>
+        <w:spacing w:line="290" w:lineRule="atLeast" w:before="0" w:after="0"/>
       </w:pPr>
     </w:p>
     <w:p>
@@ -1051,6 +1063,7 @@
           <w:vanish/>
           <w:sz w:val="2"/>
         </w:rPr>
+        <w:spacing w:line="290" w:lineRule="atLeast" w:before="0" w:after="0"/>
       </w:pPr>
     </w:p>
     <w:tbl>
@@ -1104,7 +1117,7 @@
           </w:tcPr>
           <w:p>
             <w:pPr>
-              <w:spacing w:line="275" w:lineRule="atLeast"/>
+              <w:spacing w:line="290" w:lineRule="atLeast" w:before="0" w:after="0"/>
               <w:rPr>
                 <w:rFonts w:ascii="Times New Roman" w:hAnsi="Times New Roman"/>
                 <w:b/>
@@ -1155,7 +1168,7 @@
           </w:tcPr>
           <w:p>
             <w:pPr>
-              <w:spacing w:line="315" w:lineRule="atLeast"/>
+              <w:spacing w:line="290" w:lineRule="atLeast" w:before="0" w:after="0"/>
               <w:rPr>
                 <w:rFonts w:ascii="Times New Roman" w:hAnsi="Times New Roman"/>
                 <w:sz w:val="21"/>
@@ -1183,7 +1196,7 @@
           </w:tcPr>
           <w:p>
             <w:pPr>
-              <w:spacing w:line="315" w:lineRule="atLeast"/>
+              <w:spacing w:line="290" w:lineRule="atLeast" w:before="0" w:after="0"/>
               <w:rPr>
                 <w:rFonts w:ascii="Times New Roman" w:hAnsi="Times New Roman"/>
                 <w:sz w:val="21"/>
@@ -1214,7 +1227,7 @@
           </w:tcPr>
           <w:p>
             <w:pPr>
-              <w:spacing w:line="315" w:lineRule="atLeast"/>
+              <w:spacing w:line="290" w:lineRule="atLeast" w:before="0" w:after="0"/>
               <w:rPr>
                 <w:rFonts w:ascii="Times New Roman" w:eastAsia="等线" w:hAnsi="Times New Roman"/>
                 <w:b/>
@@ -1246,7 +1259,7 @@
           </w:tcPr>
           <w:p>
             <w:pPr>
-              <w:spacing w:line="315" w:lineRule="atLeast"/>
+              <w:spacing w:line="290" w:lineRule="atLeast" w:before="0" w:after="0"/>
               <w:rPr>
                 <w:rFonts w:ascii="Times New Roman" w:eastAsia="等线" w:hAnsi="Times New Roman" w:hint="default"/>
                 <w:b/>
@@ -1291,7 +1304,7 @@
           </w:tcPr>
           <w:p>
             <w:pPr>
-              <w:spacing w:line="315" w:lineRule="atLeast"/>
+              <w:spacing w:line="290" w:lineRule="atLeast" w:before="0" w:after="0"/>
               <w:rPr>
                 <w:rFonts w:ascii="Times New Roman" w:hAnsi="Times New Roman"/>
                 <w:sz w:val="21"/>
@@ -1323,7 +1336,7 @@
                 <w:ilvl w:val="0"/>
                 <w:numId w:val="9"/>
               </w:numPr>
-              <w:spacing w:line="315" w:lineRule="atLeast"/>
+              <w:spacing w:line="290" w:lineRule="atLeast" w:before="0" w:after="0"/>
               <w:rPr>
                 <w:rFonts w:ascii="Times New Roman" w:eastAsia="宋体" w:hAnsi="Times New Roman" w:cs="宋体" w:hint="default"/>
                 <w:sz w:val="21"/>
@@ -1334,63 +1347,138 @@
                 <w:rFonts w:ascii="Times New Roman" w:eastAsia="宋体" w:hAnsi="Times New Roman" w:cs="宋体"/>
                 <w:sz w:val="21"/>
               </w:rPr>
-              <w:t>针对老龄化小区自提点布局零散、老年覆盖不足痛点，调研</w:t>
-            </w:r>
-            <w:r>
+              <w:t xml:space="preserve">独立主导项目全流程：定义研究问题→实地调研收集</w:t>
+            </w:r>
+            <w:r>
+              <w:rPr>
+                <w:rFonts w:eastAsia="宋体" w:ascii="Times New Roman" w:hAnsi="Times New Roman"/>
+                <w:sz w:val="21"/>
+              </w:rPr>
+              <w:t xml:space="preserve">15</w:t>
+            </w:r>
+            <w:r>
+              <w:rPr>
+                <w:rFonts w:ascii="Times New Roman" w:eastAsia="宋体" w:hAnsi="Times New Roman" w:cs="宋体"/>
+                <w:sz w:val="21"/>
+              </w:rPr>
+              <w:t xml:space="preserve">个候选点与需求数据→构建优化模型→设计方案→验证结果→输出完整研究报告</w:t>
+            </w:r>
+          </w:p>
+          <w:p>
+            <w:pPr>
+              <w:numPr>
+                <w:ilvl w:val="0"/>
+                <w:numId w:val="9"/>
+              </w:numPr>
+              <w:spacing w:line="290" w:lineRule="atLeast" w:before="0" w:after="0"/>
               <w:rPr>
                 <w:rFonts w:ascii="Times New Roman" w:eastAsia="宋体" w:hAnsi="Times New Roman" w:cs="宋体" w:hint="default"/>
                 <w:sz w:val="21"/>
               </w:rPr>
-              <w:t>15</w:t>
-            </w:r>
-            <w:r>
-              <w:rPr>
-                <w:rFonts w:ascii="Times New Roman" w:eastAsia="宋体" w:hAnsi="Times New Roman" w:cs="宋体"/>
-                <w:sz w:val="21"/>
-              </w:rPr>
-              <w:t>个候选点、日均</w:t>
-            </w:r>
-            <w:r>
+            </w:pPr>
+            <w:r>
+              <w:rPr>
+                <w:rFonts w:ascii="Times New Roman" w:eastAsia="宋体" w:hAnsi="Times New Roman" w:cs="宋体"/>
+                <w:sz w:val="21"/>
+              </w:rPr>
+              <w:t xml:space="preserve">设计“</w:t>
+            </w:r>
+            <w:r>
+              <w:rPr>
+                <w:rFonts w:eastAsia="宋体" w:ascii="Times New Roman" w:hAnsi="Times New Roman"/>
+                <w:sz w:val="21"/>
+              </w:rPr>
+              <w:t xml:space="preserve">2</w:t>
+            </w:r>
+            <w:r>
+              <w:rPr>
+                <w:rFonts w:ascii="Times New Roman" w:eastAsia="宋体" w:hAnsi="Times New Roman" w:cs="宋体"/>
+                <w:sz w:val="21"/>
+              </w:rPr>
+              <w:t xml:space="preserve">核心点</w:t>
+            </w:r>
+            <w:r>
+              <w:rPr>
+                <w:rFonts w:eastAsia="宋体" w:ascii="Times New Roman" w:hAnsi="Times New Roman"/>
+                <w:sz w:val="21"/>
+              </w:rPr>
+              <w:t xml:space="preserve">+4</w:t>
+            </w:r>
+            <w:r>
+              <w:rPr>
+                <w:rFonts w:ascii="Times New Roman" w:eastAsia="宋体" w:hAnsi="Times New Roman" w:cs="宋体"/>
+                <w:sz w:val="21"/>
+              </w:rPr>
+              <w:t xml:space="preserve">动态临时点”弹性布局方案，用</w:t>
+            </w:r>
+            <w:r>
+              <w:rPr>
+                <w:rFonts w:eastAsia="宋体" w:ascii="Times New Roman" w:hAnsi="Times New Roman"/>
+                <w:sz w:val="21"/>
+              </w:rPr>
+              <w:t xml:space="preserve">Python</w:t>
+            </w:r>
+            <w:r>
+              <w:rPr>
+                <w:rFonts w:ascii="Times New Roman" w:eastAsia="宋体" w:hAnsi="Times New Roman" w:cs="宋体"/>
+                <w:sz w:val="21"/>
+              </w:rPr>
+              <w:t xml:space="preserve">完成模型测算，验证方案可降低运营成本</w:t>
+            </w:r>
+            <w:r>
+              <w:rPr>
+                <w:rFonts w:eastAsia="宋体" w:ascii="Times New Roman" w:hAnsi="Times New Roman"/>
+                <w:sz w:val="21"/>
+              </w:rPr>
+              <w:t xml:space="preserve">18.7%</w:t>
+            </w:r>
+            <w:r>
+              <w:rPr>
+                <w:rFonts w:ascii="Times New Roman" w:eastAsia="宋体" w:hAnsi="Times New Roman" w:cs="宋体"/>
+                <w:sz w:val="21"/>
+              </w:rPr>
+              <w:t xml:space="preserve">、提升老年覆盖率至</w:t>
+            </w:r>
+            <w:r>
+              <w:rPr>
+                <w:rFonts w:eastAsia="宋体" w:ascii="Times New Roman" w:hAnsi="Times New Roman"/>
+                <w:sz w:val="21"/>
+              </w:rPr>
+              <w:t xml:space="preserve">87.3%</w:t>
+            </w:r>
+            <w:r>
+              <w:rPr>
+                <w:rFonts w:ascii="Times New Roman" w:eastAsia="宋体" w:hAnsi="Times New Roman" w:cs="宋体"/>
+                <w:sz w:val="21"/>
+              </w:rPr>
+              <w:t xml:space="preserve">、缩短配送时长</w:t>
+            </w:r>
+            <w:r>
+              <w:rPr>
+                <w:rFonts w:eastAsia="宋体" w:ascii="Times New Roman" w:hAnsi="Times New Roman"/>
+                <w:sz w:val="21"/>
+              </w:rPr>
+              <w:t xml:space="preserve">22.3%</w:t>
+            </w:r>
+          </w:p>
+          <w:p>
+            <w:pPr>
+              <w:numPr>
+                <w:ilvl w:val="0"/>
+                <w:numId w:val="9"/>
+              </w:numPr>
+              <w:spacing w:line="290" w:lineRule="atLeast" w:before="0" w:after="0"/>
               <w:rPr>
                 <w:rFonts w:ascii="Times New Roman" w:eastAsia="宋体" w:hAnsi="Times New Roman" w:cs="宋体" w:hint="default"/>
                 <w:sz w:val="21"/>
               </w:rPr>
-              <w:t>345</w:t>
-            </w:r>
-            <w:r>
-              <w:rPr>
-                <w:rFonts w:ascii="Times New Roman" w:eastAsia="宋体" w:hAnsi="Times New Roman" w:cs="宋体"/>
-                <w:sz w:val="21"/>
-              </w:rPr>
-              <w:t>单真实需求，将年龄分层服务半径、电梯等待时间纳入选址</w:t>
-            </w:r>
-            <w:r>
-              <w:rPr>
-                <w:rFonts w:ascii="Times New Roman" w:eastAsia="宋体" w:hAnsi="Times New Roman" w:cs="宋体" w:hint="default"/>
-                <w:sz w:val="21"/>
-              </w:rPr>
-              <w:t>-</w:t>
-            </w:r>
-            <w:r>
-              <w:rPr>
-                <w:rFonts w:ascii="Times New Roman" w:eastAsia="宋体" w:hAnsi="Times New Roman" w:cs="宋体"/>
-                <w:sz w:val="21"/>
-              </w:rPr>
-              <w:t>路径双层优化模型，用</w:t>
-            </w:r>
-            <w:r>
-              <w:rPr>
-                <w:rFonts w:ascii="Times New Roman" w:eastAsia="宋体" w:hAnsi="Times New Roman" w:cs="宋体" w:hint="default"/>
-                <w:sz w:val="21"/>
-              </w:rPr>
-              <w:t>Python</w:t>
-            </w:r>
-            <w:r>
-              <w:rPr>
-                <w:rFonts w:ascii="Times New Roman" w:eastAsia="宋体" w:hAnsi="Times New Roman" w:cs="宋体"/>
-                <w:sz w:val="21"/>
-              </w:rPr>
-              <w:t>完成求解</w:t>
+            </w:pPr>
+            <w:r>
+              <w:rPr>
+                <w:rFonts w:ascii="Times New Roman" w:eastAsia="宋体" w:hAnsi="Times New Roman" w:cs="宋体"/>
+                <w:sz w:val="21"/>
+              </w:rPr>
+              <w:t xml:space="preserve">项目成果形成完整结课报告，具备从问题识别到方案验证的闭环项目管理能力</w:t>
             </w:r>
           </w:p>
         </w:tc>
@@ -1420,7 +1508,7 @@
           </w:tcPr>
           <w:p>
             <w:pPr>
-              <w:spacing w:line="315" w:lineRule="atLeast"/>
+              <w:spacing w:line="290" w:lineRule="atLeast" w:before="0" w:after="0"/>
               <w:rPr>
                 <w:rFonts w:ascii="Times New Roman" w:hAnsi="Times New Roman"/>
                 <w:sz w:val="21"/>
@@ -1448,7 +1536,7 @@
           </w:tcPr>
           <w:p>
             <w:pPr>
-              <w:spacing w:line="315" w:lineRule="atLeast"/>
+              <w:spacing w:line="290" w:lineRule="atLeast" w:before="0" w:after="0"/>
               <w:rPr>
                 <w:rFonts w:ascii="Times New Roman" w:hAnsi="Times New Roman"/>
                 <w:sz w:val="21"/>
@@ -1479,7 +1567,7 @@
           </w:tcPr>
           <w:p>
             <w:pPr>
-              <w:spacing w:line="315" w:lineRule="atLeast"/>
+              <w:spacing w:line="290" w:lineRule="atLeast" w:before="0" w:after="0"/>
               <w:rPr>
                 <w:rFonts w:ascii="Times New Roman" w:eastAsia="等线" w:hAnsi="Times New Roman"/>
                 <w:b/>
@@ -1511,7 +1599,7 @@
           </w:tcPr>
           <w:p>
             <w:pPr>
-              <w:spacing w:line="315" w:lineRule="atLeast"/>
+              <w:spacing w:line="290" w:lineRule="atLeast" w:before="0" w:after="0"/>
               <w:rPr>
                 <w:rFonts w:ascii="Times New Roman" w:eastAsia="等线" w:hAnsi="Times New Roman" w:hint="default"/>
                 <w:b/>
@@ -1556,7 +1644,7 @@
           </w:tcPr>
           <w:p>
             <w:pPr>
-              <w:spacing w:line="315" w:lineRule="atLeast"/>
+              <w:spacing w:line="290" w:lineRule="atLeast" w:before="0" w:after="0"/>
               <w:rPr>
                 <w:rFonts w:ascii="Times New Roman" w:hAnsi="Times New Roman"/>
                 <w:sz w:val="21"/>
@@ -1588,7 +1676,7 @@
                 <w:ilvl w:val="0"/>
                 <w:numId w:val="9"/>
               </w:numPr>
-              <w:spacing w:line="315" w:lineRule="atLeast"/>
+              <w:spacing w:line="290" w:lineRule="atLeast" w:before="0" w:after="0"/>
               <w:rPr>
                 <w:rFonts w:ascii="Times New Roman" w:eastAsia="宋体" w:hAnsi="Times New Roman" w:cs="宋体" w:hint="default"/>
                 <w:sz w:val="21"/>
@@ -1599,63 +1687,69 @@
                 <w:rFonts w:ascii="Times New Roman" w:eastAsia="宋体" w:hAnsi="Times New Roman" w:cs="宋体"/>
                 <w:sz w:val="21"/>
               </w:rPr>
-              <w:t>针对老龄化小区自提点布局零散、老年覆盖不足痛点，调研</w:t>
-            </w:r>
-            <w:r>
+              <w:t xml:space="preserve">统筹问卷设计、发放回收、数据清洗、统计分析全流程，回收</w:t>
+            </w:r>
+            <w:r>
+              <w:rPr>
+                <w:rFonts w:eastAsia="宋体" w:ascii="Times New Roman" w:hAnsi="Times New Roman"/>
+                <w:sz w:val="21"/>
+              </w:rPr>
+              <w:t xml:space="preserve">328</w:t>
+            </w:r>
+            <w:r>
+              <w:rPr>
+                <w:rFonts w:ascii="Times New Roman" w:eastAsia="宋体" w:hAnsi="Times New Roman" w:cs="宋体"/>
+                <w:sz w:val="21"/>
+              </w:rPr>
+              <w:t xml:space="preserve">份有效样本，用</w:t>
+            </w:r>
+            <w:r>
+              <w:rPr>
+                <w:rFonts w:eastAsia="宋体" w:ascii="Times New Roman" w:hAnsi="Times New Roman"/>
+                <w:sz w:val="21"/>
+              </w:rPr>
+              <w:t xml:space="preserve">SPSS</w:t>
+            </w:r>
+            <w:r>
+              <w:rPr>
+                <w:rFonts w:ascii="Times New Roman" w:eastAsia="宋体" w:hAnsi="Times New Roman" w:cs="宋体"/>
+                <w:sz w:val="21"/>
+              </w:rPr>
+              <w:t xml:space="preserve">和</w:t>
+            </w:r>
+            <w:r>
+              <w:rPr>
+                <w:rFonts w:eastAsia="宋体" w:ascii="Times New Roman" w:hAnsi="Times New Roman"/>
+                <w:sz w:val="21"/>
+              </w:rPr>
+              <w:t xml:space="preserve">Python</w:t>
+            </w:r>
+            <w:r>
+              <w:rPr>
+                <w:rFonts w:ascii="Times New Roman" w:eastAsia="宋体" w:hAnsi="Times New Roman" w:cs="宋体"/>
+                <w:sz w:val="21"/>
+              </w:rPr>
+              <w:t xml:space="preserve">完成数据分析</w:t>
+            </w:r>
+          </w:p>
+          <w:p>
+            <w:pPr>
+              <w:numPr>
+                <w:ilvl w:val="0"/>
+                <w:numId w:val="9"/>
+              </w:numPr>
+              <w:spacing w:line="290" w:lineRule="atLeast" w:before="0" w:after="0"/>
               <w:rPr>
                 <w:rFonts w:ascii="Times New Roman" w:eastAsia="宋体" w:hAnsi="Times New Roman" w:cs="宋体" w:hint="default"/>
                 <w:sz w:val="21"/>
               </w:rPr>
-              <w:t>15</w:t>
-            </w:r>
-            <w:r>
-              <w:rPr>
-                <w:rFonts w:ascii="Times New Roman" w:eastAsia="宋体" w:hAnsi="Times New Roman" w:cs="宋体"/>
-                <w:sz w:val="21"/>
-              </w:rPr>
-              <w:t>个候选点、日均</w:t>
-            </w:r>
-            <w:r>
-              <w:rPr>
-                <w:rFonts w:ascii="Times New Roman" w:eastAsia="宋体" w:hAnsi="Times New Roman" w:cs="宋体" w:hint="default"/>
-                <w:sz w:val="21"/>
-              </w:rPr>
-              <w:t>345</w:t>
-            </w:r>
-            <w:r>
-              <w:rPr>
-                <w:rFonts w:ascii="Times New Roman" w:eastAsia="宋体" w:hAnsi="Times New Roman" w:cs="宋体"/>
-                <w:sz w:val="21"/>
-              </w:rPr>
-              <w:t>单真实需求，将年龄分层服务半径、电梯等待时间纳入选址</w:t>
-            </w:r>
-            <w:r>
-              <w:rPr>
-                <w:rFonts w:ascii="Times New Roman" w:eastAsia="宋体" w:hAnsi="Times New Roman" w:cs="宋体" w:hint="default"/>
-                <w:sz w:val="21"/>
-              </w:rPr>
-              <w:t>-</w:t>
-            </w:r>
-            <w:r>
-              <w:rPr>
-                <w:rFonts w:ascii="Times New Roman" w:eastAsia="宋体" w:hAnsi="Times New Roman" w:cs="宋体"/>
-                <w:sz w:val="21"/>
-              </w:rPr>
-              <w:t>路径双层优化模型，用</w:t>
-            </w:r>
-            <w:r>
-              <w:rPr>
-                <w:rFonts w:ascii="Times New Roman" w:eastAsia="宋体" w:hAnsi="Times New Roman" w:cs="宋体" w:hint="default"/>
-                <w:sz w:val="21"/>
-              </w:rPr>
-              <w:t>Python</w:t>
-            </w:r>
-            <w:r>
-              <w:rPr>
-                <w:rFonts w:ascii="Times New Roman" w:eastAsia="宋体" w:hAnsi="Times New Roman" w:cs="宋体"/>
-                <w:sz w:val="21"/>
-              </w:rPr>
-              <w:t>完成求解</w:t>
+            </w:pPr>
+            <w:r>
+              <w:rPr>
+                <w:rFonts w:ascii="Times New Roman" w:eastAsia="宋体" w:hAnsi="Times New Roman" w:cs="宋体"/>
+                <w:sz w:val="21"/>
+              </w:rPr>
+              <w:t xml:space="preserve">验证技术特性对用户体验的影响路径，识别核心影响因素，输出研究结论与优化建议</w:t>
             </w:r>
           </w:p>
         </w:tc>
@@ -1685,7 +1779,7 @@
           </w:tcPr>
           <w:p>
             <w:pPr>
-              <w:spacing w:line="315" w:lineRule="atLeast"/>
+              <w:spacing w:line="290" w:lineRule="atLeast" w:before="0" w:after="0"/>
               <w:rPr>
                 <w:rFonts w:ascii="Times New Roman" w:hAnsi="Times New Roman"/>
                 <w:sz w:val="21"/>
@@ -1713,7 +1807,7 @@
           </w:tcPr>
           <w:p>
             <w:pPr>
-              <w:spacing w:line="315" w:lineRule="atLeast"/>
+              <w:spacing w:line="290" w:lineRule="atLeast" w:before="0" w:after="0"/>
               <w:rPr>
                 <w:rFonts w:ascii="Times New Roman" w:hAnsi="Times New Roman"/>
                 <w:sz w:val="21"/>
@@ -1744,7 +1838,7 @@
           </w:tcPr>
           <w:p>
             <w:pPr>
-              <w:spacing w:line="315" w:lineRule="atLeast"/>
+              <w:spacing w:line="290" w:lineRule="atLeast" w:before="0" w:after="0"/>
               <w:rPr>
                 <w:rFonts w:ascii="Times New Roman" w:eastAsia="等线" w:hAnsi="Times New Roman"/>
                 <w:b/>
@@ -1776,7 +1870,7 @@
           </w:tcPr>
           <w:p>
             <w:pPr>
-              <w:spacing w:line="315" w:lineRule="atLeast"/>
+              <w:spacing w:line="290" w:lineRule="atLeast" w:before="0" w:after="0"/>
               <w:rPr>
                 <w:rFonts w:ascii="Times New Roman" w:eastAsia="等线" w:hAnsi="Times New Roman" w:hint="default"/>
                 <w:b/>
@@ -1821,7 +1915,7 @@
           </w:tcPr>
           <w:p>
             <w:pPr>
-              <w:spacing w:line="315" w:lineRule="atLeast"/>
+              <w:spacing w:line="290" w:lineRule="atLeast" w:before="0" w:after="0"/>
               <w:rPr>
                 <w:rFonts w:ascii="Times New Roman" w:hAnsi="Times New Roman"/>
                 <w:sz w:val="21"/>
@@ -1853,7 +1947,7 @@
                 <w:ilvl w:val="0"/>
                 <w:numId w:val="9"/>
               </w:numPr>
-              <w:spacing w:line="315" w:lineRule="atLeast"/>
+              <w:spacing w:line="290" w:lineRule="atLeast" w:before="0" w:after="0"/>
               <w:rPr>
                 <w:rFonts w:ascii="Times New Roman" w:eastAsia="宋体" w:hAnsi="Times New Roman" w:cs="宋体" w:hint="default"/>
                 <w:sz w:val="21"/>
@@ -1864,63 +1958,55 @@
                 <w:rFonts w:ascii="Times New Roman" w:eastAsia="宋体" w:hAnsi="Times New Roman" w:cs="宋体"/>
                 <w:sz w:val="21"/>
               </w:rPr>
-              <w:t>针对老龄化小区自提点布局零散、老年覆盖不足痛点，调研</w:t>
-            </w:r>
-            <w:r>
+              <w:t xml:space="preserve">基于</w:t>
+            </w:r>
+            <w:r>
+              <w:rPr>
+                <w:rFonts w:eastAsia="宋体" w:ascii="Times New Roman" w:hAnsi="Times New Roman"/>
+                <w:sz w:val="21"/>
+              </w:rPr>
+              <w:t xml:space="preserve">45211</w:t>
+            </w:r>
+            <w:r>
+              <w:rPr>
+                <w:rFonts w:ascii="Times New Roman" w:eastAsia="宋体" w:hAnsi="Times New Roman" w:cs="宋体"/>
+                <w:sz w:val="21"/>
+              </w:rPr>
+              <w:t xml:space="preserve">条葡萄牙银行真实营销数据，用</w:t>
+            </w:r>
+            <w:r>
+              <w:rPr>
+                <w:rFonts w:eastAsia="宋体" w:ascii="Times New Roman" w:hAnsi="Times New Roman"/>
+                <w:sz w:val="21"/>
+              </w:rPr>
+              <w:t xml:space="preserve">R</w:t>
+            </w:r>
+            <w:r>
+              <w:rPr>
+                <w:rFonts w:ascii="Times New Roman" w:eastAsia="宋体" w:hAnsi="Times New Roman" w:cs="宋体"/>
+                <w:sz w:val="21"/>
+              </w:rPr>
+              <w:t xml:space="preserve">完成缺失值与异常值清洗，对年龄、职业、营销频次等字段做多维度分层统计</w:t>
+            </w:r>
+          </w:p>
+          <w:p>
+            <w:pPr>
+              <w:numPr>
+                <w:ilvl w:val="0"/>
+                <w:numId w:val="9"/>
+              </w:numPr>
+              <w:spacing w:line="290" w:lineRule="atLeast" w:before="0" w:after="0"/>
               <w:rPr>
                 <w:rFonts w:ascii="Times New Roman" w:eastAsia="宋体" w:hAnsi="Times New Roman" w:cs="宋体" w:hint="default"/>
                 <w:sz w:val="21"/>
               </w:rPr>
-              <w:t>15</w:t>
-            </w:r>
-            <w:r>
-              <w:rPr>
-                <w:rFonts w:ascii="Times New Roman" w:eastAsia="宋体" w:hAnsi="Times New Roman" w:cs="宋体"/>
-                <w:sz w:val="21"/>
-              </w:rPr>
-              <w:t>个候选点、日均</w:t>
-            </w:r>
-            <w:r>
-              <w:rPr>
-                <w:rFonts w:ascii="Times New Roman" w:eastAsia="宋体" w:hAnsi="Times New Roman" w:cs="宋体" w:hint="default"/>
-                <w:sz w:val="21"/>
-              </w:rPr>
-              <w:t>345</w:t>
-            </w:r>
-            <w:r>
-              <w:rPr>
-                <w:rFonts w:ascii="Times New Roman" w:eastAsia="宋体" w:hAnsi="Times New Roman" w:cs="宋体"/>
-                <w:sz w:val="21"/>
-              </w:rPr>
-              <w:t>单真实需求，将年龄分层服务半径、电梯等待时间纳入选址</w:t>
-            </w:r>
-            <w:r>
-              <w:rPr>
-                <w:rFonts w:ascii="Times New Roman" w:eastAsia="宋体" w:hAnsi="Times New Roman" w:cs="宋体" w:hint="default"/>
-                <w:sz w:val="21"/>
-              </w:rPr>
-              <w:t>-</w:t>
-            </w:r>
-            <w:r>
-              <w:rPr>
-                <w:rFonts w:ascii="Times New Roman" w:eastAsia="宋体" w:hAnsi="Times New Roman" w:cs="宋体"/>
-                <w:sz w:val="21"/>
-              </w:rPr>
-              <w:t>路径双层优化模型，用</w:t>
-            </w:r>
-            <w:r>
-              <w:rPr>
-                <w:rFonts w:ascii="Times New Roman" w:eastAsia="宋体" w:hAnsi="Times New Roman" w:cs="宋体" w:hint="default"/>
-                <w:sz w:val="21"/>
-              </w:rPr>
-              <w:t>Python</w:t>
-            </w:r>
-            <w:r>
-              <w:rPr>
-                <w:rFonts w:ascii="Times New Roman" w:eastAsia="宋体" w:hAnsi="Times New Roman" w:cs="宋体"/>
-                <w:sz w:val="21"/>
-              </w:rPr>
-              <w:t>完成求解</w:t>
+            </w:pPr>
+            <w:r>
+              <w:rPr>
+                <w:rFonts w:ascii="Times New Roman" w:eastAsia="宋体" w:hAnsi="Times New Roman" w:cs="宋体"/>
+                <w:sz w:val="21"/>
+              </w:rPr>
+              <w:t xml:space="preserve">独立绘制帕累托图、相关性热力图、订阅转化率瀑布图，通过多维度统计呈现客户群体响应差异，识别关键影响变量，为客户分群与营销资源分配提供数据支撑</w:t>
             </w:r>
           </w:p>
         </w:tc>
@@ -1950,7 +2036,7 @@
           </w:tcPr>
           <w:p>
             <w:pPr>
-              <w:spacing w:line="315" w:lineRule="atLeast"/>
+              <w:spacing w:line="290" w:lineRule="atLeast" w:before="0" w:after="0"/>
               <w:rPr>
                 <w:rFonts w:ascii="Times New Roman" w:hAnsi="Times New Roman"/>
                 <w:sz w:val="21"/>
@@ -1978,7 +2064,7 @@
           </w:tcPr>
           <w:p>
             <w:pPr>
-              <w:spacing w:line="315" w:lineRule="atLeast"/>
+              <w:spacing w:line="290" w:lineRule="atLeast" w:before="0" w:after="0"/>
               <w:rPr>
                 <w:rFonts w:ascii="Times New Roman" w:hAnsi="Times New Roman"/>
                 <w:sz w:val="21"/>
@@ -2018,7 +2104,7 @@
           </w:tcPr>
           <w:p>
             <w:pPr>
-              <w:spacing w:line="315" w:lineRule="atLeast"/>
+              <w:spacing w:line="290" w:lineRule="atLeast" w:before="0" w:after="0"/>
               <w:rPr>
                 <w:rFonts w:ascii="Times New Roman" w:eastAsia="等线" w:hAnsi="Times New Roman"/>
                 <w:b/>
@@ -2050,7 +2136,7 @@
           </w:tcPr>
           <w:p>
             <w:pPr>
-              <w:spacing w:line="315" w:lineRule="atLeast"/>
+              <w:spacing w:line="290" w:lineRule="atLeast" w:before="0" w:after="0"/>
               <w:rPr>
                 <w:rFonts w:ascii="Times New Roman" w:eastAsia="等线" w:hAnsi="Times New Roman" w:hint="default"/>
                 <w:b/>
@@ -2095,7 +2181,7 @@
           </w:tcPr>
           <w:p>
             <w:pPr>
-              <w:spacing w:line="315" w:lineRule="atLeast"/>
+              <w:spacing w:line="290" w:lineRule="atLeast" w:before="0" w:after="0"/>
               <w:rPr>
                 <w:rFonts w:ascii="Times New Roman" w:hAnsi="Times New Roman"/>
                 <w:sz w:val="21"/>
@@ -2127,7 +2213,7 @@
                 <w:ilvl w:val="0"/>
                 <w:numId w:val="9"/>
               </w:numPr>
-              <w:spacing w:line="315" w:lineRule="atLeast"/>
+              <w:spacing w:line="290" w:lineRule="atLeast" w:before="0" w:after="0"/>
               <w:rPr>
                 <w:rFonts w:ascii="Times New Roman" w:eastAsia="宋体" w:hAnsi="Times New Roman" w:cs="宋体" w:hint="default"/>
                 <w:sz w:val="21"/>
@@ -2138,63 +2224,41 @@
                 <w:rFonts w:ascii="Times New Roman" w:eastAsia="宋体" w:hAnsi="Times New Roman" w:cs="宋体"/>
                 <w:sz w:val="21"/>
               </w:rPr>
-              <w:t>针对老龄化小区自提点布局零散、老年覆盖不足痛点，调研</w:t>
-            </w:r>
-            <w:r>
+              <w:t xml:space="preserve">以账套主管角色使用用友</w:t>
+            </w:r>
+            <w:r>
+              <w:rPr>
+                <w:rFonts w:eastAsia="宋体" w:ascii="Times New Roman" w:hAnsi="Times New Roman"/>
+                <w:sz w:val="21"/>
+              </w:rPr>
+              <w:t xml:space="preserve">U8+</w:t>
+            </w:r>
+            <w:r>
+              <w:rPr>
+                <w:rFonts w:ascii="Times New Roman" w:eastAsia="宋体" w:hAnsi="Times New Roman" w:cs="宋体"/>
+                <w:sz w:val="21"/>
+              </w:rPr>
+              <w:t xml:space="preserve">，独立完成采购订单→到货入库→库存调拨→盘点→存货核算→付款凭证全流程操作</w:t>
+            </w:r>
+          </w:p>
+          <w:p>
+            <w:pPr>
+              <w:numPr>
+                <w:ilvl w:val="0"/>
+                <w:numId w:val="9"/>
+              </w:numPr>
+              <w:spacing w:line="290" w:lineRule="atLeast" w:before="0" w:after="0"/>
               <w:rPr>
                 <w:rFonts w:ascii="Times New Roman" w:eastAsia="宋体" w:hAnsi="Times New Roman" w:cs="宋体" w:hint="default"/>
                 <w:sz w:val="21"/>
               </w:rPr>
-              <w:t>15</w:t>
-            </w:r>
-            <w:r>
-              <w:rPr>
-                <w:rFonts w:ascii="Times New Roman" w:eastAsia="宋体" w:hAnsi="Times New Roman" w:cs="宋体"/>
-                <w:sz w:val="21"/>
-              </w:rPr>
-              <w:t>个候选点、日均</w:t>
-            </w:r>
-            <w:r>
-              <w:rPr>
-                <w:rFonts w:ascii="Times New Roman" w:eastAsia="宋体" w:hAnsi="Times New Roman" w:cs="宋体" w:hint="default"/>
-                <w:sz w:val="21"/>
-              </w:rPr>
-              <w:t>345</w:t>
-            </w:r>
-            <w:r>
-              <w:rPr>
-                <w:rFonts w:ascii="Times New Roman" w:eastAsia="宋体" w:hAnsi="Times New Roman" w:cs="宋体"/>
-                <w:sz w:val="21"/>
-              </w:rPr>
-              <w:t>单真实需求，将年龄分层服务半径、电梯等待时间纳入选址</w:t>
-            </w:r>
-            <w:r>
-              <w:rPr>
-                <w:rFonts w:ascii="Times New Roman" w:eastAsia="宋体" w:hAnsi="Times New Roman" w:cs="宋体" w:hint="default"/>
-                <w:sz w:val="21"/>
-              </w:rPr>
-              <w:t>-</w:t>
-            </w:r>
-            <w:r>
-              <w:rPr>
-                <w:rFonts w:ascii="Times New Roman" w:eastAsia="宋体" w:hAnsi="Times New Roman" w:cs="宋体"/>
-                <w:sz w:val="21"/>
-              </w:rPr>
-              <w:t>路径双层优化模型，用</w:t>
-            </w:r>
-            <w:r>
-              <w:rPr>
-                <w:rFonts w:ascii="Times New Roman" w:eastAsia="宋体" w:hAnsi="Times New Roman" w:cs="宋体" w:hint="default"/>
-                <w:sz w:val="21"/>
-              </w:rPr>
-              <w:t>Python</w:t>
-            </w:r>
-            <w:r>
-              <w:rPr>
-                <w:rFonts w:ascii="Times New Roman" w:eastAsia="宋体" w:hAnsi="Times New Roman" w:cs="宋体"/>
-                <w:sz w:val="21"/>
-              </w:rPr>
-              <w:t>完成求解</w:t>
+            </w:pPr>
+            <w:r>
+              <w:rPr>
+                <w:rFonts w:ascii="Times New Roman" w:eastAsia="宋体" w:hAnsi="Times New Roman" w:cs="宋体"/>
+                <w:sz w:val="21"/>
+              </w:rPr>
+              <w:t xml:space="preserve">熟悉采购申请、订单管理、入库验收、库存调拨、对账核算各环节的单据流转与系统操作，理解采购到付款的完整业务链路</w:t>
             </w:r>
           </w:p>
         </w:tc>
@@ -2226,7 +2290,7 @@
           </w:tcPr>
           <w:p>
             <w:pPr>
-              <w:spacing w:line="275" w:lineRule="atLeast"/>
+              <w:spacing w:line="290" w:lineRule="atLeast" w:before="0" w:after="0"/>
             </w:pPr>
             <w:r>
               <w:rPr>
@@ -2243,6 +2307,7 @@
         <w:rPr>
           <w:vanish/>
         </w:rPr>
+        <w:spacing w:line="290" w:lineRule="atLeast" w:before="0" w:after="0"/>
       </w:pPr>
     </w:p>
     <w:p>
@@ -2251,6 +2316,7 @@
           <w:vanish/>
           <w:sz w:val="21"/>
         </w:rPr>
+        <w:spacing w:line="290" w:lineRule="atLeast" w:before="0" w:after="0"/>
       </w:pPr>
     </w:p>
     <w:tbl>
@@ -2294,7 +2360,7 @@
           </w:tcPr>
           <w:p>
             <w:pPr>
-              <w:spacing w:line="315" w:lineRule="atLeast"/>
+              <w:spacing w:line="290" w:lineRule="atLeast" w:before="0" w:after="0"/>
               <w:rPr>
                 <w:sz w:val="21"/>
               </w:rPr>
@@ -2320,7 +2386,7 @@
           </w:tcPr>
           <w:p>
             <w:pPr>
-              <w:spacing w:line="315" w:lineRule="atLeast"/>
+              <w:spacing w:line="290" w:lineRule="atLeast" w:before="0" w:after="0"/>
               <w:rPr>
                 <w:b/>
                 <w:bCs/>
@@ -2351,7 +2417,7 @@
           </w:tcPr>
           <w:p>
             <w:pPr>
-              <w:spacing w:line="315" w:lineRule="atLeast"/>
+              <w:spacing w:line="290" w:lineRule="atLeast" w:before="0" w:after="0"/>
               <w:rPr>
                 <w:b/>
                 <w:bCs/>
@@ -2382,7 +2448,7 @@
           </w:tcPr>
           <w:p>
             <w:pPr>
-              <w:spacing w:line="315" w:lineRule="atLeast"/>
+              <w:spacing w:line="290" w:lineRule="atLeast" w:before="0" w:after="0"/>
               <w:rPr>
                 <w:rFonts w:ascii="Times New Roman" w:eastAsia="等线" w:hAnsi="Times New Roman" w:hint="default"/>
                 <w:b/>
@@ -2425,7 +2491,7 @@
           </w:tcPr>
           <w:p>
             <w:pPr>
-              <w:spacing w:line="315" w:lineRule="atLeast"/>
+              <w:spacing w:line="290" w:lineRule="atLeast" w:before="0" w:after="0"/>
               <w:rPr>
                 <w:rFonts w:ascii="Times New Roman" w:hAnsi="Times New Roman"/>
                 <w:sz w:val="21"/>
@@ -2457,7 +2523,7 @@
                 <w:ilvl w:val="0"/>
                 <w:numId w:val="6"/>
               </w:numPr>
-              <w:spacing w:line="315" w:lineRule="atLeast"/>
+              <w:spacing w:line="290" w:lineRule="atLeast" w:before="0" w:after="0"/>
               <w:rPr>
                 <w:rFonts w:ascii="Times New Roman" w:eastAsia="宋体" w:hAnsi="Times New Roman" w:cs="宋体" w:hint="default"/>
                 <w:sz w:val="21"/>
@@ -2468,77 +2534,55 @@
                 <w:rFonts w:ascii="Times New Roman" w:eastAsia="宋体" w:hAnsi="Times New Roman" w:cs="宋体"/>
                 <w:sz w:val="21"/>
               </w:rPr>
-              <w:t>统筹</w:t>
-            </w:r>
-            <w:r>
+              <w:t xml:space="preserve">作为项目助理统筹</w:t>
+            </w:r>
+            <w:r>
+              <w:rPr>
+                <w:rFonts w:eastAsia="宋体" w:ascii="Times New Roman" w:hAnsi="Times New Roman"/>
+                <w:sz w:val="21"/>
+              </w:rPr>
+              <w:t xml:space="preserve">200+</w:t>
+            </w:r>
+            <w:r>
+              <w:rPr>
+                <w:rFonts w:ascii="Times New Roman" w:eastAsia="宋体" w:hAnsi="Times New Roman" w:cs="宋体"/>
+                <w:sz w:val="21"/>
+              </w:rPr>
+              <w:t xml:space="preserve">份申报材料的收集、核对、提交全流程，用</w:t>
+            </w:r>
+            <w:r>
+              <w:rPr>
+                <w:rFonts w:eastAsia="宋体" w:ascii="Times New Roman" w:hAnsi="Times New Roman"/>
+                <w:sz w:val="21"/>
+              </w:rPr>
+              <w:t xml:space="preserve">Excel</w:t>
+            </w:r>
+            <w:r>
+              <w:rPr>
+                <w:rFonts w:ascii="Times New Roman" w:eastAsia="宋体" w:hAnsi="Times New Roman" w:cs="宋体"/>
+                <w:sz w:val="21"/>
+              </w:rPr>
+              <w:t xml:space="preserve">搭建可检索的电子台账</w:t>
+            </w:r>
+          </w:p>
+          <w:p>
+            <w:pPr>
+              <w:numPr>
+                <w:ilvl w:val="0"/>
+                <w:numId w:val="6"/>
+              </w:numPr>
+              <w:spacing w:line="290" w:lineRule="atLeast" w:before="0" w:after="0"/>
               <w:rPr>
                 <w:rFonts w:ascii="Times New Roman" w:eastAsia="宋体" w:hAnsi="Times New Roman" w:cs="宋体" w:hint="default"/>
                 <w:sz w:val="21"/>
               </w:rPr>
-              <w:t>200+</w:t>
-            </w:r>
-            <w:r>
-              <w:rPr>
-                <w:rFonts w:ascii="Times New Roman" w:eastAsia="宋体" w:hAnsi="Times New Roman" w:cs="宋体"/>
-                <w:sz w:val="21"/>
-              </w:rPr>
-              <w:t>份学生申报材料全流程管理，搭建分类电子台账，建立</w:t>
-            </w:r>
-            <w:r>
-              <w:rPr>
-                <w:rFonts w:ascii="Times New Roman" w:eastAsia="宋体" w:hAnsi="Times New Roman" w:cs="宋体"/>
-                <w:sz w:val="21"/>
-              </w:rPr>
-              <w:t>“</w:t>
-            </w:r>
-            <w:r>
-              <w:rPr>
-                <w:rFonts w:ascii="Times New Roman" w:eastAsia="宋体" w:hAnsi="Times New Roman" w:cs="宋体"/>
-                <w:sz w:val="21"/>
-              </w:rPr>
-              <w:t>录入</w:t>
-            </w:r>
-            <w:r>
-              <w:rPr>
-                <w:rFonts w:ascii="Times New Roman" w:eastAsia="宋体" w:hAnsi="Times New Roman" w:cs="宋体" w:hint="default"/>
-                <w:sz w:val="21"/>
-              </w:rPr>
-              <w:t>-</w:t>
-            </w:r>
-            <w:r>
-              <w:rPr>
-                <w:rFonts w:ascii="Times New Roman" w:eastAsia="宋体" w:hAnsi="Times New Roman" w:cs="宋体"/>
-                <w:sz w:val="21"/>
-              </w:rPr>
-              <w:t>核对</w:t>
-            </w:r>
-            <w:r>
-              <w:rPr>
-                <w:rFonts w:ascii="Times New Roman" w:eastAsia="宋体" w:hAnsi="Times New Roman" w:cs="宋体" w:hint="default"/>
-                <w:sz w:val="21"/>
-              </w:rPr>
-              <w:t>-</w:t>
-            </w:r>
-            <w:r>
-              <w:rPr>
-                <w:rFonts w:ascii="Times New Roman" w:eastAsia="宋体" w:hAnsi="Times New Roman" w:cs="宋体"/>
-                <w:sz w:val="21"/>
-              </w:rPr>
-              <w:t>提交</w:t>
-            </w:r>
-            <w:r>
-              <w:rPr>
-                <w:rFonts w:ascii="Times New Roman" w:eastAsia="宋体" w:hAnsi="Times New Roman" w:cs="宋体"/>
-                <w:sz w:val="21"/>
-              </w:rPr>
-              <w:t>”</w:t>
-            </w:r>
-            <w:r>
-              <w:rPr>
-                <w:rFonts w:ascii="Times New Roman" w:eastAsia="宋体" w:hAnsi="Times New Roman" w:cs="宋体"/>
-                <w:sz w:val="21"/>
-              </w:rPr>
-              <w:t>三级校验机制，实现零差错交付</w:t>
+            </w:pPr>
+            <w:r>
+              <w:rPr>
+                <w:rFonts w:ascii="Times New Roman" w:eastAsia="宋体" w:hAnsi="Times New Roman" w:cs="宋体"/>
+                <w:sz w:val="21"/>
+              </w:rPr>
+              <w:t xml:space="preserve">梳理并标准化资料审核与报批流程，按月汇总项目执行数据；建立可检索的文档归档体系，统一收纳申报单据并分类存档，提升材料调取效率</w:t>
             </w:r>
           </w:p>
         </w:tc>
@@ -2566,7 +2610,7 @@
           </w:tcPr>
           <w:p>
             <w:pPr>
-              <w:spacing w:line="315" w:lineRule="atLeast"/>
+              <w:spacing w:line="290" w:lineRule="atLeast" w:before="0" w:after="0"/>
               <w:rPr>
                 <w:sz w:val="21"/>
               </w:rPr>
@@ -2592,7 +2636,7 @@
           </w:tcPr>
           <w:p>
             <w:pPr>
-              <w:spacing w:line="315" w:lineRule="atLeast"/>
+              <w:spacing w:line="290" w:lineRule="atLeast" w:before="0" w:after="0"/>
               <w:rPr>
                 <w:b/>
                 <w:bCs/>
@@ -2623,7 +2667,7 @@
           </w:tcPr>
           <w:p>
             <w:pPr>
-              <w:spacing w:line="315" w:lineRule="atLeast"/>
+              <w:spacing w:line="290" w:lineRule="atLeast" w:before="0" w:after="0"/>
               <w:rPr>
                 <w:b/>
                 <w:bCs/>
@@ -2654,7 +2698,7 @@
           </w:tcPr>
           <w:p>
             <w:pPr>
-              <w:spacing w:line="315" w:lineRule="atLeast"/>
+              <w:spacing w:line="290" w:lineRule="atLeast" w:before="0" w:after="0"/>
               <w:rPr>
                 <w:rFonts w:ascii="Times New Roman" w:eastAsia="等线" w:hAnsi="Times New Roman" w:hint="default"/>
                 <w:b/>
@@ -2697,7 +2741,7 @@
           </w:tcPr>
           <w:p>
             <w:pPr>
-              <w:spacing w:line="315" w:lineRule="atLeast"/>
+              <w:spacing w:line="290" w:lineRule="atLeast" w:before="0" w:after="0"/>
               <w:rPr>
                 <w:rFonts w:ascii="Times New Roman" w:hAnsi="Times New Roman"/>
                 <w:sz w:val="21"/>
@@ -2729,7 +2773,7 @@
                 <w:ilvl w:val="0"/>
                 <w:numId w:val="6"/>
               </w:numPr>
-              <w:spacing w:line="315" w:lineRule="atLeast"/>
+              <w:spacing w:line="290" w:lineRule="atLeast" w:before="0" w:after="0"/>
               <w:rPr>
                 <w:rFonts w:ascii="Times New Roman" w:eastAsia="宋体" w:hAnsi="Times New Roman" w:cs="宋体" w:hint="default"/>
                 <w:sz w:val="21"/>
@@ -2740,77 +2784,41 @@
                 <w:rFonts w:ascii="Times New Roman" w:eastAsia="宋体" w:hAnsi="Times New Roman" w:cs="宋体"/>
                 <w:sz w:val="21"/>
               </w:rPr>
-              <w:t>统筹</w:t>
-            </w:r>
-            <w:r>
+              <w:t xml:space="preserve">负责门店数十种原辅料的补货申请、入库核对与日常盘点，落实“日盘</w:t>
+            </w:r>
+            <w:r>
+              <w:rPr>
+                <w:rFonts w:eastAsia="宋体" w:ascii="Times New Roman" w:hAnsi="Times New Roman"/>
+                <w:sz w:val="21"/>
+              </w:rPr>
+              <w:t xml:space="preserve">+</w:t>
+            </w:r>
+            <w:r>
+              <w:rPr>
+                <w:rFonts w:ascii="Times New Roman" w:eastAsia="宋体" w:hAnsi="Times New Roman" w:cs="宋体"/>
+                <w:sz w:val="21"/>
+              </w:rPr>
+              <w:t xml:space="preserve">效期预警”机制，核对交接班出入库单据，保持库存账实一致，任职期间无重大盘点差异</w:t>
+            </w:r>
+          </w:p>
+          <w:p>
+            <w:pPr>
+              <w:numPr>
+                <w:ilvl w:val="0"/>
+                <w:numId w:val="6"/>
+              </w:numPr>
+              <w:spacing w:line="290" w:lineRule="atLeast" w:before="0" w:after="0"/>
               <w:rPr>
                 <w:rFonts w:ascii="Times New Roman" w:eastAsia="宋体" w:hAnsi="Times New Roman" w:cs="宋体" w:hint="default"/>
                 <w:sz w:val="21"/>
               </w:rPr>
-              <w:t>200+</w:t>
-            </w:r>
-            <w:r>
-              <w:rPr>
-                <w:rFonts w:ascii="Times New Roman" w:eastAsia="宋体" w:hAnsi="Times New Roman" w:cs="宋体"/>
-                <w:sz w:val="21"/>
-              </w:rPr>
-              <w:t>份学生申报材料全流程管理，搭建分类电子台账，建立</w:t>
-            </w:r>
-            <w:r>
-              <w:rPr>
-                <w:rFonts w:ascii="Times New Roman" w:eastAsia="宋体" w:hAnsi="Times New Roman" w:cs="宋体"/>
-                <w:sz w:val="21"/>
-              </w:rPr>
-              <w:t>“</w:t>
-            </w:r>
-            <w:r>
-              <w:rPr>
-                <w:rFonts w:ascii="Times New Roman" w:eastAsia="宋体" w:hAnsi="Times New Roman" w:cs="宋体"/>
-                <w:sz w:val="21"/>
-              </w:rPr>
-              <w:t>录入</w:t>
-            </w:r>
-            <w:r>
-              <w:rPr>
-                <w:rFonts w:ascii="Times New Roman" w:eastAsia="宋体" w:hAnsi="Times New Roman" w:cs="宋体" w:hint="default"/>
-                <w:sz w:val="21"/>
-              </w:rPr>
-              <w:t>-</w:t>
-            </w:r>
-            <w:r>
-              <w:rPr>
-                <w:rFonts w:ascii="Times New Roman" w:eastAsia="宋体" w:hAnsi="Times New Roman" w:cs="宋体"/>
-                <w:sz w:val="21"/>
-              </w:rPr>
-              <w:t>核对</w:t>
-            </w:r>
-            <w:r>
-              <w:rPr>
-                <w:rFonts w:ascii="Times New Roman" w:eastAsia="宋体" w:hAnsi="Times New Roman" w:cs="宋体" w:hint="default"/>
-                <w:sz w:val="21"/>
-              </w:rPr>
-              <w:t>-</w:t>
-            </w:r>
-            <w:r>
-              <w:rPr>
-                <w:rFonts w:ascii="Times New Roman" w:eastAsia="宋体" w:hAnsi="Times New Roman" w:cs="宋体"/>
-                <w:sz w:val="21"/>
-              </w:rPr>
-              <w:t>提交</w:t>
-            </w:r>
-            <w:r>
-              <w:rPr>
-                <w:rFonts w:ascii="Times New Roman" w:eastAsia="宋体" w:hAnsi="Times New Roman" w:cs="宋体"/>
-                <w:sz w:val="21"/>
-              </w:rPr>
-              <w:t>”</w:t>
-            </w:r>
-            <w:r>
-              <w:rPr>
-                <w:rFonts w:ascii="Times New Roman" w:eastAsia="宋体" w:hAnsi="Times New Roman" w:cs="宋体"/>
-                <w:sz w:val="21"/>
-              </w:rPr>
-              <w:t>三级校验机制，实现零差错交付</w:t>
+            </w:pPr>
+            <w:r>
+              <w:rPr>
+                <w:rFonts w:ascii="Times New Roman" w:eastAsia="宋体" w:hAnsi="Times New Roman" w:cs="宋体"/>
+                <w:sz w:val="21"/>
+              </w:rPr>
+              <w:t xml:space="preserve">根据销售消耗规律制定每日解冻备货计划，精准匹配需求与备货量，降低物料损耗与临时缺货风险，保障门店日常运营物料供应稳定</w:t>
             </w:r>
           </w:p>
         </w:tc>
@@ -2823,6 +2831,7 @@
           <w:vanish/>
           <w:sz w:val="21"/>
         </w:rPr>
+        <w:spacing w:line="290" w:lineRule="atLeast" w:before="0" w:after="0"/>
       </w:pPr>
     </w:p>
     <w:p>
@@ -2832,6 +2841,7 @@
           <w:vanish/>
           <w:sz w:val="21"/>
         </w:rPr>
+        <w:spacing w:line="290" w:lineRule="atLeast" w:before="0" w:after="0"/>
       </w:pPr>
     </w:p>
     <w:p>
@@ -2841,6 +2851,7 @@
           <w:vanish/>
           <w:sz w:val="21"/>
         </w:rPr>
+        <w:spacing w:line="290" w:lineRule="atLeast" w:before="0" w:after="0"/>
       </w:pPr>
     </w:p>
     <w:p>
@@ -2850,6 +2861,7 @@
           <w:vanish/>
           <w:sz w:val="2"/>
         </w:rPr>
+        <w:spacing w:line="290" w:lineRule="atLeast" w:before="0" w:after="0"/>
       </w:pPr>
     </w:p>
     <w:p>
@@ -2858,6 +2870,7 @@
           <w:rFonts w:ascii="Times New Roman" w:hAnsi="Times New Roman"/>
           <w:vanish/>
         </w:rPr>
+        <w:spacing w:line="290" w:lineRule="atLeast" w:before="0" w:after="0"/>
       </w:pPr>
     </w:p>
     <w:p>
@@ -2867,6 +2880,7 @@
           <w:vanish/>
           <w:sz w:val="21"/>
         </w:rPr>
+        <w:spacing w:line="290" w:lineRule="atLeast" w:before="0" w:after="0"/>
       </w:pPr>
     </w:p>
     <w:tbl>
@@ -2908,7 +2922,7 @@
           </w:tcPr>
           <w:p>
             <w:pPr>
-              <w:spacing w:before="63" w:after="42" w:line="275" w:lineRule="atLeast"/>
+              <w:spacing w:before="0" w:after="0" w:line="290" w:lineRule="atLeast"/>
               <w:rPr>
                 <w:rFonts w:ascii="Times New Roman" w:hAnsi="Times New Roman"/>
               </w:rPr>
@@ -2931,6 +2945,7 @@
           <w:rFonts w:ascii="Times New Roman" w:hAnsi="Times New Roman"/>
           <w:vanish/>
         </w:rPr>
+        <w:spacing w:line="290" w:lineRule="atLeast" w:before="0" w:after="0"/>
       </w:pPr>
     </w:p>
     <w:tbl>
@@ -2973,7 +2988,7 @@
           </w:tcPr>
           <w:p>
             <w:pPr>
-              <w:spacing w:before="63" w:after="21" w:line="210" w:lineRule="atLeast"/>
+              <w:spacing w:before="0" w:after="0" w:line="290" w:lineRule="atLeast"/>
               <w:rPr>
                 <w:rFonts w:ascii="Times New Roman" w:hAnsi="Times New Roman"/>
                 <w:sz w:val="21"/>
@@ -3000,7 +3015,7 @@
           </w:tcPr>
           <w:p>
             <w:pPr>
-              <w:spacing w:line="315" w:lineRule="atLeast"/>
+              <w:spacing w:line="290" w:lineRule="atLeast" w:before="0" w:after="0"/>
               <w:rPr>
                 <w:rFonts w:ascii="Times New Roman" w:eastAsia="宋体" w:hAnsi="Times New Roman" w:cs="宋体" w:hint="default"/>
                 <w:b/>
@@ -3015,105 +3030,237 @@
                 <w:bCs/>
                 <w:sz w:val="21"/>
               </w:rPr>
-              <w:t>数据分析与编程：</w:t>
-            </w:r>
-            <w:r>
+              <w:t xml:space="preserve">ERP</w:t>
+            </w:r>
+            <w:r>
+              <w:rPr>
+                <w:rFonts w:ascii="Times New Roman" w:eastAsia="宋体" w:hAnsi="Times New Roman" w:cs="宋体"/>
+                <w:b/>
+                <w:bCs/>
+                <w:sz w:val="21"/>
+              </w:rPr>
+              <w:t xml:space="preserve">系统：</w:t>
+            </w:r>
+            <w:r>
+              <w:rPr>
+                <w:rFonts w:ascii="Times New Roman" w:eastAsia="宋体" w:hAnsi="Times New Roman" w:cs="宋体"/>
+                <w:sz w:val="21"/>
+              </w:rPr>
+              <w:t xml:space="preserve">用友</w:t>
+            </w:r>
+            <w:r>
+              <w:rPr>
+                <w:rFonts w:eastAsia="宋体" w:ascii="Times New Roman" w:hAnsi="Times New Roman"/>
+                <w:sz w:val="21"/>
+              </w:rPr>
+              <w:t xml:space="preserve">U8+</w:t>
+            </w:r>
+            <w:r>
+              <w:rPr>
+                <w:rFonts w:ascii="Times New Roman" w:eastAsia="宋体" w:hAnsi="Times New Roman" w:cs="宋体"/>
+                <w:sz w:val="21"/>
+              </w:rPr>
+              <w:t xml:space="preserve">（采购</w:t>
+            </w:r>
+            <w:r>
+              <w:rPr>
+                <w:rFonts w:eastAsia="宋体" w:ascii="Times New Roman" w:hAnsi="Times New Roman"/>
+                <w:sz w:val="21"/>
+              </w:rPr>
+              <w:t xml:space="preserve">/</w:t>
+            </w:r>
+            <w:r>
+              <w:rPr>
+                <w:rFonts w:ascii="Times New Roman" w:eastAsia="宋体" w:hAnsi="Times New Roman" w:cs="宋体"/>
+                <w:sz w:val="21"/>
+              </w:rPr>
+              <w:t xml:space="preserve">库存</w:t>
+            </w:r>
+            <w:r>
+              <w:rPr>
+                <w:rFonts w:eastAsia="宋体" w:ascii="Times New Roman" w:hAnsi="Times New Roman"/>
+                <w:sz w:val="21"/>
+              </w:rPr>
+              <w:t xml:space="preserve">/</w:t>
+            </w:r>
+            <w:r>
+              <w:rPr>
+                <w:rFonts w:ascii="Times New Roman" w:eastAsia="宋体" w:hAnsi="Times New Roman" w:cs="宋体"/>
+                <w:sz w:val="21"/>
+              </w:rPr>
+              <w:t xml:space="preserve">存货核算全流程操作）</w:t>
+            </w:r>
+          </w:p>
+          <w:p>
+            <w:pPr>
+              <w:spacing w:line="290" w:lineRule="atLeast" w:before="0" w:after="0"/>
               <w:rPr>
                 <w:rFonts w:ascii="Times New Roman" w:eastAsia="宋体" w:hAnsi="Times New Roman" w:cs="宋体" w:hint="default"/>
-                <w:sz w:val="21"/>
-              </w:rPr>
-              <w:t>Python</w:t>
-            </w:r>
-            <w:r>
-              <w:rPr>
-                <w:rFonts w:ascii="Times New Roman" w:eastAsia="宋体" w:hAnsi="Times New Roman" w:cs="宋体"/>
-                <w:sz w:val="21"/>
-              </w:rPr>
-              <w:t>、</w:t>
-            </w:r>
-            <w:r>
+                <w:b/>
+                <w:bCs/>
+                <w:sz w:val="21"/>
+              </w:rPr>
+            </w:pPr>
+            <w:r>
+              <w:rPr>
+                <w:rFonts w:ascii="Times New Roman" w:eastAsia="宋体" w:hAnsi="Times New Roman" w:cs="宋体"/>
+                <w:b/>
+                <w:bCs/>
+                <w:sz w:val="21"/>
+              </w:rPr>
+              <w:t xml:space="preserve">办公与数据分析：</w:t>
+            </w:r>
+            <w:r>
+              <w:rPr>
+                <w:rFonts w:eastAsia="宋体" w:ascii="Times New Roman" w:hAnsi="Times New Roman"/>
+                <w:sz w:val="21"/>
+              </w:rPr>
+              <w:t xml:space="preserve">Excel</w:t>
+            </w:r>
+            <w:r>
+              <w:rPr>
+                <w:rFonts w:ascii="Times New Roman" w:eastAsia="宋体" w:hAnsi="Times New Roman" w:cs="宋体"/>
+                <w:sz w:val="21"/>
+              </w:rPr>
+              <w:t xml:space="preserve">（透视表</w:t>
+            </w:r>
+            <w:r>
+              <w:rPr>
+                <w:rFonts w:eastAsia="宋体" w:ascii="Times New Roman" w:hAnsi="Times New Roman"/>
+                <w:sz w:val="21"/>
+              </w:rPr>
+              <w:t xml:space="preserve">/VLOOKUP/</w:t>
+            </w:r>
+            <w:r>
+              <w:rPr>
+                <w:rFonts w:ascii="Times New Roman" w:eastAsia="宋体" w:hAnsi="Times New Roman" w:cs="宋体"/>
+                <w:sz w:val="21"/>
+              </w:rPr>
+              <w:t xml:space="preserve">函数</w:t>
+            </w:r>
+            <w:r>
+              <w:rPr>
+                <w:rFonts w:eastAsia="宋体" w:ascii="Times New Roman" w:hAnsi="Times New Roman"/>
+                <w:sz w:val="21"/>
+              </w:rPr>
+              <w:t xml:space="preserve">/</w:t>
+            </w:r>
+            <w:r>
+              <w:rPr>
+                <w:rFonts w:ascii="Times New Roman" w:eastAsia="宋体" w:hAnsi="Times New Roman" w:cs="宋体"/>
+                <w:sz w:val="21"/>
+              </w:rPr>
+              <w:t xml:space="preserve">台账搭建）、</w:t>
+            </w:r>
+            <w:r>
+              <w:rPr>
+                <w:rFonts w:eastAsia="宋体" w:ascii="Times New Roman" w:hAnsi="Times New Roman"/>
+                <w:sz w:val="21"/>
+              </w:rPr>
+              <w:t xml:space="preserve">Word</w:t>
+            </w:r>
+            <w:r>
+              <w:rPr>
+                <w:rFonts w:ascii="Times New Roman" w:eastAsia="宋体" w:hAnsi="Times New Roman" w:cs="宋体"/>
+                <w:sz w:val="21"/>
+              </w:rPr>
+              <w:t xml:space="preserve">、</w:t>
+            </w:r>
+            <w:r>
+              <w:rPr>
+                <w:rFonts w:eastAsia="宋体" w:ascii="Times New Roman" w:hAnsi="Times New Roman"/>
+                <w:sz w:val="21"/>
+              </w:rPr>
+              <w:t xml:space="preserve">PPT</w:t>
+            </w:r>
+          </w:p>
+          <w:p>
+            <w:pPr>
+              <w:spacing w:line="290" w:lineRule="atLeast" w:before="0" w:after="0"/>
               <w:rPr>
                 <w:rFonts w:ascii="Times New Roman" w:eastAsia="宋体" w:hAnsi="Times New Roman" w:cs="宋体" w:hint="default"/>
-                <w:sz w:val="21"/>
-              </w:rPr>
-              <w:t>R</w:t>
-            </w:r>
-            <w:r>
-              <w:rPr>
-                <w:rFonts w:ascii="Times New Roman" w:eastAsia="宋体" w:hAnsi="Times New Roman" w:cs="宋体"/>
-                <w:sz w:val="21"/>
-              </w:rPr>
-              <w:t>、</w:t>
-            </w:r>
-            <w:r>
+                <w:b/>
+                <w:bCs/>
+                <w:sz w:val="21"/>
+              </w:rPr>
+            </w:pPr>
+            <w:r>
+              <w:rPr>
+                <w:rFonts w:ascii="Times New Roman" w:eastAsia="宋体" w:hAnsi="Times New Roman" w:cs="宋体"/>
+                <w:b/>
+                <w:bCs/>
+                <w:sz w:val="21"/>
+              </w:rPr>
+              <w:t xml:space="preserve">数据分析：</w:t>
+            </w:r>
+            <w:r>
+              <w:rPr>
+                <w:rFonts w:eastAsia="宋体" w:ascii="Times New Roman" w:hAnsi="Times New Roman"/>
+                <w:sz w:val="21"/>
+              </w:rPr>
+              <w:t xml:space="preserve">Python</w:t>
+            </w:r>
+            <w:r>
+              <w:rPr>
+                <w:rFonts w:ascii="Times New Roman" w:eastAsia="宋体" w:hAnsi="Times New Roman" w:cs="宋体"/>
+                <w:sz w:val="21"/>
+              </w:rPr>
+              <w:t xml:space="preserve">、</w:t>
+            </w:r>
+            <w:r>
+              <w:rPr>
+                <w:rFonts w:eastAsia="宋体" w:ascii="Times New Roman" w:hAnsi="Times New Roman"/>
+                <w:sz w:val="21"/>
+              </w:rPr>
+              <w:t xml:space="preserve">R</w:t>
+            </w:r>
+            <w:r>
+              <w:rPr>
+                <w:rFonts w:ascii="Times New Roman" w:eastAsia="宋体" w:hAnsi="Times New Roman" w:cs="宋体"/>
+                <w:sz w:val="21"/>
+              </w:rPr>
+              <w:t xml:space="preserve">、</w:t>
+            </w:r>
+            <w:r>
+              <w:rPr>
+                <w:rFonts w:eastAsia="宋体" w:ascii="Times New Roman" w:hAnsi="Times New Roman"/>
+                <w:sz w:val="21"/>
+              </w:rPr>
+              <w:t xml:space="preserve">SPSS</w:t>
+            </w:r>
+            <w:r>
+              <w:rPr>
+                <w:rFonts w:ascii="Times New Roman" w:eastAsia="宋体" w:hAnsi="Times New Roman" w:cs="宋体"/>
+                <w:sz w:val="21"/>
+              </w:rPr>
+              <w:t xml:space="preserve">（数据清洗与统计分析）</w:t>
+            </w:r>
+          </w:p>
+          <w:p>
+            <w:pPr>
+              <w:spacing w:line="290" w:lineRule="atLeast" w:before="0" w:after="0"/>
               <w:rPr>
                 <w:rFonts w:ascii="Times New Roman" w:eastAsia="宋体" w:hAnsi="Times New Roman" w:cs="宋体" w:hint="default"/>
-                <w:sz w:val="21"/>
-              </w:rPr>
-              <w:t>SPSS</w:t>
-            </w:r>
-            <w:r>
-              <w:rPr>
-                <w:rFonts w:ascii="Times New Roman" w:eastAsia="宋体" w:hAnsi="Times New Roman" w:cs="宋体"/>
-                <w:sz w:val="21"/>
-              </w:rPr>
-              <w:t>、</w:t>
-            </w:r>
-            <w:r>
-              <w:rPr>
-                <w:rFonts w:ascii="Times New Roman" w:eastAsia="宋体" w:hAnsi="Times New Roman" w:cs="宋体" w:hint="default"/>
-                <w:sz w:val="21"/>
-              </w:rPr>
-              <w:t>Excel</w:t>
-            </w:r>
-            <w:r>
-              <w:rPr>
-                <w:rFonts w:ascii="Times New Roman" w:eastAsia="宋体" w:hAnsi="Times New Roman" w:cs="宋体"/>
-                <w:sz w:val="21"/>
-              </w:rPr>
-              <w:t>（透视表</w:t>
-            </w:r>
-            <w:r>
-              <w:rPr>
-                <w:rFonts w:ascii="Times New Roman" w:eastAsia="宋体" w:hAnsi="Times New Roman" w:cs="宋体" w:hint="default"/>
-                <w:sz w:val="21"/>
-              </w:rPr>
-              <w:t>/VLOOKUP/</w:t>
-            </w:r>
-            <w:r>
-              <w:rPr>
-                <w:rFonts w:ascii="Times New Roman" w:eastAsia="宋体" w:hAnsi="Times New Roman" w:cs="宋体"/>
-                <w:sz w:val="21"/>
-              </w:rPr>
-              <w:t>高级函数</w:t>
-            </w:r>
-            <w:r>
-              <w:rPr>
-                <w:rFonts w:ascii="Times New Roman" w:eastAsia="宋体" w:hAnsi="Times New Roman" w:cs="宋体" w:hint="default"/>
-                <w:sz w:val="21"/>
-              </w:rPr>
-              <w:t>/</w:t>
-            </w:r>
-            <w:r>
-              <w:rPr>
-                <w:rFonts w:ascii="Times New Roman" w:eastAsia="宋体" w:hAnsi="Times New Roman" w:cs="宋体"/>
-                <w:sz w:val="21"/>
-              </w:rPr>
-              <w:t>看板制作），掌握数据清洗、异常筛查、可视化与业务痛点分析；</w:t>
-            </w:r>
-            <w:r>
-              <w:rPr>
-                <w:rFonts w:ascii="Times New Roman" w:eastAsia="宋体" w:hAnsi="Times New Roman" w:cs="宋体" w:hint="default"/>
-                <w:sz w:val="21"/>
-              </w:rPr>
-              <w:t>SQL</w:t>
-            </w:r>
-            <w:r>
-              <w:rPr>
-                <w:rFonts w:ascii="Times New Roman" w:eastAsia="宋体" w:hAnsi="Times New Roman" w:cs="宋体"/>
-                <w:sz w:val="21"/>
-              </w:rPr>
-              <w:t>（课程使用，了解）</w:t>
+                <w:b/>
+                <w:bCs/>
+                <w:sz w:val="21"/>
+              </w:rPr>
+            </w:pPr>
+            <w:r>
+              <w:rPr>
+                <w:rFonts w:ascii="Times New Roman" w:eastAsia="宋体" w:hAnsi="Times New Roman" w:cs="宋体"/>
+                <w:b/>
+                <w:bCs/>
+                <w:sz w:val="21"/>
+              </w:rPr>
+              <w:t xml:space="preserve">通用能力：</w:t>
+            </w:r>
+            <w:r>
+              <w:rPr>
+                <w:rFonts w:ascii="Times New Roman" w:eastAsia="宋体" w:hAnsi="Times New Roman" w:cs="宋体"/>
+                <w:sz w:val="21"/>
+              </w:rPr>
+              <w:t xml:space="preserve">项目文档全生命周期管理、跨部门沟通进度同步、报批流程梳理与标准化、采购与库存单据处理</w:t>
             </w:r>
           </w:p>
         </w:tc>
@@ -3125,6 +3272,7 @@
           <w:vanish/>
           <w:sz w:val="21"/>
         </w:rPr>
+        <w:spacing w:line="290" w:lineRule="atLeast" w:before="0" w:after="0"/>
       </w:pPr>
     </w:p>
     <w:sectPr>

--- a/02_定制简历库/通用简历/文雪_山东大学_项目采购方向.docx
+++ b/02_定制简历库/通用简历/文雪_山东大学_项目采购方向.docx
@@ -5,18 +5,17 @@
   <w:body>
     <w:p>
       <w:pPr>
+        <w:spacing w:line="290" w:lineRule="atLeast"/>
         <w:rPr>
           <w:rFonts w:hint="default"/>
           <w:vanish/>
         </w:rPr>
-        <w:spacing w:line="290" w:lineRule="atLeast" w:before="0" w:after="0"/>
       </w:pPr>
     </w:p>
     <w:tbl>
       <w:tblPr>
         <w:tblW w:w="0" w:type="auto"/>
         <w:jc w:val="center"/>
-        <w:tblInd w:w="0" w:type="dxa"/>
         <w:tblLayout w:type="fixed"/>
         <w:tblCellMar>
           <w:left w:w="0" w:type="dxa"/>
@@ -52,7 +51,7 @@
           </w:tcPr>
           <w:p>
             <w:pPr>
-              <w:spacing w:line="290" w:lineRule="atLeast" w:before="0" w:after="0"/>
+              <w:spacing w:line="290" w:lineRule="atLeast"/>
               <w:rPr>
                 <w:rFonts w:ascii="宋体" w:eastAsia="宋体" w:hAnsi="宋体"/>
                 <w:b/>
@@ -89,14 +88,15 @@
           </w:tcPr>
           <w:p>
             <w:pPr>
+              <w:spacing w:line="290" w:lineRule="atLeast"/>
               <w:jc w:val="center"/>
               <w:rPr>
                 <w:rFonts w:hint="default"/>
               </w:rPr>
-              <w:spacing w:line="290" w:lineRule="atLeast" w:before="0" w:after="0"/>
-            </w:pPr>
-            <w:r>
-              <w:rPr>
+            </w:pPr>
+            <w:r>
+              <w:rPr>
+                <w:rFonts w:hint="default"/>
                 <w:noProof/>
               </w:rPr>
               <w:pict w14:anchorId="7207AFA7">
@@ -119,7 +119,7 @@
                   <v:path o:extrusionok="f" gradientshapeok="t" o:connecttype="rect"/>
                   <o:lock v:ext="edit" aspectratio="t"/>
                 </v:shapetype>
-                <v:shape id="_x0000_s2052" type="#_x0000_t75" style="position:absolute;left:0;text-align:left;margin-left:-3.1pt;margin-top:-3.1pt;width:58.05pt;height:81.95pt;z-index:251657728;mso-position-horizontal-relative:text;mso-position-vertical-relative:text">
+                <v:shape id="_x0000_s2052" type="#_x0000_t75" style="position:absolute;left:0;text-align:left;margin-left:-3.1pt;margin-top:-3.1pt;width:58.05pt;height:81.95pt;z-index:1;mso-position-horizontal-relative:text;mso-position-vertical-relative:text">
                   <v:imagedata r:id="rId7" o:title="微信图片_20260311210753_173_4"/>
                 </v:shape>
               </w:pict>
@@ -151,9 +151,9 @@
           </w:tcPr>
           <w:p>
             <w:pPr>
-              <w:spacing w:line="290" w:lineRule="atLeast" w:before="0" w:after="0"/>
-              <w:rPr>
-                <w:rFonts w:eastAsia="等线"/>
+              <w:spacing w:line="290" w:lineRule="atLeast"/>
+              <w:rPr>
+                <w:rFonts w:eastAsia="等线" w:hint="default"/>
                 <w:sz w:val="21"/>
               </w:rPr>
             </w:pPr>
@@ -233,10 +233,11 @@
           </w:tcPr>
           <w:p>
             <w:pPr>
-              <w:rPr>
-                <w:sz w:val="21"/>
-              </w:rPr>
-              <w:spacing w:line="290" w:lineRule="atLeast" w:before="0" w:after="0"/>
+              <w:spacing w:line="290" w:lineRule="atLeast"/>
+              <w:rPr>
+                <w:rFonts w:hint="default"/>
+                <w:sz w:val="21"/>
+              </w:rPr>
             </w:pPr>
           </w:p>
         </w:tc>
@@ -265,21 +266,22 @@
           </w:tcPr>
           <w:p>
             <w:pPr>
-              <w:spacing w:line="290" w:lineRule="atLeast" w:before="0" w:after="0"/>
-              <w:rPr>
-                <w:b/>
-                <w:bCs/>
-                <w:sz w:val="21"/>
-              </w:rPr>
-            </w:pPr>
-            <w:r>
-              <w:rPr>
-                <w:rFonts w:ascii="Times New Roman" w:eastAsia="宋体" w:hAnsi="Times New Roman" w:cs="宋体"/>
-                <w:b/>
-                <w:bCs/>
-                <w:sz w:val="21"/>
-              </w:rPr>
-              <w:t xml:space="preserve">求职意向：</w:t>
+              <w:spacing w:line="290" w:lineRule="atLeast"/>
+              <w:rPr>
+                <w:rFonts w:hint="default"/>
+                <w:b/>
+                <w:bCs/>
+                <w:sz w:val="21"/>
+              </w:rPr>
+            </w:pPr>
+            <w:r>
+              <w:rPr>
+                <w:rFonts w:ascii="Times New Roman" w:eastAsia="宋体" w:hAnsi="Times New Roman" w:cs="宋体"/>
+                <w:b/>
+                <w:bCs/>
+                <w:sz w:val="21"/>
+              </w:rPr>
+              <w:t>求职意向：</w:t>
             </w:r>
             <w:r>
               <w:rPr>
@@ -295,35 +297,35 @@
                 <w:rFonts w:ascii="Times New Roman" w:eastAsia="宋体" w:hAnsi="Times New Roman" w:cs="宋体"/>
                 <w:sz w:val="21"/>
               </w:rPr>
-              <w:t xml:space="preserve">项目管理</w:t>
-            </w:r>
-            <w:r>
-              <w:rPr>
-                <w:rFonts w:eastAsia="宋体" w:ascii="Times New Roman" w:hAnsi="Times New Roman"/>
-                <w:sz w:val="21"/>
-              </w:rPr>
-              <w:t xml:space="preserve">/</w:t>
-            </w:r>
-            <w:r>
-              <w:rPr>
-                <w:rFonts w:ascii="Times New Roman" w:eastAsia="宋体" w:hAnsi="Times New Roman" w:cs="宋体"/>
-                <w:sz w:val="21"/>
-              </w:rPr>
-              <w:t xml:space="preserve">采购管理</w:t>
-            </w:r>
-            <w:r>
-              <w:rPr>
-                <w:rFonts w:eastAsia="宋体" w:ascii="Times New Roman" w:hAnsi="Times New Roman"/>
-                <w:sz w:val="21"/>
-              </w:rPr>
-              <w:t xml:space="preserve">/</w:t>
-            </w:r>
-            <w:r>
-              <w:rPr>
-                <w:rFonts w:ascii="Times New Roman" w:eastAsia="宋体" w:hAnsi="Times New Roman" w:cs="宋体"/>
-                <w:sz w:val="21"/>
-              </w:rPr>
-              <w:t xml:space="preserve">供应链协调</w:t>
+              <w:t>项目管理</w:t>
+            </w:r>
+            <w:r>
+              <w:rPr>
+                <w:rFonts w:ascii="Times New Roman" w:eastAsia="宋体" w:hAnsi="Times New Roman"/>
+                <w:sz w:val="21"/>
+              </w:rPr>
+              <w:t>/</w:t>
+            </w:r>
+            <w:r>
+              <w:rPr>
+                <w:rFonts w:ascii="Times New Roman" w:eastAsia="宋体" w:hAnsi="Times New Roman" w:cs="宋体"/>
+                <w:sz w:val="21"/>
+              </w:rPr>
+              <w:t>采购管理</w:t>
+            </w:r>
+            <w:r>
+              <w:rPr>
+                <w:rFonts w:ascii="Times New Roman" w:eastAsia="宋体" w:hAnsi="Times New Roman"/>
+                <w:sz w:val="21"/>
+              </w:rPr>
+              <w:t>/</w:t>
+            </w:r>
+            <w:r>
+              <w:rPr>
+                <w:rFonts w:ascii="Times New Roman" w:eastAsia="宋体" w:hAnsi="Times New Roman" w:cs="宋体"/>
+                <w:sz w:val="21"/>
+              </w:rPr>
+              <w:t>供应链协调</w:t>
             </w:r>
           </w:p>
         </w:tc>
@@ -334,10 +336,11 @@
           </w:tcPr>
           <w:p>
             <w:pPr>
-              <w:rPr>
-                <w:sz w:val="21"/>
-              </w:rPr>
-              <w:spacing w:line="290" w:lineRule="atLeast" w:before="0" w:after="0"/>
+              <w:spacing w:line="290" w:lineRule="atLeast"/>
+              <w:rPr>
+                <w:rFonts w:hint="default"/>
+                <w:sz w:val="21"/>
+              </w:rPr>
             </w:pPr>
           </w:p>
         </w:tc>
@@ -366,126 +369,127 @@
           </w:tcPr>
           <w:p>
             <w:pPr>
-              <w:spacing w:line="290" w:lineRule="atLeast" w:before="0" w:after="0"/>
-              <w:rPr>
-                <w:b/>
-                <w:bCs/>
-                <w:sz w:val="21"/>
-              </w:rPr>
-            </w:pPr>
-            <w:r>
-              <w:rPr>
-                <w:rFonts w:ascii="Times New Roman" w:eastAsia="宋体" w:hAnsi="Times New Roman" w:cs="宋体"/>
-                <w:b/>
-                <w:bCs/>
-                <w:sz w:val="21"/>
-              </w:rPr>
-              <w:t xml:space="preserve">个人优势：</w:t>
-            </w:r>
-            <w:r>
-              <w:rPr>
-                <w:rFonts w:ascii="Times New Roman" w:eastAsia="宋体" w:hAnsi="Times New Roman" w:cs="宋体"/>
-                <w:sz w:val="21"/>
-              </w:rPr>
-              <w:t xml:space="preserve">项目执行：独立主导</w:t>
-            </w:r>
-            <w:r>
-              <w:rPr>
-                <w:rFonts w:eastAsia="宋体" w:ascii="Times New Roman" w:hAnsi="Times New Roman"/>
-                <w:sz w:val="21"/>
-              </w:rPr>
-              <w:t xml:space="preserve">3</w:t>
-            </w:r>
-            <w:r>
-              <w:rPr>
-                <w:rFonts w:ascii="Times New Roman" w:eastAsia="宋体" w:hAnsi="Times New Roman" w:cs="宋体"/>
-                <w:sz w:val="21"/>
-              </w:rPr>
-              <w:t xml:space="preserve">个课程研究项目从需求定义、数据收集到成果交付全流程，具备从</w:t>
-            </w:r>
-            <w:r>
-              <w:rPr>
-                <w:rFonts w:eastAsia="宋体" w:ascii="Times New Roman" w:hAnsi="Times New Roman"/>
-                <w:sz w:val="21"/>
-              </w:rPr>
-              <w:t xml:space="preserve">0</w:t>
-            </w:r>
-            <w:r>
-              <w:rPr>
-                <w:rFonts w:ascii="Times New Roman" w:eastAsia="宋体" w:hAnsi="Times New Roman" w:cs="宋体"/>
-                <w:sz w:val="21"/>
-              </w:rPr>
-              <w:t xml:space="preserve">到</w:t>
-            </w:r>
-            <w:r>
-              <w:rPr>
-                <w:rFonts w:eastAsia="宋体" w:ascii="Times New Roman" w:hAnsi="Times New Roman"/>
-                <w:sz w:val="21"/>
-              </w:rPr>
-              <w:t xml:space="preserve">1</w:t>
-            </w:r>
-            <w:r>
-              <w:rPr>
-                <w:rFonts w:ascii="Times New Roman" w:eastAsia="宋体" w:hAnsi="Times New Roman" w:cs="宋体"/>
-                <w:sz w:val="21"/>
-              </w:rPr>
-              <w:t xml:space="preserve">的项目推进能力；跨部门协作：</w:t>
-            </w:r>
-            <w:r>
-              <w:rPr>
-                <w:rFonts w:eastAsia="宋体" w:ascii="Times New Roman" w:hAnsi="Times New Roman"/>
-                <w:sz w:val="21"/>
-              </w:rPr>
-              <w:t xml:space="preserve">3</w:t>
-            </w:r>
-            <w:r>
-              <w:rPr>
-                <w:rFonts w:ascii="Times New Roman" w:eastAsia="宋体" w:hAnsi="Times New Roman" w:cs="宋体"/>
-                <w:sz w:val="21"/>
-              </w:rPr>
-              <w:t xml:space="preserve">个月项目助理经验，统筹</w:t>
-            </w:r>
-            <w:r>
-              <w:rPr>
-                <w:rFonts w:eastAsia="宋体" w:ascii="Times New Roman" w:hAnsi="Times New Roman"/>
-                <w:sz w:val="21"/>
-              </w:rPr>
-              <w:t xml:space="preserve">200+</w:t>
-            </w:r>
-            <w:r>
-              <w:rPr>
-                <w:rFonts w:ascii="Times New Roman" w:eastAsia="宋体" w:hAnsi="Times New Roman" w:cs="宋体"/>
-                <w:sz w:val="21"/>
-              </w:rPr>
-              <w:t xml:space="preserve">份材料管理，对接多部门同步进度，熟悉报批流程与文档规范；采购与库存：用友</w:t>
-            </w:r>
-            <w:r>
-              <w:rPr>
-                <w:rFonts w:eastAsia="宋体" w:ascii="Times New Roman" w:hAnsi="Times New Roman"/>
-                <w:sz w:val="21"/>
-              </w:rPr>
-              <w:t xml:space="preserve">U8+</w:t>
-            </w:r>
-            <w:r>
-              <w:rPr>
-                <w:rFonts w:ascii="Times New Roman" w:eastAsia="宋体" w:hAnsi="Times New Roman" w:cs="宋体"/>
-                <w:sz w:val="21"/>
-              </w:rPr>
-              <w:t xml:space="preserve">采购</w:t>
-            </w:r>
-            <w:r>
-              <w:rPr>
-                <w:rFonts w:eastAsia="宋体" w:ascii="Times New Roman" w:hAnsi="Times New Roman"/>
-                <w:sz w:val="21"/>
-              </w:rPr>
-              <w:t xml:space="preserve">/</w:t>
-            </w:r>
-            <w:r>
-              <w:rPr>
-                <w:rFonts w:ascii="Times New Roman" w:eastAsia="宋体" w:hAnsi="Times New Roman" w:cs="宋体"/>
-                <w:sz w:val="21"/>
-              </w:rPr>
-              <w:t xml:space="preserve">库存模块全流程操作，瑞幸门店物料补货与库存单据管理经验，理解采购到付款的完整链路</w:t>
+              <w:spacing w:line="290" w:lineRule="atLeast"/>
+              <w:rPr>
+                <w:rFonts w:hint="default"/>
+                <w:b/>
+                <w:bCs/>
+                <w:sz w:val="21"/>
+              </w:rPr>
+            </w:pPr>
+            <w:r>
+              <w:rPr>
+                <w:rFonts w:ascii="Times New Roman" w:eastAsia="宋体" w:hAnsi="Times New Roman" w:cs="宋体"/>
+                <w:b/>
+                <w:bCs/>
+                <w:sz w:val="21"/>
+              </w:rPr>
+              <w:t>个人优势：</w:t>
+            </w:r>
+            <w:r>
+              <w:rPr>
+                <w:rFonts w:ascii="Times New Roman" w:eastAsia="宋体" w:hAnsi="Times New Roman" w:cs="宋体"/>
+                <w:sz w:val="21"/>
+              </w:rPr>
+              <w:t>项目执行：独立主导</w:t>
+            </w:r>
+            <w:r>
+              <w:rPr>
+                <w:rFonts w:ascii="Times New Roman" w:eastAsia="宋体" w:hAnsi="Times New Roman"/>
+                <w:sz w:val="21"/>
+              </w:rPr>
+              <w:t>3</w:t>
+            </w:r>
+            <w:r>
+              <w:rPr>
+                <w:rFonts w:ascii="Times New Roman" w:eastAsia="宋体" w:hAnsi="Times New Roman" w:cs="宋体"/>
+                <w:sz w:val="21"/>
+              </w:rPr>
+              <w:t>个课程研究项目从需求定义、数据收集到成果交付全流程，具备从</w:t>
+            </w:r>
+            <w:r>
+              <w:rPr>
+                <w:rFonts w:ascii="Times New Roman" w:eastAsia="宋体" w:hAnsi="Times New Roman"/>
+                <w:sz w:val="21"/>
+              </w:rPr>
+              <w:t>0</w:t>
+            </w:r>
+            <w:r>
+              <w:rPr>
+                <w:rFonts w:ascii="Times New Roman" w:eastAsia="宋体" w:hAnsi="Times New Roman" w:cs="宋体"/>
+                <w:sz w:val="21"/>
+              </w:rPr>
+              <w:t>到</w:t>
+            </w:r>
+            <w:r>
+              <w:rPr>
+                <w:rFonts w:ascii="Times New Roman" w:eastAsia="宋体" w:hAnsi="Times New Roman"/>
+                <w:sz w:val="21"/>
+              </w:rPr>
+              <w:t>1</w:t>
+            </w:r>
+            <w:r>
+              <w:rPr>
+                <w:rFonts w:ascii="Times New Roman" w:eastAsia="宋体" w:hAnsi="Times New Roman" w:cs="宋体"/>
+                <w:sz w:val="21"/>
+              </w:rPr>
+              <w:t>的项目推进能力；跨部门协作：</w:t>
+            </w:r>
+            <w:r>
+              <w:rPr>
+                <w:rFonts w:ascii="Times New Roman" w:eastAsia="宋体" w:hAnsi="Times New Roman"/>
+                <w:sz w:val="21"/>
+              </w:rPr>
+              <w:t>3</w:t>
+            </w:r>
+            <w:r>
+              <w:rPr>
+                <w:rFonts w:ascii="Times New Roman" w:eastAsia="宋体" w:hAnsi="Times New Roman" w:cs="宋体"/>
+                <w:sz w:val="21"/>
+              </w:rPr>
+              <w:t>个月项目助理经验，统筹</w:t>
+            </w:r>
+            <w:r>
+              <w:rPr>
+                <w:rFonts w:ascii="Times New Roman" w:eastAsia="宋体" w:hAnsi="Times New Roman"/>
+                <w:sz w:val="21"/>
+              </w:rPr>
+              <w:t>200+</w:t>
+            </w:r>
+            <w:r>
+              <w:rPr>
+                <w:rFonts w:ascii="Times New Roman" w:eastAsia="宋体" w:hAnsi="Times New Roman" w:cs="宋体"/>
+                <w:sz w:val="21"/>
+              </w:rPr>
+              <w:t>份材料管理，对接多部门同步进度，熟悉报批流程与文档规范；采购与库存：用友</w:t>
+            </w:r>
+            <w:r>
+              <w:rPr>
+                <w:rFonts w:ascii="Times New Roman" w:eastAsia="宋体" w:hAnsi="Times New Roman"/>
+                <w:sz w:val="21"/>
+              </w:rPr>
+              <w:t>U8+</w:t>
+            </w:r>
+            <w:r>
+              <w:rPr>
+                <w:rFonts w:ascii="Times New Roman" w:eastAsia="宋体" w:hAnsi="Times New Roman" w:cs="宋体"/>
+                <w:sz w:val="21"/>
+              </w:rPr>
+              <w:t>采购</w:t>
+            </w:r>
+            <w:r>
+              <w:rPr>
+                <w:rFonts w:ascii="Times New Roman" w:eastAsia="宋体" w:hAnsi="Times New Roman"/>
+                <w:sz w:val="21"/>
+              </w:rPr>
+              <w:t>/</w:t>
+            </w:r>
+            <w:r>
+              <w:rPr>
+                <w:rFonts w:ascii="Times New Roman" w:eastAsia="宋体" w:hAnsi="Times New Roman" w:cs="宋体"/>
+                <w:sz w:val="21"/>
+              </w:rPr>
+              <w:t>库存模块全流程操作，瑞幸门店物料补货与库存单据管理经验，理解采购到付款的完整链路</w:t>
             </w:r>
           </w:p>
         </w:tc>
@@ -493,18 +497,18 @@
     </w:tbl>
     <w:p>
       <w:pPr>
+        <w:spacing w:line="290" w:lineRule="atLeast"/>
         <w:rPr>
+          <w:rFonts w:hint="default"/>
           <w:vanish/>
           <w:sz w:val="2"/>
         </w:rPr>
-        <w:spacing w:line="290" w:lineRule="atLeast" w:before="0" w:after="0"/>
       </w:pPr>
     </w:p>
     <w:tbl>
       <w:tblPr>
         <w:tblW w:w="0" w:type="auto"/>
         <w:jc w:val="center"/>
-        <w:tblInd w:w="0" w:type="dxa"/>
         <w:tblLayout w:type="fixed"/>
         <w:tblCellMar>
           <w:left w:w="0" w:type="dxa"/>
@@ -539,7 +543,10 @@
           </w:tcPr>
           <w:p>
             <w:pPr>
-              <w:spacing w:line="290" w:lineRule="atLeast" w:before="0" w:after="0"/>
+              <w:spacing w:line="290" w:lineRule="atLeast"/>
+              <w:rPr>
+                <w:rFonts w:hint="default"/>
+              </w:rPr>
             </w:pPr>
             <w:r>
               <w:rPr>
@@ -576,7 +583,6 @@
             <w:tblPr>
               <w:tblpPr w:leftFromText="180" w:rightFromText="180" w:vertAnchor="page" w:horzAnchor="margin" w:tblpY="1"/>
               <w:tblW w:w="10915" w:type="dxa"/>
-              <w:tblInd w:w="0" w:type="dxa"/>
               <w:tblLayout w:type="fixed"/>
               <w:tblCellMar>
                 <w:left w:w="0" w:type="dxa"/>
@@ -610,9 +616,10 @@
                 </w:tcPr>
                 <w:p>
                   <w:pPr>
-                    <w:spacing w:line="290" w:lineRule="atLeast" w:before="0" w:after="0"/>
+                    <w:spacing w:line="290" w:lineRule="atLeast"/>
                     <w:jc w:val="center"/>
                     <w:rPr>
+                      <w:rFonts w:hint="default"/>
                       <w:sz w:val="21"/>
                     </w:rPr>
                   </w:pPr>
@@ -637,8 +644,9 @@
                 </w:tcPr>
                 <w:p>
                   <w:pPr>
-                    <w:spacing w:line="290" w:lineRule="atLeast" w:before="0" w:after="0"/>
+                    <w:spacing w:line="290" w:lineRule="atLeast"/>
                     <w:rPr>
+                      <w:rFonts w:hint="default"/>
                       <w:b/>
                       <w:bCs/>
                       <w:sz w:val="21"/>
@@ -674,8 +682,9 @@
                 </w:tcPr>
                 <w:p>
                   <w:pPr>
-                    <w:spacing w:line="290" w:lineRule="atLeast" w:before="0" w:after="0"/>
+                    <w:spacing w:line="290" w:lineRule="atLeast"/>
                     <w:rPr>
+                      <w:rFonts w:hint="default"/>
                       <w:b/>
                       <w:bCs/>
                       <w:sz w:val="21"/>
@@ -749,7 +758,7 @@
                 </w:tcPr>
                 <w:p>
                   <w:pPr>
-                    <w:spacing w:line="290" w:lineRule="atLeast" w:before="0" w:after="0"/>
+                    <w:spacing w:line="290" w:lineRule="atLeast"/>
                     <w:rPr>
                       <w:rFonts w:ascii="Times New Roman" w:eastAsia="等线" w:hAnsi="Times New Roman" w:hint="default"/>
                       <w:b/>
@@ -772,8 +781,9 @@
           </w:tbl>
           <w:p>
             <w:pPr>
-              <w:spacing w:line="290" w:lineRule="atLeast" w:before="0" w:after="0"/>
-              <w:rPr>
+              <w:spacing w:line="290" w:lineRule="atLeast"/>
+              <w:rPr>
+                <w:rFonts w:hint="default"/>
                 <w:b/>
                 <w:bCs/>
               </w:rPr>
@@ -784,26 +794,27 @@
     </w:tbl>
     <w:p>
       <w:pPr>
+        <w:spacing w:line="290" w:lineRule="atLeast"/>
         <w:rPr>
+          <w:rFonts w:hint="default"/>
           <w:vanish/>
         </w:rPr>
-        <w:spacing w:line="290" w:lineRule="atLeast" w:before="0" w:after="0"/>
       </w:pPr>
     </w:p>
     <w:p>
       <w:pPr>
+        <w:spacing w:line="290" w:lineRule="atLeast"/>
         <w:rPr>
+          <w:rFonts w:hint="default"/>
           <w:vanish/>
           <w:sz w:val="21"/>
         </w:rPr>
-        <w:spacing w:line="290" w:lineRule="atLeast" w:before="0" w:after="0"/>
       </w:pPr>
     </w:p>
     <w:tbl>
       <w:tblPr>
         <w:tblW w:w="0" w:type="auto"/>
         <w:jc w:val="center"/>
-        <w:tblInd w:w="0" w:type="dxa"/>
         <w:tblLayout w:type="fixed"/>
         <w:tblCellMar>
           <w:left w:w="0" w:type="dxa"/>
@@ -838,8 +849,9 @@
           </w:tcPr>
           <w:p>
             <w:pPr>
-              <w:spacing w:line="290" w:lineRule="atLeast" w:before="0" w:after="0"/>
-              <w:rPr>
+              <w:spacing w:line="290" w:lineRule="atLeast"/>
+              <w:rPr>
+                <w:rFonts w:hint="default"/>
                 <w:sz w:val="21"/>
               </w:rPr>
             </w:pPr>
@@ -868,41 +880,42 @@
                 <w:ilvl w:val="0"/>
                 <w:numId w:val="2"/>
               </w:numPr>
-              <w:spacing w:line="290" w:lineRule="atLeast" w:before="0" w:after="0"/>
+              <w:spacing w:line="290" w:lineRule="atLeast"/>
               <w:ind w:left="442" w:hanging="442"/>
               <w:rPr>
-                <w:sz w:val="21"/>
-              </w:rPr>
-            </w:pPr>
-            <w:r>
-              <w:rPr>
-                <w:rFonts w:ascii="Times New Roman" w:eastAsia="宋体" w:hAnsi="Times New Roman" w:cs="宋体"/>
-                <w:b/>
-                <w:bCs/>
-                <w:sz w:val="21"/>
-              </w:rPr>
-              <w:t xml:space="preserve">核心课程：</w:t>
-            </w:r>
-            <w:r>
-              <w:rPr>
-                <w:rFonts w:ascii="Times New Roman" w:eastAsia="宋体" w:hAnsi="Times New Roman" w:cs="宋体"/>
-                <w:sz w:val="21"/>
-              </w:rPr>
-              <w:t xml:space="preserve">采购管理、</w:t>
-            </w:r>
-            <w:r>
-              <w:rPr>
-                <w:rFonts w:eastAsia="宋体" w:ascii="Times New Roman" w:hAnsi="Times New Roman"/>
-                <w:sz w:val="21"/>
-              </w:rPr>
-              <w:t xml:space="preserve">ERP</w:t>
-            </w:r>
-            <w:r>
-              <w:rPr>
-                <w:rFonts w:ascii="Times New Roman" w:eastAsia="宋体" w:hAnsi="Times New Roman" w:cs="宋体"/>
-                <w:sz w:val="21"/>
-              </w:rPr>
-              <w:t xml:space="preserve">供应链管理综合实验、供应链资源规划、物流管理、供应链建模与仿真、统计学</w:t>
+                <w:rFonts w:hint="default"/>
+                <w:sz w:val="21"/>
+              </w:rPr>
+            </w:pPr>
+            <w:r>
+              <w:rPr>
+                <w:rFonts w:ascii="Times New Roman" w:eastAsia="宋体" w:hAnsi="Times New Roman" w:cs="宋体"/>
+                <w:b/>
+                <w:bCs/>
+                <w:sz w:val="21"/>
+              </w:rPr>
+              <w:t>核心课程：</w:t>
+            </w:r>
+            <w:r>
+              <w:rPr>
+                <w:rFonts w:ascii="Times New Roman" w:eastAsia="宋体" w:hAnsi="Times New Roman" w:cs="宋体"/>
+                <w:sz w:val="21"/>
+              </w:rPr>
+              <w:t>采购管理、</w:t>
+            </w:r>
+            <w:r>
+              <w:rPr>
+                <w:rFonts w:ascii="Times New Roman" w:eastAsia="宋体" w:hAnsi="Times New Roman"/>
+                <w:sz w:val="21"/>
+              </w:rPr>
+              <w:t>ERP</w:t>
+            </w:r>
+            <w:r>
+              <w:rPr>
+                <w:rFonts w:ascii="Times New Roman" w:eastAsia="宋体" w:hAnsi="Times New Roman" w:cs="宋体"/>
+                <w:sz w:val="21"/>
+              </w:rPr>
+              <w:t>供应链管理综合实验、供应链资源规划、物流管理、供应链建模与仿真、统计学</w:t>
             </w:r>
           </w:p>
         </w:tc>
@@ -930,8 +943,9 @@
           </w:tcPr>
           <w:p>
             <w:pPr>
-              <w:spacing w:line="290" w:lineRule="atLeast" w:before="0" w:after="0"/>
-              <w:rPr>
+              <w:spacing w:line="290" w:lineRule="atLeast"/>
+              <w:rPr>
+                <w:rFonts w:hint="default"/>
                 <w:sz w:val="21"/>
               </w:rPr>
             </w:pPr>
@@ -960,54 +974,55 @@
                 <w:ilvl w:val="0"/>
                 <w:numId w:val="2"/>
               </w:numPr>
-              <w:spacing w:line="290" w:lineRule="atLeast" w:before="0" w:after="0"/>
-              <w:rPr>
-                <w:sz w:val="21"/>
-              </w:rPr>
-            </w:pPr>
-            <w:r>
-              <w:rPr>
-                <w:rFonts w:ascii="Times New Roman" w:eastAsia="宋体" w:hAnsi="Times New Roman" w:cs="宋体"/>
-                <w:b/>
-                <w:bCs/>
-                <w:sz w:val="21"/>
-              </w:rPr>
-              <w:t xml:space="preserve">荣誉奖励：</w:t>
-            </w:r>
-            <w:r>
-              <w:rPr>
-                <w:rFonts w:ascii="Times New Roman" w:eastAsia="宋体" w:hAnsi="Times New Roman" w:cs="宋体"/>
-                <w:sz w:val="21"/>
-              </w:rPr>
-              <w:t xml:space="preserve">山东大学</w:t>
-            </w:r>
-            <w:r>
-              <w:rPr>
-                <w:rFonts w:eastAsia="宋体" w:ascii="Times New Roman" w:hAnsi="Times New Roman"/>
-                <w:sz w:val="21"/>
-              </w:rPr>
-              <w:t xml:space="preserve">2024</w:t>
-            </w:r>
-            <w:r>
-              <w:rPr>
-                <w:rFonts w:ascii="Times New Roman" w:eastAsia="宋体" w:hAnsi="Times New Roman" w:cs="宋体"/>
-                <w:sz w:val="21"/>
-              </w:rPr>
-              <w:t xml:space="preserve">—</w:t>
-            </w:r>
-            <w:r>
-              <w:rPr>
-                <w:rFonts w:eastAsia="宋体" w:ascii="Times New Roman" w:hAnsi="Times New Roman"/>
-                <w:sz w:val="21"/>
-              </w:rPr>
-              <w:t xml:space="preserve">2025</w:t>
-            </w:r>
-            <w:r>
-              <w:rPr>
-                <w:rFonts w:ascii="Times New Roman" w:eastAsia="宋体" w:hAnsi="Times New Roman" w:cs="宋体"/>
-                <w:sz w:val="21"/>
-              </w:rPr>
-              <w:t xml:space="preserve">年暑期社会实践专项优秀等级</w:t>
+              <w:spacing w:line="290" w:lineRule="atLeast"/>
+              <w:rPr>
+                <w:rFonts w:hint="default"/>
+                <w:sz w:val="21"/>
+              </w:rPr>
+            </w:pPr>
+            <w:r>
+              <w:rPr>
+                <w:rFonts w:ascii="Times New Roman" w:eastAsia="宋体" w:hAnsi="Times New Roman" w:cs="宋体"/>
+                <w:b/>
+                <w:bCs/>
+                <w:sz w:val="21"/>
+              </w:rPr>
+              <w:t>荣誉奖励：</w:t>
+            </w:r>
+            <w:r>
+              <w:rPr>
+                <w:rFonts w:ascii="Times New Roman" w:eastAsia="宋体" w:hAnsi="Times New Roman" w:cs="宋体"/>
+                <w:sz w:val="21"/>
+              </w:rPr>
+              <w:t>山东大学</w:t>
+            </w:r>
+            <w:r>
+              <w:rPr>
+                <w:rFonts w:ascii="Times New Roman" w:eastAsia="宋体" w:hAnsi="Times New Roman"/>
+                <w:sz w:val="21"/>
+              </w:rPr>
+              <w:t>2024</w:t>
+            </w:r>
+            <w:r>
+              <w:rPr>
+                <w:rFonts w:ascii="Times New Roman" w:eastAsia="宋体" w:hAnsi="Times New Roman" w:cs="宋体"/>
+                <w:sz w:val="21"/>
+              </w:rPr>
+              <w:t>—</w:t>
+            </w:r>
+            <w:r>
+              <w:rPr>
+                <w:rFonts w:ascii="Times New Roman" w:eastAsia="宋体" w:hAnsi="Times New Roman"/>
+                <w:sz w:val="21"/>
+              </w:rPr>
+              <w:t>2025</w:t>
+            </w:r>
+            <w:r>
+              <w:rPr>
+                <w:rFonts w:ascii="Times New Roman" w:eastAsia="宋体" w:hAnsi="Times New Roman" w:cs="宋体"/>
+                <w:sz w:val="21"/>
+              </w:rPr>
+              <w:t>年暑期社会实践专项优秀等级</w:t>
             </w:r>
           </w:p>
         </w:tc>
@@ -1015,62 +1030,67 @@
     </w:tbl>
     <w:p>
       <w:pPr>
+        <w:spacing w:line="290" w:lineRule="atLeast"/>
         <w:rPr>
+          <w:rFonts w:hint="default"/>
           <w:vanish/>
           <w:sz w:val="21"/>
         </w:rPr>
-        <w:spacing w:line="290" w:lineRule="atLeast" w:before="0" w:after="0"/>
       </w:pPr>
     </w:p>
     <w:p>
       <w:pPr>
+        <w:spacing w:line="290" w:lineRule="atLeast"/>
         <w:rPr>
+          <w:rFonts w:hint="default"/>
           <w:vanish/>
           <w:sz w:val="2"/>
         </w:rPr>
-        <w:spacing w:line="290" w:lineRule="atLeast" w:before="0" w:after="0"/>
       </w:pPr>
     </w:p>
     <w:p>
       <w:pPr>
+        <w:spacing w:line="290" w:lineRule="atLeast"/>
         <w:rPr>
+          <w:rFonts w:hint="default"/>
           <w:vanish/>
         </w:rPr>
-        <w:spacing w:line="290" w:lineRule="atLeast" w:before="0" w:after="0"/>
       </w:pPr>
     </w:p>
     <w:p>
       <w:pPr>
+        <w:spacing w:line="290" w:lineRule="atLeast"/>
         <w:rPr>
+          <w:rFonts w:hint="default"/>
           <w:vanish/>
           <w:sz w:val="21"/>
         </w:rPr>
-        <w:spacing w:line="290" w:lineRule="atLeast" w:before="0" w:after="0"/>
       </w:pPr>
     </w:p>
     <w:p>
       <w:pPr>
+        <w:spacing w:line="290" w:lineRule="atLeast"/>
         <w:rPr>
+          <w:rFonts w:hint="default"/>
           <w:vanish/>
           <w:sz w:val="21"/>
         </w:rPr>
-        <w:spacing w:line="290" w:lineRule="atLeast" w:before="0" w:after="0"/>
       </w:pPr>
     </w:p>
     <w:p>
       <w:pPr>
+        <w:spacing w:line="290" w:lineRule="atLeast"/>
         <w:rPr>
+          <w:rFonts w:hint="default"/>
           <w:vanish/>
           <w:sz w:val="2"/>
         </w:rPr>
-        <w:spacing w:line="290" w:lineRule="atLeast" w:before="0" w:after="0"/>
       </w:pPr>
     </w:p>
     <w:tbl>
       <w:tblPr>
         <w:tblW w:w="0" w:type="auto"/>
         <w:jc w:val="center"/>
-        <w:tblInd w:w="0" w:type="dxa"/>
         <w:tblLayout w:type="fixed"/>
         <w:tblCellMar>
           <w:left w:w="0" w:type="dxa"/>
@@ -1080,26 +1100,22 @@
       </w:tblPr>
       <w:tblGrid>
         <w:gridCol w:w="695"/>
-        <w:gridCol w:w="156"/>
-        <w:gridCol w:w="28"/>
-        <w:gridCol w:w="667"/>
-        <w:gridCol w:w="2835"/>
-        <w:gridCol w:w="2189"/>
-        <w:gridCol w:w="504"/>
-        <w:gridCol w:w="3669"/>
-        <w:gridCol w:w="851"/>
-        <w:gridCol w:w="29"/>
+        <w:gridCol w:w="184"/>
+        <w:gridCol w:w="4416"/>
+        <w:gridCol w:w="2693"/>
+        <w:gridCol w:w="2755"/>
+        <w:gridCol w:w="880"/>
       </w:tblGrid>
       <w:tr>
         <w:trPr>
-          <w:gridBefore w:val="3"/>
+          <w:gridBefore w:val="2"/>
           <w:wBefore w:w="879" w:type="dxa"/>
           <w:jc w:val="center"/>
         </w:trPr>
         <w:tc>
           <w:tcPr>
             <w:tcW w:w="10744" w:type="dxa"/>
-            <w:gridSpan w:val="7"/>
+            <w:gridSpan w:val="4"/>
             <w:tcBorders>
               <w:top w:val="nil"/>
               <w:left w:val="nil"/>
@@ -1117,9 +1133,9 @@
           </w:tcPr>
           <w:p>
             <w:pPr>
-              <w:spacing w:line="290" w:lineRule="atLeast" w:before="0" w:after="0"/>
-              <w:rPr>
-                <w:rFonts w:ascii="Times New Roman" w:hAnsi="Times New Roman"/>
+              <w:spacing w:line="290" w:lineRule="atLeast"/>
+              <w:rPr>
+                <w:rFonts w:ascii="Times New Roman" w:hAnsi="Times New Roman" w:hint="default"/>
                 <w:b/>
                 <w:bCs/>
               </w:rPr>
@@ -1145,7 +1161,7 @@
       </w:tr>
       <w:tr>
         <w:trPr>
-          <w:gridAfter w:val="2"/>
+          <w:gridAfter w:val="1"/>
           <w:wAfter w:w="880" w:type="dxa"/>
           <w:jc w:val="center"/>
         </w:trPr>
@@ -1168,9 +1184,9 @@
           </w:tcPr>
           <w:p>
             <w:pPr>
-              <w:spacing w:line="290" w:lineRule="atLeast" w:before="0" w:after="0"/>
-              <w:rPr>
-                <w:rFonts w:ascii="Times New Roman" w:hAnsi="Times New Roman"/>
+              <w:spacing w:line="290" w:lineRule="atLeast"/>
+              <w:rPr>
+                <w:rFonts w:ascii="Times New Roman" w:hAnsi="Times New Roman" w:hint="default"/>
                 <w:sz w:val="21"/>
               </w:rPr>
             </w:pPr>
@@ -1179,7 +1195,7 @@
         <w:tc>
           <w:tcPr>
             <w:tcW w:w="4600" w:type="dxa"/>
-            <w:gridSpan w:val="4"/>
+            <w:gridSpan w:val="2"/>
             <w:tcBorders>
               <w:top w:val="nil"/>
               <w:left w:val="nil"/>
@@ -1196,27 +1212,26 @@
           </w:tcPr>
           <w:p>
             <w:pPr>
-              <w:spacing w:line="290" w:lineRule="atLeast" w:before="0" w:after="0"/>
-              <w:rPr>
-                <w:rFonts w:ascii="Times New Roman" w:hAnsi="Times New Roman"/>
-                <w:sz w:val="21"/>
-              </w:rPr>
-            </w:pPr>
-            <w:r>
-              <w:rPr>
-                <w:rFonts w:ascii="Times New Roman" w:eastAsia="宋体" w:hAnsi="Times New Roman" w:cs="宋体"/>
-                <w:b/>
-                <w:bCs/>
-                <w:sz w:val="21"/>
-              </w:rPr>
-              <w:t xml:space="preserve">社区团购末端网络优化项目</w:t>
+              <w:spacing w:line="290" w:lineRule="atLeast"/>
+              <w:rPr>
+                <w:rFonts w:ascii="Times New Roman" w:hAnsi="Times New Roman" w:hint="default"/>
+                <w:sz w:val="21"/>
+              </w:rPr>
+            </w:pPr>
+            <w:r>
+              <w:rPr>
+                <w:rFonts w:ascii="Times New Roman" w:eastAsia="宋体" w:hAnsi="Times New Roman" w:cs="宋体"/>
+                <w:b/>
+                <w:bCs/>
+                <w:sz w:val="21"/>
+              </w:rPr>
+              <w:t>社区团购末端网络优化项目</w:t>
             </w:r>
           </w:p>
         </w:tc>
         <w:tc>
           <w:tcPr>
             <w:tcW w:w="2693" w:type="dxa"/>
-            <w:gridSpan w:val="2"/>
             <w:tcBorders>
               <w:top w:val="nil"/>
               <w:left w:val="nil"/>
@@ -1227,22 +1242,22 @@
           </w:tcPr>
           <w:p>
             <w:pPr>
-              <w:spacing w:line="290" w:lineRule="atLeast" w:before="0" w:after="0"/>
-              <w:rPr>
-                <w:rFonts w:ascii="Times New Roman" w:eastAsia="等线" w:hAnsi="Times New Roman"/>
-                <w:b/>
-                <w:bCs/>
-                <w:sz w:val="21"/>
-              </w:rPr>
-            </w:pPr>
-            <w:r>
-              <w:rPr>
-                <w:rFonts w:ascii="Times New Roman" w:eastAsia="宋体" w:hAnsi="Times New Roman" w:cs="宋体"/>
-                <w:b/>
-                <w:bCs/>
-                <w:sz w:val="21"/>
-              </w:rPr>
-              <w:t xml:space="preserve">项目负责人</w:t>
+              <w:spacing w:line="290" w:lineRule="atLeast"/>
+              <w:rPr>
+                <w:rFonts w:ascii="Times New Roman" w:eastAsia="等线" w:hAnsi="Times New Roman" w:hint="default"/>
+                <w:b/>
+                <w:bCs/>
+                <w:sz w:val="21"/>
+              </w:rPr>
+            </w:pPr>
+            <w:r>
+              <w:rPr>
+                <w:rFonts w:ascii="Times New Roman" w:eastAsia="宋体" w:hAnsi="Times New Roman" w:cs="宋体"/>
+                <w:b/>
+                <w:bCs/>
+                <w:sz w:val="21"/>
+              </w:rPr>
+              <w:t>项目负责人</w:t>
             </w:r>
           </w:p>
         </w:tc>
@@ -1259,7 +1274,7 @@
           </w:tcPr>
           <w:p>
             <w:pPr>
-              <w:spacing w:line="290" w:lineRule="atLeast" w:before="0" w:after="0"/>
+              <w:spacing w:line="290" w:lineRule="atLeast"/>
               <w:rPr>
                 <w:rFonts w:ascii="Times New Roman" w:eastAsia="等线" w:hAnsi="Times New Roman" w:hint="default"/>
                 <w:b/>
@@ -1274,14 +1289,14 @@
                 <w:bCs/>
                 <w:sz w:val="21"/>
               </w:rPr>
-              <w:t xml:space="preserve">2026.03-2026.06</w:t>
+              <w:t>2026.03-2026.06</w:t>
             </w:r>
           </w:p>
         </w:tc>
       </w:tr>
       <w:tr>
         <w:trPr>
-          <w:gridAfter w:val="2"/>
+          <w:gridAfter w:val="1"/>
           <w:wAfter w:w="880" w:type="dxa"/>
           <w:jc w:val="center"/>
         </w:trPr>
@@ -1304,9 +1319,9 @@
           </w:tcPr>
           <w:p>
             <w:pPr>
-              <w:spacing w:line="290" w:lineRule="atLeast" w:before="0" w:after="0"/>
-              <w:rPr>
-                <w:rFonts w:ascii="Times New Roman" w:hAnsi="Times New Roman"/>
+              <w:spacing w:line="290" w:lineRule="atLeast"/>
+              <w:rPr>
+                <w:rFonts w:ascii="Times New Roman" w:hAnsi="Times New Roman" w:hint="default"/>
                 <w:sz w:val="21"/>
               </w:rPr>
             </w:pPr>
@@ -1315,7 +1330,7 @@
         <w:tc>
           <w:tcPr>
             <w:tcW w:w="10048" w:type="dxa"/>
-            <w:gridSpan w:val="7"/>
+            <w:gridSpan w:val="4"/>
             <w:tcBorders>
               <w:top w:val="nil"/>
               <w:left w:val="nil"/>
@@ -1336,7 +1351,7 @@
                 <w:ilvl w:val="0"/>
                 <w:numId w:val="9"/>
               </w:numPr>
-              <w:spacing w:line="290" w:lineRule="atLeast" w:before="0" w:after="0"/>
+              <w:spacing w:line="290" w:lineRule="atLeast"/>
               <w:rPr>
                 <w:rFonts w:ascii="Times New Roman" w:eastAsia="宋体" w:hAnsi="Times New Roman" w:cs="宋体" w:hint="default"/>
                 <w:sz w:val="21"/>
@@ -1347,21 +1362,21 @@
                 <w:rFonts w:ascii="Times New Roman" w:eastAsia="宋体" w:hAnsi="Times New Roman" w:cs="宋体"/>
                 <w:sz w:val="21"/>
               </w:rPr>
-              <w:t xml:space="preserve">独立主导项目全流程：定义研究问题→实地调研收集</w:t>
-            </w:r>
-            <w:r>
-              <w:rPr>
-                <w:rFonts w:eastAsia="宋体" w:ascii="Times New Roman" w:hAnsi="Times New Roman"/>
-                <w:sz w:val="21"/>
-              </w:rPr>
-              <w:t xml:space="preserve">15</w:t>
-            </w:r>
-            <w:r>
-              <w:rPr>
-                <w:rFonts w:ascii="Times New Roman" w:eastAsia="宋体" w:hAnsi="Times New Roman" w:cs="宋体"/>
-                <w:sz w:val="21"/>
-              </w:rPr>
-              <w:t xml:space="preserve">个候选点与需求数据→构建优化模型→设计方案→验证结果→输出完整研究报告</w:t>
+              <w:t>独立主导项目全流程：定义研究问题→实地调研收集</w:t>
+            </w:r>
+            <w:r>
+              <w:rPr>
+                <w:rFonts w:ascii="Times New Roman" w:eastAsia="宋体" w:hAnsi="Times New Roman"/>
+                <w:sz w:val="21"/>
+              </w:rPr>
+              <w:t>15</w:t>
+            </w:r>
+            <w:r>
+              <w:rPr>
+                <w:rFonts w:ascii="Times New Roman" w:eastAsia="宋体" w:hAnsi="Times New Roman" w:cs="宋体"/>
+                <w:sz w:val="21"/>
+              </w:rPr>
+              <w:t>个候选点与需求数据→构建优化模型→设计方案→验证结果→输出完整研究报告</w:t>
             </w:r>
           </w:p>
           <w:p>
@@ -1370,7 +1385,7 @@
                 <w:ilvl w:val="0"/>
                 <w:numId w:val="9"/>
               </w:numPr>
-              <w:spacing w:line="290" w:lineRule="atLeast" w:before="0" w:after="0"/>
+              <w:spacing w:line="290" w:lineRule="atLeast"/>
               <w:rPr>
                 <w:rFonts w:ascii="Times New Roman" w:eastAsia="宋体" w:hAnsi="Times New Roman" w:cs="宋体" w:hint="default"/>
                 <w:sz w:val="21"/>
@@ -1381,84 +1396,84 @@
                 <w:rFonts w:ascii="Times New Roman" w:eastAsia="宋体" w:hAnsi="Times New Roman" w:cs="宋体"/>
                 <w:sz w:val="21"/>
               </w:rPr>
-              <w:t xml:space="preserve">设计“</w:t>
-            </w:r>
-            <w:r>
-              <w:rPr>
-                <w:rFonts w:eastAsia="宋体" w:ascii="Times New Roman" w:hAnsi="Times New Roman"/>
-                <w:sz w:val="21"/>
-              </w:rPr>
-              <w:t xml:space="preserve">2</w:t>
-            </w:r>
-            <w:r>
-              <w:rPr>
-                <w:rFonts w:ascii="Times New Roman" w:eastAsia="宋体" w:hAnsi="Times New Roman" w:cs="宋体"/>
-                <w:sz w:val="21"/>
-              </w:rPr>
-              <w:t xml:space="preserve">核心点</w:t>
-            </w:r>
-            <w:r>
-              <w:rPr>
-                <w:rFonts w:eastAsia="宋体" w:ascii="Times New Roman" w:hAnsi="Times New Roman"/>
-                <w:sz w:val="21"/>
-              </w:rPr>
-              <w:t xml:space="preserve">+4</w:t>
-            </w:r>
-            <w:r>
-              <w:rPr>
-                <w:rFonts w:ascii="Times New Roman" w:eastAsia="宋体" w:hAnsi="Times New Roman" w:cs="宋体"/>
-                <w:sz w:val="21"/>
-              </w:rPr>
-              <w:t xml:space="preserve">动态临时点”弹性布局方案，用</w:t>
-            </w:r>
-            <w:r>
-              <w:rPr>
-                <w:rFonts w:eastAsia="宋体" w:ascii="Times New Roman" w:hAnsi="Times New Roman"/>
-                <w:sz w:val="21"/>
-              </w:rPr>
-              <w:t xml:space="preserve">Python</w:t>
-            </w:r>
-            <w:r>
-              <w:rPr>
-                <w:rFonts w:ascii="Times New Roman" w:eastAsia="宋体" w:hAnsi="Times New Roman" w:cs="宋体"/>
-                <w:sz w:val="21"/>
-              </w:rPr>
-              <w:t xml:space="preserve">完成模型测算，验证方案可降低运营成本</w:t>
-            </w:r>
-            <w:r>
-              <w:rPr>
-                <w:rFonts w:eastAsia="宋体" w:ascii="Times New Roman" w:hAnsi="Times New Roman"/>
-                <w:sz w:val="21"/>
-              </w:rPr>
-              <w:t xml:space="preserve">18.7%</w:t>
-            </w:r>
-            <w:r>
-              <w:rPr>
-                <w:rFonts w:ascii="Times New Roman" w:eastAsia="宋体" w:hAnsi="Times New Roman" w:cs="宋体"/>
-                <w:sz w:val="21"/>
-              </w:rPr>
-              <w:t xml:space="preserve">、提升老年覆盖率至</w:t>
-            </w:r>
-            <w:r>
-              <w:rPr>
-                <w:rFonts w:eastAsia="宋体" w:ascii="Times New Roman" w:hAnsi="Times New Roman"/>
-                <w:sz w:val="21"/>
-              </w:rPr>
-              <w:t xml:space="preserve">87.3%</w:t>
-            </w:r>
-            <w:r>
-              <w:rPr>
-                <w:rFonts w:ascii="Times New Roman" w:eastAsia="宋体" w:hAnsi="Times New Roman" w:cs="宋体"/>
-                <w:sz w:val="21"/>
-              </w:rPr>
-              <w:t xml:space="preserve">、缩短配送时长</w:t>
-            </w:r>
-            <w:r>
-              <w:rPr>
-                <w:rFonts w:eastAsia="宋体" w:ascii="Times New Roman" w:hAnsi="Times New Roman"/>
-                <w:sz w:val="21"/>
-              </w:rPr>
-              <w:t xml:space="preserve">22.3%</w:t>
+              <w:t>设计“</w:t>
+            </w:r>
+            <w:r>
+              <w:rPr>
+                <w:rFonts w:ascii="Times New Roman" w:eastAsia="宋体" w:hAnsi="Times New Roman"/>
+                <w:sz w:val="21"/>
+              </w:rPr>
+              <w:t>2</w:t>
+            </w:r>
+            <w:r>
+              <w:rPr>
+                <w:rFonts w:ascii="Times New Roman" w:eastAsia="宋体" w:hAnsi="Times New Roman" w:cs="宋体"/>
+                <w:sz w:val="21"/>
+              </w:rPr>
+              <w:t>核心点</w:t>
+            </w:r>
+            <w:r>
+              <w:rPr>
+                <w:rFonts w:ascii="Times New Roman" w:eastAsia="宋体" w:hAnsi="Times New Roman"/>
+                <w:sz w:val="21"/>
+              </w:rPr>
+              <w:t>+4</w:t>
+            </w:r>
+            <w:r>
+              <w:rPr>
+                <w:rFonts w:ascii="Times New Roman" w:eastAsia="宋体" w:hAnsi="Times New Roman" w:cs="宋体"/>
+                <w:sz w:val="21"/>
+              </w:rPr>
+              <w:t>动态临时点”弹性布局方案，用</w:t>
+            </w:r>
+            <w:r>
+              <w:rPr>
+                <w:rFonts w:ascii="Times New Roman" w:eastAsia="宋体" w:hAnsi="Times New Roman"/>
+                <w:sz w:val="21"/>
+              </w:rPr>
+              <w:t>Python</w:t>
+            </w:r>
+            <w:r>
+              <w:rPr>
+                <w:rFonts w:ascii="Times New Roman" w:eastAsia="宋体" w:hAnsi="Times New Roman" w:cs="宋体"/>
+                <w:sz w:val="21"/>
+              </w:rPr>
+              <w:t>完成模型测算，验证方案可降低运营成本</w:t>
+            </w:r>
+            <w:r>
+              <w:rPr>
+                <w:rFonts w:ascii="Times New Roman" w:eastAsia="宋体" w:hAnsi="Times New Roman"/>
+                <w:sz w:val="21"/>
+              </w:rPr>
+              <w:t>18.7%</w:t>
+            </w:r>
+            <w:r>
+              <w:rPr>
+                <w:rFonts w:ascii="Times New Roman" w:eastAsia="宋体" w:hAnsi="Times New Roman" w:cs="宋体"/>
+                <w:sz w:val="21"/>
+              </w:rPr>
+              <w:t>、提升老年覆盖率至</w:t>
+            </w:r>
+            <w:r>
+              <w:rPr>
+                <w:rFonts w:ascii="Times New Roman" w:eastAsia="宋体" w:hAnsi="Times New Roman"/>
+                <w:sz w:val="21"/>
+              </w:rPr>
+              <w:t>87.3%</w:t>
+            </w:r>
+            <w:r>
+              <w:rPr>
+                <w:rFonts w:ascii="Times New Roman" w:eastAsia="宋体" w:hAnsi="Times New Roman" w:cs="宋体"/>
+                <w:sz w:val="21"/>
+              </w:rPr>
+              <w:t>、缩短配送时长</w:t>
+            </w:r>
+            <w:r>
+              <w:rPr>
+                <w:rFonts w:ascii="Times New Roman" w:eastAsia="宋体" w:hAnsi="Times New Roman"/>
+                <w:sz w:val="21"/>
+              </w:rPr>
+              <w:t>22.3%</w:t>
             </w:r>
           </w:p>
           <w:p>
@@ -1467,7 +1482,7 @@
                 <w:ilvl w:val="0"/>
                 <w:numId w:val="9"/>
               </w:numPr>
-              <w:spacing w:line="290" w:lineRule="atLeast" w:before="0" w:after="0"/>
+              <w:spacing w:line="290" w:lineRule="atLeast"/>
               <w:rPr>
                 <w:rFonts w:ascii="Times New Roman" w:eastAsia="宋体" w:hAnsi="Times New Roman" w:cs="宋体" w:hint="default"/>
                 <w:sz w:val="21"/>
@@ -1478,14 +1493,14 @@
                 <w:rFonts w:ascii="Times New Roman" w:eastAsia="宋体" w:hAnsi="Times New Roman" w:cs="宋体"/>
                 <w:sz w:val="21"/>
               </w:rPr>
-              <w:t xml:space="preserve">项目成果形成完整结课报告，具备从问题识别到方案验证的闭环项目管理能力</w:t>
+              <w:t>项目成果形成完整结课报告，具备从问题识别到方案验证的闭环项目管理能力</w:t>
             </w:r>
           </w:p>
         </w:tc>
       </w:tr>
       <w:tr>
         <w:trPr>
-          <w:gridAfter w:val="2"/>
+          <w:gridAfter w:val="1"/>
           <w:wAfter w:w="880" w:type="dxa"/>
           <w:jc w:val="center"/>
         </w:trPr>
@@ -1508,9 +1523,9 @@
           </w:tcPr>
           <w:p>
             <w:pPr>
-              <w:spacing w:line="290" w:lineRule="atLeast" w:before="0" w:after="0"/>
-              <w:rPr>
-                <w:rFonts w:ascii="Times New Roman" w:hAnsi="Times New Roman"/>
+              <w:spacing w:line="290" w:lineRule="atLeast"/>
+              <w:rPr>
+                <w:rFonts w:ascii="Times New Roman" w:hAnsi="Times New Roman" w:hint="default"/>
                 <w:sz w:val="21"/>
               </w:rPr>
             </w:pPr>
@@ -1519,7 +1534,7 @@
         <w:tc>
           <w:tcPr>
             <w:tcW w:w="4600" w:type="dxa"/>
-            <w:gridSpan w:val="4"/>
+            <w:gridSpan w:val="2"/>
             <w:tcBorders>
               <w:top w:val="nil"/>
               <w:left w:val="nil"/>
@@ -1536,27 +1551,26 @@
           </w:tcPr>
           <w:p>
             <w:pPr>
-              <w:spacing w:line="290" w:lineRule="atLeast" w:before="0" w:after="0"/>
-              <w:rPr>
-                <w:rFonts w:ascii="Times New Roman" w:hAnsi="Times New Roman"/>
-                <w:sz w:val="21"/>
-              </w:rPr>
-            </w:pPr>
-            <w:r>
-              <w:rPr>
-                <w:rFonts w:ascii="Times New Roman" w:eastAsia="宋体" w:hAnsi="Times New Roman" w:cs="宋体"/>
-                <w:b/>
-                <w:bCs/>
-                <w:sz w:val="21"/>
-              </w:rPr>
-              <w:t xml:space="preserve">电商用户调研与分析项目</w:t>
+              <w:spacing w:line="290" w:lineRule="atLeast"/>
+              <w:rPr>
+                <w:rFonts w:ascii="Times New Roman" w:hAnsi="Times New Roman" w:hint="default"/>
+                <w:sz w:val="21"/>
+              </w:rPr>
+            </w:pPr>
+            <w:r>
+              <w:rPr>
+                <w:rFonts w:ascii="Times New Roman" w:eastAsia="宋体" w:hAnsi="Times New Roman" w:cs="宋体"/>
+                <w:b/>
+                <w:bCs/>
+                <w:sz w:val="21"/>
+              </w:rPr>
+              <w:t>电商用户调研与分析项目</w:t>
             </w:r>
           </w:p>
         </w:tc>
         <w:tc>
           <w:tcPr>
             <w:tcW w:w="2693" w:type="dxa"/>
-            <w:gridSpan w:val="2"/>
             <w:tcBorders>
               <w:top w:val="nil"/>
               <w:left w:val="nil"/>
@@ -1567,22 +1581,22 @@
           </w:tcPr>
           <w:p>
             <w:pPr>
-              <w:spacing w:line="290" w:lineRule="atLeast" w:before="0" w:after="0"/>
-              <w:rPr>
-                <w:rFonts w:ascii="Times New Roman" w:eastAsia="等线" w:hAnsi="Times New Roman"/>
-                <w:b/>
-                <w:bCs/>
-                <w:sz w:val="21"/>
-              </w:rPr>
-            </w:pPr>
-            <w:r>
-              <w:rPr>
-                <w:rFonts w:ascii="Times New Roman" w:eastAsia="宋体" w:hAnsi="Times New Roman" w:cs="宋体"/>
-                <w:b/>
-                <w:bCs/>
-                <w:sz w:val="21"/>
-              </w:rPr>
-              <w:t xml:space="preserve">项目负责人</w:t>
+              <w:spacing w:line="290" w:lineRule="atLeast"/>
+              <w:rPr>
+                <w:rFonts w:ascii="Times New Roman" w:eastAsia="等线" w:hAnsi="Times New Roman" w:hint="default"/>
+                <w:b/>
+                <w:bCs/>
+                <w:sz w:val="21"/>
+              </w:rPr>
+            </w:pPr>
+            <w:r>
+              <w:rPr>
+                <w:rFonts w:ascii="Times New Roman" w:eastAsia="宋体" w:hAnsi="Times New Roman" w:cs="宋体"/>
+                <w:b/>
+                <w:bCs/>
+                <w:sz w:val="21"/>
+              </w:rPr>
+              <w:t>项目负责人</w:t>
             </w:r>
           </w:p>
         </w:tc>
@@ -1599,7 +1613,7 @@
           </w:tcPr>
           <w:p>
             <w:pPr>
-              <w:spacing w:line="290" w:lineRule="atLeast" w:before="0" w:after="0"/>
+              <w:spacing w:line="290" w:lineRule="atLeast"/>
               <w:rPr>
                 <w:rFonts w:ascii="Times New Roman" w:eastAsia="等线" w:hAnsi="Times New Roman" w:hint="default"/>
                 <w:b/>
@@ -1614,14 +1628,14 @@
                 <w:bCs/>
                 <w:sz w:val="21"/>
               </w:rPr>
-              <w:t xml:space="preserve">2025.10-2025.12</w:t>
+              <w:t>2025.10-2025.12</w:t>
             </w:r>
           </w:p>
         </w:tc>
       </w:tr>
       <w:tr>
         <w:trPr>
-          <w:gridAfter w:val="2"/>
+          <w:gridAfter w:val="1"/>
           <w:wAfter w:w="880" w:type="dxa"/>
           <w:jc w:val="center"/>
         </w:trPr>
@@ -1644,9 +1658,9 @@
           </w:tcPr>
           <w:p>
             <w:pPr>
-              <w:spacing w:line="290" w:lineRule="atLeast" w:before="0" w:after="0"/>
-              <w:rPr>
-                <w:rFonts w:ascii="Times New Roman" w:hAnsi="Times New Roman"/>
+              <w:spacing w:line="290" w:lineRule="atLeast"/>
+              <w:rPr>
+                <w:rFonts w:ascii="Times New Roman" w:hAnsi="Times New Roman" w:hint="default"/>
                 <w:sz w:val="21"/>
               </w:rPr>
             </w:pPr>
@@ -1655,7 +1669,7 @@
         <w:tc>
           <w:tcPr>
             <w:tcW w:w="10048" w:type="dxa"/>
-            <w:gridSpan w:val="7"/>
+            <w:gridSpan w:val="4"/>
             <w:tcBorders>
               <w:top w:val="nil"/>
               <w:left w:val="nil"/>
@@ -1676,7 +1690,7 @@
                 <w:ilvl w:val="0"/>
                 <w:numId w:val="9"/>
               </w:numPr>
-              <w:spacing w:line="290" w:lineRule="atLeast" w:before="0" w:after="0"/>
+              <w:spacing w:line="290" w:lineRule="atLeast"/>
               <w:rPr>
                 <w:rFonts w:ascii="Times New Roman" w:eastAsia="宋体" w:hAnsi="Times New Roman" w:cs="宋体" w:hint="default"/>
                 <w:sz w:val="21"/>
@@ -1687,49 +1701,49 @@
                 <w:rFonts w:ascii="Times New Roman" w:eastAsia="宋体" w:hAnsi="Times New Roman" w:cs="宋体"/>
                 <w:sz w:val="21"/>
               </w:rPr>
-              <w:t xml:space="preserve">统筹问卷设计、发放回收、数据清洗、统计分析全流程，回收</w:t>
-            </w:r>
-            <w:r>
-              <w:rPr>
-                <w:rFonts w:eastAsia="宋体" w:ascii="Times New Roman" w:hAnsi="Times New Roman"/>
-                <w:sz w:val="21"/>
-              </w:rPr>
-              <w:t xml:space="preserve">328</w:t>
-            </w:r>
-            <w:r>
-              <w:rPr>
-                <w:rFonts w:ascii="Times New Roman" w:eastAsia="宋体" w:hAnsi="Times New Roman" w:cs="宋体"/>
-                <w:sz w:val="21"/>
-              </w:rPr>
-              <w:t xml:space="preserve">份有效样本，用</w:t>
-            </w:r>
-            <w:r>
-              <w:rPr>
-                <w:rFonts w:eastAsia="宋体" w:ascii="Times New Roman" w:hAnsi="Times New Roman"/>
-                <w:sz w:val="21"/>
-              </w:rPr>
-              <w:t xml:space="preserve">SPSS</w:t>
-            </w:r>
-            <w:r>
-              <w:rPr>
-                <w:rFonts w:ascii="Times New Roman" w:eastAsia="宋体" w:hAnsi="Times New Roman" w:cs="宋体"/>
-                <w:sz w:val="21"/>
-              </w:rPr>
-              <w:t xml:space="preserve">和</w:t>
-            </w:r>
-            <w:r>
-              <w:rPr>
-                <w:rFonts w:eastAsia="宋体" w:ascii="Times New Roman" w:hAnsi="Times New Roman"/>
-                <w:sz w:val="21"/>
-              </w:rPr>
-              <w:t xml:space="preserve">Python</w:t>
-            </w:r>
-            <w:r>
-              <w:rPr>
-                <w:rFonts w:ascii="Times New Roman" w:eastAsia="宋体" w:hAnsi="Times New Roman" w:cs="宋体"/>
-                <w:sz w:val="21"/>
-              </w:rPr>
-              <w:t xml:space="preserve">完成数据分析</w:t>
+              <w:t>统筹问卷设计、发放回收、数据清洗、统计分析全流程，回收</w:t>
+            </w:r>
+            <w:r>
+              <w:rPr>
+                <w:rFonts w:ascii="Times New Roman" w:eastAsia="宋体" w:hAnsi="Times New Roman"/>
+                <w:sz w:val="21"/>
+              </w:rPr>
+              <w:t>328</w:t>
+            </w:r>
+            <w:r>
+              <w:rPr>
+                <w:rFonts w:ascii="Times New Roman" w:eastAsia="宋体" w:hAnsi="Times New Roman" w:cs="宋体"/>
+                <w:sz w:val="21"/>
+              </w:rPr>
+              <w:t>份有效样本，用</w:t>
+            </w:r>
+            <w:r>
+              <w:rPr>
+                <w:rFonts w:ascii="Times New Roman" w:eastAsia="宋体" w:hAnsi="Times New Roman"/>
+                <w:sz w:val="21"/>
+              </w:rPr>
+              <w:t>SPSS</w:t>
+            </w:r>
+            <w:r>
+              <w:rPr>
+                <w:rFonts w:ascii="Times New Roman" w:eastAsia="宋体" w:hAnsi="Times New Roman" w:cs="宋体"/>
+                <w:sz w:val="21"/>
+              </w:rPr>
+              <w:t>和</w:t>
+            </w:r>
+            <w:r>
+              <w:rPr>
+                <w:rFonts w:ascii="Times New Roman" w:eastAsia="宋体" w:hAnsi="Times New Roman"/>
+                <w:sz w:val="21"/>
+              </w:rPr>
+              <w:t>Python</w:t>
+            </w:r>
+            <w:r>
+              <w:rPr>
+                <w:rFonts w:ascii="Times New Roman" w:eastAsia="宋体" w:hAnsi="Times New Roman" w:cs="宋体"/>
+                <w:sz w:val="21"/>
+              </w:rPr>
+              <w:t>完成数据分析</w:t>
             </w:r>
           </w:p>
           <w:p>
@@ -1738,7 +1752,7 @@
                 <w:ilvl w:val="0"/>
                 <w:numId w:val="9"/>
               </w:numPr>
-              <w:spacing w:line="290" w:lineRule="atLeast" w:before="0" w:after="0"/>
+              <w:spacing w:line="290" w:lineRule="atLeast"/>
               <w:rPr>
                 <w:rFonts w:ascii="Times New Roman" w:eastAsia="宋体" w:hAnsi="Times New Roman" w:cs="宋体" w:hint="default"/>
                 <w:sz w:val="21"/>
@@ -1749,14 +1763,14 @@
                 <w:rFonts w:ascii="Times New Roman" w:eastAsia="宋体" w:hAnsi="Times New Roman" w:cs="宋体"/>
                 <w:sz w:val="21"/>
               </w:rPr>
-              <w:t xml:space="preserve">验证技术特性对用户体验的影响路径，识别核心影响因素，输出研究结论与优化建议</w:t>
+              <w:t>验证技术特性对用户体验的影响路径，识别核心影响因素，输出研究结论与优化建议</w:t>
             </w:r>
           </w:p>
         </w:tc>
       </w:tr>
       <w:tr>
         <w:trPr>
-          <w:gridAfter w:val="2"/>
+          <w:gridAfter w:val="1"/>
           <w:wAfter w:w="880" w:type="dxa"/>
           <w:jc w:val="center"/>
         </w:trPr>
@@ -1779,9 +1793,9 @@
           </w:tcPr>
           <w:p>
             <w:pPr>
-              <w:spacing w:line="290" w:lineRule="atLeast" w:before="0" w:after="0"/>
-              <w:rPr>
-                <w:rFonts w:ascii="Times New Roman" w:hAnsi="Times New Roman"/>
+              <w:spacing w:line="290" w:lineRule="atLeast"/>
+              <w:rPr>
+                <w:rFonts w:ascii="Times New Roman" w:hAnsi="Times New Roman" w:hint="default"/>
                 <w:sz w:val="21"/>
               </w:rPr>
             </w:pPr>
@@ -1790,7 +1804,7 @@
         <w:tc>
           <w:tcPr>
             <w:tcW w:w="4600" w:type="dxa"/>
-            <w:gridSpan w:val="4"/>
+            <w:gridSpan w:val="2"/>
             <w:tcBorders>
               <w:top w:val="nil"/>
               <w:left w:val="nil"/>
@@ -1807,27 +1821,26 @@
           </w:tcPr>
           <w:p>
             <w:pPr>
-              <w:spacing w:line="290" w:lineRule="atLeast" w:before="0" w:after="0"/>
-              <w:rPr>
-                <w:rFonts w:ascii="Times New Roman" w:hAnsi="Times New Roman"/>
-                <w:sz w:val="21"/>
-              </w:rPr>
-            </w:pPr>
-            <w:r>
-              <w:rPr>
-                <w:rFonts w:ascii="Times New Roman" w:eastAsia="宋体" w:hAnsi="Times New Roman" w:cs="宋体"/>
-                <w:b/>
-                <w:bCs/>
-                <w:sz w:val="21"/>
-              </w:rPr>
-              <w:t xml:space="preserve">银行营销数据分析项目</w:t>
+              <w:spacing w:line="290" w:lineRule="atLeast"/>
+              <w:rPr>
+                <w:rFonts w:ascii="Times New Roman" w:hAnsi="Times New Roman" w:hint="default"/>
+                <w:sz w:val="21"/>
+              </w:rPr>
+            </w:pPr>
+            <w:r>
+              <w:rPr>
+                <w:rFonts w:ascii="Times New Roman" w:eastAsia="宋体" w:hAnsi="Times New Roman" w:cs="宋体"/>
+                <w:b/>
+                <w:bCs/>
+                <w:sz w:val="21"/>
+              </w:rPr>
+              <w:t>银行营销数据分析项目</w:t>
             </w:r>
           </w:p>
         </w:tc>
         <w:tc>
           <w:tcPr>
             <w:tcW w:w="2693" w:type="dxa"/>
-            <w:gridSpan w:val="2"/>
             <w:tcBorders>
               <w:top w:val="nil"/>
               <w:left w:val="nil"/>
@@ -1838,22 +1851,22 @@
           </w:tcPr>
           <w:p>
             <w:pPr>
-              <w:spacing w:line="290" w:lineRule="atLeast" w:before="0" w:after="0"/>
-              <w:rPr>
-                <w:rFonts w:ascii="Times New Roman" w:eastAsia="等线" w:hAnsi="Times New Roman"/>
-                <w:b/>
-                <w:bCs/>
-                <w:sz w:val="21"/>
-              </w:rPr>
-            </w:pPr>
-            <w:r>
-              <w:rPr>
-                <w:rFonts w:ascii="Times New Roman" w:eastAsia="宋体" w:hAnsi="Times New Roman" w:cs="宋体"/>
-                <w:b/>
-                <w:bCs/>
-                <w:sz w:val="21"/>
-              </w:rPr>
-              <w:t xml:space="preserve">项目负责人</w:t>
+              <w:spacing w:line="290" w:lineRule="atLeast"/>
+              <w:rPr>
+                <w:rFonts w:ascii="Times New Roman" w:eastAsia="等线" w:hAnsi="Times New Roman" w:hint="default"/>
+                <w:b/>
+                <w:bCs/>
+                <w:sz w:val="21"/>
+              </w:rPr>
+            </w:pPr>
+            <w:r>
+              <w:rPr>
+                <w:rFonts w:ascii="Times New Roman" w:eastAsia="宋体" w:hAnsi="Times New Roman" w:cs="宋体"/>
+                <w:b/>
+                <w:bCs/>
+                <w:sz w:val="21"/>
+              </w:rPr>
+              <w:t>项目负责人</w:t>
             </w:r>
           </w:p>
         </w:tc>
@@ -1870,7 +1883,7 @@
           </w:tcPr>
           <w:p>
             <w:pPr>
-              <w:spacing w:line="290" w:lineRule="atLeast" w:before="0" w:after="0"/>
+              <w:spacing w:line="290" w:lineRule="atLeast"/>
               <w:rPr>
                 <w:rFonts w:ascii="Times New Roman" w:eastAsia="等线" w:hAnsi="Times New Roman" w:hint="default"/>
                 <w:b/>
@@ -1885,14 +1898,14 @@
                 <w:bCs/>
                 <w:sz w:val="21"/>
               </w:rPr>
-              <w:t xml:space="preserve">2026.04-2026.06</w:t>
+              <w:t>2026.04-2026.06</w:t>
             </w:r>
           </w:p>
         </w:tc>
       </w:tr>
       <w:tr>
         <w:trPr>
-          <w:gridAfter w:val="2"/>
+          <w:gridAfter w:val="1"/>
           <w:wAfter w:w="880" w:type="dxa"/>
           <w:jc w:val="center"/>
         </w:trPr>
@@ -1915,9 +1928,9 @@
           </w:tcPr>
           <w:p>
             <w:pPr>
-              <w:spacing w:line="290" w:lineRule="atLeast" w:before="0" w:after="0"/>
-              <w:rPr>
-                <w:rFonts w:ascii="Times New Roman" w:hAnsi="Times New Roman"/>
+              <w:spacing w:line="290" w:lineRule="atLeast"/>
+              <w:rPr>
+                <w:rFonts w:ascii="Times New Roman" w:hAnsi="Times New Roman" w:hint="default"/>
                 <w:sz w:val="21"/>
               </w:rPr>
             </w:pPr>
@@ -1926,7 +1939,7 @@
         <w:tc>
           <w:tcPr>
             <w:tcW w:w="10048" w:type="dxa"/>
-            <w:gridSpan w:val="7"/>
+            <w:gridSpan w:val="4"/>
             <w:tcBorders>
               <w:top w:val="nil"/>
               <w:left w:val="nil"/>
@@ -1947,7 +1960,7 @@
                 <w:ilvl w:val="0"/>
                 <w:numId w:val="9"/>
               </w:numPr>
-              <w:spacing w:line="290" w:lineRule="atLeast" w:before="0" w:after="0"/>
+              <w:spacing w:line="290" w:lineRule="atLeast"/>
               <w:rPr>
                 <w:rFonts w:ascii="Times New Roman" w:eastAsia="宋体" w:hAnsi="Times New Roman" w:cs="宋体" w:hint="default"/>
                 <w:sz w:val="21"/>
@@ -1958,35 +1971,35 @@
                 <w:rFonts w:ascii="Times New Roman" w:eastAsia="宋体" w:hAnsi="Times New Roman" w:cs="宋体"/>
                 <w:sz w:val="21"/>
               </w:rPr>
-              <w:t xml:space="preserve">基于</w:t>
-            </w:r>
-            <w:r>
-              <w:rPr>
-                <w:rFonts w:eastAsia="宋体" w:ascii="Times New Roman" w:hAnsi="Times New Roman"/>
-                <w:sz w:val="21"/>
-              </w:rPr>
-              <w:t xml:space="preserve">45211</w:t>
-            </w:r>
-            <w:r>
-              <w:rPr>
-                <w:rFonts w:ascii="Times New Roman" w:eastAsia="宋体" w:hAnsi="Times New Roman" w:cs="宋体"/>
-                <w:sz w:val="21"/>
-              </w:rPr>
-              <w:t xml:space="preserve">条葡萄牙银行真实营销数据，用</w:t>
-            </w:r>
-            <w:r>
-              <w:rPr>
-                <w:rFonts w:eastAsia="宋体" w:ascii="Times New Roman" w:hAnsi="Times New Roman"/>
-                <w:sz w:val="21"/>
-              </w:rPr>
-              <w:t xml:space="preserve">R</w:t>
-            </w:r>
-            <w:r>
-              <w:rPr>
-                <w:rFonts w:ascii="Times New Roman" w:eastAsia="宋体" w:hAnsi="Times New Roman" w:cs="宋体"/>
-                <w:sz w:val="21"/>
-              </w:rPr>
-              <w:t xml:space="preserve">完成缺失值与异常值清洗，对年龄、职业、营销频次等字段做多维度分层统计</w:t>
+              <w:t>基于</w:t>
+            </w:r>
+            <w:r>
+              <w:rPr>
+                <w:rFonts w:ascii="Times New Roman" w:eastAsia="宋体" w:hAnsi="Times New Roman"/>
+                <w:sz w:val="21"/>
+              </w:rPr>
+              <w:t>45211</w:t>
+            </w:r>
+            <w:r>
+              <w:rPr>
+                <w:rFonts w:ascii="Times New Roman" w:eastAsia="宋体" w:hAnsi="Times New Roman" w:cs="宋体"/>
+                <w:sz w:val="21"/>
+              </w:rPr>
+              <w:t>条葡萄牙银行真实营销数据，用</w:t>
+            </w:r>
+            <w:r>
+              <w:rPr>
+                <w:rFonts w:ascii="Times New Roman" w:eastAsia="宋体" w:hAnsi="Times New Roman"/>
+                <w:sz w:val="21"/>
+              </w:rPr>
+              <w:t>R</w:t>
+            </w:r>
+            <w:r>
+              <w:rPr>
+                <w:rFonts w:ascii="Times New Roman" w:eastAsia="宋体" w:hAnsi="Times New Roman" w:cs="宋体"/>
+                <w:sz w:val="21"/>
+              </w:rPr>
+              <w:t>完成缺失值与异常值清洗，对年龄、职业、营销频次等字段做多维度分层统计</w:t>
             </w:r>
           </w:p>
           <w:p>
@@ -1995,7 +2008,7 @@
                 <w:ilvl w:val="0"/>
                 <w:numId w:val="9"/>
               </w:numPr>
-              <w:spacing w:line="290" w:lineRule="atLeast" w:before="0" w:after="0"/>
+              <w:spacing w:line="290" w:lineRule="atLeast"/>
               <w:rPr>
                 <w:rFonts w:ascii="Times New Roman" w:eastAsia="宋体" w:hAnsi="Times New Roman" w:cs="宋体" w:hint="default"/>
                 <w:sz w:val="21"/>
@@ -2006,14 +2019,14 @@
                 <w:rFonts w:ascii="Times New Roman" w:eastAsia="宋体" w:hAnsi="Times New Roman" w:cs="宋体"/>
                 <w:sz w:val="21"/>
               </w:rPr>
-              <w:t xml:space="preserve">独立绘制帕累托图、相关性热力图、订阅转化率瀑布图，通过多维度统计呈现客户群体响应差异，识别关键影响变量，为客户分群与营销资源分配提供数据支撑</w:t>
+              <w:t>独立绘制帕累托图、相关性热力图、订阅转化率瀑布图，通过多维度统计呈现客户群体响应差异，识别关键影响变量，为客户分群与营销资源分配提供数据支撑</w:t>
             </w:r>
           </w:p>
         </w:tc>
       </w:tr>
       <w:tr>
         <w:trPr>
-          <w:gridAfter w:val="2"/>
+          <w:gridAfter w:val="1"/>
           <w:wAfter w:w="880" w:type="dxa"/>
           <w:jc w:val="center"/>
         </w:trPr>
@@ -2036,9 +2049,9 @@
           </w:tcPr>
           <w:p>
             <w:pPr>
-              <w:spacing w:line="290" w:lineRule="atLeast" w:before="0" w:after="0"/>
-              <w:rPr>
-                <w:rFonts w:ascii="Times New Roman" w:hAnsi="Times New Roman"/>
+              <w:spacing w:line="290" w:lineRule="atLeast"/>
+              <w:rPr>
+                <w:rFonts w:ascii="Times New Roman" w:hAnsi="Times New Roman" w:hint="default"/>
                 <w:sz w:val="21"/>
               </w:rPr>
             </w:pPr>
@@ -2047,7 +2060,7 @@
         <w:tc>
           <w:tcPr>
             <w:tcW w:w="4600" w:type="dxa"/>
-            <w:gridSpan w:val="4"/>
+            <w:gridSpan w:val="2"/>
             <w:tcBorders>
               <w:top w:val="nil"/>
               <w:left w:val="nil"/>
@@ -2064,36 +2077,35 @@
           </w:tcPr>
           <w:p>
             <w:pPr>
-              <w:spacing w:line="290" w:lineRule="atLeast" w:before="0" w:after="0"/>
-              <w:rPr>
-                <w:rFonts w:ascii="Times New Roman" w:hAnsi="Times New Roman"/>
-                <w:sz w:val="21"/>
-              </w:rPr>
-            </w:pPr>
-            <w:r>
-              <w:rPr>
-                <w:rFonts w:ascii="Times New Roman" w:eastAsia="宋体" w:hAnsi="Times New Roman" w:cs="宋体"/>
-                <w:b/>
-                <w:bCs/>
-                <w:sz w:val="21"/>
-              </w:rPr>
-              <w:t xml:space="preserve">ERP</w:t>
-            </w:r>
-            <w:r>
-              <w:rPr>
-                <w:rFonts w:ascii="Times New Roman" w:eastAsia="宋体" w:hAnsi="Times New Roman" w:cs="宋体"/>
-                <w:b/>
-                <w:bCs/>
-                <w:sz w:val="21"/>
-              </w:rPr>
-              <w:t xml:space="preserve">采购与库存全流程模拟操作</w:t>
+              <w:spacing w:line="290" w:lineRule="atLeast"/>
+              <w:rPr>
+                <w:rFonts w:ascii="Times New Roman" w:hAnsi="Times New Roman" w:hint="default"/>
+                <w:sz w:val="21"/>
+              </w:rPr>
+            </w:pPr>
+            <w:r>
+              <w:rPr>
+                <w:rFonts w:ascii="Times New Roman" w:eastAsia="宋体" w:hAnsi="Times New Roman" w:cs="宋体"/>
+                <w:b/>
+                <w:bCs/>
+                <w:sz w:val="21"/>
+              </w:rPr>
+              <w:t>ERP</w:t>
+            </w:r>
+            <w:r>
+              <w:rPr>
+                <w:rFonts w:ascii="Times New Roman" w:eastAsia="宋体" w:hAnsi="Times New Roman" w:cs="宋体"/>
+                <w:b/>
+                <w:bCs/>
+                <w:sz w:val="21"/>
+              </w:rPr>
+              <w:t>采购与库存全流程模拟操作</w:t>
             </w:r>
           </w:p>
         </w:tc>
         <w:tc>
           <w:tcPr>
             <w:tcW w:w="2693" w:type="dxa"/>
-            <w:gridSpan w:val="2"/>
             <w:tcBorders>
               <w:top w:val="nil"/>
               <w:left w:val="nil"/>
@@ -2104,22 +2116,22 @@
           </w:tcPr>
           <w:p>
             <w:pPr>
-              <w:spacing w:line="290" w:lineRule="atLeast" w:before="0" w:after="0"/>
-              <w:rPr>
-                <w:rFonts w:ascii="Times New Roman" w:eastAsia="等线" w:hAnsi="Times New Roman"/>
-                <w:b/>
-                <w:bCs/>
-                <w:sz w:val="21"/>
-              </w:rPr>
-            </w:pPr>
-            <w:r>
-              <w:rPr>
-                <w:rFonts w:ascii="Times New Roman" w:eastAsia="宋体" w:hAnsi="Times New Roman" w:cs="宋体"/>
-                <w:b/>
-                <w:bCs/>
-                <w:sz w:val="21"/>
-              </w:rPr>
-              <w:t xml:space="preserve">课程实验・账套主管</w:t>
+              <w:spacing w:line="290" w:lineRule="atLeast"/>
+              <w:rPr>
+                <w:rFonts w:ascii="Times New Roman" w:eastAsia="等线" w:hAnsi="Times New Roman" w:hint="default"/>
+                <w:b/>
+                <w:bCs/>
+                <w:sz w:val="21"/>
+              </w:rPr>
+            </w:pPr>
+            <w:r>
+              <w:rPr>
+                <w:rFonts w:ascii="Times New Roman" w:eastAsia="宋体" w:hAnsi="Times New Roman" w:cs="宋体"/>
+                <w:b/>
+                <w:bCs/>
+                <w:sz w:val="21"/>
+              </w:rPr>
+              <w:t>课程实验・账套主管</w:t>
             </w:r>
           </w:p>
         </w:tc>
@@ -2136,7 +2148,7 @@
           </w:tcPr>
           <w:p>
             <w:pPr>
-              <w:spacing w:line="290" w:lineRule="atLeast" w:before="0" w:after="0"/>
+              <w:spacing w:line="290" w:lineRule="atLeast"/>
               <w:rPr>
                 <w:rFonts w:ascii="Times New Roman" w:eastAsia="等线" w:hAnsi="Times New Roman" w:hint="default"/>
                 <w:b/>
@@ -2151,14 +2163,14 @@
                 <w:bCs/>
                 <w:sz w:val="21"/>
               </w:rPr>
-              <w:t xml:space="preserve">2025.03-2025.07</w:t>
+              <w:t>2025.03-2025.07</w:t>
             </w:r>
           </w:p>
         </w:tc>
       </w:tr>
       <w:tr>
         <w:trPr>
-          <w:gridAfter w:val="2"/>
+          <w:gridAfter w:val="1"/>
           <w:wAfter w:w="880" w:type="dxa"/>
           <w:jc w:val="center"/>
         </w:trPr>
@@ -2181,9 +2193,9 @@
           </w:tcPr>
           <w:p>
             <w:pPr>
-              <w:spacing w:line="290" w:lineRule="atLeast" w:before="0" w:after="0"/>
-              <w:rPr>
-                <w:rFonts w:ascii="Times New Roman" w:hAnsi="Times New Roman"/>
+              <w:spacing w:line="290" w:lineRule="atLeast"/>
+              <w:rPr>
+                <w:rFonts w:ascii="Times New Roman" w:hAnsi="Times New Roman" w:hint="default"/>
                 <w:sz w:val="21"/>
               </w:rPr>
             </w:pPr>
@@ -2192,7 +2204,7 @@
         <w:tc>
           <w:tcPr>
             <w:tcW w:w="10048" w:type="dxa"/>
-            <w:gridSpan w:val="7"/>
+            <w:gridSpan w:val="4"/>
             <w:tcBorders>
               <w:top w:val="nil"/>
               <w:left w:val="nil"/>
@@ -2213,7 +2225,7 @@
                 <w:ilvl w:val="0"/>
                 <w:numId w:val="9"/>
               </w:numPr>
-              <w:spacing w:line="290" w:lineRule="atLeast" w:before="0" w:after="0"/>
+              <w:spacing w:line="290" w:lineRule="atLeast"/>
               <w:rPr>
                 <w:rFonts w:ascii="Times New Roman" w:eastAsia="宋体" w:hAnsi="Times New Roman" w:cs="宋体" w:hint="default"/>
                 <w:sz w:val="21"/>
@@ -2224,21 +2236,21 @@
                 <w:rFonts w:ascii="Times New Roman" w:eastAsia="宋体" w:hAnsi="Times New Roman" w:cs="宋体"/>
                 <w:sz w:val="21"/>
               </w:rPr>
-              <w:t xml:space="preserve">以账套主管角色使用用友</w:t>
-            </w:r>
-            <w:r>
-              <w:rPr>
-                <w:rFonts w:eastAsia="宋体" w:ascii="Times New Roman" w:hAnsi="Times New Roman"/>
-                <w:sz w:val="21"/>
-              </w:rPr>
-              <w:t xml:space="preserve">U8+</w:t>
-            </w:r>
-            <w:r>
-              <w:rPr>
-                <w:rFonts w:ascii="Times New Roman" w:eastAsia="宋体" w:hAnsi="Times New Roman" w:cs="宋体"/>
-                <w:sz w:val="21"/>
-              </w:rPr>
-              <w:t xml:space="preserve">，独立完成采购订单→到货入库→库存调拨→盘点→存货核算→付款凭证全流程操作</w:t>
+              <w:t>以账套主管角色使用用友</w:t>
+            </w:r>
+            <w:r>
+              <w:rPr>
+                <w:rFonts w:ascii="Times New Roman" w:eastAsia="宋体" w:hAnsi="Times New Roman"/>
+                <w:sz w:val="21"/>
+              </w:rPr>
+              <w:t>U8+</w:t>
+            </w:r>
+            <w:r>
+              <w:rPr>
+                <w:rFonts w:ascii="Times New Roman" w:eastAsia="宋体" w:hAnsi="Times New Roman" w:cs="宋体"/>
+                <w:sz w:val="21"/>
+              </w:rPr>
+              <w:t>，独立完成采购订单→到货入库→库存调拨→盘点→存货核算→付款凭证全流程操作</w:t>
             </w:r>
           </w:p>
           <w:p>
@@ -2247,7 +2259,7 @@
                 <w:ilvl w:val="0"/>
                 <w:numId w:val="9"/>
               </w:numPr>
-              <w:spacing w:line="290" w:lineRule="atLeast" w:before="0" w:after="0"/>
+              <w:spacing w:line="290" w:lineRule="atLeast"/>
               <w:rPr>
                 <w:rFonts w:ascii="Times New Roman" w:eastAsia="宋体" w:hAnsi="Times New Roman" w:cs="宋体" w:hint="default"/>
                 <w:sz w:val="21"/>
@@ -2258,21 +2270,21 @@
                 <w:rFonts w:ascii="Times New Roman" w:eastAsia="宋体" w:hAnsi="Times New Roman" w:cs="宋体"/>
                 <w:sz w:val="21"/>
               </w:rPr>
-              <w:t xml:space="preserve">熟悉采购申请、订单管理、入库验收、库存调拨、对账核算各环节的单据流转与系统操作，理解采购到付款的完整业务链路</w:t>
+              <w:t>熟悉采购申请、订单管理、入库验收、库存调拨、对账核算各环节的单据流转与系统操作，理解采购到付款的完整业务链路</w:t>
             </w:r>
           </w:p>
         </w:tc>
       </w:tr>
       <w:tr>
         <w:trPr>
-          <w:gridBefore w:val="3"/>
+          <w:gridBefore w:val="2"/>
           <w:wBefore w:w="879" w:type="dxa"/>
           <w:jc w:val="center"/>
         </w:trPr>
         <w:tc>
           <w:tcPr>
             <w:tcW w:w="10744" w:type="dxa"/>
-            <w:gridSpan w:val="7"/>
+            <w:gridSpan w:val="4"/>
             <w:tcBorders>
               <w:top w:val="nil"/>
               <w:left w:val="nil"/>
@@ -2290,7 +2302,10 @@
           </w:tcPr>
           <w:p>
             <w:pPr>
-              <w:spacing w:line="290" w:lineRule="atLeast" w:before="0" w:after="0"/>
+              <w:spacing w:line="290" w:lineRule="atLeast"/>
+              <w:rPr>
+                <w:rFonts w:hint="default"/>
+              </w:rPr>
             </w:pPr>
             <w:r>
               <w:rPr>
@@ -2304,26 +2319,27 @@
     </w:tbl>
     <w:p>
       <w:pPr>
+        <w:spacing w:line="290" w:lineRule="atLeast"/>
         <w:rPr>
+          <w:rFonts w:hint="default"/>
           <w:vanish/>
         </w:rPr>
-        <w:spacing w:line="290" w:lineRule="atLeast" w:before="0" w:after="0"/>
       </w:pPr>
     </w:p>
     <w:p>
       <w:pPr>
+        <w:spacing w:line="290" w:lineRule="atLeast"/>
         <w:rPr>
+          <w:rFonts w:hint="default"/>
           <w:vanish/>
           <w:sz w:val="21"/>
         </w:rPr>
-        <w:spacing w:line="290" w:lineRule="atLeast" w:before="0" w:after="0"/>
       </w:pPr>
     </w:p>
     <w:tbl>
       <w:tblPr>
         <w:tblW w:w="0" w:type="auto"/>
         <w:jc w:val="center"/>
-        <w:tblInd w:w="0" w:type="dxa"/>
         <w:tblLayout w:type="fixed"/>
         <w:tblCellMar>
           <w:left w:w="0" w:type="dxa"/>
@@ -2333,9 +2349,9 @@
       </w:tblPr>
       <w:tblGrid>
         <w:gridCol w:w="695"/>
-        <w:gridCol w:w="3686"/>
+        <w:gridCol w:w="4600"/>
         <w:gridCol w:w="2693"/>
-        <w:gridCol w:w="3669"/>
+        <w:gridCol w:w="2755"/>
       </w:tblGrid>
       <w:tr>
         <w:trPr>
@@ -2360,8 +2376,9 @@
           </w:tcPr>
           <w:p>
             <w:pPr>
-              <w:spacing w:line="290" w:lineRule="atLeast" w:before="0" w:after="0"/>
-              <w:rPr>
+              <w:spacing w:line="290" w:lineRule="atLeast"/>
+              <w:rPr>
+                <w:rFonts w:hint="default"/>
                 <w:sz w:val="21"/>
               </w:rPr>
             </w:pPr>
@@ -2386,21 +2403,22 @@
           </w:tcPr>
           <w:p>
             <w:pPr>
-              <w:spacing w:line="290" w:lineRule="atLeast" w:before="0" w:after="0"/>
-              <w:rPr>
-                <w:b/>
-                <w:bCs/>
-                <w:sz w:val="21"/>
-              </w:rPr>
-            </w:pPr>
-            <w:r>
-              <w:rPr>
-                <w:rFonts w:ascii="Times New Roman" w:eastAsia="宋体" w:hAnsi="Times New Roman" w:cs="宋体"/>
-                <w:b/>
-                <w:bCs/>
-                <w:sz w:val="21"/>
-              </w:rPr>
-              <w:t xml:space="preserve">山东鱼跃尚成教育有限责任公司</w:t>
+              <w:spacing w:line="290" w:lineRule="atLeast"/>
+              <w:rPr>
+                <w:rFonts w:hint="default"/>
+                <w:b/>
+                <w:bCs/>
+                <w:sz w:val="21"/>
+              </w:rPr>
+            </w:pPr>
+            <w:r>
+              <w:rPr>
+                <w:rFonts w:ascii="Times New Roman" w:eastAsia="宋体" w:hAnsi="Times New Roman" w:cs="宋体"/>
+                <w:b/>
+                <w:bCs/>
+                <w:sz w:val="21"/>
+              </w:rPr>
+              <w:t>山东鱼跃尚成教育有限责任公司</w:t>
             </w:r>
           </w:p>
         </w:tc>
@@ -2417,21 +2435,22 @@
           </w:tcPr>
           <w:p>
             <w:pPr>
-              <w:spacing w:line="290" w:lineRule="atLeast" w:before="0" w:after="0"/>
-              <w:rPr>
-                <w:b/>
-                <w:bCs/>
-                <w:sz w:val="21"/>
-              </w:rPr>
-            </w:pPr>
-            <w:r>
-              <w:rPr>
-                <w:rFonts w:ascii="Times New Roman" w:eastAsia="宋体" w:hAnsi="Times New Roman" w:cs="宋体"/>
-                <w:b/>
-                <w:bCs/>
-                <w:sz w:val="21"/>
-              </w:rPr>
-              <w:t xml:space="preserve">项目助理（兼职）</w:t>
+              <w:spacing w:line="290" w:lineRule="atLeast"/>
+              <w:rPr>
+                <w:rFonts w:hint="default"/>
+                <w:b/>
+                <w:bCs/>
+                <w:sz w:val="21"/>
+              </w:rPr>
+            </w:pPr>
+            <w:r>
+              <w:rPr>
+                <w:rFonts w:ascii="Times New Roman" w:eastAsia="宋体" w:hAnsi="Times New Roman" w:cs="宋体"/>
+                <w:b/>
+                <w:bCs/>
+                <w:sz w:val="21"/>
+              </w:rPr>
+              <w:t>项目助理（兼职）</w:t>
             </w:r>
           </w:p>
         </w:tc>
@@ -2448,7 +2467,7 @@
           </w:tcPr>
           <w:p>
             <w:pPr>
-              <w:spacing w:line="290" w:lineRule="atLeast" w:before="0" w:after="0"/>
+              <w:spacing w:line="290" w:lineRule="atLeast"/>
               <w:rPr>
                 <w:rFonts w:ascii="Times New Roman" w:eastAsia="等线" w:hAnsi="Times New Roman" w:hint="default"/>
                 <w:b/>
@@ -2463,7 +2482,7 @@
                 <w:bCs/>
                 <w:sz w:val="21"/>
               </w:rPr>
-              <w:t xml:space="preserve">2026.04 - 2026.07</w:t>
+              <w:t>2026.04 - 2026.07</w:t>
             </w:r>
           </w:p>
         </w:tc>
@@ -2491,9 +2510,9 @@
           </w:tcPr>
           <w:p>
             <w:pPr>
-              <w:spacing w:line="290" w:lineRule="atLeast" w:before="0" w:after="0"/>
-              <w:rPr>
-                <w:rFonts w:ascii="Times New Roman" w:hAnsi="Times New Roman"/>
+              <w:spacing w:line="290" w:lineRule="atLeast"/>
+              <w:rPr>
+                <w:rFonts w:ascii="Times New Roman" w:hAnsi="Times New Roman" w:hint="default"/>
                 <w:sz w:val="21"/>
               </w:rPr>
             </w:pPr>
@@ -2523,7 +2542,7 @@
                 <w:ilvl w:val="0"/>
                 <w:numId w:val="6"/>
               </w:numPr>
-              <w:spacing w:line="290" w:lineRule="atLeast" w:before="0" w:after="0"/>
+              <w:spacing w:line="290" w:lineRule="atLeast"/>
               <w:rPr>
                 <w:rFonts w:ascii="Times New Roman" w:eastAsia="宋体" w:hAnsi="Times New Roman" w:cs="宋体" w:hint="default"/>
                 <w:sz w:val="21"/>
@@ -2534,35 +2553,35 @@
                 <w:rFonts w:ascii="Times New Roman" w:eastAsia="宋体" w:hAnsi="Times New Roman" w:cs="宋体"/>
                 <w:sz w:val="21"/>
               </w:rPr>
-              <w:t xml:space="preserve">作为项目助理统筹</w:t>
-            </w:r>
-            <w:r>
-              <w:rPr>
-                <w:rFonts w:eastAsia="宋体" w:ascii="Times New Roman" w:hAnsi="Times New Roman"/>
-                <w:sz w:val="21"/>
-              </w:rPr>
-              <w:t xml:space="preserve">200+</w:t>
-            </w:r>
-            <w:r>
-              <w:rPr>
-                <w:rFonts w:ascii="Times New Roman" w:eastAsia="宋体" w:hAnsi="Times New Roman" w:cs="宋体"/>
-                <w:sz w:val="21"/>
-              </w:rPr>
-              <w:t xml:space="preserve">份申报材料的收集、核对、提交全流程，用</w:t>
-            </w:r>
-            <w:r>
-              <w:rPr>
-                <w:rFonts w:eastAsia="宋体" w:ascii="Times New Roman" w:hAnsi="Times New Roman"/>
-                <w:sz w:val="21"/>
-              </w:rPr>
-              <w:t xml:space="preserve">Excel</w:t>
-            </w:r>
-            <w:r>
-              <w:rPr>
-                <w:rFonts w:ascii="Times New Roman" w:eastAsia="宋体" w:hAnsi="Times New Roman" w:cs="宋体"/>
-                <w:sz w:val="21"/>
-              </w:rPr>
-              <w:t xml:space="preserve">搭建可检索的电子台账</w:t>
+              <w:t>作为项目助理统筹</w:t>
+            </w:r>
+            <w:r>
+              <w:rPr>
+                <w:rFonts w:ascii="Times New Roman" w:eastAsia="宋体" w:hAnsi="Times New Roman"/>
+                <w:sz w:val="21"/>
+              </w:rPr>
+              <w:t>200+</w:t>
+            </w:r>
+            <w:r>
+              <w:rPr>
+                <w:rFonts w:ascii="Times New Roman" w:eastAsia="宋体" w:hAnsi="Times New Roman" w:cs="宋体"/>
+                <w:sz w:val="21"/>
+              </w:rPr>
+              <w:t>份申报材料的收集、核对、提交全流程，用</w:t>
+            </w:r>
+            <w:r>
+              <w:rPr>
+                <w:rFonts w:ascii="Times New Roman" w:eastAsia="宋体" w:hAnsi="Times New Roman"/>
+                <w:sz w:val="21"/>
+              </w:rPr>
+              <w:t>Excel</w:t>
+            </w:r>
+            <w:r>
+              <w:rPr>
+                <w:rFonts w:ascii="Times New Roman" w:eastAsia="宋体" w:hAnsi="Times New Roman" w:cs="宋体"/>
+                <w:sz w:val="21"/>
+              </w:rPr>
+              <w:t>搭建可检索的电子台账</w:t>
             </w:r>
           </w:p>
           <w:p>
@@ -2571,7 +2590,7 @@
                 <w:ilvl w:val="0"/>
                 <w:numId w:val="6"/>
               </w:numPr>
-              <w:spacing w:line="290" w:lineRule="atLeast" w:before="0" w:after="0"/>
+              <w:spacing w:line="290" w:lineRule="atLeast"/>
               <w:rPr>
                 <w:rFonts w:ascii="Times New Roman" w:eastAsia="宋体" w:hAnsi="Times New Roman" w:cs="宋体" w:hint="default"/>
                 <w:sz w:val="21"/>
@@ -2582,7 +2601,7 @@
                 <w:rFonts w:ascii="Times New Roman" w:eastAsia="宋体" w:hAnsi="Times New Roman" w:cs="宋体"/>
                 <w:sz w:val="21"/>
               </w:rPr>
-              <w:t xml:space="preserve">梳理并标准化资料审核与报批流程，按月汇总项目执行数据；建立可检索的文档归档体系，统一收纳申报单据并分类存档，提升材料调取效率</w:t>
+              <w:t>梳理并标准化资料审核与报批流程，按月汇总项目执行数据；建立可检索的文档归档体系，统一收纳申报单据并分类存档，提升材料调取效率</w:t>
             </w:r>
           </w:p>
         </w:tc>
@@ -2610,8 +2629,9 @@
           </w:tcPr>
           <w:p>
             <w:pPr>
-              <w:spacing w:line="290" w:lineRule="atLeast" w:before="0" w:after="0"/>
-              <w:rPr>
+              <w:spacing w:line="290" w:lineRule="atLeast"/>
+              <w:rPr>
+                <w:rFonts w:hint="default"/>
                 <w:sz w:val="21"/>
               </w:rPr>
             </w:pPr>
@@ -2636,21 +2656,22 @@
           </w:tcPr>
           <w:p>
             <w:pPr>
-              <w:spacing w:line="290" w:lineRule="atLeast" w:before="0" w:after="0"/>
-              <w:rPr>
-                <w:b/>
-                <w:bCs/>
-                <w:sz w:val="21"/>
-              </w:rPr>
-            </w:pPr>
-            <w:r>
-              <w:rPr>
-                <w:rFonts w:ascii="Times New Roman" w:eastAsia="宋体" w:hAnsi="Times New Roman" w:cs="宋体"/>
-                <w:b/>
-                <w:bCs/>
-                <w:sz w:val="21"/>
-              </w:rPr>
-              <w:t xml:space="preserve">瑞幸咖啡</w:t>
+              <w:spacing w:line="290" w:lineRule="atLeast"/>
+              <w:rPr>
+                <w:rFonts w:hint="default"/>
+                <w:b/>
+                <w:bCs/>
+                <w:sz w:val="21"/>
+              </w:rPr>
+            </w:pPr>
+            <w:r>
+              <w:rPr>
+                <w:rFonts w:ascii="Times New Roman" w:eastAsia="宋体" w:hAnsi="Times New Roman" w:cs="宋体"/>
+                <w:b/>
+                <w:bCs/>
+                <w:sz w:val="21"/>
+              </w:rPr>
+              <w:t>瑞幸咖啡</w:t>
             </w:r>
           </w:p>
         </w:tc>
@@ -2667,21 +2688,22 @@
           </w:tcPr>
           <w:p>
             <w:pPr>
-              <w:spacing w:line="290" w:lineRule="atLeast" w:before="0" w:after="0"/>
-              <w:rPr>
-                <w:b/>
-                <w:bCs/>
-                <w:sz w:val="21"/>
-              </w:rPr>
-            </w:pPr>
-            <w:r>
-              <w:rPr>
-                <w:rFonts w:ascii="Times New Roman" w:eastAsia="宋体" w:hAnsi="Times New Roman" w:cs="宋体"/>
-                <w:b/>
-                <w:bCs/>
-                <w:sz w:val="21"/>
-              </w:rPr>
-              <w:t xml:space="preserve">咖啡师（兼职）</w:t>
+              <w:spacing w:line="290" w:lineRule="atLeast"/>
+              <w:rPr>
+                <w:rFonts w:hint="default"/>
+                <w:b/>
+                <w:bCs/>
+                <w:sz w:val="21"/>
+              </w:rPr>
+            </w:pPr>
+            <w:r>
+              <w:rPr>
+                <w:rFonts w:ascii="Times New Roman" w:eastAsia="宋体" w:hAnsi="Times New Roman" w:cs="宋体"/>
+                <w:b/>
+                <w:bCs/>
+                <w:sz w:val="21"/>
+              </w:rPr>
+              <w:t>咖啡师（兼职）</w:t>
             </w:r>
           </w:p>
         </w:tc>
@@ -2698,7 +2720,7 @@
           </w:tcPr>
           <w:p>
             <w:pPr>
-              <w:spacing w:line="290" w:lineRule="atLeast" w:before="0" w:after="0"/>
+              <w:spacing w:line="290" w:lineRule="atLeast"/>
               <w:rPr>
                 <w:rFonts w:ascii="Times New Roman" w:eastAsia="等线" w:hAnsi="Times New Roman" w:hint="default"/>
                 <w:b/>
@@ -2713,7 +2735,7 @@
                 <w:bCs/>
                 <w:sz w:val="21"/>
               </w:rPr>
-              <w:t xml:space="preserve">2023.07 - 2023.09</w:t>
+              <w:t>2023.07 - 2023.09</w:t>
             </w:r>
           </w:p>
         </w:tc>
@@ -2741,9 +2763,9 @@
           </w:tcPr>
           <w:p>
             <w:pPr>
-              <w:spacing w:line="290" w:lineRule="atLeast" w:before="0" w:after="0"/>
-              <w:rPr>
-                <w:rFonts w:ascii="Times New Roman" w:hAnsi="Times New Roman"/>
+              <w:spacing w:line="290" w:lineRule="atLeast"/>
+              <w:rPr>
+                <w:rFonts w:ascii="Times New Roman" w:hAnsi="Times New Roman" w:hint="default"/>
                 <w:sz w:val="21"/>
               </w:rPr>
             </w:pPr>
@@ -2773,7 +2795,7 @@
                 <w:ilvl w:val="0"/>
                 <w:numId w:val="6"/>
               </w:numPr>
-              <w:spacing w:line="290" w:lineRule="atLeast" w:before="0" w:after="0"/>
+              <w:spacing w:line="290" w:lineRule="atLeast"/>
               <w:rPr>
                 <w:rFonts w:ascii="Times New Roman" w:eastAsia="宋体" w:hAnsi="Times New Roman" w:cs="宋体" w:hint="default"/>
                 <w:sz w:val="21"/>
@@ -2784,21 +2806,21 @@
                 <w:rFonts w:ascii="Times New Roman" w:eastAsia="宋体" w:hAnsi="Times New Roman" w:cs="宋体"/>
                 <w:sz w:val="21"/>
               </w:rPr>
-              <w:t xml:space="preserve">负责门店数十种原辅料的补货申请、入库核对与日常盘点，落实“日盘</w:t>
-            </w:r>
-            <w:r>
-              <w:rPr>
-                <w:rFonts w:eastAsia="宋体" w:ascii="Times New Roman" w:hAnsi="Times New Roman"/>
-                <w:sz w:val="21"/>
-              </w:rPr>
-              <w:t xml:space="preserve">+</w:t>
-            </w:r>
-            <w:r>
-              <w:rPr>
-                <w:rFonts w:ascii="Times New Roman" w:eastAsia="宋体" w:hAnsi="Times New Roman" w:cs="宋体"/>
-                <w:sz w:val="21"/>
-              </w:rPr>
-              <w:t xml:space="preserve">效期预警”机制，核对交接班出入库单据，保持库存账实一致，任职期间无重大盘点差异</w:t>
+              <w:t>负责门店数十种原辅料的补货申请、入库核对与日常盘点，落实“日盘</w:t>
+            </w:r>
+            <w:r>
+              <w:rPr>
+                <w:rFonts w:ascii="Times New Roman" w:eastAsia="宋体" w:hAnsi="Times New Roman"/>
+                <w:sz w:val="21"/>
+              </w:rPr>
+              <w:t>+</w:t>
+            </w:r>
+            <w:r>
+              <w:rPr>
+                <w:rFonts w:ascii="Times New Roman" w:eastAsia="宋体" w:hAnsi="Times New Roman" w:cs="宋体"/>
+                <w:sz w:val="21"/>
+              </w:rPr>
+              <w:t>效期预警”机制，核对交接班出入库单据，保持库存账实一致，任职期间无重大盘点差异</w:t>
             </w:r>
           </w:p>
           <w:p>
@@ -2807,7 +2829,7 @@
                 <w:ilvl w:val="0"/>
                 <w:numId w:val="6"/>
               </w:numPr>
-              <w:spacing w:line="290" w:lineRule="atLeast" w:before="0" w:after="0"/>
+              <w:spacing w:line="290" w:lineRule="atLeast"/>
               <w:rPr>
                 <w:rFonts w:ascii="Times New Roman" w:eastAsia="宋体" w:hAnsi="Times New Roman" w:cs="宋体" w:hint="default"/>
                 <w:sz w:val="21"/>
@@ -2818,7 +2840,7 @@
                 <w:rFonts w:ascii="Times New Roman" w:eastAsia="宋体" w:hAnsi="Times New Roman" w:cs="宋体"/>
                 <w:sz w:val="21"/>
               </w:rPr>
-              <w:t xml:space="preserve">根据销售消耗规律制定每日解冻备货计划，精准匹配需求与备货量，降低物料损耗与临时缺货风险，保障门店日常运营物料供应稳定</w:t>
+              <w:t>根据销售消耗规律制定每日解冻备货计划，精准匹配需求与备货量，降低物料损耗与临时缺货风险，保障门店日常运营物料供应稳定</w:t>
             </w:r>
           </w:p>
         </w:tc>
@@ -2826,68 +2848,67 @@
     </w:tbl>
     <w:p>
       <w:pPr>
+        <w:spacing w:line="290" w:lineRule="atLeast"/>
         <w:rPr>
-          <w:rFonts w:ascii="Times New Roman" w:hAnsi="Times New Roman"/>
+          <w:rFonts w:ascii="Times New Roman" w:hAnsi="Times New Roman" w:hint="default"/>
           <w:vanish/>
           <w:sz w:val="21"/>
         </w:rPr>
-        <w:spacing w:line="290" w:lineRule="atLeast" w:before="0" w:after="0"/>
       </w:pPr>
     </w:p>
     <w:p>
       <w:pPr>
+        <w:spacing w:line="290" w:lineRule="atLeast"/>
         <w:rPr>
-          <w:rFonts w:ascii="Times New Roman" w:hAnsi="Times New Roman"/>
+          <w:rFonts w:ascii="Times New Roman" w:hAnsi="Times New Roman" w:hint="default"/>
           <w:vanish/>
           <w:sz w:val="21"/>
         </w:rPr>
-        <w:spacing w:line="290" w:lineRule="atLeast" w:before="0" w:after="0"/>
       </w:pPr>
     </w:p>
     <w:p>
       <w:pPr>
+        <w:spacing w:line="290" w:lineRule="atLeast"/>
         <w:rPr>
-          <w:rFonts w:ascii="Times New Roman" w:hAnsi="Times New Roman"/>
+          <w:rFonts w:ascii="Times New Roman" w:hAnsi="Times New Roman" w:hint="default"/>
           <w:vanish/>
           <w:sz w:val="21"/>
         </w:rPr>
-        <w:spacing w:line="290" w:lineRule="atLeast" w:before="0" w:after="0"/>
       </w:pPr>
     </w:p>
     <w:p>
       <w:pPr>
+        <w:spacing w:line="290" w:lineRule="atLeast"/>
         <w:rPr>
-          <w:rFonts w:ascii="Times New Roman" w:hAnsi="Times New Roman"/>
+          <w:rFonts w:ascii="Times New Roman" w:hAnsi="Times New Roman" w:hint="default"/>
           <w:vanish/>
           <w:sz w:val="2"/>
         </w:rPr>
-        <w:spacing w:line="290" w:lineRule="atLeast" w:before="0" w:after="0"/>
       </w:pPr>
     </w:p>
     <w:p>
       <w:pPr>
+        <w:spacing w:line="290" w:lineRule="atLeast"/>
         <w:rPr>
-          <w:rFonts w:ascii="Times New Roman" w:hAnsi="Times New Roman"/>
+          <w:rFonts w:ascii="Times New Roman" w:hAnsi="Times New Roman" w:hint="default"/>
           <w:vanish/>
         </w:rPr>
-        <w:spacing w:line="290" w:lineRule="atLeast" w:before="0" w:after="0"/>
       </w:pPr>
     </w:p>
     <w:p>
       <w:pPr>
+        <w:spacing w:line="290" w:lineRule="atLeast"/>
         <w:rPr>
-          <w:rFonts w:ascii="Times New Roman" w:hAnsi="Times New Roman"/>
+          <w:rFonts w:ascii="Times New Roman" w:hAnsi="Times New Roman" w:hint="default"/>
           <w:vanish/>
           <w:sz w:val="21"/>
         </w:rPr>
-        <w:spacing w:line="290" w:lineRule="atLeast" w:before="0" w:after="0"/>
       </w:pPr>
     </w:p>
     <w:tbl>
       <w:tblPr>
         <w:tblW w:w="0" w:type="auto"/>
         <w:jc w:val="center"/>
-        <w:tblInd w:w="0" w:type="dxa"/>
         <w:tblLayout w:type="fixed"/>
         <w:tblCellMar>
           <w:left w:w="0" w:type="dxa"/>
@@ -2922,18 +2943,18 @@
           </w:tcPr>
           <w:p>
             <w:pPr>
-              <w:spacing w:before="0" w:after="0" w:line="290" w:lineRule="atLeast"/>
-              <w:rPr>
-                <w:rFonts w:ascii="Times New Roman" w:hAnsi="Times New Roman"/>
-              </w:rPr>
-            </w:pPr>
-            <w:r>
-              <w:rPr>
-                <w:rFonts w:ascii="Times New Roman" w:eastAsia="宋体" w:hAnsi="Times New Roman" w:cs="宋体"/>
-                <w:b/>
-                <w:bCs/>
-              </w:rPr>
-              <w:t xml:space="preserve">综合技能</w:t>
+              <w:spacing w:line="290" w:lineRule="atLeast"/>
+              <w:rPr>
+                <w:rFonts w:ascii="Times New Roman" w:hAnsi="Times New Roman" w:hint="default"/>
+              </w:rPr>
+            </w:pPr>
+            <w:r>
+              <w:rPr>
+                <w:rFonts w:ascii="Times New Roman" w:eastAsia="宋体" w:hAnsi="Times New Roman" w:cs="宋体"/>
+                <w:b/>
+                <w:bCs/>
+              </w:rPr>
+              <w:t>综合技能</w:t>
             </w:r>
           </w:p>
         </w:tc>
@@ -2941,18 +2962,17 @@
     </w:tbl>
     <w:p>
       <w:pPr>
+        <w:spacing w:line="290" w:lineRule="atLeast"/>
         <w:rPr>
-          <w:rFonts w:ascii="Times New Roman" w:hAnsi="Times New Roman"/>
+          <w:rFonts w:ascii="Times New Roman" w:hAnsi="Times New Roman" w:hint="default"/>
           <w:vanish/>
         </w:rPr>
-        <w:spacing w:line="290" w:lineRule="atLeast" w:before="0" w:after="0"/>
       </w:pPr>
     </w:p>
     <w:tbl>
       <w:tblPr>
         <w:tblW w:w="0" w:type="auto"/>
         <w:jc w:val="center"/>
-        <w:tblInd w:w="0" w:type="dxa"/>
         <w:tblLayout w:type="fixed"/>
         <w:tblCellMar>
           <w:left w:w="0" w:type="dxa"/>
@@ -2966,7 +2986,7 @@
       </w:tblGrid>
       <w:tr>
         <w:trPr>
-          <w:trHeight w:val="1843"/>
+          <w:trHeight w:val="1423"/>
           <w:jc w:val="center"/>
         </w:trPr>
         <w:tc>
@@ -2988,9 +3008,9 @@
           </w:tcPr>
           <w:p>
             <w:pPr>
-              <w:spacing w:before="0" w:after="0" w:line="290" w:lineRule="atLeast"/>
-              <w:rPr>
-                <w:rFonts w:ascii="Times New Roman" w:hAnsi="Times New Roman"/>
+              <w:spacing w:line="290" w:lineRule="atLeast"/>
+              <w:rPr>
+                <w:rFonts w:ascii="Times New Roman" w:hAnsi="Times New Roman" w:hint="default"/>
                 <w:sz w:val="21"/>
               </w:rPr>
             </w:pPr>
@@ -3015,7 +3035,7 @@
           </w:tcPr>
           <w:p>
             <w:pPr>
-              <w:spacing w:line="290" w:lineRule="atLeast" w:before="0" w:after="0"/>
+              <w:spacing w:line="290" w:lineRule="atLeast"/>
               <w:rPr>
                 <w:rFonts w:ascii="Times New Roman" w:eastAsia="宋体" w:hAnsi="Times New Roman" w:cs="宋体" w:hint="default"/>
                 <w:b/>
@@ -3030,70 +3050,70 @@
                 <w:bCs/>
                 <w:sz w:val="21"/>
               </w:rPr>
-              <w:t xml:space="preserve">ERP</w:t>
-            </w:r>
-            <w:r>
-              <w:rPr>
-                <w:rFonts w:ascii="Times New Roman" w:eastAsia="宋体" w:hAnsi="Times New Roman" w:cs="宋体"/>
-                <w:b/>
-                <w:bCs/>
-                <w:sz w:val="21"/>
-              </w:rPr>
-              <w:t xml:space="preserve">系统：</w:t>
-            </w:r>
-            <w:r>
-              <w:rPr>
-                <w:rFonts w:ascii="Times New Roman" w:eastAsia="宋体" w:hAnsi="Times New Roman" w:cs="宋体"/>
-                <w:sz w:val="21"/>
-              </w:rPr>
-              <w:t xml:space="preserve">用友</w:t>
-            </w:r>
-            <w:r>
-              <w:rPr>
-                <w:rFonts w:eastAsia="宋体" w:ascii="Times New Roman" w:hAnsi="Times New Roman"/>
-                <w:sz w:val="21"/>
-              </w:rPr>
-              <w:t xml:space="preserve">U8+</w:t>
-            </w:r>
-            <w:r>
-              <w:rPr>
-                <w:rFonts w:ascii="Times New Roman" w:eastAsia="宋体" w:hAnsi="Times New Roman" w:cs="宋体"/>
-                <w:sz w:val="21"/>
-              </w:rPr>
-              <w:t xml:space="preserve">（采购</w:t>
-            </w:r>
-            <w:r>
-              <w:rPr>
-                <w:rFonts w:eastAsia="宋体" w:ascii="Times New Roman" w:hAnsi="Times New Roman"/>
-                <w:sz w:val="21"/>
-              </w:rPr>
-              <w:t xml:space="preserve">/</w:t>
-            </w:r>
-            <w:r>
-              <w:rPr>
-                <w:rFonts w:ascii="Times New Roman" w:eastAsia="宋体" w:hAnsi="Times New Roman" w:cs="宋体"/>
-                <w:sz w:val="21"/>
-              </w:rPr>
-              <w:t xml:space="preserve">库存</w:t>
-            </w:r>
-            <w:r>
-              <w:rPr>
-                <w:rFonts w:eastAsia="宋体" w:ascii="Times New Roman" w:hAnsi="Times New Roman"/>
-                <w:sz w:val="21"/>
-              </w:rPr>
-              <w:t xml:space="preserve">/</w:t>
-            </w:r>
-            <w:r>
-              <w:rPr>
-                <w:rFonts w:ascii="Times New Roman" w:eastAsia="宋体" w:hAnsi="Times New Roman" w:cs="宋体"/>
-                <w:sz w:val="21"/>
-              </w:rPr>
-              <w:t xml:space="preserve">存货核算全流程操作）</w:t>
-            </w:r>
-          </w:p>
-          <w:p>
-            <w:pPr>
-              <w:spacing w:line="290" w:lineRule="atLeast" w:before="0" w:after="0"/>
+              <w:t>ERP</w:t>
+            </w:r>
+            <w:r>
+              <w:rPr>
+                <w:rFonts w:ascii="Times New Roman" w:eastAsia="宋体" w:hAnsi="Times New Roman" w:cs="宋体"/>
+                <w:b/>
+                <w:bCs/>
+                <w:sz w:val="21"/>
+              </w:rPr>
+              <w:t>系统：</w:t>
+            </w:r>
+            <w:r>
+              <w:rPr>
+                <w:rFonts w:ascii="Times New Roman" w:eastAsia="宋体" w:hAnsi="Times New Roman" w:cs="宋体"/>
+                <w:sz w:val="21"/>
+              </w:rPr>
+              <w:t>用友</w:t>
+            </w:r>
+            <w:r>
+              <w:rPr>
+                <w:rFonts w:ascii="Times New Roman" w:eastAsia="宋体" w:hAnsi="Times New Roman"/>
+                <w:sz w:val="21"/>
+              </w:rPr>
+              <w:t>U8+</w:t>
+            </w:r>
+            <w:r>
+              <w:rPr>
+                <w:rFonts w:ascii="Times New Roman" w:eastAsia="宋体" w:hAnsi="Times New Roman" w:cs="宋体"/>
+                <w:sz w:val="21"/>
+              </w:rPr>
+              <w:t>（采购</w:t>
+            </w:r>
+            <w:r>
+              <w:rPr>
+                <w:rFonts w:ascii="Times New Roman" w:eastAsia="宋体" w:hAnsi="Times New Roman"/>
+                <w:sz w:val="21"/>
+              </w:rPr>
+              <w:t>/</w:t>
+            </w:r>
+            <w:r>
+              <w:rPr>
+                <w:rFonts w:ascii="Times New Roman" w:eastAsia="宋体" w:hAnsi="Times New Roman" w:cs="宋体"/>
+                <w:sz w:val="21"/>
+              </w:rPr>
+              <w:t>库存</w:t>
+            </w:r>
+            <w:r>
+              <w:rPr>
+                <w:rFonts w:ascii="Times New Roman" w:eastAsia="宋体" w:hAnsi="Times New Roman"/>
+                <w:sz w:val="21"/>
+              </w:rPr>
+              <w:t>/</w:t>
+            </w:r>
+            <w:r>
+              <w:rPr>
+                <w:rFonts w:ascii="Times New Roman" w:eastAsia="宋体" w:hAnsi="Times New Roman" w:cs="宋体"/>
+                <w:sz w:val="21"/>
+              </w:rPr>
+              <w:t>存货核算全流程操作）</w:t>
+            </w:r>
+          </w:p>
+          <w:p>
+            <w:pPr>
+              <w:spacing w:line="290" w:lineRule="atLeast"/>
               <w:rPr>
                 <w:rFonts w:ascii="Times New Roman" w:eastAsia="宋体" w:hAnsi="Times New Roman" w:cs="宋体" w:hint="default"/>
                 <w:b/>
@@ -3108,75 +3128,75 @@
                 <w:bCs/>
                 <w:sz w:val="21"/>
               </w:rPr>
-              <w:t xml:space="preserve">办公与数据分析：</w:t>
-            </w:r>
-            <w:r>
-              <w:rPr>
-                <w:rFonts w:eastAsia="宋体" w:ascii="Times New Roman" w:hAnsi="Times New Roman"/>
-                <w:sz w:val="21"/>
-              </w:rPr>
-              <w:t xml:space="preserve">Excel</w:t>
-            </w:r>
-            <w:r>
-              <w:rPr>
-                <w:rFonts w:ascii="Times New Roman" w:eastAsia="宋体" w:hAnsi="Times New Roman" w:cs="宋体"/>
-                <w:sz w:val="21"/>
-              </w:rPr>
-              <w:t xml:space="preserve">（透视表</w:t>
-            </w:r>
-            <w:r>
-              <w:rPr>
-                <w:rFonts w:eastAsia="宋体" w:ascii="Times New Roman" w:hAnsi="Times New Roman"/>
-                <w:sz w:val="21"/>
-              </w:rPr>
-              <w:t xml:space="preserve">/VLOOKUP/</w:t>
-            </w:r>
-            <w:r>
-              <w:rPr>
-                <w:rFonts w:ascii="Times New Roman" w:eastAsia="宋体" w:hAnsi="Times New Roman" w:cs="宋体"/>
-                <w:sz w:val="21"/>
-              </w:rPr>
-              <w:t xml:space="preserve">函数</w:t>
-            </w:r>
-            <w:r>
-              <w:rPr>
-                <w:rFonts w:eastAsia="宋体" w:ascii="Times New Roman" w:hAnsi="Times New Roman"/>
-                <w:sz w:val="21"/>
-              </w:rPr>
-              <w:t xml:space="preserve">/</w:t>
-            </w:r>
-            <w:r>
-              <w:rPr>
-                <w:rFonts w:ascii="Times New Roman" w:eastAsia="宋体" w:hAnsi="Times New Roman" w:cs="宋体"/>
-                <w:sz w:val="21"/>
-              </w:rPr>
-              <w:t xml:space="preserve">台账搭建）、</w:t>
-            </w:r>
-            <w:r>
-              <w:rPr>
-                <w:rFonts w:eastAsia="宋体" w:ascii="Times New Roman" w:hAnsi="Times New Roman"/>
-                <w:sz w:val="21"/>
-              </w:rPr>
-              <w:t xml:space="preserve">Word</w:t>
-            </w:r>
-            <w:r>
-              <w:rPr>
-                <w:rFonts w:ascii="Times New Roman" w:eastAsia="宋体" w:hAnsi="Times New Roman" w:cs="宋体"/>
-                <w:sz w:val="21"/>
-              </w:rPr>
-              <w:t xml:space="preserve">、</w:t>
-            </w:r>
-            <w:r>
-              <w:rPr>
-                <w:rFonts w:eastAsia="宋体" w:ascii="Times New Roman" w:hAnsi="Times New Roman"/>
-                <w:sz w:val="21"/>
-              </w:rPr>
-              <w:t xml:space="preserve">PPT</w:t>
-            </w:r>
-          </w:p>
-          <w:p>
-            <w:pPr>
-              <w:spacing w:line="290" w:lineRule="atLeast" w:before="0" w:after="0"/>
+              <w:t>办公与数据分析：</w:t>
+            </w:r>
+            <w:r>
+              <w:rPr>
+                <w:rFonts w:ascii="Times New Roman" w:eastAsia="宋体" w:hAnsi="Times New Roman"/>
+                <w:sz w:val="21"/>
+              </w:rPr>
+              <w:t>Excel</w:t>
+            </w:r>
+            <w:r>
+              <w:rPr>
+                <w:rFonts w:ascii="Times New Roman" w:eastAsia="宋体" w:hAnsi="Times New Roman" w:cs="宋体"/>
+                <w:sz w:val="21"/>
+              </w:rPr>
+              <w:t>（透视表</w:t>
+            </w:r>
+            <w:r>
+              <w:rPr>
+                <w:rFonts w:ascii="Times New Roman" w:eastAsia="宋体" w:hAnsi="Times New Roman"/>
+                <w:sz w:val="21"/>
+              </w:rPr>
+              <w:t>/VLOOKUP/</w:t>
+            </w:r>
+            <w:r>
+              <w:rPr>
+                <w:rFonts w:ascii="Times New Roman" w:eastAsia="宋体" w:hAnsi="Times New Roman" w:cs="宋体"/>
+                <w:sz w:val="21"/>
+              </w:rPr>
+              <w:t>函数</w:t>
+            </w:r>
+            <w:r>
+              <w:rPr>
+                <w:rFonts w:ascii="Times New Roman" w:eastAsia="宋体" w:hAnsi="Times New Roman"/>
+                <w:sz w:val="21"/>
+              </w:rPr>
+              <w:t>/</w:t>
+            </w:r>
+            <w:r>
+              <w:rPr>
+                <w:rFonts w:ascii="Times New Roman" w:eastAsia="宋体" w:hAnsi="Times New Roman" w:cs="宋体"/>
+                <w:sz w:val="21"/>
+              </w:rPr>
+              <w:t>台账搭建）、</w:t>
+            </w:r>
+            <w:r>
+              <w:rPr>
+                <w:rFonts w:ascii="Times New Roman" w:eastAsia="宋体" w:hAnsi="Times New Roman"/>
+                <w:sz w:val="21"/>
+              </w:rPr>
+              <w:t>Word</w:t>
+            </w:r>
+            <w:r>
+              <w:rPr>
+                <w:rFonts w:ascii="Times New Roman" w:eastAsia="宋体" w:hAnsi="Times New Roman" w:cs="宋体"/>
+                <w:sz w:val="21"/>
+              </w:rPr>
+              <w:t>、</w:t>
+            </w:r>
+            <w:r>
+              <w:rPr>
+                <w:rFonts w:ascii="Times New Roman" w:eastAsia="宋体" w:hAnsi="Times New Roman"/>
+                <w:sz w:val="21"/>
+              </w:rPr>
+              <w:t>PPT</w:t>
+            </w:r>
+          </w:p>
+          <w:p>
+            <w:pPr>
+              <w:spacing w:line="290" w:lineRule="atLeast"/>
               <w:rPr>
                 <w:rFonts w:ascii="Times New Roman" w:eastAsia="宋体" w:hAnsi="Times New Roman" w:cs="宋体" w:hint="default"/>
                 <w:b/>
@@ -3191,54 +3211,54 @@
                 <w:bCs/>
                 <w:sz w:val="21"/>
               </w:rPr>
-              <w:t xml:space="preserve">数据分析：</w:t>
-            </w:r>
-            <w:r>
-              <w:rPr>
-                <w:rFonts w:eastAsia="宋体" w:ascii="Times New Roman" w:hAnsi="Times New Roman"/>
-                <w:sz w:val="21"/>
-              </w:rPr>
-              <w:t xml:space="preserve">Python</w:t>
-            </w:r>
-            <w:r>
-              <w:rPr>
-                <w:rFonts w:ascii="Times New Roman" w:eastAsia="宋体" w:hAnsi="Times New Roman" w:cs="宋体"/>
-                <w:sz w:val="21"/>
-              </w:rPr>
-              <w:t xml:space="preserve">、</w:t>
-            </w:r>
-            <w:r>
-              <w:rPr>
-                <w:rFonts w:eastAsia="宋体" w:ascii="Times New Roman" w:hAnsi="Times New Roman"/>
-                <w:sz w:val="21"/>
-              </w:rPr>
-              <w:t xml:space="preserve">R</w:t>
-            </w:r>
-            <w:r>
-              <w:rPr>
-                <w:rFonts w:ascii="Times New Roman" w:eastAsia="宋体" w:hAnsi="Times New Roman" w:cs="宋体"/>
-                <w:sz w:val="21"/>
-              </w:rPr>
-              <w:t xml:space="preserve">、</w:t>
-            </w:r>
-            <w:r>
-              <w:rPr>
-                <w:rFonts w:eastAsia="宋体" w:ascii="Times New Roman" w:hAnsi="Times New Roman"/>
-                <w:sz w:val="21"/>
-              </w:rPr>
-              <w:t xml:space="preserve">SPSS</w:t>
-            </w:r>
-            <w:r>
-              <w:rPr>
-                <w:rFonts w:ascii="Times New Roman" w:eastAsia="宋体" w:hAnsi="Times New Roman" w:cs="宋体"/>
-                <w:sz w:val="21"/>
-              </w:rPr>
-              <w:t xml:space="preserve">（数据清洗与统计分析）</w:t>
-            </w:r>
-          </w:p>
-          <w:p>
-            <w:pPr>
-              <w:spacing w:line="290" w:lineRule="atLeast" w:before="0" w:after="0"/>
+              <w:t>数据分析：</w:t>
+            </w:r>
+            <w:r>
+              <w:rPr>
+                <w:rFonts w:ascii="Times New Roman" w:eastAsia="宋体" w:hAnsi="Times New Roman"/>
+                <w:sz w:val="21"/>
+              </w:rPr>
+              <w:t>Python</w:t>
+            </w:r>
+            <w:r>
+              <w:rPr>
+                <w:rFonts w:ascii="Times New Roman" w:eastAsia="宋体" w:hAnsi="Times New Roman" w:cs="宋体"/>
+                <w:sz w:val="21"/>
+              </w:rPr>
+              <w:t>、</w:t>
+            </w:r>
+            <w:r>
+              <w:rPr>
+                <w:rFonts w:ascii="Times New Roman" w:eastAsia="宋体" w:hAnsi="Times New Roman"/>
+                <w:sz w:val="21"/>
+              </w:rPr>
+              <w:t>R</w:t>
+            </w:r>
+            <w:r>
+              <w:rPr>
+                <w:rFonts w:ascii="Times New Roman" w:eastAsia="宋体" w:hAnsi="Times New Roman" w:cs="宋体"/>
+                <w:sz w:val="21"/>
+              </w:rPr>
+              <w:t>、</w:t>
+            </w:r>
+            <w:r>
+              <w:rPr>
+                <w:rFonts w:ascii="Times New Roman" w:eastAsia="宋体" w:hAnsi="Times New Roman"/>
+                <w:sz w:val="21"/>
+              </w:rPr>
+              <w:t>SPSS</w:t>
+            </w:r>
+            <w:r>
+              <w:rPr>
+                <w:rFonts w:ascii="Times New Roman" w:eastAsia="宋体" w:hAnsi="Times New Roman" w:cs="宋体"/>
+                <w:sz w:val="21"/>
+              </w:rPr>
+              <w:t>（数据清洗与统计分析）</w:t>
+            </w:r>
+          </w:p>
+          <w:p>
+            <w:pPr>
+              <w:spacing w:line="290" w:lineRule="atLeast"/>
               <w:rPr>
                 <w:rFonts w:ascii="Times New Roman" w:eastAsia="宋体" w:hAnsi="Times New Roman" w:cs="宋体" w:hint="default"/>
                 <w:b/>
@@ -3253,14 +3273,14 @@
                 <w:bCs/>
                 <w:sz w:val="21"/>
               </w:rPr>
-              <w:t xml:space="preserve">通用能力：</w:t>
-            </w:r>
-            <w:r>
-              <w:rPr>
-                <w:rFonts w:ascii="Times New Roman" w:eastAsia="宋体" w:hAnsi="Times New Roman" w:cs="宋体"/>
-                <w:sz w:val="21"/>
-              </w:rPr>
-              <w:t xml:space="preserve">项目文档全生命周期管理、跨部门沟通进度同步、报批流程梳理与标准化、采购与库存单据处理</w:t>
+              <w:t>通用能力：</w:t>
+            </w:r>
+            <w:r>
+              <w:rPr>
+                <w:rFonts w:ascii="Times New Roman" w:eastAsia="宋体" w:hAnsi="Times New Roman" w:cs="宋体"/>
+                <w:sz w:val="21"/>
+              </w:rPr>
+              <w:t>项目文档全生命周期管理、跨部门沟通进度同步、报批流程梳理与标准化、采购与库存单据处理</w:t>
             </w:r>
           </w:p>
         </w:tc>
@@ -3268,11 +3288,12 @@
     </w:tbl>
     <w:p>
       <w:pPr>
+        <w:spacing w:line="290" w:lineRule="atLeast"/>
         <w:rPr>
+          <w:rFonts w:hint="default"/>
           <w:vanish/>
           <w:sz w:val="21"/>
         </w:rPr>
-        <w:spacing w:line="290" w:lineRule="atLeast" w:before="0" w:after="0"/>
       </w:pPr>
     </w:p>
     <w:sectPr>
@@ -4882,15 +4903,6 @@
   </w:num>
   <w:num w:numId="13" w16cid:durableId="1101874244">
     <w:abstractNumId w:val="5"/>
-    <w:lvlOverride w:ilvl="0"/>
-    <w:lvlOverride w:ilvl="1"/>
-    <w:lvlOverride w:ilvl="2"/>
-    <w:lvlOverride w:ilvl="3"/>
-    <w:lvlOverride w:ilvl="4"/>
-    <w:lvlOverride w:ilvl="5"/>
-    <w:lvlOverride w:ilvl="6"/>
-    <w:lvlOverride w:ilvl="7"/>
-    <w:lvlOverride w:ilvl="8"/>
   </w:num>
 </w:numbering>
 </file>
@@ -5061,7 +5073,6 @@
     <w:lsdException w:name="Table Web 2" w:semiHidden="1" w:unhideWhenUsed="1"/>
     <w:lsdException w:name="Table Web 3" w:semiHidden="1" w:unhideWhenUsed="1"/>
     <w:lsdException w:name="Balloon Text" w:semiHidden="1" w:unhideWhenUsed="1"/>
-    <w:lsdException w:name="Table Grid" w:semiHidden="1" w:unhideWhenUsed="1"/>
     <w:lsdException w:name="Table Theme" w:semiHidden="1" w:unhideWhenUsed="1"/>
     <w:lsdException w:name="Placeholder Text" w:semiHidden="1" w:uiPriority="99" w:unhideWhenUsed="1"/>
     <w:lsdException w:name="No Spacing" w:uiPriority="99" w:qFormat="1"/>
@@ -5353,14 +5364,17 @@
   </w:style>
   <w:style w:type="character" w:default="1" w:styleId="a0">
     <w:name w:val="Default Paragraph Font"/>
-    <w:uiPriority w:val="99"/>
+    <w:uiPriority w:val="1"/>
+    <w:semiHidden/>
     <w:unhideWhenUsed/>
   </w:style>
   <w:style w:type="table" w:default="1" w:styleId="a1">
     <w:name w:val="Normal Table"/>
     <w:uiPriority w:val="99"/>
+    <w:semiHidden/>
     <w:unhideWhenUsed/>
     <w:tblPr>
+      <w:tblInd w:w="0" w:type="dxa"/>
       <w:tblCellMar>
         <w:top w:w="0" w:type="dxa"/>
         <w:left w:w="108" w:type="dxa"/>

--- a/02_定制简历库/通用简历/文雪_山东大学_项目采购方向.docx
+++ b/02_定制简历库/通用简历/文雪_山东大学_项目采购方向.docx
@@ -5,17 +5,18 @@
   <w:body>
     <w:p>
       <w:pPr>
-        <w:spacing w:line="290" w:lineRule="atLeast"/>
         <w:rPr>
           <w:rFonts w:hint="default"/>
           <w:vanish/>
         </w:rPr>
+        <w:spacing w:line="290" w:lineRule="atLeast" w:before="0" w:after="0"/>
       </w:pPr>
     </w:p>
     <w:tbl>
       <w:tblPr>
         <w:tblW w:w="0" w:type="auto"/>
         <w:jc w:val="center"/>
+        <w:tblInd w:w="0" w:type="dxa"/>
         <w:tblLayout w:type="fixed"/>
         <w:tblCellMar>
           <w:left w:w="0" w:type="dxa"/>
@@ -51,7 +52,7 @@
           </w:tcPr>
           <w:p>
             <w:pPr>
-              <w:spacing w:line="290" w:lineRule="atLeast"/>
+              <w:spacing w:line="290" w:lineRule="atLeast" w:before="0" w:after="0"/>
               <w:rPr>
                 <w:rFonts w:ascii="宋体" w:eastAsia="宋体" w:hAnsi="宋体"/>
                 <w:b/>
@@ -88,15 +89,14 @@
           </w:tcPr>
           <w:p>
             <w:pPr>
-              <w:spacing w:line="290" w:lineRule="atLeast"/>
               <w:jc w:val="center"/>
               <w:rPr>
                 <w:rFonts w:hint="default"/>
               </w:rPr>
-            </w:pPr>
-            <w:r>
-              <w:rPr>
-                <w:rFonts w:hint="default"/>
+              <w:spacing w:line="290" w:lineRule="atLeast" w:before="0" w:after="0"/>
+            </w:pPr>
+            <w:r>
+              <w:rPr>
                 <w:noProof/>
               </w:rPr>
               <w:pict w14:anchorId="7207AFA7">
@@ -119,7 +119,7 @@
                   <v:path o:extrusionok="f" gradientshapeok="t" o:connecttype="rect"/>
                   <o:lock v:ext="edit" aspectratio="t"/>
                 </v:shapetype>
-                <v:shape id="_x0000_s2052" type="#_x0000_t75" style="position:absolute;left:0;text-align:left;margin-left:-3.1pt;margin-top:-3.1pt;width:58.05pt;height:81.95pt;z-index:1;mso-position-horizontal-relative:text;mso-position-vertical-relative:text">
+                <v:shape id="_x0000_s2052" type="#_x0000_t75" style="position:absolute;left:0;text-align:left;margin-left:-3.1pt;margin-top:-3.1pt;width:58.05pt;height:81.95pt;z-index:251657728;mso-position-horizontal-relative:text;mso-position-vertical-relative:text">
                   <v:imagedata r:id="rId7" o:title="微信图片_20260311210753_173_4"/>
                 </v:shape>
               </w:pict>
@@ -151,9 +151,9 @@
           </w:tcPr>
           <w:p>
             <w:pPr>
-              <w:spacing w:line="290" w:lineRule="atLeast"/>
-              <w:rPr>
-                <w:rFonts w:eastAsia="等线" w:hint="default"/>
+              <w:spacing w:line="290" w:lineRule="atLeast" w:before="0" w:after="0"/>
+              <w:rPr>
+                <w:rFonts w:eastAsia="等线"/>
                 <w:sz w:val="21"/>
               </w:rPr>
             </w:pPr>
@@ -233,11 +233,10 @@
           </w:tcPr>
           <w:p>
             <w:pPr>
-              <w:spacing w:line="290" w:lineRule="atLeast"/>
-              <w:rPr>
-                <w:rFonts w:hint="default"/>
-                <w:sz w:val="21"/>
-              </w:rPr>
+              <w:rPr>
+                <w:sz w:val="21"/>
+              </w:rPr>
+              <w:spacing w:line="290" w:lineRule="atLeast" w:before="0" w:after="0"/>
             </w:pPr>
           </w:p>
         </w:tc>
@@ -266,22 +265,21 @@
           </w:tcPr>
           <w:p>
             <w:pPr>
-              <w:spacing w:line="290" w:lineRule="atLeast"/>
-              <w:rPr>
-                <w:rFonts w:hint="default"/>
-                <w:b/>
-                <w:bCs/>
-                <w:sz w:val="21"/>
-              </w:rPr>
-            </w:pPr>
-            <w:r>
-              <w:rPr>
-                <w:rFonts w:ascii="Times New Roman" w:eastAsia="宋体" w:hAnsi="Times New Roman" w:cs="宋体"/>
-                <w:b/>
-                <w:bCs/>
-                <w:sz w:val="21"/>
-              </w:rPr>
-              <w:t>求职意向：</w:t>
+              <w:spacing w:line="290" w:lineRule="atLeast" w:before="0" w:after="0"/>
+              <w:rPr>
+                <w:b/>
+                <w:bCs/>
+                <w:sz w:val="21"/>
+              </w:rPr>
+            </w:pPr>
+            <w:r>
+              <w:rPr>
+                <w:rFonts w:ascii="Times New Roman" w:eastAsia="宋体" w:hAnsi="Times New Roman" w:cs="宋体"/>
+                <w:b/>
+                <w:bCs/>
+                <w:sz w:val="21"/>
+              </w:rPr>
+              <w:t xml:space="preserve">求职意向：</w:t>
             </w:r>
             <w:r>
               <w:rPr>
@@ -297,35 +295,35 @@
                 <w:rFonts w:ascii="Times New Roman" w:eastAsia="宋体" w:hAnsi="Times New Roman" w:cs="宋体"/>
                 <w:sz w:val="21"/>
               </w:rPr>
-              <w:t>项目管理</w:t>
-            </w:r>
-            <w:r>
-              <w:rPr>
-                <w:rFonts w:ascii="Times New Roman" w:eastAsia="宋体" w:hAnsi="Times New Roman"/>
-                <w:sz w:val="21"/>
-              </w:rPr>
-              <w:t>/</w:t>
-            </w:r>
-            <w:r>
-              <w:rPr>
-                <w:rFonts w:ascii="Times New Roman" w:eastAsia="宋体" w:hAnsi="Times New Roman" w:cs="宋体"/>
-                <w:sz w:val="21"/>
-              </w:rPr>
-              <w:t>采购管理</w:t>
-            </w:r>
-            <w:r>
-              <w:rPr>
-                <w:rFonts w:ascii="Times New Roman" w:eastAsia="宋体" w:hAnsi="Times New Roman"/>
-                <w:sz w:val="21"/>
-              </w:rPr>
-              <w:t>/</w:t>
-            </w:r>
-            <w:r>
-              <w:rPr>
-                <w:rFonts w:ascii="Times New Roman" w:eastAsia="宋体" w:hAnsi="Times New Roman" w:cs="宋体"/>
-                <w:sz w:val="21"/>
-              </w:rPr>
-              <w:t>供应链协调</w:t>
+              <w:t xml:space="preserve">项目管理</w:t>
+            </w:r>
+            <w:r>
+              <w:rPr>
+                <w:rFonts w:eastAsia="宋体" w:ascii="Times New Roman" w:hAnsi="Times New Roman"/>
+                <w:sz w:val="21"/>
+              </w:rPr>
+              <w:t xml:space="preserve">/</w:t>
+            </w:r>
+            <w:r>
+              <w:rPr>
+                <w:rFonts w:ascii="Times New Roman" w:eastAsia="宋体" w:hAnsi="Times New Roman" w:cs="宋体"/>
+                <w:sz w:val="21"/>
+              </w:rPr>
+              <w:t xml:space="preserve">采购管理</w:t>
+            </w:r>
+            <w:r>
+              <w:rPr>
+                <w:rFonts w:eastAsia="宋体" w:ascii="Times New Roman" w:hAnsi="Times New Roman"/>
+                <w:sz w:val="21"/>
+              </w:rPr>
+              <w:t xml:space="preserve">/</w:t>
+            </w:r>
+            <w:r>
+              <w:rPr>
+                <w:rFonts w:ascii="Times New Roman" w:eastAsia="宋体" w:hAnsi="Times New Roman" w:cs="宋体"/>
+                <w:sz w:val="21"/>
+              </w:rPr>
+              <w:t xml:space="preserve">供应链协调</w:t>
             </w:r>
           </w:p>
         </w:tc>
@@ -336,11 +334,10 @@
           </w:tcPr>
           <w:p>
             <w:pPr>
-              <w:spacing w:line="290" w:lineRule="atLeast"/>
-              <w:rPr>
-                <w:rFonts w:hint="default"/>
-                <w:sz w:val="21"/>
-              </w:rPr>
+              <w:rPr>
+                <w:sz w:val="21"/>
+              </w:rPr>
+              <w:spacing w:line="290" w:lineRule="atLeast" w:before="0" w:after="0"/>
             </w:pPr>
           </w:p>
         </w:tc>
@@ -369,127 +366,126 @@
           </w:tcPr>
           <w:p>
             <w:pPr>
-              <w:spacing w:line="290" w:lineRule="atLeast"/>
-              <w:rPr>
-                <w:rFonts w:hint="default"/>
-                <w:b/>
-                <w:bCs/>
-                <w:sz w:val="21"/>
-              </w:rPr>
-            </w:pPr>
-            <w:r>
-              <w:rPr>
-                <w:rFonts w:ascii="Times New Roman" w:eastAsia="宋体" w:hAnsi="Times New Roman" w:cs="宋体"/>
-                <w:b/>
-                <w:bCs/>
-                <w:sz w:val="21"/>
-              </w:rPr>
-              <w:t>个人优势：</w:t>
-            </w:r>
-            <w:r>
-              <w:rPr>
-                <w:rFonts w:ascii="Times New Roman" w:eastAsia="宋体" w:hAnsi="Times New Roman" w:cs="宋体"/>
-                <w:sz w:val="21"/>
-              </w:rPr>
-              <w:t>项目执行：独立主导</w:t>
-            </w:r>
-            <w:r>
-              <w:rPr>
-                <w:rFonts w:ascii="Times New Roman" w:eastAsia="宋体" w:hAnsi="Times New Roman"/>
-                <w:sz w:val="21"/>
-              </w:rPr>
-              <w:t>3</w:t>
-            </w:r>
-            <w:r>
-              <w:rPr>
-                <w:rFonts w:ascii="Times New Roman" w:eastAsia="宋体" w:hAnsi="Times New Roman" w:cs="宋体"/>
-                <w:sz w:val="21"/>
-              </w:rPr>
-              <w:t>个课程研究项目从需求定义、数据收集到成果交付全流程，具备从</w:t>
-            </w:r>
-            <w:r>
-              <w:rPr>
-                <w:rFonts w:ascii="Times New Roman" w:eastAsia="宋体" w:hAnsi="Times New Roman"/>
-                <w:sz w:val="21"/>
-              </w:rPr>
-              <w:t>0</w:t>
-            </w:r>
-            <w:r>
-              <w:rPr>
-                <w:rFonts w:ascii="Times New Roman" w:eastAsia="宋体" w:hAnsi="Times New Roman" w:cs="宋体"/>
-                <w:sz w:val="21"/>
-              </w:rPr>
-              <w:t>到</w:t>
-            </w:r>
-            <w:r>
-              <w:rPr>
-                <w:rFonts w:ascii="Times New Roman" w:eastAsia="宋体" w:hAnsi="Times New Roman"/>
-                <w:sz w:val="21"/>
-              </w:rPr>
-              <w:t>1</w:t>
-            </w:r>
-            <w:r>
-              <w:rPr>
-                <w:rFonts w:ascii="Times New Roman" w:eastAsia="宋体" w:hAnsi="Times New Roman" w:cs="宋体"/>
-                <w:sz w:val="21"/>
-              </w:rPr>
-              <w:t>的项目推进能力；跨部门协作：</w:t>
-            </w:r>
-            <w:r>
-              <w:rPr>
-                <w:rFonts w:ascii="Times New Roman" w:eastAsia="宋体" w:hAnsi="Times New Roman"/>
-                <w:sz w:val="21"/>
-              </w:rPr>
-              <w:t>3</w:t>
-            </w:r>
-            <w:r>
-              <w:rPr>
-                <w:rFonts w:ascii="Times New Roman" w:eastAsia="宋体" w:hAnsi="Times New Roman" w:cs="宋体"/>
-                <w:sz w:val="21"/>
-              </w:rPr>
-              <w:t>个月项目助理经验，统筹</w:t>
-            </w:r>
-            <w:r>
-              <w:rPr>
-                <w:rFonts w:ascii="Times New Roman" w:eastAsia="宋体" w:hAnsi="Times New Roman"/>
-                <w:sz w:val="21"/>
-              </w:rPr>
-              <w:t>200+</w:t>
-            </w:r>
-            <w:r>
-              <w:rPr>
-                <w:rFonts w:ascii="Times New Roman" w:eastAsia="宋体" w:hAnsi="Times New Roman" w:cs="宋体"/>
-                <w:sz w:val="21"/>
-              </w:rPr>
-              <w:t>份材料管理，对接多部门同步进度，熟悉报批流程与文档规范；采购与库存：用友</w:t>
-            </w:r>
-            <w:r>
-              <w:rPr>
-                <w:rFonts w:ascii="Times New Roman" w:eastAsia="宋体" w:hAnsi="Times New Roman"/>
-                <w:sz w:val="21"/>
-              </w:rPr>
-              <w:t>U8+</w:t>
-            </w:r>
-            <w:r>
-              <w:rPr>
-                <w:rFonts w:ascii="Times New Roman" w:eastAsia="宋体" w:hAnsi="Times New Roman" w:cs="宋体"/>
-                <w:sz w:val="21"/>
-              </w:rPr>
-              <w:t>采购</w:t>
-            </w:r>
-            <w:r>
-              <w:rPr>
-                <w:rFonts w:ascii="Times New Roman" w:eastAsia="宋体" w:hAnsi="Times New Roman"/>
-                <w:sz w:val="21"/>
-              </w:rPr>
-              <w:t>/</w:t>
-            </w:r>
-            <w:r>
-              <w:rPr>
-                <w:rFonts w:ascii="Times New Roman" w:eastAsia="宋体" w:hAnsi="Times New Roman" w:cs="宋体"/>
-                <w:sz w:val="21"/>
-              </w:rPr>
-              <w:t>库存模块全流程操作，瑞幸门店物料补货与库存单据管理经验，理解采购到付款的完整链路</w:t>
+              <w:spacing w:line="290" w:lineRule="atLeast" w:before="0" w:after="0"/>
+              <w:rPr>
+                <w:b/>
+                <w:bCs/>
+                <w:sz w:val="21"/>
+              </w:rPr>
+            </w:pPr>
+            <w:r>
+              <w:rPr>
+                <w:rFonts w:ascii="Times New Roman" w:eastAsia="宋体" w:hAnsi="Times New Roman" w:cs="宋体"/>
+                <w:b/>
+                <w:bCs/>
+                <w:sz w:val="21"/>
+              </w:rPr>
+              <w:t xml:space="preserve">个人优势：</w:t>
+            </w:r>
+            <w:r>
+              <w:rPr>
+                <w:rFonts w:ascii="Times New Roman" w:eastAsia="宋体" w:hAnsi="Times New Roman" w:cs="宋体"/>
+                <w:sz w:val="21"/>
+              </w:rPr>
+              <w:t xml:space="preserve">项目执行：独立主导</w:t>
+            </w:r>
+            <w:r>
+              <w:rPr>
+                <w:rFonts w:eastAsia="宋体" w:ascii="Times New Roman" w:hAnsi="Times New Roman"/>
+                <w:sz w:val="21"/>
+              </w:rPr>
+              <w:t xml:space="preserve">3</w:t>
+            </w:r>
+            <w:r>
+              <w:rPr>
+                <w:rFonts w:ascii="Times New Roman" w:eastAsia="宋体" w:hAnsi="Times New Roman" w:cs="宋体"/>
+                <w:sz w:val="21"/>
+              </w:rPr>
+              <w:t xml:space="preserve">个课程研究项目从需求定义、数据收集到成果交付全流程，具备从</w:t>
+            </w:r>
+            <w:r>
+              <w:rPr>
+                <w:rFonts w:eastAsia="宋体" w:ascii="Times New Roman" w:hAnsi="Times New Roman"/>
+                <w:sz w:val="21"/>
+              </w:rPr>
+              <w:t xml:space="preserve">0</w:t>
+            </w:r>
+            <w:r>
+              <w:rPr>
+                <w:rFonts w:ascii="Times New Roman" w:eastAsia="宋体" w:hAnsi="Times New Roman" w:cs="宋体"/>
+                <w:sz w:val="21"/>
+              </w:rPr>
+              <w:t xml:space="preserve">到</w:t>
+            </w:r>
+            <w:r>
+              <w:rPr>
+                <w:rFonts w:eastAsia="宋体" w:ascii="Times New Roman" w:hAnsi="Times New Roman"/>
+                <w:sz w:val="21"/>
+              </w:rPr>
+              <w:t xml:space="preserve">1</w:t>
+            </w:r>
+            <w:r>
+              <w:rPr>
+                <w:rFonts w:ascii="Times New Roman" w:eastAsia="宋体" w:hAnsi="Times New Roman" w:cs="宋体"/>
+                <w:sz w:val="21"/>
+              </w:rPr>
+              <w:t xml:space="preserve">的项目推进能力；跨部门协作：</w:t>
+            </w:r>
+            <w:r>
+              <w:rPr>
+                <w:rFonts w:eastAsia="宋体" w:ascii="Times New Roman" w:hAnsi="Times New Roman"/>
+                <w:sz w:val="21"/>
+              </w:rPr>
+              <w:t xml:space="preserve">3</w:t>
+            </w:r>
+            <w:r>
+              <w:rPr>
+                <w:rFonts w:ascii="Times New Roman" w:eastAsia="宋体" w:hAnsi="Times New Roman" w:cs="宋体"/>
+                <w:sz w:val="21"/>
+              </w:rPr>
+              <w:t xml:space="preserve">个月项目助理经验，统筹</w:t>
+            </w:r>
+            <w:r>
+              <w:rPr>
+                <w:rFonts w:eastAsia="宋体" w:ascii="Times New Roman" w:hAnsi="Times New Roman"/>
+                <w:sz w:val="21"/>
+              </w:rPr>
+              <w:t xml:space="preserve">200+</w:t>
+            </w:r>
+            <w:r>
+              <w:rPr>
+                <w:rFonts w:ascii="Times New Roman" w:eastAsia="宋体" w:hAnsi="Times New Roman" w:cs="宋体"/>
+                <w:sz w:val="21"/>
+              </w:rPr>
+              <w:t xml:space="preserve">份材料管理，对接多部门同步进度，熟悉报批流程与文档规范；采购与库存：用友</w:t>
+            </w:r>
+            <w:r>
+              <w:rPr>
+                <w:rFonts w:eastAsia="宋体" w:ascii="Times New Roman" w:hAnsi="Times New Roman"/>
+                <w:sz w:val="21"/>
+              </w:rPr>
+              <w:t xml:space="preserve">U8+</w:t>
+            </w:r>
+            <w:r>
+              <w:rPr>
+                <w:rFonts w:ascii="Times New Roman" w:eastAsia="宋体" w:hAnsi="Times New Roman" w:cs="宋体"/>
+                <w:sz w:val="21"/>
+              </w:rPr>
+              <w:t xml:space="preserve">采购</w:t>
+            </w:r>
+            <w:r>
+              <w:rPr>
+                <w:rFonts w:eastAsia="宋体" w:ascii="Times New Roman" w:hAnsi="Times New Roman"/>
+                <w:sz w:val="21"/>
+              </w:rPr>
+              <w:t xml:space="preserve">/</w:t>
+            </w:r>
+            <w:r>
+              <w:rPr>
+                <w:rFonts w:ascii="Times New Roman" w:eastAsia="宋体" w:hAnsi="Times New Roman" w:cs="宋体"/>
+                <w:sz w:val="21"/>
+              </w:rPr>
+              <w:t xml:space="preserve">库存模块全流程操作，瑞幸门店物料补货与库存单据管理经验，理解采购到付款的完整链路</w:t>
             </w:r>
           </w:p>
         </w:tc>
@@ -497,18 +493,18 @@
     </w:tbl>
     <w:p>
       <w:pPr>
-        <w:spacing w:line="290" w:lineRule="atLeast"/>
         <w:rPr>
-          <w:rFonts w:hint="default"/>
           <w:vanish/>
           <w:sz w:val="2"/>
         </w:rPr>
+        <w:spacing w:line="290" w:lineRule="atLeast" w:before="0" w:after="0"/>
       </w:pPr>
     </w:p>
     <w:tbl>
       <w:tblPr>
         <w:tblW w:w="0" w:type="auto"/>
         <w:jc w:val="center"/>
+        <w:tblInd w:w="0" w:type="dxa"/>
         <w:tblLayout w:type="fixed"/>
         <w:tblCellMar>
           <w:left w:w="0" w:type="dxa"/>
@@ -543,10 +539,7 @@
           </w:tcPr>
           <w:p>
             <w:pPr>
-              <w:spacing w:line="290" w:lineRule="atLeast"/>
-              <w:rPr>
-                <w:rFonts w:hint="default"/>
-              </w:rPr>
+              <w:spacing w:line="290" w:lineRule="atLeast" w:before="0" w:after="0"/>
             </w:pPr>
             <w:r>
               <w:rPr>
@@ -583,6 +576,7 @@
             <w:tblPr>
               <w:tblpPr w:leftFromText="180" w:rightFromText="180" w:vertAnchor="page" w:horzAnchor="margin" w:tblpY="1"/>
               <w:tblW w:w="10915" w:type="dxa"/>
+              <w:tblInd w:w="0" w:type="dxa"/>
               <w:tblLayout w:type="fixed"/>
               <w:tblCellMar>
                 <w:left w:w="0" w:type="dxa"/>
@@ -616,10 +610,9 @@
                 </w:tcPr>
                 <w:p>
                   <w:pPr>
-                    <w:spacing w:line="290" w:lineRule="atLeast"/>
+                    <w:spacing w:line="290" w:lineRule="atLeast" w:before="0" w:after="0"/>
                     <w:jc w:val="center"/>
                     <w:rPr>
-                      <w:rFonts w:hint="default"/>
                       <w:sz w:val="21"/>
                     </w:rPr>
                   </w:pPr>
@@ -644,9 +637,8 @@
                 </w:tcPr>
                 <w:p>
                   <w:pPr>
-                    <w:spacing w:line="290" w:lineRule="atLeast"/>
+                    <w:spacing w:line="290" w:lineRule="atLeast" w:before="0" w:after="0"/>
                     <w:rPr>
-                      <w:rFonts w:hint="default"/>
                       <w:b/>
                       <w:bCs/>
                       <w:sz w:val="21"/>
@@ -682,9 +674,8 @@
                 </w:tcPr>
                 <w:p>
                   <w:pPr>
-                    <w:spacing w:line="290" w:lineRule="atLeast"/>
+                    <w:spacing w:line="290" w:lineRule="atLeast" w:before="0" w:after="0"/>
                     <w:rPr>
-                      <w:rFonts w:hint="default"/>
                       <w:b/>
                       <w:bCs/>
                       <w:sz w:val="21"/>
@@ -758,7 +749,7 @@
                 </w:tcPr>
                 <w:p>
                   <w:pPr>
-                    <w:spacing w:line="290" w:lineRule="atLeast"/>
+                    <w:spacing w:line="290" w:lineRule="atLeast" w:before="0" w:after="0"/>
                     <w:rPr>
                       <w:rFonts w:ascii="Times New Roman" w:eastAsia="等线" w:hAnsi="Times New Roman" w:hint="default"/>
                       <w:b/>
@@ -781,9 +772,8 @@
           </w:tbl>
           <w:p>
             <w:pPr>
-              <w:spacing w:line="290" w:lineRule="atLeast"/>
-              <w:rPr>
-                <w:rFonts w:hint="default"/>
+              <w:spacing w:line="290" w:lineRule="atLeast" w:before="0" w:after="0"/>
+              <w:rPr>
                 <w:b/>
                 <w:bCs/>
               </w:rPr>
@@ -794,27 +784,26 @@
     </w:tbl>
     <w:p>
       <w:pPr>
-        <w:spacing w:line="290" w:lineRule="atLeast"/>
         <w:rPr>
-          <w:rFonts w:hint="default"/>
           <w:vanish/>
         </w:rPr>
+        <w:spacing w:line="290" w:lineRule="atLeast" w:before="0" w:after="0"/>
       </w:pPr>
     </w:p>
     <w:p>
       <w:pPr>
-        <w:spacing w:line="290" w:lineRule="atLeast"/>
         <w:rPr>
-          <w:rFonts w:hint="default"/>
           <w:vanish/>
           <w:sz w:val="21"/>
         </w:rPr>
+        <w:spacing w:line="290" w:lineRule="atLeast" w:before="0" w:after="0"/>
       </w:pPr>
     </w:p>
     <w:tbl>
       <w:tblPr>
         <w:tblW w:w="0" w:type="auto"/>
         <w:jc w:val="center"/>
+        <w:tblInd w:w="0" w:type="dxa"/>
         <w:tblLayout w:type="fixed"/>
         <w:tblCellMar>
           <w:left w:w="0" w:type="dxa"/>
@@ -849,9 +838,8 @@
           </w:tcPr>
           <w:p>
             <w:pPr>
-              <w:spacing w:line="290" w:lineRule="atLeast"/>
-              <w:rPr>
-                <w:rFonts w:hint="default"/>
+              <w:spacing w:line="290" w:lineRule="atLeast" w:before="0" w:after="0"/>
+              <w:rPr>
                 <w:sz w:val="21"/>
               </w:rPr>
             </w:pPr>
@@ -880,42 +868,41 @@
                 <w:ilvl w:val="0"/>
                 <w:numId w:val="2"/>
               </w:numPr>
-              <w:spacing w:line="290" w:lineRule="atLeast"/>
+              <w:spacing w:line="290" w:lineRule="atLeast" w:before="0" w:after="0"/>
               <w:ind w:left="442" w:hanging="442"/>
               <w:rPr>
-                <w:rFonts w:hint="default"/>
-                <w:sz w:val="21"/>
-              </w:rPr>
-            </w:pPr>
-            <w:r>
-              <w:rPr>
-                <w:rFonts w:ascii="Times New Roman" w:eastAsia="宋体" w:hAnsi="Times New Roman" w:cs="宋体"/>
-                <w:b/>
-                <w:bCs/>
-                <w:sz w:val="21"/>
-              </w:rPr>
-              <w:t>核心课程：</w:t>
-            </w:r>
-            <w:r>
-              <w:rPr>
-                <w:rFonts w:ascii="Times New Roman" w:eastAsia="宋体" w:hAnsi="Times New Roman" w:cs="宋体"/>
-                <w:sz w:val="21"/>
-              </w:rPr>
-              <w:t>采购管理、</w:t>
-            </w:r>
-            <w:r>
-              <w:rPr>
-                <w:rFonts w:ascii="Times New Roman" w:eastAsia="宋体" w:hAnsi="Times New Roman"/>
-                <w:sz w:val="21"/>
-              </w:rPr>
-              <w:t>ERP</w:t>
-            </w:r>
-            <w:r>
-              <w:rPr>
-                <w:rFonts w:ascii="Times New Roman" w:eastAsia="宋体" w:hAnsi="Times New Roman" w:cs="宋体"/>
-                <w:sz w:val="21"/>
-              </w:rPr>
-              <w:t>供应链管理综合实验、供应链资源规划、物流管理、供应链建模与仿真、统计学</w:t>
+                <w:sz w:val="21"/>
+              </w:rPr>
+            </w:pPr>
+            <w:r>
+              <w:rPr>
+                <w:rFonts w:ascii="Times New Roman" w:eastAsia="宋体" w:hAnsi="Times New Roman" w:cs="宋体"/>
+                <w:b/>
+                <w:bCs/>
+                <w:sz w:val="21"/>
+              </w:rPr>
+              <w:t xml:space="preserve">核心课程：</w:t>
+            </w:r>
+            <w:r>
+              <w:rPr>
+                <w:rFonts w:ascii="Times New Roman" w:eastAsia="宋体" w:hAnsi="Times New Roman" w:cs="宋体"/>
+                <w:sz w:val="21"/>
+              </w:rPr>
+              <w:t xml:space="preserve">采购管理、</w:t>
+            </w:r>
+            <w:r>
+              <w:rPr>
+                <w:rFonts w:eastAsia="宋体" w:ascii="Times New Roman" w:hAnsi="Times New Roman"/>
+                <w:sz w:val="21"/>
+              </w:rPr>
+              <w:t xml:space="preserve">ERP</w:t>
+            </w:r>
+            <w:r>
+              <w:rPr>
+                <w:rFonts w:ascii="Times New Roman" w:eastAsia="宋体" w:hAnsi="Times New Roman" w:cs="宋体"/>
+                <w:sz w:val="21"/>
+              </w:rPr>
+              <w:t xml:space="preserve">供应链管理综合实验、供应链资源规划、物流管理、供应链建模与仿真、统计学</w:t>
             </w:r>
           </w:p>
         </w:tc>
@@ -943,9 +930,8 @@
           </w:tcPr>
           <w:p>
             <w:pPr>
-              <w:spacing w:line="290" w:lineRule="atLeast"/>
-              <w:rPr>
-                <w:rFonts w:hint="default"/>
+              <w:spacing w:line="290" w:lineRule="atLeast" w:before="0" w:after="0"/>
+              <w:rPr>
                 <w:sz w:val="21"/>
               </w:rPr>
             </w:pPr>
@@ -974,55 +960,54 @@
                 <w:ilvl w:val="0"/>
                 <w:numId w:val="2"/>
               </w:numPr>
-              <w:spacing w:line="290" w:lineRule="atLeast"/>
-              <w:rPr>
-                <w:rFonts w:hint="default"/>
-                <w:sz w:val="21"/>
-              </w:rPr>
-            </w:pPr>
-            <w:r>
-              <w:rPr>
-                <w:rFonts w:ascii="Times New Roman" w:eastAsia="宋体" w:hAnsi="Times New Roman" w:cs="宋体"/>
-                <w:b/>
-                <w:bCs/>
-                <w:sz w:val="21"/>
-              </w:rPr>
-              <w:t>荣誉奖励：</w:t>
-            </w:r>
-            <w:r>
-              <w:rPr>
-                <w:rFonts w:ascii="Times New Roman" w:eastAsia="宋体" w:hAnsi="Times New Roman" w:cs="宋体"/>
-                <w:sz w:val="21"/>
-              </w:rPr>
-              <w:t>山东大学</w:t>
-            </w:r>
-            <w:r>
-              <w:rPr>
-                <w:rFonts w:ascii="Times New Roman" w:eastAsia="宋体" w:hAnsi="Times New Roman"/>
-                <w:sz w:val="21"/>
-              </w:rPr>
-              <w:t>2024</w:t>
-            </w:r>
-            <w:r>
-              <w:rPr>
-                <w:rFonts w:ascii="Times New Roman" w:eastAsia="宋体" w:hAnsi="Times New Roman" w:cs="宋体"/>
-                <w:sz w:val="21"/>
-              </w:rPr>
-              <w:t>—</w:t>
-            </w:r>
-            <w:r>
-              <w:rPr>
-                <w:rFonts w:ascii="Times New Roman" w:eastAsia="宋体" w:hAnsi="Times New Roman"/>
-                <w:sz w:val="21"/>
-              </w:rPr>
-              <w:t>2025</w:t>
-            </w:r>
-            <w:r>
-              <w:rPr>
-                <w:rFonts w:ascii="Times New Roman" w:eastAsia="宋体" w:hAnsi="Times New Roman" w:cs="宋体"/>
-                <w:sz w:val="21"/>
-              </w:rPr>
-              <w:t>年暑期社会实践专项优秀等级</w:t>
+              <w:spacing w:line="290" w:lineRule="atLeast" w:before="0" w:after="0"/>
+              <w:rPr>
+                <w:sz w:val="21"/>
+              </w:rPr>
+            </w:pPr>
+            <w:r>
+              <w:rPr>
+                <w:rFonts w:ascii="Times New Roman" w:eastAsia="宋体" w:hAnsi="Times New Roman" w:cs="宋体"/>
+                <w:b/>
+                <w:bCs/>
+                <w:sz w:val="21"/>
+              </w:rPr>
+              <w:t xml:space="preserve">荣誉奖励：</w:t>
+            </w:r>
+            <w:r>
+              <w:rPr>
+                <w:rFonts w:ascii="Times New Roman" w:eastAsia="宋体" w:hAnsi="Times New Roman" w:cs="宋体"/>
+                <w:sz w:val="21"/>
+              </w:rPr>
+              <w:t xml:space="preserve">山东大学</w:t>
+            </w:r>
+            <w:r>
+              <w:rPr>
+                <w:rFonts w:eastAsia="宋体" w:ascii="Times New Roman" w:hAnsi="Times New Roman"/>
+                <w:sz w:val="21"/>
+              </w:rPr>
+              <w:t xml:space="preserve">2024</w:t>
+            </w:r>
+            <w:r>
+              <w:rPr>
+                <w:rFonts w:ascii="Times New Roman" w:eastAsia="宋体" w:hAnsi="Times New Roman" w:cs="宋体"/>
+                <w:sz w:val="21"/>
+              </w:rPr>
+              <w:t xml:space="preserve">—</w:t>
+            </w:r>
+            <w:r>
+              <w:rPr>
+                <w:rFonts w:eastAsia="宋体" w:ascii="Times New Roman" w:hAnsi="Times New Roman"/>
+                <w:sz w:val="21"/>
+              </w:rPr>
+              <w:t xml:space="preserve">2025</w:t>
+            </w:r>
+            <w:r>
+              <w:rPr>
+                <w:rFonts w:ascii="Times New Roman" w:eastAsia="宋体" w:hAnsi="Times New Roman" w:cs="宋体"/>
+                <w:sz w:val="21"/>
+              </w:rPr>
+              <w:t xml:space="preserve">年暑期社会实践专项优秀等级</w:t>
             </w:r>
           </w:p>
         </w:tc>
@@ -1030,67 +1015,62 @@
     </w:tbl>
     <w:p>
       <w:pPr>
-        <w:spacing w:line="290" w:lineRule="atLeast"/>
         <w:rPr>
-          <w:rFonts w:hint="default"/>
           <w:vanish/>
           <w:sz w:val="21"/>
         </w:rPr>
+        <w:spacing w:line="290" w:lineRule="atLeast" w:before="0" w:after="0"/>
       </w:pPr>
     </w:p>
     <w:p>
       <w:pPr>
-        <w:spacing w:line="290" w:lineRule="atLeast"/>
         <w:rPr>
-          <w:rFonts w:hint="default"/>
           <w:vanish/>
           <w:sz w:val="2"/>
         </w:rPr>
+        <w:spacing w:line="290" w:lineRule="atLeast" w:before="0" w:after="0"/>
       </w:pPr>
     </w:p>
     <w:p>
       <w:pPr>
-        <w:spacing w:line="290" w:lineRule="atLeast"/>
         <w:rPr>
-          <w:rFonts w:hint="default"/>
           <w:vanish/>
         </w:rPr>
+        <w:spacing w:line="290" w:lineRule="atLeast" w:before="0" w:after="0"/>
       </w:pPr>
     </w:p>
     <w:p>
       <w:pPr>
-        <w:spacing w:line="290" w:lineRule="atLeast"/>
         <w:rPr>
-          <w:rFonts w:hint="default"/>
           <w:vanish/>
           <w:sz w:val="21"/>
         </w:rPr>
+        <w:spacing w:line="290" w:lineRule="atLeast" w:before="0" w:after="0"/>
       </w:pPr>
     </w:p>
     <w:p>
       <w:pPr>
-        <w:spacing w:line="290" w:lineRule="atLeast"/>
         <w:rPr>
-          <w:rFonts w:hint="default"/>
           <w:vanish/>
           <w:sz w:val="21"/>
         </w:rPr>
+        <w:spacing w:line="290" w:lineRule="atLeast" w:before="0" w:after="0"/>
       </w:pPr>
     </w:p>
     <w:p>
       <w:pPr>
-        <w:spacing w:line="290" w:lineRule="atLeast"/>
         <w:rPr>
-          <w:rFonts w:hint="default"/>
           <w:vanish/>
           <w:sz w:val="2"/>
         </w:rPr>
+        <w:spacing w:line="290" w:lineRule="atLeast" w:before="0" w:after="0"/>
       </w:pPr>
     </w:p>
     <w:tbl>
       <w:tblPr>
         <w:tblW w:w="0" w:type="auto"/>
         <w:jc w:val="center"/>
+        <w:tblInd w:w="0" w:type="dxa"/>
         <w:tblLayout w:type="fixed"/>
         <w:tblCellMar>
           <w:left w:w="0" w:type="dxa"/>
@@ -1100,22 +1080,26 @@
       </w:tblPr>
       <w:tblGrid>
         <w:gridCol w:w="695"/>
-        <w:gridCol w:w="184"/>
-        <w:gridCol w:w="4416"/>
-        <w:gridCol w:w="2693"/>
-        <w:gridCol w:w="2755"/>
-        <w:gridCol w:w="880"/>
+        <w:gridCol w:w="156"/>
+        <w:gridCol w:w="28"/>
+        <w:gridCol w:w="667"/>
+        <w:gridCol w:w="2835"/>
+        <w:gridCol w:w="2189"/>
+        <w:gridCol w:w="504"/>
+        <w:gridCol w:w="3669"/>
+        <w:gridCol w:w="851"/>
+        <w:gridCol w:w="29"/>
       </w:tblGrid>
       <w:tr>
         <w:trPr>
-          <w:gridBefore w:val="2"/>
+          <w:gridBefore w:val="3"/>
           <w:wBefore w:w="879" w:type="dxa"/>
           <w:jc w:val="center"/>
         </w:trPr>
         <w:tc>
           <w:tcPr>
             <w:tcW w:w="10744" w:type="dxa"/>
-            <w:gridSpan w:val="4"/>
+            <w:gridSpan w:val="7"/>
             <w:tcBorders>
               <w:top w:val="nil"/>
               <w:left w:val="nil"/>
@@ -1133,9 +1117,9 @@
           </w:tcPr>
           <w:p>
             <w:pPr>
-              <w:spacing w:line="290" w:lineRule="atLeast"/>
-              <w:rPr>
-                <w:rFonts w:ascii="Times New Roman" w:hAnsi="Times New Roman" w:hint="default"/>
+              <w:spacing w:line="290" w:lineRule="atLeast" w:before="0" w:after="0"/>
+              <w:rPr>
+                <w:rFonts w:ascii="Times New Roman" w:hAnsi="Times New Roman"/>
                 <w:b/>
                 <w:bCs/>
               </w:rPr>
@@ -1161,7 +1145,7 @@
       </w:tr>
       <w:tr>
         <w:trPr>
-          <w:gridAfter w:val="1"/>
+          <w:gridAfter w:val="2"/>
           <w:wAfter w:w="880" w:type="dxa"/>
           <w:jc w:val="center"/>
         </w:trPr>
@@ -1184,9 +1168,9 @@
           </w:tcPr>
           <w:p>
             <w:pPr>
-              <w:spacing w:line="290" w:lineRule="atLeast"/>
-              <w:rPr>
-                <w:rFonts w:ascii="Times New Roman" w:hAnsi="Times New Roman" w:hint="default"/>
+              <w:spacing w:line="290" w:lineRule="atLeast" w:before="0" w:after="0"/>
+              <w:rPr>
+                <w:rFonts w:ascii="Times New Roman" w:hAnsi="Times New Roman"/>
                 <w:sz w:val="21"/>
               </w:rPr>
             </w:pPr>
@@ -1195,7 +1179,7 @@
         <w:tc>
           <w:tcPr>
             <w:tcW w:w="4600" w:type="dxa"/>
-            <w:gridSpan w:val="2"/>
+            <w:gridSpan w:val="4"/>
             <w:tcBorders>
               <w:top w:val="nil"/>
               <w:left w:val="nil"/>
@@ -1212,26 +1196,27 @@
           </w:tcPr>
           <w:p>
             <w:pPr>
-              <w:spacing w:line="290" w:lineRule="atLeast"/>
-              <w:rPr>
-                <w:rFonts w:ascii="Times New Roman" w:hAnsi="Times New Roman" w:hint="default"/>
-                <w:sz w:val="21"/>
-              </w:rPr>
-            </w:pPr>
-            <w:r>
-              <w:rPr>
-                <w:rFonts w:ascii="Times New Roman" w:eastAsia="宋体" w:hAnsi="Times New Roman" w:cs="宋体"/>
-                <w:b/>
-                <w:bCs/>
-                <w:sz w:val="21"/>
-              </w:rPr>
-              <w:t>社区团购末端网络优化项目</w:t>
+              <w:spacing w:line="290" w:lineRule="atLeast" w:before="0" w:after="0"/>
+              <w:rPr>
+                <w:rFonts w:ascii="Times New Roman" w:hAnsi="Times New Roman"/>
+                <w:sz w:val="21"/>
+              </w:rPr>
+            </w:pPr>
+            <w:r>
+              <w:rPr>
+                <w:rFonts w:ascii="Times New Roman" w:eastAsia="宋体" w:hAnsi="Times New Roman" w:cs="宋体"/>
+                <w:b/>
+                <w:bCs/>
+                <w:sz w:val="21"/>
+              </w:rPr>
+              <w:t xml:space="preserve">社区团购末端网络优化项目</w:t>
             </w:r>
           </w:p>
         </w:tc>
         <w:tc>
           <w:tcPr>
             <w:tcW w:w="2693" w:type="dxa"/>
+            <w:gridSpan w:val="2"/>
             <w:tcBorders>
               <w:top w:val="nil"/>
               <w:left w:val="nil"/>
@@ -1242,22 +1227,22 @@
           </w:tcPr>
           <w:p>
             <w:pPr>
-              <w:spacing w:line="290" w:lineRule="atLeast"/>
-              <w:rPr>
-                <w:rFonts w:ascii="Times New Roman" w:eastAsia="等线" w:hAnsi="Times New Roman" w:hint="default"/>
-                <w:b/>
-                <w:bCs/>
-                <w:sz w:val="21"/>
-              </w:rPr>
-            </w:pPr>
-            <w:r>
-              <w:rPr>
-                <w:rFonts w:ascii="Times New Roman" w:eastAsia="宋体" w:hAnsi="Times New Roman" w:cs="宋体"/>
-                <w:b/>
-                <w:bCs/>
-                <w:sz w:val="21"/>
-              </w:rPr>
-              <w:t>项目负责人</w:t>
+              <w:spacing w:line="290" w:lineRule="atLeast" w:before="0" w:after="0"/>
+              <w:rPr>
+                <w:rFonts w:ascii="Times New Roman" w:eastAsia="等线" w:hAnsi="Times New Roman"/>
+                <w:b/>
+                <w:bCs/>
+                <w:sz w:val="21"/>
+              </w:rPr>
+            </w:pPr>
+            <w:r>
+              <w:rPr>
+                <w:rFonts w:ascii="Times New Roman" w:eastAsia="宋体" w:hAnsi="Times New Roman" w:cs="宋体"/>
+                <w:b/>
+                <w:bCs/>
+                <w:sz w:val="21"/>
+              </w:rPr>
+              <w:t xml:space="preserve">独立完成</w:t>
             </w:r>
           </w:p>
         </w:tc>
@@ -1274,7 +1259,7 @@
           </w:tcPr>
           <w:p>
             <w:pPr>
-              <w:spacing w:line="290" w:lineRule="atLeast"/>
+              <w:spacing w:line="290" w:lineRule="atLeast" w:before="0" w:after="0"/>
               <w:rPr>
                 <w:rFonts w:ascii="Times New Roman" w:eastAsia="等线" w:hAnsi="Times New Roman" w:hint="default"/>
                 <w:b/>
@@ -1289,14 +1274,14 @@
                 <w:bCs/>
                 <w:sz w:val="21"/>
               </w:rPr>
-              <w:t>2026.03-2026.06</w:t>
+              <w:t xml:space="preserve">2026.03-2026.06</w:t>
             </w:r>
           </w:p>
         </w:tc>
       </w:tr>
       <w:tr>
         <w:trPr>
-          <w:gridAfter w:val="1"/>
+          <w:gridAfter w:val="2"/>
           <w:wAfter w:w="880" w:type="dxa"/>
           <w:jc w:val="center"/>
         </w:trPr>
@@ -1319,9 +1304,9 @@
           </w:tcPr>
           <w:p>
             <w:pPr>
-              <w:spacing w:line="290" w:lineRule="atLeast"/>
-              <w:rPr>
-                <w:rFonts w:ascii="Times New Roman" w:hAnsi="Times New Roman" w:hint="default"/>
+              <w:spacing w:line="290" w:lineRule="atLeast" w:before="0" w:after="0"/>
+              <w:rPr>
+                <w:rFonts w:ascii="Times New Roman" w:hAnsi="Times New Roman"/>
                 <w:sz w:val="21"/>
               </w:rPr>
             </w:pPr>
@@ -1330,7 +1315,7 @@
         <w:tc>
           <w:tcPr>
             <w:tcW w:w="10048" w:type="dxa"/>
-            <w:gridSpan w:val="4"/>
+            <w:gridSpan w:val="7"/>
             <w:tcBorders>
               <w:top w:val="nil"/>
               <w:left w:val="nil"/>
@@ -1351,7 +1336,7 @@
                 <w:ilvl w:val="0"/>
                 <w:numId w:val="9"/>
               </w:numPr>
-              <w:spacing w:line="290" w:lineRule="atLeast"/>
+              <w:spacing w:line="290" w:lineRule="atLeast" w:before="0" w:after="0"/>
               <w:rPr>
                 <w:rFonts w:ascii="Times New Roman" w:eastAsia="宋体" w:hAnsi="Times New Roman" w:cs="宋体" w:hint="default"/>
                 <w:sz w:val="21"/>
@@ -1362,21 +1347,21 @@
                 <w:rFonts w:ascii="Times New Roman" w:eastAsia="宋体" w:hAnsi="Times New Roman" w:cs="宋体"/>
                 <w:sz w:val="21"/>
               </w:rPr>
-              <w:t>独立主导项目全流程：定义研究问题→实地调研收集</w:t>
-            </w:r>
-            <w:r>
-              <w:rPr>
-                <w:rFonts w:ascii="Times New Roman" w:eastAsia="宋体" w:hAnsi="Times New Roman"/>
-                <w:sz w:val="21"/>
-              </w:rPr>
-              <w:t>15</w:t>
-            </w:r>
-            <w:r>
-              <w:rPr>
-                <w:rFonts w:ascii="Times New Roman" w:eastAsia="宋体" w:hAnsi="Times New Roman" w:cs="宋体"/>
-                <w:sz w:val="21"/>
-              </w:rPr>
-              <w:t>个候选点与需求数据→构建优化模型→设计方案→验证结果→输出完整研究报告</w:t>
+              <w:t xml:space="preserve">独立主导项目全流程：定义研究问题→实地调研收集</w:t>
+            </w:r>
+            <w:r>
+              <w:rPr>
+                <w:rFonts w:eastAsia="宋体" w:ascii="Times New Roman" w:hAnsi="Times New Roman"/>
+                <w:sz w:val="21"/>
+              </w:rPr>
+              <w:t xml:space="preserve">15</w:t>
+            </w:r>
+            <w:r>
+              <w:rPr>
+                <w:rFonts w:ascii="Times New Roman" w:eastAsia="宋体" w:hAnsi="Times New Roman" w:cs="宋体"/>
+                <w:sz w:val="21"/>
+              </w:rPr>
+              <w:t xml:space="preserve">个候选点与需求数据→构建优化模型→设计方案→验证结果→输出完整研究报告</w:t>
             </w:r>
           </w:p>
           <w:p>
@@ -1385,7 +1370,7 @@
                 <w:ilvl w:val="0"/>
                 <w:numId w:val="9"/>
               </w:numPr>
-              <w:spacing w:line="290" w:lineRule="atLeast"/>
+              <w:spacing w:line="290" w:lineRule="atLeast" w:before="0" w:after="0"/>
               <w:rPr>
                 <w:rFonts w:ascii="Times New Roman" w:eastAsia="宋体" w:hAnsi="Times New Roman" w:cs="宋体" w:hint="default"/>
                 <w:sz w:val="21"/>
@@ -1396,84 +1381,84 @@
                 <w:rFonts w:ascii="Times New Roman" w:eastAsia="宋体" w:hAnsi="Times New Roman" w:cs="宋体"/>
                 <w:sz w:val="21"/>
               </w:rPr>
-              <w:t>设计“</w:t>
-            </w:r>
-            <w:r>
-              <w:rPr>
-                <w:rFonts w:ascii="Times New Roman" w:eastAsia="宋体" w:hAnsi="Times New Roman"/>
-                <w:sz w:val="21"/>
-              </w:rPr>
-              <w:t>2</w:t>
-            </w:r>
-            <w:r>
-              <w:rPr>
-                <w:rFonts w:ascii="Times New Roman" w:eastAsia="宋体" w:hAnsi="Times New Roman" w:cs="宋体"/>
-                <w:sz w:val="21"/>
-              </w:rPr>
-              <w:t>核心点</w:t>
-            </w:r>
-            <w:r>
-              <w:rPr>
-                <w:rFonts w:ascii="Times New Roman" w:eastAsia="宋体" w:hAnsi="Times New Roman"/>
-                <w:sz w:val="21"/>
-              </w:rPr>
-              <w:t>+4</w:t>
-            </w:r>
-            <w:r>
-              <w:rPr>
-                <w:rFonts w:ascii="Times New Roman" w:eastAsia="宋体" w:hAnsi="Times New Roman" w:cs="宋体"/>
-                <w:sz w:val="21"/>
-              </w:rPr>
-              <w:t>动态临时点”弹性布局方案，用</w:t>
-            </w:r>
-            <w:r>
-              <w:rPr>
-                <w:rFonts w:ascii="Times New Roman" w:eastAsia="宋体" w:hAnsi="Times New Roman"/>
-                <w:sz w:val="21"/>
-              </w:rPr>
-              <w:t>Python</w:t>
-            </w:r>
-            <w:r>
-              <w:rPr>
-                <w:rFonts w:ascii="Times New Roman" w:eastAsia="宋体" w:hAnsi="Times New Roman" w:cs="宋体"/>
-                <w:sz w:val="21"/>
-              </w:rPr>
-              <w:t>完成模型测算，验证方案可降低运营成本</w:t>
-            </w:r>
-            <w:r>
-              <w:rPr>
-                <w:rFonts w:ascii="Times New Roman" w:eastAsia="宋体" w:hAnsi="Times New Roman"/>
-                <w:sz w:val="21"/>
-              </w:rPr>
-              <w:t>18.7%</w:t>
-            </w:r>
-            <w:r>
-              <w:rPr>
-                <w:rFonts w:ascii="Times New Roman" w:eastAsia="宋体" w:hAnsi="Times New Roman" w:cs="宋体"/>
-                <w:sz w:val="21"/>
-              </w:rPr>
-              <w:t>、提升老年覆盖率至</w:t>
-            </w:r>
-            <w:r>
-              <w:rPr>
-                <w:rFonts w:ascii="Times New Roman" w:eastAsia="宋体" w:hAnsi="Times New Roman"/>
-                <w:sz w:val="21"/>
-              </w:rPr>
-              <w:t>87.3%</w:t>
-            </w:r>
-            <w:r>
-              <w:rPr>
-                <w:rFonts w:ascii="Times New Roman" w:eastAsia="宋体" w:hAnsi="Times New Roman" w:cs="宋体"/>
-                <w:sz w:val="21"/>
-              </w:rPr>
-              <w:t>、缩短配送时长</w:t>
-            </w:r>
-            <w:r>
-              <w:rPr>
-                <w:rFonts w:ascii="Times New Roman" w:eastAsia="宋体" w:hAnsi="Times New Roman"/>
-                <w:sz w:val="21"/>
-              </w:rPr>
-              <w:t>22.3%</w:t>
+              <w:t xml:space="preserve">设计“</w:t>
+            </w:r>
+            <w:r>
+              <w:rPr>
+                <w:rFonts w:eastAsia="宋体" w:ascii="Times New Roman" w:hAnsi="Times New Roman"/>
+                <w:sz w:val="21"/>
+              </w:rPr>
+              <w:t xml:space="preserve">2</w:t>
+            </w:r>
+            <w:r>
+              <w:rPr>
+                <w:rFonts w:ascii="Times New Roman" w:eastAsia="宋体" w:hAnsi="Times New Roman" w:cs="宋体"/>
+                <w:sz w:val="21"/>
+              </w:rPr>
+              <w:t xml:space="preserve">核心点</w:t>
+            </w:r>
+            <w:r>
+              <w:rPr>
+                <w:rFonts w:eastAsia="宋体" w:ascii="Times New Roman" w:hAnsi="Times New Roman"/>
+                <w:sz w:val="21"/>
+              </w:rPr>
+              <w:t xml:space="preserve">+4</w:t>
+            </w:r>
+            <w:r>
+              <w:rPr>
+                <w:rFonts w:ascii="Times New Roman" w:eastAsia="宋体" w:hAnsi="Times New Roman" w:cs="宋体"/>
+                <w:sz w:val="21"/>
+              </w:rPr>
+              <w:t xml:space="preserve">动态临时点”弹性布局方案，用</w:t>
+            </w:r>
+            <w:r>
+              <w:rPr>
+                <w:rFonts w:eastAsia="宋体" w:ascii="Times New Roman" w:hAnsi="Times New Roman"/>
+                <w:sz w:val="21"/>
+              </w:rPr>
+              <w:t xml:space="preserve">Python</w:t>
+            </w:r>
+            <w:r>
+              <w:rPr>
+                <w:rFonts w:ascii="Times New Roman" w:eastAsia="宋体" w:hAnsi="Times New Roman" w:cs="宋体"/>
+                <w:sz w:val="21"/>
+              </w:rPr>
+              <w:t xml:space="preserve">完成模型测算，验证方案可降低运营成本</w:t>
+            </w:r>
+            <w:r>
+              <w:rPr>
+                <w:rFonts w:eastAsia="宋体" w:ascii="Times New Roman" w:hAnsi="Times New Roman"/>
+                <w:sz w:val="21"/>
+              </w:rPr>
+              <w:t xml:space="preserve">18.7%</w:t>
+            </w:r>
+            <w:r>
+              <w:rPr>
+                <w:rFonts w:ascii="Times New Roman" w:eastAsia="宋体" w:hAnsi="Times New Roman" w:cs="宋体"/>
+                <w:sz w:val="21"/>
+              </w:rPr>
+              <w:t xml:space="preserve">、提升老年覆盖率至</w:t>
+            </w:r>
+            <w:r>
+              <w:rPr>
+                <w:rFonts w:eastAsia="宋体" w:ascii="Times New Roman" w:hAnsi="Times New Roman"/>
+                <w:sz w:val="21"/>
+              </w:rPr>
+              <w:t xml:space="preserve">87.3%</w:t>
+            </w:r>
+            <w:r>
+              <w:rPr>
+                <w:rFonts w:ascii="Times New Roman" w:eastAsia="宋体" w:hAnsi="Times New Roman" w:cs="宋体"/>
+                <w:sz w:val="21"/>
+              </w:rPr>
+              <w:t xml:space="preserve">、缩短配送时长</w:t>
+            </w:r>
+            <w:r>
+              <w:rPr>
+                <w:rFonts w:eastAsia="宋体" w:ascii="Times New Roman" w:hAnsi="Times New Roman"/>
+                <w:sz w:val="21"/>
+              </w:rPr>
+              <w:t xml:space="preserve">22.3%</w:t>
             </w:r>
           </w:p>
           <w:p>
@@ -1482,7 +1467,7 @@
                 <w:ilvl w:val="0"/>
                 <w:numId w:val="9"/>
               </w:numPr>
-              <w:spacing w:line="290" w:lineRule="atLeast"/>
+              <w:spacing w:line="290" w:lineRule="atLeast" w:before="0" w:after="0"/>
               <w:rPr>
                 <w:rFonts w:ascii="Times New Roman" w:eastAsia="宋体" w:hAnsi="Times New Roman" w:cs="宋体" w:hint="default"/>
                 <w:sz w:val="21"/>
@@ -1493,14 +1478,14 @@
                 <w:rFonts w:ascii="Times New Roman" w:eastAsia="宋体" w:hAnsi="Times New Roman" w:cs="宋体"/>
                 <w:sz w:val="21"/>
               </w:rPr>
-              <w:t>项目成果形成完整结课报告，具备从问题识别到方案验证的闭环项目管理能力</w:t>
+              <w:t xml:space="preserve">项目成果形成完整结课报告，具备从问题识别到方案验证的闭环项目管理能力</w:t>
             </w:r>
           </w:p>
         </w:tc>
       </w:tr>
       <w:tr>
         <w:trPr>
-          <w:gridAfter w:val="1"/>
+          <w:gridAfter w:val="2"/>
           <w:wAfter w:w="880" w:type="dxa"/>
           <w:jc w:val="center"/>
         </w:trPr>
@@ -1523,9 +1508,9 @@
           </w:tcPr>
           <w:p>
             <w:pPr>
-              <w:spacing w:line="290" w:lineRule="atLeast"/>
-              <w:rPr>
-                <w:rFonts w:ascii="Times New Roman" w:hAnsi="Times New Roman" w:hint="default"/>
+              <w:spacing w:line="290" w:lineRule="atLeast" w:before="0" w:after="0"/>
+              <w:rPr>
+                <w:rFonts w:ascii="Times New Roman" w:hAnsi="Times New Roman"/>
                 <w:sz w:val="21"/>
               </w:rPr>
             </w:pPr>
@@ -1534,7 +1519,7 @@
         <w:tc>
           <w:tcPr>
             <w:tcW w:w="4600" w:type="dxa"/>
-            <w:gridSpan w:val="2"/>
+            <w:gridSpan w:val="4"/>
             <w:tcBorders>
               <w:top w:val="nil"/>
               <w:left w:val="nil"/>
@@ -1551,26 +1536,27 @@
           </w:tcPr>
           <w:p>
             <w:pPr>
-              <w:spacing w:line="290" w:lineRule="atLeast"/>
-              <w:rPr>
-                <w:rFonts w:ascii="Times New Roman" w:hAnsi="Times New Roman" w:hint="default"/>
-                <w:sz w:val="21"/>
-              </w:rPr>
-            </w:pPr>
-            <w:r>
-              <w:rPr>
-                <w:rFonts w:ascii="Times New Roman" w:eastAsia="宋体" w:hAnsi="Times New Roman" w:cs="宋体"/>
-                <w:b/>
-                <w:bCs/>
-                <w:sz w:val="21"/>
-              </w:rPr>
-              <w:t>电商用户调研与分析项目</w:t>
+              <w:spacing w:line="290" w:lineRule="atLeast" w:before="0" w:after="0"/>
+              <w:rPr>
+                <w:rFonts w:ascii="Times New Roman" w:hAnsi="Times New Roman"/>
+                <w:sz w:val="21"/>
+              </w:rPr>
+            </w:pPr>
+            <w:r>
+              <w:rPr>
+                <w:rFonts w:ascii="Times New Roman" w:eastAsia="宋体" w:hAnsi="Times New Roman" w:cs="宋体"/>
+                <w:b/>
+                <w:bCs/>
+                <w:sz w:val="21"/>
+              </w:rPr>
+              <w:t xml:space="preserve">电商用户调研与分析项目</w:t>
             </w:r>
           </w:p>
         </w:tc>
         <w:tc>
           <w:tcPr>
             <w:tcW w:w="2693" w:type="dxa"/>
+            <w:gridSpan w:val="2"/>
             <w:tcBorders>
               <w:top w:val="nil"/>
               <w:left w:val="nil"/>
@@ -1581,22 +1567,22 @@
           </w:tcPr>
           <w:p>
             <w:pPr>
-              <w:spacing w:line="290" w:lineRule="atLeast"/>
-              <w:rPr>
-                <w:rFonts w:ascii="Times New Roman" w:eastAsia="等线" w:hAnsi="Times New Roman" w:hint="default"/>
-                <w:b/>
-                <w:bCs/>
-                <w:sz w:val="21"/>
-              </w:rPr>
-            </w:pPr>
-            <w:r>
-              <w:rPr>
-                <w:rFonts w:ascii="Times New Roman" w:eastAsia="宋体" w:hAnsi="Times New Roman" w:cs="宋体"/>
-                <w:b/>
-                <w:bCs/>
-                <w:sz w:val="21"/>
-              </w:rPr>
-              <w:t>项目负责人</w:t>
+              <w:spacing w:line="290" w:lineRule="atLeast" w:before="0" w:after="0"/>
+              <w:rPr>
+                <w:rFonts w:ascii="Times New Roman" w:eastAsia="等线" w:hAnsi="Times New Roman"/>
+                <w:b/>
+                <w:bCs/>
+                <w:sz w:val="21"/>
+              </w:rPr>
+            </w:pPr>
+            <w:r>
+              <w:rPr>
+                <w:rFonts w:ascii="Times New Roman" w:eastAsia="宋体" w:hAnsi="Times New Roman" w:cs="宋体"/>
+                <w:b/>
+                <w:bCs/>
+                <w:sz w:val="21"/>
+              </w:rPr>
+              <w:t xml:space="preserve">独立完成</w:t>
             </w:r>
           </w:p>
         </w:tc>
@@ -1613,7 +1599,7 @@
           </w:tcPr>
           <w:p>
             <w:pPr>
-              <w:spacing w:line="290" w:lineRule="atLeast"/>
+              <w:spacing w:line="290" w:lineRule="atLeast" w:before="0" w:after="0"/>
               <w:rPr>
                 <w:rFonts w:ascii="Times New Roman" w:eastAsia="等线" w:hAnsi="Times New Roman" w:hint="default"/>
                 <w:b/>
@@ -1628,14 +1614,14 @@
                 <w:bCs/>
                 <w:sz w:val="21"/>
               </w:rPr>
-              <w:t>2025.10-2025.12</w:t>
+              <w:t xml:space="preserve">2025.10-2025.12</w:t>
             </w:r>
           </w:p>
         </w:tc>
       </w:tr>
       <w:tr>
         <w:trPr>
-          <w:gridAfter w:val="1"/>
+          <w:gridAfter w:val="2"/>
           <w:wAfter w:w="880" w:type="dxa"/>
           <w:jc w:val="center"/>
         </w:trPr>
@@ -1658,9 +1644,9 @@
           </w:tcPr>
           <w:p>
             <w:pPr>
-              <w:spacing w:line="290" w:lineRule="atLeast"/>
-              <w:rPr>
-                <w:rFonts w:ascii="Times New Roman" w:hAnsi="Times New Roman" w:hint="default"/>
+              <w:spacing w:line="290" w:lineRule="atLeast" w:before="0" w:after="0"/>
+              <w:rPr>
+                <w:rFonts w:ascii="Times New Roman" w:hAnsi="Times New Roman"/>
                 <w:sz w:val="21"/>
               </w:rPr>
             </w:pPr>
@@ -1669,7 +1655,7 @@
         <w:tc>
           <w:tcPr>
             <w:tcW w:w="10048" w:type="dxa"/>
-            <w:gridSpan w:val="4"/>
+            <w:gridSpan w:val="7"/>
             <w:tcBorders>
               <w:top w:val="nil"/>
               <w:left w:val="nil"/>
@@ -1690,7 +1676,7 @@
                 <w:ilvl w:val="0"/>
                 <w:numId w:val="9"/>
               </w:numPr>
-              <w:spacing w:line="290" w:lineRule="atLeast"/>
+              <w:spacing w:line="290" w:lineRule="atLeast" w:before="0" w:after="0"/>
               <w:rPr>
                 <w:rFonts w:ascii="Times New Roman" w:eastAsia="宋体" w:hAnsi="Times New Roman" w:cs="宋体" w:hint="default"/>
                 <w:sz w:val="21"/>
@@ -1701,49 +1687,49 @@
                 <w:rFonts w:ascii="Times New Roman" w:eastAsia="宋体" w:hAnsi="Times New Roman" w:cs="宋体"/>
                 <w:sz w:val="21"/>
               </w:rPr>
-              <w:t>统筹问卷设计、发放回收、数据清洗、统计分析全流程，回收</w:t>
-            </w:r>
-            <w:r>
-              <w:rPr>
-                <w:rFonts w:ascii="Times New Roman" w:eastAsia="宋体" w:hAnsi="Times New Roman"/>
-                <w:sz w:val="21"/>
-              </w:rPr>
-              <w:t>328</w:t>
-            </w:r>
-            <w:r>
-              <w:rPr>
-                <w:rFonts w:ascii="Times New Roman" w:eastAsia="宋体" w:hAnsi="Times New Roman" w:cs="宋体"/>
-                <w:sz w:val="21"/>
-              </w:rPr>
-              <w:t>份有效样本，用</w:t>
-            </w:r>
-            <w:r>
-              <w:rPr>
-                <w:rFonts w:ascii="Times New Roman" w:eastAsia="宋体" w:hAnsi="Times New Roman"/>
-                <w:sz w:val="21"/>
-              </w:rPr>
-              <w:t>SPSS</w:t>
-            </w:r>
-            <w:r>
-              <w:rPr>
-                <w:rFonts w:ascii="Times New Roman" w:eastAsia="宋体" w:hAnsi="Times New Roman" w:cs="宋体"/>
-                <w:sz w:val="21"/>
-              </w:rPr>
-              <w:t>和</w:t>
-            </w:r>
-            <w:r>
-              <w:rPr>
-                <w:rFonts w:ascii="Times New Roman" w:eastAsia="宋体" w:hAnsi="Times New Roman"/>
-                <w:sz w:val="21"/>
-              </w:rPr>
-              <w:t>Python</w:t>
-            </w:r>
-            <w:r>
-              <w:rPr>
-                <w:rFonts w:ascii="Times New Roman" w:eastAsia="宋体" w:hAnsi="Times New Roman" w:cs="宋体"/>
-                <w:sz w:val="21"/>
-              </w:rPr>
-              <w:t>完成数据分析</w:t>
+              <w:t xml:space="preserve">统筹问卷设计、发放回收、数据清洗、统计分析全流程，回收</w:t>
+            </w:r>
+            <w:r>
+              <w:rPr>
+                <w:rFonts w:eastAsia="宋体" w:ascii="Times New Roman" w:hAnsi="Times New Roman"/>
+                <w:sz w:val="21"/>
+              </w:rPr>
+              <w:t xml:space="preserve">328</w:t>
+            </w:r>
+            <w:r>
+              <w:rPr>
+                <w:rFonts w:ascii="Times New Roman" w:eastAsia="宋体" w:hAnsi="Times New Roman" w:cs="宋体"/>
+                <w:sz w:val="21"/>
+              </w:rPr>
+              <w:t xml:space="preserve">份有效样本，用</w:t>
+            </w:r>
+            <w:r>
+              <w:rPr>
+                <w:rFonts w:eastAsia="宋体" w:ascii="Times New Roman" w:hAnsi="Times New Roman"/>
+                <w:sz w:val="21"/>
+              </w:rPr>
+              <w:t xml:space="preserve">SPSS</w:t>
+            </w:r>
+            <w:r>
+              <w:rPr>
+                <w:rFonts w:ascii="Times New Roman" w:eastAsia="宋体" w:hAnsi="Times New Roman" w:cs="宋体"/>
+                <w:sz w:val="21"/>
+              </w:rPr>
+              <w:t xml:space="preserve">和</w:t>
+            </w:r>
+            <w:r>
+              <w:rPr>
+                <w:rFonts w:eastAsia="宋体" w:ascii="Times New Roman" w:hAnsi="Times New Roman"/>
+                <w:sz w:val="21"/>
+              </w:rPr>
+              <w:t xml:space="preserve">Python</w:t>
+            </w:r>
+            <w:r>
+              <w:rPr>
+                <w:rFonts w:ascii="Times New Roman" w:eastAsia="宋体" w:hAnsi="Times New Roman" w:cs="宋体"/>
+                <w:sz w:val="21"/>
+              </w:rPr>
+              <w:t xml:space="preserve">完成数据分析</w:t>
             </w:r>
           </w:p>
           <w:p>
@@ -1752,7 +1738,7 @@
                 <w:ilvl w:val="0"/>
                 <w:numId w:val="9"/>
               </w:numPr>
-              <w:spacing w:line="290" w:lineRule="atLeast"/>
+              <w:spacing w:line="290" w:lineRule="atLeast" w:before="0" w:after="0"/>
               <w:rPr>
                 <w:rFonts w:ascii="Times New Roman" w:eastAsia="宋体" w:hAnsi="Times New Roman" w:cs="宋体" w:hint="default"/>
                 <w:sz w:val="21"/>
@@ -1763,14 +1749,14 @@
                 <w:rFonts w:ascii="Times New Roman" w:eastAsia="宋体" w:hAnsi="Times New Roman" w:cs="宋体"/>
                 <w:sz w:val="21"/>
               </w:rPr>
-              <w:t>验证技术特性对用户体验的影响路径，识别核心影响因素，输出研究结论与优化建议</w:t>
+              <w:t xml:space="preserve">验证技术特性对用户体验的影响路径，识别核心影响因素，输出研究结论与优化建议</w:t>
             </w:r>
           </w:p>
         </w:tc>
       </w:tr>
       <w:tr>
         <w:trPr>
-          <w:gridAfter w:val="1"/>
+          <w:gridAfter w:val="2"/>
           <w:wAfter w:w="880" w:type="dxa"/>
           <w:jc w:val="center"/>
         </w:trPr>
@@ -1793,9 +1779,9 @@
           </w:tcPr>
           <w:p>
             <w:pPr>
-              <w:spacing w:line="290" w:lineRule="atLeast"/>
-              <w:rPr>
-                <w:rFonts w:ascii="Times New Roman" w:hAnsi="Times New Roman" w:hint="default"/>
+              <w:spacing w:line="290" w:lineRule="atLeast" w:before="0" w:after="0"/>
+              <w:rPr>
+                <w:rFonts w:ascii="Times New Roman" w:hAnsi="Times New Roman"/>
                 <w:sz w:val="21"/>
               </w:rPr>
             </w:pPr>
@@ -1804,7 +1790,7 @@
         <w:tc>
           <w:tcPr>
             <w:tcW w:w="4600" w:type="dxa"/>
-            <w:gridSpan w:val="2"/>
+            <w:gridSpan w:val="4"/>
             <w:tcBorders>
               <w:top w:val="nil"/>
               <w:left w:val="nil"/>
@@ -1821,26 +1807,27 @@
           </w:tcPr>
           <w:p>
             <w:pPr>
-              <w:spacing w:line="290" w:lineRule="atLeast"/>
-              <w:rPr>
-                <w:rFonts w:ascii="Times New Roman" w:hAnsi="Times New Roman" w:hint="default"/>
-                <w:sz w:val="21"/>
-              </w:rPr>
-            </w:pPr>
-            <w:r>
-              <w:rPr>
-                <w:rFonts w:ascii="Times New Roman" w:eastAsia="宋体" w:hAnsi="Times New Roman" w:cs="宋体"/>
-                <w:b/>
-                <w:bCs/>
-                <w:sz w:val="21"/>
-              </w:rPr>
-              <w:t>银行营销数据分析项目</w:t>
+              <w:spacing w:line="290" w:lineRule="atLeast" w:before="0" w:after="0"/>
+              <w:rPr>
+                <w:rFonts w:ascii="Times New Roman" w:hAnsi="Times New Roman"/>
+                <w:sz w:val="21"/>
+              </w:rPr>
+            </w:pPr>
+            <w:r>
+              <w:rPr>
+                <w:rFonts w:ascii="Times New Roman" w:eastAsia="宋体" w:hAnsi="Times New Roman" w:cs="宋体"/>
+                <w:b/>
+                <w:bCs/>
+                <w:sz w:val="21"/>
+              </w:rPr>
+              <w:t xml:space="preserve">银行营销数据分析项目</w:t>
             </w:r>
           </w:p>
         </w:tc>
         <w:tc>
           <w:tcPr>
             <w:tcW w:w="2693" w:type="dxa"/>
+            <w:gridSpan w:val="2"/>
             <w:tcBorders>
               <w:top w:val="nil"/>
               <w:left w:val="nil"/>
@@ -1851,22 +1838,22 @@
           </w:tcPr>
           <w:p>
             <w:pPr>
-              <w:spacing w:line="290" w:lineRule="atLeast"/>
-              <w:rPr>
-                <w:rFonts w:ascii="Times New Roman" w:eastAsia="等线" w:hAnsi="Times New Roman" w:hint="default"/>
-                <w:b/>
-                <w:bCs/>
-                <w:sz w:val="21"/>
-              </w:rPr>
-            </w:pPr>
-            <w:r>
-              <w:rPr>
-                <w:rFonts w:ascii="Times New Roman" w:eastAsia="宋体" w:hAnsi="Times New Roman" w:cs="宋体"/>
-                <w:b/>
-                <w:bCs/>
-                <w:sz w:val="21"/>
-              </w:rPr>
-              <w:t>项目负责人</w:t>
+              <w:spacing w:line="290" w:lineRule="atLeast" w:before="0" w:after="0"/>
+              <w:rPr>
+                <w:rFonts w:ascii="Times New Roman" w:eastAsia="等线" w:hAnsi="Times New Roman"/>
+                <w:b/>
+                <w:bCs/>
+                <w:sz w:val="21"/>
+              </w:rPr>
+            </w:pPr>
+            <w:r>
+              <w:rPr>
+                <w:rFonts w:ascii="Times New Roman" w:eastAsia="宋体" w:hAnsi="Times New Roman" w:cs="宋体"/>
+                <w:b/>
+                <w:bCs/>
+                <w:sz w:val="21"/>
+              </w:rPr>
+              <w:t xml:space="preserve">独立完成</w:t>
             </w:r>
           </w:p>
         </w:tc>
@@ -1883,7 +1870,7 @@
           </w:tcPr>
           <w:p>
             <w:pPr>
-              <w:spacing w:line="290" w:lineRule="atLeast"/>
+              <w:spacing w:line="290" w:lineRule="atLeast" w:before="0" w:after="0"/>
               <w:rPr>
                 <w:rFonts w:ascii="Times New Roman" w:eastAsia="等线" w:hAnsi="Times New Roman" w:hint="default"/>
                 <w:b/>
@@ -1898,14 +1885,14 @@
                 <w:bCs/>
                 <w:sz w:val="21"/>
               </w:rPr>
-              <w:t>2026.04-2026.06</w:t>
+              <w:t xml:space="preserve">2026.04-2026.06</w:t>
             </w:r>
           </w:p>
         </w:tc>
       </w:tr>
       <w:tr>
         <w:trPr>
-          <w:gridAfter w:val="1"/>
+          <w:gridAfter w:val="2"/>
           <w:wAfter w:w="880" w:type="dxa"/>
           <w:jc w:val="center"/>
         </w:trPr>
@@ -1928,9 +1915,9 @@
           </w:tcPr>
           <w:p>
             <w:pPr>
-              <w:spacing w:line="290" w:lineRule="atLeast"/>
-              <w:rPr>
-                <w:rFonts w:ascii="Times New Roman" w:hAnsi="Times New Roman" w:hint="default"/>
+              <w:spacing w:line="290" w:lineRule="atLeast" w:before="0" w:after="0"/>
+              <w:rPr>
+                <w:rFonts w:ascii="Times New Roman" w:hAnsi="Times New Roman"/>
                 <w:sz w:val="21"/>
               </w:rPr>
             </w:pPr>
@@ -1939,7 +1926,7 @@
         <w:tc>
           <w:tcPr>
             <w:tcW w:w="10048" w:type="dxa"/>
-            <w:gridSpan w:val="4"/>
+            <w:gridSpan w:val="7"/>
             <w:tcBorders>
               <w:top w:val="nil"/>
               <w:left w:val="nil"/>
@@ -1960,7 +1947,7 @@
                 <w:ilvl w:val="0"/>
                 <w:numId w:val="9"/>
               </w:numPr>
-              <w:spacing w:line="290" w:lineRule="atLeast"/>
+              <w:spacing w:line="290" w:lineRule="atLeast" w:before="0" w:after="0"/>
               <w:rPr>
                 <w:rFonts w:ascii="Times New Roman" w:eastAsia="宋体" w:hAnsi="Times New Roman" w:cs="宋体" w:hint="default"/>
                 <w:sz w:val="21"/>
@@ -1971,35 +1958,35 @@
                 <w:rFonts w:ascii="Times New Roman" w:eastAsia="宋体" w:hAnsi="Times New Roman" w:cs="宋体"/>
                 <w:sz w:val="21"/>
               </w:rPr>
-              <w:t>基于</w:t>
-            </w:r>
-            <w:r>
-              <w:rPr>
-                <w:rFonts w:ascii="Times New Roman" w:eastAsia="宋体" w:hAnsi="Times New Roman"/>
-                <w:sz w:val="21"/>
-              </w:rPr>
-              <w:t>45211</w:t>
-            </w:r>
-            <w:r>
-              <w:rPr>
-                <w:rFonts w:ascii="Times New Roman" w:eastAsia="宋体" w:hAnsi="Times New Roman" w:cs="宋体"/>
-                <w:sz w:val="21"/>
-              </w:rPr>
-              <w:t>条葡萄牙银行真实营销数据，用</w:t>
-            </w:r>
-            <w:r>
-              <w:rPr>
-                <w:rFonts w:ascii="Times New Roman" w:eastAsia="宋体" w:hAnsi="Times New Roman"/>
-                <w:sz w:val="21"/>
-              </w:rPr>
-              <w:t>R</w:t>
-            </w:r>
-            <w:r>
-              <w:rPr>
-                <w:rFonts w:ascii="Times New Roman" w:eastAsia="宋体" w:hAnsi="Times New Roman" w:cs="宋体"/>
-                <w:sz w:val="21"/>
-              </w:rPr>
-              <w:t>完成缺失值与异常值清洗，对年龄、职业、营销频次等字段做多维度分层统计</w:t>
+              <w:t xml:space="preserve">基于</w:t>
+            </w:r>
+            <w:r>
+              <w:rPr>
+                <w:rFonts w:eastAsia="宋体" w:ascii="Times New Roman" w:hAnsi="Times New Roman"/>
+                <w:sz w:val="21"/>
+              </w:rPr>
+              <w:t xml:space="preserve">45211</w:t>
+            </w:r>
+            <w:r>
+              <w:rPr>
+                <w:rFonts w:ascii="Times New Roman" w:eastAsia="宋体" w:hAnsi="Times New Roman" w:cs="宋体"/>
+                <w:sz w:val="21"/>
+              </w:rPr>
+              <w:t xml:space="preserve">条葡萄牙银行真实营销数据，用</w:t>
+            </w:r>
+            <w:r>
+              <w:rPr>
+                <w:rFonts w:eastAsia="宋体" w:ascii="Times New Roman" w:hAnsi="Times New Roman"/>
+                <w:sz w:val="21"/>
+              </w:rPr>
+              <w:t xml:space="preserve">R</w:t>
+            </w:r>
+            <w:r>
+              <w:rPr>
+                <w:rFonts w:ascii="Times New Roman" w:eastAsia="宋体" w:hAnsi="Times New Roman" w:cs="宋体"/>
+                <w:sz w:val="21"/>
+              </w:rPr>
+              <w:t xml:space="preserve">完成缺失值与异常值清洗，对年龄、职业、营销频次等字段做多维度分层统计</w:t>
             </w:r>
           </w:p>
           <w:p>
@@ -2008,7 +1995,7 @@
                 <w:ilvl w:val="0"/>
                 <w:numId w:val="9"/>
               </w:numPr>
-              <w:spacing w:line="290" w:lineRule="atLeast"/>
+              <w:spacing w:line="290" w:lineRule="atLeast" w:before="0" w:after="0"/>
               <w:rPr>
                 <w:rFonts w:ascii="Times New Roman" w:eastAsia="宋体" w:hAnsi="Times New Roman" w:cs="宋体" w:hint="default"/>
                 <w:sz w:val="21"/>
@@ -2019,14 +2006,14 @@
                 <w:rFonts w:ascii="Times New Roman" w:eastAsia="宋体" w:hAnsi="Times New Roman" w:cs="宋体"/>
                 <w:sz w:val="21"/>
               </w:rPr>
-              <w:t>独立绘制帕累托图、相关性热力图、订阅转化率瀑布图，通过多维度统计呈现客户群体响应差异，识别关键影响变量，为客户分群与营销资源分配提供数据支撑</w:t>
+              <w:t xml:space="preserve">独立绘制帕累托图、相关性热力图、订阅转化率瀑布图，通过多维度统计呈现客户群体响应差异，识别关键影响变量，为客户分群与营销资源分配提供数据支撑</w:t>
             </w:r>
           </w:p>
         </w:tc>
       </w:tr>
       <w:tr>
         <w:trPr>
-          <w:gridAfter w:val="1"/>
+          <w:gridAfter w:val="2"/>
           <w:wAfter w:w="880" w:type="dxa"/>
           <w:jc w:val="center"/>
         </w:trPr>
@@ -2049,9 +2036,9 @@
           </w:tcPr>
           <w:p>
             <w:pPr>
-              <w:spacing w:line="290" w:lineRule="atLeast"/>
-              <w:rPr>
-                <w:rFonts w:ascii="Times New Roman" w:hAnsi="Times New Roman" w:hint="default"/>
+              <w:spacing w:line="290" w:lineRule="atLeast" w:before="0" w:after="0"/>
+              <w:rPr>
+                <w:rFonts w:ascii="Times New Roman" w:hAnsi="Times New Roman"/>
                 <w:sz w:val="21"/>
               </w:rPr>
             </w:pPr>
@@ -2060,7 +2047,7 @@
         <w:tc>
           <w:tcPr>
             <w:tcW w:w="4600" w:type="dxa"/>
-            <w:gridSpan w:val="2"/>
+            <w:gridSpan w:val="4"/>
             <w:tcBorders>
               <w:top w:val="nil"/>
               <w:left w:val="nil"/>
@@ -2077,35 +2064,36 @@
           </w:tcPr>
           <w:p>
             <w:pPr>
-              <w:spacing w:line="290" w:lineRule="atLeast"/>
-              <w:rPr>
-                <w:rFonts w:ascii="Times New Roman" w:hAnsi="Times New Roman" w:hint="default"/>
-                <w:sz w:val="21"/>
-              </w:rPr>
-            </w:pPr>
-            <w:r>
-              <w:rPr>
-                <w:rFonts w:ascii="Times New Roman" w:eastAsia="宋体" w:hAnsi="Times New Roman" w:cs="宋体"/>
-                <w:b/>
-                <w:bCs/>
-                <w:sz w:val="21"/>
-              </w:rPr>
-              <w:t>ERP</w:t>
-            </w:r>
-            <w:r>
-              <w:rPr>
-                <w:rFonts w:ascii="Times New Roman" w:eastAsia="宋体" w:hAnsi="Times New Roman" w:cs="宋体"/>
-                <w:b/>
-                <w:bCs/>
-                <w:sz w:val="21"/>
-              </w:rPr>
-              <w:t>采购与库存全流程模拟操作</w:t>
+              <w:spacing w:line="290" w:lineRule="atLeast" w:before="0" w:after="0"/>
+              <w:rPr>
+                <w:rFonts w:ascii="Times New Roman" w:hAnsi="Times New Roman"/>
+                <w:sz w:val="21"/>
+              </w:rPr>
+            </w:pPr>
+            <w:r>
+              <w:rPr>
+                <w:rFonts w:ascii="Times New Roman" w:eastAsia="宋体" w:hAnsi="Times New Roman" w:cs="宋体"/>
+                <w:b/>
+                <w:bCs/>
+                <w:sz w:val="21"/>
+              </w:rPr>
+              <w:t xml:space="preserve">ERP</w:t>
+            </w:r>
+            <w:r>
+              <w:rPr>
+                <w:rFonts w:ascii="Times New Roman" w:eastAsia="宋体" w:hAnsi="Times New Roman" w:cs="宋体"/>
+                <w:b/>
+                <w:bCs/>
+                <w:sz w:val="21"/>
+              </w:rPr>
+              <w:t xml:space="preserve">采购与库存全流程模拟操作</w:t>
             </w:r>
           </w:p>
         </w:tc>
         <w:tc>
           <w:tcPr>
             <w:tcW w:w="2693" w:type="dxa"/>
+            <w:gridSpan w:val="2"/>
             <w:tcBorders>
               <w:top w:val="nil"/>
               <w:left w:val="nil"/>
@@ -2116,22 +2104,22 @@
           </w:tcPr>
           <w:p>
             <w:pPr>
-              <w:spacing w:line="290" w:lineRule="atLeast"/>
-              <w:rPr>
-                <w:rFonts w:ascii="Times New Roman" w:eastAsia="等线" w:hAnsi="Times New Roman" w:hint="default"/>
-                <w:b/>
-                <w:bCs/>
-                <w:sz w:val="21"/>
-              </w:rPr>
-            </w:pPr>
-            <w:r>
-              <w:rPr>
-                <w:rFonts w:ascii="Times New Roman" w:eastAsia="宋体" w:hAnsi="Times New Roman" w:cs="宋体"/>
-                <w:b/>
-                <w:bCs/>
-                <w:sz w:val="21"/>
-              </w:rPr>
-              <w:t>课程实验・账套主管</w:t>
+              <w:spacing w:line="290" w:lineRule="atLeast" w:before="0" w:after="0"/>
+              <w:rPr>
+                <w:rFonts w:ascii="Times New Roman" w:eastAsia="等线" w:hAnsi="Times New Roman"/>
+                <w:b/>
+                <w:bCs/>
+                <w:sz w:val="21"/>
+              </w:rPr>
+            </w:pPr>
+            <w:r>
+              <w:rPr>
+                <w:rFonts w:ascii="Times New Roman" w:eastAsia="宋体" w:hAnsi="Times New Roman" w:cs="宋体"/>
+                <w:b/>
+                <w:bCs/>
+                <w:sz w:val="21"/>
+              </w:rPr>
+              <w:t xml:space="preserve">课程实验・账套主管</w:t>
             </w:r>
           </w:p>
         </w:tc>
@@ -2148,7 +2136,7 @@
           </w:tcPr>
           <w:p>
             <w:pPr>
-              <w:spacing w:line="290" w:lineRule="atLeast"/>
+              <w:spacing w:line="290" w:lineRule="atLeast" w:before="0" w:after="0"/>
               <w:rPr>
                 <w:rFonts w:ascii="Times New Roman" w:eastAsia="等线" w:hAnsi="Times New Roman" w:hint="default"/>
                 <w:b/>
@@ -2163,14 +2151,14 @@
                 <w:bCs/>
                 <w:sz w:val="21"/>
               </w:rPr>
-              <w:t>2025.03-2025.07</w:t>
+              <w:t xml:space="preserve">2025.03-2025.07</w:t>
             </w:r>
           </w:p>
         </w:tc>
       </w:tr>
       <w:tr>
         <w:trPr>
-          <w:gridAfter w:val="1"/>
+          <w:gridAfter w:val="2"/>
           <w:wAfter w:w="880" w:type="dxa"/>
           <w:jc w:val="center"/>
         </w:trPr>
@@ -2193,9 +2181,9 @@
           </w:tcPr>
           <w:p>
             <w:pPr>
-              <w:spacing w:line="290" w:lineRule="atLeast"/>
-              <w:rPr>
-                <w:rFonts w:ascii="Times New Roman" w:hAnsi="Times New Roman" w:hint="default"/>
+              <w:spacing w:line="290" w:lineRule="atLeast" w:before="0" w:after="0"/>
+              <w:rPr>
+                <w:rFonts w:ascii="Times New Roman" w:hAnsi="Times New Roman"/>
                 <w:sz w:val="21"/>
               </w:rPr>
             </w:pPr>
@@ -2204,7 +2192,7 @@
         <w:tc>
           <w:tcPr>
             <w:tcW w:w="10048" w:type="dxa"/>
-            <w:gridSpan w:val="4"/>
+            <w:gridSpan w:val="7"/>
             <w:tcBorders>
               <w:top w:val="nil"/>
               <w:left w:val="nil"/>
@@ -2225,7 +2213,7 @@
                 <w:ilvl w:val="0"/>
                 <w:numId w:val="9"/>
               </w:numPr>
-              <w:spacing w:line="290" w:lineRule="atLeast"/>
+              <w:spacing w:line="290" w:lineRule="atLeast" w:before="0" w:after="0"/>
               <w:rPr>
                 <w:rFonts w:ascii="Times New Roman" w:eastAsia="宋体" w:hAnsi="Times New Roman" w:cs="宋体" w:hint="default"/>
                 <w:sz w:val="21"/>
@@ -2236,21 +2224,21 @@
                 <w:rFonts w:ascii="Times New Roman" w:eastAsia="宋体" w:hAnsi="Times New Roman" w:cs="宋体"/>
                 <w:sz w:val="21"/>
               </w:rPr>
-              <w:t>以账套主管角色使用用友</w:t>
-            </w:r>
-            <w:r>
-              <w:rPr>
-                <w:rFonts w:ascii="Times New Roman" w:eastAsia="宋体" w:hAnsi="Times New Roman"/>
-                <w:sz w:val="21"/>
-              </w:rPr>
-              <w:t>U8+</w:t>
-            </w:r>
-            <w:r>
-              <w:rPr>
-                <w:rFonts w:ascii="Times New Roman" w:eastAsia="宋体" w:hAnsi="Times New Roman" w:cs="宋体"/>
-                <w:sz w:val="21"/>
-              </w:rPr>
-              <w:t>，独立完成采购订单→到货入库→库存调拨→盘点→存货核算→付款凭证全流程操作</w:t>
+              <w:t xml:space="preserve">以账套主管角色使用用友</w:t>
+            </w:r>
+            <w:r>
+              <w:rPr>
+                <w:rFonts w:eastAsia="宋体" w:ascii="Times New Roman" w:hAnsi="Times New Roman"/>
+                <w:sz w:val="21"/>
+              </w:rPr>
+              <w:t xml:space="preserve">U8+</w:t>
+            </w:r>
+            <w:r>
+              <w:rPr>
+                <w:rFonts w:ascii="Times New Roman" w:eastAsia="宋体" w:hAnsi="Times New Roman" w:cs="宋体"/>
+                <w:sz w:val="21"/>
+              </w:rPr>
+              <w:t xml:space="preserve">，独立完成采购订单→到货入库→库存调拨→盘点→存货核算→付款凭证全流程操作</w:t>
             </w:r>
           </w:p>
           <w:p>
@@ -2259,7 +2247,7 @@
                 <w:ilvl w:val="0"/>
                 <w:numId w:val="9"/>
               </w:numPr>
-              <w:spacing w:line="290" w:lineRule="atLeast"/>
+              <w:spacing w:line="290" w:lineRule="atLeast" w:before="0" w:after="0"/>
               <w:rPr>
                 <w:rFonts w:ascii="Times New Roman" w:eastAsia="宋体" w:hAnsi="Times New Roman" w:cs="宋体" w:hint="default"/>
                 <w:sz w:val="21"/>
@@ -2270,21 +2258,21 @@
                 <w:rFonts w:ascii="Times New Roman" w:eastAsia="宋体" w:hAnsi="Times New Roman" w:cs="宋体"/>
                 <w:sz w:val="21"/>
               </w:rPr>
-              <w:t>熟悉采购申请、订单管理、入库验收、库存调拨、对账核算各环节的单据流转与系统操作，理解采购到付款的完整业务链路</w:t>
+              <w:t xml:space="preserve">熟悉采购申请、订单管理、入库验收、库存调拨、对账核算各环节的单据流转与系统操作，理解采购到付款的完整业务链路</w:t>
             </w:r>
           </w:p>
         </w:tc>
       </w:tr>
       <w:tr>
         <w:trPr>
-          <w:gridBefore w:val="2"/>
+          <w:gridBefore w:val="3"/>
           <w:wBefore w:w="879" w:type="dxa"/>
           <w:jc w:val="center"/>
         </w:trPr>
         <w:tc>
           <w:tcPr>
             <w:tcW w:w="10744" w:type="dxa"/>
-            <w:gridSpan w:val="4"/>
+            <w:gridSpan w:val="7"/>
             <w:tcBorders>
               <w:top w:val="nil"/>
               <w:left w:val="nil"/>
@@ -2302,10 +2290,7 @@
           </w:tcPr>
           <w:p>
             <w:pPr>
-              <w:spacing w:line="290" w:lineRule="atLeast"/>
-              <w:rPr>
-                <w:rFonts w:hint="default"/>
-              </w:rPr>
+              <w:spacing w:line="290" w:lineRule="atLeast" w:before="0" w:after="0"/>
             </w:pPr>
             <w:r>
               <w:rPr>
@@ -2319,27 +2304,26 @@
     </w:tbl>
     <w:p>
       <w:pPr>
-        <w:spacing w:line="290" w:lineRule="atLeast"/>
         <w:rPr>
-          <w:rFonts w:hint="default"/>
           <w:vanish/>
         </w:rPr>
+        <w:spacing w:line="290" w:lineRule="atLeast" w:before="0" w:after="0"/>
       </w:pPr>
     </w:p>
     <w:p>
       <w:pPr>
-        <w:spacing w:line="290" w:lineRule="atLeast"/>
         <w:rPr>
-          <w:rFonts w:hint="default"/>
           <w:vanish/>
           <w:sz w:val="21"/>
         </w:rPr>
+        <w:spacing w:line="290" w:lineRule="atLeast" w:before="0" w:after="0"/>
       </w:pPr>
     </w:p>
     <w:tbl>
       <w:tblPr>
         <w:tblW w:w="0" w:type="auto"/>
         <w:jc w:val="center"/>
+        <w:tblInd w:w="0" w:type="dxa"/>
         <w:tblLayout w:type="fixed"/>
         <w:tblCellMar>
           <w:left w:w="0" w:type="dxa"/>
@@ -2349,9 +2333,9 @@
       </w:tblPr>
       <w:tblGrid>
         <w:gridCol w:w="695"/>
-        <w:gridCol w:w="4600"/>
+        <w:gridCol w:w="3686"/>
         <w:gridCol w:w="2693"/>
-        <w:gridCol w:w="2755"/>
+        <w:gridCol w:w="3669"/>
       </w:tblGrid>
       <w:tr>
         <w:trPr>
@@ -2376,9 +2360,8 @@
           </w:tcPr>
           <w:p>
             <w:pPr>
-              <w:spacing w:line="290" w:lineRule="atLeast"/>
-              <w:rPr>
-                <w:rFonts w:hint="default"/>
+              <w:spacing w:line="290" w:lineRule="atLeast" w:before="0" w:after="0"/>
+              <w:rPr>
                 <w:sz w:val="21"/>
               </w:rPr>
             </w:pPr>
@@ -2403,22 +2386,21 @@
           </w:tcPr>
           <w:p>
             <w:pPr>
-              <w:spacing w:line="290" w:lineRule="atLeast"/>
-              <w:rPr>
-                <w:rFonts w:hint="default"/>
-                <w:b/>
-                <w:bCs/>
-                <w:sz w:val="21"/>
-              </w:rPr>
-            </w:pPr>
-            <w:r>
-              <w:rPr>
-                <w:rFonts w:ascii="Times New Roman" w:eastAsia="宋体" w:hAnsi="Times New Roman" w:cs="宋体"/>
-                <w:b/>
-                <w:bCs/>
-                <w:sz w:val="21"/>
-              </w:rPr>
-              <w:t>山东鱼跃尚成教育有限责任公司</w:t>
+              <w:spacing w:line="290" w:lineRule="atLeast" w:before="0" w:after="0"/>
+              <w:rPr>
+                <w:b/>
+                <w:bCs/>
+                <w:sz w:val="21"/>
+              </w:rPr>
+            </w:pPr>
+            <w:r>
+              <w:rPr>
+                <w:rFonts w:ascii="Times New Roman" w:eastAsia="宋体" w:hAnsi="Times New Roman" w:cs="宋体"/>
+                <w:b/>
+                <w:bCs/>
+                <w:sz w:val="21"/>
+              </w:rPr>
+              <w:t xml:space="preserve">山东鱼跃尚成教育有限责任公司</w:t>
             </w:r>
           </w:p>
         </w:tc>
@@ -2435,22 +2417,21 @@
           </w:tcPr>
           <w:p>
             <w:pPr>
-              <w:spacing w:line="290" w:lineRule="atLeast"/>
-              <w:rPr>
-                <w:rFonts w:hint="default"/>
-                <w:b/>
-                <w:bCs/>
-                <w:sz w:val="21"/>
-              </w:rPr>
-            </w:pPr>
-            <w:r>
-              <w:rPr>
-                <w:rFonts w:ascii="Times New Roman" w:eastAsia="宋体" w:hAnsi="Times New Roman" w:cs="宋体"/>
-                <w:b/>
-                <w:bCs/>
-                <w:sz w:val="21"/>
-              </w:rPr>
-              <w:t>项目助理（兼职）</w:t>
+              <w:spacing w:line="290" w:lineRule="atLeast" w:before="0" w:after="0"/>
+              <w:rPr>
+                <w:b/>
+                <w:bCs/>
+                <w:sz w:val="21"/>
+              </w:rPr>
+            </w:pPr>
+            <w:r>
+              <w:rPr>
+                <w:rFonts w:ascii="Times New Roman" w:eastAsia="宋体" w:hAnsi="Times New Roman" w:cs="宋体"/>
+                <w:b/>
+                <w:bCs/>
+                <w:sz w:val="21"/>
+              </w:rPr>
+              <w:t xml:space="preserve">项目助理（兼职）</w:t>
             </w:r>
           </w:p>
         </w:tc>
@@ -2467,7 +2448,7 @@
           </w:tcPr>
           <w:p>
             <w:pPr>
-              <w:spacing w:line="290" w:lineRule="atLeast"/>
+              <w:spacing w:line="290" w:lineRule="atLeast" w:before="0" w:after="0"/>
               <w:rPr>
                 <w:rFonts w:ascii="Times New Roman" w:eastAsia="等线" w:hAnsi="Times New Roman" w:hint="default"/>
                 <w:b/>
@@ -2482,7 +2463,7 @@
                 <w:bCs/>
                 <w:sz w:val="21"/>
               </w:rPr>
-              <w:t>2026.04 - 2026.07</w:t>
+              <w:t xml:space="preserve">2026.04 - 2026.07</w:t>
             </w:r>
           </w:p>
         </w:tc>
@@ -2510,9 +2491,9 @@
           </w:tcPr>
           <w:p>
             <w:pPr>
-              <w:spacing w:line="290" w:lineRule="atLeast"/>
-              <w:rPr>
-                <w:rFonts w:ascii="Times New Roman" w:hAnsi="Times New Roman" w:hint="default"/>
+              <w:spacing w:line="290" w:lineRule="atLeast" w:before="0" w:after="0"/>
+              <w:rPr>
+                <w:rFonts w:ascii="Times New Roman" w:hAnsi="Times New Roman"/>
                 <w:sz w:val="21"/>
               </w:rPr>
             </w:pPr>
@@ -2542,7 +2523,7 @@
                 <w:ilvl w:val="0"/>
                 <w:numId w:val="6"/>
               </w:numPr>
-              <w:spacing w:line="290" w:lineRule="atLeast"/>
+              <w:spacing w:line="290" w:lineRule="atLeast" w:before="0" w:after="0"/>
               <w:rPr>
                 <w:rFonts w:ascii="Times New Roman" w:eastAsia="宋体" w:hAnsi="Times New Roman" w:cs="宋体" w:hint="default"/>
                 <w:sz w:val="21"/>
@@ -2553,35 +2534,35 @@
                 <w:rFonts w:ascii="Times New Roman" w:eastAsia="宋体" w:hAnsi="Times New Roman" w:cs="宋体"/>
                 <w:sz w:val="21"/>
               </w:rPr>
-              <w:t>作为项目助理统筹</w:t>
-            </w:r>
-            <w:r>
-              <w:rPr>
-                <w:rFonts w:ascii="Times New Roman" w:eastAsia="宋体" w:hAnsi="Times New Roman"/>
-                <w:sz w:val="21"/>
-              </w:rPr>
-              <w:t>200+</w:t>
-            </w:r>
-            <w:r>
-              <w:rPr>
-                <w:rFonts w:ascii="Times New Roman" w:eastAsia="宋体" w:hAnsi="Times New Roman" w:cs="宋体"/>
-                <w:sz w:val="21"/>
-              </w:rPr>
-              <w:t>份申报材料的收集、核对、提交全流程，用</w:t>
-            </w:r>
-            <w:r>
-              <w:rPr>
-                <w:rFonts w:ascii="Times New Roman" w:eastAsia="宋体" w:hAnsi="Times New Roman"/>
-                <w:sz w:val="21"/>
-              </w:rPr>
-              <w:t>Excel</w:t>
-            </w:r>
-            <w:r>
-              <w:rPr>
-                <w:rFonts w:ascii="Times New Roman" w:eastAsia="宋体" w:hAnsi="Times New Roman" w:cs="宋体"/>
-                <w:sz w:val="21"/>
-              </w:rPr>
-              <w:t>搭建可检索的电子台账</w:t>
+              <w:t xml:space="preserve">作为项目助理统筹</w:t>
+            </w:r>
+            <w:r>
+              <w:rPr>
+                <w:rFonts w:eastAsia="宋体" w:ascii="Times New Roman" w:hAnsi="Times New Roman"/>
+                <w:sz w:val="21"/>
+              </w:rPr>
+              <w:t xml:space="preserve">200+</w:t>
+            </w:r>
+            <w:r>
+              <w:rPr>
+                <w:rFonts w:ascii="Times New Roman" w:eastAsia="宋体" w:hAnsi="Times New Roman" w:cs="宋体"/>
+                <w:sz w:val="21"/>
+              </w:rPr>
+              <w:t xml:space="preserve">份申报材料的收集、核对、提交全流程，用</w:t>
+            </w:r>
+            <w:r>
+              <w:rPr>
+                <w:rFonts w:eastAsia="宋体" w:ascii="Times New Roman" w:hAnsi="Times New Roman"/>
+                <w:sz w:val="21"/>
+              </w:rPr>
+              <w:t xml:space="preserve">Excel</w:t>
+            </w:r>
+            <w:r>
+              <w:rPr>
+                <w:rFonts w:ascii="Times New Roman" w:eastAsia="宋体" w:hAnsi="Times New Roman" w:cs="宋体"/>
+                <w:sz w:val="21"/>
+              </w:rPr>
+              <w:t xml:space="preserve">搭建可检索的电子台账</w:t>
             </w:r>
           </w:p>
           <w:p>
@@ -2590,7 +2571,7 @@
                 <w:ilvl w:val="0"/>
                 <w:numId w:val="6"/>
               </w:numPr>
-              <w:spacing w:line="290" w:lineRule="atLeast"/>
+              <w:spacing w:line="290" w:lineRule="atLeast" w:before="0" w:after="0"/>
               <w:rPr>
                 <w:rFonts w:ascii="Times New Roman" w:eastAsia="宋体" w:hAnsi="Times New Roman" w:cs="宋体" w:hint="default"/>
                 <w:sz w:val="21"/>
@@ -2601,7 +2582,7 @@
                 <w:rFonts w:ascii="Times New Roman" w:eastAsia="宋体" w:hAnsi="Times New Roman" w:cs="宋体"/>
                 <w:sz w:val="21"/>
               </w:rPr>
-              <w:t>梳理并标准化资料审核与报批流程，按月汇总项目执行数据；建立可检索的文档归档体系，统一收纳申报单据并分类存档，提升材料调取效率</w:t>
+              <w:t xml:space="preserve">梳理并标准化资料审核与报批流程，按月汇总项目执行数据；建立可检索的文档归档体系，统一收纳申报单据并分类存档，提升材料调取效率</w:t>
             </w:r>
           </w:p>
         </w:tc>
@@ -2629,9 +2610,8 @@
           </w:tcPr>
           <w:p>
             <w:pPr>
-              <w:spacing w:line="290" w:lineRule="atLeast"/>
-              <w:rPr>
-                <w:rFonts w:hint="default"/>
+              <w:spacing w:line="290" w:lineRule="atLeast" w:before="0" w:after="0"/>
+              <w:rPr>
                 <w:sz w:val="21"/>
               </w:rPr>
             </w:pPr>
@@ -2656,22 +2636,21 @@
           </w:tcPr>
           <w:p>
             <w:pPr>
-              <w:spacing w:line="290" w:lineRule="atLeast"/>
-              <w:rPr>
-                <w:rFonts w:hint="default"/>
-                <w:b/>
-                <w:bCs/>
-                <w:sz w:val="21"/>
-              </w:rPr>
-            </w:pPr>
-            <w:r>
-              <w:rPr>
-                <w:rFonts w:ascii="Times New Roman" w:eastAsia="宋体" w:hAnsi="Times New Roman" w:cs="宋体"/>
-                <w:b/>
-                <w:bCs/>
-                <w:sz w:val="21"/>
-              </w:rPr>
-              <w:t>瑞幸咖啡</w:t>
+              <w:spacing w:line="290" w:lineRule="atLeast" w:before="0" w:after="0"/>
+              <w:rPr>
+                <w:b/>
+                <w:bCs/>
+                <w:sz w:val="21"/>
+              </w:rPr>
+            </w:pPr>
+            <w:r>
+              <w:rPr>
+                <w:rFonts w:ascii="Times New Roman" w:eastAsia="宋体" w:hAnsi="Times New Roman" w:cs="宋体"/>
+                <w:b/>
+                <w:bCs/>
+                <w:sz w:val="21"/>
+              </w:rPr>
+              <w:t xml:space="preserve">瑞幸咖啡</w:t>
             </w:r>
           </w:p>
         </w:tc>
@@ -2688,22 +2667,21 @@
           </w:tcPr>
           <w:p>
             <w:pPr>
-              <w:spacing w:line="290" w:lineRule="atLeast"/>
-              <w:rPr>
-                <w:rFonts w:hint="default"/>
-                <w:b/>
-                <w:bCs/>
-                <w:sz w:val="21"/>
-              </w:rPr>
-            </w:pPr>
-            <w:r>
-              <w:rPr>
-                <w:rFonts w:ascii="Times New Roman" w:eastAsia="宋体" w:hAnsi="Times New Roman" w:cs="宋体"/>
-                <w:b/>
-                <w:bCs/>
-                <w:sz w:val="21"/>
-              </w:rPr>
-              <w:t>咖啡师（兼职）</w:t>
+              <w:spacing w:line="290" w:lineRule="atLeast" w:before="0" w:after="0"/>
+              <w:rPr>
+                <w:b/>
+                <w:bCs/>
+                <w:sz w:val="21"/>
+              </w:rPr>
+            </w:pPr>
+            <w:r>
+              <w:rPr>
+                <w:rFonts w:ascii="Times New Roman" w:eastAsia="宋体" w:hAnsi="Times New Roman" w:cs="宋体"/>
+                <w:b/>
+                <w:bCs/>
+                <w:sz w:val="21"/>
+              </w:rPr>
+              <w:t xml:space="preserve">咖啡师（兼职）</w:t>
             </w:r>
           </w:p>
         </w:tc>
@@ -2720,7 +2698,7 @@
           </w:tcPr>
           <w:p>
             <w:pPr>
-              <w:spacing w:line="290" w:lineRule="atLeast"/>
+              <w:spacing w:line="290" w:lineRule="atLeast" w:before="0" w:after="0"/>
               <w:rPr>
                 <w:rFonts w:ascii="Times New Roman" w:eastAsia="等线" w:hAnsi="Times New Roman" w:hint="default"/>
                 <w:b/>
@@ -2735,7 +2713,7 @@
                 <w:bCs/>
                 <w:sz w:val="21"/>
               </w:rPr>
-              <w:t>2023.07 - 2023.09</w:t>
+              <w:t xml:space="preserve">2023.07 - 2023.09</w:t>
             </w:r>
           </w:p>
         </w:tc>
@@ -2763,9 +2741,9 @@
           </w:tcPr>
           <w:p>
             <w:pPr>
-              <w:spacing w:line="290" w:lineRule="atLeast"/>
-              <w:rPr>
-                <w:rFonts w:ascii="Times New Roman" w:hAnsi="Times New Roman" w:hint="default"/>
+              <w:spacing w:line="290" w:lineRule="atLeast" w:before="0" w:after="0"/>
+              <w:rPr>
+                <w:rFonts w:ascii="Times New Roman" w:hAnsi="Times New Roman"/>
                 <w:sz w:val="21"/>
               </w:rPr>
             </w:pPr>
@@ -2795,7 +2773,7 @@
                 <w:ilvl w:val="0"/>
                 <w:numId w:val="6"/>
               </w:numPr>
-              <w:spacing w:line="290" w:lineRule="atLeast"/>
+              <w:spacing w:line="290" w:lineRule="atLeast" w:before="0" w:after="0"/>
               <w:rPr>
                 <w:rFonts w:ascii="Times New Roman" w:eastAsia="宋体" w:hAnsi="Times New Roman" w:cs="宋体" w:hint="default"/>
                 <w:sz w:val="21"/>
@@ -2806,21 +2784,21 @@
                 <w:rFonts w:ascii="Times New Roman" w:eastAsia="宋体" w:hAnsi="Times New Roman" w:cs="宋体"/>
                 <w:sz w:val="21"/>
               </w:rPr>
-              <w:t>负责门店数十种原辅料的补货申请、入库核对与日常盘点，落实“日盘</w:t>
-            </w:r>
-            <w:r>
-              <w:rPr>
-                <w:rFonts w:ascii="Times New Roman" w:eastAsia="宋体" w:hAnsi="Times New Roman"/>
-                <w:sz w:val="21"/>
-              </w:rPr>
-              <w:t>+</w:t>
-            </w:r>
-            <w:r>
-              <w:rPr>
-                <w:rFonts w:ascii="Times New Roman" w:eastAsia="宋体" w:hAnsi="Times New Roman" w:cs="宋体"/>
-                <w:sz w:val="21"/>
-              </w:rPr>
-              <w:t>效期预警”机制，核对交接班出入库单据，保持库存账实一致，任职期间无重大盘点差异</w:t>
+              <w:t xml:space="preserve">负责门店数十种原辅料的补货申请、入库核对与日常盘点，落实“日盘</w:t>
+            </w:r>
+            <w:r>
+              <w:rPr>
+                <w:rFonts w:eastAsia="宋体" w:ascii="Times New Roman" w:hAnsi="Times New Roman"/>
+                <w:sz w:val="21"/>
+              </w:rPr>
+              <w:t xml:space="preserve">+</w:t>
+            </w:r>
+            <w:r>
+              <w:rPr>
+                <w:rFonts w:ascii="Times New Roman" w:eastAsia="宋体" w:hAnsi="Times New Roman" w:cs="宋体"/>
+                <w:sz w:val="21"/>
+              </w:rPr>
+              <w:t xml:space="preserve">效期预警”机制，核对交接班出入库单据，保持库存账实一致，任职期间无重大盘点差异</w:t>
             </w:r>
           </w:p>
           <w:p>
@@ -2829,7 +2807,7 @@
                 <w:ilvl w:val="0"/>
                 <w:numId w:val="6"/>
               </w:numPr>
-              <w:spacing w:line="290" w:lineRule="atLeast"/>
+              <w:spacing w:line="290" w:lineRule="atLeast" w:before="0" w:after="0"/>
               <w:rPr>
                 <w:rFonts w:ascii="Times New Roman" w:eastAsia="宋体" w:hAnsi="Times New Roman" w:cs="宋体" w:hint="default"/>
                 <w:sz w:val="21"/>
@@ -2840,7 +2818,7 @@
                 <w:rFonts w:ascii="Times New Roman" w:eastAsia="宋体" w:hAnsi="Times New Roman" w:cs="宋体"/>
                 <w:sz w:val="21"/>
               </w:rPr>
-              <w:t>根据销售消耗规律制定每日解冻备货计划，精准匹配需求与备货量，降低物料损耗与临时缺货风险，保障门店日常运营物料供应稳定</w:t>
+              <w:t xml:space="preserve">根据销售消耗规律制定每日解冻备货计划，精准匹配需求与备货量，降低物料损耗与临时缺货风险，保障门店日常运营物料供应稳定</w:t>
             </w:r>
           </w:p>
         </w:tc>
@@ -2848,67 +2826,68 @@
     </w:tbl>
     <w:p>
       <w:pPr>
-        <w:spacing w:line="290" w:lineRule="atLeast"/>
         <w:rPr>
-          <w:rFonts w:ascii="Times New Roman" w:hAnsi="Times New Roman" w:hint="default"/>
+          <w:rFonts w:ascii="Times New Roman" w:hAnsi="Times New Roman"/>
           <w:vanish/>
           <w:sz w:val="21"/>
         </w:rPr>
+        <w:spacing w:line="290" w:lineRule="atLeast" w:before="0" w:after="0"/>
       </w:pPr>
     </w:p>
     <w:p>
       <w:pPr>
-        <w:spacing w:line="290" w:lineRule="atLeast"/>
         <w:rPr>
-          <w:rFonts w:ascii="Times New Roman" w:hAnsi="Times New Roman" w:hint="default"/>
+          <w:rFonts w:ascii="Times New Roman" w:hAnsi="Times New Roman"/>
           <w:vanish/>
           <w:sz w:val="21"/>
         </w:rPr>
+        <w:spacing w:line="290" w:lineRule="atLeast" w:before="0" w:after="0"/>
       </w:pPr>
     </w:p>
     <w:p>
       <w:pPr>
-        <w:spacing w:line="290" w:lineRule="atLeast"/>
         <w:rPr>
-          <w:rFonts w:ascii="Times New Roman" w:hAnsi="Times New Roman" w:hint="default"/>
+          <w:rFonts w:ascii="Times New Roman" w:hAnsi="Times New Roman"/>
           <w:vanish/>
           <w:sz w:val="21"/>
         </w:rPr>
+        <w:spacing w:line="290" w:lineRule="atLeast" w:before="0" w:after="0"/>
       </w:pPr>
     </w:p>
     <w:p>
       <w:pPr>
-        <w:spacing w:line="290" w:lineRule="atLeast"/>
         <w:rPr>
-          <w:rFonts w:ascii="Times New Roman" w:hAnsi="Times New Roman" w:hint="default"/>
+          <w:rFonts w:ascii="Times New Roman" w:hAnsi="Times New Roman"/>
           <w:vanish/>
           <w:sz w:val="2"/>
         </w:rPr>
+        <w:spacing w:line="290" w:lineRule="atLeast" w:before="0" w:after="0"/>
       </w:pPr>
     </w:p>
     <w:p>
       <w:pPr>
-        <w:spacing w:line="290" w:lineRule="atLeast"/>
         <w:rPr>
-          <w:rFonts w:ascii="Times New Roman" w:hAnsi="Times New Roman" w:hint="default"/>
+          <w:rFonts w:ascii="Times New Roman" w:hAnsi="Times New Roman"/>
           <w:vanish/>
         </w:rPr>
+        <w:spacing w:line="290" w:lineRule="atLeast" w:before="0" w:after="0"/>
       </w:pPr>
     </w:p>
     <w:p>
       <w:pPr>
-        <w:spacing w:line="290" w:lineRule="atLeast"/>
         <w:rPr>
-          <w:rFonts w:ascii="Times New Roman" w:hAnsi="Times New Roman" w:hint="default"/>
+          <w:rFonts w:ascii="Times New Roman" w:hAnsi="Times New Roman"/>
           <w:vanish/>
           <w:sz w:val="21"/>
         </w:rPr>
+        <w:spacing w:line="290" w:lineRule="atLeast" w:before="0" w:after="0"/>
       </w:pPr>
     </w:p>
     <w:tbl>
       <w:tblPr>
         <w:tblW w:w="0" w:type="auto"/>
         <w:jc w:val="center"/>
+        <w:tblInd w:w="0" w:type="dxa"/>
         <w:tblLayout w:type="fixed"/>
         <w:tblCellMar>
           <w:left w:w="0" w:type="dxa"/>
@@ -2943,18 +2922,18 @@
           </w:tcPr>
           <w:p>
             <w:pPr>
-              <w:spacing w:line="290" w:lineRule="atLeast"/>
-              <w:rPr>
-                <w:rFonts w:ascii="Times New Roman" w:hAnsi="Times New Roman" w:hint="default"/>
-              </w:rPr>
-            </w:pPr>
-            <w:r>
-              <w:rPr>
-                <w:rFonts w:ascii="Times New Roman" w:eastAsia="宋体" w:hAnsi="Times New Roman" w:cs="宋体"/>
-                <w:b/>
-                <w:bCs/>
-              </w:rPr>
-              <w:t>综合技能</w:t>
+              <w:spacing w:before="0" w:after="0" w:line="290" w:lineRule="atLeast"/>
+              <w:rPr>
+                <w:rFonts w:ascii="Times New Roman" w:hAnsi="Times New Roman"/>
+              </w:rPr>
+            </w:pPr>
+            <w:r>
+              <w:rPr>
+                <w:rFonts w:ascii="Times New Roman" w:eastAsia="宋体" w:hAnsi="Times New Roman" w:cs="宋体"/>
+                <w:b/>
+                <w:bCs/>
+              </w:rPr>
+              <w:t xml:space="preserve">综合技能</w:t>
             </w:r>
           </w:p>
         </w:tc>
@@ -2962,17 +2941,18 @@
     </w:tbl>
     <w:p>
       <w:pPr>
-        <w:spacing w:line="290" w:lineRule="atLeast"/>
         <w:rPr>
-          <w:rFonts w:ascii="Times New Roman" w:hAnsi="Times New Roman" w:hint="default"/>
+          <w:rFonts w:ascii="Times New Roman" w:hAnsi="Times New Roman"/>
           <w:vanish/>
         </w:rPr>
+        <w:spacing w:line="290" w:lineRule="atLeast" w:before="0" w:after="0"/>
       </w:pPr>
     </w:p>
     <w:tbl>
       <w:tblPr>
         <w:tblW w:w="0" w:type="auto"/>
         <w:jc w:val="center"/>
+        <w:tblInd w:w="0" w:type="dxa"/>
         <w:tblLayout w:type="fixed"/>
         <w:tblCellMar>
           <w:left w:w="0" w:type="dxa"/>
@@ -2986,7 +2966,7 @@
       </w:tblGrid>
       <w:tr>
         <w:trPr>
-          <w:trHeight w:val="1423"/>
+          <w:trHeight w:val="1843"/>
           <w:jc w:val="center"/>
         </w:trPr>
         <w:tc>
@@ -3008,9 +2988,9 @@
           </w:tcPr>
           <w:p>
             <w:pPr>
-              <w:spacing w:line="290" w:lineRule="atLeast"/>
-              <w:rPr>
-                <w:rFonts w:ascii="Times New Roman" w:hAnsi="Times New Roman" w:hint="default"/>
+              <w:spacing w:before="0" w:after="0" w:line="290" w:lineRule="atLeast"/>
+              <w:rPr>
+                <w:rFonts w:ascii="Times New Roman" w:hAnsi="Times New Roman"/>
                 <w:sz w:val="21"/>
               </w:rPr>
             </w:pPr>
@@ -3035,7 +3015,7 @@
           </w:tcPr>
           <w:p>
             <w:pPr>
-              <w:spacing w:line="290" w:lineRule="atLeast"/>
+              <w:spacing w:line="290" w:lineRule="atLeast" w:before="0" w:after="0"/>
               <w:rPr>
                 <w:rFonts w:ascii="Times New Roman" w:eastAsia="宋体" w:hAnsi="Times New Roman" w:cs="宋体" w:hint="default"/>
                 <w:b/>
@@ -3050,70 +3030,70 @@
                 <w:bCs/>
                 <w:sz w:val="21"/>
               </w:rPr>
-              <w:t>ERP</w:t>
-            </w:r>
-            <w:r>
-              <w:rPr>
-                <w:rFonts w:ascii="Times New Roman" w:eastAsia="宋体" w:hAnsi="Times New Roman" w:cs="宋体"/>
-                <w:b/>
-                <w:bCs/>
-                <w:sz w:val="21"/>
-              </w:rPr>
-              <w:t>系统：</w:t>
-            </w:r>
-            <w:r>
-              <w:rPr>
-                <w:rFonts w:ascii="Times New Roman" w:eastAsia="宋体" w:hAnsi="Times New Roman" w:cs="宋体"/>
-                <w:sz w:val="21"/>
-              </w:rPr>
-              <w:t>用友</w:t>
-            </w:r>
-            <w:r>
-              <w:rPr>
-                <w:rFonts w:ascii="Times New Roman" w:eastAsia="宋体" w:hAnsi="Times New Roman"/>
-                <w:sz w:val="21"/>
-              </w:rPr>
-              <w:t>U8+</w:t>
-            </w:r>
-            <w:r>
-              <w:rPr>
-                <w:rFonts w:ascii="Times New Roman" w:eastAsia="宋体" w:hAnsi="Times New Roman" w:cs="宋体"/>
-                <w:sz w:val="21"/>
-              </w:rPr>
-              <w:t>（采购</w:t>
-            </w:r>
-            <w:r>
-              <w:rPr>
-                <w:rFonts w:ascii="Times New Roman" w:eastAsia="宋体" w:hAnsi="Times New Roman"/>
-                <w:sz w:val="21"/>
-              </w:rPr>
-              <w:t>/</w:t>
-            </w:r>
-            <w:r>
-              <w:rPr>
-                <w:rFonts w:ascii="Times New Roman" w:eastAsia="宋体" w:hAnsi="Times New Roman" w:cs="宋体"/>
-                <w:sz w:val="21"/>
-              </w:rPr>
-              <w:t>库存</w:t>
-            </w:r>
-            <w:r>
-              <w:rPr>
-                <w:rFonts w:ascii="Times New Roman" w:eastAsia="宋体" w:hAnsi="Times New Roman"/>
-                <w:sz w:val="21"/>
-              </w:rPr>
-              <w:t>/</w:t>
-            </w:r>
-            <w:r>
-              <w:rPr>
-                <w:rFonts w:ascii="Times New Roman" w:eastAsia="宋体" w:hAnsi="Times New Roman" w:cs="宋体"/>
-                <w:sz w:val="21"/>
-              </w:rPr>
-              <w:t>存货核算全流程操作）</w:t>
-            </w:r>
-          </w:p>
-          <w:p>
-            <w:pPr>
-              <w:spacing w:line="290" w:lineRule="atLeast"/>
+              <w:t xml:space="preserve">ERP</w:t>
+            </w:r>
+            <w:r>
+              <w:rPr>
+                <w:rFonts w:ascii="Times New Roman" w:eastAsia="宋体" w:hAnsi="Times New Roman" w:cs="宋体"/>
+                <w:b/>
+                <w:bCs/>
+                <w:sz w:val="21"/>
+              </w:rPr>
+              <w:t xml:space="preserve">系统：</w:t>
+            </w:r>
+            <w:r>
+              <w:rPr>
+                <w:rFonts w:ascii="Times New Roman" w:eastAsia="宋体" w:hAnsi="Times New Roman" w:cs="宋体"/>
+                <w:sz w:val="21"/>
+              </w:rPr>
+              <w:t xml:space="preserve">用友</w:t>
+            </w:r>
+            <w:r>
+              <w:rPr>
+                <w:rFonts w:eastAsia="宋体" w:ascii="Times New Roman" w:hAnsi="Times New Roman"/>
+                <w:sz w:val="21"/>
+              </w:rPr>
+              <w:t xml:space="preserve">U8+</w:t>
+            </w:r>
+            <w:r>
+              <w:rPr>
+                <w:rFonts w:ascii="Times New Roman" w:eastAsia="宋体" w:hAnsi="Times New Roman" w:cs="宋体"/>
+                <w:sz w:val="21"/>
+              </w:rPr>
+              <w:t xml:space="preserve">（采购</w:t>
+            </w:r>
+            <w:r>
+              <w:rPr>
+                <w:rFonts w:eastAsia="宋体" w:ascii="Times New Roman" w:hAnsi="Times New Roman"/>
+                <w:sz w:val="21"/>
+              </w:rPr>
+              <w:t xml:space="preserve">/</w:t>
+            </w:r>
+            <w:r>
+              <w:rPr>
+                <w:rFonts w:ascii="Times New Roman" w:eastAsia="宋体" w:hAnsi="Times New Roman" w:cs="宋体"/>
+                <w:sz w:val="21"/>
+              </w:rPr>
+              <w:t xml:space="preserve">库存</w:t>
+            </w:r>
+            <w:r>
+              <w:rPr>
+                <w:rFonts w:eastAsia="宋体" w:ascii="Times New Roman" w:hAnsi="Times New Roman"/>
+                <w:sz w:val="21"/>
+              </w:rPr>
+              <w:t xml:space="preserve">/</w:t>
+            </w:r>
+            <w:r>
+              <w:rPr>
+                <w:rFonts w:ascii="Times New Roman" w:eastAsia="宋体" w:hAnsi="Times New Roman" w:cs="宋体"/>
+                <w:sz w:val="21"/>
+              </w:rPr>
+              <w:t xml:space="preserve">存货核算全流程操作）</w:t>
+            </w:r>
+          </w:p>
+          <w:p>
+            <w:pPr>
+              <w:spacing w:line="290" w:lineRule="atLeast" w:before="0" w:after="0"/>
               <w:rPr>
                 <w:rFonts w:ascii="Times New Roman" w:eastAsia="宋体" w:hAnsi="Times New Roman" w:cs="宋体" w:hint="default"/>
                 <w:b/>
@@ -3128,75 +3108,75 @@
                 <w:bCs/>
                 <w:sz w:val="21"/>
               </w:rPr>
-              <w:t>办公与数据分析：</w:t>
-            </w:r>
-            <w:r>
-              <w:rPr>
-                <w:rFonts w:ascii="Times New Roman" w:eastAsia="宋体" w:hAnsi="Times New Roman"/>
-                <w:sz w:val="21"/>
-              </w:rPr>
-              <w:t>Excel</w:t>
-            </w:r>
-            <w:r>
-              <w:rPr>
-                <w:rFonts w:ascii="Times New Roman" w:eastAsia="宋体" w:hAnsi="Times New Roman" w:cs="宋体"/>
-                <w:sz w:val="21"/>
-              </w:rPr>
-              <w:t>（透视表</w:t>
-            </w:r>
-            <w:r>
-              <w:rPr>
-                <w:rFonts w:ascii="Times New Roman" w:eastAsia="宋体" w:hAnsi="Times New Roman"/>
-                <w:sz w:val="21"/>
-              </w:rPr>
-              <w:t>/VLOOKUP/</w:t>
-            </w:r>
-            <w:r>
-              <w:rPr>
-                <w:rFonts w:ascii="Times New Roman" w:eastAsia="宋体" w:hAnsi="Times New Roman" w:cs="宋体"/>
-                <w:sz w:val="21"/>
-              </w:rPr>
-              <w:t>函数</w:t>
-            </w:r>
-            <w:r>
-              <w:rPr>
-                <w:rFonts w:ascii="Times New Roman" w:eastAsia="宋体" w:hAnsi="Times New Roman"/>
-                <w:sz w:val="21"/>
-              </w:rPr>
-              <w:t>/</w:t>
-            </w:r>
-            <w:r>
-              <w:rPr>
-                <w:rFonts w:ascii="Times New Roman" w:eastAsia="宋体" w:hAnsi="Times New Roman" w:cs="宋体"/>
-                <w:sz w:val="21"/>
-              </w:rPr>
-              <w:t>台账搭建）、</w:t>
-            </w:r>
-            <w:r>
-              <w:rPr>
-                <w:rFonts w:ascii="Times New Roman" w:eastAsia="宋体" w:hAnsi="Times New Roman"/>
-                <w:sz w:val="21"/>
-              </w:rPr>
-              <w:t>Word</w:t>
-            </w:r>
-            <w:r>
-              <w:rPr>
-                <w:rFonts w:ascii="Times New Roman" w:eastAsia="宋体" w:hAnsi="Times New Roman" w:cs="宋体"/>
-                <w:sz w:val="21"/>
-              </w:rPr>
-              <w:t>、</w:t>
-            </w:r>
-            <w:r>
-              <w:rPr>
-                <w:rFonts w:ascii="Times New Roman" w:eastAsia="宋体" w:hAnsi="Times New Roman"/>
-                <w:sz w:val="21"/>
-              </w:rPr>
-              <w:t>PPT</w:t>
-            </w:r>
-          </w:p>
-          <w:p>
-            <w:pPr>
-              <w:spacing w:line="290" w:lineRule="atLeast"/>
+              <w:t xml:space="preserve">办公与数据分析：</w:t>
+            </w:r>
+            <w:r>
+              <w:rPr>
+                <w:rFonts w:eastAsia="宋体" w:ascii="Times New Roman" w:hAnsi="Times New Roman"/>
+                <w:sz w:val="21"/>
+              </w:rPr>
+              <w:t xml:space="preserve">Excel</w:t>
+            </w:r>
+            <w:r>
+              <w:rPr>
+                <w:rFonts w:ascii="Times New Roman" w:eastAsia="宋体" w:hAnsi="Times New Roman" w:cs="宋体"/>
+                <w:sz w:val="21"/>
+              </w:rPr>
+              <w:t xml:space="preserve">（透视表</w:t>
+            </w:r>
+            <w:r>
+              <w:rPr>
+                <w:rFonts w:eastAsia="宋体" w:ascii="Times New Roman" w:hAnsi="Times New Roman"/>
+                <w:sz w:val="21"/>
+              </w:rPr>
+              <w:t xml:space="preserve">/VLOOKUP/</w:t>
+            </w:r>
+            <w:r>
+              <w:rPr>
+                <w:rFonts w:ascii="Times New Roman" w:eastAsia="宋体" w:hAnsi="Times New Roman" w:cs="宋体"/>
+                <w:sz w:val="21"/>
+              </w:rPr>
+              <w:t xml:space="preserve">函数</w:t>
+            </w:r>
+            <w:r>
+              <w:rPr>
+                <w:rFonts w:eastAsia="宋体" w:ascii="Times New Roman" w:hAnsi="Times New Roman"/>
+                <w:sz w:val="21"/>
+              </w:rPr>
+              <w:t xml:space="preserve">/</w:t>
+            </w:r>
+            <w:r>
+              <w:rPr>
+                <w:rFonts w:ascii="Times New Roman" w:eastAsia="宋体" w:hAnsi="Times New Roman" w:cs="宋体"/>
+                <w:sz w:val="21"/>
+              </w:rPr>
+              <w:t xml:space="preserve">台账搭建）、</w:t>
+            </w:r>
+            <w:r>
+              <w:rPr>
+                <w:rFonts w:eastAsia="宋体" w:ascii="Times New Roman" w:hAnsi="Times New Roman"/>
+                <w:sz w:val="21"/>
+              </w:rPr>
+              <w:t xml:space="preserve">Word</w:t>
+            </w:r>
+            <w:r>
+              <w:rPr>
+                <w:rFonts w:ascii="Times New Roman" w:eastAsia="宋体" w:hAnsi="Times New Roman" w:cs="宋体"/>
+                <w:sz w:val="21"/>
+              </w:rPr>
+              <w:t xml:space="preserve">、</w:t>
+            </w:r>
+            <w:r>
+              <w:rPr>
+                <w:rFonts w:eastAsia="宋体" w:ascii="Times New Roman" w:hAnsi="Times New Roman"/>
+                <w:sz w:val="21"/>
+              </w:rPr>
+              <w:t xml:space="preserve">PPT</w:t>
+            </w:r>
+          </w:p>
+          <w:p>
+            <w:pPr>
+              <w:spacing w:line="290" w:lineRule="atLeast" w:before="0" w:after="0"/>
               <w:rPr>
                 <w:rFonts w:ascii="Times New Roman" w:eastAsia="宋体" w:hAnsi="Times New Roman" w:cs="宋体" w:hint="default"/>
                 <w:b/>
@@ -3211,54 +3191,54 @@
                 <w:bCs/>
                 <w:sz w:val="21"/>
               </w:rPr>
-              <w:t>数据分析：</w:t>
-            </w:r>
-            <w:r>
-              <w:rPr>
-                <w:rFonts w:ascii="Times New Roman" w:eastAsia="宋体" w:hAnsi="Times New Roman"/>
-                <w:sz w:val="21"/>
-              </w:rPr>
-              <w:t>Python</w:t>
-            </w:r>
-            <w:r>
-              <w:rPr>
-                <w:rFonts w:ascii="Times New Roman" w:eastAsia="宋体" w:hAnsi="Times New Roman" w:cs="宋体"/>
-                <w:sz w:val="21"/>
-              </w:rPr>
-              <w:t>、</w:t>
-            </w:r>
-            <w:r>
-              <w:rPr>
-                <w:rFonts w:ascii="Times New Roman" w:eastAsia="宋体" w:hAnsi="Times New Roman"/>
-                <w:sz w:val="21"/>
-              </w:rPr>
-              <w:t>R</w:t>
-            </w:r>
-            <w:r>
-              <w:rPr>
-                <w:rFonts w:ascii="Times New Roman" w:eastAsia="宋体" w:hAnsi="Times New Roman" w:cs="宋体"/>
-                <w:sz w:val="21"/>
-              </w:rPr>
-              <w:t>、</w:t>
-            </w:r>
-            <w:r>
-              <w:rPr>
-                <w:rFonts w:ascii="Times New Roman" w:eastAsia="宋体" w:hAnsi="Times New Roman"/>
-                <w:sz w:val="21"/>
-              </w:rPr>
-              <w:t>SPSS</w:t>
-            </w:r>
-            <w:r>
-              <w:rPr>
-                <w:rFonts w:ascii="Times New Roman" w:eastAsia="宋体" w:hAnsi="Times New Roman" w:cs="宋体"/>
-                <w:sz w:val="21"/>
-              </w:rPr>
-              <w:t>（数据清洗与统计分析）</w:t>
-            </w:r>
-          </w:p>
-          <w:p>
-            <w:pPr>
-              <w:spacing w:line="290" w:lineRule="atLeast"/>
+              <w:t xml:space="preserve">数据分析：</w:t>
+            </w:r>
+            <w:r>
+              <w:rPr>
+                <w:rFonts w:eastAsia="宋体" w:ascii="Times New Roman" w:hAnsi="Times New Roman"/>
+                <w:sz w:val="21"/>
+              </w:rPr>
+              <w:t xml:space="preserve">Python</w:t>
+            </w:r>
+            <w:r>
+              <w:rPr>
+                <w:rFonts w:ascii="Times New Roman" w:eastAsia="宋体" w:hAnsi="Times New Roman" w:cs="宋体"/>
+                <w:sz w:val="21"/>
+              </w:rPr>
+              <w:t xml:space="preserve">、</w:t>
+            </w:r>
+            <w:r>
+              <w:rPr>
+                <w:rFonts w:eastAsia="宋体" w:ascii="Times New Roman" w:hAnsi="Times New Roman"/>
+                <w:sz w:val="21"/>
+              </w:rPr>
+              <w:t xml:space="preserve">R</w:t>
+            </w:r>
+            <w:r>
+              <w:rPr>
+                <w:rFonts w:ascii="Times New Roman" w:eastAsia="宋体" w:hAnsi="Times New Roman" w:cs="宋体"/>
+                <w:sz w:val="21"/>
+              </w:rPr>
+              <w:t xml:space="preserve">、</w:t>
+            </w:r>
+            <w:r>
+              <w:rPr>
+                <w:rFonts w:eastAsia="宋体" w:ascii="Times New Roman" w:hAnsi="Times New Roman"/>
+                <w:sz w:val="21"/>
+              </w:rPr>
+              <w:t xml:space="preserve">SPSS</w:t>
+            </w:r>
+            <w:r>
+              <w:rPr>
+                <w:rFonts w:ascii="Times New Roman" w:eastAsia="宋体" w:hAnsi="Times New Roman" w:cs="宋体"/>
+                <w:sz w:val="21"/>
+              </w:rPr>
+              <w:t xml:space="preserve">（数据清洗与统计分析）</w:t>
+            </w:r>
+          </w:p>
+          <w:p>
+            <w:pPr>
+              <w:spacing w:line="290" w:lineRule="atLeast" w:before="0" w:after="0"/>
               <w:rPr>
                 <w:rFonts w:ascii="Times New Roman" w:eastAsia="宋体" w:hAnsi="Times New Roman" w:cs="宋体" w:hint="default"/>
                 <w:b/>
@@ -3273,14 +3253,14 @@
                 <w:bCs/>
                 <w:sz w:val="21"/>
               </w:rPr>
-              <w:t>通用能力：</w:t>
-            </w:r>
-            <w:r>
-              <w:rPr>
-                <w:rFonts w:ascii="Times New Roman" w:eastAsia="宋体" w:hAnsi="Times New Roman" w:cs="宋体"/>
-                <w:sz w:val="21"/>
-              </w:rPr>
-              <w:t>项目文档全生命周期管理、跨部门沟通进度同步、报批流程梳理与标准化、采购与库存单据处理</w:t>
+              <w:t xml:space="preserve">通用能力：</w:t>
+            </w:r>
+            <w:r>
+              <w:rPr>
+                <w:rFonts w:ascii="Times New Roman" w:eastAsia="宋体" w:hAnsi="Times New Roman" w:cs="宋体"/>
+                <w:sz w:val="21"/>
+              </w:rPr>
+              <w:t xml:space="preserve">项目文档全生命周期管理、跨部门沟通进度同步、报批流程梳理与标准化、采购与库存单据处理</w:t>
             </w:r>
           </w:p>
         </w:tc>
@@ -3288,12 +3268,11 @@
     </w:tbl>
     <w:p>
       <w:pPr>
-        <w:spacing w:line="290" w:lineRule="atLeast"/>
         <w:rPr>
-          <w:rFonts w:hint="default"/>
           <w:vanish/>
           <w:sz w:val="21"/>
         </w:rPr>
+        <w:spacing w:line="290" w:lineRule="atLeast" w:before="0" w:after="0"/>
       </w:pPr>
     </w:p>
     <w:sectPr>
@@ -4903,6 +4882,15 @@
   </w:num>
   <w:num w:numId="13" w16cid:durableId="1101874244">
     <w:abstractNumId w:val="5"/>
+    <w:lvlOverride w:ilvl="0"/>
+    <w:lvlOverride w:ilvl="1"/>
+    <w:lvlOverride w:ilvl="2"/>
+    <w:lvlOverride w:ilvl="3"/>
+    <w:lvlOverride w:ilvl="4"/>
+    <w:lvlOverride w:ilvl="5"/>
+    <w:lvlOverride w:ilvl="6"/>
+    <w:lvlOverride w:ilvl="7"/>
+    <w:lvlOverride w:ilvl="8"/>
   </w:num>
 </w:numbering>
 </file>
@@ -5073,6 +5061,7 @@
     <w:lsdException w:name="Table Web 2" w:semiHidden="1" w:unhideWhenUsed="1"/>
     <w:lsdException w:name="Table Web 3" w:semiHidden="1" w:unhideWhenUsed="1"/>
     <w:lsdException w:name="Balloon Text" w:semiHidden="1" w:unhideWhenUsed="1"/>
+    <w:lsdException w:name="Table Grid" w:semiHidden="1" w:unhideWhenUsed="1"/>
     <w:lsdException w:name="Table Theme" w:semiHidden="1" w:unhideWhenUsed="1"/>
     <w:lsdException w:name="Placeholder Text" w:semiHidden="1" w:uiPriority="99" w:unhideWhenUsed="1"/>
     <w:lsdException w:name="No Spacing" w:uiPriority="99" w:qFormat="1"/>
@@ -5364,17 +5353,14 @@
   </w:style>
   <w:style w:type="character" w:default="1" w:styleId="a0">
     <w:name w:val="Default Paragraph Font"/>
-    <w:uiPriority w:val="1"/>
-    <w:semiHidden/>
+    <w:uiPriority w:val="99"/>
     <w:unhideWhenUsed/>
   </w:style>
   <w:style w:type="table" w:default="1" w:styleId="a1">
     <w:name w:val="Normal Table"/>
     <w:uiPriority w:val="99"/>
-    <w:semiHidden/>
     <w:unhideWhenUsed/>
     <w:tblPr>
-      <w:tblInd w:w="0" w:type="dxa"/>
       <w:tblCellMar>
         <w:top w:w="0" w:type="dxa"/>
         <w:left w:w="108" w:type="dxa"/>

--- a/02_定制简历库/通用简历/文雪_山东大学_项目采购方向.docx
+++ b/02_定制简历库/通用简历/文雪_山东大学_项目采购方向.docx
@@ -1242,7 +1242,7 @@
                 <w:bCs/>
                 <w:sz w:val="21"/>
               </w:rPr>
-              <w:t xml:space="preserve">独立完成</w:t>
+              <w:t xml:space="preserve">个人课程项目</w:t>
             </w:r>
           </w:p>
         </w:tc>
@@ -1582,7 +1582,7 @@
                 <w:bCs/>
                 <w:sz w:val="21"/>
               </w:rPr>
-              <w:t xml:space="preserve">独立完成</w:t>
+              <w:t xml:space="preserve">个人课程项目</w:t>
             </w:r>
           </w:p>
         </w:tc>
@@ -1853,7 +1853,7 @@
                 <w:bCs/>
                 <w:sz w:val="21"/>
               </w:rPr>
-              <w:t xml:space="preserve">独立完成</w:t>
+              <w:t xml:space="preserve">个人课程项目</w:t>
             </w:r>
           </w:p>
         </w:tc>

--- a/02_定制简历库/通用简历/文雪_山东大学_项目采购方向.docx
+++ b/02_定制简历库/通用简历/文雪_山东大学_项目采购方向.docx
@@ -5,18 +5,17 @@
   <w:body>
     <w:p>
       <w:pPr>
+        <w:spacing w:line="290" w:lineRule="atLeast"/>
         <w:rPr>
           <w:rFonts w:hint="default"/>
           <w:vanish/>
         </w:rPr>
-        <w:spacing w:line="290" w:lineRule="atLeast" w:before="0" w:after="0"/>
       </w:pPr>
     </w:p>
     <w:tbl>
       <w:tblPr>
         <w:tblW w:w="0" w:type="auto"/>
         <w:jc w:val="center"/>
-        <w:tblInd w:w="0" w:type="dxa"/>
         <w:tblLayout w:type="fixed"/>
         <w:tblCellMar>
           <w:left w:w="0" w:type="dxa"/>
@@ -52,7 +51,7 @@
           </w:tcPr>
           <w:p>
             <w:pPr>
-              <w:spacing w:line="290" w:lineRule="atLeast" w:before="0" w:after="0"/>
+              <w:spacing w:line="290" w:lineRule="atLeast"/>
               <w:rPr>
                 <w:rFonts w:ascii="宋体" w:eastAsia="宋体" w:hAnsi="宋体"/>
                 <w:b/>
@@ -89,14 +88,15 @@
           </w:tcPr>
           <w:p>
             <w:pPr>
+              <w:spacing w:line="290" w:lineRule="atLeast"/>
               <w:jc w:val="center"/>
               <w:rPr>
                 <w:rFonts w:hint="default"/>
               </w:rPr>
-              <w:spacing w:line="290" w:lineRule="atLeast" w:before="0" w:after="0"/>
-            </w:pPr>
-            <w:r>
-              <w:rPr>
+            </w:pPr>
+            <w:r>
+              <w:rPr>
+                <w:rFonts w:hint="default"/>
                 <w:noProof/>
               </w:rPr>
               <w:pict w14:anchorId="7207AFA7">
@@ -119,7 +119,7 @@
                   <v:path o:extrusionok="f" gradientshapeok="t" o:connecttype="rect"/>
                   <o:lock v:ext="edit" aspectratio="t"/>
                 </v:shapetype>
-                <v:shape id="_x0000_s2052" type="#_x0000_t75" style="position:absolute;left:0;text-align:left;margin-left:-3.1pt;margin-top:-3.1pt;width:58.05pt;height:81.95pt;z-index:251657728;mso-position-horizontal-relative:text;mso-position-vertical-relative:text">
+                <v:shape id="_x0000_s2052" type="#_x0000_t75" style="position:absolute;left:0;text-align:left;margin-left:-3.1pt;margin-top:-3.1pt;width:58.05pt;height:81.95pt;z-index:1;mso-position-horizontal-relative:text;mso-position-vertical-relative:text">
                   <v:imagedata r:id="rId7" o:title="微信图片_20260311210753_173_4"/>
                 </v:shape>
               </w:pict>
@@ -151,62 +151,78 @@
           </w:tcPr>
           <w:p>
             <w:pPr>
-              <w:spacing w:line="290" w:lineRule="atLeast" w:before="0" w:after="0"/>
+              <w:spacing w:line="290" w:lineRule="atLeast"/>
+              <w:rPr>
+                <w:rFonts w:eastAsia="等线" w:hint="default"/>
+                <w:sz w:val="21"/>
+              </w:rPr>
+            </w:pPr>
+            <w:r>
+              <w:rPr>
+                <w:rFonts w:ascii="Times New Roman" w:hAnsi="Times New Roman" w:hint="default"/>
+                <w:sz w:val="21"/>
+              </w:rPr>
+              <w:t>18658249341</w:t>
+            </w:r>
+            <w:r>
               <w:rPr>
                 <w:rFonts w:eastAsia="等线"/>
                 <w:sz w:val="21"/>
               </w:rPr>
-            </w:pPr>
-            <w:r>
-              <w:rPr>
-                <w:rFonts w:ascii="Times New Roman" w:hAnsi="Times New Roman" w:hint="default"/>
-                <w:sz w:val="21"/>
-              </w:rPr>
-              <w:t>18658249341</w:t>
+              <w:t xml:space="preserve"> </w:t>
+            </w:r>
+            <w:r>
+              <w:rPr>
+                <w:rFonts w:ascii="宋体" w:eastAsia="宋体" w:hAnsi="宋体"/>
+                <w:sz w:val="21"/>
+              </w:rPr>
+              <w:t xml:space="preserve"> </w:t>
+            </w:r>
+            <w:r>
+              <w:rPr>
+                <w:rFonts w:ascii="宋体" w:eastAsia="宋体" w:hAnsi="宋体"/>
+                <w:b/>
+                <w:bCs/>
+                <w:sz w:val="21"/>
+              </w:rPr>
+              <w:t>|</w:t>
             </w:r>
             <w:r>
               <w:rPr>
                 <w:rFonts w:eastAsia="等线"/>
                 <w:sz w:val="21"/>
               </w:rPr>
-              <w:t xml:space="preserve"> </w:t>
+              <w:t xml:space="preserve">  </w:t>
+            </w:r>
+            <w:r>
+              <w:rPr>
+                <w:rFonts w:ascii="Times New Roman" w:hAnsi="Times New Roman"/>
+                <w:sz w:val="21"/>
+              </w:rPr>
+              <w:t>2631217547@qq.com</w:t>
+            </w:r>
+            <w:r>
+              <w:rPr>
+                <w:rFonts w:ascii="Times New Roman" w:eastAsia="等线" w:hAnsi="Times New Roman"/>
+                <w:sz w:val="21"/>
+              </w:rPr>
+              <w:t xml:space="preserve">  </w:t>
             </w:r>
             <w:r>
               <w:rPr>
                 <w:rFonts w:ascii="宋体" w:eastAsia="宋体" w:hAnsi="宋体"/>
-                <w:sz w:val="21"/>
-              </w:rPr>
-              <w:t xml:space="preserve"> </w:t>
+                <w:b/>
+                <w:bCs/>
+                <w:sz w:val="21"/>
+              </w:rPr>
+              <w:t>|</w:t>
             </w:r>
             <w:r>
               <w:rPr>
                 <w:rFonts w:ascii="宋体" w:eastAsia="宋体" w:hAnsi="宋体"/>
-                <w:b/>
-                <w:bCs/>
-                <w:sz w:val="21"/>
-              </w:rPr>
-              <w:t>|</w:t>
-            </w:r>
-            <w:r>
-              <w:rPr>
-                <w:rFonts w:eastAsia="等线"/>
-                <w:sz w:val="21"/>
-              </w:rPr>
-              <w:t xml:space="preserve">  </w:t>
-            </w:r>
-            <w:r>
-              <w:rPr>
-                <w:rFonts w:ascii="Times New Roman" w:hAnsi="Times New Roman"/>
-                <w:sz w:val="21"/>
-              </w:rPr>
-              <w:t>2631217547@qq.com</w:t>
-            </w:r>
-            <w:r>
-              <w:rPr>
-                <w:rFonts w:ascii="Times New Roman" w:eastAsia="等线" w:hAnsi="Times New Roman"/>
-                <w:sz w:val="21"/>
-              </w:rPr>
-              <w:t xml:space="preserve">  </w:t>
+                <w:sz w:val="21"/>
+              </w:rPr>
+              <w:t xml:space="preserve">  共青团员  </w:t>
             </w:r>
             <w:r>
               <w:rPr>
@@ -233,10 +249,11 @@
           </w:tcPr>
           <w:p>
             <w:pPr>
-              <w:rPr>
-                <w:sz w:val="21"/>
-              </w:rPr>
-              <w:spacing w:line="290" w:lineRule="atLeast" w:before="0" w:after="0"/>
+              <w:spacing w:line="290" w:lineRule="atLeast"/>
+              <w:rPr>
+                <w:rFonts w:hint="default"/>
+                <w:sz w:val="21"/>
+              </w:rPr>
             </w:pPr>
           </w:p>
         </w:tc>
@@ -265,21 +282,22 @@
           </w:tcPr>
           <w:p>
             <w:pPr>
-              <w:spacing w:line="290" w:lineRule="atLeast" w:before="0" w:after="0"/>
-              <w:rPr>
-                <w:b/>
-                <w:bCs/>
-                <w:sz w:val="21"/>
-              </w:rPr>
-            </w:pPr>
-            <w:r>
-              <w:rPr>
-                <w:rFonts w:ascii="Times New Roman" w:eastAsia="宋体" w:hAnsi="Times New Roman" w:cs="宋体"/>
-                <w:b/>
-                <w:bCs/>
-                <w:sz w:val="21"/>
-              </w:rPr>
-              <w:t xml:space="preserve">求职意向：</w:t>
+              <w:spacing w:line="290" w:lineRule="atLeast"/>
+              <w:rPr>
+                <w:rFonts w:hint="default"/>
+                <w:b/>
+                <w:bCs/>
+                <w:sz w:val="21"/>
+              </w:rPr>
+            </w:pPr>
+            <w:r>
+              <w:rPr>
+                <w:rFonts w:ascii="Times New Roman" w:eastAsia="宋体" w:hAnsi="Times New Roman" w:cs="宋体"/>
+                <w:b/>
+                <w:bCs/>
+                <w:sz w:val="21"/>
+              </w:rPr>
+              <w:t>求职意向：</w:t>
             </w:r>
             <w:r>
               <w:rPr>
@@ -295,35 +313,35 @@
                 <w:rFonts w:ascii="Times New Roman" w:eastAsia="宋体" w:hAnsi="Times New Roman" w:cs="宋体"/>
                 <w:sz w:val="21"/>
               </w:rPr>
-              <w:t xml:space="preserve">项目管理</w:t>
-            </w:r>
-            <w:r>
-              <w:rPr>
-                <w:rFonts w:eastAsia="宋体" w:ascii="Times New Roman" w:hAnsi="Times New Roman"/>
-                <w:sz w:val="21"/>
-              </w:rPr>
-              <w:t xml:space="preserve">/</w:t>
-            </w:r>
-            <w:r>
-              <w:rPr>
-                <w:rFonts w:ascii="Times New Roman" w:eastAsia="宋体" w:hAnsi="Times New Roman" w:cs="宋体"/>
-                <w:sz w:val="21"/>
-              </w:rPr>
-              <w:t xml:space="preserve">采购管理</w:t>
-            </w:r>
-            <w:r>
-              <w:rPr>
-                <w:rFonts w:eastAsia="宋体" w:ascii="Times New Roman" w:hAnsi="Times New Roman"/>
-                <w:sz w:val="21"/>
-              </w:rPr>
-              <w:t xml:space="preserve">/</w:t>
-            </w:r>
-            <w:r>
-              <w:rPr>
-                <w:rFonts w:ascii="Times New Roman" w:eastAsia="宋体" w:hAnsi="Times New Roman" w:cs="宋体"/>
-                <w:sz w:val="21"/>
-              </w:rPr>
-              <w:t xml:space="preserve">供应链协调</w:t>
+              <w:t>项目管理</w:t>
+            </w:r>
+            <w:r>
+              <w:rPr>
+                <w:rFonts w:ascii="Times New Roman" w:eastAsia="宋体" w:hAnsi="Times New Roman"/>
+                <w:sz w:val="21"/>
+              </w:rPr>
+              <w:t>/</w:t>
+            </w:r>
+            <w:r>
+              <w:rPr>
+                <w:rFonts w:ascii="Times New Roman" w:eastAsia="宋体" w:hAnsi="Times New Roman" w:cs="宋体"/>
+                <w:sz w:val="21"/>
+              </w:rPr>
+              <w:t>采购管理</w:t>
+            </w:r>
+            <w:r>
+              <w:rPr>
+                <w:rFonts w:ascii="Times New Roman" w:eastAsia="宋体" w:hAnsi="Times New Roman"/>
+                <w:sz w:val="21"/>
+              </w:rPr>
+              <w:t>/</w:t>
+            </w:r>
+            <w:r>
+              <w:rPr>
+                <w:rFonts w:ascii="Times New Roman" w:eastAsia="宋体" w:hAnsi="Times New Roman" w:cs="宋体"/>
+                <w:sz w:val="21"/>
+              </w:rPr>
+              <w:t>供应链协调</w:t>
             </w:r>
           </w:p>
         </w:tc>
@@ -334,10 +352,11 @@
           </w:tcPr>
           <w:p>
             <w:pPr>
-              <w:rPr>
-                <w:sz w:val="21"/>
-              </w:rPr>
-              <w:spacing w:line="290" w:lineRule="atLeast" w:before="0" w:after="0"/>
+              <w:spacing w:line="290" w:lineRule="atLeast"/>
+              <w:rPr>
+                <w:rFonts w:hint="default"/>
+                <w:sz w:val="21"/>
+              </w:rPr>
             </w:pPr>
           </w:p>
         </w:tc>
@@ -366,126 +385,127 @@
           </w:tcPr>
           <w:p>
             <w:pPr>
-              <w:spacing w:line="290" w:lineRule="atLeast" w:before="0" w:after="0"/>
-              <w:rPr>
-                <w:b/>
-                <w:bCs/>
-                <w:sz w:val="21"/>
-              </w:rPr>
-            </w:pPr>
-            <w:r>
-              <w:rPr>
-                <w:rFonts w:ascii="Times New Roman" w:eastAsia="宋体" w:hAnsi="Times New Roman" w:cs="宋体"/>
-                <w:b/>
-                <w:bCs/>
-                <w:sz w:val="21"/>
-              </w:rPr>
-              <w:t xml:space="preserve">个人优势：</w:t>
-            </w:r>
-            <w:r>
-              <w:rPr>
-                <w:rFonts w:ascii="Times New Roman" w:eastAsia="宋体" w:hAnsi="Times New Roman" w:cs="宋体"/>
-                <w:sz w:val="21"/>
-              </w:rPr>
-              <w:t xml:space="preserve">项目执行：独立主导</w:t>
-            </w:r>
-            <w:r>
-              <w:rPr>
-                <w:rFonts w:eastAsia="宋体" w:ascii="Times New Roman" w:hAnsi="Times New Roman"/>
-                <w:sz w:val="21"/>
-              </w:rPr>
-              <w:t xml:space="preserve">3</w:t>
-            </w:r>
-            <w:r>
-              <w:rPr>
-                <w:rFonts w:ascii="Times New Roman" w:eastAsia="宋体" w:hAnsi="Times New Roman" w:cs="宋体"/>
-                <w:sz w:val="21"/>
-              </w:rPr>
-              <w:t xml:space="preserve">个课程研究项目从需求定义、数据收集到成果交付全流程，具备从</w:t>
-            </w:r>
-            <w:r>
-              <w:rPr>
-                <w:rFonts w:eastAsia="宋体" w:ascii="Times New Roman" w:hAnsi="Times New Roman"/>
-                <w:sz w:val="21"/>
-              </w:rPr>
-              <w:t xml:space="preserve">0</w:t>
-            </w:r>
-            <w:r>
-              <w:rPr>
-                <w:rFonts w:ascii="Times New Roman" w:eastAsia="宋体" w:hAnsi="Times New Roman" w:cs="宋体"/>
-                <w:sz w:val="21"/>
-              </w:rPr>
-              <w:t xml:space="preserve">到</w:t>
-            </w:r>
-            <w:r>
-              <w:rPr>
-                <w:rFonts w:eastAsia="宋体" w:ascii="Times New Roman" w:hAnsi="Times New Roman"/>
-                <w:sz w:val="21"/>
-              </w:rPr>
-              <w:t xml:space="preserve">1</w:t>
-            </w:r>
-            <w:r>
-              <w:rPr>
-                <w:rFonts w:ascii="Times New Roman" w:eastAsia="宋体" w:hAnsi="Times New Roman" w:cs="宋体"/>
-                <w:sz w:val="21"/>
-              </w:rPr>
-              <w:t xml:space="preserve">的项目推进能力；跨部门协作：</w:t>
-            </w:r>
-            <w:r>
-              <w:rPr>
-                <w:rFonts w:eastAsia="宋体" w:ascii="Times New Roman" w:hAnsi="Times New Roman"/>
-                <w:sz w:val="21"/>
-              </w:rPr>
-              <w:t xml:space="preserve">3</w:t>
-            </w:r>
-            <w:r>
-              <w:rPr>
-                <w:rFonts w:ascii="Times New Roman" w:eastAsia="宋体" w:hAnsi="Times New Roman" w:cs="宋体"/>
-                <w:sz w:val="21"/>
-              </w:rPr>
-              <w:t xml:space="preserve">个月项目助理经验，统筹</w:t>
-            </w:r>
-            <w:r>
-              <w:rPr>
-                <w:rFonts w:eastAsia="宋体" w:ascii="Times New Roman" w:hAnsi="Times New Roman"/>
-                <w:sz w:val="21"/>
-              </w:rPr>
-              <w:t xml:space="preserve">200+</w:t>
-            </w:r>
-            <w:r>
-              <w:rPr>
-                <w:rFonts w:ascii="Times New Roman" w:eastAsia="宋体" w:hAnsi="Times New Roman" w:cs="宋体"/>
-                <w:sz w:val="21"/>
-              </w:rPr>
-              <w:t xml:space="preserve">份材料管理，对接多部门同步进度，熟悉报批流程与文档规范；采购与库存：用友</w:t>
-            </w:r>
-            <w:r>
-              <w:rPr>
-                <w:rFonts w:eastAsia="宋体" w:ascii="Times New Roman" w:hAnsi="Times New Roman"/>
-                <w:sz w:val="21"/>
-              </w:rPr>
-              <w:t xml:space="preserve">U8+</w:t>
-            </w:r>
-            <w:r>
-              <w:rPr>
-                <w:rFonts w:ascii="Times New Roman" w:eastAsia="宋体" w:hAnsi="Times New Roman" w:cs="宋体"/>
-                <w:sz w:val="21"/>
-              </w:rPr>
-              <w:t xml:space="preserve">采购</w:t>
-            </w:r>
-            <w:r>
-              <w:rPr>
-                <w:rFonts w:eastAsia="宋体" w:ascii="Times New Roman" w:hAnsi="Times New Roman"/>
-                <w:sz w:val="21"/>
-              </w:rPr>
-              <w:t xml:space="preserve">/</w:t>
-            </w:r>
-            <w:r>
-              <w:rPr>
-                <w:rFonts w:ascii="Times New Roman" w:eastAsia="宋体" w:hAnsi="Times New Roman" w:cs="宋体"/>
-                <w:sz w:val="21"/>
-              </w:rPr>
-              <w:t xml:space="preserve">库存模块全流程操作，瑞幸门店物料补货与库存单据管理经验，理解采购到付款的完整链路</w:t>
+              <w:spacing w:line="290" w:lineRule="atLeast"/>
+              <w:rPr>
+                <w:rFonts w:hint="default"/>
+                <w:b/>
+                <w:bCs/>
+                <w:sz w:val="21"/>
+              </w:rPr>
+            </w:pPr>
+            <w:r>
+              <w:rPr>
+                <w:rFonts w:ascii="Times New Roman" w:eastAsia="宋体" w:hAnsi="Times New Roman" w:cs="宋体"/>
+                <w:b/>
+                <w:bCs/>
+                <w:sz w:val="21"/>
+              </w:rPr>
+              <w:t>个人优势：</w:t>
+            </w:r>
+            <w:r>
+              <w:rPr>
+                <w:rFonts w:ascii="Times New Roman" w:eastAsia="宋体" w:hAnsi="Times New Roman" w:cs="宋体"/>
+                <w:sz w:val="21"/>
+              </w:rPr>
+              <w:t>项目执行：独立主导</w:t>
+            </w:r>
+            <w:r>
+              <w:rPr>
+                <w:rFonts w:ascii="Times New Roman" w:eastAsia="宋体" w:hAnsi="Times New Roman"/>
+                <w:sz w:val="21"/>
+              </w:rPr>
+              <w:t>3</w:t>
+            </w:r>
+            <w:r>
+              <w:rPr>
+                <w:rFonts w:ascii="Times New Roman" w:eastAsia="宋体" w:hAnsi="Times New Roman" w:cs="宋体"/>
+                <w:sz w:val="21"/>
+              </w:rPr>
+              <w:t>个课程研究项目从需求定义、数据收集到成果交付全流程，具备从</w:t>
+            </w:r>
+            <w:r>
+              <w:rPr>
+                <w:rFonts w:ascii="Times New Roman" w:eastAsia="宋体" w:hAnsi="Times New Roman"/>
+                <w:sz w:val="21"/>
+              </w:rPr>
+              <w:t>0</w:t>
+            </w:r>
+            <w:r>
+              <w:rPr>
+                <w:rFonts w:ascii="Times New Roman" w:eastAsia="宋体" w:hAnsi="Times New Roman" w:cs="宋体"/>
+                <w:sz w:val="21"/>
+              </w:rPr>
+              <w:t>到</w:t>
+            </w:r>
+            <w:r>
+              <w:rPr>
+                <w:rFonts w:ascii="Times New Roman" w:eastAsia="宋体" w:hAnsi="Times New Roman"/>
+                <w:sz w:val="21"/>
+              </w:rPr>
+              <w:t>1</w:t>
+            </w:r>
+            <w:r>
+              <w:rPr>
+                <w:rFonts w:ascii="Times New Roman" w:eastAsia="宋体" w:hAnsi="Times New Roman" w:cs="宋体"/>
+                <w:sz w:val="21"/>
+              </w:rPr>
+              <w:t>的项目推进能力；跨部门协作：</w:t>
+            </w:r>
+            <w:r>
+              <w:rPr>
+                <w:rFonts w:ascii="Times New Roman" w:eastAsia="宋体" w:hAnsi="Times New Roman"/>
+                <w:sz w:val="21"/>
+              </w:rPr>
+              <w:t>3</w:t>
+            </w:r>
+            <w:r>
+              <w:rPr>
+                <w:rFonts w:ascii="Times New Roman" w:eastAsia="宋体" w:hAnsi="Times New Roman" w:cs="宋体"/>
+                <w:sz w:val="21"/>
+              </w:rPr>
+              <w:t>个月项目助理经验，统筹</w:t>
+            </w:r>
+            <w:r>
+              <w:rPr>
+                <w:rFonts w:ascii="Times New Roman" w:eastAsia="宋体" w:hAnsi="Times New Roman"/>
+                <w:sz w:val="21"/>
+              </w:rPr>
+              <w:t>200+</w:t>
+            </w:r>
+            <w:r>
+              <w:rPr>
+                <w:rFonts w:ascii="Times New Roman" w:eastAsia="宋体" w:hAnsi="Times New Roman" w:cs="宋体"/>
+                <w:sz w:val="21"/>
+              </w:rPr>
+              <w:t>份材料管理，对接多部门同步进度，熟悉报批流程与文档规范；采购与库存：用友</w:t>
+            </w:r>
+            <w:r>
+              <w:rPr>
+                <w:rFonts w:ascii="Times New Roman" w:eastAsia="宋体" w:hAnsi="Times New Roman"/>
+                <w:sz w:val="21"/>
+              </w:rPr>
+              <w:t>U8+</w:t>
+            </w:r>
+            <w:r>
+              <w:rPr>
+                <w:rFonts w:ascii="Times New Roman" w:eastAsia="宋体" w:hAnsi="Times New Roman" w:cs="宋体"/>
+                <w:sz w:val="21"/>
+              </w:rPr>
+              <w:t>采购</w:t>
+            </w:r>
+            <w:r>
+              <w:rPr>
+                <w:rFonts w:ascii="Times New Roman" w:eastAsia="宋体" w:hAnsi="Times New Roman"/>
+                <w:sz w:val="21"/>
+              </w:rPr>
+              <w:t>/</w:t>
+            </w:r>
+            <w:r>
+              <w:rPr>
+                <w:rFonts w:ascii="Times New Roman" w:eastAsia="宋体" w:hAnsi="Times New Roman" w:cs="宋体"/>
+                <w:sz w:val="21"/>
+              </w:rPr>
+              <w:t>库存模块全流程操作，瑞幸门店物料补货与库存单据管理经验，理解采购到付款的完整链路</w:t>
             </w:r>
           </w:p>
         </w:tc>
@@ -493,18 +513,18 @@
     </w:tbl>
     <w:p>
       <w:pPr>
+        <w:spacing w:line="290" w:lineRule="atLeast"/>
         <w:rPr>
+          <w:rFonts w:hint="default"/>
           <w:vanish/>
           <w:sz w:val="2"/>
         </w:rPr>
-        <w:spacing w:line="290" w:lineRule="atLeast" w:before="0" w:after="0"/>
       </w:pPr>
     </w:p>
     <w:tbl>
       <w:tblPr>
         <w:tblW w:w="0" w:type="auto"/>
         <w:jc w:val="center"/>
-        <w:tblInd w:w="0" w:type="dxa"/>
         <w:tblLayout w:type="fixed"/>
         <w:tblCellMar>
           <w:left w:w="0" w:type="dxa"/>
@@ -539,7 +559,10 @@
           </w:tcPr>
           <w:p>
             <w:pPr>
-              <w:spacing w:line="290" w:lineRule="atLeast" w:before="0" w:after="0"/>
+              <w:spacing w:line="290" w:lineRule="atLeast"/>
+              <w:rPr>
+                <w:rFonts w:hint="default"/>
+              </w:rPr>
             </w:pPr>
             <w:r>
               <w:rPr>
@@ -576,7 +599,6 @@
             <w:tblPr>
               <w:tblpPr w:leftFromText="180" w:rightFromText="180" w:vertAnchor="page" w:horzAnchor="margin" w:tblpY="1"/>
               <w:tblW w:w="10915" w:type="dxa"/>
-              <w:tblInd w:w="0" w:type="dxa"/>
               <w:tblLayout w:type="fixed"/>
               <w:tblCellMar>
                 <w:left w:w="0" w:type="dxa"/>
@@ -610,9 +632,10 @@
                 </w:tcPr>
                 <w:p>
                   <w:pPr>
-                    <w:spacing w:line="290" w:lineRule="atLeast" w:before="0" w:after="0"/>
+                    <w:spacing w:line="290" w:lineRule="atLeast"/>
                     <w:jc w:val="center"/>
                     <w:rPr>
+                      <w:rFonts w:hint="default"/>
                       <w:sz w:val="21"/>
                     </w:rPr>
                   </w:pPr>
@@ -637,8 +660,9 @@
                 </w:tcPr>
                 <w:p>
                   <w:pPr>
-                    <w:spacing w:line="290" w:lineRule="atLeast" w:before="0" w:after="0"/>
+                    <w:spacing w:line="290" w:lineRule="atLeast"/>
                     <w:rPr>
+                      <w:rFonts w:hint="default"/>
                       <w:b/>
                       <w:bCs/>
                       <w:sz w:val="21"/>
@@ -674,8 +698,9 @@
                 </w:tcPr>
                 <w:p>
                   <w:pPr>
-                    <w:spacing w:line="290" w:lineRule="atLeast" w:before="0" w:after="0"/>
+                    <w:spacing w:line="290" w:lineRule="atLeast"/>
                     <w:rPr>
+                      <w:rFonts w:hint="default"/>
                       <w:b/>
                       <w:bCs/>
                       <w:sz w:val="21"/>
@@ -749,7 +774,7 @@
                 </w:tcPr>
                 <w:p>
                   <w:pPr>
-                    <w:spacing w:line="290" w:lineRule="atLeast" w:before="0" w:after="0"/>
+                    <w:spacing w:line="290" w:lineRule="atLeast"/>
                     <w:rPr>
                       <w:rFonts w:ascii="Times New Roman" w:eastAsia="等线" w:hAnsi="Times New Roman" w:hint="default"/>
                       <w:b/>
@@ -772,8 +797,9 @@
           </w:tbl>
           <w:p>
             <w:pPr>
-              <w:spacing w:line="290" w:lineRule="atLeast" w:before="0" w:after="0"/>
-              <w:rPr>
+              <w:spacing w:line="290" w:lineRule="atLeast"/>
+              <w:rPr>
+                <w:rFonts w:hint="default"/>
                 <w:b/>
                 <w:bCs/>
               </w:rPr>
@@ -784,26 +810,27 @@
     </w:tbl>
     <w:p>
       <w:pPr>
+        <w:spacing w:line="290" w:lineRule="atLeast"/>
         <w:rPr>
+          <w:rFonts w:hint="default"/>
           <w:vanish/>
         </w:rPr>
-        <w:spacing w:line="290" w:lineRule="atLeast" w:before="0" w:after="0"/>
       </w:pPr>
     </w:p>
     <w:p>
       <w:pPr>
+        <w:spacing w:line="290" w:lineRule="atLeast"/>
         <w:rPr>
+          <w:rFonts w:hint="default"/>
           <w:vanish/>
           <w:sz w:val="21"/>
         </w:rPr>
-        <w:spacing w:line="290" w:lineRule="atLeast" w:before="0" w:after="0"/>
       </w:pPr>
     </w:p>
     <w:tbl>
       <w:tblPr>
         <w:tblW w:w="0" w:type="auto"/>
         <w:jc w:val="center"/>
-        <w:tblInd w:w="0" w:type="dxa"/>
         <w:tblLayout w:type="fixed"/>
         <w:tblCellMar>
           <w:left w:w="0" w:type="dxa"/>
@@ -838,8 +865,9 @@
           </w:tcPr>
           <w:p>
             <w:pPr>
-              <w:spacing w:line="290" w:lineRule="atLeast" w:before="0" w:after="0"/>
-              <w:rPr>
+              <w:spacing w:line="290" w:lineRule="atLeast"/>
+              <w:rPr>
+                <w:rFonts w:hint="default"/>
                 <w:sz w:val="21"/>
               </w:rPr>
             </w:pPr>
@@ -868,41 +896,42 @@
                 <w:ilvl w:val="0"/>
                 <w:numId w:val="2"/>
               </w:numPr>
-              <w:spacing w:line="290" w:lineRule="atLeast" w:before="0" w:after="0"/>
+              <w:spacing w:line="290" w:lineRule="atLeast"/>
               <w:ind w:left="442" w:hanging="442"/>
               <w:rPr>
-                <w:sz w:val="21"/>
-              </w:rPr>
-            </w:pPr>
-            <w:r>
-              <w:rPr>
-                <w:rFonts w:ascii="Times New Roman" w:eastAsia="宋体" w:hAnsi="Times New Roman" w:cs="宋体"/>
-                <w:b/>
-                <w:bCs/>
-                <w:sz w:val="21"/>
-              </w:rPr>
-              <w:t xml:space="preserve">核心课程：</w:t>
-            </w:r>
-            <w:r>
-              <w:rPr>
-                <w:rFonts w:ascii="Times New Roman" w:eastAsia="宋体" w:hAnsi="Times New Roman" w:cs="宋体"/>
-                <w:sz w:val="21"/>
-              </w:rPr>
-              <w:t xml:space="preserve">采购管理、</w:t>
-            </w:r>
-            <w:r>
-              <w:rPr>
-                <w:rFonts w:eastAsia="宋体" w:ascii="Times New Roman" w:hAnsi="Times New Roman"/>
-                <w:sz w:val="21"/>
-              </w:rPr>
-              <w:t xml:space="preserve">ERP</w:t>
-            </w:r>
-            <w:r>
-              <w:rPr>
-                <w:rFonts w:ascii="Times New Roman" w:eastAsia="宋体" w:hAnsi="Times New Roman" w:cs="宋体"/>
-                <w:sz w:val="21"/>
-              </w:rPr>
-              <w:t xml:space="preserve">供应链管理综合实验、供应链资源规划、物流管理、供应链建模与仿真、统计学</w:t>
+                <w:rFonts w:hint="default"/>
+                <w:sz w:val="21"/>
+              </w:rPr>
+            </w:pPr>
+            <w:r>
+              <w:rPr>
+                <w:rFonts w:ascii="Times New Roman" w:eastAsia="宋体" w:hAnsi="Times New Roman" w:cs="宋体"/>
+                <w:b/>
+                <w:bCs/>
+                <w:sz w:val="21"/>
+              </w:rPr>
+              <w:t>核心课程：</w:t>
+            </w:r>
+            <w:r>
+              <w:rPr>
+                <w:rFonts w:ascii="Times New Roman" w:eastAsia="宋体" w:hAnsi="Times New Roman" w:cs="宋体"/>
+                <w:sz w:val="21"/>
+              </w:rPr>
+              <w:t>采购管理、</w:t>
+            </w:r>
+            <w:r>
+              <w:rPr>
+                <w:rFonts w:ascii="Times New Roman" w:eastAsia="宋体" w:hAnsi="Times New Roman"/>
+                <w:sz w:val="21"/>
+              </w:rPr>
+              <w:t>ERP</w:t>
+            </w:r>
+            <w:r>
+              <w:rPr>
+                <w:rFonts w:ascii="Times New Roman" w:eastAsia="宋体" w:hAnsi="Times New Roman" w:cs="宋体"/>
+                <w:sz w:val="21"/>
+              </w:rPr>
+              <w:t>供应链管理综合实验、供应链资源规划、物流管理、供应链建模与仿真、统计学</w:t>
             </w:r>
           </w:p>
         </w:tc>
@@ -930,8 +959,9 @@
           </w:tcPr>
           <w:p>
             <w:pPr>
-              <w:spacing w:line="290" w:lineRule="atLeast" w:before="0" w:after="0"/>
-              <w:rPr>
+              <w:spacing w:line="290" w:lineRule="atLeast"/>
+              <w:rPr>
+                <w:rFonts w:hint="default"/>
                 <w:sz w:val="21"/>
               </w:rPr>
             </w:pPr>
@@ -960,54 +990,55 @@
                 <w:ilvl w:val="0"/>
                 <w:numId w:val="2"/>
               </w:numPr>
-              <w:spacing w:line="290" w:lineRule="atLeast" w:before="0" w:after="0"/>
-              <w:rPr>
-                <w:sz w:val="21"/>
-              </w:rPr>
-            </w:pPr>
-            <w:r>
-              <w:rPr>
-                <w:rFonts w:ascii="Times New Roman" w:eastAsia="宋体" w:hAnsi="Times New Roman" w:cs="宋体"/>
-                <w:b/>
-                <w:bCs/>
-                <w:sz w:val="21"/>
-              </w:rPr>
-              <w:t xml:space="preserve">荣誉奖励：</w:t>
-            </w:r>
-            <w:r>
-              <w:rPr>
-                <w:rFonts w:ascii="Times New Roman" w:eastAsia="宋体" w:hAnsi="Times New Roman" w:cs="宋体"/>
-                <w:sz w:val="21"/>
-              </w:rPr>
-              <w:t xml:space="preserve">山东大学</w:t>
-            </w:r>
-            <w:r>
-              <w:rPr>
-                <w:rFonts w:eastAsia="宋体" w:ascii="Times New Roman" w:hAnsi="Times New Roman"/>
-                <w:sz w:val="21"/>
-              </w:rPr>
-              <w:t xml:space="preserve">2024</w:t>
-            </w:r>
-            <w:r>
-              <w:rPr>
-                <w:rFonts w:ascii="Times New Roman" w:eastAsia="宋体" w:hAnsi="Times New Roman" w:cs="宋体"/>
-                <w:sz w:val="21"/>
-              </w:rPr>
-              <w:t xml:space="preserve">—</w:t>
-            </w:r>
-            <w:r>
-              <w:rPr>
-                <w:rFonts w:eastAsia="宋体" w:ascii="Times New Roman" w:hAnsi="Times New Roman"/>
-                <w:sz w:val="21"/>
-              </w:rPr>
-              <w:t xml:space="preserve">2025</w:t>
-            </w:r>
-            <w:r>
-              <w:rPr>
-                <w:rFonts w:ascii="Times New Roman" w:eastAsia="宋体" w:hAnsi="Times New Roman" w:cs="宋体"/>
-                <w:sz w:val="21"/>
-              </w:rPr>
-              <w:t xml:space="preserve">年暑期社会实践专项优秀等级</w:t>
+              <w:spacing w:line="290" w:lineRule="atLeast"/>
+              <w:rPr>
+                <w:rFonts w:hint="default"/>
+                <w:sz w:val="21"/>
+              </w:rPr>
+            </w:pPr>
+            <w:r>
+              <w:rPr>
+                <w:rFonts w:ascii="Times New Roman" w:eastAsia="宋体" w:hAnsi="Times New Roman" w:cs="宋体"/>
+                <w:b/>
+                <w:bCs/>
+                <w:sz w:val="21"/>
+              </w:rPr>
+              <w:t>荣誉奖励：</w:t>
+            </w:r>
+            <w:r>
+              <w:rPr>
+                <w:rFonts w:ascii="Times New Roman" w:eastAsia="宋体" w:hAnsi="Times New Roman" w:cs="宋体"/>
+                <w:sz w:val="21"/>
+              </w:rPr>
+              <w:t>山东大学</w:t>
+            </w:r>
+            <w:r>
+              <w:rPr>
+                <w:rFonts w:ascii="Times New Roman" w:eastAsia="宋体" w:hAnsi="Times New Roman"/>
+                <w:sz w:val="21"/>
+              </w:rPr>
+              <w:t>2024</w:t>
+            </w:r>
+            <w:r>
+              <w:rPr>
+                <w:rFonts w:ascii="Times New Roman" w:eastAsia="宋体" w:hAnsi="Times New Roman" w:cs="宋体"/>
+                <w:sz w:val="21"/>
+              </w:rPr>
+              <w:t>—</w:t>
+            </w:r>
+            <w:r>
+              <w:rPr>
+                <w:rFonts w:ascii="Times New Roman" w:eastAsia="宋体" w:hAnsi="Times New Roman"/>
+                <w:sz w:val="21"/>
+              </w:rPr>
+              <w:t>2025</w:t>
+            </w:r>
+            <w:r>
+              <w:rPr>
+                <w:rFonts w:ascii="Times New Roman" w:eastAsia="宋体" w:hAnsi="Times New Roman" w:cs="宋体"/>
+                <w:sz w:val="21"/>
+              </w:rPr>
+              <w:t>年暑期社会实践专项优秀等级</w:t>
             </w:r>
           </w:p>
         </w:tc>
@@ -1015,62 +1046,67 @@
     </w:tbl>
     <w:p>
       <w:pPr>
+        <w:spacing w:line="290" w:lineRule="atLeast"/>
         <w:rPr>
+          <w:rFonts w:hint="default"/>
           <w:vanish/>
           <w:sz w:val="21"/>
         </w:rPr>
-        <w:spacing w:line="290" w:lineRule="atLeast" w:before="0" w:after="0"/>
       </w:pPr>
     </w:p>
     <w:p>
       <w:pPr>
+        <w:spacing w:line="290" w:lineRule="atLeast"/>
         <w:rPr>
+          <w:rFonts w:hint="default"/>
           <w:vanish/>
           <w:sz w:val="2"/>
         </w:rPr>
-        <w:spacing w:line="290" w:lineRule="atLeast" w:before="0" w:after="0"/>
       </w:pPr>
     </w:p>
     <w:p>
       <w:pPr>
+        <w:spacing w:line="290" w:lineRule="atLeast"/>
         <w:rPr>
+          <w:rFonts w:hint="default"/>
           <w:vanish/>
         </w:rPr>
-        <w:spacing w:line="290" w:lineRule="atLeast" w:before="0" w:after="0"/>
       </w:pPr>
     </w:p>
     <w:p>
       <w:pPr>
+        <w:spacing w:line="290" w:lineRule="atLeast"/>
         <w:rPr>
+          <w:rFonts w:hint="default"/>
           <w:vanish/>
           <w:sz w:val="21"/>
         </w:rPr>
-        <w:spacing w:line="290" w:lineRule="atLeast" w:before="0" w:after="0"/>
       </w:pPr>
     </w:p>
     <w:p>
       <w:pPr>
+        <w:spacing w:line="290" w:lineRule="atLeast"/>
         <w:rPr>
+          <w:rFonts w:hint="default"/>
           <w:vanish/>
           <w:sz w:val="21"/>
         </w:rPr>
-        <w:spacing w:line="290" w:lineRule="atLeast" w:before="0" w:after="0"/>
       </w:pPr>
     </w:p>
     <w:p>
       <w:pPr>
+        <w:spacing w:line="290" w:lineRule="atLeast"/>
         <w:rPr>
+          <w:rFonts w:hint="default"/>
           <w:vanish/>
           <w:sz w:val="2"/>
         </w:rPr>
-        <w:spacing w:line="290" w:lineRule="atLeast" w:before="0" w:after="0"/>
       </w:pPr>
     </w:p>
     <w:tbl>
       <w:tblPr>
         <w:tblW w:w="0" w:type="auto"/>
         <w:jc w:val="center"/>
-        <w:tblInd w:w="0" w:type="dxa"/>
         <w:tblLayout w:type="fixed"/>
         <w:tblCellMar>
           <w:left w:w="0" w:type="dxa"/>
@@ -1080,26 +1116,22 @@
       </w:tblPr>
       <w:tblGrid>
         <w:gridCol w:w="695"/>
-        <w:gridCol w:w="156"/>
-        <w:gridCol w:w="28"/>
-        <w:gridCol w:w="667"/>
-        <w:gridCol w:w="2835"/>
-        <w:gridCol w:w="2189"/>
-        <w:gridCol w:w="504"/>
-        <w:gridCol w:w="3669"/>
-        <w:gridCol w:w="851"/>
-        <w:gridCol w:w="29"/>
+        <w:gridCol w:w="184"/>
+        <w:gridCol w:w="4416"/>
+        <w:gridCol w:w="2693"/>
+        <w:gridCol w:w="2755"/>
+        <w:gridCol w:w="880"/>
       </w:tblGrid>
       <w:tr>
         <w:trPr>
-          <w:gridBefore w:val="3"/>
+          <w:gridBefore w:val="2"/>
           <w:wBefore w:w="879" w:type="dxa"/>
           <w:jc w:val="center"/>
         </w:trPr>
         <w:tc>
           <w:tcPr>
             <w:tcW w:w="10744" w:type="dxa"/>
-            <w:gridSpan w:val="7"/>
+            <w:gridSpan w:val="4"/>
             <w:tcBorders>
               <w:top w:val="nil"/>
               <w:left w:val="nil"/>
@@ -1117,9 +1149,9 @@
           </w:tcPr>
           <w:p>
             <w:pPr>
-              <w:spacing w:line="290" w:lineRule="atLeast" w:before="0" w:after="0"/>
-              <w:rPr>
-                <w:rFonts w:ascii="Times New Roman" w:hAnsi="Times New Roman"/>
+              <w:spacing w:line="290" w:lineRule="atLeast"/>
+              <w:rPr>
+                <w:rFonts w:ascii="Times New Roman" w:hAnsi="Times New Roman" w:hint="default"/>
                 <w:b/>
                 <w:bCs/>
               </w:rPr>
@@ -1145,7 +1177,7 @@
       </w:tr>
       <w:tr>
         <w:trPr>
-          <w:gridAfter w:val="2"/>
+          <w:gridAfter w:val="1"/>
           <w:wAfter w:w="880" w:type="dxa"/>
           <w:jc w:val="center"/>
         </w:trPr>
@@ -1168,9 +1200,9 @@
           </w:tcPr>
           <w:p>
             <w:pPr>
-              <w:spacing w:line="290" w:lineRule="atLeast" w:before="0" w:after="0"/>
-              <w:rPr>
-                <w:rFonts w:ascii="Times New Roman" w:hAnsi="Times New Roman"/>
+              <w:spacing w:line="290" w:lineRule="atLeast"/>
+              <w:rPr>
+                <w:rFonts w:ascii="Times New Roman" w:hAnsi="Times New Roman" w:hint="default"/>
                 <w:sz w:val="21"/>
               </w:rPr>
             </w:pPr>
@@ -1179,7 +1211,7 @@
         <w:tc>
           <w:tcPr>
             <w:tcW w:w="4600" w:type="dxa"/>
-            <w:gridSpan w:val="4"/>
+            <w:gridSpan w:val="2"/>
             <w:tcBorders>
               <w:top w:val="nil"/>
               <w:left w:val="nil"/>
@@ -1196,27 +1228,26 @@
           </w:tcPr>
           <w:p>
             <w:pPr>
-              <w:spacing w:line="290" w:lineRule="atLeast" w:before="0" w:after="0"/>
-              <w:rPr>
-                <w:rFonts w:ascii="Times New Roman" w:hAnsi="Times New Roman"/>
-                <w:sz w:val="21"/>
-              </w:rPr>
-            </w:pPr>
-            <w:r>
-              <w:rPr>
-                <w:rFonts w:ascii="Times New Roman" w:eastAsia="宋体" w:hAnsi="Times New Roman" w:cs="宋体"/>
-                <w:b/>
-                <w:bCs/>
-                <w:sz w:val="21"/>
-              </w:rPr>
-              <w:t xml:space="preserve">社区团购末端网络优化项目</w:t>
+              <w:spacing w:line="290" w:lineRule="atLeast"/>
+              <w:rPr>
+                <w:rFonts w:ascii="Times New Roman" w:hAnsi="Times New Roman" w:hint="default"/>
+                <w:sz w:val="21"/>
+              </w:rPr>
+            </w:pPr>
+            <w:r>
+              <w:rPr>
+                <w:rFonts w:ascii="Times New Roman" w:eastAsia="宋体" w:hAnsi="Times New Roman" w:cs="宋体"/>
+                <w:b/>
+                <w:bCs/>
+                <w:sz w:val="21"/>
+              </w:rPr>
+              <w:t>社区团购末端网络优化项目</w:t>
             </w:r>
           </w:p>
         </w:tc>
         <w:tc>
           <w:tcPr>
             <w:tcW w:w="2693" w:type="dxa"/>
-            <w:gridSpan w:val="2"/>
             <w:tcBorders>
               <w:top w:val="nil"/>
               <w:left w:val="nil"/>
@@ -1227,22 +1258,22 @@
           </w:tcPr>
           <w:p>
             <w:pPr>
-              <w:spacing w:line="290" w:lineRule="atLeast" w:before="0" w:after="0"/>
-              <w:rPr>
-                <w:rFonts w:ascii="Times New Roman" w:eastAsia="等线" w:hAnsi="Times New Roman"/>
-                <w:b/>
-                <w:bCs/>
-                <w:sz w:val="21"/>
-              </w:rPr>
-            </w:pPr>
-            <w:r>
-              <w:rPr>
-                <w:rFonts w:ascii="Times New Roman" w:eastAsia="宋体" w:hAnsi="Times New Roman" w:cs="宋体"/>
-                <w:b/>
-                <w:bCs/>
-                <w:sz w:val="21"/>
-              </w:rPr>
-              <w:t xml:space="preserve">个人课程项目</w:t>
+              <w:spacing w:line="290" w:lineRule="atLeast"/>
+              <w:rPr>
+                <w:rFonts w:ascii="Times New Roman" w:eastAsia="等线" w:hAnsi="Times New Roman" w:hint="default"/>
+                <w:b/>
+                <w:bCs/>
+                <w:sz w:val="21"/>
+              </w:rPr>
+            </w:pPr>
+            <w:r>
+              <w:rPr>
+                <w:rFonts w:ascii="Times New Roman" w:eastAsia="宋体" w:hAnsi="Times New Roman" w:cs="宋体"/>
+                <w:b/>
+                <w:bCs/>
+                <w:sz w:val="21"/>
+              </w:rPr>
+              <w:t>个人课程项目</w:t>
             </w:r>
           </w:p>
         </w:tc>
@@ -1259,7 +1290,7 @@
           </w:tcPr>
           <w:p>
             <w:pPr>
-              <w:spacing w:line="290" w:lineRule="atLeast" w:before="0" w:after="0"/>
+              <w:spacing w:line="290" w:lineRule="atLeast"/>
               <w:rPr>
                 <w:rFonts w:ascii="Times New Roman" w:eastAsia="等线" w:hAnsi="Times New Roman" w:hint="default"/>
                 <w:b/>
@@ -1274,14 +1305,14 @@
                 <w:bCs/>
                 <w:sz w:val="21"/>
               </w:rPr>
-              <w:t xml:space="preserve">2026.03-2026.06</w:t>
+              <w:t>2026.03-2026.06</w:t>
             </w:r>
           </w:p>
         </w:tc>
       </w:tr>
       <w:tr>
         <w:trPr>
-          <w:gridAfter w:val="2"/>
+          <w:gridAfter w:val="1"/>
           <w:wAfter w:w="880" w:type="dxa"/>
           <w:jc w:val="center"/>
         </w:trPr>
@@ -1304,9 +1335,9 @@
           </w:tcPr>
           <w:p>
             <w:pPr>
-              <w:spacing w:line="290" w:lineRule="atLeast" w:before="0" w:after="0"/>
-              <w:rPr>
-                <w:rFonts w:ascii="Times New Roman" w:hAnsi="Times New Roman"/>
+              <w:spacing w:line="290" w:lineRule="atLeast"/>
+              <w:rPr>
+                <w:rFonts w:ascii="Times New Roman" w:hAnsi="Times New Roman" w:hint="default"/>
                 <w:sz w:val="21"/>
               </w:rPr>
             </w:pPr>
@@ -1315,7 +1346,7 @@
         <w:tc>
           <w:tcPr>
             <w:tcW w:w="10048" w:type="dxa"/>
-            <w:gridSpan w:val="7"/>
+            <w:gridSpan w:val="4"/>
             <w:tcBorders>
               <w:top w:val="nil"/>
               <w:left w:val="nil"/>
@@ -1336,7 +1367,7 @@
                 <w:ilvl w:val="0"/>
                 <w:numId w:val="9"/>
               </w:numPr>
-              <w:spacing w:line="290" w:lineRule="atLeast" w:before="0" w:after="0"/>
+              <w:spacing w:line="290" w:lineRule="atLeast"/>
               <w:rPr>
                 <w:rFonts w:ascii="Times New Roman" w:eastAsia="宋体" w:hAnsi="Times New Roman" w:cs="宋体" w:hint="default"/>
                 <w:sz w:val="21"/>
@@ -1347,21 +1378,21 @@
                 <w:rFonts w:ascii="Times New Roman" w:eastAsia="宋体" w:hAnsi="Times New Roman" w:cs="宋体"/>
                 <w:sz w:val="21"/>
               </w:rPr>
-              <w:t xml:space="preserve">独立主导项目全流程：定义研究问题→实地调研收集</w:t>
-            </w:r>
-            <w:r>
-              <w:rPr>
-                <w:rFonts w:eastAsia="宋体" w:ascii="Times New Roman" w:hAnsi="Times New Roman"/>
-                <w:sz w:val="21"/>
-              </w:rPr>
-              <w:t xml:space="preserve">15</w:t>
-            </w:r>
-            <w:r>
-              <w:rPr>
-                <w:rFonts w:ascii="Times New Roman" w:eastAsia="宋体" w:hAnsi="Times New Roman" w:cs="宋体"/>
-                <w:sz w:val="21"/>
-              </w:rPr>
-              <w:t xml:space="preserve">个候选点与需求数据→构建优化模型→设计方案→验证结果→输出完整研究报告</w:t>
+              <w:t>独立主导项目全流程：定义研究问题→实地调研收集</w:t>
+            </w:r>
+            <w:r>
+              <w:rPr>
+                <w:rFonts w:ascii="Times New Roman" w:eastAsia="宋体" w:hAnsi="Times New Roman"/>
+                <w:sz w:val="21"/>
+              </w:rPr>
+              <w:t>15</w:t>
+            </w:r>
+            <w:r>
+              <w:rPr>
+                <w:rFonts w:ascii="Times New Roman" w:eastAsia="宋体" w:hAnsi="Times New Roman" w:cs="宋体"/>
+                <w:sz w:val="21"/>
+              </w:rPr>
+              <w:t>个候选点与需求数据→构建优化模型→设计方案→验证结果→输出完整研究报告</w:t>
             </w:r>
           </w:p>
           <w:p>
@@ -1370,7 +1401,7 @@
                 <w:ilvl w:val="0"/>
                 <w:numId w:val="9"/>
               </w:numPr>
-              <w:spacing w:line="290" w:lineRule="atLeast" w:before="0" w:after="0"/>
+              <w:spacing w:line="290" w:lineRule="atLeast"/>
               <w:rPr>
                 <w:rFonts w:ascii="Times New Roman" w:eastAsia="宋体" w:hAnsi="Times New Roman" w:cs="宋体" w:hint="default"/>
                 <w:sz w:val="21"/>
@@ -1381,84 +1412,84 @@
                 <w:rFonts w:ascii="Times New Roman" w:eastAsia="宋体" w:hAnsi="Times New Roman" w:cs="宋体"/>
                 <w:sz w:val="21"/>
               </w:rPr>
-              <w:t xml:space="preserve">设计“</w:t>
-            </w:r>
-            <w:r>
-              <w:rPr>
-                <w:rFonts w:eastAsia="宋体" w:ascii="Times New Roman" w:hAnsi="Times New Roman"/>
-                <w:sz w:val="21"/>
-              </w:rPr>
-              <w:t xml:space="preserve">2</w:t>
-            </w:r>
-            <w:r>
-              <w:rPr>
-                <w:rFonts w:ascii="Times New Roman" w:eastAsia="宋体" w:hAnsi="Times New Roman" w:cs="宋体"/>
-                <w:sz w:val="21"/>
-              </w:rPr>
-              <w:t xml:space="preserve">核心点</w:t>
-            </w:r>
-            <w:r>
-              <w:rPr>
-                <w:rFonts w:eastAsia="宋体" w:ascii="Times New Roman" w:hAnsi="Times New Roman"/>
-                <w:sz w:val="21"/>
-              </w:rPr>
-              <w:t xml:space="preserve">+4</w:t>
-            </w:r>
-            <w:r>
-              <w:rPr>
-                <w:rFonts w:ascii="Times New Roman" w:eastAsia="宋体" w:hAnsi="Times New Roman" w:cs="宋体"/>
-                <w:sz w:val="21"/>
-              </w:rPr>
-              <w:t xml:space="preserve">动态临时点”弹性布局方案，用</w:t>
-            </w:r>
-            <w:r>
-              <w:rPr>
-                <w:rFonts w:eastAsia="宋体" w:ascii="Times New Roman" w:hAnsi="Times New Roman"/>
-                <w:sz w:val="21"/>
-              </w:rPr>
-              <w:t xml:space="preserve">Python</w:t>
-            </w:r>
-            <w:r>
-              <w:rPr>
-                <w:rFonts w:ascii="Times New Roman" w:eastAsia="宋体" w:hAnsi="Times New Roman" w:cs="宋体"/>
-                <w:sz w:val="21"/>
-              </w:rPr>
-              <w:t xml:space="preserve">完成模型测算，验证方案可降低运营成本</w:t>
-            </w:r>
-            <w:r>
-              <w:rPr>
-                <w:rFonts w:eastAsia="宋体" w:ascii="Times New Roman" w:hAnsi="Times New Roman"/>
-                <w:sz w:val="21"/>
-              </w:rPr>
-              <w:t xml:space="preserve">18.7%</w:t>
-            </w:r>
-            <w:r>
-              <w:rPr>
-                <w:rFonts w:ascii="Times New Roman" w:eastAsia="宋体" w:hAnsi="Times New Roman" w:cs="宋体"/>
-                <w:sz w:val="21"/>
-              </w:rPr>
-              <w:t xml:space="preserve">、提升老年覆盖率至</w:t>
-            </w:r>
-            <w:r>
-              <w:rPr>
-                <w:rFonts w:eastAsia="宋体" w:ascii="Times New Roman" w:hAnsi="Times New Roman"/>
-                <w:sz w:val="21"/>
-              </w:rPr>
-              <w:t xml:space="preserve">87.3%</w:t>
-            </w:r>
-            <w:r>
-              <w:rPr>
-                <w:rFonts w:ascii="Times New Roman" w:eastAsia="宋体" w:hAnsi="Times New Roman" w:cs="宋体"/>
-                <w:sz w:val="21"/>
-              </w:rPr>
-              <w:t xml:space="preserve">、缩短配送时长</w:t>
-            </w:r>
-            <w:r>
-              <w:rPr>
-                <w:rFonts w:eastAsia="宋体" w:ascii="Times New Roman" w:hAnsi="Times New Roman"/>
-                <w:sz w:val="21"/>
-              </w:rPr>
-              <w:t xml:space="preserve">22.3%</w:t>
+              <w:t>设计“</w:t>
+            </w:r>
+            <w:r>
+              <w:rPr>
+                <w:rFonts w:ascii="Times New Roman" w:eastAsia="宋体" w:hAnsi="Times New Roman"/>
+                <w:sz w:val="21"/>
+              </w:rPr>
+              <w:t>2</w:t>
+            </w:r>
+            <w:r>
+              <w:rPr>
+                <w:rFonts w:ascii="Times New Roman" w:eastAsia="宋体" w:hAnsi="Times New Roman" w:cs="宋体"/>
+                <w:sz w:val="21"/>
+              </w:rPr>
+              <w:t>核心点</w:t>
+            </w:r>
+            <w:r>
+              <w:rPr>
+                <w:rFonts w:ascii="Times New Roman" w:eastAsia="宋体" w:hAnsi="Times New Roman"/>
+                <w:sz w:val="21"/>
+              </w:rPr>
+              <w:t>+4</w:t>
+            </w:r>
+            <w:r>
+              <w:rPr>
+                <w:rFonts w:ascii="Times New Roman" w:eastAsia="宋体" w:hAnsi="Times New Roman" w:cs="宋体"/>
+                <w:sz w:val="21"/>
+              </w:rPr>
+              <w:t>动态临时点”弹性布局方案，用</w:t>
+            </w:r>
+            <w:r>
+              <w:rPr>
+                <w:rFonts w:ascii="Times New Roman" w:eastAsia="宋体" w:hAnsi="Times New Roman"/>
+                <w:sz w:val="21"/>
+              </w:rPr>
+              <w:t>Python</w:t>
+            </w:r>
+            <w:r>
+              <w:rPr>
+                <w:rFonts w:ascii="Times New Roman" w:eastAsia="宋体" w:hAnsi="Times New Roman" w:cs="宋体"/>
+                <w:sz w:val="21"/>
+              </w:rPr>
+              <w:t>完成模型测算，验证方案可降低运营成本</w:t>
+            </w:r>
+            <w:r>
+              <w:rPr>
+                <w:rFonts w:ascii="Times New Roman" w:eastAsia="宋体" w:hAnsi="Times New Roman"/>
+                <w:sz w:val="21"/>
+              </w:rPr>
+              <w:t>18.7%</w:t>
+            </w:r>
+            <w:r>
+              <w:rPr>
+                <w:rFonts w:ascii="Times New Roman" w:eastAsia="宋体" w:hAnsi="Times New Roman" w:cs="宋体"/>
+                <w:sz w:val="21"/>
+              </w:rPr>
+              <w:t>、提升老年覆盖率至</w:t>
+            </w:r>
+            <w:r>
+              <w:rPr>
+                <w:rFonts w:ascii="Times New Roman" w:eastAsia="宋体" w:hAnsi="Times New Roman"/>
+                <w:sz w:val="21"/>
+              </w:rPr>
+              <w:t>87.3%</w:t>
+            </w:r>
+            <w:r>
+              <w:rPr>
+                <w:rFonts w:ascii="Times New Roman" w:eastAsia="宋体" w:hAnsi="Times New Roman" w:cs="宋体"/>
+                <w:sz w:val="21"/>
+              </w:rPr>
+              <w:t>、缩短配送时长</w:t>
+            </w:r>
+            <w:r>
+              <w:rPr>
+                <w:rFonts w:ascii="Times New Roman" w:eastAsia="宋体" w:hAnsi="Times New Roman"/>
+                <w:sz w:val="21"/>
+              </w:rPr>
+              <w:t>22.3%</w:t>
             </w:r>
           </w:p>
           <w:p>
@@ -1467,7 +1498,7 @@
                 <w:ilvl w:val="0"/>
                 <w:numId w:val="9"/>
               </w:numPr>
-              <w:spacing w:line="290" w:lineRule="atLeast" w:before="0" w:after="0"/>
+              <w:spacing w:line="290" w:lineRule="atLeast"/>
               <w:rPr>
                 <w:rFonts w:ascii="Times New Roman" w:eastAsia="宋体" w:hAnsi="Times New Roman" w:cs="宋体" w:hint="default"/>
                 <w:sz w:val="21"/>
@@ -1478,14 +1509,14 @@
                 <w:rFonts w:ascii="Times New Roman" w:eastAsia="宋体" w:hAnsi="Times New Roman" w:cs="宋体"/>
                 <w:sz w:val="21"/>
               </w:rPr>
-              <w:t xml:space="preserve">项目成果形成完整结课报告，具备从问题识别到方案验证的闭环项目管理能力</w:t>
+              <w:t>项目成果形成完整结课报告，具备从问题识别到方案验证的闭环项目管理能力</w:t>
             </w:r>
           </w:p>
         </w:tc>
       </w:tr>
       <w:tr>
         <w:trPr>
-          <w:gridAfter w:val="2"/>
+          <w:gridAfter w:val="1"/>
           <w:wAfter w:w="880" w:type="dxa"/>
           <w:jc w:val="center"/>
         </w:trPr>
@@ -1508,9 +1539,9 @@
           </w:tcPr>
           <w:p>
             <w:pPr>
-              <w:spacing w:line="290" w:lineRule="atLeast" w:before="0" w:after="0"/>
-              <w:rPr>
-                <w:rFonts w:ascii="Times New Roman" w:hAnsi="Times New Roman"/>
+              <w:spacing w:line="290" w:lineRule="atLeast"/>
+              <w:rPr>
+                <w:rFonts w:ascii="Times New Roman" w:hAnsi="Times New Roman" w:hint="default"/>
                 <w:sz w:val="21"/>
               </w:rPr>
             </w:pPr>
@@ -1519,7 +1550,7 @@
         <w:tc>
           <w:tcPr>
             <w:tcW w:w="4600" w:type="dxa"/>
-            <w:gridSpan w:val="4"/>
+            <w:gridSpan w:val="2"/>
             <w:tcBorders>
               <w:top w:val="nil"/>
               <w:left w:val="nil"/>
@@ -1536,27 +1567,26 @@
           </w:tcPr>
           <w:p>
             <w:pPr>
-              <w:spacing w:line="290" w:lineRule="atLeast" w:before="0" w:after="0"/>
-              <w:rPr>
-                <w:rFonts w:ascii="Times New Roman" w:hAnsi="Times New Roman"/>
-                <w:sz w:val="21"/>
-              </w:rPr>
-            </w:pPr>
-            <w:r>
-              <w:rPr>
-                <w:rFonts w:ascii="Times New Roman" w:eastAsia="宋体" w:hAnsi="Times New Roman" w:cs="宋体"/>
-                <w:b/>
-                <w:bCs/>
-                <w:sz w:val="21"/>
-              </w:rPr>
-              <w:t xml:space="preserve">电商用户调研与分析项目</w:t>
+              <w:spacing w:line="290" w:lineRule="atLeast"/>
+              <w:rPr>
+                <w:rFonts w:ascii="Times New Roman" w:hAnsi="Times New Roman" w:hint="default"/>
+                <w:sz w:val="21"/>
+              </w:rPr>
+            </w:pPr>
+            <w:r>
+              <w:rPr>
+                <w:rFonts w:ascii="Times New Roman" w:eastAsia="宋体" w:hAnsi="Times New Roman" w:cs="宋体"/>
+                <w:b/>
+                <w:bCs/>
+                <w:sz w:val="21"/>
+              </w:rPr>
+              <w:t>电商用户调研与分析项目</w:t>
             </w:r>
           </w:p>
         </w:tc>
         <w:tc>
           <w:tcPr>
             <w:tcW w:w="2693" w:type="dxa"/>
-            <w:gridSpan w:val="2"/>
             <w:tcBorders>
               <w:top w:val="nil"/>
               <w:left w:val="nil"/>
@@ -1567,22 +1597,22 @@
           </w:tcPr>
           <w:p>
             <w:pPr>
-              <w:spacing w:line="290" w:lineRule="atLeast" w:before="0" w:after="0"/>
-              <w:rPr>
-                <w:rFonts w:ascii="Times New Roman" w:eastAsia="等线" w:hAnsi="Times New Roman"/>
-                <w:b/>
-                <w:bCs/>
-                <w:sz w:val="21"/>
-              </w:rPr>
-            </w:pPr>
-            <w:r>
-              <w:rPr>
-                <w:rFonts w:ascii="Times New Roman" w:eastAsia="宋体" w:hAnsi="Times New Roman" w:cs="宋体"/>
-                <w:b/>
-                <w:bCs/>
-                <w:sz w:val="21"/>
-              </w:rPr>
-              <w:t xml:space="preserve">个人课程项目</w:t>
+              <w:spacing w:line="290" w:lineRule="atLeast"/>
+              <w:rPr>
+                <w:rFonts w:ascii="Times New Roman" w:eastAsia="等线" w:hAnsi="Times New Roman" w:hint="default"/>
+                <w:b/>
+                <w:bCs/>
+                <w:sz w:val="21"/>
+              </w:rPr>
+            </w:pPr>
+            <w:r>
+              <w:rPr>
+                <w:rFonts w:ascii="Times New Roman" w:eastAsia="宋体" w:hAnsi="Times New Roman" w:cs="宋体"/>
+                <w:b/>
+                <w:bCs/>
+                <w:sz w:val="21"/>
+              </w:rPr>
+              <w:t>个人课程项目</w:t>
             </w:r>
           </w:p>
         </w:tc>
@@ -1599,7 +1629,7 @@
           </w:tcPr>
           <w:p>
             <w:pPr>
-              <w:spacing w:line="290" w:lineRule="atLeast" w:before="0" w:after="0"/>
+              <w:spacing w:line="290" w:lineRule="atLeast"/>
               <w:rPr>
                 <w:rFonts w:ascii="Times New Roman" w:eastAsia="等线" w:hAnsi="Times New Roman" w:hint="default"/>
                 <w:b/>
@@ -1614,14 +1644,14 @@
                 <w:bCs/>
                 <w:sz w:val="21"/>
               </w:rPr>
-              <w:t xml:space="preserve">2025.10-2025.12</w:t>
+              <w:t>2025.10-2025.12</w:t>
             </w:r>
           </w:p>
         </w:tc>
       </w:tr>
       <w:tr>
         <w:trPr>
-          <w:gridAfter w:val="2"/>
+          <w:gridAfter w:val="1"/>
           <w:wAfter w:w="880" w:type="dxa"/>
           <w:jc w:val="center"/>
         </w:trPr>
@@ -1644,9 +1674,9 @@
           </w:tcPr>
           <w:p>
             <w:pPr>
-              <w:spacing w:line="290" w:lineRule="atLeast" w:before="0" w:after="0"/>
-              <w:rPr>
-                <w:rFonts w:ascii="Times New Roman" w:hAnsi="Times New Roman"/>
+              <w:spacing w:line="290" w:lineRule="atLeast"/>
+              <w:rPr>
+                <w:rFonts w:ascii="Times New Roman" w:hAnsi="Times New Roman" w:hint="default"/>
                 <w:sz w:val="21"/>
               </w:rPr>
             </w:pPr>
@@ -1655,7 +1685,7 @@
         <w:tc>
           <w:tcPr>
             <w:tcW w:w="10048" w:type="dxa"/>
-            <w:gridSpan w:val="7"/>
+            <w:gridSpan w:val="4"/>
             <w:tcBorders>
               <w:top w:val="nil"/>
               <w:left w:val="nil"/>
@@ -1676,7 +1706,7 @@
                 <w:ilvl w:val="0"/>
                 <w:numId w:val="9"/>
               </w:numPr>
-              <w:spacing w:line="290" w:lineRule="atLeast" w:before="0" w:after="0"/>
+              <w:spacing w:line="290" w:lineRule="atLeast"/>
               <w:rPr>
                 <w:rFonts w:ascii="Times New Roman" w:eastAsia="宋体" w:hAnsi="Times New Roman" w:cs="宋体" w:hint="default"/>
                 <w:sz w:val="21"/>
@@ -1687,49 +1717,49 @@
                 <w:rFonts w:ascii="Times New Roman" w:eastAsia="宋体" w:hAnsi="Times New Roman" w:cs="宋体"/>
                 <w:sz w:val="21"/>
               </w:rPr>
-              <w:t xml:space="preserve">统筹问卷设计、发放回收、数据清洗、统计分析全流程，回收</w:t>
-            </w:r>
-            <w:r>
-              <w:rPr>
-                <w:rFonts w:eastAsia="宋体" w:ascii="Times New Roman" w:hAnsi="Times New Roman"/>
-                <w:sz w:val="21"/>
-              </w:rPr>
-              <w:t xml:space="preserve">328</w:t>
-            </w:r>
-            <w:r>
-              <w:rPr>
-                <w:rFonts w:ascii="Times New Roman" w:eastAsia="宋体" w:hAnsi="Times New Roman" w:cs="宋体"/>
-                <w:sz w:val="21"/>
-              </w:rPr>
-              <w:t xml:space="preserve">份有效样本，用</w:t>
-            </w:r>
-            <w:r>
-              <w:rPr>
-                <w:rFonts w:eastAsia="宋体" w:ascii="Times New Roman" w:hAnsi="Times New Roman"/>
-                <w:sz w:val="21"/>
-              </w:rPr>
-              <w:t xml:space="preserve">SPSS</w:t>
-            </w:r>
-            <w:r>
-              <w:rPr>
-                <w:rFonts w:ascii="Times New Roman" w:eastAsia="宋体" w:hAnsi="Times New Roman" w:cs="宋体"/>
-                <w:sz w:val="21"/>
-              </w:rPr>
-              <w:t xml:space="preserve">和</w:t>
-            </w:r>
-            <w:r>
-              <w:rPr>
-                <w:rFonts w:eastAsia="宋体" w:ascii="Times New Roman" w:hAnsi="Times New Roman"/>
-                <w:sz w:val="21"/>
-              </w:rPr>
-              <w:t xml:space="preserve">Python</w:t>
-            </w:r>
-            <w:r>
-              <w:rPr>
-                <w:rFonts w:ascii="Times New Roman" w:eastAsia="宋体" w:hAnsi="Times New Roman" w:cs="宋体"/>
-                <w:sz w:val="21"/>
-              </w:rPr>
-              <w:t xml:space="preserve">完成数据分析</w:t>
+              <w:t>统筹问卷设计、发放回收、数据清洗、统计分析全流程，回收</w:t>
+            </w:r>
+            <w:r>
+              <w:rPr>
+                <w:rFonts w:ascii="Times New Roman" w:eastAsia="宋体" w:hAnsi="Times New Roman"/>
+                <w:sz w:val="21"/>
+              </w:rPr>
+              <w:t>328</w:t>
+            </w:r>
+            <w:r>
+              <w:rPr>
+                <w:rFonts w:ascii="Times New Roman" w:eastAsia="宋体" w:hAnsi="Times New Roman" w:cs="宋体"/>
+                <w:sz w:val="21"/>
+              </w:rPr>
+              <w:t>份有效样本，用</w:t>
+            </w:r>
+            <w:r>
+              <w:rPr>
+                <w:rFonts w:ascii="Times New Roman" w:eastAsia="宋体" w:hAnsi="Times New Roman"/>
+                <w:sz w:val="21"/>
+              </w:rPr>
+              <w:t>SPSS</w:t>
+            </w:r>
+            <w:r>
+              <w:rPr>
+                <w:rFonts w:ascii="Times New Roman" w:eastAsia="宋体" w:hAnsi="Times New Roman" w:cs="宋体"/>
+                <w:sz w:val="21"/>
+              </w:rPr>
+              <w:t>和</w:t>
+            </w:r>
+            <w:r>
+              <w:rPr>
+                <w:rFonts w:ascii="Times New Roman" w:eastAsia="宋体" w:hAnsi="Times New Roman"/>
+                <w:sz w:val="21"/>
+              </w:rPr>
+              <w:t>Python</w:t>
+            </w:r>
+            <w:r>
+              <w:rPr>
+                <w:rFonts w:ascii="Times New Roman" w:eastAsia="宋体" w:hAnsi="Times New Roman" w:cs="宋体"/>
+                <w:sz w:val="21"/>
+              </w:rPr>
+              <w:t>完成数据分析</w:t>
             </w:r>
           </w:p>
           <w:p>
@@ -1738,7 +1768,7 @@
                 <w:ilvl w:val="0"/>
                 <w:numId w:val="9"/>
               </w:numPr>
-              <w:spacing w:line="290" w:lineRule="atLeast" w:before="0" w:after="0"/>
+              <w:spacing w:line="290" w:lineRule="atLeast"/>
               <w:rPr>
                 <w:rFonts w:ascii="Times New Roman" w:eastAsia="宋体" w:hAnsi="Times New Roman" w:cs="宋体" w:hint="default"/>
                 <w:sz w:val="21"/>
@@ -1749,14 +1779,14 @@
                 <w:rFonts w:ascii="Times New Roman" w:eastAsia="宋体" w:hAnsi="Times New Roman" w:cs="宋体"/>
                 <w:sz w:val="21"/>
               </w:rPr>
-              <w:t xml:space="preserve">验证技术特性对用户体验的影响路径，识别核心影响因素，输出研究结论与优化建议</w:t>
+              <w:t>验证技术特性对用户体验的影响路径，识别核心影响因素，输出研究结论与优化建议</w:t>
             </w:r>
           </w:p>
         </w:tc>
       </w:tr>
       <w:tr>
         <w:trPr>
-          <w:gridAfter w:val="2"/>
+          <w:gridAfter w:val="1"/>
           <w:wAfter w:w="880" w:type="dxa"/>
           <w:jc w:val="center"/>
         </w:trPr>
@@ -1779,9 +1809,9 @@
           </w:tcPr>
           <w:p>
             <w:pPr>
-              <w:spacing w:line="290" w:lineRule="atLeast" w:before="0" w:after="0"/>
-              <w:rPr>
-                <w:rFonts w:ascii="Times New Roman" w:hAnsi="Times New Roman"/>
+              <w:spacing w:line="290" w:lineRule="atLeast"/>
+              <w:rPr>
+                <w:rFonts w:ascii="Times New Roman" w:hAnsi="Times New Roman" w:hint="default"/>
                 <w:sz w:val="21"/>
               </w:rPr>
             </w:pPr>
@@ -1790,7 +1820,7 @@
         <w:tc>
           <w:tcPr>
             <w:tcW w:w="4600" w:type="dxa"/>
-            <w:gridSpan w:val="4"/>
+            <w:gridSpan w:val="2"/>
             <w:tcBorders>
               <w:top w:val="nil"/>
               <w:left w:val="nil"/>
@@ -1807,27 +1837,26 @@
           </w:tcPr>
           <w:p>
             <w:pPr>
-              <w:spacing w:line="290" w:lineRule="atLeast" w:before="0" w:after="0"/>
-              <w:rPr>
-                <w:rFonts w:ascii="Times New Roman" w:hAnsi="Times New Roman"/>
-                <w:sz w:val="21"/>
-              </w:rPr>
-            </w:pPr>
-            <w:r>
-              <w:rPr>
-                <w:rFonts w:ascii="Times New Roman" w:eastAsia="宋体" w:hAnsi="Times New Roman" w:cs="宋体"/>
-                <w:b/>
-                <w:bCs/>
-                <w:sz w:val="21"/>
-              </w:rPr>
-              <w:t xml:space="preserve">银行营销数据分析项目</w:t>
+              <w:spacing w:line="290" w:lineRule="atLeast"/>
+              <w:rPr>
+                <w:rFonts w:ascii="Times New Roman" w:hAnsi="Times New Roman" w:hint="default"/>
+                <w:sz w:val="21"/>
+              </w:rPr>
+            </w:pPr>
+            <w:r>
+              <w:rPr>
+                <w:rFonts w:ascii="Times New Roman" w:eastAsia="宋体" w:hAnsi="Times New Roman" w:cs="宋体"/>
+                <w:b/>
+                <w:bCs/>
+                <w:sz w:val="21"/>
+              </w:rPr>
+              <w:t>银行营销数据分析项目</w:t>
             </w:r>
           </w:p>
         </w:tc>
         <w:tc>
           <w:tcPr>
             <w:tcW w:w="2693" w:type="dxa"/>
-            <w:gridSpan w:val="2"/>
             <w:tcBorders>
               <w:top w:val="nil"/>
               <w:left w:val="nil"/>
@@ -1838,22 +1867,22 @@
           </w:tcPr>
           <w:p>
             <w:pPr>
-              <w:spacing w:line="290" w:lineRule="atLeast" w:before="0" w:after="0"/>
-              <w:rPr>
-                <w:rFonts w:ascii="Times New Roman" w:eastAsia="等线" w:hAnsi="Times New Roman"/>
-                <w:b/>
-                <w:bCs/>
-                <w:sz w:val="21"/>
-              </w:rPr>
-            </w:pPr>
-            <w:r>
-              <w:rPr>
-                <w:rFonts w:ascii="Times New Roman" w:eastAsia="宋体" w:hAnsi="Times New Roman" w:cs="宋体"/>
-                <w:b/>
-                <w:bCs/>
-                <w:sz w:val="21"/>
-              </w:rPr>
-              <w:t xml:space="preserve">个人课程项目</w:t>
+              <w:spacing w:line="290" w:lineRule="atLeast"/>
+              <w:rPr>
+                <w:rFonts w:ascii="Times New Roman" w:eastAsia="等线" w:hAnsi="Times New Roman" w:hint="default"/>
+                <w:b/>
+                <w:bCs/>
+                <w:sz w:val="21"/>
+              </w:rPr>
+            </w:pPr>
+            <w:r>
+              <w:rPr>
+                <w:rFonts w:ascii="Times New Roman" w:eastAsia="宋体" w:hAnsi="Times New Roman" w:cs="宋体"/>
+                <w:b/>
+                <w:bCs/>
+                <w:sz w:val="21"/>
+              </w:rPr>
+              <w:t>个人课程项目</w:t>
             </w:r>
           </w:p>
         </w:tc>
@@ -1870,7 +1899,7 @@
           </w:tcPr>
           <w:p>
             <w:pPr>
-              <w:spacing w:line="290" w:lineRule="atLeast" w:before="0" w:after="0"/>
+              <w:spacing w:line="290" w:lineRule="atLeast"/>
               <w:rPr>
                 <w:rFonts w:ascii="Times New Roman" w:eastAsia="等线" w:hAnsi="Times New Roman" w:hint="default"/>
                 <w:b/>
@@ -1885,14 +1914,14 @@
                 <w:bCs/>
                 <w:sz w:val="21"/>
               </w:rPr>
-              <w:t xml:space="preserve">2026.04-2026.06</w:t>
+              <w:t>2026.04-2026.06</w:t>
             </w:r>
           </w:p>
         </w:tc>
       </w:tr>
       <w:tr>
         <w:trPr>
-          <w:gridAfter w:val="2"/>
+          <w:gridAfter w:val="1"/>
           <w:wAfter w:w="880" w:type="dxa"/>
           <w:jc w:val="center"/>
         </w:trPr>
@@ -1915,9 +1944,9 @@
           </w:tcPr>
           <w:p>
             <w:pPr>
-              <w:spacing w:line="290" w:lineRule="atLeast" w:before="0" w:after="0"/>
-              <w:rPr>
-                <w:rFonts w:ascii="Times New Roman" w:hAnsi="Times New Roman"/>
+              <w:spacing w:line="290" w:lineRule="atLeast"/>
+              <w:rPr>
+                <w:rFonts w:ascii="Times New Roman" w:hAnsi="Times New Roman" w:hint="default"/>
                 <w:sz w:val="21"/>
               </w:rPr>
             </w:pPr>
@@ -1926,7 +1955,7 @@
         <w:tc>
           <w:tcPr>
             <w:tcW w:w="10048" w:type="dxa"/>
-            <w:gridSpan w:val="7"/>
+            <w:gridSpan w:val="4"/>
             <w:tcBorders>
               <w:top w:val="nil"/>
               <w:left w:val="nil"/>
@@ -1947,7 +1976,7 @@
                 <w:ilvl w:val="0"/>
                 <w:numId w:val="9"/>
               </w:numPr>
-              <w:spacing w:line="290" w:lineRule="atLeast" w:before="0" w:after="0"/>
+              <w:spacing w:line="290" w:lineRule="atLeast"/>
               <w:rPr>
                 <w:rFonts w:ascii="Times New Roman" w:eastAsia="宋体" w:hAnsi="Times New Roman" w:cs="宋体" w:hint="default"/>
                 <w:sz w:val="21"/>
@@ -1958,35 +1987,35 @@
                 <w:rFonts w:ascii="Times New Roman" w:eastAsia="宋体" w:hAnsi="Times New Roman" w:cs="宋体"/>
                 <w:sz w:val="21"/>
               </w:rPr>
-              <w:t xml:space="preserve">基于</w:t>
-            </w:r>
-            <w:r>
-              <w:rPr>
-                <w:rFonts w:eastAsia="宋体" w:ascii="Times New Roman" w:hAnsi="Times New Roman"/>
-                <w:sz w:val="21"/>
-              </w:rPr>
-              <w:t xml:space="preserve">45211</w:t>
-            </w:r>
-            <w:r>
-              <w:rPr>
-                <w:rFonts w:ascii="Times New Roman" w:eastAsia="宋体" w:hAnsi="Times New Roman" w:cs="宋体"/>
-                <w:sz w:val="21"/>
-              </w:rPr>
-              <w:t xml:space="preserve">条葡萄牙银行真实营销数据，用</w:t>
-            </w:r>
-            <w:r>
-              <w:rPr>
-                <w:rFonts w:eastAsia="宋体" w:ascii="Times New Roman" w:hAnsi="Times New Roman"/>
-                <w:sz w:val="21"/>
-              </w:rPr>
-              <w:t xml:space="preserve">R</w:t>
-            </w:r>
-            <w:r>
-              <w:rPr>
-                <w:rFonts w:ascii="Times New Roman" w:eastAsia="宋体" w:hAnsi="Times New Roman" w:cs="宋体"/>
-                <w:sz w:val="21"/>
-              </w:rPr>
-              <w:t xml:space="preserve">完成缺失值与异常值清洗，对年龄、职业、营销频次等字段做多维度分层统计</w:t>
+              <w:t>基于</w:t>
+            </w:r>
+            <w:r>
+              <w:rPr>
+                <w:rFonts w:ascii="Times New Roman" w:eastAsia="宋体" w:hAnsi="Times New Roman"/>
+                <w:sz w:val="21"/>
+              </w:rPr>
+              <w:t>45211</w:t>
+            </w:r>
+            <w:r>
+              <w:rPr>
+                <w:rFonts w:ascii="Times New Roman" w:eastAsia="宋体" w:hAnsi="Times New Roman" w:cs="宋体"/>
+                <w:sz w:val="21"/>
+              </w:rPr>
+              <w:t>条葡萄牙银行真实营销数据，用</w:t>
+            </w:r>
+            <w:r>
+              <w:rPr>
+                <w:rFonts w:ascii="Times New Roman" w:eastAsia="宋体" w:hAnsi="Times New Roman"/>
+                <w:sz w:val="21"/>
+              </w:rPr>
+              <w:t>R</w:t>
+            </w:r>
+            <w:r>
+              <w:rPr>
+                <w:rFonts w:ascii="Times New Roman" w:eastAsia="宋体" w:hAnsi="Times New Roman" w:cs="宋体"/>
+                <w:sz w:val="21"/>
+              </w:rPr>
+              <w:t>完成缺失值与异常值清洗，对年龄、职业、营销频次等字段做多维度分层统计</w:t>
             </w:r>
           </w:p>
           <w:p>
@@ -1995,7 +2024,7 @@
                 <w:ilvl w:val="0"/>
                 <w:numId w:val="9"/>
               </w:numPr>
-              <w:spacing w:line="290" w:lineRule="atLeast" w:before="0" w:after="0"/>
+              <w:spacing w:line="290" w:lineRule="atLeast"/>
               <w:rPr>
                 <w:rFonts w:ascii="Times New Roman" w:eastAsia="宋体" w:hAnsi="Times New Roman" w:cs="宋体" w:hint="default"/>
                 <w:sz w:val="21"/>
@@ -2006,14 +2035,14 @@
                 <w:rFonts w:ascii="Times New Roman" w:eastAsia="宋体" w:hAnsi="Times New Roman" w:cs="宋体"/>
                 <w:sz w:val="21"/>
               </w:rPr>
-              <w:t xml:space="preserve">独立绘制帕累托图、相关性热力图、订阅转化率瀑布图，通过多维度统计呈现客户群体响应差异，识别关键影响变量，为客户分群与营销资源分配提供数据支撑</w:t>
+              <w:t>独立绘制帕累托图、相关性热力图、订阅转化率瀑布图，通过多维度统计呈现客户群体响应差异，识别关键影响变量，为客户分群与营销资源分配提供数据支撑</w:t>
             </w:r>
           </w:p>
         </w:tc>
       </w:tr>
       <w:tr>
         <w:trPr>
-          <w:gridAfter w:val="2"/>
+          <w:gridAfter w:val="1"/>
           <w:wAfter w:w="880" w:type="dxa"/>
           <w:jc w:val="center"/>
         </w:trPr>
@@ -2036,9 +2065,9 @@
           </w:tcPr>
           <w:p>
             <w:pPr>
-              <w:spacing w:line="290" w:lineRule="atLeast" w:before="0" w:after="0"/>
-              <w:rPr>
-                <w:rFonts w:ascii="Times New Roman" w:hAnsi="Times New Roman"/>
+              <w:spacing w:line="290" w:lineRule="atLeast"/>
+              <w:rPr>
+                <w:rFonts w:ascii="Times New Roman" w:hAnsi="Times New Roman" w:hint="default"/>
                 <w:sz w:val="21"/>
               </w:rPr>
             </w:pPr>
@@ -2047,7 +2076,7 @@
         <w:tc>
           <w:tcPr>
             <w:tcW w:w="4600" w:type="dxa"/>
-            <w:gridSpan w:val="4"/>
+            <w:gridSpan w:val="2"/>
             <w:tcBorders>
               <w:top w:val="nil"/>
               <w:left w:val="nil"/>
@@ -2064,36 +2093,35 @@
           </w:tcPr>
           <w:p>
             <w:pPr>
-              <w:spacing w:line="290" w:lineRule="atLeast" w:before="0" w:after="0"/>
-              <w:rPr>
-                <w:rFonts w:ascii="Times New Roman" w:hAnsi="Times New Roman"/>
-                <w:sz w:val="21"/>
-              </w:rPr>
-            </w:pPr>
-            <w:r>
-              <w:rPr>
-                <w:rFonts w:ascii="Times New Roman" w:eastAsia="宋体" w:hAnsi="Times New Roman" w:cs="宋体"/>
-                <w:b/>
-                <w:bCs/>
-                <w:sz w:val="21"/>
-              </w:rPr>
-              <w:t xml:space="preserve">ERP</w:t>
-            </w:r>
-            <w:r>
-              <w:rPr>
-                <w:rFonts w:ascii="Times New Roman" w:eastAsia="宋体" w:hAnsi="Times New Roman" w:cs="宋体"/>
-                <w:b/>
-                <w:bCs/>
-                <w:sz w:val="21"/>
-              </w:rPr>
-              <w:t xml:space="preserve">采购与库存全流程模拟操作</w:t>
+              <w:spacing w:line="290" w:lineRule="atLeast"/>
+              <w:rPr>
+                <w:rFonts w:ascii="Times New Roman" w:hAnsi="Times New Roman" w:hint="default"/>
+                <w:sz w:val="21"/>
+              </w:rPr>
+            </w:pPr>
+            <w:r>
+              <w:rPr>
+                <w:rFonts w:ascii="Times New Roman" w:eastAsia="宋体" w:hAnsi="Times New Roman" w:cs="宋体"/>
+                <w:b/>
+                <w:bCs/>
+                <w:sz w:val="21"/>
+              </w:rPr>
+              <w:t>ERP</w:t>
+            </w:r>
+            <w:r>
+              <w:rPr>
+                <w:rFonts w:ascii="Times New Roman" w:eastAsia="宋体" w:hAnsi="Times New Roman" w:cs="宋体"/>
+                <w:b/>
+                <w:bCs/>
+                <w:sz w:val="21"/>
+              </w:rPr>
+              <w:t>采购与库存全流程模拟操作</w:t>
             </w:r>
           </w:p>
         </w:tc>
         <w:tc>
           <w:tcPr>
             <w:tcW w:w="2693" w:type="dxa"/>
-            <w:gridSpan w:val="2"/>
             <w:tcBorders>
               <w:top w:val="nil"/>
               <w:left w:val="nil"/>
@@ -2104,22 +2132,22 @@
           </w:tcPr>
           <w:p>
             <w:pPr>
-              <w:spacing w:line="290" w:lineRule="atLeast" w:before="0" w:after="0"/>
-              <w:rPr>
-                <w:rFonts w:ascii="Times New Roman" w:eastAsia="等线" w:hAnsi="Times New Roman"/>
-                <w:b/>
-                <w:bCs/>
-                <w:sz w:val="21"/>
-              </w:rPr>
-            </w:pPr>
-            <w:r>
-              <w:rPr>
-                <w:rFonts w:ascii="Times New Roman" w:eastAsia="宋体" w:hAnsi="Times New Roman" w:cs="宋体"/>
-                <w:b/>
-                <w:bCs/>
-                <w:sz w:val="21"/>
-              </w:rPr>
-              <w:t xml:space="preserve">课程实验・账套主管</w:t>
+              <w:spacing w:line="290" w:lineRule="atLeast"/>
+              <w:rPr>
+                <w:rFonts w:ascii="Times New Roman" w:eastAsia="等线" w:hAnsi="Times New Roman" w:hint="default"/>
+                <w:b/>
+                <w:bCs/>
+                <w:sz w:val="21"/>
+              </w:rPr>
+            </w:pPr>
+            <w:r>
+              <w:rPr>
+                <w:rFonts w:ascii="Times New Roman" w:eastAsia="宋体" w:hAnsi="Times New Roman" w:cs="宋体"/>
+                <w:b/>
+                <w:bCs/>
+                <w:sz w:val="21"/>
+              </w:rPr>
+              <w:t>课程实验・账套主管</w:t>
             </w:r>
           </w:p>
         </w:tc>
@@ -2136,7 +2164,7 @@
           </w:tcPr>
           <w:p>
             <w:pPr>
-              <w:spacing w:line="290" w:lineRule="atLeast" w:before="0" w:after="0"/>
+              <w:spacing w:line="290" w:lineRule="atLeast"/>
               <w:rPr>
                 <w:rFonts w:ascii="Times New Roman" w:eastAsia="等线" w:hAnsi="Times New Roman" w:hint="default"/>
                 <w:b/>
@@ -2151,14 +2179,14 @@
                 <w:bCs/>
                 <w:sz w:val="21"/>
               </w:rPr>
-              <w:t xml:space="preserve">2025.03-2025.07</w:t>
+              <w:t>2025.03-2025.07</w:t>
             </w:r>
           </w:p>
         </w:tc>
       </w:tr>
       <w:tr>
         <w:trPr>
-          <w:gridAfter w:val="2"/>
+          <w:gridAfter w:val="1"/>
           <w:wAfter w:w="880" w:type="dxa"/>
           <w:jc w:val="center"/>
         </w:trPr>
@@ -2181,9 +2209,9 @@
           </w:tcPr>
           <w:p>
             <w:pPr>
-              <w:spacing w:line="290" w:lineRule="atLeast" w:before="0" w:after="0"/>
-              <w:rPr>
-                <w:rFonts w:ascii="Times New Roman" w:hAnsi="Times New Roman"/>
+              <w:spacing w:line="290" w:lineRule="atLeast"/>
+              <w:rPr>
+                <w:rFonts w:ascii="Times New Roman" w:hAnsi="Times New Roman" w:hint="default"/>
                 <w:sz w:val="21"/>
               </w:rPr>
             </w:pPr>
@@ -2192,7 +2220,7 @@
         <w:tc>
           <w:tcPr>
             <w:tcW w:w="10048" w:type="dxa"/>
-            <w:gridSpan w:val="7"/>
+            <w:gridSpan w:val="4"/>
             <w:tcBorders>
               <w:top w:val="nil"/>
               <w:left w:val="nil"/>
@@ -2213,7 +2241,7 @@
                 <w:ilvl w:val="0"/>
                 <w:numId w:val="9"/>
               </w:numPr>
-              <w:spacing w:line="290" w:lineRule="atLeast" w:before="0" w:after="0"/>
+              <w:spacing w:line="290" w:lineRule="atLeast"/>
               <w:rPr>
                 <w:rFonts w:ascii="Times New Roman" w:eastAsia="宋体" w:hAnsi="Times New Roman" w:cs="宋体" w:hint="default"/>
                 <w:sz w:val="21"/>
@@ -2224,21 +2252,21 @@
                 <w:rFonts w:ascii="Times New Roman" w:eastAsia="宋体" w:hAnsi="Times New Roman" w:cs="宋体"/>
                 <w:sz w:val="21"/>
               </w:rPr>
-              <w:t xml:space="preserve">以账套主管角色使用用友</w:t>
-            </w:r>
-            <w:r>
-              <w:rPr>
-                <w:rFonts w:eastAsia="宋体" w:ascii="Times New Roman" w:hAnsi="Times New Roman"/>
-                <w:sz w:val="21"/>
-              </w:rPr>
-              <w:t xml:space="preserve">U8+</w:t>
-            </w:r>
-            <w:r>
-              <w:rPr>
-                <w:rFonts w:ascii="Times New Roman" w:eastAsia="宋体" w:hAnsi="Times New Roman" w:cs="宋体"/>
-                <w:sz w:val="21"/>
-              </w:rPr>
-              <w:t xml:space="preserve">，独立完成采购订单→到货入库→库存调拨→盘点→存货核算→付款凭证全流程操作</w:t>
+              <w:t>以账套主管角色使用用友</w:t>
+            </w:r>
+            <w:r>
+              <w:rPr>
+                <w:rFonts w:ascii="Times New Roman" w:eastAsia="宋体" w:hAnsi="Times New Roman"/>
+                <w:sz w:val="21"/>
+              </w:rPr>
+              <w:t>U8+</w:t>
+            </w:r>
+            <w:r>
+              <w:rPr>
+                <w:rFonts w:ascii="Times New Roman" w:eastAsia="宋体" w:hAnsi="Times New Roman" w:cs="宋体"/>
+                <w:sz w:val="21"/>
+              </w:rPr>
+              <w:t>，独立完成采购订单→到货入库→库存调拨→盘点→存货核算→付款凭证全流程操作</w:t>
             </w:r>
           </w:p>
           <w:p>
@@ -2247,7 +2275,7 @@
                 <w:ilvl w:val="0"/>
                 <w:numId w:val="9"/>
               </w:numPr>
-              <w:spacing w:line="290" w:lineRule="atLeast" w:before="0" w:after="0"/>
+              <w:spacing w:line="290" w:lineRule="atLeast"/>
               <w:rPr>
                 <w:rFonts w:ascii="Times New Roman" w:eastAsia="宋体" w:hAnsi="Times New Roman" w:cs="宋体" w:hint="default"/>
                 <w:sz w:val="21"/>
@@ -2258,21 +2286,21 @@
                 <w:rFonts w:ascii="Times New Roman" w:eastAsia="宋体" w:hAnsi="Times New Roman" w:cs="宋体"/>
                 <w:sz w:val="21"/>
               </w:rPr>
-              <w:t xml:space="preserve">熟悉采购申请、订单管理、入库验收、库存调拨、对账核算各环节的单据流转与系统操作，理解采购到付款的完整业务链路</w:t>
+              <w:t>熟悉采购申请、订单管理、入库验收、库存调拨、对账核算各环节的单据流转与系统操作，理解采购到付款的完整业务链路</w:t>
             </w:r>
           </w:p>
         </w:tc>
       </w:tr>
       <w:tr>
         <w:trPr>
-          <w:gridBefore w:val="3"/>
+          <w:gridBefore w:val="2"/>
           <w:wBefore w:w="879" w:type="dxa"/>
           <w:jc w:val="center"/>
         </w:trPr>
         <w:tc>
           <w:tcPr>
             <w:tcW w:w="10744" w:type="dxa"/>
-            <w:gridSpan w:val="7"/>
+            <w:gridSpan w:val="4"/>
             <w:tcBorders>
               <w:top w:val="nil"/>
               <w:left w:val="nil"/>
@@ -2290,7 +2318,10 @@
           </w:tcPr>
           <w:p>
             <w:pPr>
-              <w:spacing w:line="290" w:lineRule="atLeast" w:before="0" w:after="0"/>
+              <w:spacing w:line="290" w:lineRule="atLeast"/>
+              <w:rPr>
+                <w:rFonts w:hint="default"/>
+              </w:rPr>
             </w:pPr>
             <w:r>
               <w:rPr>
@@ -2304,26 +2335,27 @@
     </w:tbl>
     <w:p>
       <w:pPr>
+        <w:spacing w:line="290" w:lineRule="atLeast"/>
         <w:rPr>
+          <w:rFonts w:hint="default"/>
           <w:vanish/>
         </w:rPr>
-        <w:spacing w:line="290" w:lineRule="atLeast" w:before="0" w:after="0"/>
       </w:pPr>
     </w:p>
     <w:p>
       <w:pPr>
+        <w:spacing w:line="290" w:lineRule="atLeast"/>
         <w:rPr>
+          <w:rFonts w:hint="default"/>
           <w:vanish/>
           <w:sz w:val="21"/>
         </w:rPr>
-        <w:spacing w:line="290" w:lineRule="atLeast" w:before="0" w:after="0"/>
       </w:pPr>
     </w:p>
     <w:tbl>
       <w:tblPr>
         <w:tblW w:w="0" w:type="auto"/>
         <w:jc w:val="center"/>
-        <w:tblInd w:w="0" w:type="dxa"/>
         <w:tblLayout w:type="fixed"/>
         <w:tblCellMar>
           <w:left w:w="0" w:type="dxa"/>
@@ -2333,9 +2365,9 @@
       </w:tblPr>
       <w:tblGrid>
         <w:gridCol w:w="695"/>
-        <w:gridCol w:w="3686"/>
+        <w:gridCol w:w="4600"/>
         <w:gridCol w:w="2693"/>
-        <w:gridCol w:w="3669"/>
+        <w:gridCol w:w="2755"/>
       </w:tblGrid>
       <w:tr>
         <w:trPr>
@@ -2360,8 +2392,9 @@
           </w:tcPr>
           <w:p>
             <w:pPr>
-              <w:spacing w:line="290" w:lineRule="atLeast" w:before="0" w:after="0"/>
-              <w:rPr>
+              <w:spacing w:line="290" w:lineRule="atLeast"/>
+              <w:rPr>
+                <w:rFonts w:hint="default"/>
                 <w:sz w:val="21"/>
               </w:rPr>
             </w:pPr>
@@ -2386,21 +2419,22 @@
           </w:tcPr>
           <w:p>
             <w:pPr>
-              <w:spacing w:line="290" w:lineRule="atLeast" w:before="0" w:after="0"/>
-              <w:rPr>
-                <w:b/>
-                <w:bCs/>
-                <w:sz w:val="21"/>
-              </w:rPr>
-            </w:pPr>
-            <w:r>
-              <w:rPr>
-                <w:rFonts w:ascii="Times New Roman" w:eastAsia="宋体" w:hAnsi="Times New Roman" w:cs="宋体"/>
-                <w:b/>
-                <w:bCs/>
-                <w:sz w:val="21"/>
-              </w:rPr>
-              <w:t xml:space="preserve">山东鱼跃尚成教育有限责任公司</w:t>
+              <w:spacing w:line="290" w:lineRule="atLeast"/>
+              <w:rPr>
+                <w:rFonts w:hint="default"/>
+                <w:b/>
+                <w:bCs/>
+                <w:sz w:val="21"/>
+              </w:rPr>
+            </w:pPr>
+            <w:r>
+              <w:rPr>
+                <w:rFonts w:ascii="Times New Roman" w:eastAsia="宋体" w:hAnsi="Times New Roman" w:cs="宋体"/>
+                <w:b/>
+                <w:bCs/>
+                <w:sz w:val="21"/>
+              </w:rPr>
+              <w:t>山东鱼跃尚成教育有限责任公司</w:t>
             </w:r>
           </w:p>
         </w:tc>
@@ -2417,21 +2451,22 @@
           </w:tcPr>
           <w:p>
             <w:pPr>
-              <w:spacing w:line="290" w:lineRule="atLeast" w:before="0" w:after="0"/>
-              <w:rPr>
-                <w:b/>
-                <w:bCs/>
-                <w:sz w:val="21"/>
-              </w:rPr>
-            </w:pPr>
-            <w:r>
-              <w:rPr>
-                <w:rFonts w:ascii="Times New Roman" w:eastAsia="宋体" w:hAnsi="Times New Roman" w:cs="宋体"/>
-                <w:b/>
-                <w:bCs/>
-                <w:sz w:val="21"/>
-              </w:rPr>
-              <w:t xml:space="preserve">项目助理（兼职）</w:t>
+              <w:spacing w:line="290" w:lineRule="atLeast"/>
+              <w:rPr>
+                <w:rFonts w:hint="default"/>
+                <w:b/>
+                <w:bCs/>
+                <w:sz w:val="21"/>
+              </w:rPr>
+            </w:pPr>
+            <w:r>
+              <w:rPr>
+                <w:rFonts w:ascii="Times New Roman" w:eastAsia="宋体" w:hAnsi="Times New Roman" w:cs="宋体"/>
+                <w:b/>
+                <w:bCs/>
+                <w:sz w:val="21"/>
+              </w:rPr>
+              <w:t>项目助理（兼职）</w:t>
             </w:r>
           </w:p>
         </w:tc>
@@ -2448,7 +2483,7 @@
           </w:tcPr>
           <w:p>
             <w:pPr>
-              <w:spacing w:line="290" w:lineRule="atLeast" w:before="0" w:after="0"/>
+              <w:spacing w:line="290" w:lineRule="atLeast"/>
               <w:rPr>
                 <w:rFonts w:ascii="Times New Roman" w:eastAsia="等线" w:hAnsi="Times New Roman" w:hint="default"/>
                 <w:b/>
@@ -2463,7 +2498,7 @@
                 <w:bCs/>
                 <w:sz w:val="21"/>
               </w:rPr>
-              <w:t xml:space="preserve">2026.04 - 2026.07</w:t>
+              <w:t>2026.04 - 2026.07</w:t>
             </w:r>
           </w:p>
         </w:tc>
@@ -2491,9 +2526,9 @@
           </w:tcPr>
           <w:p>
             <w:pPr>
-              <w:spacing w:line="290" w:lineRule="atLeast" w:before="0" w:after="0"/>
-              <w:rPr>
-                <w:rFonts w:ascii="Times New Roman" w:hAnsi="Times New Roman"/>
+              <w:spacing w:line="290" w:lineRule="atLeast"/>
+              <w:rPr>
+                <w:rFonts w:ascii="Times New Roman" w:hAnsi="Times New Roman" w:hint="default"/>
                 <w:sz w:val="21"/>
               </w:rPr>
             </w:pPr>
@@ -2523,7 +2558,7 @@
                 <w:ilvl w:val="0"/>
                 <w:numId w:val="6"/>
               </w:numPr>
-              <w:spacing w:line="290" w:lineRule="atLeast" w:before="0" w:after="0"/>
+              <w:spacing w:line="290" w:lineRule="atLeast"/>
               <w:rPr>
                 <w:rFonts w:ascii="Times New Roman" w:eastAsia="宋体" w:hAnsi="Times New Roman" w:cs="宋体" w:hint="default"/>
                 <w:sz w:val="21"/>
@@ -2534,35 +2569,35 @@
                 <w:rFonts w:ascii="Times New Roman" w:eastAsia="宋体" w:hAnsi="Times New Roman" w:cs="宋体"/>
                 <w:sz w:val="21"/>
               </w:rPr>
-              <w:t xml:space="preserve">作为项目助理统筹</w:t>
-            </w:r>
-            <w:r>
-              <w:rPr>
-                <w:rFonts w:eastAsia="宋体" w:ascii="Times New Roman" w:hAnsi="Times New Roman"/>
-                <w:sz w:val="21"/>
-              </w:rPr>
-              <w:t xml:space="preserve">200+</w:t>
-            </w:r>
-            <w:r>
-              <w:rPr>
-                <w:rFonts w:ascii="Times New Roman" w:eastAsia="宋体" w:hAnsi="Times New Roman" w:cs="宋体"/>
-                <w:sz w:val="21"/>
-              </w:rPr>
-              <w:t xml:space="preserve">份申报材料的收集、核对、提交全流程，用</w:t>
-            </w:r>
-            <w:r>
-              <w:rPr>
-                <w:rFonts w:eastAsia="宋体" w:ascii="Times New Roman" w:hAnsi="Times New Roman"/>
-                <w:sz w:val="21"/>
-              </w:rPr>
-              <w:t xml:space="preserve">Excel</w:t>
-            </w:r>
-            <w:r>
-              <w:rPr>
-                <w:rFonts w:ascii="Times New Roman" w:eastAsia="宋体" w:hAnsi="Times New Roman" w:cs="宋体"/>
-                <w:sz w:val="21"/>
-              </w:rPr>
-              <w:t xml:space="preserve">搭建可检索的电子台账</w:t>
+              <w:t>作为项目助理统筹</w:t>
+            </w:r>
+            <w:r>
+              <w:rPr>
+                <w:rFonts w:ascii="Times New Roman" w:eastAsia="宋体" w:hAnsi="Times New Roman"/>
+                <w:sz w:val="21"/>
+              </w:rPr>
+              <w:t>200+</w:t>
+            </w:r>
+            <w:r>
+              <w:rPr>
+                <w:rFonts w:ascii="Times New Roman" w:eastAsia="宋体" w:hAnsi="Times New Roman" w:cs="宋体"/>
+                <w:sz w:val="21"/>
+              </w:rPr>
+              <w:t>份申报材料的收集、核对、提交全流程，用</w:t>
+            </w:r>
+            <w:r>
+              <w:rPr>
+                <w:rFonts w:ascii="Times New Roman" w:eastAsia="宋体" w:hAnsi="Times New Roman"/>
+                <w:sz w:val="21"/>
+              </w:rPr>
+              <w:t>Excel</w:t>
+            </w:r>
+            <w:r>
+              <w:rPr>
+                <w:rFonts w:ascii="Times New Roman" w:eastAsia="宋体" w:hAnsi="Times New Roman" w:cs="宋体"/>
+                <w:sz w:val="21"/>
+              </w:rPr>
+              <w:t>搭建可检索的电子台账</w:t>
             </w:r>
           </w:p>
           <w:p>
@@ -2571,7 +2606,7 @@
                 <w:ilvl w:val="0"/>
                 <w:numId w:val="6"/>
               </w:numPr>
-              <w:spacing w:line="290" w:lineRule="atLeast" w:before="0" w:after="0"/>
+              <w:spacing w:line="290" w:lineRule="atLeast"/>
               <w:rPr>
                 <w:rFonts w:ascii="Times New Roman" w:eastAsia="宋体" w:hAnsi="Times New Roman" w:cs="宋体" w:hint="default"/>
                 <w:sz w:val="21"/>
@@ -2582,7 +2617,7 @@
                 <w:rFonts w:ascii="Times New Roman" w:eastAsia="宋体" w:hAnsi="Times New Roman" w:cs="宋体"/>
                 <w:sz w:val="21"/>
               </w:rPr>
-              <w:t xml:space="preserve">梳理并标准化资料审核与报批流程，按月汇总项目执行数据；建立可检索的文档归档体系，统一收纳申报单据并分类存档，提升材料调取效率</w:t>
+              <w:t>梳理并标准化资料审核与报批流程，按月汇总项目执行数据；建立可检索的文档归档体系，统一收纳申报单据并分类存档，提升材料调取效率</w:t>
             </w:r>
           </w:p>
         </w:tc>
@@ -2610,8 +2645,9 @@
           </w:tcPr>
           <w:p>
             <w:pPr>
-              <w:spacing w:line="290" w:lineRule="atLeast" w:before="0" w:after="0"/>
-              <w:rPr>
+              <w:spacing w:line="290" w:lineRule="atLeast"/>
+              <w:rPr>
+                <w:rFonts w:hint="default"/>
                 <w:sz w:val="21"/>
               </w:rPr>
             </w:pPr>
@@ -2636,21 +2672,22 @@
           </w:tcPr>
           <w:p>
             <w:pPr>
-              <w:spacing w:line="290" w:lineRule="atLeast" w:before="0" w:after="0"/>
-              <w:rPr>
-                <w:b/>
-                <w:bCs/>
-                <w:sz w:val="21"/>
-              </w:rPr>
-            </w:pPr>
-            <w:r>
-              <w:rPr>
-                <w:rFonts w:ascii="Times New Roman" w:eastAsia="宋体" w:hAnsi="Times New Roman" w:cs="宋体"/>
-                <w:b/>
-                <w:bCs/>
-                <w:sz w:val="21"/>
-              </w:rPr>
-              <w:t xml:space="preserve">瑞幸咖啡</w:t>
+              <w:spacing w:line="290" w:lineRule="atLeast"/>
+              <w:rPr>
+                <w:rFonts w:hint="default"/>
+                <w:b/>
+                <w:bCs/>
+                <w:sz w:val="21"/>
+              </w:rPr>
+            </w:pPr>
+            <w:r>
+              <w:rPr>
+                <w:rFonts w:ascii="Times New Roman" w:eastAsia="宋体" w:hAnsi="Times New Roman" w:cs="宋体"/>
+                <w:b/>
+                <w:bCs/>
+                <w:sz w:val="21"/>
+              </w:rPr>
+              <w:t>瑞幸咖啡</w:t>
             </w:r>
           </w:p>
         </w:tc>
@@ -2667,21 +2704,22 @@
           </w:tcPr>
           <w:p>
             <w:pPr>
-              <w:spacing w:line="290" w:lineRule="atLeast" w:before="0" w:after="0"/>
-              <w:rPr>
-                <w:b/>
-                <w:bCs/>
-                <w:sz w:val="21"/>
-              </w:rPr>
-            </w:pPr>
-            <w:r>
-              <w:rPr>
-                <w:rFonts w:ascii="Times New Roman" w:eastAsia="宋体" w:hAnsi="Times New Roman" w:cs="宋体"/>
-                <w:b/>
-                <w:bCs/>
-                <w:sz w:val="21"/>
-              </w:rPr>
-              <w:t xml:space="preserve">咖啡师（兼职）</w:t>
+              <w:spacing w:line="290" w:lineRule="atLeast"/>
+              <w:rPr>
+                <w:rFonts w:hint="default"/>
+                <w:b/>
+                <w:bCs/>
+                <w:sz w:val="21"/>
+              </w:rPr>
+            </w:pPr>
+            <w:r>
+              <w:rPr>
+                <w:rFonts w:ascii="Times New Roman" w:eastAsia="宋体" w:hAnsi="Times New Roman" w:cs="宋体"/>
+                <w:b/>
+                <w:bCs/>
+                <w:sz w:val="21"/>
+              </w:rPr>
+              <w:t>咖啡师（兼职）</w:t>
             </w:r>
           </w:p>
         </w:tc>
@@ -2698,7 +2736,7 @@
           </w:tcPr>
           <w:p>
             <w:pPr>
-              <w:spacing w:line="290" w:lineRule="atLeast" w:before="0" w:after="0"/>
+              <w:spacing w:line="290" w:lineRule="atLeast"/>
               <w:rPr>
                 <w:rFonts w:ascii="Times New Roman" w:eastAsia="等线" w:hAnsi="Times New Roman" w:hint="default"/>
                 <w:b/>
@@ -2713,7 +2751,7 @@
                 <w:bCs/>
                 <w:sz w:val="21"/>
               </w:rPr>
-              <w:t xml:space="preserve">2023.07 - 2023.09</w:t>
+              <w:t>2023.07 - 2023.09</w:t>
             </w:r>
           </w:p>
         </w:tc>
@@ -2741,9 +2779,9 @@
           </w:tcPr>
           <w:p>
             <w:pPr>
-              <w:spacing w:line="290" w:lineRule="atLeast" w:before="0" w:after="0"/>
-              <w:rPr>
-                <w:rFonts w:ascii="Times New Roman" w:hAnsi="Times New Roman"/>
+              <w:spacing w:line="290" w:lineRule="atLeast"/>
+              <w:rPr>
+                <w:rFonts w:ascii="Times New Roman" w:hAnsi="Times New Roman" w:hint="default"/>
                 <w:sz w:val="21"/>
               </w:rPr>
             </w:pPr>
@@ -2773,7 +2811,7 @@
                 <w:ilvl w:val="0"/>
                 <w:numId w:val="6"/>
               </w:numPr>
-              <w:spacing w:line="290" w:lineRule="atLeast" w:before="0" w:after="0"/>
+              <w:spacing w:line="290" w:lineRule="atLeast"/>
               <w:rPr>
                 <w:rFonts w:ascii="Times New Roman" w:eastAsia="宋体" w:hAnsi="Times New Roman" w:cs="宋体" w:hint="default"/>
                 <w:sz w:val="21"/>
@@ -2784,21 +2822,21 @@
                 <w:rFonts w:ascii="Times New Roman" w:eastAsia="宋体" w:hAnsi="Times New Roman" w:cs="宋体"/>
                 <w:sz w:val="21"/>
               </w:rPr>
-              <w:t xml:space="preserve">负责门店数十种原辅料的补货申请、入库核对与日常盘点，落实“日盘</w:t>
-            </w:r>
-            <w:r>
-              <w:rPr>
-                <w:rFonts w:eastAsia="宋体" w:ascii="Times New Roman" w:hAnsi="Times New Roman"/>
-                <w:sz w:val="21"/>
-              </w:rPr>
-              <w:t xml:space="preserve">+</w:t>
-            </w:r>
-            <w:r>
-              <w:rPr>
-                <w:rFonts w:ascii="Times New Roman" w:eastAsia="宋体" w:hAnsi="Times New Roman" w:cs="宋体"/>
-                <w:sz w:val="21"/>
-              </w:rPr>
-              <w:t xml:space="preserve">效期预警”机制，核对交接班出入库单据，保持库存账实一致，任职期间无重大盘点差异</w:t>
+              <w:t>负责门店数十种原辅料的补货申请、入库核对与日常盘点，落实“日盘</w:t>
+            </w:r>
+            <w:r>
+              <w:rPr>
+                <w:rFonts w:ascii="Times New Roman" w:eastAsia="宋体" w:hAnsi="Times New Roman"/>
+                <w:sz w:val="21"/>
+              </w:rPr>
+              <w:t>+</w:t>
+            </w:r>
+            <w:r>
+              <w:rPr>
+                <w:rFonts w:ascii="Times New Roman" w:eastAsia="宋体" w:hAnsi="Times New Roman" w:cs="宋体"/>
+                <w:sz w:val="21"/>
+              </w:rPr>
+              <w:t>效期预警”机制，核对交接班出入库单据，保持库存账实一致，任职期间无重大盘点差异</w:t>
             </w:r>
           </w:p>
           <w:p>
@@ -2807,7 +2845,7 @@
                 <w:ilvl w:val="0"/>
                 <w:numId w:val="6"/>
               </w:numPr>
-              <w:spacing w:line="290" w:lineRule="atLeast" w:before="0" w:after="0"/>
+              <w:spacing w:line="290" w:lineRule="atLeast"/>
               <w:rPr>
                 <w:rFonts w:ascii="Times New Roman" w:eastAsia="宋体" w:hAnsi="Times New Roman" w:cs="宋体" w:hint="default"/>
                 <w:sz w:val="21"/>
@@ -2818,7 +2856,7 @@
                 <w:rFonts w:ascii="Times New Roman" w:eastAsia="宋体" w:hAnsi="Times New Roman" w:cs="宋体"/>
                 <w:sz w:val="21"/>
               </w:rPr>
-              <w:t xml:space="preserve">根据销售消耗规律制定每日解冻备货计划，精准匹配需求与备货量，降低物料损耗与临时缺货风险，保障门店日常运营物料供应稳定</w:t>
+              <w:t>根据销售消耗规律制定每日解冻备货计划，精准匹配需求与备货量，降低物料损耗与临时缺货风险，保障门店日常运营物料供应稳定</w:t>
             </w:r>
           </w:p>
         </w:tc>
@@ -2826,68 +2864,67 @@
     </w:tbl>
     <w:p>
       <w:pPr>
+        <w:spacing w:line="290" w:lineRule="atLeast"/>
         <w:rPr>
-          <w:rFonts w:ascii="Times New Roman" w:hAnsi="Times New Roman"/>
+          <w:rFonts w:ascii="Times New Roman" w:hAnsi="Times New Roman" w:hint="default"/>
           <w:vanish/>
           <w:sz w:val="21"/>
         </w:rPr>
-        <w:spacing w:line="290" w:lineRule="atLeast" w:before="0" w:after="0"/>
       </w:pPr>
     </w:p>
     <w:p>
       <w:pPr>
+        <w:spacing w:line="290" w:lineRule="atLeast"/>
         <w:rPr>
-          <w:rFonts w:ascii="Times New Roman" w:hAnsi="Times New Roman"/>
+          <w:rFonts w:ascii="Times New Roman" w:hAnsi="Times New Roman" w:hint="default"/>
           <w:vanish/>
           <w:sz w:val="21"/>
         </w:rPr>
-        <w:spacing w:line="290" w:lineRule="atLeast" w:before="0" w:after="0"/>
       </w:pPr>
     </w:p>
     <w:p>
       <w:pPr>
+        <w:spacing w:line="290" w:lineRule="atLeast"/>
         <w:rPr>
-          <w:rFonts w:ascii="Times New Roman" w:hAnsi="Times New Roman"/>
+          <w:rFonts w:ascii="Times New Roman" w:hAnsi="Times New Roman" w:hint="default"/>
           <w:vanish/>
           <w:sz w:val="21"/>
         </w:rPr>
-        <w:spacing w:line="290" w:lineRule="atLeast" w:before="0" w:after="0"/>
       </w:pPr>
     </w:p>
     <w:p>
       <w:pPr>
+        <w:spacing w:line="290" w:lineRule="atLeast"/>
         <w:rPr>
-          <w:rFonts w:ascii="Times New Roman" w:hAnsi="Times New Roman"/>
+          <w:rFonts w:ascii="Times New Roman" w:hAnsi="Times New Roman" w:hint="default"/>
           <w:vanish/>
           <w:sz w:val="2"/>
         </w:rPr>
-        <w:spacing w:line="290" w:lineRule="atLeast" w:before="0" w:after="0"/>
       </w:pPr>
     </w:p>
     <w:p>
       <w:pPr>
+        <w:spacing w:line="290" w:lineRule="atLeast"/>
         <w:rPr>
-          <w:rFonts w:ascii="Times New Roman" w:hAnsi="Times New Roman"/>
+          <w:rFonts w:ascii="Times New Roman" w:hAnsi="Times New Roman" w:hint="default"/>
           <w:vanish/>
         </w:rPr>
-        <w:spacing w:line="290" w:lineRule="atLeast" w:before="0" w:after="0"/>
       </w:pPr>
     </w:p>
     <w:p>
       <w:pPr>
+        <w:spacing w:line="290" w:lineRule="atLeast"/>
         <w:rPr>
-          <w:rFonts w:ascii="Times New Roman" w:hAnsi="Times New Roman"/>
+          <w:rFonts w:ascii="Times New Roman" w:hAnsi="Times New Roman" w:hint="default"/>
           <w:vanish/>
           <w:sz w:val="21"/>
         </w:rPr>
-        <w:spacing w:line="290" w:lineRule="atLeast" w:before="0" w:after="0"/>
       </w:pPr>
     </w:p>
     <w:tbl>
       <w:tblPr>
         <w:tblW w:w="0" w:type="auto"/>
         <w:jc w:val="center"/>
-        <w:tblInd w:w="0" w:type="dxa"/>
         <w:tblLayout w:type="fixed"/>
         <w:tblCellMar>
           <w:left w:w="0" w:type="dxa"/>
@@ -2922,18 +2959,18 @@
           </w:tcPr>
           <w:p>
             <w:pPr>
-              <w:spacing w:before="0" w:after="0" w:line="290" w:lineRule="atLeast"/>
-              <w:rPr>
-                <w:rFonts w:ascii="Times New Roman" w:hAnsi="Times New Roman"/>
-              </w:rPr>
-            </w:pPr>
-            <w:r>
-              <w:rPr>
-                <w:rFonts w:ascii="Times New Roman" w:eastAsia="宋体" w:hAnsi="Times New Roman" w:cs="宋体"/>
-                <w:b/>
-                <w:bCs/>
-              </w:rPr>
-              <w:t xml:space="preserve">综合技能</w:t>
+              <w:spacing w:line="290" w:lineRule="atLeast"/>
+              <w:rPr>
+                <w:rFonts w:ascii="Times New Roman" w:hAnsi="Times New Roman" w:hint="default"/>
+              </w:rPr>
+            </w:pPr>
+            <w:r>
+              <w:rPr>
+                <w:rFonts w:ascii="Times New Roman" w:eastAsia="宋体" w:hAnsi="Times New Roman" w:cs="宋体"/>
+                <w:b/>
+                <w:bCs/>
+              </w:rPr>
+              <w:t>综合技能</w:t>
             </w:r>
           </w:p>
         </w:tc>
@@ -2941,18 +2978,17 @@
     </w:tbl>
     <w:p>
       <w:pPr>
+        <w:spacing w:line="290" w:lineRule="atLeast"/>
         <w:rPr>
-          <w:rFonts w:ascii="Times New Roman" w:hAnsi="Times New Roman"/>
+          <w:rFonts w:ascii="Times New Roman" w:hAnsi="Times New Roman" w:hint="default"/>
           <w:vanish/>
         </w:rPr>
-        <w:spacing w:line="290" w:lineRule="atLeast" w:before="0" w:after="0"/>
       </w:pPr>
     </w:p>
     <w:tbl>
       <w:tblPr>
         <w:tblW w:w="0" w:type="auto"/>
         <w:jc w:val="center"/>
-        <w:tblInd w:w="0" w:type="dxa"/>
         <w:tblLayout w:type="fixed"/>
         <w:tblCellMar>
           <w:left w:w="0" w:type="dxa"/>
@@ -2966,7 +3002,7 @@
       </w:tblGrid>
       <w:tr>
         <w:trPr>
-          <w:trHeight w:val="1843"/>
+          <w:trHeight w:val="1281"/>
           <w:jc w:val="center"/>
         </w:trPr>
         <w:tc>
@@ -2988,9 +3024,9 @@
           </w:tcPr>
           <w:p>
             <w:pPr>
-              <w:spacing w:before="0" w:after="0" w:line="290" w:lineRule="atLeast"/>
-              <w:rPr>
-                <w:rFonts w:ascii="Times New Roman" w:hAnsi="Times New Roman"/>
+              <w:spacing w:line="290" w:lineRule="atLeast"/>
+              <w:rPr>
+                <w:rFonts w:ascii="Times New Roman" w:hAnsi="Times New Roman" w:hint="default"/>
                 <w:sz w:val="21"/>
               </w:rPr>
             </w:pPr>
@@ -3015,7 +3051,7 @@
           </w:tcPr>
           <w:p>
             <w:pPr>
-              <w:spacing w:line="290" w:lineRule="atLeast" w:before="0" w:after="0"/>
+              <w:spacing w:line="290" w:lineRule="atLeast"/>
               <w:rPr>
                 <w:rFonts w:ascii="Times New Roman" w:eastAsia="宋体" w:hAnsi="Times New Roman" w:cs="宋体" w:hint="default"/>
                 <w:b/>
@@ -3030,70 +3066,70 @@
                 <w:bCs/>
                 <w:sz w:val="21"/>
               </w:rPr>
-              <w:t xml:space="preserve">ERP</w:t>
-            </w:r>
-            <w:r>
-              <w:rPr>
-                <w:rFonts w:ascii="Times New Roman" w:eastAsia="宋体" w:hAnsi="Times New Roman" w:cs="宋体"/>
-                <w:b/>
-                <w:bCs/>
-                <w:sz w:val="21"/>
-              </w:rPr>
-              <w:t xml:space="preserve">系统：</w:t>
-            </w:r>
-            <w:r>
-              <w:rPr>
-                <w:rFonts w:ascii="Times New Roman" w:eastAsia="宋体" w:hAnsi="Times New Roman" w:cs="宋体"/>
-                <w:sz w:val="21"/>
-              </w:rPr>
-              <w:t xml:space="preserve">用友</w:t>
-            </w:r>
-            <w:r>
-              <w:rPr>
-                <w:rFonts w:eastAsia="宋体" w:ascii="Times New Roman" w:hAnsi="Times New Roman"/>
-                <w:sz w:val="21"/>
-              </w:rPr>
-              <w:t xml:space="preserve">U8+</w:t>
-            </w:r>
-            <w:r>
-              <w:rPr>
-                <w:rFonts w:ascii="Times New Roman" w:eastAsia="宋体" w:hAnsi="Times New Roman" w:cs="宋体"/>
-                <w:sz w:val="21"/>
-              </w:rPr>
-              <w:t xml:space="preserve">（采购</w:t>
-            </w:r>
-            <w:r>
-              <w:rPr>
-                <w:rFonts w:eastAsia="宋体" w:ascii="Times New Roman" w:hAnsi="Times New Roman"/>
-                <w:sz w:val="21"/>
-              </w:rPr>
-              <w:t xml:space="preserve">/</w:t>
-            </w:r>
-            <w:r>
-              <w:rPr>
-                <w:rFonts w:ascii="Times New Roman" w:eastAsia="宋体" w:hAnsi="Times New Roman" w:cs="宋体"/>
-                <w:sz w:val="21"/>
-              </w:rPr>
-              <w:t xml:space="preserve">库存</w:t>
-            </w:r>
-            <w:r>
-              <w:rPr>
-                <w:rFonts w:eastAsia="宋体" w:ascii="Times New Roman" w:hAnsi="Times New Roman"/>
-                <w:sz w:val="21"/>
-              </w:rPr>
-              <w:t xml:space="preserve">/</w:t>
-            </w:r>
-            <w:r>
-              <w:rPr>
-                <w:rFonts w:ascii="Times New Roman" w:eastAsia="宋体" w:hAnsi="Times New Roman" w:cs="宋体"/>
-                <w:sz w:val="21"/>
-              </w:rPr>
-              <w:t xml:space="preserve">存货核算全流程操作）</w:t>
-            </w:r>
-          </w:p>
-          <w:p>
-            <w:pPr>
-              <w:spacing w:line="290" w:lineRule="atLeast" w:before="0" w:after="0"/>
+              <w:t>ERP</w:t>
+            </w:r>
+            <w:r>
+              <w:rPr>
+                <w:rFonts w:ascii="Times New Roman" w:eastAsia="宋体" w:hAnsi="Times New Roman" w:cs="宋体"/>
+                <w:b/>
+                <w:bCs/>
+                <w:sz w:val="21"/>
+              </w:rPr>
+              <w:t>系统：</w:t>
+            </w:r>
+            <w:r>
+              <w:rPr>
+                <w:rFonts w:ascii="Times New Roman" w:eastAsia="宋体" w:hAnsi="Times New Roman" w:cs="宋体"/>
+                <w:sz w:val="21"/>
+              </w:rPr>
+              <w:t>用友</w:t>
+            </w:r>
+            <w:r>
+              <w:rPr>
+                <w:rFonts w:ascii="Times New Roman" w:eastAsia="宋体" w:hAnsi="Times New Roman"/>
+                <w:sz w:val="21"/>
+              </w:rPr>
+              <w:t>U8+</w:t>
+            </w:r>
+            <w:r>
+              <w:rPr>
+                <w:rFonts w:ascii="Times New Roman" w:eastAsia="宋体" w:hAnsi="Times New Roman" w:cs="宋体"/>
+                <w:sz w:val="21"/>
+              </w:rPr>
+              <w:t>（采购</w:t>
+            </w:r>
+            <w:r>
+              <w:rPr>
+                <w:rFonts w:ascii="Times New Roman" w:eastAsia="宋体" w:hAnsi="Times New Roman"/>
+                <w:sz w:val="21"/>
+              </w:rPr>
+              <w:t>/</w:t>
+            </w:r>
+            <w:r>
+              <w:rPr>
+                <w:rFonts w:ascii="Times New Roman" w:eastAsia="宋体" w:hAnsi="Times New Roman" w:cs="宋体"/>
+                <w:sz w:val="21"/>
+              </w:rPr>
+              <w:t>库存</w:t>
+            </w:r>
+            <w:r>
+              <w:rPr>
+                <w:rFonts w:ascii="Times New Roman" w:eastAsia="宋体" w:hAnsi="Times New Roman"/>
+                <w:sz w:val="21"/>
+              </w:rPr>
+              <w:t>/</w:t>
+            </w:r>
+            <w:r>
+              <w:rPr>
+                <w:rFonts w:ascii="Times New Roman" w:eastAsia="宋体" w:hAnsi="Times New Roman" w:cs="宋体"/>
+                <w:sz w:val="21"/>
+              </w:rPr>
+              <w:t>存货核算全流程操作）</w:t>
+            </w:r>
+          </w:p>
+          <w:p>
+            <w:pPr>
+              <w:spacing w:line="290" w:lineRule="atLeast"/>
               <w:rPr>
                 <w:rFonts w:ascii="Times New Roman" w:eastAsia="宋体" w:hAnsi="Times New Roman" w:cs="宋体" w:hint="default"/>
                 <w:b/>
@@ -3108,75 +3144,75 @@
                 <w:bCs/>
                 <w:sz w:val="21"/>
               </w:rPr>
-              <w:t xml:space="preserve">办公与数据分析：</w:t>
-            </w:r>
-            <w:r>
-              <w:rPr>
-                <w:rFonts w:eastAsia="宋体" w:ascii="Times New Roman" w:hAnsi="Times New Roman"/>
-                <w:sz w:val="21"/>
-              </w:rPr>
-              <w:t xml:space="preserve">Excel</w:t>
-            </w:r>
-            <w:r>
-              <w:rPr>
-                <w:rFonts w:ascii="Times New Roman" w:eastAsia="宋体" w:hAnsi="Times New Roman" w:cs="宋体"/>
-                <w:sz w:val="21"/>
-              </w:rPr>
-              <w:t xml:space="preserve">（透视表</w:t>
-            </w:r>
-            <w:r>
-              <w:rPr>
-                <w:rFonts w:eastAsia="宋体" w:ascii="Times New Roman" w:hAnsi="Times New Roman"/>
-                <w:sz w:val="21"/>
-              </w:rPr>
-              <w:t xml:space="preserve">/VLOOKUP/</w:t>
-            </w:r>
-            <w:r>
-              <w:rPr>
-                <w:rFonts w:ascii="Times New Roman" w:eastAsia="宋体" w:hAnsi="Times New Roman" w:cs="宋体"/>
-                <w:sz w:val="21"/>
-              </w:rPr>
-              <w:t xml:space="preserve">函数</w:t>
-            </w:r>
-            <w:r>
-              <w:rPr>
-                <w:rFonts w:eastAsia="宋体" w:ascii="Times New Roman" w:hAnsi="Times New Roman"/>
-                <w:sz w:val="21"/>
-              </w:rPr>
-              <w:t xml:space="preserve">/</w:t>
-            </w:r>
-            <w:r>
-              <w:rPr>
-                <w:rFonts w:ascii="Times New Roman" w:eastAsia="宋体" w:hAnsi="Times New Roman" w:cs="宋体"/>
-                <w:sz w:val="21"/>
-              </w:rPr>
-              <w:t xml:space="preserve">台账搭建）、</w:t>
-            </w:r>
-            <w:r>
-              <w:rPr>
-                <w:rFonts w:eastAsia="宋体" w:ascii="Times New Roman" w:hAnsi="Times New Roman"/>
-                <w:sz w:val="21"/>
-              </w:rPr>
-              <w:t xml:space="preserve">Word</w:t>
-            </w:r>
-            <w:r>
-              <w:rPr>
-                <w:rFonts w:ascii="Times New Roman" w:eastAsia="宋体" w:hAnsi="Times New Roman" w:cs="宋体"/>
-                <w:sz w:val="21"/>
-              </w:rPr>
-              <w:t xml:space="preserve">、</w:t>
-            </w:r>
-            <w:r>
-              <w:rPr>
-                <w:rFonts w:eastAsia="宋体" w:ascii="Times New Roman" w:hAnsi="Times New Roman"/>
-                <w:sz w:val="21"/>
-              </w:rPr>
-              <w:t xml:space="preserve">PPT</w:t>
-            </w:r>
-          </w:p>
-          <w:p>
-            <w:pPr>
-              <w:spacing w:line="290" w:lineRule="atLeast" w:before="0" w:after="0"/>
+              <w:t>办公与数据分析：</w:t>
+            </w:r>
+            <w:r>
+              <w:rPr>
+                <w:rFonts w:ascii="Times New Roman" w:eastAsia="宋体" w:hAnsi="Times New Roman"/>
+                <w:sz w:val="21"/>
+              </w:rPr>
+              <w:t>Excel</w:t>
+            </w:r>
+            <w:r>
+              <w:rPr>
+                <w:rFonts w:ascii="Times New Roman" w:eastAsia="宋体" w:hAnsi="Times New Roman" w:cs="宋体"/>
+                <w:sz w:val="21"/>
+              </w:rPr>
+              <w:t>（透视表</w:t>
+            </w:r>
+            <w:r>
+              <w:rPr>
+                <w:rFonts w:ascii="Times New Roman" w:eastAsia="宋体" w:hAnsi="Times New Roman"/>
+                <w:sz w:val="21"/>
+              </w:rPr>
+              <w:t>/VLOOKUP/</w:t>
+            </w:r>
+            <w:r>
+              <w:rPr>
+                <w:rFonts w:ascii="Times New Roman" w:eastAsia="宋体" w:hAnsi="Times New Roman" w:cs="宋体"/>
+                <w:sz w:val="21"/>
+              </w:rPr>
+              <w:t>函数</w:t>
+            </w:r>
+            <w:r>
+              <w:rPr>
+                <w:rFonts w:ascii="Times New Roman" w:eastAsia="宋体" w:hAnsi="Times New Roman"/>
+                <w:sz w:val="21"/>
+              </w:rPr>
+              <w:t>/</w:t>
+            </w:r>
+            <w:r>
+              <w:rPr>
+                <w:rFonts w:ascii="Times New Roman" w:eastAsia="宋体" w:hAnsi="Times New Roman" w:cs="宋体"/>
+                <w:sz w:val="21"/>
+              </w:rPr>
+              <w:t>台账搭建）、</w:t>
+            </w:r>
+            <w:r>
+              <w:rPr>
+                <w:rFonts w:ascii="Times New Roman" w:eastAsia="宋体" w:hAnsi="Times New Roman"/>
+                <w:sz w:val="21"/>
+              </w:rPr>
+              <w:t>Word</w:t>
+            </w:r>
+            <w:r>
+              <w:rPr>
+                <w:rFonts w:ascii="Times New Roman" w:eastAsia="宋体" w:hAnsi="Times New Roman" w:cs="宋体"/>
+                <w:sz w:val="21"/>
+              </w:rPr>
+              <w:t>、</w:t>
+            </w:r>
+            <w:r>
+              <w:rPr>
+                <w:rFonts w:ascii="Times New Roman" w:eastAsia="宋体" w:hAnsi="Times New Roman"/>
+                <w:sz w:val="21"/>
+              </w:rPr>
+              <w:t>PPT</w:t>
+            </w:r>
+          </w:p>
+          <w:p>
+            <w:pPr>
+              <w:spacing w:line="290" w:lineRule="atLeast"/>
               <w:rPr>
                 <w:rFonts w:ascii="Times New Roman" w:eastAsia="宋体" w:hAnsi="Times New Roman" w:cs="宋体" w:hint="default"/>
                 <w:b/>
@@ -3191,54 +3227,54 @@
                 <w:bCs/>
                 <w:sz w:val="21"/>
               </w:rPr>
-              <w:t xml:space="preserve">数据分析：</w:t>
-            </w:r>
-            <w:r>
-              <w:rPr>
-                <w:rFonts w:eastAsia="宋体" w:ascii="Times New Roman" w:hAnsi="Times New Roman"/>
-                <w:sz w:val="21"/>
-              </w:rPr>
-              <w:t xml:space="preserve">Python</w:t>
-            </w:r>
-            <w:r>
-              <w:rPr>
-                <w:rFonts w:ascii="Times New Roman" w:eastAsia="宋体" w:hAnsi="Times New Roman" w:cs="宋体"/>
-                <w:sz w:val="21"/>
-              </w:rPr>
-              <w:t xml:space="preserve">、</w:t>
-            </w:r>
-            <w:r>
-              <w:rPr>
-                <w:rFonts w:eastAsia="宋体" w:ascii="Times New Roman" w:hAnsi="Times New Roman"/>
-                <w:sz w:val="21"/>
-              </w:rPr>
-              <w:t xml:space="preserve">R</w:t>
-            </w:r>
-            <w:r>
-              <w:rPr>
-                <w:rFonts w:ascii="Times New Roman" w:eastAsia="宋体" w:hAnsi="Times New Roman" w:cs="宋体"/>
-                <w:sz w:val="21"/>
-              </w:rPr>
-              <w:t xml:space="preserve">、</w:t>
-            </w:r>
-            <w:r>
-              <w:rPr>
-                <w:rFonts w:eastAsia="宋体" w:ascii="Times New Roman" w:hAnsi="Times New Roman"/>
-                <w:sz w:val="21"/>
-              </w:rPr>
-              <w:t xml:space="preserve">SPSS</w:t>
-            </w:r>
-            <w:r>
-              <w:rPr>
-                <w:rFonts w:ascii="Times New Roman" w:eastAsia="宋体" w:hAnsi="Times New Roman" w:cs="宋体"/>
-                <w:sz w:val="21"/>
-              </w:rPr>
-              <w:t xml:space="preserve">（数据清洗与统计分析）</w:t>
-            </w:r>
-          </w:p>
-          <w:p>
-            <w:pPr>
-              <w:spacing w:line="290" w:lineRule="atLeast" w:before="0" w:after="0"/>
+              <w:t>数据分析：</w:t>
+            </w:r>
+            <w:r>
+              <w:rPr>
+                <w:rFonts w:ascii="Times New Roman" w:eastAsia="宋体" w:hAnsi="Times New Roman"/>
+                <w:sz w:val="21"/>
+              </w:rPr>
+              <w:t>Python</w:t>
+            </w:r>
+            <w:r>
+              <w:rPr>
+                <w:rFonts w:ascii="Times New Roman" w:eastAsia="宋体" w:hAnsi="Times New Roman" w:cs="宋体"/>
+                <w:sz w:val="21"/>
+              </w:rPr>
+              <w:t>、</w:t>
+            </w:r>
+            <w:r>
+              <w:rPr>
+                <w:rFonts w:ascii="Times New Roman" w:eastAsia="宋体" w:hAnsi="Times New Roman"/>
+                <w:sz w:val="21"/>
+              </w:rPr>
+              <w:t>R</w:t>
+            </w:r>
+            <w:r>
+              <w:rPr>
+                <w:rFonts w:ascii="Times New Roman" w:eastAsia="宋体" w:hAnsi="Times New Roman" w:cs="宋体"/>
+                <w:sz w:val="21"/>
+              </w:rPr>
+              <w:t>、</w:t>
+            </w:r>
+            <w:r>
+              <w:rPr>
+                <w:rFonts w:ascii="Times New Roman" w:eastAsia="宋体" w:hAnsi="Times New Roman"/>
+                <w:sz w:val="21"/>
+              </w:rPr>
+              <w:t>SPSS</w:t>
+            </w:r>
+            <w:r>
+              <w:rPr>
+                <w:rFonts w:ascii="Times New Roman" w:eastAsia="宋体" w:hAnsi="Times New Roman" w:cs="宋体"/>
+                <w:sz w:val="21"/>
+              </w:rPr>
+              <w:t>（数据清洗与统计分析）</w:t>
+            </w:r>
+          </w:p>
+          <w:p>
+            <w:pPr>
+              <w:spacing w:line="290" w:lineRule="atLeast"/>
               <w:rPr>
                 <w:rFonts w:ascii="Times New Roman" w:eastAsia="宋体" w:hAnsi="Times New Roman" w:cs="宋体" w:hint="default"/>
                 <w:b/>
@@ -3253,14 +3289,14 @@
                 <w:bCs/>
                 <w:sz w:val="21"/>
               </w:rPr>
-              <w:t xml:space="preserve">通用能力：</w:t>
-            </w:r>
-            <w:r>
-              <w:rPr>
-                <w:rFonts w:ascii="Times New Roman" w:eastAsia="宋体" w:hAnsi="Times New Roman" w:cs="宋体"/>
-                <w:sz w:val="21"/>
-              </w:rPr>
-              <w:t xml:space="preserve">项目文档全生命周期管理、跨部门沟通进度同步、报批流程梳理与标准化、采购与库存单据处理</w:t>
+              <w:t>通用能力：</w:t>
+            </w:r>
+            <w:r>
+              <w:rPr>
+                <w:rFonts w:ascii="Times New Roman" w:eastAsia="宋体" w:hAnsi="Times New Roman" w:cs="宋体"/>
+                <w:sz w:val="21"/>
+              </w:rPr>
+              <w:t>项目文档全生命周期管理、跨部门沟通进度同步、报批流程梳理与标准化、采购与库存单据处理</w:t>
             </w:r>
           </w:p>
         </w:tc>
@@ -3268,11 +3304,12 @@
     </w:tbl>
     <w:p>
       <w:pPr>
+        <w:spacing w:line="290" w:lineRule="atLeast"/>
         <w:rPr>
+          <w:rFonts w:hint="default"/>
           <w:vanish/>
           <w:sz w:val="21"/>
         </w:rPr>
-        <w:spacing w:line="290" w:lineRule="atLeast" w:before="0" w:after="0"/>
       </w:pPr>
     </w:p>
     <w:sectPr>
@@ -4882,15 +4919,6 @@
   </w:num>
   <w:num w:numId="13" w16cid:durableId="1101874244">
     <w:abstractNumId w:val="5"/>
-    <w:lvlOverride w:ilvl="0"/>
-    <w:lvlOverride w:ilvl="1"/>
-    <w:lvlOverride w:ilvl="2"/>
-    <w:lvlOverride w:ilvl="3"/>
-    <w:lvlOverride w:ilvl="4"/>
-    <w:lvlOverride w:ilvl="5"/>
-    <w:lvlOverride w:ilvl="6"/>
-    <w:lvlOverride w:ilvl="7"/>
-    <w:lvlOverride w:ilvl="8"/>
   </w:num>
 </w:numbering>
 </file>
@@ -5061,7 +5089,6 @@
     <w:lsdException w:name="Table Web 2" w:semiHidden="1" w:unhideWhenUsed="1"/>
     <w:lsdException w:name="Table Web 3" w:semiHidden="1" w:unhideWhenUsed="1"/>
     <w:lsdException w:name="Balloon Text" w:semiHidden="1" w:unhideWhenUsed="1"/>
-    <w:lsdException w:name="Table Grid" w:semiHidden="1" w:unhideWhenUsed="1"/>
     <w:lsdException w:name="Table Theme" w:semiHidden="1" w:unhideWhenUsed="1"/>
     <w:lsdException w:name="Placeholder Text" w:semiHidden="1" w:uiPriority="99" w:unhideWhenUsed="1"/>
     <w:lsdException w:name="No Spacing" w:uiPriority="99" w:qFormat="1"/>
@@ -5353,14 +5380,16 @@
   </w:style>
   <w:style w:type="character" w:default="1" w:styleId="a0">
     <w:name w:val="Default Paragraph Font"/>
-    <w:uiPriority w:val="99"/>
+    <w:uiPriority w:val="1"/>
     <w:unhideWhenUsed/>
   </w:style>
   <w:style w:type="table" w:default="1" w:styleId="a1">
     <w:name w:val="Normal Table"/>
     <w:uiPriority w:val="99"/>
+    <w:semiHidden/>
     <w:unhideWhenUsed/>
     <w:tblPr>
+      <w:tblInd w:w="0" w:type="dxa"/>
       <w:tblCellMar>
         <w:top w:w="0" w:type="dxa"/>
         <w:left w:w="108" w:type="dxa"/>

--- a/02_定制简历库/通用简历/文雪_山东大学_项目采购方向.docx
+++ b/02_定制简历库/通用简历/文雪_山东大学_项目采购方向.docx
@@ -5,17 +5,18 @@
   <w:body>
     <w:p>
       <w:pPr>
-        <w:spacing w:line="290" w:lineRule="atLeast"/>
         <w:rPr>
           <w:rFonts w:hint="default"/>
           <w:vanish/>
         </w:rPr>
+        <w:spacing w:line="290" w:lineRule="atLeast" w:before="0" w:after="0"/>
       </w:pPr>
     </w:p>
     <w:tbl>
       <w:tblPr>
         <w:tblW w:w="0" w:type="auto"/>
         <w:jc w:val="center"/>
+        <w:tblInd w:w="0" w:type="dxa"/>
         <w:tblLayout w:type="fixed"/>
         <w:tblCellMar>
           <w:left w:w="0" w:type="dxa"/>
@@ -51,7 +52,7 @@
           </w:tcPr>
           <w:p>
             <w:pPr>
-              <w:spacing w:line="290" w:lineRule="atLeast"/>
+              <w:spacing w:line="290" w:lineRule="atLeast" w:before="0" w:after="0"/>
               <w:rPr>
                 <w:rFonts w:ascii="宋体" w:eastAsia="宋体" w:hAnsi="宋体"/>
                 <w:b/>
@@ -88,15 +89,14 @@
           </w:tcPr>
           <w:p>
             <w:pPr>
-              <w:spacing w:line="290" w:lineRule="atLeast"/>
               <w:jc w:val="center"/>
               <w:rPr>
                 <w:rFonts w:hint="default"/>
               </w:rPr>
-            </w:pPr>
-            <w:r>
-              <w:rPr>
-                <w:rFonts w:hint="default"/>
+              <w:spacing w:line="290" w:lineRule="atLeast" w:before="0" w:after="0"/>
+            </w:pPr>
+            <w:r>
+              <w:rPr>
                 <w:noProof/>
               </w:rPr>
               <w:pict w14:anchorId="7207AFA7">
@@ -119,7 +119,7 @@
                   <v:path o:extrusionok="f" gradientshapeok="t" o:connecttype="rect"/>
                   <o:lock v:ext="edit" aspectratio="t"/>
                 </v:shapetype>
-                <v:shape id="_x0000_s2052" type="#_x0000_t75" style="position:absolute;left:0;text-align:left;margin-left:-3.1pt;margin-top:-3.1pt;width:58.05pt;height:81.95pt;z-index:1;mso-position-horizontal-relative:text;mso-position-vertical-relative:text">
+                <v:shape id="_x0000_s2052" type="#_x0000_t75" style="position:absolute;left:0;text-align:left;margin-left:-3.1pt;margin-top:-3.1pt;width:58.05pt;height:81.95pt;z-index:251657728;mso-position-horizontal-relative:text;mso-position-vertical-relative:text">
                   <v:imagedata r:id="rId7" o:title="微信图片_20260311210753_173_4"/>
                 </v:shape>
               </w:pict>
@@ -151,9 +151,9 @@
           </w:tcPr>
           <w:p>
             <w:pPr>
-              <w:spacing w:line="290" w:lineRule="atLeast"/>
-              <w:rPr>
-                <w:rFonts w:eastAsia="等线" w:hint="default"/>
+              <w:spacing w:line="290" w:lineRule="atLeast" w:before="0" w:after="0"/>
+              <w:rPr>
+                <w:rFonts w:eastAsia="等线"/>
                 <w:sz w:val="21"/>
               </w:rPr>
             </w:pPr>
@@ -222,23 +222,7 @@
                 <w:rFonts w:ascii="宋体" w:eastAsia="宋体" w:hAnsi="宋体"/>
                 <w:sz w:val="21"/>
               </w:rPr>
-              <w:t xml:space="preserve">  共青团员  </w:t>
-            </w:r>
-            <w:r>
-              <w:rPr>
-                <w:rFonts w:ascii="宋体" w:eastAsia="宋体" w:hAnsi="宋体"/>
-                <w:b/>
-                <w:bCs/>
-                <w:sz w:val="21"/>
-              </w:rPr>
-              <w:t>|</w:t>
-            </w:r>
-            <w:r>
-              <w:rPr>
-                <w:rFonts w:ascii="宋体" w:eastAsia="宋体" w:hAnsi="宋体"/>
-                <w:sz w:val="21"/>
-              </w:rPr>
-              <w:t xml:space="preserve">  济南</w:t>
+              <w:t xml:space="preserve">  共青团员  |  济南</w:t>
             </w:r>
           </w:p>
         </w:tc>
@@ -249,11 +233,10 @@
           </w:tcPr>
           <w:p>
             <w:pPr>
-              <w:spacing w:line="290" w:lineRule="atLeast"/>
-              <w:rPr>
-                <w:rFonts w:hint="default"/>
-                <w:sz w:val="21"/>
-              </w:rPr>
+              <w:rPr>
+                <w:sz w:val="21"/>
+              </w:rPr>
+              <w:spacing w:line="290" w:lineRule="atLeast" w:before="0" w:after="0"/>
             </w:pPr>
           </w:p>
         </w:tc>
@@ -282,22 +265,21 @@
           </w:tcPr>
           <w:p>
             <w:pPr>
-              <w:spacing w:line="290" w:lineRule="atLeast"/>
-              <w:rPr>
-                <w:rFonts w:hint="default"/>
-                <w:b/>
-                <w:bCs/>
-                <w:sz w:val="21"/>
-              </w:rPr>
-            </w:pPr>
-            <w:r>
-              <w:rPr>
-                <w:rFonts w:ascii="Times New Roman" w:eastAsia="宋体" w:hAnsi="Times New Roman" w:cs="宋体"/>
-                <w:b/>
-                <w:bCs/>
-                <w:sz w:val="21"/>
-              </w:rPr>
-              <w:t>求职意向：</w:t>
+              <w:spacing w:line="290" w:lineRule="atLeast" w:before="0" w:after="0"/>
+              <w:rPr>
+                <w:b/>
+                <w:bCs/>
+                <w:sz w:val="21"/>
+              </w:rPr>
+            </w:pPr>
+            <w:r>
+              <w:rPr>
+                <w:rFonts w:ascii="Times New Roman" w:eastAsia="宋体" w:hAnsi="Times New Roman" w:cs="宋体"/>
+                <w:b/>
+                <w:bCs/>
+                <w:sz w:val="21"/>
+              </w:rPr>
+              <w:t xml:space="preserve">求职意向：</w:t>
             </w:r>
             <w:r>
               <w:rPr>
@@ -313,35 +295,35 @@
                 <w:rFonts w:ascii="Times New Roman" w:eastAsia="宋体" w:hAnsi="Times New Roman" w:cs="宋体"/>
                 <w:sz w:val="21"/>
               </w:rPr>
-              <w:t>项目管理</w:t>
-            </w:r>
-            <w:r>
-              <w:rPr>
-                <w:rFonts w:ascii="Times New Roman" w:eastAsia="宋体" w:hAnsi="Times New Roman"/>
-                <w:sz w:val="21"/>
-              </w:rPr>
-              <w:t>/</w:t>
-            </w:r>
-            <w:r>
-              <w:rPr>
-                <w:rFonts w:ascii="Times New Roman" w:eastAsia="宋体" w:hAnsi="Times New Roman" w:cs="宋体"/>
-                <w:sz w:val="21"/>
-              </w:rPr>
-              <w:t>采购管理</w:t>
-            </w:r>
-            <w:r>
-              <w:rPr>
-                <w:rFonts w:ascii="Times New Roman" w:eastAsia="宋体" w:hAnsi="Times New Roman"/>
-                <w:sz w:val="21"/>
-              </w:rPr>
-              <w:t>/</w:t>
-            </w:r>
-            <w:r>
-              <w:rPr>
-                <w:rFonts w:ascii="Times New Roman" w:eastAsia="宋体" w:hAnsi="Times New Roman" w:cs="宋体"/>
-                <w:sz w:val="21"/>
-              </w:rPr>
-              <w:t>供应链协调</w:t>
+              <w:t xml:space="preserve">项目管理</w:t>
+            </w:r>
+            <w:r>
+              <w:rPr>
+                <w:rFonts w:eastAsia="宋体" w:ascii="Times New Roman" w:hAnsi="Times New Roman"/>
+                <w:sz w:val="21"/>
+              </w:rPr>
+              <w:t xml:space="preserve">/</w:t>
+            </w:r>
+            <w:r>
+              <w:rPr>
+                <w:rFonts w:ascii="Times New Roman" w:eastAsia="宋体" w:hAnsi="Times New Roman" w:cs="宋体"/>
+                <w:sz w:val="21"/>
+              </w:rPr>
+              <w:t xml:space="preserve">采购管理</w:t>
+            </w:r>
+            <w:r>
+              <w:rPr>
+                <w:rFonts w:eastAsia="宋体" w:ascii="Times New Roman" w:hAnsi="Times New Roman"/>
+                <w:sz w:val="21"/>
+              </w:rPr>
+              <w:t xml:space="preserve">/</w:t>
+            </w:r>
+            <w:r>
+              <w:rPr>
+                <w:rFonts w:ascii="Times New Roman" w:eastAsia="宋体" w:hAnsi="Times New Roman" w:cs="宋体"/>
+                <w:sz w:val="21"/>
+              </w:rPr>
+              <w:t xml:space="preserve">供应链协调</w:t>
             </w:r>
           </w:p>
         </w:tc>
@@ -352,11 +334,10 @@
           </w:tcPr>
           <w:p>
             <w:pPr>
-              <w:spacing w:line="290" w:lineRule="atLeast"/>
-              <w:rPr>
-                <w:rFonts w:hint="default"/>
-                <w:sz w:val="21"/>
-              </w:rPr>
+              <w:rPr>
+                <w:sz w:val="21"/>
+              </w:rPr>
+              <w:spacing w:line="290" w:lineRule="atLeast" w:before="0" w:after="0"/>
             </w:pPr>
           </w:p>
         </w:tc>
@@ -385,127 +366,126 @@
           </w:tcPr>
           <w:p>
             <w:pPr>
-              <w:spacing w:line="290" w:lineRule="atLeast"/>
-              <w:rPr>
-                <w:rFonts w:hint="default"/>
-                <w:b/>
-                <w:bCs/>
-                <w:sz w:val="21"/>
-              </w:rPr>
-            </w:pPr>
-            <w:r>
-              <w:rPr>
-                <w:rFonts w:ascii="Times New Roman" w:eastAsia="宋体" w:hAnsi="Times New Roman" w:cs="宋体"/>
-                <w:b/>
-                <w:bCs/>
-                <w:sz w:val="21"/>
-              </w:rPr>
-              <w:t>个人优势：</w:t>
-            </w:r>
-            <w:r>
-              <w:rPr>
-                <w:rFonts w:ascii="Times New Roman" w:eastAsia="宋体" w:hAnsi="Times New Roman" w:cs="宋体"/>
-                <w:sz w:val="21"/>
-              </w:rPr>
-              <w:t>项目执行：独立主导</w:t>
-            </w:r>
-            <w:r>
-              <w:rPr>
-                <w:rFonts w:ascii="Times New Roman" w:eastAsia="宋体" w:hAnsi="Times New Roman"/>
-                <w:sz w:val="21"/>
-              </w:rPr>
-              <w:t>3</w:t>
-            </w:r>
-            <w:r>
-              <w:rPr>
-                <w:rFonts w:ascii="Times New Roman" w:eastAsia="宋体" w:hAnsi="Times New Roman" w:cs="宋体"/>
-                <w:sz w:val="21"/>
-              </w:rPr>
-              <w:t>个课程研究项目从需求定义、数据收集到成果交付全流程，具备从</w:t>
-            </w:r>
-            <w:r>
-              <w:rPr>
-                <w:rFonts w:ascii="Times New Roman" w:eastAsia="宋体" w:hAnsi="Times New Roman"/>
-                <w:sz w:val="21"/>
-              </w:rPr>
-              <w:t>0</w:t>
-            </w:r>
-            <w:r>
-              <w:rPr>
-                <w:rFonts w:ascii="Times New Roman" w:eastAsia="宋体" w:hAnsi="Times New Roman" w:cs="宋体"/>
-                <w:sz w:val="21"/>
-              </w:rPr>
-              <w:t>到</w:t>
-            </w:r>
-            <w:r>
-              <w:rPr>
-                <w:rFonts w:ascii="Times New Roman" w:eastAsia="宋体" w:hAnsi="Times New Roman"/>
-                <w:sz w:val="21"/>
-              </w:rPr>
-              <w:t>1</w:t>
-            </w:r>
-            <w:r>
-              <w:rPr>
-                <w:rFonts w:ascii="Times New Roman" w:eastAsia="宋体" w:hAnsi="Times New Roman" w:cs="宋体"/>
-                <w:sz w:val="21"/>
-              </w:rPr>
-              <w:t>的项目推进能力；跨部门协作：</w:t>
-            </w:r>
-            <w:r>
-              <w:rPr>
-                <w:rFonts w:ascii="Times New Roman" w:eastAsia="宋体" w:hAnsi="Times New Roman"/>
-                <w:sz w:val="21"/>
-              </w:rPr>
-              <w:t>3</w:t>
-            </w:r>
-            <w:r>
-              <w:rPr>
-                <w:rFonts w:ascii="Times New Roman" w:eastAsia="宋体" w:hAnsi="Times New Roman" w:cs="宋体"/>
-                <w:sz w:val="21"/>
-              </w:rPr>
-              <w:t>个月项目助理经验，统筹</w:t>
-            </w:r>
-            <w:r>
-              <w:rPr>
-                <w:rFonts w:ascii="Times New Roman" w:eastAsia="宋体" w:hAnsi="Times New Roman"/>
-                <w:sz w:val="21"/>
-              </w:rPr>
-              <w:t>200+</w:t>
-            </w:r>
-            <w:r>
-              <w:rPr>
-                <w:rFonts w:ascii="Times New Roman" w:eastAsia="宋体" w:hAnsi="Times New Roman" w:cs="宋体"/>
-                <w:sz w:val="21"/>
-              </w:rPr>
-              <w:t>份材料管理，对接多部门同步进度，熟悉报批流程与文档规范；采购与库存：用友</w:t>
-            </w:r>
-            <w:r>
-              <w:rPr>
-                <w:rFonts w:ascii="Times New Roman" w:eastAsia="宋体" w:hAnsi="Times New Roman"/>
-                <w:sz w:val="21"/>
-              </w:rPr>
-              <w:t>U8+</w:t>
-            </w:r>
-            <w:r>
-              <w:rPr>
-                <w:rFonts w:ascii="Times New Roman" w:eastAsia="宋体" w:hAnsi="Times New Roman" w:cs="宋体"/>
-                <w:sz w:val="21"/>
-              </w:rPr>
-              <w:t>采购</w:t>
-            </w:r>
-            <w:r>
-              <w:rPr>
-                <w:rFonts w:ascii="Times New Roman" w:eastAsia="宋体" w:hAnsi="Times New Roman"/>
-                <w:sz w:val="21"/>
-              </w:rPr>
-              <w:t>/</w:t>
-            </w:r>
-            <w:r>
-              <w:rPr>
-                <w:rFonts w:ascii="Times New Roman" w:eastAsia="宋体" w:hAnsi="Times New Roman" w:cs="宋体"/>
-                <w:sz w:val="21"/>
-              </w:rPr>
-              <w:t>库存模块全流程操作，瑞幸门店物料补货与库存单据管理经验，理解采购到付款的完整链路</w:t>
+              <w:spacing w:line="290" w:lineRule="atLeast" w:before="0" w:after="0"/>
+              <w:rPr>
+                <w:b/>
+                <w:bCs/>
+                <w:sz w:val="21"/>
+              </w:rPr>
+            </w:pPr>
+            <w:r>
+              <w:rPr>
+                <w:rFonts w:ascii="Times New Roman" w:eastAsia="宋体" w:hAnsi="Times New Roman" w:cs="宋体"/>
+                <w:b/>
+                <w:bCs/>
+                <w:sz w:val="21"/>
+              </w:rPr>
+              <w:t xml:space="preserve">个人优势：</w:t>
+            </w:r>
+            <w:r>
+              <w:rPr>
+                <w:rFonts w:ascii="Times New Roman" w:eastAsia="宋体" w:hAnsi="Times New Roman" w:cs="宋体"/>
+                <w:sz w:val="21"/>
+              </w:rPr>
+              <w:t xml:space="preserve">项目执行：独立主导</w:t>
+            </w:r>
+            <w:r>
+              <w:rPr>
+                <w:rFonts w:eastAsia="宋体" w:ascii="Times New Roman" w:hAnsi="Times New Roman"/>
+                <w:sz w:val="21"/>
+              </w:rPr>
+              <w:t xml:space="preserve">3</w:t>
+            </w:r>
+            <w:r>
+              <w:rPr>
+                <w:rFonts w:ascii="Times New Roman" w:eastAsia="宋体" w:hAnsi="Times New Roman" w:cs="宋体"/>
+                <w:sz w:val="21"/>
+              </w:rPr>
+              <w:t xml:space="preserve">个课程研究项目从需求定义、数据收集到成果交付全流程，具备从</w:t>
+            </w:r>
+            <w:r>
+              <w:rPr>
+                <w:rFonts w:eastAsia="宋体" w:ascii="Times New Roman" w:hAnsi="Times New Roman"/>
+                <w:sz w:val="21"/>
+              </w:rPr>
+              <w:t xml:space="preserve">0</w:t>
+            </w:r>
+            <w:r>
+              <w:rPr>
+                <w:rFonts w:ascii="Times New Roman" w:eastAsia="宋体" w:hAnsi="Times New Roman" w:cs="宋体"/>
+                <w:sz w:val="21"/>
+              </w:rPr>
+              <w:t xml:space="preserve">到</w:t>
+            </w:r>
+            <w:r>
+              <w:rPr>
+                <w:rFonts w:eastAsia="宋体" w:ascii="Times New Roman" w:hAnsi="Times New Roman"/>
+                <w:sz w:val="21"/>
+              </w:rPr>
+              <w:t xml:space="preserve">1</w:t>
+            </w:r>
+            <w:r>
+              <w:rPr>
+                <w:rFonts w:ascii="Times New Roman" w:eastAsia="宋体" w:hAnsi="Times New Roman" w:cs="宋体"/>
+                <w:sz w:val="21"/>
+              </w:rPr>
+              <w:t xml:space="preserve">的项目推进能力；跨部门协作：</w:t>
+            </w:r>
+            <w:r>
+              <w:rPr>
+                <w:rFonts w:eastAsia="宋体" w:ascii="Times New Roman" w:hAnsi="Times New Roman"/>
+                <w:sz w:val="21"/>
+              </w:rPr>
+              <w:t xml:space="preserve">3</w:t>
+            </w:r>
+            <w:r>
+              <w:rPr>
+                <w:rFonts w:ascii="Times New Roman" w:eastAsia="宋体" w:hAnsi="Times New Roman" w:cs="宋体"/>
+                <w:sz w:val="21"/>
+              </w:rPr>
+              <w:t xml:space="preserve">个月项目助理经验，统筹</w:t>
+            </w:r>
+            <w:r>
+              <w:rPr>
+                <w:rFonts w:eastAsia="宋体" w:ascii="Times New Roman" w:hAnsi="Times New Roman"/>
+                <w:sz w:val="21"/>
+              </w:rPr>
+              <w:t xml:space="preserve">200+</w:t>
+            </w:r>
+            <w:r>
+              <w:rPr>
+                <w:rFonts w:ascii="Times New Roman" w:eastAsia="宋体" w:hAnsi="Times New Roman" w:cs="宋体"/>
+                <w:sz w:val="21"/>
+              </w:rPr>
+              <w:t xml:space="preserve">份材料管理，对接多部门同步进度，熟悉报批流程与文档规范；采购与库存：用友</w:t>
+            </w:r>
+            <w:r>
+              <w:rPr>
+                <w:rFonts w:eastAsia="宋体" w:ascii="Times New Roman" w:hAnsi="Times New Roman"/>
+                <w:sz w:val="21"/>
+              </w:rPr>
+              <w:t xml:space="preserve">U8+</w:t>
+            </w:r>
+            <w:r>
+              <w:rPr>
+                <w:rFonts w:ascii="Times New Roman" w:eastAsia="宋体" w:hAnsi="Times New Roman" w:cs="宋体"/>
+                <w:sz w:val="21"/>
+              </w:rPr>
+              <w:t xml:space="preserve">采购</w:t>
+            </w:r>
+            <w:r>
+              <w:rPr>
+                <w:rFonts w:eastAsia="宋体" w:ascii="Times New Roman" w:hAnsi="Times New Roman"/>
+                <w:sz w:val="21"/>
+              </w:rPr>
+              <w:t xml:space="preserve">/</w:t>
+            </w:r>
+            <w:r>
+              <w:rPr>
+                <w:rFonts w:ascii="Times New Roman" w:eastAsia="宋体" w:hAnsi="Times New Roman" w:cs="宋体"/>
+                <w:sz w:val="21"/>
+              </w:rPr>
+              <w:t xml:space="preserve">库存模块全流程操作，瑞幸门店物料补货与库存单据管理经验，理解采购到付款的完整链路</w:t>
             </w:r>
           </w:p>
         </w:tc>
@@ -513,18 +493,18 @@
     </w:tbl>
     <w:p>
       <w:pPr>
-        <w:spacing w:line="290" w:lineRule="atLeast"/>
         <w:rPr>
-          <w:rFonts w:hint="default"/>
           <w:vanish/>
           <w:sz w:val="2"/>
         </w:rPr>
+        <w:spacing w:line="290" w:lineRule="atLeast" w:before="0" w:after="0"/>
       </w:pPr>
     </w:p>
     <w:tbl>
       <w:tblPr>
         <w:tblW w:w="0" w:type="auto"/>
         <w:jc w:val="center"/>
+        <w:tblInd w:w="0" w:type="dxa"/>
         <w:tblLayout w:type="fixed"/>
         <w:tblCellMar>
           <w:left w:w="0" w:type="dxa"/>
@@ -559,10 +539,7 @@
           </w:tcPr>
           <w:p>
             <w:pPr>
-              <w:spacing w:line="290" w:lineRule="atLeast"/>
-              <w:rPr>
-                <w:rFonts w:hint="default"/>
-              </w:rPr>
+              <w:spacing w:line="290" w:lineRule="atLeast" w:before="0" w:after="0"/>
             </w:pPr>
             <w:r>
               <w:rPr>
@@ -599,6 +576,7 @@
             <w:tblPr>
               <w:tblpPr w:leftFromText="180" w:rightFromText="180" w:vertAnchor="page" w:horzAnchor="margin" w:tblpY="1"/>
               <w:tblW w:w="10915" w:type="dxa"/>
+              <w:tblInd w:w="0" w:type="dxa"/>
               <w:tblLayout w:type="fixed"/>
               <w:tblCellMar>
                 <w:left w:w="0" w:type="dxa"/>
@@ -632,10 +610,9 @@
                 </w:tcPr>
                 <w:p>
                   <w:pPr>
-                    <w:spacing w:line="290" w:lineRule="atLeast"/>
+                    <w:spacing w:line="290" w:lineRule="atLeast" w:before="0" w:after="0"/>
                     <w:jc w:val="center"/>
                     <w:rPr>
-                      <w:rFonts w:hint="default"/>
                       <w:sz w:val="21"/>
                     </w:rPr>
                   </w:pPr>
@@ -660,9 +637,8 @@
                 </w:tcPr>
                 <w:p>
                   <w:pPr>
-                    <w:spacing w:line="290" w:lineRule="atLeast"/>
+                    <w:spacing w:line="290" w:lineRule="atLeast" w:before="0" w:after="0"/>
                     <w:rPr>
-                      <w:rFonts w:hint="default"/>
                       <w:b/>
                       <w:bCs/>
                       <w:sz w:val="21"/>
@@ -698,9 +674,8 @@
                 </w:tcPr>
                 <w:p>
                   <w:pPr>
-                    <w:spacing w:line="290" w:lineRule="atLeast"/>
+                    <w:spacing w:line="290" w:lineRule="atLeast" w:before="0" w:after="0"/>
                     <w:rPr>
-                      <w:rFonts w:hint="default"/>
                       <w:b/>
                       <w:bCs/>
                       <w:sz w:val="21"/>
@@ -774,7 +749,7 @@
                 </w:tcPr>
                 <w:p>
                   <w:pPr>
-                    <w:spacing w:line="290" w:lineRule="atLeast"/>
+                    <w:spacing w:line="290" w:lineRule="atLeast" w:before="0" w:after="0"/>
                     <w:rPr>
                       <w:rFonts w:ascii="Times New Roman" w:eastAsia="等线" w:hAnsi="Times New Roman" w:hint="default"/>
                       <w:b/>
@@ -797,9 +772,8 @@
           </w:tbl>
           <w:p>
             <w:pPr>
-              <w:spacing w:line="290" w:lineRule="atLeast"/>
-              <w:rPr>
-                <w:rFonts w:hint="default"/>
+              <w:spacing w:line="290" w:lineRule="atLeast" w:before="0" w:after="0"/>
+              <w:rPr>
                 <w:b/>
                 <w:bCs/>
               </w:rPr>
@@ -810,27 +784,26 @@
     </w:tbl>
     <w:p>
       <w:pPr>
-        <w:spacing w:line="290" w:lineRule="atLeast"/>
         <w:rPr>
-          <w:rFonts w:hint="default"/>
           <w:vanish/>
         </w:rPr>
+        <w:spacing w:line="290" w:lineRule="atLeast" w:before="0" w:after="0"/>
       </w:pPr>
     </w:p>
     <w:p>
       <w:pPr>
-        <w:spacing w:line="290" w:lineRule="atLeast"/>
         <w:rPr>
-          <w:rFonts w:hint="default"/>
           <w:vanish/>
           <w:sz w:val="21"/>
         </w:rPr>
+        <w:spacing w:line="290" w:lineRule="atLeast" w:before="0" w:after="0"/>
       </w:pPr>
     </w:p>
     <w:tbl>
       <w:tblPr>
         <w:tblW w:w="0" w:type="auto"/>
         <w:jc w:val="center"/>
+        <w:tblInd w:w="0" w:type="dxa"/>
         <w:tblLayout w:type="fixed"/>
         <w:tblCellMar>
           <w:left w:w="0" w:type="dxa"/>
@@ -865,9 +838,8 @@
           </w:tcPr>
           <w:p>
             <w:pPr>
-              <w:spacing w:line="290" w:lineRule="atLeast"/>
-              <w:rPr>
-                <w:rFonts w:hint="default"/>
+              <w:spacing w:line="290" w:lineRule="atLeast" w:before="0" w:after="0"/>
+              <w:rPr>
                 <w:sz w:val="21"/>
               </w:rPr>
             </w:pPr>
@@ -896,42 +868,41 @@
                 <w:ilvl w:val="0"/>
                 <w:numId w:val="2"/>
               </w:numPr>
-              <w:spacing w:line="290" w:lineRule="atLeast"/>
+              <w:spacing w:line="290" w:lineRule="atLeast" w:before="0" w:after="0"/>
               <w:ind w:left="442" w:hanging="442"/>
               <w:rPr>
-                <w:rFonts w:hint="default"/>
-                <w:sz w:val="21"/>
-              </w:rPr>
-            </w:pPr>
-            <w:r>
-              <w:rPr>
-                <w:rFonts w:ascii="Times New Roman" w:eastAsia="宋体" w:hAnsi="Times New Roman" w:cs="宋体"/>
-                <w:b/>
-                <w:bCs/>
-                <w:sz w:val="21"/>
-              </w:rPr>
-              <w:t>核心课程：</w:t>
-            </w:r>
-            <w:r>
-              <w:rPr>
-                <w:rFonts w:ascii="Times New Roman" w:eastAsia="宋体" w:hAnsi="Times New Roman" w:cs="宋体"/>
-                <w:sz w:val="21"/>
-              </w:rPr>
-              <w:t>采购管理、</w:t>
-            </w:r>
-            <w:r>
-              <w:rPr>
-                <w:rFonts w:ascii="Times New Roman" w:eastAsia="宋体" w:hAnsi="Times New Roman"/>
-                <w:sz w:val="21"/>
-              </w:rPr>
-              <w:t>ERP</w:t>
-            </w:r>
-            <w:r>
-              <w:rPr>
-                <w:rFonts w:ascii="Times New Roman" w:eastAsia="宋体" w:hAnsi="Times New Roman" w:cs="宋体"/>
-                <w:sz w:val="21"/>
-              </w:rPr>
-              <w:t>供应链管理综合实验、供应链资源规划、物流管理、供应链建模与仿真、统计学</w:t>
+                <w:sz w:val="21"/>
+              </w:rPr>
+            </w:pPr>
+            <w:r>
+              <w:rPr>
+                <w:rFonts w:ascii="Times New Roman" w:eastAsia="宋体" w:hAnsi="Times New Roman" w:cs="宋体"/>
+                <w:b/>
+                <w:bCs/>
+                <w:sz w:val="21"/>
+              </w:rPr>
+              <w:t xml:space="preserve">核心课程：</w:t>
+            </w:r>
+            <w:r>
+              <w:rPr>
+                <w:rFonts w:ascii="Times New Roman" w:eastAsia="宋体" w:hAnsi="Times New Roman" w:cs="宋体"/>
+                <w:sz w:val="21"/>
+              </w:rPr>
+              <w:t xml:space="preserve">采购管理、</w:t>
+            </w:r>
+            <w:r>
+              <w:rPr>
+                <w:rFonts w:eastAsia="宋体" w:ascii="Times New Roman" w:hAnsi="Times New Roman"/>
+                <w:sz w:val="21"/>
+              </w:rPr>
+              <w:t xml:space="preserve">ERP</w:t>
+            </w:r>
+            <w:r>
+              <w:rPr>
+                <w:rFonts w:ascii="Times New Roman" w:eastAsia="宋体" w:hAnsi="Times New Roman" w:cs="宋体"/>
+                <w:sz w:val="21"/>
+              </w:rPr>
+              <w:t xml:space="preserve">供应链管理综合实验、供应链资源规划、物流管理、供应链建模与仿真、统计学</w:t>
             </w:r>
           </w:p>
         </w:tc>
@@ -959,9 +930,8 @@
           </w:tcPr>
           <w:p>
             <w:pPr>
-              <w:spacing w:line="290" w:lineRule="atLeast"/>
-              <w:rPr>
-                <w:rFonts w:hint="default"/>
+              <w:spacing w:line="290" w:lineRule="atLeast" w:before="0" w:after="0"/>
+              <w:rPr>
                 <w:sz w:val="21"/>
               </w:rPr>
             </w:pPr>
@@ -990,55 +960,54 @@
                 <w:ilvl w:val="0"/>
                 <w:numId w:val="2"/>
               </w:numPr>
-              <w:spacing w:line="290" w:lineRule="atLeast"/>
-              <w:rPr>
-                <w:rFonts w:hint="default"/>
-                <w:sz w:val="21"/>
-              </w:rPr>
-            </w:pPr>
-            <w:r>
-              <w:rPr>
-                <w:rFonts w:ascii="Times New Roman" w:eastAsia="宋体" w:hAnsi="Times New Roman" w:cs="宋体"/>
-                <w:b/>
-                <w:bCs/>
-                <w:sz w:val="21"/>
-              </w:rPr>
-              <w:t>荣誉奖励：</w:t>
-            </w:r>
-            <w:r>
-              <w:rPr>
-                <w:rFonts w:ascii="Times New Roman" w:eastAsia="宋体" w:hAnsi="Times New Roman" w:cs="宋体"/>
-                <w:sz w:val="21"/>
-              </w:rPr>
-              <w:t>山东大学</w:t>
-            </w:r>
-            <w:r>
-              <w:rPr>
-                <w:rFonts w:ascii="Times New Roman" w:eastAsia="宋体" w:hAnsi="Times New Roman"/>
-                <w:sz w:val="21"/>
-              </w:rPr>
-              <w:t>2024</w:t>
-            </w:r>
-            <w:r>
-              <w:rPr>
-                <w:rFonts w:ascii="Times New Roman" w:eastAsia="宋体" w:hAnsi="Times New Roman" w:cs="宋体"/>
-                <w:sz w:val="21"/>
-              </w:rPr>
-              <w:t>—</w:t>
-            </w:r>
-            <w:r>
-              <w:rPr>
-                <w:rFonts w:ascii="Times New Roman" w:eastAsia="宋体" w:hAnsi="Times New Roman"/>
-                <w:sz w:val="21"/>
-              </w:rPr>
-              <w:t>2025</w:t>
-            </w:r>
-            <w:r>
-              <w:rPr>
-                <w:rFonts w:ascii="Times New Roman" w:eastAsia="宋体" w:hAnsi="Times New Roman" w:cs="宋体"/>
-                <w:sz w:val="21"/>
-              </w:rPr>
-              <w:t>年暑期社会实践专项优秀等级</w:t>
+              <w:spacing w:line="290" w:lineRule="atLeast" w:before="0" w:after="0"/>
+              <w:rPr>
+                <w:sz w:val="21"/>
+              </w:rPr>
+            </w:pPr>
+            <w:r>
+              <w:rPr>
+                <w:rFonts w:ascii="Times New Roman" w:eastAsia="宋体" w:hAnsi="Times New Roman" w:cs="宋体"/>
+                <w:b/>
+                <w:bCs/>
+                <w:sz w:val="21"/>
+              </w:rPr>
+              <w:t xml:space="preserve">荣誉奖励：</w:t>
+            </w:r>
+            <w:r>
+              <w:rPr>
+                <w:rFonts w:ascii="Times New Roman" w:eastAsia="宋体" w:hAnsi="Times New Roman" w:cs="宋体"/>
+                <w:sz w:val="21"/>
+              </w:rPr>
+              <w:t xml:space="preserve">山东大学</w:t>
+            </w:r>
+            <w:r>
+              <w:rPr>
+                <w:rFonts w:eastAsia="宋体" w:ascii="Times New Roman" w:hAnsi="Times New Roman"/>
+                <w:sz w:val="21"/>
+              </w:rPr>
+              <w:t xml:space="preserve">2024</w:t>
+            </w:r>
+            <w:r>
+              <w:rPr>
+                <w:rFonts w:ascii="Times New Roman" w:eastAsia="宋体" w:hAnsi="Times New Roman" w:cs="宋体"/>
+                <w:sz w:val="21"/>
+              </w:rPr>
+              <w:t xml:space="preserve">—</w:t>
+            </w:r>
+            <w:r>
+              <w:rPr>
+                <w:rFonts w:eastAsia="宋体" w:ascii="Times New Roman" w:hAnsi="Times New Roman"/>
+                <w:sz w:val="21"/>
+              </w:rPr>
+              <w:t xml:space="preserve">2025</w:t>
+            </w:r>
+            <w:r>
+              <w:rPr>
+                <w:rFonts w:ascii="Times New Roman" w:eastAsia="宋体" w:hAnsi="Times New Roman" w:cs="宋体"/>
+                <w:sz w:val="21"/>
+              </w:rPr>
+              <w:t xml:space="preserve">年暑期社会实践专项优秀等级</w:t>
             </w:r>
           </w:p>
         </w:tc>
@@ -1046,67 +1015,62 @@
     </w:tbl>
     <w:p>
       <w:pPr>
-        <w:spacing w:line="290" w:lineRule="atLeast"/>
         <w:rPr>
-          <w:rFonts w:hint="default"/>
           <w:vanish/>
           <w:sz w:val="21"/>
         </w:rPr>
+        <w:spacing w:line="290" w:lineRule="atLeast" w:before="0" w:after="0"/>
       </w:pPr>
     </w:p>
     <w:p>
       <w:pPr>
-        <w:spacing w:line="290" w:lineRule="atLeast"/>
         <w:rPr>
-          <w:rFonts w:hint="default"/>
           <w:vanish/>
           <w:sz w:val="2"/>
         </w:rPr>
+        <w:spacing w:line="290" w:lineRule="atLeast" w:before="0" w:after="0"/>
       </w:pPr>
     </w:p>
     <w:p>
       <w:pPr>
-        <w:spacing w:line="290" w:lineRule="atLeast"/>
         <w:rPr>
-          <w:rFonts w:hint="default"/>
           <w:vanish/>
         </w:rPr>
+        <w:spacing w:line="290" w:lineRule="atLeast" w:before="0" w:after="0"/>
       </w:pPr>
     </w:p>
     <w:p>
       <w:pPr>
-        <w:spacing w:line="290" w:lineRule="atLeast"/>
         <w:rPr>
-          <w:rFonts w:hint="default"/>
           <w:vanish/>
           <w:sz w:val="21"/>
         </w:rPr>
+        <w:spacing w:line="290" w:lineRule="atLeast" w:before="0" w:after="0"/>
       </w:pPr>
     </w:p>
     <w:p>
       <w:pPr>
-        <w:spacing w:line="290" w:lineRule="atLeast"/>
         <w:rPr>
-          <w:rFonts w:hint="default"/>
           <w:vanish/>
           <w:sz w:val="21"/>
         </w:rPr>
+        <w:spacing w:line="290" w:lineRule="atLeast" w:before="0" w:after="0"/>
       </w:pPr>
     </w:p>
     <w:p>
       <w:pPr>
-        <w:spacing w:line="290" w:lineRule="atLeast"/>
         <w:rPr>
-          <w:rFonts w:hint="default"/>
           <w:vanish/>
           <w:sz w:val="2"/>
         </w:rPr>
+        <w:spacing w:line="290" w:lineRule="atLeast" w:before="0" w:after="0"/>
       </w:pPr>
     </w:p>
     <w:tbl>
       <w:tblPr>
         <w:tblW w:w="0" w:type="auto"/>
         <w:jc w:val="center"/>
+        <w:tblInd w:w="0" w:type="dxa"/>
         <w:tblLayout w:type="fixed"/>
         <w:tblCellMar>
           <w:left w:w="0" w:type="dxa"/>
@@ -1116,22 +1080,26 @@
       </w:tblPr>
       <w:tblGrid>
         <w:gridCol w:w="695"/>
-        <w:gridCol w:w="184"/>
-        <w:gridCol w:w="4416"/>
-        <w:gridCol w:w="2693"/>
-        <w:gridCol w:w="2755"/>
-        <w:gridCol w:w="880"/>
+        <w:gridCol w:w="156"/>
+        <w:gridCol w:w="28"/>
+        <w:gridCol w:w="667"/>
+        <w:gridCol w:w="2835"/>
+        <w:gridCol w:w="2189"/>
+        <w:gridCol w:w="504"/>
+        <w:gridCol w:w="3669"/>
+        <w:gridCol w:w="851"/>
+        <w:gridCol w:w="29"/>
       </w:tblGrid>
       <w:tr>
         <w:trPr>
-          <w:gridBefore w:val="2"/>
+          <w:gridBefore w:val="3"/>
           <w:wBefore w:w="879" w:type="dxa"/>
           <w:jc w:val="center"/>
         </w:trPr>
         <w:tc>
           <w:tcPr>
             <w:tcW w:w="10744" w:type="dxa"/>
-            <w:gridSpan w:val="4"/>
+            <w:gridSpan w:val="7"/>
             <w:tcBorders>
               <w:top w:val="nil"/>
               <w:left w:val="nil"/>
@@ -1149,9 +1117,9 @@
           </w:tcPr>
           <w:p>
             <w:pPr>
-              <w:spacing w:line="290" w:lineRule="atLeast"/>
-              <w:rPr>
-                <w:rFonts w:ascii="Times New Roman" w:hAnsi="Times New Roman" w:hint="default"/>
+              <w:spacing w:line="290" w:lineRule="atLeast" w:before="0" w:after="0"/>
+              <w:rPr>
+                <w:rFonts w:ascii="Times New Roman" w:hAnsi="Times New Roman"/>
                 <w:b/>
                 <w:bCs/>
               </w:rPr>
@@ -1177,7 +1145,7 @@
       </w:tr>
       <w:tr>
         <w:trPr>
-          <w:gridAfter w:val="1"/>
+          <w:gridAfter w:val="2"/>
           <w:wAfter w:w="880" w:type="dxa"/>
           <w:jc w:val="center"/>
         </w:trPr>
@@ -1200,9 +1168,9 @@
           </w:tcPr>
           <w:p>
             <w:pPr>
-              <w:spacing w:line="290" w:lineRule="atLeast"/>
-              <w:rPr>
-                <w:rFonts w:ascii="Times New Roman" w:hAnsi="Times New Roman" w:hint="default"/>
+              <w:spacing w:line="290" w:lineRule="atLeast" w:before="0" w:after="0"/>
+              <w:rPr>
+                <w:rFonts w:ascii="Times New Roman" w:hAnsi="Times New Roman"/>
                 <w:sz w:val="21"/>
               </w:rPr>
             </w:pPr>
@@ -1211,7 +1179,7 @@
         <w:tc>
           <w:tcPr>
             <w:tcW w:w="4600" w:type="dxa"/>
-            <w:gridSpan w:val="2"/>
+            <w:gridSpan w:val="4"/>
             <w:tcBorders>
               <w:top w:val="nil"/>
               <w:left w:val="nil"/>
@@ -1228,26 +1196,27 @@
           </w:tcPr>
           <w:p>
             <w:pPr>
-              <w:spacing w:line="290" w:lineRule="atLeast"/>
-              <w:rPr>
-                <w:rFonts w:ascii="Times New Roman" w:hAnsi="Times New Roman" w:hint="default"/>
-                <w:sz w:val="21"/>
-              </w:rPr>
-            </w:pPr>
-            <w:r>
-              <w:rPr>
-                <w:rFonts w:ascii="Times New Roman" w:eastAsia="宋体" w:hAnsi="Times New Roman" w:cs="宋体"/>
-                <w:b/>
-                <w:bCs/>
-                <w:sz w:val="21"/>
-              </w:rPr>
-              <w:t>社区团购末端网络优化项目</w:t>
+              <w:spacing w:line="290" w:lineRule="atLeast" w:before="0" w:after="0"/>
+              <w:rPr>
+                <w:rFonts w:ascii="Times New Roman" w:hAnsi="Times New Roman"/>
+                <w:sz w:val="21"/>
+              </w:rPr>
+            </w:pPr>
+            <w:r>
+              <w:rPr>
+                <w:rFonts w:ascii="Times New Roman" w:eastAsia="宋体" w:hAnsi="Times New Roman" w:cs="宋体"/>
+                <w:b/>
+                <w:bCs/>
+                <w:sz w:val="21"/>
+              </w:rPr>
+              <w:t xml:space="preserve">社区团购末端网络优化项目</w:t>
             </w:r>
           </w:p>
         </w:tc>
         <w:tc>
           <w:tcPr>
             <w:tcW w:w="2693" w:type="dxa"/>
+            <w:gridSpan w:val="2"/>
             <w:tcBorders>
               <w:top w:val="nil"/>
               <w:left w:val="nil"/>
@@ -1258,22 +1227,22 @@
           </w:tcPr>
           <w:p>
             <w:pPr>
-              <w:spacing w:line="290" w:lineRule="atLeast"/>
-              <w:rPr>
-                <w:rFonts w:ascii="Times New Roman" w:eastAsia="等线" w:hAnsi="Times New Roman" w:hint="default"/>
-                <w:b/>
-                <w:bCs/>
-                <w:sz w:val="21"/>
-              </w:rPr>
-            </w:pPr>
-            <w:r>
-              <w:rPr>
-                <w:rFonts w:ascii="Times New Roman" w:eastAsia="宋体" w:hAnsi="Times New Roman" w:cs="宋体"/>
-                <w:b/>
-                <w:bCs/>
-                <w:sz w:val="21"/>
-              </w:rPr>
-              <w:t>个人课程项目</w:t>
+              <w:spacing w:line="290" w:lineRule="atLeast" w:before="0" w:after="0"/>
+              <w:rPr>
+                <w:rFonts w:ascii="Times New Roman" w:eastAsia="等线" w:hAnsi="Times New Roman"/>
+                <w:b/>
+                <w:bCs/>
+                <w:sz w:val="21"/>
+              </w:rPr>
+            </w:pPr>
+            <w:r>
+              <w:rPr>
+                <w:rFonts w:ascii="Times New Roman" w:eastAsia="宋体" w:hAnsi="Times New Roman" w:cs="宋体"/>
+                <w:b/>
+                <w:bCs/>
+                <w:sz w:val="21"/>
+              </w:rPr>
+              <w:t xml:space="preserve">个人课程项目</w:t>
             </w:r>
           </w:p>
         </w:tc>
@@ -1290,7 +1259,7 @@
           </w:tcPr>
           <w:p>
             <w:pPr>
-              <w:spacing w:line="290" w:lineRule="atLeast"/>
+              <w:spacing w:line="290" w:lineRule="atLeast" w:before="0" w:after="0"/>
               <w:rPr>
                 <w:rFonts w:ascii="Times New Roman" w:eastAsia="等线" w:hAnsi="Times New Roman" w:hint="default"/>
                 <w:b/>
@@ -1305,14 +1274,14 @@
                 <w:bCs/>
                 <w:sz w:val="21"/>
               </w:rPr>
-              <w:t>2026.03-2026.06</w:t>
+              <w:t xml:space="preserve">2026.03-2026.06</w:t>
             </w:r>
           </w:p>
         </w:tc>
       </w:tr>
       <w:tr>
         <w:trPr>
-          <w:gridAfter w:val="1"/>
+          <w:gridAfter w:val="2"/>
           <w:wAfter w:w="880" w:type="dxa"/>
           <w:jc w:val="center"/>
         </w:trPr>
@@ -1335,9 +1304,9 @@
           </w:tcPr>
           <w:p>
             <w:pPr>
-              <w:spacing w:line="290" w:lineRule="atLeast"/>
-              <w:rPr>
-                <w:rFonts w:ascii="Times New Roman" w:hAnsi="Times New Roman" w:hint="default"/>
+              <w:spacing w:line="290" w:lineRule="atLeast" w:before="0" w:after="0"/>
+              <w:rPr>
+                <w:rFonts w:ascii="Times New Roman" w:hAnsi="Times New Roman"/>
                 <w:sz w:val="21"/>
               </w:rPr>
             </w:pPr>
@@ -1346,7 +1315,7 @@
         <w:tc>
           <w:tcPr>
             <w:tcW w:w="10048" w:type="dxa"/>
-            <w:gridSpan w:val="4"/>
+            <w:gridSpan w:val="7"/>
             <w:tcBorders>
               <w:top w:val="nil"/>
               <w:left w:val="nil"/>
@@ -1367,7 +1336,7 @@
                 <w:ilvl w:val="0"/>
                 <w:numId w:val="9"/>
               </w:numPr>
-              <w:spacing w:line="290" w:lineRule="atLeast"/>
+              <w:spacing w:line="290" w:lineRule="atLeast" w:before="0" w:after="0"/>
               <w:rPr>
                 <w:rFonts w:ascii="Times New Roman" w:eastAsia="宋体" w:hAnsi="Times New Roman" w:cs="宋体" w:hint="default"/>
                 <w:sz w:val="21"/>
@@ -1378,21 +1347,21 @@
                 <w:rFonts w:ascii="Times New Roman" w:eastAsia="宋体" w:hAnsi="Times New Roman" w:cs="宋体"/>
                 <w:sz w:val="21"/>
               </w:rPr>
-              <w:t>独立主导项目全流程：定义研究问题→实地调研收集</w:t>
-            </w:r>
-            <w:r>
-              <w:rPr>
-                <w:rFonts w:ascii="Times New Roman" w:eastAsia="宋体" w:hAnsi="Times New Roman"/>
-                <w:sz w:val="21"/>
-              </w:rPr>
-              <w:t>15</w:t>
-            </w:r>
-            <w:r>
-              <w:rPr>
-                <w:rFonts w:ascii="Times New Roman" w:eastAsia="宋体" w:hAnsi="Times New Roman" w:cs="宋体"/>
-                <w:sz w:val="21"/>
-              </w:rPr>
-              <w:t>个候选点与需求数据→构建优化模型→设计方案→验证结果→输出完整研究报告</w:t>
+              <w:t xml:space="preserve">独立主导项目全流程：定义研究问题→实地调研收集</w:t>
+            </w:r>
+            <w:r>
+              <w:rPr>
+                <w:rFonts w:eastAsia="宋体" w:ascii="Times New Roman" w:hAnsi="Times New Roman"/>
+                <w:sz w:val="21"/>
+              </w:rPr>
+              <w:t xml:space="preserve">15</w:t>
+            </w:r>
+            <w:r>
+              <w:rPr>
+                <w:rFonts w:ascii="Times New Roman" w:eastAsia="宋体" w:hAnsi="Times New Roman" w:cs="宋体"/>
+                <w:sz w:val="21"/>
+              </w:rPr>
+              <w:t xml:space="preserve">个候选点与需求数据→构建优化模型→设计方案→验证结果→输出完整研究报告</w:t>
             </w:r>
           </w:p>
           <w:p>
@@ -1401,7 +1370,7 @@
                 <w:ilvl w:val="0"/>
                 <w:numId w:val="9"/>
               </w:numPr>
-              <w:spacing w:line="290" w:lineRule="atLeast"/>
+              <w:spacing w:line="290" w:lineRule="atLeast" w:before="0" w:after="0"/>
               <w:rPr>
                 <w:rFonts w:ascii="Times New Roman" w:eastAsia="宋体" w:hAnsi="Times New Roman" w:cs="宋体" w:hint="default"/>
                 <w:sz w:val="21"/>
@@ -1412,84 +1381,84 @@
                 <w:rFonts w:ascii="Times New Roman" w:eastAsia="宋体" w:hAnsi="Times New Roman" w:cs="宋体"/>
                 <w:sz w:val="21"/>
               </w:rPr>
-              <w:t>设计“</w:t>
-            </w:r>
-            <w:r>
-              <w:rPr>
-                <w:rFonts w:ascii="Times New Roman" w:eastAsia="宋体" w:hAnsi="Times New Roman"/>
-                <w:sz w:val="21"/>
-              </w:rPr>
-              <w:t>2</w:t>
-            </w:r>
-            <w:r>
-              <w:rPr>
-                <w:rFonts w:ascii="Times New Roman" w:eastAsia="宋体" w:hAnsi="Times New Roman" w:cs="宋体"/>
-                <w:sz w:val="21"/>
-              </w:rPr>
-              <w:t>核心点</w:t>
-            </w:r>
-            <w:r>
-              <w:rPr>
-                <w:rFonts w:ascii="Times New Roman" w:eastAsia="宋体" w:hAnsi="Times New Roman"/>
-                <w:sz w:val="21"/>
-              </w:rPr>
-              <w:t>+4</w:t>
-            </w:r>
-            <w:r>
-              <w:rPr>
-                <w:rFonts w:ascii="Times New Roman" w:eastAsia="宋体" w:hAnsi="Times New Roman" w:cs="宋体"/>
-                <w:sz w:val="21"/>
-              </w:rPr>
-              <w:t>动态临时点”弹性布局方案，用</w:t>
-            </w:r>
-            <w:r>
-              <w:rPr>
-                <w:rFonts w:ascii="Times New Roman" w:eastAsia="宋体" w:hAnsi="Times New Roman"/>
-                <w:sz w:val="21"/>
-              </w:rPr>
-              <w:t>Python</w:t>
-            </w:r>
-            <w:r>
-              <w:rPr>
-                <w:rFonts w:ascii="Times New Roman" w:eastAsia="宋体" w:hAnsi="Times New Roman" w:cs="宋体"/>
-                <w:sz w:val="21"/>
-              </w:rPr>
-              <w:t>完成模型测算，验证方案可降低运营成本</w:t>
-            </w:r>
-            <w:r>
-              <w:rPr>
-                <w:rFonts w:ascii="Times New Roman" w:eastAsia="宋体" w:hAnsi="Times New Roman"/>
-                <w:sz w:val="21"/>
-              </w:rPr>
-              <w:t>18.7%</w:t>
-            </w:r>
-            <w:r>
-              <w:rPr>
-                <w:rFonts w:ascii="Times New Roman" w:eastAsia="宋体" w:hAnsi="Times New Roman" w:cs="宋体"/>
-                <w:sz w:val="21"/>
-              </w:rPr>
-              <w:t>、提升老年覆盖率至</w:t>
-            </w:r>
-            <w:r>
-              <w:rPr>
-                <w:rFonts w:ascii="Times New Roman" w:eastAsia="宋体" w:hAnsi="Times New Roman"/>
-                <w:sz w:val="21"/>
-              </w:rPr>
-              <w:t>87.3%</w:t>
-            </w:r>
-            <w:r>
-              <w:rPr>
-                <w:rFonts w:ascii="Times New Roman" w:eastAsia="宋体" w:hAnsi="Times New Roman" w:cs="宋体"/>
-                <w:sz w:val="21"/>
-              </w:rPr>
-              <w:t>、缩短配送时长</w:t>
-            </w:r>
-            <w:r>
-              <w:rPr>
-                <w:rFonts w:ascii="Times New Roman" w:eastAsia="宋体" w:hAnsi="Times New Roman"/>
-                <w:sz w:val="21"/>
-              </w:rPr>
-              <w:t>22.3%</w:t>
+              <w:t xml:space="preserve">设计“</w:t>
+            </w:r>
+            <w:r>
+              <w:rPr>
+                <w:rFonts w:eastAsia="宋体" w:ascii="Times New Roman" w:hAnsi="Times New Roman"/>
+                <w:sz w:val="21"/>
+              </w:rPr>
+              <w:t xml:space="preserve">2</w:t>
+            </w:r>
+            <w:r>
+              <w:rPr>
+                <w:rFonts w:ascii="Times New Roman" w:eastAsia="宋体" w:hAnsi="Times New Roman" w:cs="宋体"/>
+                <w:sz w:val="21"/>
+              </w:rPr>
+              <w:t xml:space="preserve">核心点</w:t>
+            </w:r>
+            <w:r>
+              <w:rPr>
+                <w:rFonts w:eastAsia="宋体" w:ascii="Times New Roman" w:hAnsi="Times New Roman"/>
+                <w:sz w:val="21"/>
+              </w:rPr>
+              <w:t xml:space="preserve">+4</w:t>
+            </w:r>
+            <w:r>
+              <w:rPr>
+                <w:rFonts w:ascii="Times New Roman" w:eastAsia="宋体" w:hAnsi="Times New Roman" w:cs="宋体"/>
+                <w:sz w:val="21"/>
+              </w:rPr>
+              <w:t xml:space="preserve">动态临时点”弹性布局方案，用</w:t>
+            </w:r>
+            <w:r>
+              <w:rPr>
+                <w:rFonts w:eastAsia="宋体" w:ascii="Times New Roman" w:hAnsi="Times New Roman"/>
+                <w:sz w:val="21"/>
+              </w:rPr>
+              <w:t xml:space="preserve">Python</w:t>
+            </w:r>
+            <w:r>
+              <w:rPr>
+                <w:rFonts w:ascii="Times New Roman" w:eastAsia="宋体" w:hAnsi="Times New Roman" w:cs="宋体"/>
+                <w:sz w:val="21"/>
+              </w:rPr>
+              <w:t xml:space="preserve">完成模型测算，验证方案可降低运营成本</w:t>
+            </w:r>
+            <w:r>
+              <w:rPr>
+                <w:rFonts w:eastAsia="宋体" w:ascii="Times New Roman" w:hAnsi="Times New Roman"/>
+                <w:sz w:val="21"/>
+              </w:rPr>
+              <w:t xml:space="preserve">18.7%</w:t>
+            </w:r>
+            <w:r>
+              <w:rPr>
+                <w:rFonts w:ascii="Times New Roman" w:eastAsia="宋体" w:hAnsi="Times New Roman" w:cs="宋体"/>
+                <w:sz w:val="21"/>
+              </w:rPr>
+              <w:t xml:space="preserve">、提升老年覆盖率至</w:t>
+            </w:r>
+            <w:r>
+              <w:rPr>
+                <w:rFonts w:eastAsia="宋体" w:ascii="Times New Roman" w:hAnsi="Times New Roman"/>
+                <w:sz w:val="21"/>
+              </w:rPr>
+              <w:t xml:space="preserve">87.3%</w:t>
+            </w:r>
+            <w:r>
+              <w:rPr>
+                <w:rFonts w:ascii="Times New Roman" w:eastAsia="宋体" w:hAnsi="Times New Roman" w:cs="宋体"/>
+                <w:sz w:val="21"/>
+              </w:rPr>
+              <w:t xml:space="preserve">、缩短配送时长</w:t>
+            </w:r>
+            <w:r>
+              <w:rPr>
+                <w:rFonts w:eastAsia="宋体" w:ascii="Times New Roman" w:hAnsi="Times New Roman"/>
+                <w:sz w:val="21"/>
+              </w:rPr>
+              <w:t xml:space="preserve">22.3%</w:t>
             </w:r>
           </w:p>
           <w:p>
@@ -1498,7 +1467,7 @@
                 <w:ilvl w:val="0"/>
                 <w:numId w:val="9"/>
               </w:numPr>
-              <w:spacing w:line="290" w:lineRule="atLeast"/>
+              <w:spacing w:line="290" w:lineRule="atLeast" w:before="0" w:after="0"/>
               <w:rPr>
                 <w:rFonts w:ascii="Times New Roman" w:eastAsia="宋体" w:hAnsi="Times New Roman" w:cs="宋体" w:hint="default"/>
                 <w:sz w:val="21"/>
@@ -1509,14 +1478,14 @@
                 <w:rFonts w:ascii="Times New Roman" w:eastAsia="宋体" w:hAnsi="Times New Roman" w:cs="宋体"/>
                 <w:sz w:val="21"/>
               </w:rPr>
-              <w:t>项目成果形成完整结课报告，具备从问题识别到方案验证的闭环项目管理能力</w:t>
+              <w:t xml:space="preserve">项目成果形成完整结课报告，具备从问题识别到方案验证的闭环项目管理能力</w:t>
             </w:r>
           </w:p>
         </w:tc>
       </w:tr>
       <w:tr>
         <w:trPr>
-          <w:gridAfter w:val="1"/>
+          <w:gridAfter w:val="2"/>
           <w:wAfter w:w="880" w:type="dxa"/>
           <w:jc w:val="center"/>
         </w:trPr>
@@ -1539,9 +1508,9 @@
           </w:tcPr>
           <w:p>
             <w:pPr>
-              <w:spacing w:line="290" w:lineRule="atLeast"/>
-              <w:rPr>
-                <w:rFonts w:ascii="Times New Roman" w:hAnsi="Times New Roman" w:hint="default"/>
+              <w:spacing w:line="290" w:lineRule="atLeast" w:before="0" w:after="0"/>
+              <w:rPr>
+                <w:rFonts w:ascii="Times New Roman" w:hAnsi="Times New Roman"/>
                 <w:sz w:val="21"/>
               </w:rPr>
             </w:pPr>
@@ -1550,7 +1519,7 @@
         <w:tc>
           <w:tcPr>
             <w:tcW w:w="4600" w:type="dxa"/>
-            <w:gridSpan w:val="2"/>
+            <w:gridSpan w:val="4"/>
             <w:tcBorders>
               <w:top w:val="nil"/>
               <w:left w:val="nil"/>
@@ -1567,26 +1536,27 @@
           </w:tcPr>
           <w:p>
             <w:pPr>
-              <w:spacing w:line="290" w:lineRule="atLeast"/>
-              <w:rPr>
-                <w:rFonts w:ascii="Times New Roman" w:hAnsi="Times New Roman" w:hint="default"/>
-                <w:sz w:val="21"/>
-              </w:rPr>
-            </w:pPr>
-            <w:r>
-              <w:rPr>
-                <w:rFonts w:ascii="Times New Roman" w:eastAsia="宋体" w:hAnsi="Times New Roman" w:cs="宋体"/>
-                <w:b/>
-                <w:bCs/>
-                <w:sz w:val="21"/>
-              </w:rPr>
-              <w:t>电商用户调研与分析项目</w:t>
+              <w:spacing w:line="290" w:lineRule="atLeast" w:before="0" w:after="0"/>
+              <w:rPr>
+                <w:rFonts w:ascii="Times New Roman" w:hAnsi="Times New Roman"/>
+                <w:sz w:val="21"/>
+              </w:rPr>
+            </w:pPr>
+            <w:r>
+              <w:rPr>
+                <w:rFonts w:ascii="Times New Roman" w:eastAsia="宋体" w:hAnsi="Times New Roman" w:cs="宋体"/>
+                <w:b/>
+                <w:bCs/>
+                <w:sz w:val="21"/>
+              </w:rPr>
+              <w:t xml:space="preserve">电商用户调研与分析项目</w:t>
             </w:r>
           </w:p>
         </w:tc>
         <w:tc>
           <w:tcPr>
             <w:tcW w:w="2693" w:type="dxa"/>
+            <w:gridSpan w:val="2"/>
             <w:tcBorders>
               <w:top w:val="nil"/>
               <w:left w:val="nil"/>
@@ -1597,22 +1567,22 @@
           </w:tcPr>
           <w:p>
             <w:pPr>
-              <w:spacing w:line="290" w:lineRule="atLeast"/>
-              <w:rPr>
-                <w:rFonts w:ascii="Times New Roman" w:eastAsia="等线" w:hAnsi="Times New Roman" w:hint="default"/>
-                <w:b/>
-                <w:bCs/>
-                <w:sz w:val="21"/>
-              </w:rPr>
-            </w:pPr>
-            <w:r>
-              <w:rPr>
-                <w:rFonts w:ascii="Times New Roman" w:eastAsia="宋体" w:hAnsi="Times New Roman" w:cs="宋体"/>
-                <w:b/>
-                <w:bCs/>
-                <w:sz w:val="21"/>
-              </w:rPr>
-              <w:t>个人课程项目</w:t>
+              <w:spacing w:line="290" w:lineRule="atLeast" w:before="0" w:after="0"/>
+              <w:rPr>
+                <w:rFonts w:ascii="Times New Roman" w:eastAsia="等线" w:hAnsi="Times New Roman"/>
+                <w:b/>
+                <w:bCs/>
+                <w:sz w:val="21"/>
+              </w:rPr>
+            </w:pPr>
+            <w:r>
+              <w:rPr>
+                <w:rFonts w:ascii="Times New Roman" w:eastAsia="宋体" w:hAnsi="Times New Roman" w:cs="宋体"/>
+                <w:b/>
+                <w:bCs/>
+                <w:sz w:val="21"/>
+              </w:rPr>
+              <w:t xml:space="preserve">个人课程项目</w:t>
             </w:r>
           </w:p>
         </w:tc>
@@ -1629,7 +1599,7 @@
           </w:tcPr>
           <w:p>
             <w:pPr>
-              <w:spacing w:line="290" w:lineRule="atLeast"/>
+              <w:spacing w:line="290" w:lineRule="atLeast" w:before="0" w:after="0"/>
               <w:rPr>
                 <w:rFonts w:ascii="Times New Roman" w:eastAsia="等线" w:hAnsi="Times New Roman" w:hint="default"/>
                 <w:b/>
@@ -1644,14 +1614,14 @@
                 <w:bCs/>
                 <w:sz w:val="21"/>
               </w:rPr>
-              <w:t>2025.10-2025.12</w:t>
+              <w:t xml:space="preserve">2025.10-2025.12</w:t>
             </w:r>
           </w:p>
         </w:tc>
       </w:tr>
       <w:tr>
         <w:trPr>
-          <w:gridAfter w:val="1"/>
+          <w:gridAfter w:val="2"/>
           <w:wAfter w:w="880" w:type="dxa"/>
           <w:jc w:val="center"/>
         </w:trPr>
@@ -1674,9 +1644,9 @@
           </w:tcPr>
           <w:p>
             <w:pPr>
-              <w:spacing w:line="290" w:lineRule="atLeast"/>
-              <w:rPr>
-                <w:rFonts w:ascii="Times New Roman" w:hAnsi="Times New Roman" w:hint="default"/>
+              <w:spacing w:line="290" w:lineRule="atLeast" w:before="0" w:after="0"/>
+              <w:rPr>
+                <w:rFonts w:ascii="Times New Roman" w:hAnsi="Times New Roman"/>
                 <w:sz w:val="21"/>
               </w:rPr>
             </w:pPr>
@@ -1685,7 +1655,7 @@
         <w:tc>
           <w:tcPr>
             <w:tcW w:w="10048" w:type="dxa"/>
-            <w:gridSpan w:val="4"/>
+            <w:gridSpan w:val="7"/>
             <w:tcBorders>
               <w:top w:val="nil"/>
               <w:left w:val="nil"/>
@@ -1706,7 +1676,7 @@
                 <w:ilvl w:val="0"/>
                 <w:numId w:val="9"/>
               </w:numPr>
-              <w:spacing w:line="290" w:lineRule="atLeast"/>
+              <w:spacing w:line="290" w:lineRule="atLeast" w:before="0" w:after="0"/>
               <w:rPr>
                 <w:rFonts w:ascii="Times New Roman" w:eastAsia="宋体" w:hAnsi="Times New Roman" w:cs="宋体" w:hint="default"/>
                 <w:sz w:val="21"/>
@@ -1717,49 +1687,49 @@
                 <w:rFonts w:ascii="Times New Roman" w:eastAsia="宋体" w:hAnsi="Times New Roman" w:cs="宋体"/>
                 <w:sz w:val="21"/>
               </w:rPr>
-              <w:t>统筹问卷设计、发放回收、数据清洗、统计分析全流程，回收</w:t>
-            </w:r>
-            <w:r>
-              <w:rPr>
-                <w:rFonts w:ascii="Times New Roman" w:eastAsia="宋体" w:hAnsi="Times New Roman"/>
-                <w:sz w:val="21"/>
-              </w:rPr>
-              <w:t>328</w:t>
-            </w:r>
-            <w:r>
-              <w:rPr>
-                <w:rFonts w:ascii="Times New Roman" w:eastAsia="宋体" w:hAnsi="Times New Roman" w:cs="宋体"/>
-                <w:sz w:val="21"/>
-              </w:rPr>
-              <w:t>份有效样本，用</w:t>
-            </w:r>
-            <w:r>
-              <w:rPr>
-                <w:rFonts w:ascii="Times New Roman" w:eastAsia="宋体" w:hAnsi="Times New Roman"/>
-                <w:sz w:val="21"/>
-              </w:rPr>
-              <w:t>SPSS</w:t>
-            </w:r>
-            <w:r>
-              <w:rPr>
-                <w:rFonts w:ascii="Times New Roman" w:eastAsia="宋体" w:hAnsi="Times New Roman" w:cs="宋体"/>
-                <w:sz w:val="21"/>
-              </w:rPr>
-              <w:t>和</w:t>
-            </w:r>
-            <w:r>
-              <w:rPr>
-                <w:rFonts w:ascii="Times New Roman" w:eastAsia="宋体" w:hAnsi="Times New Roman"/>
-                <w:sz w:val="21"/>
-              </w:rPr>
-              <w:t>Python</w:t>
-            </w:r>
-            <w:r>
-              <w:rPr>
-                <w:rFonts w:ascii="Times New Roman" w:eastAsia="宋体" w:hAnsi="Times New Roman" w:cs="宋体"/>
-                <w:sz w:val="21"/>
-              </w:rPr>
-              <w:t>完成数据分析</w:t>
+              <w:t xml:space="preserve">统筹问卷设计、发放回收、数据清洗、统计分析全流程，回收</w:t>
+            </w:r>
+            <w:r>
+              <w:rPr>
+                <w:rFonts w:eastAsia="宋体" w:ascii="Times New Roman" w:hAnsi="Times New Roman"/>
+                <w:sz w:val="21"/>
+              </w:rPr>
+              <w:t xml:space="preserve">328</w:t>
+            </w:r>
+            <w:r>
+              <w:rPr>
+                <w:rFonts w:ascii="Times New Roman" w:eastAsia="宋体" w:hAnsi="Times New Roman" w:cs="宋体"/>
+                <w:sz w:val="21"/>
+              </w:rPr>
+              <w:t xml:space="preserve">份有效样本，用</w:t>
+            </w:r>
+            <w:r>
+              <w:rPr>
+                <w:rFonts w:eastAsia="宋体" w:ascii="Times New Roman" w:hAnsi="Times New Roman"/>
+                <w:sz w:val="21"/>
+              </w:rPr>
+              <w:t xml:space="preserve">SPSS</w:t>
+            </w:r>
+            <w:r>
+              <w:rPr>
+                <w:rFonts w:ascii="Times New Roman" w:eastAsia="宋体" w:hAnsi="Times New Roman" w:cs="宋体"/>
+                <w:sz w:val="21"/>
+              </w:rPr>
+              <w:t xml:space="preserve">和</w:t>
+            </w:r>
+            <w:r>
+              <w:rPr>
+                <w:rFonts w:eastAsia="宋体" w:ascii="Times New Roman" w:hAnsi="Times New Roman"/>
+                <w:sz w:val="21"/>
+              </w:rPr>
+              <w:t xml:space="preserve">Python</w:t>
+            </w:r>
+            <w:r>
+              <w:rPr>
+                <w:rFonts w:ascii="Times New Roman" w:eastAsia="宋体" w:hAnsi="Times New Roman" w:cs="宋体"/>
+                <w:sz w:val="21"/>
+              </w:rPr>
+              <w:t xml:space="preserve">完成数据分析</w:t>
             </w:r>
           </w:p>
           <w:p>
@@ -1768,7 +1738,7 @@
                 <w:ilvl w:val="0"/>
                 <w:numId w:val="9"/>
               </w:numPr>
-              <w:spacing w:line="290" w:lineRule="atLeast"/>
+              <w:spacing w:line="290" w:lineRule="atLeast" w:before="0" w:after="0"/>
               <w:rPr>
                 <w:rFonts w:ascii="Times New Roman" w:eastAsia="宋体" w:hAnsi="Times New Roman" w:cs="宋体" w:hint="default"/>
                 <w:sz w:val="21"/>
@@ -1779,14 +1749,14 @@
                 <w:rFonts w:ascii="Times New Roman" w:eastAsia="宋体" w:hAnsi="Times New Roman" w:cs="宋体"/>
                 <w:sz w:val="21"/>
               </w:rPr>
-              <w:t>验证技术特性对用户体验的影响路径，识别核心影响因素，输出研究结论与优化建议</w:t>
+              <w:t xml:space="preserve">验证技术特性对用户体验的影响路径，识别核心影响因素，输出研究结论与优化建议</w:t>
             </w:r>
           </w:p>
         </w:tc>
       </w:tr>
       <w:tr>
         <w:trPr>
-          <w:gridAfter w:val="1"/>
+          <w:gridAfter w:val="2"/>
           <w:wAfter w:w="880" w:type="dxa"/>
           <w:jc w:val="center"/>
         </w:trPr>
@@ -1809,9 +1779,9 @@
           </w:tcPr>
           <w:p>
             <w:pPr>
-              <w:spacing w:line="290" w:lineRule="atLeast"/>
-              <w:rPr>
-                <w:rFonts w:ascii="Times New Roman" w:hAnsi="Times New Roman" w:hint="default"/>
+              <w:spacing w:line="290" w:lineRule="atLeast" w:before="0" w:after="0"/>
+              <w:rPr>
+                <w:rFonts w:ascii="Times New Roman" w:hAnsi="Times New Roman"/>
                 <w:sz w:val="21"/>
               </w:rPr>
             </w:pPr>
@@ -1820,7 +1790,7 @@
         <w:tc>
           <w:tcPr>
             <w:tcW w:w="4600" w:type="dxa"/>
-            <w:gridSpan w:val="2"/>
+            <w:gridSpan w:val="4"/>
             <w:tcBorders>
               <w:top w:val="nil"/>
               <w:left w:val="nil"/>
@@ -1837,26 +1807,27 @@
           </w:tcPr>
           <w:p>
             <w:pPr>
-              <w:spacing w:line="290" w:lineRule="atLeast"/>
-              <w:rPr>
-                <w:rFonts w:ascii="Times New Roman" w:hAnsi="Times New Roman" w:hint="default"/>
-                <w:sz w:val="21"/>
-              </w:rPr>
-            </w:pPr>
-            <w:r>
-              <w:rPr>
-                <w:rFonts w:ascii="Times New Roman" w:eastAsia="宋体" w:hAnsi="Times New Roman" w:cs="宋体"/>
-                <w:b/>
-                <w:bCs/>
-                <w:sz w:val="21"/>
-              </w:rPr>
-              <w:t>银行营销数据分析项目</w:t>
+              <w:spacing w:line="290" w:lineRule="atLeast" w:before="0" w:after="0"/>
+              <w:rPr>
+                <w:rFonts w:ascii="Times New Roman" w:hAnsi="Times New Roman"/>
+                <w:sz w:val="21"/>
+              </w:rPr>
+            </w:pPr>
+            <w:r>
+              <w:rPr>
+                <w:rFonts w:ascii="Times New Roman" w:eastAsia="宋体" w:hAnsi="Times New Roman" w:cs="宋体"/>
+                <w:b/>
+                <w:bCs/>
+                <w:sz w:val="21"/>
+              </w:rPr>
+              <w:t xml:space="preserve">银行营销数据分析项目</w:t>
             </w:r>
           </w:p>
         </w:tc>
         <w:tc>
           <w:tcPr>
             <w:tcW w:w="2693" w:type="dxa"/>
+            <w:gridSpan w:val="2"/>
             <w:tcBorders>
               <w:top w:val="nil"/>
               <w:left w:val="nil"/>
@@ -1867,22 +1838,22 @@
           </w:tcPr>
           <w:p>
             <w:pPr>
-              <w:spacing w:line="290" w:lineRule="atLeast"/>
-              <w:rPr>
-                <w:rFonts w:ascii="Times New Roman" w:eastAsia="等线" w:hAnsi="Times New Roman" w:hint="default"/>
-                <w:b/>
-                <w:bCs/>
-                <w:sz w:val="21"/>
-              </w:rPr>
-            </w:pPr>
-            <w:r>
-              <w:rPr>
-                <w:rFonts w:ascii="Times New Roman" w:eastAsia="宋体" w:hAnsi="Times New Roman" w:cs="宋体"/>
-                <w:b/>
-                <w:bCs/>
-                <w:sz w:val="21"/>
-              </w:rPr>
-              <w:t>个人课程项目</w:t>
+              <w:spacing w:line="290" w:lineRule="atLeast" w:before="0" w:after="0"/>
+              <w:rPr>
+                <w:rFonts w:ascii="Times New Roman" w:eastAsia="等线" w:hAnsi="Times New Roman"/>
+                <w:b/>
+                <w:bCs/>
+                <w:sz w:val="21"/>
+              </w:rPr>
+            </w:pPr>
+            <w:r>
+              <w:rPr>
+                <w:rFonts w:ascii="Times New Roman" w:eastAsia="宋体" w:hAnsi="Times New Roman" w:cs="宋体"/>
+                <w:b/>
+                <w:bCs/>
+                <w:sz w:val="21"/>
+              </w:rPr>
+              <w:t xml:space="preserve">个人课程项目</w:t>
             </w:r>
           </w:p>
         </w:tc>
@@ -1899,7 +1870,7 @@
           </w:tcPr>
           <w:p>
             <w:pPr>
-              <w:spacing w:line="290" w:lineRule="atLeast"/>
+              <w:spacing w:line="290" w:lineRule="atLeast" w:before="0" w:after="0"/>
               <w:rPr>
                 <w:rFonts w:ascii="Times New Roman" w:eastAsia="等线" w:hAnsi="Times New Roman" w:hint="default"/>
                 <w:b/>
@@ -1914,14 +1885,14 @@
                 <w:bCs/>
                 <w:sz w:val="21"/>
               </w:rPr>
-              <w:t>2026.04-2026.06</w:t>
+              <w:t xml:space="preserve">2026.04-2026.06</w:t>
             </w:r>
           </w:p>
         </w:tc>
       </w:tr>
       <w:tr>
         <w:trPr>
-          <w:gridAfter w:val="1"/>
+          <w:gridAfter w:val="2"/>
           <w:wAfter w:w="880" w:type="dxa"/>
           <w:jc w:val="center"/>
         </w:trPr>
@@ -1944,9 +1915,9 @@
           </w:tcPr>
           <w:p>
             <w:pPr>
-              <w:spacing w:line="290" w:lineRule="atLeast"/>
-              <w:rPr>
-                <w:rFonts w:ascii="Times New Roman" w:hAnsi="Times New Roman" w:hint="default"/>
+              <w:spacing w:line="290" w:lineRule="atLeast" w:before="0" w:after="0"/>
+              <w:rPr>
+                <w:rFonts w:ascii="Times New Roman" w:hAnsi="Times New Roman"/>
                 <w:sz w:val="21"/>
               </w:rPr>
             </w:pPr>
@@ -1955,7 +1926,7 @@
         <w:tc>
           <w:tcPr>
             <w:tcW w:w="10048" w:type="dxa"/>
-            <w:gridSpan w:val="4"/>
+            <w:gridSpan w:val="7"/>
             <w:tcBorders>
               <w:top w:val="nil"/>
               <w:left w:val="nil"/>
@@ -1976,7 +1947,7 @@
                 <w:ilvl w:val="0"/>
                 <w:numId w:val="9"/>
               </w:numPr>
-              <w:spacing w:line="290" w:lineRule="atLeast"/>
+              <w:spacing w:line="290" w:lineRule="atLeast" w:before="0" w:after="0"/>
               <w:rPr>
                 <w:rFonts w:ascii="Times New Roman" w:eastAsia="宋体" w:hAnsi="Times New Roman" w:cs="宋体" w:hint="default"/>
                 <w:sz w:val="21"/>
@@ -1987,35 +1958,35 @@
                 <w:rFonts w:ascii="Times New Roman" w:eastAsia="宋体" w:hAnsi="Times New Roman" w:cs="宋体"/>
                 <w:sz w:val="21"/>
               </w:rPr>
-              <w:t>基于</w:t>
-            </w:r>
-            <w:r>
-              <w:rPr>
-                <w:rFonts w:ascii="Times New Roman" w:eastAsia="宋体" w:hAnsi="Times New Roman"/>
-                <w:sz w:val="21"/>
-              </w:rPr>
-              <w:t>45211</w:t>
-            </w:r>
-            <w:r>
-              <w:rPr>
-                <w:rFonts w:ascii="Times New Roman" w:eastAsia="宋体" w:hAnsi="Times New Roman" w:cs="宋体"/>
-                <w:sz w:val="21"/>
-              </w:rPr>
-              <w:t>条葡萄牙银行真实营销数据，用</w:t>
-            </w:r>
-            <w:r>
-              <w:rPr>
-                <w:rFonts w:ascii="Times New Roman" w:eastAsia="宋体" w:hAnsi="Times New Roman"/>
-                <w:sz w:val="21"/>
-              </w:rPr>
-              <w:t>R</w:t>
-            </w:r>
-            <w:r>
-              <w:rPr>
-                <w:rFonts w:ascii="Times New Roman" w:eastAsia="宋体" w:hAnsi="Times New Roman" w:cs="宋体"/>
-                <w:sz w:val="21"/>
-              </w:rPr>
-              <w:t>完成缺失值与异常值清洗，对年龄、职业、营销频次等字段做多维度分层统计</w:t>
+              <w:t xml:space="preserve">基于</w:t>
+            </w:r>
+            <w:r>
+              <w:rPr>
+                <w:rFonts w:eastAsia="宋体" w:ascii="Times New Roman" w:hAnsi="Times New Roman"/>
+                <w:sz w:val="21"/>
+              </w:rPr>
+              <w:t xml:space="preserve">45211</w:t>
+            </w:r>
+            <w:r>
+              <w:rPr>
+                <w:rFonts w:ascii="Times New Roman" w:eastAsia="宋体" w:hAnsi="Times New Roman" w:cs="宋体"/>
+                <w:sz w:val="21"/>
+              </w:rPr>
+              <w:t xml:space="preserve">条葡萄牙银行真实营销数据，用</w:t>
+            </w:r>
+            <w:r>
+              <w:rPr>
+                <w:rFonts w:eastAsia="宋体" w:ascii="Times New Roman" w:hAnsi="Times New Roman"/>
+                <w:sz w:val="21"/>
+              </w:rPr>
+              <w:t xml:space="preserve">R</w:t>
+            </w:r>
+            <w:r>
+              <w:rPr>
+                <w:rFonts w:ascii="Times New Roman" w:eastAsia="宋体" w:hAnsi="Times New Roman" w:cs="宋体"/>
+                <w:sz w:val="21"/>
+              </w:rPr>
+              <w:t xml:space="preserve">完成缺失值与异常值清洗，对年龄、职业、营销频次等字段做多维度分层统计</w:t>
             </w:r>
           </w:p>
           <w:p>
@@ -2024,7 +1995,7 @@
                 <w:ilvl w:val="0"/>
                 <w:numId w:val="9"/>
               </w:numPr>
-              <w:spacing w:line="290" w:lineRule="atLeast"/>
+              <w:spacing w:line="290" w:lineRule="atLeast" w:before="0" w:after="0"/>
               <w:rPr>
                 <w:rFonts w:ascii="Times New Roman" w:eastAsia="宋体" w:hAnsi="Times New Roman" w:cs="宋体" w:hint="default"/>
                 <w:sz w:val="21"/>
@@ -2035,14 +2006,14 @@
                 <w:rFonts w:ascii="Times New Roman" w:eastAsia="宋体" w:hAnsi="Times New Roman" w:cs="宋体"/>
                 <w:sz w:val="21"/>
               </w:rPr>
-              <w:t>独立绘制帕累托图、相关性热力图、订阅转化率瀑布图，通过多维度统计呈现客户群体响应差异，识别关键影响变量，为客户分群与营销资源分配提供数据支撑</w:t>
+              <w:t xml:space="preserve">独立绘制帕累托图、相关性热力图、订阅转化率瀑布图，通过多维度统计呈现客户群体响应差异，识别关键影响变量，为客户分群与营销资源分配提供数据支撑</w:t>
             </w:r>
           </w:p>
         </w:tc>
       </w:tr>
       <w:tr>
         <w:trPr>
-          <w:gridAfter w:val="1"/>
+          <w:gridAfter w:val="2"/>
           <w:wAfter w:w="880" w:type="dxa"/>
           <w:jc w:val="center"/>
         </w:trPr>
@@ -2065,9 +2036,9 @@
           </w:tcPr>
           <w:p>
             <w:pPr>
-              <w:spacing w:line="290" w:lineRule="atLeast"/>
-              <w:rPr>
-                <w:rFonts w:ascii="Times New Roman" w:hAnsi="Times New Roman" w:hint="default"/>
+              <w:spacing w:line="290" w:lineRule="atLeast" w:before="0" w:after="0"/>
+              <w:rPr>
+                <w:rFonts w:ascii="Times New Roman" w:hAnsi="Times New Roman"/>
                 <w:sz w:val="21"/>
               </w:rPr>
             </w:pPr>
@@ -2076,7 +2047,7 @@
         <w:tc>
           <w:tcPr>
             <w:tcW w:w="4600" w:type="dxa"/>
-            <w:gridSpan w:val="2"/>
+            <w:gridSpan w:val="4"/>
             <w:tcBorders>
               <w:top w:val="nil"/>
               <w:left w:val="nil"/>
@@ -2093,35 +2064,36 @@
           </w:tcPr>
           <w:p>
             <w:pPr>
-              <w:spacing w:line="290" w:lineRule="atLeast"/>
-              <w:rPr>
-                <w:rFonts w:ascii="Times New Roman" w:hAnsi="Times New Roman" w:hint="default"/>
-                <w:sz w:val="21"/>
-              </w:rPr>
-            </w:pPr>
-            <w:r>
-              <w:rPr>
-                <w:rFonts w:ascii="Times New Roman" w:eastAsia="宋体" w:hAnsi="Times New Roman" w:cs="宋体"/>
-                <w:b/>
-                <w:bCs/>
-                <w:sz w:val="21"/>
-              </w:rPr>
-              <w:t>ERP</w:t>
-            </w:r>
-            <w:r>
-              <w:rPr>
-                <w:rFonts w:ascii="Times New Roman" w:eastAsia="宋体" w:hAnsi="Times New Roman" w:cs="宋体"/>
-                <w:b/>
-                <w:bCs/>
-                <w:sz w:val="21"/>
-              </w:rPr>
-              <w:t>采购与库存全流程模拟操作</w:t>
+              <w:spacing w:line="290" w:lineRule="atLeast" w:before="0" w:after="0"/>
+              <w:rPr>
+                <w:rFonts w:ascii="Times New Roman" w:hAnsi="Times New Roman"/>
+                <w:sz w:val="21"/>
+              </w:rPr>
+            </w:pPr>
+            <w:r>
+              <w:rPr>
+                <w:rFonts w:ascii="Times New Roman" w:eastAsia="宋体" w:hAnsi="Times New Roman" w:cs="宋体"/>
+                <w:b/>
+                <w:bCs/>
+                <w:sz w:val="21"/>
+              </w:rPr>
+              <w:t xml:space="preserve">ERP</w:t>
+            </w:r>
+            <w:r>
+              <w:rPr>
+                <w:rFonts w:ascii="Times New Roman" w:eastAsia="宋体" w:hAnsi="Times New Roman" w:cs="宋体"/>
+                <w:b/>
+                <w:bCs/>
+                <w:sz w:val="21"/>
+              </w:rPr>
+              <w:t xml:space="preserve">采购与库存全流程模拟操作</w:t>
             </w:r>
           </w:p>
         </w:tc>
         <w:tc>
           <w:tcPr>
             <w:tcW w:w="2693" w:type="dxa"/>
+            <w:gridSpan w:val="2"/>
             <w:tcBorders>
               <w:top w:val="nil"/>
               <w:left w:val="nil"/>
@@ -2132,22 +2104,22 @@
           </w:tcPr>
           <w:p>
             <w:pPr>
-              <w:spacing w:line="290" w:lineRule="atLeast"/>
-              <w:rPr>
-                <w:rFonts w:ascii="Times New Roman" w:eastAsia="等线" w:hAnsi="Times New Roman" w:hint="default"/>
-                <w:b/>
-                <w:bCs/>
-                <w:sz w:val="21"/>
-              </w:rPr>
-            </w:pPr>
-            <w:r>
-              <w:rPr>
-                <w:rFonts w:ascii="Times New Roman" w:eastAsia="宋体" w:hAnsi="Times New Roman" w:cs="宋体"/>
-                <w:b/>
-                <w:bCs/>
-                <w:sz w:val="21"/>
-              </w:rPr>
-              <w:t>课程实验・账套主管</w:t>
+              <w:spacing w:line="290" w:lineRule="atLeast" w:before="0" w:after="0"/>
+              <w:rPr>
+                <w:rFonts w:ascii="Times New Roman" w:eastAsia="等线" w:hAnsi="Times New Roman"/>
+                <w:b/>
+                <w:bCs/>
+                <w:sz w:val="21"/>
+              </w:rPr>
+            </w:pPr>
+            <w:r>
+              <w:rPr>
+                <w:rFonts w:ascii="Times New Roman" w:eastAsia="宋体" w:hAnsi="Times New Roman" w:cs="宋体"/>
+                <w:b/>
+                <w:bCs/>
+                <w:sz w:val="21"/>
+              </w:rPr>
+              <w:t xml:space="preserve">课程实验・账套主管</w:t>
             </w:r>
           </w:p>
         </w:tc>
@@ -2164,7 +2136,7 @@
           </w:tcPr>
           <w:p>
             <w:pPr>
-              <w:spacing w:line="290" w:lineRule="atLeast"/>
+              <w:spacing w:line="290" w:lineRule="atLeast" w:before="0" w:after="0"/>
               <w:rPr>
                 <w:rFonts w:ascii="Times New Roman" w:eastAsia="等线" w:hAnsi="Times New Roman" w:hint="default"/>
                 <w:b/>
@@ -2179,14 +2151,14 @@
                 <w:bCs/>
                 <w:sz w:val="21"/>
               </w:rPr>
-              <w:t>2025.03-2025.07</w:t>
+              <w:t xml:space="preserve">2025.03-2025.07</w:t>
             </w:r>
           </w:p>
         </w:tc>
       </w:tr>
       <w:tr>
         <w:trPr>
-          <w:gridAfter w:val="1"/>
+          <w:gridAfter w:val="2"/>
           <w:wAfter w:w="880" w:type="dxa"/>
           <w:jc w:val="center"/>
         </w:trPr>
@@ -2209,9 +2181,9 @@
           </w:tcPr>
           <w:p>
             <w:pPr>
-              <w:spacing w:line="290" w:lineRule="atLeast"/>
-              <w:rPr>
-                <w:rFonts w:ascii="Times New Roman" w:hAnsi="Times New Roman" w:hint="default"/>
+              <w:spacing w:line="290" w:lineRule="atLeast" w:before="0" w:after="0"/>
+              <w:rPr>
+                <w:rFonts w:ascii="Times New Roman" w:hAnsi="Times New Roman"/>
                 <w:sz w:val="21"/>
               </w:rPr>
             </w:pPr>
@@ -2220,7 +2192,7 @@
         <w:tc>
           <w:tcPr>
             <w:tcW w:w="10048" w:type="dxa"/>
-            <w:gridSpan w:val="4"/>
+            <w:gridSpan w:val="7"/>
             <w:tcBorders>
               <w:top w:val="nil"/>
               <w:left w:val="nil"/>
@@ -2241,7 +2213,7 @@
                 <w:ilvl w:val="0"/>
                 <w:numId w:val="9"/>
               </w:numPr>
-              <w:spacing w:line="290" w:lineRule="atLeast"/>
+              <w:spacing w:line="290" w:lineRule="atLeast" w:before="0" w:after="0"/>
               <w:rPr>
                 <w:rFonts w:ascii="Times New Roman" w:eastAsia="宋体" w:hAnsi="Times New Roman" w:cs="宋体" w:hint="default"/>
                 <w:sz w:val="21"/>
@@ -2252,21 +2224,21 @@
                 <w:rFonts w:ascii="Times New Roman" w:eastAsia="宋体" w:hAnsi="Times New Roman" w:cs="宋体"/>
                 <w:sz w:val="21"/>
               </w:rPr>
-              <w:t>以账套主管角色使用用友</w:t>
-            </w:r>
-            <w:r>
-              <w:rPr>
-                <w:rFonts w:ascii="Times New Roman" w:eastAsia="宋体" w:hAnsi="Times New Roman"/>
-                <w:sz w:val="21"/>
-              </w:rPr>
-              <w:t>U8+</w:t>
-            </w:r>
-            <w:r>
-              <w:rPr>
-                <w:rFonts w:ascii="Times New Roman" w:eastAsia="宋体" w:hAnsi="Times New Roman" w:cs="宋体"/>
-                <w:sz w:val="21"/>
-              </w:rPr>
-              <w:t>，独立完成采购订单→到货入库→库存调拨→盘点→存货核算→付款凭证全流程操作</w:t>
+              <w:t xml:space="preserve">以账套主管角色使用用友</w:t>
+            </w:r>
+            <w:r>
+              <w:rPr>
+                <w:rFonts w:eastAsia="宋体" w:ascii="Times New Roman" w:hAnsi="Times New Roman"/>
+                <w:sz w:val="21"/>
+              </w:rPr>
+              <w:t xml:space="preserve">U8+</w:t>
+            </w:r>
+            <w:r>
+              <w:rPr>
+                <w:rFonts w:ascii="Times New Roman" w:eastAsia="宋体" w:hAnsi="Times New Roman" w:cs="宋体"/>
+                <w:sz w:val="21"/>
+              </w:rPr>
+              <w:t xml:space="preserve">，独立完成采购订单→到货入库→库存调拨→盘点→存货核算→付款凭证全流程操作</w:t>
             </w:r>
           </w:p>
           <w:p>
@@ -2275,7 +2247,7 @@
                 <w:ilvl w:val="0"/>
                 <w:numId w:val="9"/>
               </w:numPr>
-              <w:spacing w:line="290" w:lineRule="atLeast"/>
+              <w:spacing w:line="290" w:lineRule="atLeast" w:before="0" w:after="0"/>
               <w:rPr>
                 <w:rFonts w:ascii="Times New Roman" w:eastAsia="宋体" w:hAnsi="Times New Roman" w:cs="宋体" w:hint="default"/>
                 <w:sz w:val="21"/>
@@ -2286,21 +2258,21 @@
                 <w:rFonts w:ascii="Times New Roman" w:eastAsia="宋体" w:hAnsi="Times New Roman" w:cs="宋体"/>
                 <w:sz w:val="21"/>
               </w:rPr>
-              <w:t>熟悉采购申请、订单管理、入库验收、库存调拨、对账核算各环节的单据流转与系统操作，理解采购到付款的完整业务链路</w:t>
+              <w:t xml:space="preserve">熟悉采购申请、订单管理、入库验收、库存调拨、对账核算各环节的单据流转与系统操作，理解采购到付款的完整业务链路</w:t>
             </w:r>
           </w:p>
         </w:tc>
       </w:tr>
       <w:tr>
         <w:trPr>
-          <w:gridBefore w:val="2"/>
+          <w:gridBefore w:val="3"/>
           <w:wBefore w:w="879" w:type="dxa"/>
           <w:jc w:val="center"/>
         </w:trPr>
         <w:tc>
           <w:tcPr>
             <w:tcW w:w="10744" w:type="dxa"/>
-            <w:gridSpan w:val="4"/>
+            <w:gridSpan w:val="7"/>
             <w:tcBorders>
               <w:top w:val="nil"/>
               <w:left w:val="nil"/>
@@ -2318,10 +2290,7 @@
           </w:tcPr>
           <w:p>
             <w:pPr>
-              <w:spacing w:line="290" w:lineRule="atLeast"/>
-              <w:rPr>
-                <w:rFonts w:hint="default"/>
-              </w:rPr>
+              <w:spacing w:line="290" w:lineRule="atLeast" w:before="0" w:after="0"/>
             </w:pPr>
             <w:r>
               <w:rPr>
@@ -2335,27 +2304,26 @@
     </w:tbl>
     <w:p>
       <w:pPr>
-        <w:spacing w:line="290" w:lineRule="atLeast"/>
         <w:rPr>
-          <w:rFonts w:hint="default"/>
           <w:vanish/>
         </w:rPr>
+        <w:spacing w:line="290" w:lineRule="atLeast" w:before="0" w:after="0"/>
       </w:pPr>
     </w:p>
     <w:p>
       <w:pPr>
-        <w:spacing w:line="290" w:lineRule="atLeast"/>
         <w:rPr>
-          <w:rFonts w:hint="default"/>
           <w:vanish/>
           <w:sz w:val="21"/>
         </w:rPr>
+        <w:spacing w:line="290" w:lineRule="atLeast" w:before="0" w:after="0"/>
       </w:pPr>
     </w:p>
     <w:tbl>
       <w:tblPr>
         <w:tblW w:w="0" w:type="auto"/>
         <w:jc w:val="center"/>
+        <w:tblInd w:w="0" w:type="dxa"/>
         <w:tblLayout w:type="fixed"/>
         <w:tblCellMar>
           <w:left w:w="0" w:type="dxa"/>
@@ -2365,9 +2333,9 @@
       </w:tblPr>
       <w:tblGrid>
         <w:gridCol w:w="695"/>
-        <w:gridCol w:w="4600"/>
+        <w:gridCol w:w="3686"/>
         <w:gridCol w:w="2693"/>
-        <w:gridCol w:w="2755"/>
+        <w:gridCol w:w="3669"/>
       </w:tblGrid>
       <w:tr>
         <w:trPr>
@@ -2392,9 +2360,8 @@
           </w:tcPr>
           <w:p>
             <w:pPr>
-              <w:spacing w:line="290" w:lineRule="atLeast"/>
-              <w:rPr>
-                <w:rFonts w:hint="default"/>
+              <w:spacing w:line="290" w:lineRule="atLeast" w:before="0" w:after="0"/>
+              <w:rPr>
                 <w:sz w:val="21"/>
               </w:rPr>
             </w:pPr>
@@ -2419,22 +2386,21 @@
           </w:tcPr>
           <w:p>
             <w:pPr>
-              <w:spacing w:line="290" w:lineRule="atLeast"/>
-              <w:rPr>
-                <w:rFonts w:hint="default"/>
-                <w:b/>
-                <w:bCs/>
-                <w:sz w:val="21"/>
-              </w:rPr>
-            </w:pPr>
-            <w:r>
-              <w:rPr>
-                <w:rFonts w:ascii="Times New Roman" w:eastAsia="宋体" w:hAnsi="Times New Roman" w:cs="宋体"/>
-                <w:b/>
-                <w:bCs/>
-                <w:sz w:val="21"/>
-              </w:rPr>
-              <w:t>山东鱼跃尚成教育有限责任公司</w:t>
+              <w:spacing w:line="290" w:lineRule="atLeast" w:before="0" w:after="0"/>
+              <w:rPr>
+                <w:b/>
+                <w:bCs/>
+                <w:sz w:val="21"/>
+              </w:rPr>
+            </w:pPr>
+            <w:r>
+              <w:rPr>
+                <w:rFonts w:ascii="Times New Roman" w:eastAsia="宋体" w:hAnsi="Times New Roman" w:cs="宋体"/>
+                <w:b/>
+                <w:bCs/>
+                <w:sz w:val="21"/>
+              </w:rPr>
+              <w:t xml:space="preserve">山东鱼跃尚成教育有限责任公司</w:t>
             </w:r>
           </w:p>
         </w:tc>
@@ -2451,22 +2417,21 @@
           </w:tcPr>
           <w:p>
             <w:pPr>
-              <w:spacing w:line="290" w:lineRule="atLeast"/>
-              <w:rPr>
-                <w:rFonts w:hint="default"/>
-                <w:b/>
-                <w:bCs/>
-                <w:sz w:val="21"/>
-              </w:rPr>
-            </w:pPr>
-            <w:r>
-              <w:rPr>
-                <w:rFonts w:ascii="Times New Roman" w:eastAsia="宋体" w:hAnsi="Times New Roman" w:cs="宋体"/>
-                <w:b/>
-                <w:bCs/>
-                <w:sz w:val="21"/>
-              </w:rPr>
-              <w:t>项目助理（兼职）</w:t>
+              <w:spacing w:line="290" w:lineRule="atLeast" w:before="0" w:after="0"/>
+              <w:rPr>
+                <w:b/>
+                <w:bCs/>
+                <w:sz w:val="21"/>
+              </w:rPr>
+            </w:pPr>
+            <w:r>
+              <w:rPr>
+                <w:rFonts w:ascii="Times New Roman" w:eastAsia="宋体" w:hAnsi="Times New Roman" w:cs="宋体"/>
+                <w:b/>
+                <w:bCs/>
+                <w:sz w:val="21"/>
+              </w:rPr>
+              <w:t xml:space="preserve">项目助理（兼职）</w:t>
             </w:r>
           </w:p>
         </w:tc>
@@ -2483,7 +2448,7 @@
           </w:tcPr>
           <w:p>
             <w:pPr>
-              <w:spacing w:line="290" w:lineRule="atLeast"/>
+              <w:spacing w:line="290" w:lineRule="atLeast" w:before="0" w:after="0"/>
               <w:rPr>
                 <w:rFonts w:ascii="Times New Roman" w:eastAsia="等线" w:hAnsi="Times New Roman" w:hint="default"/>
                 <w:b/>
@@ -2498,7 +2463,7 @@
                 <w:bCs/>
                 <w:sz w:val="21"/>
               </w:rPr>
-              <w:t>2026.04 - 2026.07</w:t>
+              <w:t xml:space="preserve">2026.04 - 2026.07</w:t>
             </w:r>
           </w:p>
         </w:tc>
@@ -2526,9 +2491,9 @@
           </w:tcPr>
           <w:p>
             <w:pPr>
-              <w:spacing w:line="290" w:lineRule="atLeast"/>
-              <w:rPr>
-                <w:rFonts w:ascii="Times New Roman" w:hAnsi="Times New Roman" w:hint="default"/>
+              <w:spacing w:line="290" w:lineRule="atLeast" w:before="0" w:after="0"/>
+              <w:rPr>
+                <w:rFonts w:ascii="Times New Roman" w:hAnsi="Times New Roman"/>
                 <w:sz w:val="21"/>
               </w:rPr>
             </w:pPr>
@@ -2558,7 +2523,7 @@
                 <w:ilvl w:val="0"/>
                 <w:numId w:val="6"/>
               </w:numPr>
-              <w:spacing w:line="290" w:lineRule="atLeast"/>
+              <w:spacing w:line="290" w:lineRule="atLeast" w:before="0" w:after="0"/>
               <w:rPr>
                 <w:rFonts w:ascii="Times New Roman" w:eastAsia="宋体" w:hAnsi="Times New Roman" w:cs="宋体" w:hint="default"/>
                 <w:sz w:val="21"/>
@@ -2569,35 +2534,35 @@
                 <w:rFonts w:ascii="Times New Roman" w:eastAsia="宋体" w:hAnsi="Times New Roman" w:cs="宋体"/>
                 <w:sz w:val="21"/>
               </w:rPr>
-              <w:t>作为项目助理统筹</w:t>
-            </w:r>
-            <w:r>
-              <w:rPr>
-                <w:rFonts w:ascii="Times New Roman" w:eastAsia="宋体" w:hAnsi="Times New Roman"/>
-                <w:sz w:val="21"/>
-              </w:rPr>
-              <w:t>200+</w:t>
-            </w:r>
-            <w:r>
-              <w:rPr>
-                <w:rFonts w:ascii="Times New Roman" w:eastAsia="宋体" w:hAnsi="Times New Roman" w:cs="宋体"/>
-                <w:sz w:val="21"/>
-              </w:rPr>
-              <w:t>份申报材料的收集、核对、提交全流程，用</w:t>
-            </w:r>
-            <w:r>
-              <w:rPr>
-                <w:rFonts w:ascii="Times New Roman" w:eastAsia="宋体" w:hAnsi="Times New Roman"/>
-                <w:sz w:val="21"/>
-              </w:rPr>
-              <w:t>Excel</w:t>
-            </w:r>
-            <w:r>
-              <w:rPr>
-                <w:rFonts w:ascii="Times New Roman" w:eastAsia="宋体" w:hAnsi="Times New Roman" w:cs="宋体"/>
-                <w:sz w:val="21"/>
-              </w:rPr>
-              <w:t>搭建可检索的电子台账</w:t>
+              <w:t xml:space="preserve">作为项目助理统筹</w:t>
+            </w:r>
+            <w:r>
+              <w:rPr>
+                <w:rFonts w:eastAsia="宋体" w:ascii="Times New Roman" w:hAnsi="Times New Roman"/>
+                <w:sz w:val="21"/>
+              </w:rPr>
+              <w:t xml:space="preserve">200+</w:t>
+            </w:r>
+            <w:r>
+              <w:rPr>
+                <w:rFonts w:ascii="Times New Roman" w:eastAsia="宋体" w:hAnsi="Times New Roman" w:cs="宋体"/>
+                <w:sz w:val="21"/>
+              </w:rPr>
+              <w:t xml:space="preserve">份申报材料的收集、核对、提交全流程，用</w:t>
+            </w:r>
+            <w:r>
+              <w:rPr>
+                <w:rFonts w:eastAsia="宋体" w:ascii="Times New Roman" w:hAnsi="Times New Roman"/>
+                <w:sz w:val="21"/>
+              </w:rPr>
+              <w:t xml:space="preserve">Excel</w:t>
+            </w:r>
+            <w:r>
+              <w:rPr>
+                <w:rFonts w:ascii="Times New Roman" w:eastAsia="宋体" w:hAnsi="Times New Roman" w:cs="宋体"/>
+                <w:sz w:val="21"/>
+              </w:rPr>
+              <w:t xml:space="preserve">搭建可检索的电子台账</w:t>
             </w:r>
           </w:p>
           <w:p>
@@ -2606,7 +2571,7 @@
                 <w:ilvl w:val="0"/>
                 <w:numId w:val="6"/>
               </w:numPr>
-              <w:spacing w:line="290" w:lineRule="atLeast"/>
+              <w:spacing w:line="290" w:lineRule="atLeast" w:before="0" w:after="0"/>
               <w:rPr>
                 <w:rFonts w:ascii="Times New Roman" w:eastAsia="宋体" w:hAnsi="Times New Roman" w:cs="宋体" w:hint="default"/>
                 <w:sz w:val="21"/>
@@ -2617,7 +2582,7 @@
                 <w:rFonts w:ascii="Times New Roman" w:eastAsia="宋体" w:hAnsi="Times New Roman" w:cs="宋体"/>
                 <w:sz w:val="21"/>
               </w:rPr>
-              <w:t>梳理并标准化资料审核与报批流程，按月汇总项目执行数据；建立可检索的文档归档体系，统一收纳申报单据并分类存档，提升材料调取效率</w:t>
+              <w:t xml:space="preserve">梳理并标准化资料审核与报批流程，按月汇总项目执行数据；建立可检索的文档归档体系，统一收纳申报单据并分类存档，提升材料调取效率</w:t>
             </w:r>
           </w:p>
         </w:tc>
@@ -2645,9 +2610,8 @@
           </w:tcPr>
           <w:p>
             <w:pPr>
-              <w:spacing w:line="290" w:lineRule="atLeast"/>
-              <w:rPr>
-                <w:rFonts w:hint="default"/>
+              <w:spacing w:line="290" w:lineRule="atLeast" w:before="0" w:after="0"/>
+              <w:rPr>
                 <w:sz w:val="21"/>
               </w:rPr>
             </w:pPr>
@@ -2672,22 +2636,21 @@
           </w:tcPr>
           <w:p>
             <w:pPr>
-              <w:spacing w:line="290" w:lineRule="atLeast"/>
-              <w:rPr>
-                <w:rFonts w:hint="default"/>
-                <w:b/>
-                <w:bCs/>
-                <w:sz w:val="21"/>
-              </w:rPr>
-            </w:pPr>
-            <w:r>
-              <w:rPr>
-                <w:rFonts w:ascii="Times New Roman" w:eastAsia="宋体" w:hAnsi="Times New Roman" w:cs="宋体"/>
-                <w:b/>
-                <w:bCs/>
-                <w:sz w:val="21"/>
-              </w:rPr>
-              <w:t>瑞幸咖啡</w:t>
+              <w:spacing w:line="290" w:lineRule="atLeast" w:before="0" w:after="0"/>
+              <w:rPr>
+                <w:b/>
+                <w:bCs/>
+                <w:sz w:val="21"/>
+              </w:rPr>
+            </w:pPr>
+            <w:r>
+              <w:rPr>
+                <w:rFonts w:ascii="Times New Roman" w:eastAsia="宋体" w:hAnsi="Times New Roman" w:cs="宋体"/>
+                <w:b/>
+                <w:bCs/>
+                <w:sz w:val="21"/>
+              </w:rPr>
+              <w:t xml:space="preserve">瑞幸咖啡</w:t>
             </w:r>
           </w:p>
         </w:tc>
@@ -2704,22 +2667,21 @@
           </w:tcPr>
           <w:p>
             <w:pPr>
-              <w:spacing w:line="290" w:lineRule="atLeast"/>
-              <w:rPr>
-                <w:rFonts w:hint="default"/>
-                <w:b/>
-                <w:bCs/>
-                <w:sz w:val="21"/>
-              </w:rPr>
-            </w:pPr>
-            <w:r>
-              <w:rPr>
-                <w:rFonts w:ascii="Times New Roman" w:eastAsia="宋体" w:hAnsi="Times New Roman" w:cs="宋体"/>
-                <w:b/>
-                <w:bCs/>
-                <w:sz w:val="21"/>
-              </w:rPr>
-              <w:t>咖啡师（兼职）</w:t>
+              <w:spacing w:line="290" w:lineRule="atLeast" w:before="0" w:after="0"/>
+              <w:rPr>
+                <w:b/>
+                <w:bCs/>
+                <w:sz w:val="21"/>
+              </w:rPr>
+            </w:pPr>
+            <w:r>
+              <w:rPr>
+                <w:rFonts w:ascii="Times New Roman" w:eastAsia="宋体" w:hAnsi="Times New Roman" w:cs="宋体"/>
+                <w:b/>
+                <w:bCs/>
+                <w:sz w:val="21"/>
+              </w:rPr>
+              <w:t xml:space="preserve">咖啡师（兼职）</w:t>
             </w:r>
           </w:p>
         </w:tc>
@@ -2736,7 +2698,7 @@
           </w:tcPr>
           <w:p>
             <w:pPr>
-              <w:spacing w:line="290" w:lineRule="atLeast"/>
+              <w:spacing w:line="290" w:lineRule="atLeast" w:before="0" w:after="0"/>
               <w:rPr>
                 <w:rFonts w:ascii="Times New Roman" w:eastAsia="等线" w:hAnsi="Times New Roman" w:hint="default"/>
                 <w:b/>
@@ -2751,7 +2713,7 @@
                 <w:bCs/>
                 <w:sz w:val="21"/>
               </w:rPr>
-              <w:t>2023.07 - 2023.09</w:t>
+              <w:t xml:space="preserve">2023.07 - 2023.09</w:t>
             </w:r>
           </w:p>
         </w:tc>
@@ -2779,9 +2741,9 @@
           </w:tcPr>
           <w:p>
             <w:pPr>
-              <w:spacing w:line="290" w:lineRule="atLeast"/>
-              <w:rPr>
-                <w:rFonts w:ascii="Times New Roman" w:hAnsi="Times New Roman" w:hint="default"/>
+              <w:spacing w:line="290" w:lineRule="atLeast" w:before="0" w:after="0"/>
+              <w:rPr>
+                <w:rFonts w:ascii="Times New Roman" w:hAnsi="Times New Roman"/>
                 <w:sz w:val="21"/>
               </w:rPr>
             </w:pPr>
@@ -2811,7 +2773,7 @@
                 <w:ilvl w:val="0"/>
                 <w:numId w:val="6"/>
               </w:numPr>
-              <w:spacing w:line="290" w:lineRule="atLeast"/>
+              <w:spacing w:line="290" w:lineRule="atLeast" w:before="0" w:after="0"/>
               <w:rPr>
                 <w:rFonts w:ascii="Times New Roman" w:eastAsia="宋体" w:hAnsi="Times New Roman" w:cs="宋体" w:hint="default"/>
                 <w:sz w:val="21"/>
@@ -2822,21 +2784,21 @@
                 <w:rFonts w:ascii="Times New Roman" w:eastAsia="宋体" w:hAnsi="Times New Roman" w:cs="宋体"/>
                 <w:sz w:val="21"/>
               </w:rPr>
-              <w:t>负责门店数十种原辅料的补货申请、入库核对与日常盘点，落实“日盘</w:t>
-            </w:r>
-            <w:r>
-              <w:rPr>
-                <w:rFonts w:ascii="Times New Roman" w:eastAsia="宋体" w:hAnsi="Times New Roman"/>
-                <w:sz w:val="21"/>
-              </w:rPr>
-              <w:t>+</w:t>
-            </w:r>
-            <w:r>
-              <w:rPr>
-                <w:rFonts w:ascii="Times New Roman" w:eastAsia="宋体" w:hAnsi="Times New Roman" w:cs="宋体"/>
-                <w:sz w:val="21"/>
-              </w:rPr>
-              <w:t>效期预警”机制，核对交接班出入库单据，保持库存账实一致，任职期间无重大盘点差异</w:t>
+              <w:t xml:space="preserve">负责门店数十种原辅料的补货申请、入库核对与日常盘点，落实“日盘</w:t>
+            </w:r>
+            <w:r>
+              <w:rPr>
+                <w:rFonts w:eastAsia="宋体" w:ascii="Times New Roman" w:hAnsi="Times New Roman"/>
+                <w:sz w:val="21"/>
+              </w:rPr>
+              <w:t xml:space="preserve">+</w:t>
+            </w:r>
+            <w:r>
+              <w:rPr>
+                <w:rFonts w:ascii="Times New Roman" w:eastAsia="宋体" w:hAnsi="Times New Roman" w:cs="宋体"/>
+                <w:sz w:val="21"/>
+              </w:rPr>
+              <w:t xml:space="preserve">效期预警”机制，核对交接班出入库单据，保持库存账实一致，任职期间无重大盘点差异</w:t>
             </w:r>
           </w:p>
           <w:p>
@@ -2845,7 +2807,7 @@
                 <w:ilvl w:val="0"/>
                 <w:numId w:val="6"/>
               </w:numPr>
-              <w:spacing w:line="290" w:lineRule="atLeast"/>
+              <w:spacing w:line="290" w:lineRule="atLeast" w:before="0" w:after="0"/>
               <w:rPr>
                 <w:rFonts w:ascii="Times New Roman" w:eastAsia="宋体" w:hAnsi="Times New Roman" w:cs="宋体" w:hint="default"/>
                 <w:sz w:val="21"/>
@@ -2856,7 +2818,7 @@
                 <w:rFonts w:ascii="Times New Roman" w:eastAsia="宋体" w:hAnsi="Times New Roman" w:cs="宋体"/>
                 <w:sz w:val="21"/>
               </w:rPr>
-              <w:t>根据销售消耗规律制定每日解冻备货计划，精准匹配需求与备货量，降低物料损耗与临时缺货风险，保障门店日常运营物料供应稳定</w:t>
+              <w:t xml:space="preserve">根据销售消耗规律制定每日解冻备货计划，精准匹配需求与备货量，降低物料损耗与临时缺货风险，保障门店日常运营物料供应稳定</w:t>
             </w:r>
           </w:p>
         </w:tc>
@@ -2864,67 +2826,68 @@
     </w:tbl>
     <w:p>
       <w:pPr>
-        <w:spacing w:line="290" w:lineRule="atLeast"/>
         <w:rPr>
-          <w:rFonts w:ascii="Times New Roman" w:hAnsi="Times New Roman" w:hint="default"/>
+          <w:rFonts w:ascii="Times New Roman" w:hAnsi="Times New Roman"/>
           <w:vanish/>
           <w:sz w:val="21"/>
         </w:rPr>
+        <w:spacing w:line="290" w:lineRule="atLeast" w:before="0" w:after="0"/>
       </w:pPr>
     </w:p>
     <w:p>
       <w:pPr>
-        <w:spacing w:line="290" w:lineRule="atLeast"/>
         <w:rPr>
-          <w:rFonts w:ascii="Times New Roman" w:hAnsi="Times New Roman" w:hint="default"/>
+          <w:rFonts w:ascii="Times New Roman" w:hAnsi="Times New Roman"/>
           <w:vanish/>
           <w:sz w:val="21"/>
         </w:rPr>
+        <w:spacing w:line="290" w:lineRule="atLeast" w:before="0" w:after="0"/>
       </w:pPr>
     </w:p>
     <w:p>
       <w:pPr>
-        <w:spacing w:line="290" w:lineRule="atLeast"/>
         <w:rPr>
-          <w:rFonts w:ascii="Times New Roman" w:hAnsi="Times New Roman" w:hint="default"/>
+          <w:rFonts w:ascii="Times New Roman" w:hAnsi="Times New Roman"/>
           <w:vanish/>
           <w:sz w:val="21"/>
         </w:rPr>
+        <w:spacing w:line="290" w:lineRule="atLeast" w:before="0" w:after="0"/>
       </w:pPr>
     </w:p>
     <w:p>
       <w:pPr>
-        <w:spacing w:line="290" w:lineRule="atLeast"/>
         <w:rPr>
-          <w:rFonts w:ascii="Times New Roman" w:hAnsi="Times New Roman" w:hint="default"/>
+          <w:rFonts w:ascii="Times New Roman" w:hAnsi="Times New Roman"/>
           <w:vanish/>
           <w:sz w:val="2"/>
         </w:rPr>
+        <w:spacing w:line="290" w:lineRule="atLeast" w:before="0" w:after="0"/>
       </w:pPr>
     </w:p>
     <w:p>
       <w:pPr>
-        <w:spacing w:line="290" w:lineRule="atLeast"/>
         <w:rPr>
-          <w:rFonts w:ascii="Times New Roman" w:hAnsi="Times New Roman" w:hint="default"/>
+          <w:rFonts w:ascii="Times New Roman" w:hAnsi="Times New Roman"/>
           <w:vanish/>
         </w:rPr>
+        <w:spacing w:line="290" w:lineRule="atLeast" w:before="0" w:after="0"/>
       </w:pPr>
     </w:p>
     <w:p>
       <w:pPr>
-        <w:spacing w:line="290" w:lineRule="atLeast"/>
         <w:rPr>
-          <w:rFonts w:ascii="Times New Roman" w:hAnsi="Times New Roman" w:hint="default"/>
+          <w:rFonts w:ascii="Times New Roman" w:hAnsi="Times New Roman"/>
           <w:vanish/>
           <w:sz w:val="21"/>
         </w:rPr>
+        <w:spacing w:line="290" w:lineRule="atLeast" w:before="0" w:after="0"/>
       </w:pPr>
     </w:p>
     <w:tbl>
       <w:tblPr>
         <w:tblW w:w="0" w:type="auto"/>
         <w:jc w:val="center"/>
+        <w:tblInd w:w="0" w:type="dxa"/>
         <w:tblLayout w:type="fixed"/>
         <w:tblCellMar>
           <w:left w:w="0" w:type="dxa"/>
@@ -2959,18 +2922,18 @@
           </w:tcPr>
           <w:p>
             <w:pPr>
-              <w:spacing w:line="290" w:lineRule="atLeast"/>
-              <w:rPr>
-                <w:rFonts w:ascii="Times New Roman" w:hAnsi="Times New Roman" w:hint="default"/>
-              </w:rPr>
-            </w:pPr>
-            <w:r>
-              <w:rPr>
-                <w:rFonts w:ascii="Times New Roman" w:eastAsia="宋体" w:hAnsi="Times New Roman" w:cs="宋体"/>
-                <w:b/>
-                <w:bCs/>
-              </w:rPr>
-              <w:t>综合技能</w:t>
+              <w:spacing w:before="0" w:after="0" w:line="290" w:lineRule="atLeast"/>
+              <w:rPr>
+                <w:rFonts w:ascii="Times New Roman" w:hAnsi="Times New Roman"/>
+              </w:rPr>
+            </w:pPr>
+            <w:r>
+              <w:rPr>
+                <w:rFonts w:ascii="Times New Roman" w:eastAsia="宋体" w:hAnsi="Times New Roman" w:cs="宋体"/>
+                <w:b/>
+                <w:bCs/>
+              </w:rPr>
+              <w:t xml:space="preserve">综合技能</w:t>
             </w:r>
           </w:p>
         </w:tc>
@@ -2978,17 +2941,18 @@
     </w:tbl>
     <w:p>
       <w:pPr>
-        <w:spacing w:line="290" w:lineRule="atLeast"/>
         <w:rPr>
-          <w:rFonts w:ascii="Times New Roman" w:hAnsi="Times New Roman" w:hint="default"/>
+          <w:rFonts w:ascii="Times New Roman" w:hAnsi="Times New Roman"/>
           <w:vanish/>
         </w:rPr>
+        <w:spacing w:line="290" w:lineRule="atLeast" w:before="0" w:after="0"/>
       </w:pPr>
     </w:p>
     <w:tbl>
       <w:tblPr>
         <w:tblW w:w="0" w:type="auto"/>
         <w:jc w:val="center"/>
+        <w:tblInd w:w="0" w:type="dxa"/>
         <w:tblLayout w:type="fixed"/>
         <w:tblCellMar>
           <w:left w:w="0" w:type="dxa"/>
@@ -3002,7 +2966,7 @@
       </w:tblGrid>
       <w:tr>
         <w:trPr>
-          <w:trHeight w:val="1281"/>
+          <w:trHeight w:val="1565"/>
           <w:jc w:val="center"/>
         </w:trPr>
         <w:tc>
@@ -3024,9 +2988,9 @@
           </w:tcPr>
           <w:p>
             <w:pPr>
-              <w:spacing w:line="290" w:lineRule="atLeast"/>
-              <w:rPr>
-                <w:rFonts w:ascii="Times New Roman" w:hAnsi="Times New Roman" w:hint="default"/>
+              <w:spacing w:before="0" w:after="0" w:line="290" w:lineRule="atLeast"/>
+              <w:rPr>
+                <w:rFonts w:ascii="Times New Roman" w:hAnsi="Times New Roman"/>
                 <w:sz w:val="21"/>
               </w:rPr>
             </w:pPr>
@@ -3051,7 +3015,7 @@
           </w:tcPr>
           <w:p>
             <w:pPr>
-              <w:spacing w:line="290" w:lineRule="atLeast"/>
+              <w:spacing w:line="290" w:lineRule="atLeast" w:before="0" w:after="0"/>
               <w:rPr>
                 <w:rFonts w:ascii="Times New Roman" w:eastAsia="宋体" w:hAnsi="Times New Roman" w:cs="宋体" w:hint="default"/>
                 <w:b/>
@@ -3066,70 +3030,70 @@
                 <w:bCs/>
                 <w:sz w:val="21"/>
               </w:rPr>
-              <w:t>ERP</w:t>
-            </w:r>
-            <w:r>
-              <w:rPr>
-                <w:rFonts w:ascii="Times New Roman" w:eastAsia="宋体" w:hAnsi="Times New Roman" w:cs="宋体"/>
-                <w:b/>
-                <w:bCs/>
-                <w:sz w:val="21"/>
-              </w:rPr>
-              <w:t>系统：</w:t>
-            </w:r>
-            <w:r>
-              <w:rPr>
-                <w:rFonts w:ascii="Times New Roman" w:eastAsia="宋体" w:hAnsi="Times New Roman" w:cs="宋体"/>
-                <w:sz w:val="21"/>
-              </w:rPr>
-              <w:t>用友</w:t>
-            </w:r>
-            <w:r>
-              <w:rPr>
-                <w:rFonts w:ascii="Times New Roman" w:eastAsia="宋体" w:hAnsi="Times New Roman"/>
-                <w:sz w:val="21"/>
-              </w:rPr>
-              <w:t>U8+</w:t>
-            </w:r>
-            <w:r>
-              <w:rPr>
-                <w:rFonts w:ascii="Times New Roman" w:eastAsia="宋体" w:hAnsi="Times New Roman" w:cs="宋体"/>
-                <w:sz w:val="21"/>
-              </w:rPr>
-              <w:t>（采购</w:t>
-            </w:r>
-            <w:r>
-              <w:rPr>
-                <w:rFonts w:ascii="Times New Roman" w:eastAsia="宋体" w:hAnsi="Times New Roman"/>
-                <w:sz w:val="21"/>
-              </w:rPr>
-              <w:t>/</w:t>
-            </w:r>
-            <w:r>
-              <w:rPr>
-                <w:rFonts w:ascii="Times New Roman" w:eastAsia="宋体" w:hAnsi="Times New Roman" w:cs="宋体"/>
-                <w:sz w:val="21"/>
-              </w:rPr>
-              <w:t>库存</w:t>
-            </w:r>
-            <w:r>
-              <w:rPr>
-                <w:rFonts w:ascii="Times New Roman" w:eastAsia="宋体" w:hAnsi="Times New Roman"/>
-                <w:sz w:val="21"/>
-              </w:rPr>
-              <w:t>/</w:t>
-            </w:r>
-            <w:r>
-              <w:rPr>
-                <w:rFonts w:ascii="Times New Roman" w:eastAsia="宋体" w:hAnsi="Times New Roman" w:cs="宋体"/>
-                <w:sz w:val="21"/>
-              </w:rPr>
-              <w:t>存货核算全流程操作）</w:t>
-            </w:r>
-          </w:p>
-          <w:p>
-            <w:pPr>
-              <w:spacing w:line="290" w:lineRule="atLeast"/>
+              <w:t xml:space="preserve">ERP</w:t>
+            </w:r>
+            <w:r>
+              <w:rPr>
+                <w:rFonts w:ascii="Times New Roman" w:eastAsia="宋体" w:hAnsi="Times New Roman" w:cs="宋体"/>
+                <w:b/>
+                <w:bCs/>
+                <w:sz w:val="21"/>
+              </w:rPr>
+              <w:t xml:space="preserve">系统：</w:t>
+            </w:r>
+            <w:r>
+              <w:rPr>
+                <w:rFonts w:ascii="Times New Roman" w:eastAsia="宋体" w:hAnsi="Times New Roman" w:cs="宋体"/>
+                <w:sz w:val="21"/>
+              </w:rPr>
+              <w:t xml:space="preserve">用友</w:t>
+            </w:r>
+            <w:r>
+              <w:rPr>
+                <w:rFonts w:eastAsia="宋体" w:ascii="Times New Roman" w:hAnsi="Times New Roman"/>
+                <w:sz w:val="21"/>
+              </w:rPr>
+              <w:t xml:space="preserve">U8+</w:t>
+            </w:r>
+            <w:r>
+              <w:rPr>
+                <w:rFonts w:ascii="Times New Roman" w:eastAsia="宋体" w:hAnsi="Times New Roman" w:cs="宋体"/>
+                <w:sz w:val="21"/>
+              </w:rPr>
+              <w:t xml:space="preserve">（采购</w:t>
+            </w:r>
+            <w:r>
+              <w:rPr>
+                <w:rFonts w:eastAsia="宋体" w:ascii="Times New Roman" w:hAnsi="Times New Roman"/>
+                <w:sz w:val="21"/>
+              </w:rPr>
+              <w:t xml:space="preserve">/</w:t>
+            </w:r>
+            <w:r>
+              <w:rPr>
+                <w:rFonts w:ascii="Times New Roman" w:eastAsia="宋体" w:hAnsi="Times New Roman" w:cs="宋体"/>
+                <w:sz w:val="21"/>
+              </w:rPr>
+              <w:t xml:space="preserve">库存</w:t>
+            </w:r>
+            <w:r>
+              <w:rPr>
+                <w:rFonts w:eastAsia="宋体" w:ascii="Times New Roman" w:hAnsi="Times New Roman"/>
+                <w:sz w:val="21"/>
+              </w:rPr>
+              <w:t xml:space="preserve">/</w:t>
+            </w:r>
+            <w:r>
+              <w:rPr>
+                <w:rFonts w:ascii="Times New Roman" w:eastAsia="宋体" w:hAnsi="Times New Roman" w:cs="宋体"/>
+                <w:sz w:val="21"/>
+              </w:rPr>
+              <w:t xml:space="preserve">存货核算全流程操作）</w:t>
+            </w:r>
+          </w:p>
+          <w:p>
+            <w:pPr>
+              <w:spacing w:line="290" w:lineRule="atLeast" w:before="0" w:after="0"/>
               <w:rPr>
                 <w:rFonts w:ascii="Times New Roman" w:eastAsia="宋体" w:hAnsi="Times New Roman" w:cs="宋体" w:hint="default"/>
                 <w:b/>
@@ -3144,75 +3108,75 @@
                 <w:bCs/>
                 <w:sz w:val="21"/>
               </w:rPr>
-              <w:t>办公与数据分析：</w:t>
-            </w:r>
-            <w:r>
-              <w:rPr>
-                <w:rFonts w:ascii="Times New Roman" w:eastAsia="宋体" w:hAnsi="Times New Roman"/>
-                <w:sz w:val="21"/>
-              </w:rPr>
-              <w:t>Excel</w:t>
-            </w:r>
-            <w:r>
-              <w:rPr>
-                <w:rFonts w:ascii="Times New Roman" w:eastAsia="宋体" w:hAnsi="Times New Roman" w:cs="宋体"/>
-                <w:sz w:val="21"/>
-              </w:rPr>
-              <w:t>（透视表</w:t>
-            </w:r>
-            <w:r>
-              <w:rPr>
-                <w:rFonts w:ascii="Times New Roman" w:eastAsia="宋体" w:hAnsi="Times New Roman"/>
-                <w:sz w:val="21"/>
-              </w:rPr>
-              <w:t>/VLOOKUP/</w:t>
-            </w:r>
-            <w:r>
-              <w:rPr>
-                <w:rFonts w:ascii="Times New Roman" w:eastAsia="宋体" w:hAnsi="Times New Roman" w:cs="宋体"/>
-                <w:sz w:val="21"/>
-              </w:rPr>
-              <w:t>函数</w:t>
-            </w:r>
-            <w:r>
-              <w:rPr>
-                <w:rFonts w:ascii="Times New Roman" w:eastAsia="宋体" w:hAnsi="Times New Roman"/>
-                <w:sz w:val="21"/>
-              </w:rPr>
-              <w:t>/</w:t>
-            </w:r>
-            <w:r>
-              <w:rPr>
-                <w:rFonts w:ascii="Times New Roman" w:eastAsia="宋体" w:hAnsi="Times New Roman" w:cs="宋体"/>
-                <w:sz w:val="21"/>
-              </w:rPr>
-              <w:t>台账搭建）、</w:t>
-            </w:r>
-            <w:r>
-              <w:rPr>
-                <w:rFonts w:ascii="Times New Roman" w:eastAsia="宋体" w:hAnsi="Times New Roman"/>
-                <w:sz w:val="21"/>
-              </w:rPr>
-              <w:t>Word</w:t>
-            </w:r>
-            <w:r>
-              <w:rPr>
-                <w:rFonts w:ascii="Times New Roman" w:eastAsia="宋体" w:hAnsi="Times New Roman" w:cs="宋体"/>
-                <w:sz w:val="21"/>
-              </w:rPr>
-              <w:t>、</w:t>
-            </w:r>
-            <w:r>
-              <w:rPr>
-                <w:rFonts w:ascii="Times New Roman" w:eastAsia="宋体" w:hAnsi="Times New Roman"/>
-                <w:sz w:val="21"/>
-              </w:rPr>
-              <w:t>PPT</w:t>
-            </w:r>
-          </w:p>
-          <w:p>
-            <w:pPr>
-              <w:spacing w:line="290" w:lineRule="atLeast"/>
+              <w:t xml:space="preserve">办公与数据分析：</w:t>
+            </w:r>
+            <w:r>
+              <w:rPr>
+                <w:rFonts w:eastAsia="宋体" w:ascii="Times New Roman" w:hAnsi="Times New Roman"/>
+                <w:sz w:val="21"/>
+              </w:rPr>
+              <w:t xml:space="preserve">Excel</w:t>
+            </w:r>
+            <w:r>
+              <w:rPr>
+                <w:rFonts w:ascii="Times New Roman" w:eastAsia="宋体" w:hAnsi="Times New Roman" w:cs="宋体"/>
+                <w:sz w:val="21"/>
+              </w:rPr>
+              <w:t xml:space="preserve">（透视表</w:t>
+            </w:r>
+            <w:r>
+              <w:rPr>
+                <w:rFonts w:eastAsia="宋体" w:ascii="Times New Roman" w:hAnsi="Times New Roman"/>
+                <w:sz w:val="21"/>
+              </w:rPr>
+              <w:t xml:space="preserve">/VLOOKUP/</w:t>
+            </w:r>
+            <w:r>
+              <w:rPr>
+                <w:rFonts w:ascii="Times New Roman" w:eastAsia="宋体" w:hAnsi="Times New Roman" w:cs="宋体"/>
+                <w:sz w:val="21"/>
+              </w:rPr>
+              <w:t xml:space="preserve">函数</w:t>
+            </w:r>
+            <w:r>
+              <w:rPr>
+                <w:rFonts w:eastAsia="宋体" w:ascii="Times New Roman" w:hAnsi="Times New Roman"/>
+                <w:sz w:val="21"/>
+              </w:rPr>
+              <w:t xml:space="preserve">/</w:t>
+            </w:r>
+            <w:r>
+              <w:rPr>
+                <w:rFonts w:ascii="Times New Roman" w:eastAsia="宋体" w:hAnsi="Times New Roman" w:cs="宋体"/>
+                <w:sz w:val="21"/>
+              </w:rPr>
+              <w:t xml:space="preserve">台账搭建）、</w:t>
+            </w:r>
+            <w:r>
+              <w:rPr>
+                <w:rFonts w:eastAsia="宋体" w:ascii="Times New Roman" w:hAnsi="Times New Roman"/>
+                <w:sz w:val="21"/>
+              </w:rPr>
+              <w:t xml:space="preserve">Word</w:t>
+            </w:r>
+            <w:r>
+              <w:rPr>
+                <w:rFonts w:ascii="Times New Roman" w:eastAsia="宋体" w:hAnsi="Times New Roman" w:cs="宋体"/>
+                <w:sz w:val="21"/>
+              </w:rPr>
+              <w:t xml:space="preserve">、</w:t>
+            </w:r>
+            <w:r>
+              <w:rPr>
+                <w:rFonts w:eastAsia="宋体" w:ascii="Times New Roman" w:hAnsi="Times New Roman"/>
+                <w:sz w:val="21"/>
+              </w:rPr>
+              <w:t xml:space="preserve">PPT</w:t>
+            </w:r>
+          </w:p>
+          <w:p>
+            <w:pPr>
+              <w:spacing w:line="290" w:lineRule="atLeast" w:before="0" w:after="0"/>
               <w:rPr>
                 <w:rFonts w:ascii="Times New Roman" w:eastAsia="宋体" w:hAnsi="Times New Roman" w:cs="宋体" w:hint="default"/>
                 <w:b/>
@@ -3227,54 +3191,54 @@
                 <w:bCs/>
                 <w:sz w:val="21"/>
               </w:rPr>
-              <w:t>数据分析：</w:t>
-            </w:r>
-            <w:r>
-              <w:rPr>
-                <w:rFonts w:ascii="Times New Roman" w:eastAsia="宋体" w:hAnsi="Times New Roman"/>
-                <w:sz w:val="21"/>
-              </w:rPr>
-              <w:t>Python</w:t>
-            </w:r>
-            <w:r>
-              <w:rPr>
-                <w:rFonts w:ascii="Times New Roman" w:eastAsia="宋体" w:hAnsi="Times New Roman" w:cs="宋体"/>
-                <w:sz w:val="21"/>
-              </w:rPr>
-              <w:t>、</w:t>
-            </w:r>
-            <w:r>
-              <w:rPr>
-                <w:rFonts w:ascii="Times New Roman" w:eastAsia="宋体" w:hAnsi="Times New Roman"/>
-                <w:sz w:val="21"/>
-              </w:rPr>
-              <w:t>R</w:t>
-            </w:r>
-            <w:r>
-              <w:rPr>
-                <w:rFonts w:ascii="Times New Roman" w:eastAsia="宋体" w:hAnsi="Times New Roman" w:cs="宋体"/>
-                <w:sz w:val="21"/>
-              </w:rPr>
-              <w:t>、</w:t>
-            </w:r>
-            <w:r>
-              <w:rPr>
-                <w:rFonts w:ascii="Times New Roman" w:eastAsia="宋体" w:hAnsi="Times New Roman"/>
-                <w:sz w:val="21"/>
-              </w:rPr>
-              <w:t>SPSS</w:t>
-            </w:r>
-            <w:r>
-              <w:rPr>
-                <w:rFonts w:ascii="Times New Roman" w:eastAsia="宋体" w:hAnsi="Times New Roman" w:cs="宋体"/>
-                <w:sz w:val="21"/>
-              </w:rPr>
-              <w:t>（数据清洗与统计分析）</w:t>
-            </w:r>
-          </w:p>
-          <w:p>
-            <w:pPr>
-              <w:spacing w:line="290" w:lineRule="atLeast"/>
+              <w:t xml:space="preserve">数据分析：</w:t>
+            </w:r>
+            <w:r>
+              <w:rPr>
+                <w:rFonts w:eastAsia="宋体" w:ascii="Times New Roman" w:hAnsi="Times New Roman"/>
+                <w:sz w:val="21"/>
+              </w:rPr>
+              <w:t xml:space="preserve">Python</w:t>
+            </w:r>
+            <w:r>
+              <w:rPr>
+                <w:rFonts w:ascii="Times New Roman" w:eastAsia="宋体" w:hAnsi="Times New Roman" w:cs="宋体"/>
+                <w:sz w:val="21"/>
+              </w:rPr>
+              <w:t xml:space="preserve">、</w:t>
+            </w:r>
+            <w:r>
+              <w:rPr>
+                <w:rFonts w:eastAsia="宋体" w:ascii="Times New Roman" w:hAnsi="Times New Roman"/>
+                <w:sz w:val="21"/>
+              </w:rPr>
+              <w:t xml:space="preserve">R</w:t>
+            </w:r>
+            <w:r>
+              <w:rPr>
+                <w:rFonts w:ascii="Times New Roman" w:eastAsia="宋体" w:hAnsi="Times New Roman" w:cs="宋体"/>
+                <w:sz w:val="21"/>
+              </w:rPr>
+              <w:t xml:space="preserve">、</w:t>
+            </w:r>
+            <w:r>
+              <w:rPr>
+                <w:rFonts w:eastAsia="宋体" w:ascii="Times New Roman" w:hAnsi="Times New Roman"/>
+                <w:sz w:val="21"/>
+              </w:rPr>
+              <w:t xml:space="preserve">SPSS</w:t>
+            </w:r>
+            <w:r>
+              <w:rPr>
+                <w:rFonts w:ascii="Times New Roman" w:eastAsia="宋体" w:hAnsi="Times New Roman" w:cs="宋体"/>
+                <w:sz w:val="21"/>
+              </w:rPr>
+              <w:t xml:space="preserve">（数据清洗与统计分析）</w:t>
+            </w:r>
+          </w:p>
+          <w:p>
+            <w:pPr>
+              <w:spacing w:line="290" w:lineRule="atLeast" w:before="0" w:after="0"/>
               <w:rPr>
                 <w:rFonts w:ascii="Times New Roman" w:eastAsia="宋体" w:hAnsi="Times New Roman" w:cs="宋体" w:hint="default"/>
                 <w:b/>
@@ -3289,14 +3253,14 @@
                 <w:bCs/>
                 <w:sz w:val="21"/>
               </w:rPr>
-              <w:t>通用能力：</w:t>
-            </w:r>
-            <w:r>
-              <w:rPr>
-                <w:rFonts w:ascii="Times New Roman" w:eastAsia="宋体" w:hAnsi="Times New Roman" w:cs="宋体"/>
-                <w:sz w:val="21"/>
-              </w:rPr>
-              <w:t>项目文档全生命周期管理、跨部门沟通进度同步、报批流程梳理与标准化、采购与库存单据处理</w:t>
+              <w:t xml:space="preserve">通用能力：</w:t>
+            </w:r>
+            <w:r>
+              <w:rPr>
+                <w:rFonts w:ascii="Times New Roman" w:eastAsia="宋体" w:hAnsi="Times New Roman" w:cs="宋体"/>
+                <w:sz w:val="21"/>
+              </w:rPr>
+              <w:t xml:space="preserve">项目文档全生命周期管理、跨部门沟通进度同步、报批流程梳理与标准化、采购与库存单据处理</w:t>
             </w:r>
           </w:p>
         </w:tc>
@@ -3304,12 +3268,11 @@
     </w:tbl>
     <w:p>
       <w:pPr>
-        <w:spacing w:line="290" w:lineRule="atLeast"/>
         <w:rPr>
-          <w:rFonts w:hint="default"/>
           <w:vanish/>
           <w:sz w:val="21"/>
         </w:rPr>
+        <w:spacing w:line="290" w:lineRule="atLeast" w:before="0" w:after="0"/>
       </w:pPr>
     </w:p>
     <w:sectPr>
@@ -4919,6 +4882,15 @@
   </w:num>
   <w:num w:numId="13" w16cid:durableId="1101874244">
     <w:abstractNumId w:val="5"/>
+    <w:lvlOverride w:ilvl="0"/>
+    <w:lvlOverride w:ilvl="1"/>
+    <w:lvlOverride w:ilvl="2"/>
+    <w:lvlOverride w:ilvl="3"/>
+    <w:lvlOverride w:ilvl="4"/>
+    <w:lvlOverride w:ilvl="5"/>
+    <w:lvlOverride w:ilvl="6"/>
+    <w:lvlOverride w:ilvl="7"/>
+    <w:lvlOverride w:ilvl="8"/>
   </w:num>
 </w:numbering>
 </file>
@@ -5089,6 +5061,7 @@
     <w:lsdException w:name="Table Web 2" w:semiHidden="1" w:unhideWhenUsed="1"/>
     <w:lsdException w:name="Table Web 3" w:semiHidden="1" w:unhideWhenUsed="1"/>
     <w:lsdException w:name="Balloon Text" w:semiHidden="1" w:unhideWhenUsed="1"/>
+    <w:lsdException w:name="Table Grid" w:semiHidden="1" w:unhideWhenUsed="1"/>
     <w:lsdException w:name="Table Theme" w:semiHidden="1" w:unhideWhenUsed="1"/>
     <w:lsdException w:name="Placeholder Text" w:semiHidden="1" w:uiPriority="99" w:unhideWhenUsed="1"/>
     <w:lsdException w:name="No Spacing" w:uiPriority="99" w:qFormat="1"/>
@@ -5380,16 +5353,14 @@
   </w:style>
   <w:style w:type="character" w:default="1" w:styleId="a0">
     <w:name w:val="Default Paragraph Font"/>
-    <w:uiPriority w:val="1"/>
+    <w:uiPriority w:val="99"/>
     <w:unhideWhenUsed/>
   </w:style>
   <w:style w:type="table" w:default="1" w:styleId="a1">
     <w:name w:val="Normal Table"/>
     <w:uiPriority w:val="99"/>
-    <w:semiHidden/>
     <w:unhideWhenUsed/>
     <w:tblPr>
-      <w:tblInd w:w="0" w:type="dxa"/>
       <w:tblCellMar>
         <w:top w:w="0" w:type="dxa"/>
         <w:left w:w="108" w:type="dxa"/>

--- a/02_定制简历库/通用简历/文雪_山东大学_项目采购方向.docx
+++ b/02_定制简历库/通用简历/文雪_山东大学_项目采购方向.docx
@@ -2966,7 +2966,6 @@
       </w:tblGrid>
       <w:tr>
         <w:trPr>
-          <w:trHeight w:val="1565"/>
           <w:jc w:val="center"/>
         </w:trPr>
         <w:tc>

--- a/02_定制简历库/通用简历/文雪_山东大学_项目采购方向.docx
+++ b/02_定制简历库/通用简历/文雪_山东大学_项目采购方向.docx
@@ -222,7 +222,22 @@
                 <w:rFonts w:ascii="宋体" w:eastAsia="宋体" w:hAnsi="宋体"/>
                 <w:sz w:val="21"/>
               </w:rPr>
-              <w:t xml:space="preserve">  共青团员  |  济南</w:t>
+              <w:t xml:space="preserve">  共青团员  </w:t>
+            </w:r>
+            <w:r>
+              <w:rPr>
+                <w:rFonts w:ascii="宋体" w:eastAsia="宋体" w:hAnsi="宋体"/>
+                <w:sz w:val="21"/>
+                <w:b w:val="1"/>
+              </w:rPr>
+              <w:t xml:space="preserve">|</w:t>
+            </w:r>
+            <w:r>
+              <w:rPr>
+                <w:rFonts w:ascii="宋体" w:eastAsia="宋体" w:hAnsi="宋体"/>
+                <w:sz w:val="21"/>
+              </w:rPr>
+              <w:t xml:space="preserve">  济南</w:t>
             </w:r>
           </w:p>
         </w:tc>

--- a/02_定制简历库/通用简历/文雪_山东大学_项目采购方向.docx
+++ b/02_定制简历库/通用简历/文雪_山东大学_项目采购方向.docx
@@ -5,18 +5,17 @@
   <w:body>
     <w:p>
       <w:pPr>
+        <w:spacing w:line="290" w:lineRule="atLeast"/>
         <w:rPr>
           <w:rFonts w:hint="default"/>
           <w:vanish/>
         </w:rPr>
-        <w:spacing w:line="290" w:lineRule="atLeast" w:before="0" w:after="0"/>
       </w:pPr>
     </w:p>
     <w:tbl>
       <w:tblPr>
         <w:tblW w:w="0" w:type="auto"/>
         <w:jc w:val="center"/>
-        <w:tblInd w:w="0" w:type="dxa"/>
         <w:tblLayout w:type="fixed"/>
         <w:tblCellMar>
           <w:left w:w="0" w:type="dxa"/>
@@ -52,7 +51,7 @@
           </w:tcPr>
           <w:p>
             <w:pPr>
-              <w:spacing w:line="290" w:lineRule="atLeast" w:before="0" w:after="0"/>
+              <w:spacing w:line="280" w:lineRule="atLeast"/>
               <w:rPr>
                 <w:rFonts w:ascii="宋体" w:eastAsia="宋体" w:hAnsi="宋体"/>
                 <w:b/>
@@ -89,14 +88,15 @@
           </w:tcPr>
           <w:p>
             <w:pPr>
+              <w:spacing w:line="280" w:lineRule="atLeast"/>
               <w:jc w:val="center"/>
               <w:rPr>
                 <w:rFonts w:hint="default"/>
               </w:rPr>
-              <w:spacing w:line="290" w:lineRule="atLeast" w:before="0" w:after="0"/>
-            </w:pPr>
-            <w:r>
-              <w:rPr>
+            </w:pPr>
+            <w:r>
+              <w:rPr>
+                <w:rFonts w:hint="default"/>
                 <w:noProof/>
               </w:rPr>
               <w:pict w14:anchorId="7207AFA7">
@@ -119,7 +119,7 @@
                   <v:path o:extrusionok="f" gradientshapeok="t" o:connecttype="rect"/>
                   <o:lock v:ext="edit" aspectratio="t"/>
                 </v:shapetype>
-                <v:shape id="_x0000_s2052" type="#_x0000_t75" style="position:absolute;left:0;text-align:left;margin-left:-3.1pt;margin-top:-3.1pt;width:58.05pt;height:81.95pt;z-index:251657728;mso-position-horizontal-relative:text;mso-position-vertical-relative:text">
+                <v:shape id="_x0000_s2052" type="#_x0000_t75" style="position:absolute;left:0;text-align:left;margin-left:-3.1pt;margin-top:-3.1pt;width:58.05pt;height:81.95pt;z-index:1;mso-position-horizontal-relative:text;mso-position-vertical-relative:text">
                   <v:imagedata r:id="rId7" o:title="微信图片_20260311210753_173_4"/>
                 </v:shape>
               </w:pict>
@@ -151,9 +151,9 @@
           </w:tcPr>
           <w:p>
             <w:pPr>
-              <w:spacing w:line="290" w:lineRule="atLeast" w:before="0" w:after="0"/>
-              <w:rPr>
-                <w:rFonts w:eastAsia="等线"/>
+              <w:spacing w:line="280" w:lineRule="atLeast"/>
+              <w:rPr>
+                <w:rFonts w:eastAsia="等线" w:hint="default"/>
                 <w:sz w:val="21"/>
               </w:rPr>
             </w:pPr>
@@ -227,10 +227,10 @@
             <w:r>
               <w:rPr>
                 <w:rFonts w:ascii="宋体" w:eastAsia="宋体" w:hAnsi="宋体"/>
-                <w:sz w:val="21"/>
-                <w:b w:val="1"/>
-              </w:rPr>
-              <w:t xml:space="preserve">|</w:t>
+                <w:b/>
+                <w:sz w:val="21"/>
+              </w:rPr>
+              <w:t>|</w:t>
             </w:r>
             <w:r>
               <w:rPr>
@@ -248,10 +248,11 @@
           </w:tcPr>
           <w:p>
             <w:pPr>
-              <w:rPr>
-                <w:sz w:val="21"/>
-              </w:rPr>
-              <w:spacing w:line="290" w:lineRule="atLeast" w:before="0" w:after="0"/>
+              <w:spacing w:line="280" w:lineRule="atLeast"/>
+              <w:rPr>
+                <w:rFonts w:hint="default"/>
+                <w:sz w:val="21"/>
+              </w:rPr>
             </w:pPr>
           </w:p>
         </w:tc>
@@ -280,8 +281,9 @@
           </w:tcPr>
           <w:p>
             <w:pPr>
-              <w:spacing w:line="290" w:lineRule="atLeast" w:before="0" w:after="0"/>
-              <w:rPr>
+              <w:spacing w:line="280" w:lineRule="atLeast"/>
+              <w:rPr>
+                <w:rFonts w:hint="default"/>
                 <w:b/>
                 <w:bCs/>
                 <w:sz w:val="21"/>
@@ -289,56 +291,11 @@
             </w:pPr>
             <w:r>
               <w:rPr>
-                <w:rFonts w:ascii="Times New Roman" w:eastAsia="宋体" w:hAnsi="Times New Roman" w:cs="宋体"/>
-                <w:b/>
-                <w:bCs/>
-                <w:sz w:val="21"/>
-              </w:rPr>
-              <w:t xml:space="preserve">求职意向：</w:t>
-            </w:r>
-            <w:r>
-              <w:rPr>
-                <w:rFonts w:ascii="Times New Roman" w:eastAsia="宋体" w:hAnsi="Times New Roman" w:cs="宋体"/>
-                <w:b/>
-                <w:bCs/>
-                <w:sz w:val="21"/>
-              </w:rPr>
-              <w:t xml:space="preserve"> </w:t>
-            </w:r>
-            <w:r>
-              <w:rPr>
-                <w:rFonts w:ascii="Times New Roman" w:eastAsia="宋体" w:hAnsi="Times New Roman" w:cs="宋体"/>
-                <w:sz w:val="21"/>
-              </w:rPr>
-              <w:t xml:space="preserve">项目管理</w:t>
-            </w:r>
-            <w:r>
-              <w:rPr>
-                <w:rFonts w:eastAsia="宋体" w:ascii="Times New Roman" w:hAnsi="Times New Roman"/>
-                <w:sz w:val="21"/>
-              </w:rPr>
-              <w:t xml:space="preserve">/</w:t>
-            </w:r>
-            <w:r>
-              <w:rPr>
-                <w:rFonts w:ascii="Times New Roman" w:eastAsia="宋体" w:hAnsi="Times New Roman" w:cs="宋体"/>
-                <w:sz w:val="21"/>
-              </w:rPr>
-              <w:t xml:space="preserve">采购管理</w:t>
-            </w:r>
-            <w:r>
-              <w:rPr>
-                <w:rFonts w:eastAsia="宋体" w:ascii="Times New Roman" w:hAnsi="Times New Roman"/>
-                <w:sz w:val="21"/>
-              </w:rPr>
-              <w:t xml:space="preserve">/</w:t>
-            </w:r>
-            <w:r>
-              <w:rPr>
-                <w:rFonts w:ascii="Times New Roman" w:eastAsia="宋体" w:hAnsi="Times New Roman" w:cs="宋体"/>
-                <w:sz w:val="21"/>
-              </w:rPr>
-              <w:t xml:space="preserve">供应链协调</w:t>
+                <w:rFonts w:ascii="Times New Roman" w:hAnsi="Times New Roman" w:eastAsia="宋体"/>
+                <w:sz w:val="21"/>
+                <w:szCs w:val="21"/>
+              </w:rPr>
+              <w:t xml:space="preserve">求职意向： 项目管理/采购管理/供应链协调</w:t>
             </w:r>
           </w:p>
         </w:tc>
@@ -349,10 +306,11 @@
           </w:tcPr>
           <w:p>
             <w:pPr>
-              <w:rPr>
-                <w:sz w:val="21"/>
-              </w:rPr>
-              <w:spacing w:line="290" w:lineRule="atLeast" w:before="0" w:after="0"/>
+              <w:spacing w:line="280" w:lineRule="atLeast"/>
+              <w:rPr>
+                <w:rFonts w:hint="default"/>
+                <w:sz w:val="21"/>
+              </w:rPr>
             </w:pPr>
           </w:p>
         </w:tc>
@@ -381,8 +339,9 @@
           </w:tcPr>
           <w:p>
             <w:pPr>
-              <w:spacing w:line="290" w:lineRule="atLeast" w:before="0" w:after="0"/>
-              <w:rPr>
+              <w:spacing w:line="280" w:lineRule="atLeast"/>
+              <w:rPr>
+                <w:rFonts w:hint="default"/>
                 <w:b/>
                 <w:bCs/>
                 <w:sz w:val="21"/>
@@ -390,117 +349,11 @@
             </w:pPr>
             <w:r>
               <w:rPr>
-                <w:rFonts w:ascii="Times New Roman" w:eastAsia="宋体" w:hAnsi="Times New Roman" w:cs="宋体"/>
-                <w:b/>
-                <w:bCs/>
-                <w:sz w:val="21"/>
-              </w:rPr>
-              <w:t xml:space="preserve">个人优势：</w:t>
-            </w:r>
-            <w:r>
-              <w:rPr>
-                <w:rFonts w:ascii="Times New Roman" w:eastAsia="宋体" w:hAnsi="Times New Roman" w:cs="宋体"/>
-                <w:sz w:val="21"/>
-              </w:rPr>
-              <w:t xml:space="preserve">项目执行：独立主导</w:t>
-            </w:r>
-            <w:r>
-              <w:rPr>
-                <w:rFonts w:eastAsia="宋体" w:ascii="Times New Roman" w:hAnsi="Times New Roman"/>
-                <w:sz w:val="21"/>
-              </w:rPr>
-              <w:t xml:space="preserve">3</w:t>
-            </w:r>
-            <w:r>
-              <w:rPr>
-                <w:rFonts w:ascii="Times New Roman" w:eastAsia="宋体" w:hAnsi="Times New Roman" w:cs="宋体"/>
-                <w:sz w:val="21"/>
-              </w:rPr>
-              <w:t xml:space="preserve">个课程研究项目从需求定义、数据收集到成果交付全流程，具备从</w:t>
-            </w:r>
-            <w:r>
-              <w:rPr>
-                <w:rFonts w:eastAsia="宋体" w:ascii="Times New Roman" w:hAnsi="Times New Roman"/>
-                <w:sz w:val="21"/>
-              </w:rPr>
-              <w:t xml:space="preserve">0</w:t>
-            </w:r>
-            <w:r>
-              <w:rPr>
-                <w:rFonts w:ascii="Times New Roman" w:eastAsia="宋体" w:hAnsi="Times New Roman" w:cs="宋体"/>
-                <w:sz w:val="21"/>
-              </w:rPr>
-              <w:t xml:space="preserve">到</w:t>
-            </w:r>
-            <w:r>
-              <w:rPr>
-                <w:rFonts w:eastAsia="宋体" w:ascii="Times New Roman" w:hAnsi="Times New Roman"/>
-                <w:sz w:val="21"/>
-              </w:rPr>
-              <w:t xml:space="preserve">1</w:t>
-            </w:r>
-            <w:r>
-              <w:rPr>
-                <w:rFonts w:ascii="Times New Roman" w:eastAsia="宋体" w:hAnsi="Times New Roman" w:cs="宋体"/>
-                <w:sz w:val="21"/>
-              </w:rPr>
-              <w:t xml:space="preserve">的项目推进能力；跨部门协作：</w:t>
-            </w:r>
-            <w:r>
-              <w:rPr>
-                <w:rFonts w:eastAsia="宋体" w:ascii="Times New Roman" w:hAnsi="Times New Roman"/>
-                <w:sz w:val="21"/>
-              </w:rPr>
-              <w:t xml:space="preserve">3</w:t>
-            </w:r>
-            <w:r>
-              <w:rPr>
-                <w:rFonts w:ascii="Times New Roman" w:eastAsia="宋体" w:hAnsi="Times New Roman" w:cs="宋体"/>
-                <w:sz w:val="21"/>
-              </w:rPr>
-              <w:t xml:space="preserve">个月项目助理经验，统筹</w:t>
-            </w:r>
-            <w:r>
-              <w:rPr>
-                <w:rFonts w:eastAsia="宋体" w:ascii="Times New Roman" w:hAnsi="Times New Roman"/>
-                <w:sz w:val="21"/>
-              </w:rPr>
-              <w:t xml:space="preserve">200+</w:t>
-            </w:r>
-            <w:r>
-              <w:rPr>
-                <w:rFonts w:ascii="Times New Roman" w:eastAsia="宋体" w:hAnsi="Times New Roman" w:cs="宋体"/>
-                <w:sz w:val="21"/>
-              </w:rPr>
-              <w:t xml:space="preserve">份材料管理，对接多部门同步进度，熟悉报批流程与文档规范；采购与库存：用友</w:t>
-            </w:r>
-            <w:r>
-              <w:rPr>
-                <w:rFonts w:eastAsia="宋体" w:ascii="Times New Roman" w:hAnsi="Times New Roman"/>
-                <w:sz w:val="21"/>
-              </w:rPr>
-              <w:t xml:space="preserve">U8+</w:t>
-            </w:r>
-            <w:r>
-              <w:rPr>
-                <w:rFonts w:ascii="Times New Roman" w:eastAsia="宋体" w:hAnsi="Times New Roman" w:cs="宋体"/>
-                <w:sz w:val="21"/>
-              </w:rPr>
-              <w:t xml:space="preserve">采购</w:t>
-            </w:r>
-            <w:r>
-              <w:rPr>
-                <w:rFonts w:eastAsia="宋体" w:ascii="Times New Roman" w:hAnsi="Times New Roman"/>
-                <w:sz w:val="21"/>
-              </w:rPr>
-              <w:t xml:space="preserve">/</w:t>
-            </w:r>
-            <w:r>
-              <w:rPr>
-                <w:rFonts w:ascii="Times New Roman" w:eastAsia="宋体" w:hAnsi="Times New Roman" w:cs="宋体"/>
-                <w:sz w:val="21"/>
-              </w:rPr>
-              <w:t xml:space="preserve">库存模块全流程操作，瑞幸门店物料补货与库存单据管理经验，理解采购到付款的完整链路</w:t>
+                <w:rFonts w:ascii="Times New Roman" w:hAnsi="Times New Roman" w:eastAsia="宋体"/>
+                <w:sz w:val="21"/>
+                <w:szCs w:val="21"/>
+              </w:rPr>
+              <w:t xml:space="preserve">个人优势：项目执行：独立主导3个课程研究项目从需求定义、数据收集到成果交付全流程，具备从0到1的项目推进能力；跨部门协作：3个月项目助理经验，统筹200+份材料管理，对接多部门同步进度，熟悉报批流程与文档规范；采购与库存：用友U8+采购/库存模块全流程操作，瑞幸门店物料补货与库存单据管理经验，理解采购到付款的完整链路</w:t>
             </w:r>
           </w:p>
         </w:tc>
@@ -508,18 +361,18 @@
     </w:tbl>
     <w:p>
       <w:pPr>
+        <w:spacing w:line="290" w:lineRule="atLeast"/>
         <w:rPr>
+          <w:rFonts w:hint="default"/>
           <w:vanish/>
           <w:sz w:val="2"/>
         </w:rPr>
-        <w:spacing w:line="290" w:lineRule="atLeast" w:before="0" w:after="0"/>
       </w:pPr>
     </w:p>
     <w:tbl>
       <w:tblPr>
         <w:tblW w:w="0" w:type="auto"/>
         <w:jc w:val="center"/>
-        <w:tblInd w:w="0" w:type="dxa"/>
         <w:tblLayout w:type="fixed"/>
         <w:tblCellMar>
           <w:left w:w="0" w:type="dxa"/>
@@ -554,7 +407,10 @@
           </w:tcPr>
           <w:p>
             <w:pPr>
-              <w:spacing w:line="290" w:lineRule="atLeast" w:before="0" w:after="0"/>
+              <w:spacing w:line="280" w:lineRule="atLeast"/>
+              <w:rPr>
+                <w:rFonts w:hint="default"/>
+              </w:rPr>
             </w:pPr>
             <w:r>
               <w:rPr>
@@ -591,7 +447,6 @@
             <w:tblPr>
               <w:tblpPr w:leftFromText="180" w:rightFromText="180" w:vertAnchor="page" w:horzAnchor="margin" w:tblpY="1"/>
               <w:tblW w:w="10915" w:type="dxa"/>
-              <w:tblInd w:w="0" w:type="dxa"/>
               <w:tblLayout w:type="fixed"/>
               <w:tblCellMar>
                 <w:left w:w="0" w:type="dxa"/>
@@ -625,9 +480,10 @@
                 </w:tcPr>
                 <w:p>
                   <w:pPr>
-                    <w:spacing w:line="290" w:lineRule="atLeast" w:before="0" w:after="0"/>
+                    <w:spacing w:line="290" w:lineRule="atLeast"/>
                     <w:jc w:val="center"/>
                     <w:rPr>
+                      <w:rFonts w:hint="default"/>
                       <w:sz w:val="21"/>
                     </w:rPr>
                   </w:pPr>
@@ -652,8 +508,9 @@
                 </w:tcPr>
                 <w:p>
                   <w:pPr>
-                    <w:spacing w:line="290" w:lineRule="atLeast" w:before="0" w:after="0"/>
+                    <w:spacing w:line="290" w:lineRule="atLeast"/>
                     <w:rPr>
+                      <w:rFonts w:hint="default"/>
                       <w:b/>
                       <w:bCs/>
                       <w:sz w:val="21"/>
@@ -689,8 +546,9 @@
                 </w:tcPr>
                 <w:p>
                   <w:pPr>
-                    <w:spacing w:line="290" w:lineRule="atLeast" w:before="0" w:after="0"/>
+                    <w:spacing w:line="290" w:lineRule="atLeast"/>
                     <w:rPr>
+                      <w:rFonts w:hint="default"/>
                       <w:b/>
                       <w:bCs/>
                       <w:sz w:val="21"/>
@@ -764,7 +622,7 @@
                 </w:tcPr>
                 <w:p>
                   <w:pPr>
-                    <w:spacing w:line="290" w:lineRule="atLeast" w:before="0" w:after="0"/>
+                    <w:spacing w:line="290" w:lineRule="atLeast"/>
                     <w:rPr>
                       <w:rFonts w:ascii="Times New Roman" w:eastAsia="等线" w:hAnsi="Times New Roman" w:hint="default"/>
                       <w:b/>
@@ -787,8 +645,9 @@
           </w:tbl>
           <w:p>
             <w:pPr>
-              <w:spacing w:line="290" w:lineRule="atLeast" w:before="0" w:after="0"/>
-              <w:rPr>
+              <w:spacing w:line="280" w:lineRule="atLeast"/>
+              <w:rPr>
+                <w:rFonts w:hint="default"/>
                 <w:b/>
                 <w:bCs/>
               </w:rPr>
@@ -799,26 +658,27 @@
     </w:tbl>
     <w:p>
       <w:pPr>
+        <w:spacing w:line="290" w:lineRule="atLeast"/>
         <w:rPr>
+          <w:rFonts w:hint="default"/>
           <w:vanish/>
         </w:rPr>
-        <w:spacing w:line="290" w:lineRule="atLeast" w:before="0" w:after="0"/>
       </w:pPr>
     </w:p>
     <w:p>
       <w:pPr>
+        <w:spacing w:line="290" w:lineRule="atLeast"/>
         <w:rPr>
+          <w:rFonts w:hint="default"/>
           <w:vanish/>
           <w:sz w:val="21"/>
         </w:rPr>
-        <w:spacing w:line="290" w:lineRule="atLeast" w:before="0" w:after="0"/>
       </w:pPr>
     </w:p>
     <w:tbl>
       <w:tblPr>
         <w:tblW w:w="0" w:type="auto"/>
         <w:jc w:val="center"/>
-        <w:tblInd w:w="0" w:type="dxa"/>
         <w:tblLayout w:type="fixed"/>
         <w:tblCellMar>
           <w:left w:w="0" w:type="dxa"/>
@@ -853,8 +713,9 @@
           </w:tcPr>
           <w:p>
             <w:pPr>
-              <w:spacing w:line="290" w:lineRule="atLeast" w:before="0" w:after="0"/>
-              <w:rPr>
+              <w:spacing w:line="280" w:lineRule="atLeast"/>
+              <w:rPr>
+                <w:rFonts w:hint="default"/>
                 <w:sz w:val="21"/>
               </w:rPr>
             </w:pPr>
@@ -883,41 +744,20 @@
                 <w:ilvl w:val="0"/>
                 <w:numId w:val="2"/>
               </w:numPr>
-              <w:spacing w:line="290" w:lineRule="atLeast" w:before="0" w:after="0"/>
+              <w:spacing w:line="280" w:lineRule="atLeast"/>
               <w:ind w:left="442" w:hanging="442"/>
               <w:rPr>
-                <w:sz w:val="21"/>
-              </w:rPr>
-            </w:pPr>
-            <w:r>
-              <w:rPr>
-                <w:rFonts w:ascii="Times New Roman" w:eastAsia="宋体" w:hAnsi="Times New Roman" w:cs="宋体"/>
-                <w:b/>
-                <w:bCs/>
-                <w:sz w:val="21"/>
-              </w:rPr>
-              <w:t xml:space="preserve">核心课程：</w:t>
-            </w:r>
-            <w:r>
-              <w:rPr>
-                <w:rFonts w:ascii="Times New Roman" w:eastAsia="宋体" w:hAnsi="Times New Roman" w:cs="宋体"/>
-                <w:sz w:val="21"/>
-              </w:rPr>
-              <w:t xml:space="preserve">采购管理、</w:t>
-            </w:r>
-            <w:r>
-              <w:rPr>
-                <w:rFonts w:eastAsia="宋体" w:ascii="Times New Roman" w:hAnsi="Times New Roman"/>
-                <w:sz w:val="21"/>
-              </w:rPr>
-              <w:t xml:space="preserve">ERP</w:t>
-            </w:r>
-            <w:r>
-              <w:rPr>
-                <w:rFonts w:ascii="Times New Roman" w:eastAsia="宋体" w:hAnsi="Times New Roman" w:cs="宋体"/>
-                <w:sz w:val="21"/>
-              </w:rPr>
-              <w:t xml:space="preserve">供应链管理综合实验、供应链资源规划、物流管理、供应链建模与仿真、统计学</w:t>
+                <w:rFonts w:hint="default"/>
+                <w:sz w:val="21"/>
+              </w:rPr>
+            </w:pPr>
+            <w:r>
+              <w:rPr>
+                <w:rFonts w:ascii="Times New Roman" w:hAnsi="Times New Roman" w:eastAsia="宋体"/>
+                <w:sz w:val="21"/>
+                <w:szCs w:val="21"/>
+              </w:rPr>
+              <w:t xml:space="preserve">核心课程：采购管理、ERP供应链管理综合实验、供应链资源规划、物流管理、供应链建模与仿真、统计学</w:t>
             </w:r>
           </w:p>
         </w:tc>
@@ -945,8 +785,9 @@
           </w:tcPr>
           <w:p>
             <w:pPr>
-              <w:spacing w:line="290" w:lineRule="atLeast" w:before="0" w:after="0"/>
-              <w:rPr>
+              <w:spacing w:line="280" w:lineRule="atLeast"/>
+              <w:rPr>
+                <w:rFonts w:hint="default"/>
                 <w:sz w:val="21"/>
               </w:rPr>
             </w:pPr>
@@ -975,54 +816,19 @@
                 <w:ilvl w:val="0"/>
                 <w:numId w:val="2"/>
               </w:numPr>
-              <w:spacing w:line="290" w:lineRule="atLeast" w:before="0" w:after="0"/>
-              <w:rPr>
-                <w:sz w:val="21"/>
-              </w:rPr>
-            </w:pPr>
-            <w:r>
-              <w:rPr>
-                <w:rFonts w:ascii="Times New Roman" w:eastAsia="宋体" w:hAnsi="Times New Roman" w:cs="宋体"/>
-                <w:b/>
-                <w:bCs/>
-                <w:sz w:val="21"/>
-              </w:rPr>
-              <w:t xml:space="preserve">荣誉奖励：</w:t>
-            </w:r>
-            <w:r>
-              <w:rPr>
-                <w:rFonts w:ascii="Times New Roman" w:eastAsia="宋体" w:hAnsi="Times New Roman" w:cs="宋体"/>
-                <w:sz w:val="21"/>
-              </w:rPr>
-              <w:t xml:space="preserve">山东大学</w:t>
-            </w:r>
-            <w:r>
-              <w:rPr>
-                <w:rFonts w:eastAsia="宋体" w:ascii="Times New Roman" w:hAnsi="Times New Roman"/>
-                <w:sz w:val="21"/>
-              </w:rPr>
-              <w:t xml:space="preserve">2024</w:t>
-            </w:r>
-            <w:r>
-              <w:rPr>
-                <w:rFonts w:ascii="Times New Roman" w:eastAsia="宋体" w:hAnsi="Times New Roman" w:cs="宋体"/>
-                <w:sz w:val="21"/>
-              </w:rPr>
-              <w:t xml:space="preserve">—</w:t>
-            </w:r>
-            <w:r>
-              <w:rPr>
-                <w:rFonts w:eastAsia="宋体" w:ascii="Times New Roman" w:hAnsi="Times New Roman"/>
-                <w:sz w:val="21"/>
-              </w:rPr>
-              <w:t xml:space="preserve">2025</w:t>
-            </w:r>
-            <w:r>
-              <w:rPr>
-                <w:rFonts w:ascii="Times New Roman" w:eastAsia="宋体" w:hAnsi="Times New Roman" w:cs="宋体"/>
-                <w:sz w:val="21"/>
-              </w:rPr>
-              <w:t xml:space="preserve">年暑期社会实践专项优秀等级</w:t>
+              <w:spacing w:line="280" w:lineRule="atLeast"/>
+              <w:rPr>
+                <w:rFonts w:hint="default"/>
+                <w:sz w:val="21"/>
+              </w:rPr>
+            </w:pPr>
+            <w:r>
+              <w:rPr>
+                <w:rFonts w:ascii="Times New Roman" w:hAnsi="Times New Roman" w:eastAsia="宋体"/>
+                <w:sz w:val="21"/>
+                <w:szCs w:val="21"/>
+              </w:rPr>
+              <w:t xml:space="preserve">荣誉奖励：山东大学2024—2025年暑期社会实践专项优秀等级</w:t>
             </w:r>
           </w:p>
         </w:tc>
@@ -1030,62 +836,67 @@
     </w:tbl>
     <w:p>
       <w:pPr>
+        <w:spacing w:line="290" w:lineRule="atLeast"/>
         <w:rPr>
+          <w:rFonts w:hint="default"/>
           <w:vanish/>
           <w:sz w:val="21"/>
         </w:rPr>
-        <w:spacing w:line="290" w:lineRule="atLeast" w:before="0" w:after="0"/>
       </w:pPr>
     </w:p>
     <w:p>
       <w:pPr>
+        <w:spacing w:line="290" w:lineRule="atLeast"/>
         <w:rPr>
+          <w:rFonts w:hint="default"/>
           <w:vanish/>
           <w:sz w:val="2"/>
         </w:rPr>
-        <w:spacing w:line="290" w:lineRule="atLeast" w:before="0" w:after="0"/>
       </w:pPr>
     </w:p>
     <w:p>
       <w:pPr>
+        <w:spacing w:line="290" w:lineRule="atLeast"/>
         <w:rPr>
+          <w:rFonts w:hint="default"/>
           <w:vanish/>
         </w:rPr>
-        <w:spacing w:line="290" w:lineRule="atLeast" w:before="0" w:after="0"/>
       </w:pPr>
     </w:p>
     <w:p>
       <w:pPr>
+        <w:spacing w:line="290" w:lineRule="atLeast"/>
         <w:rPr>
+          <w:rFonts w:hint="default"/>
           <w:vanish/>
           <w:sz w:val="21"/>
         </w:rPr>
-        <w:spacing w:line="290" w:lineRule="atLeast" w:before="0" w:after="0"/>
       </w:pPr>
     </w:p>
     <w:p>
       <w:pPr>
+        <w:spacing w:line="290" w:lineRule="atLeast"/>
         <w:rPr>
+          <w:rFonts w:hint="default"/>
           <w:vanish/>
           <w:sz w:val="21"/>
         </w:rPr>
-        <w:spacing w:line="290" w:lineRule="atLeast" w:before="0" w:after="0"/>
       </w:pPr>
     </w:p>
     <w:p>
       <w:pPr>
+        <w:spacing w:line="290" w:lineRule="atLeast"/>
         <w:rPr>
+          <w:rFonts w:hint="default"/>
           <w:vanish/>
           <w:sz w:val="2"/>
         </w:rPr>
-        <w:spacing w:line="290" w:lineRule="atLeast" w:before="0" w:after="0"/>
       </w:pPr>
     </w:p>
     <w:tbl>
       <w:tblPr>
         <w:tblW w:w="0" w:type="auto"/>
         <w:jc w:val="center"/>
-        <w:tblInd w:w="0" w:type="dxa"/>
         <w:tblLayout w:type="fixed"/>
         <w:tblCellMar>
           <w:left w:w="0" w:type="dxa"/>
@@ -1095,26 +906,22 @@
       </w:tblPr>
       <w:tblGrid>
         <w:gridCol w:w="695"/>
-        <w:gridCol w:w="156"/>
-        <w:gridCol w:w="28"/>
-        <w:gridCol w:w="667"/>
-        <w:gridCol w:w="2835"/>
-        <w:gridCol w:w="2189"/>
-        <w:gridCol w:w="504"/>
-        <w:gridCol w:w="3669"/>
-        <w:gridCol w:w="851"/>
-        <w:gridCol w:w="29"/>
+        <w:gridCol w:w="184"/>
+        <w:gridCol w:w="4416"/>
+        <w:gridCol w:w="2693"/>
+        <w:gridCol w:w="2755"/>
+        <w:gridCol w:w="880"/>
       </w:tblGrid>
       <w:tr>
         <w:trPr>
-          <w:gridBefore w:val="3"/>
+          <w:gridBefore w:val="2"/>
           <w:wBefore w:w="879" w:type="dxa"/>
           <w:jc w:val="center"/>
         </w:trPr>
         <w:tc>
           <w:tcPr>
             <w:tcW w:w="10744" w:type="dxa"/>
-            <w:gridSpan w:val="7"/>
+            <w:gridSpan w:val="4"/>
             <w:tcBorders>
               <w:top w:val="nil"/>
               <w:left w:val="nil"/>
@@ -1132,9 +939,9 @@
           </w:tcPr>
           <w:p>
             <w:pPr>
-              <w:spacing w:line="290" w:lineRule="atLeast" w:before="0" w:after="0"/>
-              <w:rPr>
-                <w:rFonts w:ascii="Times New Roman" w:hAnsi="Times New Roman"/>
+              <w:spacing w:line="280" w:lineRule="atLeast"/>
+              <w:rPr>
+                <w:rFonts w:ascii="Times New Roman" w:hAnsi="Times New Roman" w:hint="default"/>
                 <w:b/>
                 <w:bCs/>
               </w:rPr>
@@ -1160,7 +967,7 @@
       </w:tr>
       <w:tr>
         <w:trPr>
-          <w:gridAfter w:val="2"/>
+          <w:gridAfter w:val="1"/>
           <w:wAfter w:w="880" w:type="dxa"/>
           <w:jc w:val="center"/>
         </w:trPr>
@@ -1183,9 +990,9 @@
           </w:tcPr>
           <w:p>
             <w:pPr>
-              <w:spacing w:line="290" w:lineRule="atLeast" w:before="0" w:after="0"/>
-              <w:rPr>
-                <w:rFonts w:ascii="Times New Roman" w:hAnsi="Times New Roman"/>
+              <w:spacing w:line="280" w:lineRule="atLeast"/>
+              <w:rPr>
+                <w:rFonts w:ascii="Times New Roman" w:hAnsi="Times New Roman" w:hint="default"/>
                 <w:sz w:val="21"/>
               </w:rPr>
             </w:pPr>
@@ -1194,6 +1001,138 @@
         <w:tc>
           <w:tcPr>
             <w:tcW w:w="4600" w:type="dxa"/>
+            <w:gridSpan w:val="2"/>
+            <w:tcBorders>
+              <w:top w:val="nil"/>
+              <w:left w:val="nil"/>
+              <w:bottom w:val="nil"/>
+              <w:right w:val="nil"/>
+            </w:tcBorders>
+            <w:tcMar>
+              <w:top w:w="0" w:type="dxa"/>
+              <w:left w:w="85" w:type="dxa"/>
+              <w:bottom w:w="0" w:type="dxa"/>
+              <w:right w:w="85" w:type="dxa"/>
+            </w:tcMar>
+            <w:vAlign w:val="center"/>
+          </w:tcPr>
+          <w:p>
+            <w:pPr>
+              <w:spacing w:line="280" w:lineRule="atLeast"/>
+              <w:rPr>
+                <w:rFonts w:ascii="Times New Roman" w:hAnsi="Times New Roman" w:hint="default"/>
+                <w:sz w:val="21"/>
+              </w:rPr>
+            </w:pPr>
+            <w:r>
+              <w:rPr>
+                <w:rFonts w:ascii="Times New Roman" w:hAnsi="Times New Roman" w:eastAsia="宋体"/>
+                <w:sz w:val="21"/>
+                <w:szCs w:val="21"/>
+              </w:rPr>
+              <w:t xml:space="preserve">社区团购末端网络优化项目</w:t>
+            </w:r>
+          </w:p>
+        </w:tc>
+        <w:tc>
+          <w:tcPr>
+            <w:tcW w:w="2693" w:type="dxa"/>
+            <w:tcBorders>
+              <w:top w:val="nil"/>
+              <w:left w:val="nil"/>
+              <w:bottom w:val="nil"/>
+              <w:right w:val="nil"/>
+            </w:tcBorders>
+            <w:vAlign w:val="center"/>
+          </w:tcPr>
+          <w:p>
+            <w:pPr>
+              <w:spacing w:line="280" w:lineRule="atLeast"/>
+              <w:rPr>
+                <w:rFonts w:ascii="Times New Roman" w:eastAsia="等线" w:hAnsi="Times New Roman" w:hint="default"/>
+                <w:b/>
+                <w:bCs/>
+                <w:sz w:val="21"/>
+              </w:rPr>
+            </w:pPr>
+            <w:r>
+              <w:rPr>
+                <w:rFonts w:ascii="Times New Roman" w:hAnsi="Times New Roman" w:eastAsia="宋体"/>
+                <w:sz w:val="21"/>
+                <w:szCs w:val="21"/>
+              </w:rPr>
+              <w:t xml:space="preserve">个人课程项目</w:t>
+            </w:r>
+          </w:p>
+        </w:tc>
+        <w:tc>
+          <w:tcPr>
+            <w:tcW w:w="2755" w:type="dxa"/>
+            <w:tcBorders>
+              <w:top w:val="nil"/>
+              <w:left w:val="nil"/>
+              <w:bottom w:val="nil"/>
+              <w:right w:val="nil"/>
+            </w:tcBorders>
+            <w:vAlign w:val="center"/>
+          </w:tcPr>
+          <w:p>
+            <w:pPr>
+              <w:spacing w:line="280" w:lineRule="atLeast"/>
+              <w:rPr>
+                <w:rFonts w:ascii="Times New Roman" w:eastAsia="等线" w:hAnsi="Times New Roman" w:hint="default"/>
+                <w:b/>
+                <w:bCs/>
+                <w:sz w:val="21"/>
+              </w:rPr>
+            </w:pPr>
+            <w:r>
+              <w:rPr>
+                <w:rFonts w:ascii="Times New Roman" w:hAnsi="Times New Roman" w:eastAsia="宋体"/>
+                <w:sz w:val="21"/>
+                <w:szCs w:val="21"/>
+              </w:rPr>
+              <w:t xml:space="preserve">2026.03-2026.06</w:t>
+            </w:r>
+          </w:p>
+        </w:tc>
+      </w:tr>
+      <w:tr>
+        <w:trPr>
+          <w:gridAfter w:val="1"/>
+          <w:wAfter w:w="880" w:type="dxa"/>
+          <w:jc w:val="center"/>
+        </w:trPr>
+        <w:tc>
+          <w:tcPr>
+            <w:tcW w:w="695" w:type="dxa"/>
+            <w:tcBorders>
+              <w:top w:val="nil"/>
+              <w:left w:val="nil"/>
+              <w:bottom w:val="nil"/>
+              <w:right w:val="nil"/>
+            </w:tcBorders>
+            <w:tcMar>
+              <w:top w:w="0" w:type="dxa"/>
+              <w:left w:w="113" w:type="dxa"/>
+              <w:bottom w:w="0" w:type="dxa"/>
+              <w:right w:w="85" w:type="dxa"/>
+            </w:tcMar>
+            <w:vAlign w:val="center"/>
+          </w:tcPr>
+          <w:p>
+            <w:pPr>
+              <w:spacing w:line="280" w:lineRule="atLeast"/>
+              <w:rPr>
+                <w:rFonts w:ascii="Times New Roman" w:hAnsi="Times New Roman" w:hint="default"/>
+                <w:sz w:val="21"/>
+              </w:rPr>
+            </w:pPr>
+          </w:p>
+        </w:tc>
+        <w:tc>
+          <w:tcPr>
+            <w:tcW w:w="10048" w:type="dxa"/>
             <w:gridSpan w:val="4"/>
             <w:tcBorders>
               <w:top w:val="nil"/>
@@ -1211,92 +1150,72 @@
           </w:tcPr>
           <w:p>
             <w:pPr>
-              <w:spacing w:line="290" w:lineRule="atLeast" w:before="0" w:after="0"/>
-              <w:rPr>
-                <w:rFonts w:ascii="Times New Roman" w:hAnsi="Times New Roman"/>
-                <w:sz w:val="21"/>
-              </w:rPr>
-            </w:pPr>
-            <w:r>
-              <w:rPr>
-                <w:rFonts w:ascii="Times New Roman" w:eastAsia="宋体" w:hAnsi="Times New Roman" w:cs="宋体"/>
-                <w:b/>
-                <w:bCs/>
-                <w:sz w:val="21"/>
-              </w:rPr>
-              <w:t xml:space="preserve">社区团购末端网络优化项目</w:t>
-            </w:r>
-          </w:p>
-        </w:tc>
-        <w:tc>
-          <w:tcPr>
-            <w:tcW w:w="2693" w:type="dxa"/>
-            <w:gridSpan w:val="2"/>
-            <w:tcBorders>
-              <w:top w:val="nil"/>
-              <w:left w:val="nil"/>
-              <w:bottom w:val="nil"/>
-              <w:right w:val="nil"/>
-            </w:tcBorders>
-            <w:vAlign w:val="center"/>
-          </w:tcPr>
-          <w:p>
-            <w:pPr>
-              <w:spacing w:line="290" w:lineRule="atLeast" w:before="0" w:after="0"/>
-              <w:rPr>
-                <w:rFonts w:ascii="Times New Roman" w:eastAsia="等线" w:hAnsi="Times New Roman"/>
-                <w:b/>
-                <w:bCs/>
-                <w:sz w:val="21"/>
-              </w:rPr>
-            </w:pPr>
-            <w:r>
-              <w:rPr>
-                <w:rFonts w:ascii="Times New Roman" w:eastAsia="宋体" w:hAnsi="Times New Roman" w:cs="宋体"/>
-                <w:b/>
-                <w:bCs/>
-                <w:sz w:val="21"/>
-              </w:rPr>
-              <w:t xml:space="preserve">个人课程项目</w:t>
-            </w:r>
-          </w:p>
-        </w:tc>
-        <w:tc>
-          <w:tcPr>
-            <w:tcW w:w="2755" w:type="dxa"/>
-            <w:tcBorders>
-              <w:top w:val="nil"/>
-              <w:left w:val="nil"/>
-              <w:bottom w:val="nil"/>
-              <w:right w:val="nil"/>
-            </w:tcBorders>
-            <w:vAlign w:val="center"/>
-          </w:tcPr>
-          <w:p>
-            <w:pPr>
-              <w:spacing w:line="290" w:lineRule="atLeast" w:before="0" w:after="0"/>
-              <w:rPr>
-                <w:rFonts w:ascii="Times New Roman" w:eastAsia="等线" w:hAnsi="Times New Roman" w:hint="default"/>
-                <w:b/>
-                <w:bCs/>
-                <w:sz w:val="21"/>
-              </w:rPr>
-            </w:pPr>
-            <w:r>
-              <w:rPr>
-                <w:rFonts w:ascii="Times New Roman" w:eastAsia="宋体" w:hAnsi="Times New Roman" w:cs="宋体"/>
-                <w:b/>
-                <w:bCs/>
-                <w:sz w:val="21"/>
-              </w:rPr>
-              <w:t xml:space="preserve">2026.03-2026.06</w:t>
+              <w:numPr>
+                <w:ilvl w:val="0"/>
+                <w:numId w:val="9"/>
+              </w:numPr>
+              <w:spacing w:line="280" w:lineRule="atLeast"/>
+              <w:rPr>
+                <w:rFonts w:ascii="Times New Roman" w:eastAsia="宋体" w:hAnsi="Times New Roman" w:cs="宋体" w:hint="default"/>
+                <w:sz w:val="21"/>
+              </w:rPr>
+            </w:pPr>
+            <w:r>
+              <w:rPr>
+                <w:rFonts w:ascii="Times New Roman" w:hAnsi="Times New Roman" w:eastAsia="宋体"/>
+                <w:sz w:val="21"/>
+                <w:szCs w:val="21"/>
+              </w:rPr>
+              <w:t xml:space="preserve">独立主导项目全流程：定义研究问题→实地调研收集15个候选点与需求数据→构建优化模型→设计方案→验证结果→输出完整研究报告</w:t>
+            </w:r>
+          </w:p>
+          <w:p>
+            <w:pPr>
+              <w:numPr>
+                <w:ilvl w:val="0"/>
+                <w:numId w:val="9"/>
+              </w:numPr>
+              <w:spacing w:line="280" w:lineRule="atLeast"/>
+              <w:rPr>
+                <w:rFonts w:ascii="Times New Roman" w:eastAsia="宋体" w:hAnsi="Times New Roman" w:cs="宋体" w:hint="default"/>
+                <w:sz w:val="21"/>
+              </w:rPr>
+            </w:pPr>
+            <w:r>
+              <w:rPr>
+                <w:rFonts w:ascii="Times New Roman" w:hAnsi="Times New Roman" w:eastAsia="宋体"/>
+                <w:sz w:val="21"/>
+                <w:szCs w:val="21"/>
+              </w:rPr>
+              <w:t xml:space="preserve">设计“2核心点+4动态临时点”弹性布局方案，用Python完成模型测算，验证方案可降低运营成本18.7%、提升老年覆盖率至87.3%、缩短配送时长22.3%</w:t>
+            </w:r>
+          </w:p>
+          <w:p>
+            <w:pPr>
+              <w:numPr>
+                <w:ilvl w:val="0"/>
+                <w:numId w:val="9"/>
+              </w:numPr>
+              <w:spacing w:line="280" w:lineRule="atLeast"/>
+              <w:rPr>
+                <w:rFonts w:ascii="Times New Roman" w:eastAsia="宋体" w:hAnsi="Times New Roman" w:cs="宋体" w:hint="default"/>
+                <w:sz w:val="21"/>
+              </w:rPr>
+            </w:pPr>
+            <w:r>
+              <w:rPr>
+                <w:rFonts w:ascii="Times New Roman" w:hAnsi="Times New Roman" w:eastAsia="宋体"/>
+                <w:sz w:val="21"/>
+                <w:szCs w:val="21"/>
+              </w:rPr>
+              <w:t xml:space="preserve">项目成果形成完整结课报告，具备从问题识别到方案验证的闭环项目管理能力</w:t>
             </w:r>
           </w:p>
         </w:tc>
       </w:tr>
       <w:tr>
         <w:trPr>
-          <w:gridAfter w:val="2"/>
+          <w:gridAfter w:val="1"/>
           <w:wAfter w:w="880" w:type="dxa"/>
           <w:jc w:val="center"/>
         </w:trPr>
@@ -1319,18 +1238,18 @@
           </w:tcPr>
           <w:p>
             <w:pPr>
-              <w:spacing w:line="290" w:lineRule="atLeast" w:before="0" w:after="0"/>
-              <w:rPr>
-                <w:rFonts w:ascii="Times New Roman" w:hAnsi="Times New Roman"/>
-                <w:sz w:val="21"/>
-              </w:rPr>
-            </w:pPr>
-          </w:p>
-        </w:tc>
-        <w:tc>
-          <w:tcPr>
-            <w:tcW w:w="10048" w:type="dxa"/>
-            <w:gridSpan w:val="7"/>
+              <w:spacing w:line="280" w:lineRule="atLeast"/>
+              <w:rPr>
+                <w:rFonts w:ascii="Times New Roman" w:hAnsi="Times New Roman" w:hint="default"/>
+                <w:sz w:val="21"/>
+              </w:rPr>
+            </w:pPr>
+          </w:p>
+        </w:tc>
+        <w:tc>
+          <w:tcPr>
+            <w:tcW w:w="4600" w:type="dxa"/>
+            <w:gridSpan w:val="2"/>
             <w:tcBorders>
               <w:top w:val="nil"/>
               <w:left w:val="nil"/>
@@ -1347,160 +1266,88 @@
           </w:tcPr>
           <w:p>
             <w:pPr>
-              <w:numPr>
-                <w:ilvl w:val="0"/>
-                <w:numId w:val="9"/>
-              </w:numPr>
-              <w:spacing w:line="290" w:lineRule="atLeast" w:before="0" w:after="0"/>
-              <w:rPr>
-                <w:rFonts w:ascii="Times New Roman" w:eastAsia="宋体" w:hAnsi="Times New Roman" w:cs="宋体" w:hint="default"/>
-                <w:sz w:val="21"/>
-              </w:rPr>
-            </w:pPr>
-            <w:r>
-              <w:rPr>
-                <w:rFonts w:ascii="Times New Roman" w:eastAsia="宋体" w:hAnsi="Times New Roman" w:cs="宋体"/>
-                <w:sz w:val="21"/>
-              </w:rPr>
-              <w:t xml:space="preserve">独立主导项目全流程：定义研究问题→实地调研收集</w:t>
-            </w:r>
-            <w:r>
-              <w:rPr>
-                <w:rFonts w:eastAsia="宋体" w:ascii="Times New Roman" w:hAnsi="Times New Roman"/>
-                <w:sz w:val="21"/>
-              </w:rPr>
-              <w:t xml:space="preserve">15</w:t>
-            </w:r>
-            <w:r>
-              <w:rPr>
-                <w:rFonts w:ascii="Times New Roman" w:eastAsia="宋体" w:hAnsi="Times New Roman" w:cs="宋体"/>
-                <w:sz w:val="21"/>
-              </w:rPr>
-              <w:t xml:space="preserve">个候选点与需求数据→构建优化模型→设计方案→验证结果→输出完整研究报告</w:t>
-            </w:r>
-          </w:p>
-          <w:p>
-            <w:pPr>
-              <w:numPr>
-                <w:ilvl w:val="0"/>
-                <w:numId w:val="9"/>
-              </w:numPr>
-              <w:spacing w:line="290" w:lineRule="atLeast" w:before="0" w:after="0"/>
-              <w:rPr>
-                <w:rFonts w:ascii="Times New Roman" w:eastAsia="宋体" w:hAnsi="Times New Roman" w:cs="宋体" w:hint="default"/>
-                <w:sz w:val="21"/>
-              </w:rPr>
-            </w:pPr>
-            <w:r>
-              <w:rPr>
-                <w:rFonts w:ascii="Times New Roman" w:eastAsia="宋体" w:hAnsi="Times New Roman" w:cs="宋体"/>
-                <w:sz w:val="21"/>
-              </w:rPr>
-              <w:t xml:space="preserve">设计“</w:t>
-            </w:r>
-            <w:r>
-              <w:rPr>
-                <w:rFonts w:eastAsia="宋体" w:ascii="Times New Roman" w:hAnsi="Times New Roman"/>
-                <w:sz w:val="21"/>
-              </w:rPr>
-              <w:t xml:space="preserve">2</w:t>
-            </w:r>
-            <w:r>
-              <w:rPr>
-                <w:rFonts w:ascii="Times New Roman" w:eastAsia="宋体" w:hAnsi="Times New Roman" w:cs="宋体"/>
-                <w:sz w:val="21"/>
-              </w:rPr>
-              <w:t xml:space="preserve">核心点</w:t>
-            </w:r>
-            <w:r>
-              <w:rPr>
-                <w:rFonts w:eastAsia="宋体" w:ascii="Times New Roman" w:hAnsi="Times New Roman"/>
-                <w:sz w:val="21"/>
-              </w:rPr>
-              <w:t xml:space="preserve">+4</w:t>
-            </w:r>
-            <w:r>
-              <w:rPr>
-                <w:rFonts w:ascii="Times New Roman" w:eastAsia="宋体" w:hAnsi="Times New Roman" w:cs="宋体"/>
-                <w:sz w:val="21"/>
-              </w:rPr>
-              <w:t xml:space="preserve">动态临时点”弹性布局方案，用</w:t>
-            </w:r>
-            <w:r>
-              <w:rPr>
-                <w:rFonts w:eastAsia="宋体" w:ascii="Times New Roman" w:hAnsi="Times New Roman"/>
-                <w:sz w:val="21"/>
-              </w:rPr>
-              <w:t xml:space="preserve">Python</w:t>
-            </w:r>
-            <w:r>
-              <w:rPr>
-                <w:rFonts w:ascii="Times New Roman" w:eastAsia="宋体" w:hAnsi="Times New Roman" w:cs="宋体"/>
-                <w:sz w:val="21"/>
-              </w:rPr>
-              <w:t xml:space="preserve">完成模型测算，验证方案可降低运营成本</w:t>
-            </w:r>
-            <w:r>
-              <w:rPr>
-                <w:rFonts w:eastAsia="宋体" w:ascii="Times New Roman" w:hAnsi="Times New Roman"/>
-                <w:sz w:val="21"/>
-              </w:rPr>
-              <w:t xml:space="preserve">18.7%</w:t>
-            </w:r>
-            <w:r>
-              <w:rPr>
-                <w:rFonts w:ascii="Times New Roman" w:eastAsia="宋体" w:hAnsi="Times New Roman" w:cs="宋体"/>
-                <w:sz w:val="21"/>
-              </w:rPr>
-              <w:t xml:space="preserve">、提升老年覆盖率至</w:t>
-            </w:r>
-            <w:r>
-              <w:rPr>
-                <w:rFonts w:eastAsia="宋体" w:ascii="Times New Roman" w:hAnsi="Times New Roman"/>
-                <w:sz w:val="21"/>
-              </w:rPr>
-              <w:t xml:space="preserve">87.3%</w:t>
-            </w:r>
-            <w:r>
-              <w:rPr>
-                <w:rFonts w:ascii="Times New Roman" w:eastAsia="宋体" w:hAnsi="Times New Roman" w:cs="宋体"/>
-                <w:sz w:val="21"/>
-              </w:rPr>
-              <w:t xml:space="preserve">、缩短配送时长</w:t>
-            </w:r>
-            <w:r>
-              <w:rPr>
-                <w:rFonts w:eastAsia="宋体" w:ascii="Times New Roman" w:hAnsi="Times New Roman"/>
-                <w:sz w:val="21"/>
-              </w:rPr>
-              <w:t xml:space="preserve">22.3%</w:t>
-            </w:r>
-          </w:p>
-          <w:p>
-            <w:pPr>
-              <w:numPr>
-                <w:ilvl w:val="0"/>
-                <w:numId w:val="9"/>
-              </w:numPr>
-              <w:spacing w:line="290" w:lineRule="atLeast" w:before="0" w:after="0"/>
-              <w:rPr>
-                <w:rFonts w:ascii="Times New Roman" w:eastAsia="宋体" w:hAnsi="Times New Roman" w:cs="宋体" w:hint="default"/>
-                <w:sz w:val="21"/>
-              </w:rPr>
-            </w:pPr>
-            <w:r>
-              <w:rPr>
-                <w:rFonts w:ascii="Times New Roman" w:eastAsia="宋体" w:hAnsi="Times New Roman" w:cs="宋体"/>
-                <w:sz w:val="21"/>
-              </w:rPr>
-              <w:t xml:space="preserve">项目成果形成完整结课报告，具备从问题识别到方案验证的闭环项目管理能力</w:t>
+              <w:spacing w:line="280" w:lineRule="atLeast"/>
+              <w:rPr>
+                <w:rFonts w:ascii="Times New Roman" w:hAnsi="Times New Roman" w:hint="default"/>
+                <w:sz w:val="21"/>
+              </w:rPr>
+            </w:pPr>
+            <w:r>
+              <w:rPr>
+                <w:rFonts w:ascii="Times New Roman" w:hAnsi="Times New Roman" w:eastAsia="宋体"/>
+                <w:sz w:val="21"/>
+                <w:szCs w:val="21"/>
+              </w:rPr>
+              <w:t xml:space="preserve">电商用户调研与分析项目</w:t>
+            </w:r>
+          </w:p>
+        </w:tc>
+        <w:tc>
+          <w:tcPr>
+            <w:tcW w:w="2693" w:type="dxa"/>
+            <w:tcBorders>
+              <w:top w:val="nil"/>
+              <w:left w:val="nil"/>
+              <w:bottom w:val="nil"/>
+              <w:right w:val="nil"/>
+            </w:tcBorders>
+            <w:vAlign w:val="center"/>
+          </w:tcPr>
+          <w:p>
+            <w:pPr>
+              <w:spacing w:line="280" w:lineRule="atLeast"/>
+              <w:rPr>
+                <w:rFonts w:ascii="Times New Roman" w:eastAsia="等线" w:hAnsi="Times New Roman" w:hint="default"/>
+                <w:b/>
+                <w:bCs/>
+                <w:sz w:val="21"/>
+              </w:rPr>
+            </w:pPr>
+            <w:r>
+              <w:rPr>
+                <w:rFonts w:ascii="Times New Roman" w:hAnsi="Times New Roman" w:eastAsia="宋体"/>
+                <w:sz w:val="21"/>
+                <w:szCs w:val="21"/>
+              </w:rPr>
+              <w:t xml:space="preserve">个人课程项目</w:t>
+            </w:r>
+          </w:p>
+        </w:tc>
+        <w:tc>
+          <w:tcPr>
+            <w:tcW w:w="2755" w:type="dxa"/>
+            <w:tcBorders>
+              <w:top w:val="nil"/>
+              <w:left w:val="nil"/>
+              <w:bottom w:val="nil"/>
+              <w:right w:val="nil"/>
+            </w:tcBorders>
+            <w:vAlign w:val="center"/>
+          </w:tcPr>
+          <w:p>
+            <w:pPr>
+              <w:spacing w:line="280" w:lineRule="atLeast"/>
+              <w:rPr>
+                <w:rFonts w:ascii="Times New Roman" w:eastAsia="等线" w:hAnsi="Times New Roman" w:hint="default"/>
+                <w:b/>
+                <w:bCs/>
+                <w:sz w:val="21"/>
+              </w:rPr>
+            </w:pPr>
+            <w:r>
+              <w:rPr>
+                <w:rFonts w:ascii="Times New Roman" w:hAnsi="Times New Roman" w:eastAsia="宋体"/>
+                <w:sz w:val="21"/>
+                <w:szCs w:val="21"/>
+              </w:rPr>
+              <w:t xml:space="preserve">2025.10-2025.12</w:t>
             </w:r>
           </w:p>
         </w:tc>
       </w:tr>
       <w:tr>
         <w:trPr>
-          <w:gridAfter w:val="2"/>
+          <w:gridAfter w:val="1"/>
           <w:wAfter w:w="880" w:type="dxa"/>
           <w:jc w:val="center"/>
         </w:trPr>
@@ -1523,17 +1370,17 @@
           </w:tcPr>
           <w:p>
             <w:pPr>
-              <w:spacing w:line="290" w:lineRule="atLeast" w:before="0" w:after="0"/>
-              <w:rPr>
-                <w:rFonts w:ascii="Times New Roman" w:hAnsi="Times New Roman"/>
-                <w:sz w:val="21"/>
-              </w:rPr>
-            </w:pPr>
-          </w:p>
-        </w:tc>
-        <w:tc>
-          <w:tcPr>
-            <w:tcW w:w="4600" w:type="dxa"/>
+              <w:spacing w:line="280" w:lineRule="atLeast"/>
+              <w:rPr>
+                <w:rFonts w:ascii="Times New Roman" w:hAnsi="Times New Roman" w:hint="default"/>
+                <w:sz w:val="21"/>
+              </w:rPr>
+            </w:pPr>
+          </w:p>
+        </w:tc>
+        <w:tc>
+          <w:tcPr>
+            <w:tcW w:w="10048" w:type="dxa"/>
             <w:gridSpan w:val="4"/>
             <w:tcBorders>
               <w:top w:val="nil"/>
@@ -1551,92 +1398,51 @@
           </w:tcPr>
           <w:p>
             <w:pPr>
-              <w:spacing w:line="290" w:lineRule="atLeast" w:before="0" w:after="0"/>
-              <w:rPr>
-                <w:rFonts w:ascii="Times New Roman" w:hAnsi="Times New Roman"/>
-                <w:sz w:val="21"/>
-              </w:rPr>
-            </w:pPr>
-            <w:r>
-              <w:rPr>
-                <w:rFonts w:ascii="Times New Roman" w:eastAsia="宋体" w:hAnsi="Times New Roman" w:cs="宋体"/>
-                <w:b/>
-                <w:bCs/>
-                <w:sz w:val="21"/>
-              </w:rPr>
-              <w:t xml:space="preserve">电商用户调研与分析项目</w:t>
-            </w:r>
-          </w:p>
-        </w:tc>
-        <w:tc>
-          <w:tcPr>
-            <w:tcW w:w="2693" w:type="dxa"/>
-            <w:gridSpan w:val="2"/>
-            <w:tcBorders>
-              <w:top w:val="nil"/>
-              <w:left w:val="nil"/>
-              <w:bottom w:val="nil"/>
-              <w:right w:val="nil"/>
-            </w:tcBorders>
-            <w:vAlign w:val="center"/>
-          </w:tcPr>
-          <w:p>
-            <w:pPr>
-              <w:spacing w:line="290" w:lineRule="atLeast" w:before="0" w:after="0"/>
-              <w:rPr>
-                <w:rFonts w:ascii="Times New Roman" w:eastAsia="等线" w:hAnsi="Times New Roman"/>
-                <w:b/>
-                <w:bCs/>
-                <w:sz w:val="21"/>
-              </w:rPr>
-            </w:pPr>
-            <w:r>
-              <w:rPr>
-                <w:rFonts w:ascii="Times New Roman" w:eastAsia="宋体" w:hAnsi="Times New Roman" w:cs="宋体"/>
-                <w:b/>
-                <w:bCs/>
-                <w:sz w:val="21"/>
-              </w:rPr>
-              <w:t xml:space="preserve">个人课程项目</w:t>
-            </w:r>
-          </w:p>
-        </w:tc>
-        <w:tc>
-          <w:tcPr>
-            <w:tcW w:w="2755" w:type="dxa"/>
-            <w:tcBorders>
-              <w:top w:val="nil"/>
-              <w:left w:val="nil"/>
-              <w:bottom w:val="nil"/>
-              <w:right w:val="nil"/>
-            </w:tcBorders>
-            <w:vAlign w:val="center"/>
-          </w:tcPr>
-          <w:p>
-            <w:pPr>
-              <w:spacing w:line="290" w:lineRule="atLeast" w:before="0" w:after="0"/>
-              <w:rPr>
-                <w:rFonts w:ascii="Times New Roman" w:eastAsia="等线" w:hAnsi="Times New Roman" w:hint="default"/>
-                <w:b/>
-                <w:bCs/>
-                <w:sz w:val="21"/>
-              </w:rPr>
-            </w:pPr>
-            <w:r>
-              <w:rPr>
-                <w:rFonts w:ascii="Times New Roman" w:eastAsia="宋体" w:hAnsi="Times New Roman" w:cs="宋体"/>
-                <w:b/>
-                <w:bCs/>
-                <w:sz w:val="21"/>
-              </w:rPr>
-              <w:t xml:space="preserve">2025.10-2025.12</w:t>
+              <w:numPr>
+                <w:ilvl w:val="0"/>
+                <w:numId w:val="9"/>
+              </w:numPr>
+              <w:spacing w:line="280" w:lineRule="atLeast"/>
+              <w:rPr>
+                <w:rFonts w:ascii="Times New Roman" w:eastAsia="宋体" w:hAnsi="Times New Roman" w:cs="宋体" w:hint="default"/>
+                <w:sz w:val="21"/>
+              </w:rPr>
+            </w:pPr>
+            <w:r>
+              <w:rPr>
+                <w:rFonts w:ascii="Times New Roman" w:hAnsi="Times New Roman" w:eastAsia="宋体"/>
+                <w:sz w:val="21"/>
+                <w:szCs w:val="21"/>
+              </w:rPr>
+              <w:t xml:space="preserve">统筹问卷设计、发放回收、数据清洗、统计分析全流程，回收328份有效样本，用SPSS和Python完成数据分析</w:t>
+            </w:r>
+          </w:p>
+          <w:p>
+            <w:pPr>
+              <w:numPr>
+                <w:ilvl w:val="0"/>
+                <w:numId w:val="9"/>
+              </w:numPr>
+              <w:spacing w:line="280" w:lineRule="atLeast"/>
+              <w:rPr>
+                <w:rFonts w:ascii="Times New Roman" w:eastAsia="宋体" w:hAnsi="Times New Roman" w:cs="宋体" w:hint="default"/>
+                <w:sz w:val="21"/>
+              </w:rPr>
+            </w:pPr>
+            <w:r>
+              <w:rPr>
+                <w:rFonts w:ascii="Times New Roman" w:hAnsi="Times New Roman" w:eastAsia="宋体"/>
+                <w:sz w:val="21"/>
+                <w:szCs w:val="21"/>
+              </w:rPr>
+              <w:t xml:space="preserve">验证技术特性对用户体验的影响路径，识别核心影响因素，输出研究结论与优化建议</w:t>
             </w:r>
           </w:p>
         </w:tc>
       </w:tr>
       <w:tr>
         <w:trPr>
-          <w:gridAfter w:val="2"/>
+          <w:gridAfter w:val="1"/>
           <w:wAfter w:w="880" w:type="dxa"/>
           <w:jc w:val="center"/>
         </w:trPr>
@@ -1659,18 +1465,18 @@
           </w:tcPr>
           <w:p>
             <w:pPr>
-              <w:spacing w:line="290" w:lineRule="atLeast" w:before="0" w:after="0"/>
-              <w:rPr>
-                <w:rFonts w:ascii="Times New Roman" w:hAnsi="Times New Roman"/>
-                <w:sz w:val="21"/>
-              </w:rPr>
-            </w:pPr>
-          </w:p>
-        </w:tc>
-        <w:tc>
-          <w:tcPr>
-            <w:tcW w:w="10048" w:type="dxa"/>
-            <w:gridSpan w:val="7"/>
+              <w:spacing w:line="280" w:lineRule="atLeast"/>
+              <w:rPr>
+                <w:rFonts w:ascii="Times New Roman" w:hAnsi="Times New Roman" w:hint="default"/>
+                <w:sz w:val="21"/>
+              </w:rPr>
+            </w:pPr>
+          </w:p>
+        </w:tc>
+        <w:tc>
+          <w:tcPr>
+            <w:tcW w:w="4600" w:type="dxa"/>
+            <w:gridSpan w:val="2"/>
             <w:tcBorders>
               <w:top w:val="nil"/>
               <w:left w:val="nil"/>
@@ -1687,91 +1493,88 @@
           </w:tcPr>
           <w:p>
             <w:pPr>
-              <w:numPr>
-                <w:ilvl w:val="0"/>
-                <w:numId w:val="9"/>
-              </w:numPr>
-              <w:spacing w:line="290" w:lineRule="atLeast" w:before="0" w:after="0"/>
-              <w:rPr>
-                <w:rFonts w:ascii="Times New Roman" w:eastAsia="宋体" w:hAnsi="Times New Roman" w:cs="宋体" w:hint="default"/>
-                <w:sz w:val="21"/>
-              </w:rPr>
-            </w:pPr>
-            <w:r>
-              <w:rPr>
-                <w:rFonts w:ascii="Times New Roman" w:eastAsia="宋体" w:hAnsi="Times New Roman" w:cs="宋体"/>
-                <w:sz w:val="21"/>
-              </w:rPr>
-              <w:t xml:space="preserve">统筹问卷设计、发放回收、数据清洗、统计分析全流程，回收</w:t>
-            </w:r>
-            <w:r>
-              <w:rPr>
-                <w:rFonts w:eastAsia="宋体" w:ascii="Times New Roman" w:hAnsi="Times New Roman"/>
-                <w:sz w:val="21"/>
-              </w:rPr>
-              <w:t xml:space="preserve">328</w:t>
-            </w:r>
-            <w:r>
-              <w:rPr>
-                <w:rFonts w:ascii="Times New Roman" w:eastAsia="宋体" w:hAnsi="Times New Roman" w:cs="宋体"/>
-                <w:sz w:val="21"/>
-              </w:rPr>
-              <w:t xml:space="preserve">份有效样本，用</w:t>
-            </w:r>
-            <w:r>
-              <w:rPr>
-                <w:rFonts w:eastAsia="宋体" w:ascii="Times New Roman" w:hAnsi="Times New Roman"/>
-                <w:sz w:val="21"/>
-              </w:rPr>
-              <w:t xml:space="preserve">SPSS</w:t>
-            </w:r>
-            <w:r>
-              <w:rPr>
-                <w:rFonts w:ascii="Times New Roman" w:eastAsia="宋体" w:hAnsi="Times New Roman" w:cs="宋体"/>
-                <w:sz w:val="21"/>
-              </w:rPr>
-              <w:t xml:space="preserve">和</w:t>
-            </w:r>
-            <w:r>
-              <w:rPr>
-                <w:rFonts w:eastAsia="宋体" w:ascii="Times New Roman" w:hAnsi="Times New Roman"/>
-                <w:sz w:val="21"/>
-              </w:rPr>
-              <w:t xml:space="preserve">Python</w:t>
-            </w:r>
-            <w:r>
-              <w:rPr>
-                <w:rFonts w:ascii="Times New Roman" w:eastAsia="宋体" w:hAnsi="Times New Roman" w:cs="宋体"/>
-                <w:sz w:val="21"/>
-              </w:rPr>
-              <w:t xml:space="preserve">完成数据分析</w:t>
-            </w:r>
-          </w:p>
-          <w:p>
-            <w:pPr>
-              <w:numPr>
-                <w:ilvl w:val="0"/>
-                <w:numId w:val="9"/>
-              </w:numPr>
-              <w:spacing w:line="290" w:lineRule="atLeast" w:before="0" w:after="0"/>
-              <w:rPr>
-                <w:rFonts w:ascii="Times New Roman" w:eastAsia="宋体" w:hAnsi="Times New Roman" w:cs="宋体" w:hint="default"/>
-                <w:sz w:val="21"/>
-              </w:rPr>
-            </w:pPr>
-            <w:r>
-              <w:rPr>
-                <w:rFonts w:ascii="Times New Roman" w:eastAsia="宋体" w:hAnsi="Times New Roman" w:cs="宋体"/>
-                <w:sz w:val="21"/>
-              </w:rPr>
-              <w:t xml:space="preserve">验证技术特性对用户体验的影响路径，识别核心影响因素，输出研究结论与优化建议</w:t>
+              <w:spacing w:line="280" w:lineRule="atLeast"/>
+              <w:rPr>
+                <w:rFonts w:ascii="Times New Roman" w:hAnsi="Times New Roman" w:hint="default"/>
+                <w:sz w:val="21"/>
+              </w:rPr>
+            </w:pPr>
+            <w:r>
+              <w:rPr>
+                <w:rFonts w:ascii="Times New Roman" w:hAnsi="Times New Roman" w:eastAsia="宋体"/>
+                <w:sz w:val="21"/>
+                <w:szCs w:val="21"/>
+              </w:rPr>
+              <w:t xml:space="preserve">银行营销数据分析项目</w:t>
+            </w:r>
+          </w:p>
+        </w:tc>
+        <w:tc>
+          <w:tcPr>
+            <w:tcW w:w="2693" w:type="dxa"/>
+            <w:tcBorders>
+              <w:top w:val="nil"/>
+              <w:left w:val="nil"/>
+              <w:bottom w:val="nil"/>
+              <w:right w:val="nil"/>
+            </w:tcBorders>
+            <w:vAlign w:val="center"/>
+          </w:tcPr>
+          <w:p>
+            <w:pPr>
+              <w:spacing w:line="280" w:lineRule="atLeast"/>
+              <w:rPr>
+                <w:rFonts w:ascii="Times New Roman" w:eastAsia="等线" w:hAnsi="Times New Roman" w:hint="default"/>
+                <w:b/>
+                <w:bCs/>
+                <w:sz w:val="21"/>
+              </w:rPr>
+            </w:pPr>
+            <w:r>
+              <w:rPr>
+                <w:rFonts w:ascii="Times New Roman" w:hAnsi="Times New Roman" w:eastAsia="宋体"/>
+                <w:sz w:val="21"/>
+                <w:szCs w:val="21"/>
+              </w:rPr>
+              <w:t xml:space="preserve">个人课程项目</w:t>
+            </w:r>
+          </w:p>
+        </w:tc>
+        <w:tc>
+          <w:tcPr>
+            <w:tcW w:w="2755" w:type="dxa"/>
+            <w:tcBorders>
+              <w:top w:val="nil"/>
+              <w:left w:val="nil"/>
+              <w:bottom w:val="nil"/>
+              <w:right w:val="nil"/>
+            </w:tcBorders>
+            <w:vAlign w:val="center"/>
+          </w:tcPr>
+          <w:p>
+            <w:pPr>
+              <w:spacing w:line="280" w:lineRule="atLeast"/>
+              <w:rPr>
+                <w:rFonts w:ascii="Times New Roman" w:eastAsia="等线" w:hAnsi="Times New Roman" w:hint="default"/>
+                <w:b/>
+                <w:bCs/>
+                <w:sz w:val="21"/>
+              </w:rPr>
+            </w:pPr>
+            <w:r>
+              <w:rPr>
+                <w:rFonts w:ascii="Times New Roman" w:hAnsi="Times New Roman" w:eastAsia="宋体"/>
+                <w:sz w:val="21"/>
+                <w:szCs w:val="21"/>
+              </w:rPr>
+              <w:t xml:space="preserve">2026.04-2026.06</w:t>
             </w:r>
           </w:p>
         </w:tc>
       </w:tr>
       <w:tr>
         <w:trPr>
-          <w:gridAfter w:val="2"/>
+          <w:gridAfter w:val="1"/>
           <w:wAfter w:w="880" w:type="dxa"/>
           <w:jc w:val="center"/>
         </w:trPr>
@@ -1794,17 +1597,17 @@
           </w:tcPr>
           <w:p>
             <w:pPr>
-              <w:spacing w:line="290" w:lineRule="atLeast" w:before="0" w:after="0"/>
-              <w:rPr>
-                <w:rFonts w:ascii="Times New Roman" w:hAnsi="Times New Roman"/>
-                <w:sz w:val="21"/>
-              </w:rPr>
-            </w:pPr>
-          </w:p>
-        </w:tc>
-        <w:tc>
-          <w:tcPr>
-            <w:tcW w:w="4600" w:type="dxa"/>
+              <w:spacing w:line="280" w:lineRule="atLeast"/>
+              <w:rPr>
+                <w:rFonts w:ascii="Times New Roman" w:hAnsi="Times New Roman" w:hint="default"/>
+                <w:sz w:val="21"/>
+              </w:rPr>
+            </w:pPr>
+          </w:p>
+        </w:tc>
+        <w:tc>
+          <w:tcPr>
+            <w:tcW w:w="10048" w:type="dxa"/>
             <w:gridSpan w:val="4"/>
             <w:tcBorders>
               <w:top w:val="nil"/>
@@ -1822,92 +1625,51 @@
           </w:tcPr>
           <w:p>
             <w:pPr>
-              <w:spacing w:line="290" w:lineRule="atLeast" w:before="0" w:after="0"/>
-              <w:rPr>
-                <w:rFonts w:ascii="Times New Roman" w:hAnsi="Times New Roman"/>
-                <w:sz w:val="21"/>
-              </w:rPr>
-            </w:pPr>
-            <w:r>
-              <w:rPr>
-                <w:rFonts w:ascii="Times New Roman" w:eastAsia="宋体" w:hAnsi="Times New Roman" w:cs="宋体"/>
-                <w:b/>
-                <w:bCs/>
-                <w:sz w:val="21"/>
-              </w:rPr>
-              <w:t xml:space="preserve">银行营销数据分析项目</w:t>
-            </w:r>
-          </w:p>
-        </w:tc>
-        <w:tc>
-          <w:tcPr>
-            <w:tcW w:w="2693" w:type="dxa"/>
-            <w:gridSpan w:val="2"/>
-            <w:tcBorders>
-              <w:top w:val="nil"/>
-              <w:left w:val="nil"/>
-              <w:bottom w:val="nil"/>
-              <w:right w:val="nil"/>
-            </w:tcBorders>
-            <w:vAlign w:val="center"/>
-          </w:tcPr>
-          <w:p>
-            <w:pPr>
-              <w:spacing w:line="290" w:lineRule="atLeast" w:before="0" w:after="0"/>
-              <w:rPr>
-                <w:rFonts w:ascii="Times New Roman" w:eastAsia="等线" w:hAnsi="Times New Roman"/>
-                <w:b/>
-                <w:bCs/>
-                <w:sz w:val="21"/>
-              </w:rPr>
-            </w:pPr>
-            <w:r>
-              <w:rPr>
-                <w:rFonts w:ascii="Times New Roman" w:eastAsia="宋体" w:hAnsi="Times New Roman" w:cs="宋体"/>
-                <w:b/>
-                <w:bCs/>
-                <w:sz w:val="21"/>
-              </w:rPr>
-              <w:t xml:space="preserve">个人课程项目</w:t>
-            </w:r>
-          </w:p>
-        </w:tc>
-        <w:tc>
-          <w:tcPr>
-            <w:tcW w:w="2755" w:type="dxa"/>
-            <w:tcBorders>
-              <w:top w:val="nil"/>
-              <w:left w:val="nil"/>
-              <w:bottom w:val="nil"/>
-              <w:right w:val="nil"/>
-            </w:tcBorders>
-            <w:vAlign w:val="center"/>
-          </w:tcPr>
-          <w:p>
-            <w:pPr>
-              <w:spacing w:line="290" w:lineRule="atLeast" w:before="0" w:after="0"/>
-              <w:rPr>
-                <w:rFonts w:ascii="Times New Roman" w:eastAsia="等线" w:hAnsi="Times New Roman" w:hint="default"/>
-                <w:b/>
-                <w:bCs/>
-                <w:sz w:val="21"/>
-              </w:rPr>
-            </w:pPr>
-            <w:r>
-              <w:rPr>
-                <w:rFonts w:ascii="Times New Roman" w:eastAsia="宋体" w:hAnsi="Times New Roman" w:cs="宋体"/>
-                <w:b/>
-                <w:bCs/>
-                <w:sz w:val="21"/>
-              </w:rPr>
-              <w:t xml:space="preserve">2026.04-2026.06</w:t>
+              <w:numPr>
+                <w:ilvl w:val="0"/>
+                <w:numId w:val="9"/>
+              </w:numPr>
+              <w:spacing w:line="280" w:lineRule="atLeast"/>
+              <w:rPr>
+                <w:rFonts w:ascii="Times New Roman" w:eastAsia="宋体" w:hAnsi="Times New Roman" w:cs="宋体" w:hint="default"/>
+                <w:sz w:val="21"/>
+              </w:rPr>
+            </w:pPr>
+            <w:r>
+              <w:rPr>
+                <w:rFonts w:ascii="Times New Roman" w:hAnsi="Times New Roman" w:eastAsia="宋体"/>
+                <w:sz w:val="21"/>
+                <w:szCs w:val="21"/>
+              </w:rPr>
+              <w:t xml:space="preserve">基于45211条葡萄牙银行真实营销数据，用R完成缺失值与异常值清洗，对年龄、职业、营销频次等字段做多维度分层统计</w:t>
+            </w:r>
+          </w:p>
+          <w:p>
+            <w:pPr>
+              <w:numPr>
+                <w:ilvl w:val="0"/>
+                <w:numId w:val="9"/>
+              </w:numPr>
+              <w:spacing w:line="280" w:lineRule="atLeast"/>
+              <w:rPr>
+                <w:rFonts w:ascii="Times New Roman" w:eastAsia="宋体" w:hAnsi="Times New Roman" w:cs="宋体" w:hint="default"/>
+                <w:sz w:val="21"/>
+              </w:rPr>
+            </w:pPr>
+            <w:r>
+              <w:rPr>
+                <w:rFonts w:ascii="Times New Roman" w:hAnsi="Times New Roman" w:eastAsia="宋体"/>
+                <w:sz w:val="21"/>
+                <w:szCs w:val="21"/>
+              </w:rPr>
+              <w:t xml:space="preserve">独立绘制帕累托图、相关性热力图、订阅转化率瀑布图，通过多维度统计呈现客户群体响应差异，识别关键影响变量，为客户分群与营销资源分配提供数据支撑</w:t>
             </w:r>
           </w:p>
         </w:tc>
       </w:tr>
       <w:tr>
         <w:trPr>
-          <w:gridAfter w:val="2"/>
+          <w:gridAfter w:val="1"/>
           <w:wAfter w:w="880" w:type="dxa"/>
           <w:jc w:val="center"/>
         </w:trPr>
@@ -1930,18 +1692,18 @@
           </w:tcPr>
           <w:p>
             <w:pPr>
-              <w:spacing w:line="290" w:lineRule="atLeast" w:before="0" w:after="0"/>
-              <w:rPr>
-                <w:rFonts w:ascii="Times New Roman" w:hAnsi="Times New Roman"/>
-                <w:sz w:val="21"/>
-              </w:rPr>
-            </w:pPr>
-          </w:p>
-        </w:tc>
-        <w:tc>
-          <w:tcPr>
-            <w:tcW w:w="10048" w:type="dxa"/>
-            <w:gridSpan w:val="7"/>
+              <w:spacing w:line="280" w:lineRule="atLeast"/>
+              <w:rPr>
+                <w:rFonts w:ascii="Times New Roman" w:hAnsi="Times New Roman" w:hint="default"/>
+                <w:sz w:val="21"/>
+              </w:rPr>
+            </w:pPr>
+          </w:p>
+        </w:tc>
+        <w:tc>
+          <w:tcPr>
+            <w:tcW w:w="4600" w:type="dxa"/>
+            <w:gridSpan w:val="2"/>
             <w:tcBorders>
               <w:top w:val="nil"/>
               <w:left w:val="nil"/>
@@ -1958,77 +1720,88 @@
           </w:tcPr>
           <w:p>
             <w:pPr>
-              <w:numPr>
-                <w:ilvl w:val="0"/>
-                <w:numId w:val="9"/>
-              </w:numPr>
-              <w:spacing w:line="290" w:lineRule="atLeast" w:before="0" w:after="0"/>
-              <w:rPr>
-                <w:rFonts w:ascii="Times New Roman" w:eastAsia="宋体" w:hAnsi="Times New Roman" w:cs="宋体" w:hint="default"/>
-                <w:sz w:val="21"/>
-              </w:rPr>
-            </w:pPr>
-            <w:r>
-              <w:rPr>
-                <w:rFonts w:ascii="Times New Roman" w:eastAsia="宋体" w:hAnsi="Times New Roman" w:cs="宋体"/>
-                <w:sz w:val="21"/>
-              </w:rPr>
-              <w:t xml:space="preserve">基于</w:t>
-            </w:r>
-            <w:r>
-              <w:rPr>
-                <w:rFonts w:eastAsia="宋体" w:ascii="Times New Roman" w:hAnsi="Times New Roman"/>
-                <w:sz w:val="21"/>
-              </w:rPr>
-              <w:t xml:space="preserve">45211</w:t>
-            </w:r>
-            <w:r>
-              <w:rPr>
-                <w:rFonts w:ascii="Times New Roman" w:eastAsia="宋体" w:hAnsi="Times New Roman" w:cs="宋体"/>
-                <w:sz w:val="21"/>
-              </w:rPr>
-              <w:t xml:space="preserve">条葡萄牙银行真实营销数据，用</w:t>
-            </w:r>
-            <w:r>
-              <w:rPr>
-                <w:rFonts w:eastAsia="宋体" w:ascii="Times New Roman" w:hAnsi="Times New Roman"/>
-                <w:sz w:val="21"/>
-              </w:rPr>
-              <w:t xml:space="preserve">R</w:t>
-            </w:r>
-            <w:r>
-              <w:rPr>
-                <w:rFonts w:ascii="Times New Roman" w:eastAsia="宋体" w:hAnsi="Times New Roman" w:cs="宋体"/>
-                <w:sz w:val="21"/>
-              </w:rPr>
-              <w:t xml:space="preserve">完成缺失值与异常值清洗，对年龄、职业、营销频次等字段做多维度分层统计</w:t>
-            </w:r>
-          </w:p>
-          <w:p>
-            <w:pPr>
-              <w:numPr>
-                <w:ilvl w:val="0"/>
-                <w:numId w:val="9"/>
-              </w:numPr>
-              <w:spacing w:line="290" w:lineRule="atLeast" w:before="0" w:after="0"/>
-              <w:rPr>
-                <w:rFonts w:ascii="Times New Roman" w:eastAsia="宋体" w:hAnsi="Times New Roman" w:cs="宋体" w:hint="default"/>
-                <w:sz w:val="21"/>
-              </w:rPr>
-            </w:pPr>
-            <w:r>
-              <w:rPr>
-                <w:rFonts w:ascii="Times New Roman" w:eastAsia="宋体" w:hAnsi="Times New Roman" w:cs="宋体"/>
-                <w:sz w:val="21"/>
-              </w:rPr>
-              <w:t xml:space="preserve">独立绘制帕累托图、相关性热力图、订阅转化率瀑布图，通过多维度统计呈现客户群体响应差异，识别关键影响变量，为客户分群与营销资源分配提供数据支撑</w:t>
+              <w:spacing w:line="280" w:lineRule="atLeast"/>
+              <w:rPr>
+                <w:rFonts w:ascii="Times New Roman" w:hAnsi="Times New Roman" w:hint="default"/>
+                <w:sz w:val="21"/>
+              </w:rPr>
+            </w:pPr>
+            <w:r>
+              <w:rPr>
+                <w:rFonts w:ascii="Times New Roman" w:hAnsi="Times New Roman" w:eastAsia="宋体"/>
+                <w:sz w:val="21"/>
+                <w:szCs w:val="21"/>
+              </w:rPr>
+              <w:t xml:space="preserve">ERP采购与库存全流程模拟操作</w:t>
+            </w:r>
+          </w:p>
+        </w:tc>
+        <w:tc>
+          <w:tcPr>
+            <w:tcW w:w="2693" w:type="dxa"/>
+            <w:tcBorders>
+              <w:top w:val="nil"/>
+              <w:left w:val="nil"/>
+              <w:bottom w:val="nil"/>
+              <w:right w:val="nil"/>
+            </w:tcBorders>
+            <w:vAlign w:val="center"/>
+          </w:tcPr>
+          <w:p>
+            <w:pPr>
+              <w:spacing w:line="280" w:lineRule="atLeast"/>
+              <w:rPr>
+                <w:rFonts w:ascii="Times New Roman" w:eastAsia="等线" w:hAnsi="Times New Roman" w:hint="default"/>
+                <w:b/>
+                <w:bCs/>
+                <w:sz w:val="21"/>
+              </w:rPr>
+            </w:pPr>
+            <w:r>
+              <w:rPr>
+                <w:rFonts w:ascii="Times New Roman" w:hAnsi="Times New Roman" w:eastAsia="宋体"/>
+                <w:sz w:val="21"/>
+                <w:szCs w:val="21"/>
+              </w:rPr>
+              <w:t xml:space="preserve">课程实验・账套主管</w:t>
+            </w:r>
+          </w:p>
+        </w:tc>
+        <w:tc>
+          <w:tcPr>
+            <w:tcW w:w="2755" w:type="dxa"/>
+            <w:tcBorders>
+              <w:top w:val="nil"/>
+              <w:left w:val="nil"/>
+              <w:bottom w:val="nil"/>
+              <w:right w:val="nil"/>
+            </w:tcBorders>
+            <w:vAlign w:val="center"/>
+          </w:tcPr>
+          <w:p>
+            <w:pPr>
+              <w:spacing w:line="280" w:lineRule="atLeast"/>
+              <w:rPr>
+                <w:rFonts w:ascii="Times New Roman" w:eastAsia="等线" w:hAnsi="Times New Roman" w:hint="default"/>
+                <w:b/>
+                <w:bCs/>
+                <w:sz w:val="21"/>
+              </w:rPr>
+            </w:pPr>
+            <w:r>
+              <w:rPr>
+                <w:rFonts w:ascii="Times New Roman" w:hAnsi="Times New Roman" w:eastAsia="宋体"/>
+                <w:sz w:val="21"/>
+                <w:szCs w:val="21"/>
+              </w:rPr>
+              <w:t xml:space="preserve">2025.03-2025.07</w:t>
             </w:r>
           </w:p>
         </w:tc>
       </w:tr>
       <w:tr>
         <w:trPr>
-          <w:gridAfter w:val="2"/>
+          <w:gridAfter w:val="1"/>
           <w:wAfter w:w="880" w:type="dxa"/>
           <w:jc w:val="center"/>
         </w:trPr>
@@ -2051,17 +1824,17 @@
           </w:tcPr>
           <w:p>
             <w:pPr>
-              <w:spacing w:line="290" w:lineRule="atLeast" w:before="0" w:after="0"/>
-              <w:rPr>
-                <w:rFonts w:ascii="Times New Roman" w:hAnsi="Times New Roman"/>
-                <w:sz w:val="21"/>
-              </w:rPr>
-            </w:pPr>
-          </w:p>
-        </w:tc>
-        <w:tc>
-          <w:tcPr>
-            <w:tcW w:w="4600" w:type="dxa"/>
+              <w:spacing w:line="280" w:lineRule="atLeast"/>
+              <w:rPr>
+                <w:rFonts w:ascii="Times New Roman" w:hAnsi="Times New Roman" w:hint="default"/>
+                <w:sz w:val="21"/>
+              </w:rPr>
+            </w:pPr>
+          </w:p>
+        </w:tc>
+        <w:tc>
+          <w:tcPr>
+            <w:tcW w:w="10048" w:type="dxa"/>
             <w:gridSpan w:val="4"/>
             <w:tcBorders>
               <w:top w:val="nil"/>
@@ -2079,102 +1852,128 @@
           </w:tcPr>
           <w:p>
             <w:pPr>
-              <w:spacing w:line="290" w:lineRule="atLeast" w:before="0" w:after="0"/>
-              <w:rPr>
-                <w:rFonts w:ascii="Times New Roman" w:hAnsi="Times New Roman"/>
-                <w:sz w:val="21"/>
-              </w:rPr>
-            </w:pPr>
-            <w:r>
-              <w:rPr>
-                <w:rFonts w:ascii="Times New Roman" w:eastAsia="宋体" w:hAnsi="Times New Roman" w:cs="宋体"/>
-                <w:b/>
-                <w:bCs/>
-                <w:sz w:val="21"/>
-              </w:rPr>
-              <w:t xml:space="preserve">ERP</w:t>
-            </w:r>
-            <w:r>
-              <w:rPr>
-                <w:rFonts w:ascii="Times New Roman" w:eastAsia="宋体" w:hAnsi="Times New Roman" w:cs="宋体"/>
-                <w:b/>
-                <w:bCs/>
-                <w:sz w:val="21"/>
-              </w:rPr>
-              <w:t xml:space="preserve">采购与库存全流程模拟操作</w:t>
-            </w:r>
-          </w:p>
-        </w:tc>
-        <w:tc>
-          <w:tcPr>
-            <w:tcW w:w="2693" w:type="dxa"/>
-            <w:gridSpan w:val="2"/>
+              <w:numPr>
+                <w:ilvl w:val="0"/>
+                <w:numId w:val="9"/>
+              </w:numPr>
+              <w:spacing w:line="280" w:lineRule="atLeast"/>
+              <w:rPr>
+                <w:rFonts w:ascii="Times New Roman" w:eastAsia="宋体" w:hAnsi="Times New Roman" w:cs="宋体" w:hint="default"/>
+                <w:sz w:val="21"/>
+              </w:rPr>
+            </w:pPr>
+            <w:r>
+              <w:rPr>
+                <w:rFonts w:ascii="Times New Roman" w:hAnsi="Times New Roman" w:eastAsia="宋体"/>
+                <w:sz w:val="21"/>
+                <w:szCs w:val="21"/>
+              </w:rPr>
+              <w:t xml:space="preserve">以账套主管角色使用用友U8+，独立完成采购订单→到货入库→库存调拨→盘点→存货核算→付款凭证全流程操作</w:t>
+            </w:r>
+          </w:p>
+          <w:p>
+            <w:pPr>
+              <w:numPr>
+                <w:ilvl w:val="0"/>
+                <w:numId w:val="9"/>
+              </w:numPr>
+              <w:spacing w:line="280" w:lineRule="atLeast"/>
+              <w:rPr>
+                <w:rFonts w:ascii="Times New Roman" w:eastAsia="宋体" w:hAnsi="Times New Roman" w:cs="宋体" w:hint="default"/>
+                <w:sz w:val="21"/>
+              </w:rPr>
+            </w:pPr>
+            <w:r>
+              <w:rPr>
+                <w:rFonts w:ascii="Times New Roman" w:hAnsi="Times New Roman" w:eastAsia="宋体"/>
+                <w:sz w:val="21"/>
+                <w:szCs w:val="21"/>
+              </w:rPr>
+              <w:t xml:space="preserve">熟悉采购申请、订单管理、入库验收、库存调拨、对账核算各环节的单据流转与系统操作，理解采购到付款的完整业务链路</w:t>
+            </w:r>
+          </w:p>
+        </w:tc>
+      </w:tr>
+      <w:tr>
+        <w:trPr>
+          <w:gridBefore w:val="2"/>
+          <w:wBefore w:w="879" w:type="dxa"/>
+          <w:jc w:val="center"/>
+        </w:trPr>
+        <w:tc>
+          <w:tcPr>
+            <w:tcW w:w="10744" w:type="dxa"/>
+            <w:gridSpan w:val="4"/>
             <w:tcBorders>
               <w:top w:val="nil"/>
               <w:left w:val="nil"/>
               <w:bottom w:val="nil"/>
               <w:right w:val="nil"/>
             </w:tcBorders>
-            <w:vAlign w:val="center"/>
-          </w:tcPr>
-          <w:p>
-            <w:pPr>
-              <w:spacing w:line="290" w:lineRule="atLeast" w:before="0" w:after="0"/>
-              <w:rPr>
-                <w:rFonts w:ascii="Times New Roman" w:eastAsia="等线" w:hAnsi="Times New Roman"/>
+            <w:shd w:val="clear" w:color="auto" w:fill="EEEEEE"/>
+            <w:tcMar>
+              <w:top w:w="0" w:type="dxa"/>
+              <w:left w:w="85" w:type="dxa"/>
+              <w:bottom w:w="0" w:type="dxa"/>
+              <w:right w:w="85" w:type="dxa"/>
+            </w:tcMar>
+            <w:vAlign w:val="center"/>
+          </w:tcPr>
+          <w:p>
+            <w:pPr>
+              <w:spacing w:line="280" w:lineRule="atLeast"/>
+              <w:rPr>
+                <w:rFonts w:hint="default"/>
+              </w:rPr>
+            </w:pPr>
+            <w:r>
+              <w:rPr>
                 <w:b/>
-                <w:bCs/>
-                <w:sz w:val="21"/>
-              </w:rPr>
-            </w:pPr>
-            <w:r>
-              <w:rPr>
-                <w:rFonts w:ascii="Times New Roman" w:eastAsia="宋体" w:hAnsi="Times New Roman" w:cs="宋体"/>
-                <w:b/>
-                <w:bCs/>
-                <w:sz w:val="21"/>
-              </w:rPr>
-              <w:t xml:space="preserve">课程实验・账套主管</w:t>
-            </w:r>
-          </w:p>
-        </w:tc>
-        <w:tc>
-          <w:tcPr>
-            <w:tcW w:w="2755" w:type="dxa"/>
-            <w:tcBorders>
-              <w:top w:val="nil"/>
-              <w:left w:val="nil"/>
-              <w:bottom w:val="nil"/>
-              <w:right w:val="nil"/>
-            </w:tcBorders>
-            <w:vAlign w:val="center"/>
-          </w:tcPr>
-          <w:p>
-            <w:pPr>
-              <w:spacing w:line="290" w:lineRule="atLeast" w:before="0" w:after="0"/>
-              <w:rPr>
-                <w:rFonts w:ascii="Times New Roman" w:eastAsia="等线" w:hAnsi="Times New Roman" w:hint="default"/>
-                <w:b/>
-                <w:bCs/>
-                <w:sz w:val="21"/>
-              </w:rPr>
-            </w:pPr>
-            <w:r>
-              <w:rPr>
-                <w:rFonts w:ascii="Times New Roman" w:eastAsia="宋体" w:hAnsi="Times New Roman" w:cs="宋体"/>
-                <w:b/>
-                <w:bCs/>
-                <w:sz w:val="21"/>
-              </w:rPr>
-              <w:t xml:space="preserve">2025.03-2025.07</w:t>
+              </w:rPr>
+              <w:t>实践经历</w:t>
             </w:r>
           </w:p>
         </w:tc>
       </w:tr>
+    </w:tbl>
+    <w:p>
+      <w:pPr>
+        <w:spacing w:line="290" w:lineRule="atLeast"/>
+        <w:rPr>
+          <w:rFonts w:hint="default"/>
+          <w:vanish/>
+        </w:rPr>
+      </w:pPr>
+    </w:p>
+    <w:p>
+      <w:pPr>
+        <w:spacing w:line="290" w:lineRule="atLeast"/>
+        <w:rPr>
+          <w:rFonts w:hint="default"/>
+          <w:vanish/>
+          <w:sz w:val="21"/>
+        </w:rPr>
+      </w:pPr>
+    </w:p>
+    <w:tbl>
+      <w:tblPr>
+        <w:tblW w:w="0" w:type="auto"/>
+        <w:jc w:val="center"/>
+        <w:tblLayout w:type="fixed"/>
+        <w:tblCellMar>
+          <w:left w:w="0" w:type="dxa"/>
+          <w:right w:w="0" w:type="dxa"/>
+        </w:tblCellMar>
+        <w:tblLook w:val="0000" w:firstRow="0" w:lastRow="0" w:firstColumn="0" w:lastColumn="0" w:noHBand="0" w:noVBand="0"/>
+      </w:tblPr>
+      <w:tblGrid>
+        <w:gridCol w:w="695"/>
+        <w:gridCol w:w="4600"/>
+        <w:gridCol w:w="2693"/>
+        <w:gridCol w:w="2755"/>
+      </w:tblGrid>
       <w:tr>
         <w:trPr>
-          <w:gridAfter w:val="2"/>
-          <w:wAfter w:w="880" w:type="dxa"/>
           <w:jc w:val="center"/>
         </w:trPr>
         <w:tc>
@@ -2196,18 +1995,17 @@
           </w:tcPr>
           <w:p>
             <w:pPr>
-              <w:spacing w:line="290" w:lineRule="atLeast" w:before="0" w:after="0"/>
-              <w:rPr>
-                <w:rFonts w:ascii="Times New Roman" w:hAnsi="Times New Roman"/>
-                <w:sz w:val="21"/>
-              </w:rPr>
-            </w:pPr>
-          </w:p>
-        </w:tc>
-        <w:tc>
-          <w:tcPr>
-            <w:tcW w:w="10048" w:type="dxa"/>
-            <w:gridSpan w:val="7"/>
+              <w:spacing w:line="280" w:lineRule="atLeast"/>
+              <w:rPr>
+                <w:rFonts w:hint="default"/>
+                <w:sz w:val="21"/>
+              </w:rPr>
+            </w:pPr>
+          </w:p>
+        </w:tc>
+        <w:tc>
+          <w:tcPr>
+            <w:tcW w:w="4600" w:type="dxa"/>
             <w:tcBorders>
               <w:top w:val="nil"/>
               <w:left w:val="nil"/>
@@ -2224,134 +2022,87 @@
           </w:tcPr>
           <w:p>
             <w:pPr>
-              <w:numPr>
-                <w:ilvl w:val="0"/>
-                <w:numId w:val="9"/>
-              </w:numPr>
-              <w:spacing w:line="290" w:lineRule="atLeast" w:before="0" w:after="0"/>
-              <w:rPr>
-                <w:rFonts w:ascii="Times New Roman" w:eastAsia="宋体" w:hAnsi="Times New Roman" w:cs="宋体" w:hint="default"/>
-                <w:sz w:val="21"/>
-              </w:rPr>
-            </w:pPr>
-            <w:r>
-              <w:rPr>
-                <w:rFonts w:ascii="Times New Roman" w:eastAsia="宋体" w:hAnsi="Times New Roman" w:cs="宋体"/>
-                <w:sz w:val="21"/>
-              </w:rPr>
-              <w:t xml:space="preserve">以账套主管角色使用用友</w:t>
-            </w:r>
-            <w:r>
-              <w:rPr>
-                <w:rFonts w:eastAsia="宋体" w:ascii="Times New Roman" w:hAnsi="Times New Roman"/>
-                <w:sz w:val="21"/>
-              </w:rPr>
-              <w:t xml:space="preserve">U8+</w:t>
-            </w:r>
-            <w:r>
-              <w:rPr>
-                <w:rFonts w:ascii="Times New Roman" w:eastAsia="宋体" w:hAnsi="Times New Roman" w:cs="宋体"/>
-                <w:sz w:val="21"/>
-              </w:rPr>
-              <w:t xml:space="preserve">，独立完成采购订单→到货入库→库存调拨→盘点→存货核算→付款凭证全流程操作</w:t>
-            </w:r>
-          </w:p>
-          <w:p>
-            <w:pPr>
-              <w:numPr>
-                <w:ilvl w:val="0"/>
-                <w:numId w:val="9"/>
-              </w:numPr>
-              <w:spacing w:line="290" w:lineRule="atLeast" w:before="0" w:after="0"/>
-              <w:rPr>
-                <w:rFonts w:ascii="Times New Roman" w:eastAsia="宋体" w:hAnsi="Times New Roman" w:cs="宋体" w:hint="default"/>
-                <w:sz w:val="21"/>
-              </w:rPr>
-            </w:pPr>
-            <w:r>
-              <w:rPr>
-                <w:rFonts w:ascii="Times New Roman" w:eastAsia="宋体" w:hAnsi="Times New Roman" w:cs="宋体"/>
-                <w:sz w:val="21"/>
-              </w:rPr>
-              <w:t xml:space="preserve">熟悉采购申请、订单管理、入库验收、库存调拨、对账核算各环节的单据流转与系统操作，理解采购到付款的完整业务链路</w:t>
-            </w:r>
-          </w:p>
-        </w:tc>
-      </w:tr>
-      <w:tr>
-        <w:trPr>
-          <w:gridBefore w:val="3"/>
-          <w:wBefore w:w="879" w:type="dxa"/>
-          <w:jc w:val="center"/>
-        </w:trPr>
-        <w:tc>
-          <w:tcPr>
-            <w:tcW w:w="10744" w:type="dxa"/>
-            <w:gridSpan w:val="7"/>
+              <w:spacing w:line="280" w:lineRule="atLeast"/>
+              <w:rPr>
+                <w:rFonts w:hint="default"/>
+                <w:b/>
+                <w:bCs/>
+                <w:sz w:val="21"/>
+              </w:rPr>
+            </w:pPr>
+            <w:r>
+              <w:rPr>
+                <w:rFonts w:ascii="Times New Roman" w:hAnsi="Times New Roman" w:eastAsia="宋体"/>
+                <w:sz w:val="21"/>
+                <w:szCs w:val="21"/>
+              </w:rPr>
+              <w:t xml:space="preserve">山东鱼跃尚成教育有限责任公司</w:t>
+            </w:r>
+          </w:p>
+        </w:tc>
+        <w:tc>
+          <w:tcPr>
+            <w:tcW w:w="2693" w:type="dxa"/>
             <w:tcBorders>
               <w:top w:val="nil"/>
               <w:left w:val="nil"/>
               <w:bottom w:val="nil"/>
               <w:right w:val="nil"/>
             </w:tcBorders>
-            <w:shd w:val="clear" w:color="auto" w:fill="EEEEEE"/>
-            <w:tcMar>
-              <w:top w:w="0" w:type="dxa"/>
-              <w:left w:w="85" w:type="dxa"/>
-              <w:bottom w:w="0" w:type="dxa"/>
-              <w:right w:w="85" w:type="dxa"/>
-            </w:tcMar>
-            <w:vAlign w:val="center"/>
-          </w:tcPr>
-          <w:p>
-            <w:pPr>
-              <w:spacing w:line="290" w:lineRule="atLeast" w:before="0" w:after="0"/>
-            </w:pPr>
-            <w:r>
-              <w:rPr>
+            <w:vAlign w:val="center"/>
+          </w:tcPr>
+          <w:p>
+            <w:pPr>
+              <w:spacing w:line="280" w:lineRule="atLeast"/>
+              <w:rPr>
+                <w:rFonts w:hint="default"/>
                 <w:b/>
-              </w:rPr>
-              <w:t>实践经历</w:t>
+                <w:bCs/>
+                <w:sz w:val="21"/>
+              </w:rPr>
+            </w:pPr>
+            <w:r>
+              <w:rPr>
+                <w:rFonts w:ascii="Times New Roman" w:hAnsi="Times New Roman" w:eastAsia="宋体"/>
+                <w:sz w:val="21"/>
+                <w:szCs w:val="21"/>
+              </w:rPr>
+              <w:t xml:space="preserve">项目助理（兼职）</w:t>
+            </w:r>
+          </w:p>
+        </w:tc>
+        <w:tc>
+          <w:tcPr>
+            <w:tcW w:w="2755" w:type="dxa"/>
+            <w:tcBorders>
+              <w:top w:val="nil"/>
+              <w:left w:val="nil"/>
+              <w:bottom w:val="nil"/>
+              <w:right w:val="nil"/>
+            </w:tcBorders>
+            <w:vAlign w:val="center"/>
+          </w:tcPr>
+          <w:p>
+            <w:pPr>
+              <w:spacing w:line="280" w:lineRule="atLeast"/>
+              <w:rPr>
+                <w:rFonts w:ascii="Times New Roman" w:eastAsia="等线" w:hAnsi="Times New Roman" w:hint="default"/>
+                <w:b/>
+                <w:bCs/>
+                <w:sz w:val="21"/>
+              </w:rPr>
+            </w:pPr>
+            <w:r>
+              <w:rPr>
+                <w:rFonts w:ascii="Times New Roman" w:hAnsi="Times New Roman" w:eastAsia="宋体"/>
+                <w:sz w:val="21"/>
+                <w:szCs w:val="21"/>
+              </w:rPr>
+              <w:t xml:space="preserve">2026.04 - 2026.07</w:t>
             </w:r>
           </w:p>
         </w:tc>
       </w:tr>
-    </w:tbl>
-    <w:p>
-      <w:pPr>
-        <w:rPr>
-          <w:vanish/>
-        </w:rPr>
-        <w:spacing w:line="290" w:lineRule="atLeast" w:before="0" w:after="0"/>
-      </w:pPr>
-    </w:p>
-    <w:p>
-      <w:pPr>
-        <w:rPr>
-          <w:vanish/>
-          <w:sz w:val="21"/>
-        </w:rPr>
-        <w:spacing w:line="290" w:lineRule="atLeast" w:before="0" w:after="0"/>
-      </w:pPr>
-    </w:p>
-    <w:tbl>
-      <w:tblPr>
-        <w:tblW w:w="0" w:type="auto"/>
-        <w:jc w:val="center"/>
-        <w:tblInd w:w="0" w:type="dxa"/>
-        <w:tblLayout w:type="fixed"/>
-        <w:tblCellMar>
-          <w:left w:w="0" w:type="dxa"/>
-          <w:right w:w="0" w:type="dxa"/>
-        </w:tblCellMar>
-        <w:tblLook w:val="0000" w:firstRow="0" w:lastRow="0" w:firstColumn="0" w:lastColumn="0" w:noHBand="0" w:noVBand="0"/>
-      </w:tblPr>
-      <w:tblGrid>
-        <w:gridCol w:w="695"/>
-        <w:gridCol w:w="3686"/>
-        <w:gridCol w:w="2693"/>
-        <w:gridCol w:w="3669"/>
-      </w:tblGrid>
       <w:tr>
         <w:trPr>
           <w:jc w:val="center"/>
@@ -2375,140 +2126,9 @@
           </w:tcPr>
           <w:p>
             <w:pPr>
-              <w:spacing w:line="290" w:lineRule="atLeast" w:before="0" w:after="0"/>
-              <w:rPr>
-                <w:sz w:val="21"/>
-              </w:rPr>
-            </w:pPr>
-          </w:p>
-        </w:tc>
-        <w:tc>
-          <w:tcPr>
-            <w:tcW w:w="4600" w:type="dxa"/>
-            <w:tcBorders>
-              <w:top w:val="nil"/>
-              <w:left w:val="nil"/>
-              <w:bottom w:val="nil"/>
-              <w:right w:val="nil"/>
-            </w:tcBorders>
-            <w:tcMar>
-              <w:top w:w="0" w:type="dxa"/>
-              <w:left w:w="85" w:type="dxa"/>
-              <w:bottom w:w="0" w:type="dxa"/>
-              <w:right w:w="85" w:type="dxa"/>
-            </w:tcMar>
-            <w:vAlign w:val="center"/>
-          </w:tcPr>
-          <w:p>
-            <w:pPr>
-              <w:spacing w:line="290" w:lineRule="atLeast" w:before="0" w:after="0"/>
-              <w:rPr>
-                <w:b/>
-                <w:bCs/>
-                <w:sz w:val="21"/>
-              </w:rPr>
-            </w:pPr>
-            <w:r>
-              <w:rPr>
-                <w:rFonts w:ascii="Times New Roman" w:eastAsia="宋体" w:hAnsi="Times New Roman" w:cs="宋体"/>
-                <w:b/>
-                <w:bCs/>
-                <w:sz w:val="21"/>
-              </w:rPr>
-              <w:t xml:space="preserve">山东鱼跃尚成教育有限责任公司</w:t>
-            </w:r>
-          </w:p>
-        </w:tc>
-        <w:tc>
-          <w:tcPr>
-            <w:tcW w:w="2693" w:type="dxa"/>
-            <w:tcBorders>
-              <w:top w:val="nil"/>
-              <w:left w:val="nil"/>
-              <w:bottom w:val="nil"/>
-              <w:right w:val="nil"/>
-            </w:tcBorders>
-            <w:vAlign w:val="center"/>
-          </w:tcPr>
-          <w:p>
-            <w:pPr>
-              <w:spacing w:line="290" w:lineRule="atLeast" w:before="0" w:after="0"/>
-              <w:rPr>
-                <w:b/>
-                <w:bCs/>
-                <w:sz w:val="21"/>
-              </w:rPr>
-            </w:pPr>
-            <w:r>
-              <w:rPr>
-                <w:rFonts w:ascii="Times New Roman" w:eastAsia="宋体" w:hAnsi="Times New Roman" w:cs="宋体"/>
-                <w:b/>
-                <w:bCs/>
-                <w:sz w:val="21"/>
-              </w:rPr>
-              <w:t xml:space="preserve">项目助理（兼职）</w:t>
-            </w:r>
-          </w:p>
-        </w:tc>
-        <w:tc>
-          <w:tcPr>
-            <w:tcW w:w="2755" w:type="dxa"/>
-            <w:tcBorders>
-              <w:top w:val="nil"/>
-              <w:left w:val="nil"/>
-              <w:bottom w:val="nil"/>
-              <w:right w:val="nil"/>
-            </w:tcBorders>
-            <w:vAlign w:val="center"/>
-          </w:tcPr>
-          <w:p>
-            <w:pPr>
-              <w:spacing w:line="290" w:lineRule="atLeast" w:before="0" w:after="0"/>
-              <w:rPr>
-                <w:rFonts w:ascii="Times New Roman" w:eastAsia="等线" w:hAnsi="Times New Roman" w:hint="default"/>
-                <w:b/>
-                <w:bCs/>
-                <w:sz w:val="21"/>
-              </w:rPr>
-            </w:pPr>
-            <w:r>
-              <w:rPr>
-                <w:rFonts w:ascii="Times New Roman" w:eastAsia="宋体" w:hAnsi="Times New Roman" w:cs="宋体"/>
-                <w:b/>
-                <w:bCs/>
-                <w:sz w:val="21"/>
-              </w:rPr>
-              <w:t xml:space="preserve">2026.04 - 2026.07</w:t>
-            </w:r>
-          </w:p>
-        </w:tc>
-      </w:tr>
-      <w:tr>
-        <w:trPr>
-          <w:jc w:val="center"/>
-        </w:trPr>
-        <w:tc>
-          <w:tcPr>
-            <w:tcW w:w="695" w:type="dxa"/>
-            <w:tcBorders>
-              <w:top w:val="nil"/>
-              <w:left w:val="nil"/>
-              <w:bottom w:val="nil"/>
-              <w:right w:val="nil"/>
-            </w:tcBorders>
-            <w:tcMar>
-              <w:top w:w="0" w:type="dxa"/>
-              <w:left w:w="113" w:type="dxa"/>
-              <w:bottom w:w="0" w:type="dxa"/>
-              <w:right w:w="85" w:type="dxa"/>
-            </w:tcMar>
-            <w:vAlign w:val="center"/>
-          </w:tcPr>
-          <w:p>
-            <w:pPr>
-              <w:spacing w:line="290" w:lineRule="atLeast" w:before="0" w:after="0"/>
-              <w:rPr>
-                <w:rFonts w:ascii="Times New Roman" w:hAnsi="Times New Roman"/>
+              <w:spacing w:line="280" w:lineRule="atLeast"/>
+              <w:rPr>
+                <w:rFonts w:ascii="Times New Roman" w:hAnsi="Times New Roman" w:hint="default"/>
                 <w:sz w:val="21"/>
               </w:rPr>
             </w:pPr>
@@ -2538,7 +2158,7 @@
                 <w:ilvl w:val="0"/>
                 <w:numId w:val="6"/>
               </w:numPr>
-              <w:spacing w:line="290" w:lineRule="atLeast" w:before="0" w:after="0"/>
+              <w:spacing w:line="280" w:lineRule="atLeast"/>
               <w:rPr>
                 <w:rFonts w:ascii="Times New Roman" w:eastAsia="宋体" w:hAnsi="Times New Roman" w:cs="宋体" w:hint="default"/>
                 <w:sz w:val="21"/>
@@ -2546,38 +2166,11 @@
             </w:pPr>
             <w:r>
               <w:rPr>
-                <w:rFonts w:ascii="Times New Roman" w:eastAsia="宋体" w:hAnsi="Times New Roman" w:cs="宋体"/>
-                <w:sz w:val="21"/>
-              </w:rPr>
-              <w:t xml:space="preserve">作为项目助理统筹</w:t>
-            </w:r>
-            <w:r>
-              <w:rPr>
-                <w:rFonts w:eastAsia="宋体" w:ascii="Times New Roman" w:hAnsi="Times New Roman"/>
-                <w:sz w:val="21"/>
-              </w:rPr>
-              <w:t xml:space="preserve">200+</w:t>
-            </w:r>
-            <w:r>
-              <w:rPr>
-                <w:rFonts w:ascii="Times New Roman" w:eastAsia="宋体" w:hAnsi="Times New Roman" w:cs="宋体"/>
-                <w:sz w:val="21"/>
-              </w:rPr>
-              <w:t xml:space="preserve">份申报材料的收集、核对、提交全流程，用</w:t>
-            </w:r>
-            <w:r>
-              <w:rPr>
-                <w:rFonts w:eastAsia="宋体" w:ascii="Times New Roman" w:hAnsi="Times New Roman"/>
-                <w:sz w:val="21"/>
-              </w:rPr>
-              <w:t xml:space="preserve">Excel</w:t>
-            </w:r>
-            <w:r>
-              <w:rPr>
-                <w:rFonts w:ascii="Times New Roman" w:eastAsia="宋体" w:hAnsi="Times New Roman" w:cs="宋体"/>
-                <w:sz w:val="21"/>
-              </w:rPr>
-              <w:t xml:space="preserve">搭建可检索的电子台账</w:t>
+                <w:rFonts w:ascii="Times New Roman" w:hAnsi="Times New Roman" w:eastAsia="宋体"/>
+                <w:sz w:val="21"/>
+                <w:szCs w:val="21"/>
+              </w:rPr>
+              <w:t xml:space="preserve">作为项目助理统筹200+份申报材料的收集、核对、提交全流程，用Excel搭建可检索的电子台账</w:t>
             </w:r>
           </w:p>
           <w:p>
@@ -2586,7 +2179,7 @@
                 <w:ilvl w:val="0"/>
                 <w:numId w:val="6"/>
               </w:numPr>
-              <w:spacing w:line="290" w:lineRule="atLeast" w:before="0" w:after="0"/>
+              <w:spacing w:line="280" w:lineRule="atLeast"/>
               <w:rPr>
                 <w:rFonts w:ascii="Times New Roman" w:eastAsia="宋体" w:hAnsi="Times New Roman" w:cs="宋体" w:hint="default"/>
                 <w:sz w:val="21"/>
@@ -2594,8 +2187,9 @@
             </w:pPr>
             <w:r>
               <w:rPr>
-                <w:rFonts w:ascii="Times New Roman" w:eastAsia="宋体" w:hAnsi="Times New Roman" w:cs="宋体"/>
-                <w:sz w:val="21"/>
+                <w:rFonts w:ascii="Times New Roman" w:hAnsi="Times New Roman" w:eastAsia="宋体"/>
+                <w:sz w:val="21"/>
+                <w:szCs w:val="21"/>
               </w:rPr>
               <w:t xml:space="preserve">梳理并标准化资料审核与报批流程，按月汇总项目执行数据；建立可检索的文档归档体系，统一收纳申报单据并分类存档，提升材料调取效率</w:t>
             </w:r>
@@ -2625,8 +2219,9 @@
           </w:tcPr>
           <w:p>
             <w:pPr>
-              <w:spacing w:line="290" w:lineRule="atLeast" w:before="0" w:after="0"/>
-              <w:rPr>
+              <w:spacing w:line="280" w:lineRule="atLeast"/>
+              <w:rPr>
+                <w:rFonts w:hint="default"/>
                 <w:sz w:val="21"/>
               </w:rPr>
             </w:pPr>
@@ -2651,8 +2246,9 @@
           </w:tcPr>
           <w:p>
             <w:pPr>
-              <w:spacing w:line="290" w:lineRule="atLeast" w:before="0" w:after="0"/>
-              <w:rPr>
+              <w:spacing w:line="280" w:lineRule="atLeast"/>
+              <w:rPr>
+                <w:rFonts w:hint="default"/>
                 <w:b/>
                 <w:bCs/>
                 <w:sz w:val="21"/>
@@ -2660,10 +2256,9 @@
             </w:pPr>
             <w:r>
               <w:rPr>
-                <w:rFonts w:ascii="Times New Roman" w:eastAsia="宋体" w:hAnsi="Times New Roman" w:cs="宋体"/>
-                <w:b/>
-                <w:bCs/>
-                <w:sz w:val="21"/>
+                <w:rFonts w:ascii="Times New Roman" w:hAnsi="Times New Roman" w:eastAsia="宋体"/>
+                <w:sz w:val="21"/>
+                <w:szCs w:val="21"/>
               </w:rPr>
               <w:t xml:space="preserve">瑞幸咖啡</w:t>
             </w:r>
@@ -2682,8 +2277,9 @@
           </w:tcPr>
           <w:p>
             <w:pPr>
-              <w:spacing w:line="290" w:lineRule="atLeast" w:before="0" w:after="0"/>
-              <w:rPr>
+              <w:spacing w:line="280" w:lineRule="atLeast"/>
+              <w:rPr>
+                <w:rFonts w:hint="default"/>
                 <w:b/>
                 <w:bCs/>
                 <w:sz w:val="21"/>
@@ -2691,10 +2287,9 @@
             </w:pPr>
             <w:r>
               <w:rPr>
-                <w:rFonts w:ascii="Times New Roman" w:eastAsia="宋体" w:hAnsi="Times New Roman" w:cs="宋体"/>
-                <w:b/>
-                <w:bCs/>
-                <w:sz w:val="21"/>
+                <w:rFonts w:ascii="Times New Roman" w:hAnsi="Times New Roman" w:eastAsia="宋体"/>
+                <w:sz w:val="21"/>
+                <w:szCs w:val="21"/>
               </w:rPr>
               <w:t xml:space="preserve">咖啡师（兼职）</w:t>
             </w:r>
@@ -2713,7 +2308,7 @@
           </w:tcPr>
           <w:p>
             <w:pPr>
-              <w:spacing w:line="290" w:lineRule="atLeast" w:before="0" w:after="0"/>
+              <w:spacing w:line="280" w:lineRule="atLeast"/>
               <w:rPr>
                 <w:rFonts w:ascii="Times New Roman" w:eastAsia="等线" w:hAnsi="Times New Roman" w:hint="default"/>
                 <w:b/>
@@ -2723,10 +2318,9 @@
             </w:pPr>
             <w:r>
               <w:rPr>
-                <w:rFonts w:ascii="Times New Roman" w:eastAsia="宋体" w:hAnsi="Times New Roman" w:cs="宋体"/>
-                <w:b/>
-                <w:bCs/>
-                <w:sz w:val="21"/>
+                <w:rFonts w:ascii="Times New Roman" w:hAnsi="Times New Roman" w:eastAsia="宋体"/>
+                <w:sz w:val="21"/>
+                <w:szCs w:val="21"/>
               </w:rPr>
               <w:t xml:space="preserve">2023.07 - 2023.09</w:t>
             </w:r>
@@ -2756,9 +2350,9 @@
           </w:tcPr>
           <w:p>
             <w:pPr>
-              <w:spacing w:line="290" w:lineRule="atLeast" w:before="0" w:after="0"/>
-              <w:rPr>
-                <w:rFonts w:ascii="Times New Roman" w:hAnsi="Times New Roman"/>
+              <w:spacing w:line="280" w:lineRule="atLeast"/>
+              <w:rPr>
+                <w:rFonts w:ascii="Times New Roman" w:hAnsi="Times New Roman" w:hint="default"/>
                 <w:sz w:val="21"/>
               </w:rPr>
             </w:pPr>
@@ -2788,7 +2382,7 @@
                 <w:ilvl w:val="0"/>
                 <w:numId w:val="6"/>
               </w:numPr>
-              <w:spacing w:line="290" w:lineRule="atLeast" w:before="0" w:after="0"/>
+              <w:spacing w:line="280" w:lineRule="atLeast"/>
               <w:rPr>
                 <w:rFonts w:ascii="Times New Roman" w:eastAsia="宋体" w:hAnsi="Times New Roman" w:cs="宋体" w:hint="default"/>
                 <w:sz w:val="21"/>
@@ -2796,24 +2390,11 @@
             </w:pPr>
             <w:r>
               <w:rPr>
-                <w:rFonts w:ascii="Times New Roman" w:eastAsia="宋体" w:hAnsi="Times New Roman" w:cs="宋体"/>
-                <w:sz w:val="21"/>
-              </w:rPr>
-              <w:t xml:space="preserve">负责门店数十种原辅料的补货申请、入库核对与日常盘点，落实“日盘</w:t>
-            </w:r>
-            <w:r>
-              <w:rPr>
-                <w:rFonts w:eastAsia="宋体" w:ascii="Times New Roman" w:hAnsi="Times New Roman"/>
-                <w:sz w:val="21"/>
-              </w:rPr>
-              <w:t xml:space="preserve">+</w:t>
-            </w:r>
-            <w:r>
-              <w:rPr>
-                <w:rFonts w:ascii="Times New Roman" w:eastAsia="宋体" w:hAnsi="Times New Roman" w:cs="宋体"/>
-                <w:sz w:val="21"/>
-              </w:rPr>
-              <w:t xml:space="preserve">效期预警”机制，核对交接班出入库单据，保持库存账实一致，任职期间无重大盘点差异</w:t>
+                <w:rFonts w:ascii="Times New Roman" w:hAnsi="Times New Roman" w:eastAsia="宋体"/>
+                <w:sz w:val="21"/>
+                <w:szCs w:val="21"/>
+              </w:rPr>
+              <w:t xml:space="preserve">负责门店数十种原辅料的补货申请、入库核对与日常盘点，落实“日盘+效期预警”机制，核对交接班出入库单据，保持库存账实一致，任职期间无重大盘点差异</w:t>
             </w:r>
           </w:p>
           <w:p>
@@ -2822,7 +2403,7 @@
                 <w:ilvl w:val="0"/>
                 <w:numId w:val="6"/>
               </w:numPr>
-              <w:spacing w:line="290" w:lineRule="atLeast" w:before="0" w:after="0"/>
+              <w:spacing w:line="280" w:lineRule="atLeast"/>
               <w:rPr>
                 <w:rFonts w:ascii="Times New Roman" w:eastAsia="宋体" w:hAnsi="Times New Roman" w:cs="宋体" w:hint="default"/>
                 <w:sz w:val="21"/>
@@ -2830,8 +2411,9 @@
             </w:pPr>
             <w:r>
               <w:rPr>
-                <w:rFonts w:ascii="Times New Roman" w:eastAsia="宋体" w:hAnsi="Times New Roman" w:cs="宋体"/>
-                <w:sz w:val="21"/>
+                <w:rFonts w:ascii="Times New Roman" w:hAnsi="Times New Roman" w:eastAsia="宋体"/>
+                <w:sz w:val="21"/>
+                <w:szCs w:val="21"/>
               </w:rPr>
               <w:t xml:space="preserve">根据销售消耗规律制定每日解冻备货计划，精准匹配需求与备货量，降低物料损耗与临时缺货风险，保障门店日常运营物料供应稳定</w:t>
             </w:r>
@@ -2841,68 +2423,346 @@
     </w:tbl>
     <w:p>
       <w:pPr>
+        <w:spacing w:line="290" w:lineRule="atLeast"/>
         <w:rPr>
-          <w:rFonts w:ascii="Times New Roman" w:hAnsi="Times New Roman"/>
+          <w:rFonts w:ascii="Times New Roman" w:hAnsi="Times New Roman" w:hint="default"/>
           <w:vanish/>
           <w:sz w:val="21"/>
         </w:rPr>
-        <w:spacing w:line="290" w:lineRule="atLeast" w:before="0" w:after="0"/>
       </w:pPr>
     </w:p>
     <w:p>
       <w:pPr>
+        <w:spacing w:line="290" w:lineRule="atLeast"/>
         <w:rPr>
-          <w:rFonts w:ascii="Times New Roman" w:hAnsi="Times New Roman"/>
-          <w:vanish/>
-          <w:sz w:val="21"/>
-        </w:rPr>
-        <w:spacing w:line="290" w:lineRule="atLeast" w:before="0" w:after="0"/>
-      </w:pPr>
-    </w:p>
-    <w:p>
-      <w:pPr>
-        <w:rPr>
-          <w:rFonts w:ascii="Times New Roman" w:hAnsi="Times New Roman"/>
-          <w:vanish/>
-          <w:sz w:val="21"/>
-        </w:rPr>
-        <w:spacing w:line="290" w:lineRule="atLeast" w:before="0" w:after="0"/>
-      </w:pPr>
-    </w:p>
-    <w:p>
-      <w:pPr>
-        <w:rPr>
-          <w:rFonts w:ascii="Times New Roman" w:hAnsi="Times New Roman"/>
+          <w:rFonts w:ascii="Times New Roman" w:hAnsi="Times New Roman" w:hint="default"/>
           <w:vanish/>
           <w:sz w:val="2"/>
         </w:rPr>
-        <w:spacing w:line="290" w:lineRule="atLeast" w:before="0" w:after="0"/>
-      </w:pPr>
-    </w:p>
-    <w:p>
-      <w:pPr>
-        <w:rPr>
-          <w:rFonts w:ascii="Times New Roman" w:hAnsi="Times New Roman"/>
-          <w:vanish/>
-        </w:rPr>
-        <w:spacing w:line="290" w:lineRule="atLeast" w:before="0" w:after="0"/>
-      </w:pPr>
-    </w:p>
-    <w:p>
-      <w:pPr>
-        <w:rPr>
-          <w:rFonts w:ascii="Times New Roman" w:hAnsi="Times New Roman"/>
-          <w:vanish/>
-          <w:sz w:val="21"/>
-        </w:rPr>
-        <w:spacing w:line="290" w:lineRule="atLeast" w:before="0" w:after="0"/>
       </w:pPr>
     </w:p>
     <w:tbl>
       <w:tblPr>
         <w:tblW w:w="0" w:type="auto"/>
         <w:jc w:val="center"/>
-        <w:tblInd w:w="0" w:type="dxa"/>
+        <w:tblLayout w:type="fixed"/>
+        <w:tblCellMar>
+          <w:left w:w="0" w:type="dxa"/>
+          <w:right w:w="0" w:type="dxa"/>
+        </w:tblCellMar>
+        <w:tblLook w:val="0000" w:firstRow="0" w:lastRow="0" w:firstColumn="0" w:lastColumn="0" w:noHBand="0" w:noVBand="0"/>
+      </w:tblPr>
+      <w:tblGrid>
+        <w:gridCol w:w="695"/>
+        <w:gridCol w:w="4600"/>
+        <w:gridCol w:w="2693"/>
+        <w:gridCol w:w="2756"/>
+      </w:tblGrid>
+      <w:tr>
+        <w:trPr>
+          <w:jc w:val="center"/>
+        </w:trPr>
+        <w:tc>
+          <w:tcPr>
+            <w:tcW w:w="10744" w:type="dxa"/>
+            <w:gridSpan w:val="4"/>
+            <w:tcBorders>
+              <w:top w:val="nil"/>
+              <w:left w:val="nil"/>
+              <w:bottom w:val="nil"/>
+              <w:right w:val="nil"/>
+            </w:tcBorders>
+            <w:shd w:val="clear" w:color="auto" w:fill="EEEEEE"/>
+            <w:tcMar>
+              <w:top w:w="0" w:type="dxa"/>
+              <w:left w:w="85" w:type="dxa"/>
+              <w:bottom w:w="0" w:type="dxa"/>
+              <w:right w:w="85" w:type="dxa"/>
+            </w:tcMar>
+            <w:vAlign w:val="center"/>
+          </w:tcPr>
+          <w:p>
+            <w:pPr>
+              <w:spacing w:line="280" w:lineRule="atLeast"/>
+              <w:rPr>
+                <w:rFonts w:ascii="Times New Roman" w:eastAsia="宋体" w:hAnsi="Times New Roman" w:cs="宋体" w:hint="default"/>
+                <w:b/>
+                <w:bCs/>
+              </w:rPr>
+            </w:pPr>
+            <w:r>
+              <w:rPr>
+                <w:rFonts w:ascii="Times New Roman" w:hAnsi="Times New Roman" w:eastAsia="宋体"/>
+                <w:sz w:val="21"/>
+                <w:szCs w:val="21"/>
+              </w:rPr>
+              <w:t xml:space="preserve">校园经历</w:t>
+            </w:r>
+          </w:p>
+        </w:tc>
+      </w:tr>
+      <w:tr>
+        <w:tblPrEx>
+          <w:tblLook w:val="04A0" w:firstRow="1" w:lastRow="0" w:firstColumn="1" w:lastColumn="0" w:noHBand="0" w:noVBand="1"/>
+        </w:tblPrEx>
+        <w:trPr>
+          <w:jc w:val="center"/>
+        </w:trPr>
+        <w:tc>
+          <w:tcPr>
+            <w:tcW w:w="695" w:type="dxa"/>
+            <w:tcMar>
+              <w:top w:w="0" w:type="dxa"/>
+              <w:left w:w="113" w:type="dxa"/>
+              <w:bottom w:w="0" w:type="dxa"/>
+              <w:right w:w="85" w:type="dxa"/>
+            </w:tcMar>
+            <w:vAlign w:val="center"/>
+          </w:tcPr>
+          <w:p>
+            <w:pPr>
+              <w:spacing w:line="280" w:lineRule="atLeast"/>
+              <w:rPr>
+                <w:rFonts w:ascii="Times New Roman" w:hAnsi="Times New Roman" w:hint="default"/>
+                <w:sz w:val="21"/>
+              </w:rPr>
+            </w:pPr>
+          </w:p>
+        </w:tc>
+        <w:tc>
+          <w:tcPr>
+            <w:tcW w:w="4600" w:type="dxa"/>
+            <w:tcMar>
+              <w:top w:w="0" w:type="dxa"/>
+              <w:left w:w="85" w:type="dxa"/>
+              <w:bottom w:w="0" w:type="dxa"/>
+              <w:right w:w="85" w:type="dxa"/>
+            </w:tcMar>
+            <w:vAlign w:val="center"/>
+            <w:hideMark/>
+          </w:tcPr>
+          <w:p>
+            <w:pPr>
+              <w:spacing w:line="280" w:lineRule="atLeast"/>
+              <w:rPr>
+                <w:rFonts w:ascii="Times New Roman" w:hAnsi="Times New Roman" w:hint="default"/>
+                <w:b/>
+                <w:bCs/>
+                <w:sz w:val="21"/>
+              </w:rPr>
+            </w:pPr>
+            <w:r>
+              <w:rPr>
+                <w:rFonts w:ascii="Times New Roman" w:eastAsia="宋体" w:hAnsi="Times New Roman" w:cs="宋体"/>
+                <w:b/>
+                <w:bCs/>
+                <w:sz w:val="21"/>
+              </w:rPr>
+              <w:t>山东大学管理学院宣传部</w:t>
+            </w:r>
+          </w:p>
+        </w:tc>
+        <w:tc>
+          <w:tcPr>
+            <w:tcW w:w="2693" w:type="dxa"/>
+            <w:vAlign w:val="center"/>
+            <w:hideMark/>
+          </w:tcPr>
+          <w:p>
+            <w:pPr>
+              <w:spacing w:line="280" w:lineRule="atLeast"/>
+              <w:rPr>
+                <w:rFonts w:ascii="Times New Roman" w:hAnsi="Times New Roman" w:hint="default"/>
+                <w:b/>
+                <w:bCs/>
+                <w:sz w:val="21"/>
+              </w:rPr>
+            </w:pPr>
+            <w:r>
+              <w:rPr>
+                <w:rFonts w:ascii="Times New Roman" w:eastAsia="宋体" w:hAnsi="Times New Roman" w:cs="宋体"/>
+                <w:b/>
+                <w:bCs/>
+                <w:sz w:val="21"/>
+              </w:rPr>
+              <w:t>干事</w:t>
+            </w:r>
+          </w:p>
+        </w:tc>
+        <w:tc>
+          <w:tcPr>
+            <w:tcW w:w="2755" w:type="dxa"/>
+            <w:vAlign w:val="center"/>
+            <w:hideMark/>
+          </w:tcPr>
+          <w:p>
+            <w:pPr>
+              <w:spacing w:line="280" w:lineRule="atLeast"/>
+              <w:rPr>
+                <w:rFonts w:ascii="Times New Roman" w:hAnsi="Times New Roman" w:hint="default"/>
+                <w:b/>
+                <w:bCs/>
+                <w:sz w:val="21"/>
+              </w:rPr>
+            </w:pPr>
+            <w:r>
+              <w:rPr>
+                <w:rFonts w:ascii="Times New Roman" w:eastAsia="宋体" w:hAnsi="Times New Roman" w:cs="宋体"/>
+                <w:b/>
+                <w:bCs/>
+                <w:sz w:val="21"/>
+              </w:rPr>
+              <w:t>2024.09 - 2025.06</w:t>
+            </w:r>
+          </w:p>
+        </w:tc>
+      </w:tr>
+      <w:tr>
+        <w:tblPrEx>
+          <w:tblLook w:val="04A0" w:firstRow="1" w:lastRow="0" w:firstColumn="1" w:lastColumn="0" w:noHBand="0" w:noVBand="1"/>
+        </w:tblPrEx>
+        <w:trPr>
+          <w:jc w:val="center"/>
+        </w:trPr>
+        <w:tc>
+          <w:tcPr>
+            <w:tcW w:w="695" w:type="dxa"/>
+            <w:tcMar>
+              <w:top w:w="0" w:type="dxa"/>
+              <w:left w:w="113" w:type="dxa"/>
+              <w:bottom w:w="0" w:type="dxa"/>
+              <w:right w:w="85" w:type="dxa"/>
+            </w:tcMar>
+            <w:vAlign w:val="center"/>
+          </w:tcPr>
+          <w:p>
+            <w:pPr>
+              <w:spacing w:line="280" w:lineRule="atLeast"/>
+              <w:rPr>
+                <w:rFonts w:ascii="Times New Roman" w:hAnsi="Times New Roman" w:hint="default"/>
+                <w:sz w:val="21"/>
+              </w:rPr>
+            </w:pPr>
+          </w:p>
+        </w:tc>
+        <w:tc>
+          <w:tcPr>
+            <w:tcW w:w="10049" w:type="dxa"/>
+            <w:gridSpan w:val="3"/>
+            <w:tcMar>
+              <w:top w:w="0" w:type="dxa"/>
+              <w:left w:w="85" w:type="dxa"/>
+              <w:bottom w:w="0" w:type="dxa"/>
+              <w:right w:w="85" w:type="dxa"/>
+            </w:tcMar>
+            <w:vAlign w:val="center"/>
+            <w:hideMark/>
+          </w:tcPr>
+          <w:p>
+            <w:pPr>
+              <w:spacing w:line="280" w:lineRule="atLeast"/>
+            </w:pPr>
+            <w:r>
+              <w:rPr>
+                <w:rFonts w:ascii="Times New Roman" w:hAnsi="Times New Roman" w:eastAsia="宋体"/>
+                <w:sz w:val="21"/>
+                <w:szCs w:val="21"/>
+              </w:rPr>
+              <w:t xml:space="preserve">物资统筹：统筹院级活动物资申领、出入库登记与台账记录，按需调度物料，保障活动后勤落地</w:t>
+            </w:r>
+          </w:p>
+          <w:p>
+            <w:pPr>
+              <w:spacing w:line="280" w:lineRule="atLeast"/>
+            </w:pPr>
+            <w:r>
+              <w:rPr>
+                <w:rFonts w:ascii="Times New Roman" w:hAnsi="Times New Roman" w:eastAsia="宋体"/>
+                <w:sz w:val="21"/>
+                <w:szCs w:val="21"/>
+              </w:rPr>
+              <w:t xml:space="preserve">会务支持：完成活动会务支持，包括通知下发、现场秩序维护、物料布置等</w:t>
+            </w:r>
+          </w:p>
+          <w:p>
+            <w:pPr>
+              <w:spacing w:line="280" w:lineRule="atLeast"/>
+            </w:pPr>
+            <w:r>
+              <w:rPr>
+                <w:rFonts w:ascii="Times New Roman" w:hAnsi="Times New Roman" w:eastAsia="宋体"/>
+                <w:sz w:val="21"/>
+                <w:szCs w:val="21"/>
+              </w:rPr>
+              <w:t xml:space="preserve">文案宣传：撰写活动宣传文案，整理活动存档资料，对接全院师生协调相关需求</w:t>
+            </w:r>
+          </w:p>
+        </w:tc>
+      </w:tr>
+    </w:tbl>
+    <w:p>
+      <w:pPr>
+        <w:spacing w:line="290" w:lineRule="atLeast"/>
+        <w:rPr>
+          <w:rFonts w:ascii="Times New Roman" w:hAnsi="Times New Roman" w:hint="default"/>
+          <w:vanish/>
+          <w:sz w:val="21"/>
+        </w:rPr>
+      </w:pPr>
+    </w:p>
+    <w:p>
+      <w:pPr>
+        <w:spacing w:line="290" w:lineRule="atLeast"/>
+        <w:rPr>
+          <w:rFonts w:ascii="Times New Roman" w:hAnsi="Times New Roman" w:hint="default"/>
+          <w:vanish/>
+          <w:sz w:val="21"/>
+        </w:rPr>
+      </w:pPr>
+    </w:p>
+    <w:p>
+      <w:pPr>
+        <w:spacing w:line="290" w:lineRule="atLeast"/>
+        <w:rPr>
+          <w:rFonts w:ascii="Times New Roman" w:hAnsi="Times New Roman" w:hint="default"/>
+          <w:vanish/>
+          <w:sz w:val="21"/>
+        </w:rPr>
+      </w:pPr>
+    </w:p>
+    <w:p>
+      <w:pPr>
+        <w:spacing w:line="290" w:lineRule="atLeast"/>
+        <w:rPr>
+          <w:rFonts w:ascii="Times New Roman" w:hAnsi="Times New Roman" w:hint="default"/>
+          <w:vanish/>
+          <w:sz w:val="2"/>
+        </w:rPr>
+      </w:pPr>
+    </w:p>
+    <w:p>
+      <w:pPr>
+        <w:spacing w:line="290" w:lineRule="atLeast"/>
+        <w:rPr>
+          <w:rFonts w:ascii="Times New Roman" w:hAnsi="Times New Roman" w:hint="default"/>
+          <w:vanish/>
+        </w:rPr>
+      </w:pPr>
+    </w:p>
+    <w:p>
+      <w:pPr>
+        <w:spacing w:line="290" w:lineRule="atLeast"/>
+        <w:rPr>
+          <w:rFonts w:ascii="Times New Roman" w:hAnsi="Times New Roman" w:hint="default"/>
+          <w:vanish/>
+          <w:sz w:val="21"/>
+        </w:rPr>
+      </w:pPr>
+    </w:p>
+    <w:tbl>
+      <w:tblPr>
+        <w:tblW w:w="0" w:type="auto"/>
+        <w:jc w:val="center"/>
         <w:tblLayout w:type="fixed"/>
         <w:tblCellMar>
           <w:left w:w="0" w:type="dxa"/>
@@ -2937,9 +2797,9 @@
           </w:tcPr>
           <w:p>
             <w:pPr>
-              <w:spacing w:before="0" w:after="0" w:line="290" w:lineRule="atLeast"/>
-              <w:rPr>
-                <w:rFonts w:ascii="Times New Roman" w:hAnsi="Times New Roman"/>
+              <w:spacing w:line="280" w:lineRule="atLeast"/>
+              <w:rPr>
+                <w:rFonts w:ascii="Times New Roman" w:hAnsi="Times New Roman" w:hint="default"/>
               </w:rPr>
             </w:pPr>
             <w:r>
@@ -2948,7 +2808,7 @@
                 <w:b/>
                 <w:bCs/>
               </w:rPr>
-              <w:t xml:space="preserve">综合技能</w:t>
+              <w:t>综合技能</w:t>
             </w:r>
           </w:p>
         </w:tc>
@@ -2956,18 +2816,17 @@
     </w:tbl>
     <w:p>
       <w:pPr>
+        <w:spacing w:line="290" w:lineRule="atLeast"/>
         <w:rPr>
-          <w:rFonts w:ascii="Times New Roman" w:hAnsi="Times New Roman"/>
+          <w:rFonts w:ascii="Times New Roman" w:hAnsi="Times New Roman" w:hint="default"/>
           <w:vanish/>
         </w:rPr>
-        <w:spacing w:line="290" w:lineRule="atLeast" w:before="0" w:after="0"/>
       </w:pPr>
     </w:p>
     <w:tbl>
       <w:tblPr>
         <w:tblW w:w="0" w:type="auto"/>
         <w:jc w:val="center"/>
-        <w:tblInd w:w="0" w:type="dxa"/>
         <w:tblLayout w:type="fixed"/>
         <w:tblCellMar>
           <w:left w:w="0" w:type="dxa"/>
@@ -2976,16 +2835,19 @@
         <w:tblLook w:val="0000" w:firstRow="0" w:lastRow="0" w:firstColumn="0" w:lastColumn="0" w:noHBand="0" w:noVBand="0"/>
       </w:tblPr>
       <w:tblGrid>
-        <w:gridCol w:w="695"/>
+        <w:gridCol w:w="700"/>
         <w:gridCol w:w="10048"/>
+        <w:gridCol w:w="29"/>
       </w:tblGrid>
       <w:tr>
         <w:trPr>
+          <w:gridAfter w:val="1"/>
+          <w:wAfter w:w="29" w:type="dxa"/>
           <w:jc w:val="center"/>
         </w:trPr>
         <w:tc>
           <w:tcPr>
-            <w:tcW w:w="695" w:type="dxa"/>
+            <w:tcW w:w="700" w:type="dxa"/>
             <w:tcBorders>
               <w:top w:val="nil"/>
               <w:left w:val="nil"/>
@@ -3002,9 +2864,9 @@
           </w:tcPr>
           <w:p>
             <w:pPr>
-              <w:spacing w:before="0" w:after="0" w:line="290" w:lineRule="atLeast"/>
-              <w:rPr>
-                <w:rFonts w:ascii="Times New Roman" w:hAnsi="Times New Roman"/>
+              <w:spacing w:line="280" w:lineRule="atLeast"/>
+              <w:rPr>
+                <w:rFonts w:ascii="Times New Roman" w:hAnsi="Times New Roman" w:hint="default"/>
                 <w:sz w:val="21"/>
               </w:rPr>
             </w:pPr>
@@ -3029,7 +2891,7 @@
           </w:tcPr>
           <w:p>
             <w:pPr>
-              <w:spacing w:line="290" w:lineRule="atLeast" w:before="0" w:after="0"/>
+              <w:spacing w:line="280" w:lineRule="atLeast"/>
               <w:rPr>
                 <w:rFonts w:ascii="Times New Roman" w:eastAsia="宋体" w:hAnsi="Times New Roman" w:cs="宋体" w:hint="default"/>
                 <w:b/>
@@ -3039,75 +2901,16 @@
             </w:pPr>
             <w:r>
               <w:rPr>
-                <w:rFonts w:ascii="Times New Roman" w:eastAsia="宋体" w:hAnsi="Times New Roman" w:cs="宋体"/>
-                <w:b/>
-                <w:bCs/>
-                <w:sz w:val="21"/>
-              </w:rPr>
-              <w:t xml:space="preserve">ERP</w:t>
-            </w:r>
-            <w:r>
-              <w:rPr>
-                <w:rFonts w:ascii="Times New Roman" w:eastAsia="宋体" w:hAnsi="Times New Roman" w:cs="宋体"/>
-                <w:b/>
-                <w:bCs/>
-                <w:sz w:val="21"/>
-              </w:rPr>
-              <w:t xml:space="preserve">系统：</w:t>
-            </w:r>
-            <w:r>
-              <w:rPr>
-                <w:rFonts w:ascii="Times New Roman" w:eastAsia="宋体" w:hAnsi="Times New Roman" w:cs="宋体"/>
-                <w:sz w:val="21"/>
-              </w:rPr>
-              <w:t xml:space="preserve">用友</w:t>
-            </w:r>
-            <w:r>
-              <w:rPr>
-                <w:rFonts w:eastAsia="宋体" w:ascii="Times New Roman" w:hAnsi="Times New Roman"/>
-                <w:sz w:val="21"/>
-              </w:rPr>
-              <w:t xml:space="preserve">U8+</w:t>
-            </w:r>
-            <w:r>
-              <w:rPr>
-                <w:rFonts w:ascii="Times New Roman" w:eastAsia="宋体" w:hAnsi="Times New Roman" w:cs="宋体"/>
-                <w:sz w:val="21"/>
-              </w:rPr>
-              <w:t xml:space="preserve">（采购</w:t>
-            </w:r>
-            <w:r>
-              <w:rPr>
-                <w:rFonts w:eastAsia="宋体" w:ascii="Times New Roman" w:hAnsi="Times New Roman"/>
-                <w:sz w:val="21"/>
-              </w:rPr>
-              <w:t xml:space="preserve">/</w:t>
-            </w:r>
-            <w:r>
-              <w:rPr>
-                <w:rFonts w:ascii="Times New Roman" w:eastAsia="宋体" w:hAnsi="Times New Roman" w:cs="宋体"/>
-                <w:sz w:val="21"/>
-              </w:rPr>
-              <w:t xml:space="preserve">库存</w:t>
-            </w:r>
-            <w:r>
-              <w:rPr>
-                <w:rFonts w:eastAsia="宋体" w:ascii="Times New Roman" w:hAnsi="Times New Roman"/>
-                <w:sz w:val="21"/>
-              </w:rPr>
-              <w:t xml:space="preserve">/</w:t>
-            </w:r>
-            <w:r>
-              <w:rPr>
-                <w:rFonts w:ascii="Times New Roman" w:eastAsia="宋体" w:hAnsi="Times New Roman" w:cs="宋体"/>
-                <w:sz w:val="21"/>
-              </w:rPr>
-              <w:t xml:space="preserve">存货核算全流程操作）</w:t>
-            </w:r>
-          </w:p>
-          <w:p>
-            <w:pPr>
-              <w:spacing w:line="290" w:lineRule="atLeast" w:before="0" w:after="0"/>
+                <w:rFonts w:ascii="Times New Roman" w:hAnsi="Times New Roman" w:eastAsia="宋体"/>
+                <w:sz w:val="21"/>
+                <w:szCs w:val="21"/>
+              </w:rPr>
+              <w:t xml:space="preserve">ERP系统：用友U8+（采购/库存/存货核算全流程操作）</w:t>
+            </w:r>
+          </w:p>
+          <w:p>
+            <w:pPr>
+              <w:spacing w:line="280" w:lineRule="atLeast"/>
               <w:rPr>
                 <w:rFonts w:ascii="Times New Roman" w:eastAsia="宋体" w:hAnsi="Times New Roman" w:cs="宋体" w:hint="default"/>
                 <w:b/>
@@ -3117,80 +2920,16 @@
             </w:pPr>
             <w:r>
               <w:rPr>
-                <w:rFonts w:ascii="Times New Roman" w:eastAsia="宋体" w:hAnsi="Times New Roman" w:cs="宋体"/>
-                <w:b/>
-                <w:bCs/>
-                <w:sz w:val="21"/>
-              </w:rPr>
-              <w:t xml:space="preserve">办公与数据分析：</w:t>
-            </w:r>
-            <w:r>
-              <w:rPr>
-                <w:rFonts w:eastAsia="宋体" w:ascii="Times New Roman" w:hAnsi="Times New Roman"/>
-                <w:sz w:val="21"/>
-              </w:rPr>
-              <w:t xml:space="preserve">Excel</w:t>
-            </w:r>
-            <w:r>
-              <w:rPr>
-                <w:rFonts w:ascii="Times New Roman" w:eastAsia="宋体" w:hAnsi="Times New Roman" w:cs="宋体"/>
-                <w:sz w:val="21"/>
-              </w:rPr>
-              <w:t xml:space="preserve">（透视表</w:t>
-            </w:r>
-            <w:r>
-              <w:rPr>
-                <w:rFonts w:eastAsia="宋体" w:ascii="Times New Roman" w:hAnsi="Times New Roman"/>
-                <w:sz w:val="21"/>
-              </w:rPr>
-              <w:t xml:space="preserve">/VLOOKUP/</w:t>
-            </w:r>
-            <w:r>
-              <w:rPr>
-                <w:rFonts w:ascii="Times New Roman" w:eastAsia="宋体" w:hAnsi="Times New Roman" w:cs="宋体"/>
-                <w:sz w:val="21"/>
-              </w:rPr>
-              <w:t xml:space="preserve">函数</w:t>
-            </w:r>
-            <w:r>
-              <w:rPr>
-                <w:rFonts w:eastAsia="宋体" w:ascii="Times New Roman" w:hAnsi="Times New Roman"/>
-                <w:sz w:val="21"/>
-              </w:rPr>
-              <w:t xml:space="preserve">/</w:t>
-            </w:r>
-            <w:r>
-              <w:rPr>
-                <w:rFonts w:ascii="Times New Roman" w:eastAsia="宋体" w:hAnsi="Times New Roman" w:cs="宋体"/>
-                <w:sz w:val="21"/>
-              </w:rPr>
-              <w:t xml:space="preserve">台账搭建）、</w:t>
-            </w:r>
-            <w:r>
-              <w:rPr>
-                <w:rFonts w:eastAsia="宋体" w:ascii="Times New Roman" w:hAnsi="Times New Roman"/>
-                <w:sz w:val="21"/>
-              </w:rPr>
-              <w:t xml:space="preserve">Word</w:t>
-            </w:r>
-            <w:r>
-              <w:rPr>
-                <w:rFonts w:ascii="Times New Roman" w:eastAsia="宋体" w:hAnsi="Times New Roman" w:cs="宋体"/>
-                <w:sz w:val="21"/>
-              </w:rPr>
-              <w:t xml:space="preserve">、</w:t>
-            </w:r>
-            <w:r>
-              <w:rPr>
-                <w:rFonts w:eastAsia="宋体" w:ascii="Times New Roman" w:hAnsi="Times New Roman"/>
-                <w:sz w:val="21"/>
-              </w:rPr>
-              <w:t xml:space="preserve">PPT</w:t>
-            </w:r>
-          </w:p>
-          <w:p>
-            <w:pPr>
-              <w:spacing w:line="290" w:lineRule="atLeast" w:before="0" w:after="0"/>
+                <w:rFonts w:ascii="Times New Roman" w:hAnsi="Times New Roman" w:eastAsia="宋体"/>
+                <w:sz w:val="21"/>
+                <w:szCs w:val="21"/>
+              </w:rPr>
+              <w:t xml:space="preserve">办公与数据分析：Excel（透视表/VLOOKUP/函数/台账搭建）、Word、PPT</w:t>
+            </w:r>
+          </w:p>
+          <w:p>
+            <w:pPr>
+              <w:spacing w:line="280" w:lineRule="atLeast"/>
               <w:rPr>
                 <w:rFonts w:ascii="Times New Roman" w:eastAsia="宋体" w:hAnsi="Times New Roman" w:cs="宋体" w:hint="default"/>
                 <w:b/>
@@ -3200,59 +2939,16 @@
             </w:pPr>
             <w:r>
               <w:rPr>
-                <w:rFonts w:ascii="Times New Roman" w:eastAsia="宋体" w:hAnsi="Times New Roman" w:cs="宋体"/>
-                <w:b/>
-                <w:bCs/>
-                <w:sz w:val="21"/>
-              </w:rPr>
-              <w:t xml:space="preserve">数据分析：</w:t>
-            </w:r>
-            <w:r>
-              <w:rPr>
-                <w:rFonts w:eastAsia="宋体" w:ascii="Times New Roman" w:hAnsi="Times New Roman"/>
-                <w:sz w:val="21"/>
-              </w:rPr>
-              <w:t xml:space="preserve">Python</w:t>
-            </w:r>
-            <w:r>
-              <w:rPr>
-                <w:rFonts w:ascii="Times New Roman" w:eastAsia="宋体" w:hAnsi="Times New Roman" w:cs="宋体"/>
-                <w:sz w:val="21"/>
-              </w:rPr>
-              <w:t xml:space="preserve">、</w:t>
-            </w:r>
-            <w:r>
-              <w:rPr>
-                <w:rFonts w:eastAsia="宋体" w:ascii="Times New Roman" w:hAnsi="Times New Roman"/>
-                <w:sz w:val="21"/>
-              </w:rPr>
-              <w:t xml:space="preserve">R</w:t>
-            </w:r>
-            <w:r>
-              <w:rPr>
-                <w:rFonts w:ascii="Times New Roman" w:eastAsia="宋体" w:hAnsi="Times New Roman" w:cs="宋体"/>
-                <w:sz w:val="21"/>
-              </w:rPr>
-              <w:t xml:space="preserve">、</w:t>
-            </w:r>
-            <w:r>
-              <w:rPr>
-                <w:rFonts w:eastAsia="宋体" w:ascii="Times New Roman" w:hAnsi="Times New Roman"/>
-                <w:sz w:val="21"/>
-              </w:rPr>
-              <w:t xml:space="preserve">SPSS</w:t>
-            </w:r>
-            <w:r>
-              <w:rPr>
-                <w:rFonts w:ascii="Times New Roman" w:eastAsia="宋体" w:hAnsi="Times New Roman" w:cs="宋体"/>
-                <w:sz w:val="21"/>
-              </w:rPr>
-              <w:t xml:space="preserve">（数据清洗与统计分析）</w:t>
-            </w:r>
-          </w:p>
-          <w:p>
-            <w:pPr>
-              <w:spacing w:line="290" w:lineRule="atLeast" w:before="0" w:after="0"/>
+                <w:rFonts w:ascii="Times New Roman" w:hAnsi="Times New Roman" w:eastAsia="宋体"/>
+                <w:sz w:val="21"/>
+                <w:szCs w:val="21"/>
+              </w:rPr>
+              <w:t xml:space="preserve">数据分析：Python、R、SPSS（数据清洗与统计分析）</w:t>
+            </w:r>
+          </w:p>
+          <w:p>
+            <w:pPr>
+              <w:spacing w:line="280" w:lineRule="atLeast"/>
               <w:rPr>
                 <w:rFonts w:ascii="Times New Roman" w:eastAsia="宋体" w:hAnsi="Times New Roman" w:cs="宋体" w:hint="default"/>
                 <w:b/>
@@ -3262,19 +2958,11 @@
             </w:pPr>
             <w:r>
               <w:rPr>
-                <w:rFonts w:ascii="Times New Roman" w:eastAsia="宋体" w:hAnsi="Times New Roman" w:cs="宋体"/>
-                <w:b/>
-                <w:bCs/>
-                <w:sz w:val="21"/>
-              </w:rPr>
-              <w:t xml:space="preserve">通用能力：</w:t>
-            </w:r>
-            <w:r>
-              <w:rPr>
-                <w:rFonts w:ascii="Times New Roman" w:eastAsia="宋体" w:hAnsi="Times New Roman" w:cs="宋体"/>
-                <w:sz w:val="21"/>
-              </w:rPr>
-              <w:t xml:space="preserve">项目文档全生命周期管理、跨部门沟通进度同步、报批流程梳理与标准化、采购与库存单据处理</w:t>
+                <w:rFonts w:ascii="Times New Roman" w:hAnsi="Times New Roman" w:eastAsia="宋体"/>
+                <w:sz w:val="21"/>
+                <w:szCs w:val="21"/>
+              </w:rPr>
+              <w:t xml:space="preserve">通用能力：项目文档全生命周期管理、跨部门沟通进度同步、报批流程梳理与标准化、采购与库存单据处理</w:t>
             </w:r>
           </w:p>
         </w:tc>
@@ -3282,11 +2970,12 @@
     </w:tbl>
     <w:p>
       <w:pPr>
+        <w:spacing w:line="290" w:lineRule="atLeast"/>
         <w:rPr>
+          <w:rFonts w:hint="default"/>
           <w:vanish/>
           <w:sz w:val="21"/>
         </w:rPr>
-        <w:spacing w:line="290" w:lineRule="atLeast" w:before="0" w:after="0"/>
       </w:pPr>
     </w:p>
     <w:sectPr>
@@ -4896,15 +4585,6 @@
   </w:num>
   <w:num w:numId="13" w16cid:durableId="1101874244">
     <w:abstractNumId w:val="5"/>
-    <w:lvlOverride w:ilvl="0"/>
-    <w:lvlOverride w:ilvl="1"/>
-    <w:lvlOverride w:ilvl="2"/>
-    <w:lvlOverride w:ilvl="3"/>
-    <w:lvlOverride w:ilvl="4"/>
-    <w:lvlOverride w:ilvl="5"/>
-    <w:lvlOverride w:ilvl="6"/>
-    <w:lvlOverride w:ilvl="7"/>
-    <w:lvlOverride w:ilvl="8"/>
   </w:num>
 </w:numbering>
 </file>
@@ -5075,7 +4755,6 @@
     <w:lsdException w:name="Table Web 2" w:semiHidden="1" w:unhideWhenUsed="1"/>
     <w:lsdException w:name="Table Web 3" w:semiHidden="1" w:unhideWhenUsed="1"/>
     <w:lsdException w:name="Balloon Text" w:semiHidden="1" w:unhideWhenUsed="1"/>
-    <w:lsdException w:name="Table Grid" w:semiHidden="1" w:unhideWhenUsed="1"/>
     <w:lsdException w:name="Table Theme" w:semiHidden="1" w:unhideWhenUsed="1"/>
     <w:lsdException w:name="Placeholder Text" w:semiHidden="1" w:uiPriority="99" w:unhideWhenUsed="1"/>
     <w:lsdException w:name="No Spacing" w:uiPriority="99" w:qFormat="1"/>
@@ -5367,14 +5046,16 @@
   </w:style>
   <w:style w:type="character" w:default="1" w:styleId="a0">
     <w:name w:val="Default Paragraph Font"/>
-    <w:uiPriority w:val="99"/>
+    <w:uiPriority w:val="1"/>
     <w:unhideWhenUsed/>
   </w:style>
   <w:style w:type="table" w:default="1" w:styleId="a1">
     <w:name w:val="Normal Table"/>
     <w:uiPriority w:val="99"/>
+    <w:semiHidden/>
     <w:unhideWhenUsed/>
     <w:tblPr>
+      <w:tblInd w:w="0" w:type="dxa"/>
       <w:tblCellMar>
         <w:top w:w="0" w:type="dxa"/>
         <w:left w:w="108" w:type="dxa"/>

--- a/02_定制简历库/通用简历/文雪_山东大学_项目采购方向.docx
+++ b/02_定制简历库/通用简历/文雪_山东大学_项目采购方向.docx
@@ -51,7 +51,7 @@
           </w:tcPr>
           <w:p>
             <w:pPr>
-              <w:spacing w:line="280" w:lineRule="atLeast"/>
+              <w:spacing w:line="290" w:lineRule="atLeast"/>
               <w:rPr>
                 <w:rFonts w:ascii="宋体" w:eastAsia="宋体" w:hAnsi="宋体"/>
                 <w:b/>
@@ -88,7 +88,7 @@
           </w:tcPr>
           <w:p>
             <w:pPr>
-              <w:spacing w:line="280" w:lineRule="atLeast"/>
+              <w:spacing w:line="290" w:lineRule="atLeast"/>
               <w:jc w:val="center"/>
               <w:rPr>
                 <w:rFonts w:hint="default"/>
@@ -151,12 +151,13 @@
           </w:tcPr>
           <w:p>
             <w:pPr>
-              <w:spacing w:line="280" w:lineRule="atLeast"/>
+              <w:spacing w:line="290" w:lineRule="atLeast"/>
               <w:rPr>
                 <w:rFonts w:eastAsia="等线" w:hint="default"/>
                 <w:sz w:val="21"/>
               </w:rPr>
             </w:pPr>
+            <w:proofErr w:type="gramStart"/>
             <w:r>
               <w:rPr>
                 <w:rFonts w:ascii="Times New Roman" w:hAnsi="Times New Roman" w:hint="default"/>
@@ -187,6 +188,7 @@
               </w:rPr>
               <w:t>|</w:t>
             </w:r>
+            <w:proofErr w:type="gramEnd"/>
             <w:r>
               <w:rPr>
                 <w:rFonts w:eastAsia="等线"/>
@@ -194,6 +196,7 @@
               </w:rPr>
               <w:t xml:space="preserve">  </w:t>
             </w:r>
+            <w:proofErr w:type="gramStart"/>
             <w:r>
               <w:rPr>
                 <w:rFonts w:ascii="Times New Roman" w:hAnsi="Times New Roman"/>
@@ -217,21 +220,31 @@
               </w:rPr>
               <w:t>|</w:t>
             </w:r>
+            <w:proofErr w:type="gramEnd"/>
             <w:r>
               <w:rPr>
                 <w:rFonts w:ascii="宋体" w:eastAsia="宋体" w:hAnsi="宋体"/>
                 <w:sz w:val="21"/>
               </w:rPr>
-              <w:t xml:space="preserve">  共青团员  </w:t>
-            </w:r>
+              <w:t xml:space="preserve">  </w:t>
+            </w:r>
+            <w:proofErr w:type="gramStart"/>
             <w:r>
               <w:rPr>
                 <w:rFonts w:ascii="宋体" w:eastAsia="宋体" w:hAnsi="宋体"/>
+                <w:sz w:val="21"/>
+              </w:rPr>
+              <w:t xml:space="preserve">共青团员  </w:t>
+            </w:r>
+            <w:r>
+              <w:rPr>
+                <w:rFonts w:ascii="宋体" w:eastAsia="宋体" w:hAnsi="宋体"/>
                 <w:b/>
                 <w:sz w:val="21"/>
               </w:rPr>
               <w:t>|</w:t>
             </w:r>
+            <w:proofErr w:type="gramEnd"/>
             <w:r>
               <w:rPr>
                 <w:rFonts w:ascii="宋体" w:eastAsia="宋体" w:hAnsi="宋体"/>
@@ -248,7 +261,7 @@
           </w:tcPr>
           <w:p>
             <w:pPr>
-              <w:spacing w:line="280" w:lineRule="atLeast"/>
+              <w:spacing w:line="290" w:lineRule="atLeast"/>
               <w:rPr>
                 <w:rFonts w:hint="default"/>
                 <w:sz w:val="21"/>
@@ -281,7 +294,7 @@
           </w:tcPr>
           <w:p>
             <w:pPr>
-              <w:spacing w:line="280" w:lineRule="atLeast"/>
+              <w:spacing w:line="290" w:lineRule="atLeast"/>
               <w:rPr>
                 <w:rFonts w:hint="default"/>
                 <w:b/>
@@ -291,69 +304,55 @@
             </w:pPr>
             <w:r>
               <w:rPr>
+                <w:rFonts w:ascii="Times New Roman" w:eastAsia="宋体" w:hAnsi="Times New Roman" w:cs="宋体"/>
+                <w:b/>
+                <w:bCs/>
+                <w:sz w:val="21"/>
+              </w:rPr>
+              <w:t>求职意向：</w:t>
+            </w:r>
+            <w:r>
+              <w:rPr>
+                <w:rFonts w:ascii="Times New Roman" w:eastAsia="宋体" w:hAnsi="Times New Roman" w:cs="宋体"/>
+                <w:bCs/>
+                <w:sz w:val="21"/>
+              </w:rPr>
+              <w:t xml:space="preserve"> </w:t>
+            </w:r>
+            <w:r>
+              <w:rPr>
+                <w:rFonts w:ascii="Times New Roman" w:eastAsia="宋体" w:hAnsi="Times New Roman" w:cs="宋体"/>
+                <w:sz w:val="21"/>
+              </w:rPr>
+              <w:t>供应链运营</w:t>
+            </w:r>
+            <w:r>
+              <w:rPr>
                 <w:rFonts w:ascii="Times New Roman" w:eastAsia="宋体" w:hAnsi="Times New Roman"/>
-                <w:b/>
-                <w:bCs/>
-                <w:sz w:val="21"/>
-                <w:szCs w:val="21"/>
-              </w:rPr>
-              <w:t>求职意向：</w:t>
+                <w:sz w:val="21"/>
+              </w:rPr>
+              <w:t>/</w:t>
+            </w:r>
+            <w:r>
+              <w:rPr>
+                <w:rFonts w:ascii="Times New Roman" w:eastAsia="宋体" w:hAnsi="Times New Roman" w:cs="宋体"/>
+                <w:sz w:val="21"/>
+              </w:rPr>
+              <w:t>数据分析</w:t>
             </w:r>
             <w:r>
               <w:rPr>
                 <w:rFonts w:ascii="Times New Roman" w:eastAsia="宋体" w:hAnsi="Times New Roman"/>
                 <w:sz w:val="21"/>
-                <w:szCs w:val="21"/>
-              </w:rPr>
-              <w:t>采购管培</w:t>
-            </w:r>
-            <w:r>
-              <w:rPr>
-                <w:rFonts w:ascii="Times New Roman" w:eastAsia="宋体" w:hAnsi="Times New Roman"/>
-                <w:sz w:val="21"/>
-                <w:szCs w:val="21"/>
               </w:rPr>
               <w:t>/</w:t>
             </w:r>
             <w:r>
               <w:rPr>
-                <w:rFonts w:ascii="Times New Roman" w:eastAsia="宋体" w:hAnsi="Times New Roman"/>
-                <w:sz w:val="21"/>
-                <w:szCs w:val="21"/>
+                <w:rFonts w:ascii="Times New Roman" w:eastAsia="宋体" w:hAnsi="Times New Roman" w:cs="宋体"/>
+                <w:sz w:val="21"/>
               </w:rPr>
               <w:t>项目管理</w:t>
-            </w:r>
-            <w:r>
-              <w:rPr>
-                <w:rFonts w:ascii="Times New Roman" w:eastAsia="宋体" w:hAnsi="Times New Roman"/>
-                <w:sz w:val="21"/>
-                <w:szCs w:val="21"/>
-              </w:rPr>
-              <w:t>/</w:t>
-            </w:r>
-            <w:r>
-              <w:rPr>
-                <w:rFonts w:ascii="Times New Roman" w:eastAsia="宋体" w:hAnsi="Times New Roman"/>
-                <w:sz w:val="21"/>
-                <w:szCs w:val="21"/>
-              </w:rPr>
-              <w:t>供应商管理</w:t>
-            </w:r>
-            <w:r>
-              <w:rPr>
-                <w:rFonts w:ascii="Times New Roman" w:eastAsia="宋体" w:hAnsi="Times New Roman"/>
-                <w:sz w:val="21"/>
-                <w:szCs w:val="21"/>
-              </w:rPr>
-              <w:t>/</w:t>
-            </w:r>
-            <w:r>
-              <w:rPr>
-                <w:rFonts w:ascii="Times New Roman" w:eastAsia="宋体" w:hAnsi="Times New Roman"/>
-                <w:sz w:val="21"/>
-                <w:szCs w:val="21"/>
-              </w:rPr>
-              <w:t>采购专员</w:t>
             </w:r>
           </w:p>
         </w:tc>
@@ -364,7 +363,7 @@
           </w:tcPr>
           <w:p>
             <w:pPr>
-              <w:spacing w:line="280" w:lineRule="atLeast"/>
+              <w:spacing w:line="290" w:lineRule="atLeast"/>
               <w:rPr>
                 <w:rFonts w:hint="default"/>
                 <w:sz w:val="21"/>
@@ -397,7 +396,7 @@
           </w:tcPr>
           <w:p>
             <w:pPr>
-              <w:spacing w:line="280" w:lineRule="atLeast"/>
+              <w:spacing w:line="290" w:lineRule="atLeast"/>
               <w:rPr>
                 <w:rFonts w:hint="default"/>
                 <w:b/>
@@ -407,141 +406,145 @@
             </w:pPr>
             <w:r>
               <w:rPr>
-                <w:rFonts w:ascii="Times New Roman" w:eastAsia="宋体" w:hAnsi="Times New Roman"/>
-                <w:b/>
-                <w:bCs/>
-                <w:sz w:val="21"/>
-                <w:szCs w:val="21"/>
+                <w:rFonts w:ascii="Times New Roman" w:eastAsia="宋体" w:hAnsi="Times New Roman" w:cs="宋体"/>
+                <w:b/>
+                <w:bCs/>
+                <w:sz w:val="21"/>
               </w:rPr>
               <w:t>个人优势：</w:t>
             </w:r>
             <w:r>
               <w:rPr>
-                <w:rFonts w:ascii="Times New Roman" w:eastAsia="宋体" w:hAnsi="Times New Roman"/>
-                <w:sz w:val="21"/>
-                <w:szCs w:val="21"/>
-              </w:rPr>
-              <w:t>项目执行：独立</w:t>
-            </w:r>
-            <w:r>
-              <w:rPr>
-                <w:rFonts w:ascii="Times New Roman" w:eastAsia="宋体" w:hAnsi="Times New Roman"/>
-                <w:sz w:val="21"/>
-                <w:szCs w:val="21"/>
-              </w:rPr>
-              <w:t>完成</w:t>
-            </w:r>
-            <w:r>
-              <w:rPr>
-                <w:rFonts w:ascii="Times New Roman" w:eastAsia="宋体" w:hAnsi="Times New Roman"/>
-                <w:sz w:val="21"/>
-                <w:szCs w:val="21"/>
-              </w:rPr>
-              <w:t>3</w:t>
-            </w:r>
-            <w:r>
-              <w:rPr>
-                <w:rFonts w:ascii="Times New Roman" w:eastAsia="宋体" w:hAnsi="Times New Roman"/>
-                <w:sz w:val="21"/>
-                <w:szCs w:val="21"/>
-              </w:rPr>
-              <w:t>个课程研究项目从需求定义、数据收集到成果交付全流程，具备从</w:t>
-            </w:r>
-            <w:r>
-              <w:rPr>
-                <w:rFonts w:ascii="Times New Roman" w:eastAsia="宋体" w:hAnsi="Times New Roman"/>
-                <w:sz w:val="21"/>
-                <w:szCs w:val="21"/>
-              </w:rPr>
-              <w:t>0</w:t>
-            </w:r>
-            <w:r>
-              <w:rPr>
-                <w:rFonts w:ascii="Times New Roman" w:eastAsia="宋体" w:hAnsi="Times New Roman"/>
-                <w:sz w:val="21"/>
-                <w:szCs w:val="21"/>
-              </w:rPr>
-              <w:t>到</w:t>
-            </w:r>
-            <w:r>
-              <w:rPr>
-                <w:rFonts w:ascii="Times New Roman" w:eastAsia="宋体" w:hAnsi="Times New Roman"/>
-                <w:sz w:val="21"/>
-                <w:szCs w:val="21"/>
-              </w:rPr>
-              <w:t>1</w:t>
-            </w:r>
-            <w:r>
-              <w:rPr>
-                <w:rFonts w:ascii="Times New Roman" w:eastAsia="宋体" w:hAnsi="Times New Roman"/>
-                <w:sz w:val="21"/>
-                <w:szCs w:val="21"/>
-              </w:rPr>
-              <w:t>的项目推进能力；跨部门协作：</w:t>
-            </w:r>
-            <w:r>
-              <w:rPr>
-                <w:rFonts w:ascii="Times New Roman" w:eastAsia="宋体" w:hAnsi="Times New Roman"/>
-                <w:sz w:val="21"/>
-                <w:szCs w:val="21"/>
-              </w:rPr>
-              <w:t>3</w:t>
-            </w:r>
-            <w:r>
-              <w:rPr>
-                <w:rFonts w:ascii="Times New Roman" w:eastAsia="宋体" w:hAnsi="Times New Roman"/>
-                <w:sz w:val="21"/>
-                <w:szCs w:val="21"/>
-              </w:rPr>
-              <w:t>个月项目助理经验，统筹</w:t>
-            </w:r>
-            <w:r>
-              <w:rPr>
-                <w:rFonts w:ascii="Times New Roman" w:eastAsia="宋体" w:hAnsi="Times New Roman"/>
-                <w:sz w:val="21"/>
-                <w:szCs w:val="21"/>
-              </w:rPr>
-              <w:t>200+</w:t>
-            </w:r>
-            <w:r>
-              <w:rPr>
-                <w:rFonts w:ascii="Times New Roman" w:eastAsia="宋体" w:hAnsi="Times New Roman"/>
-                <w:sz w:val="21"/>
-                <w:szCs w:val="21"/>
-              </w:rPr>
-              <w:t>份材料管理，对接多部门同步进度，熟悉报批流程与文档规范；采购与库存：用友</w:t>
-            </w:r>
-            <w:r>
-              <w:rPr>
-                <w:rFonts w:ascii="Times New Roman" w:eastAsia="宋体" w:hAnsi="Times New Roman"/>
-                <w:sz w:val="21"/>
-                <w:szCs w:val="21"/>
-              </w:rPr>
-              <w:t>U8+</w:t>
-            </w:r>
-            <w:r>
-              <w:rPr>
-                <w:rFonts w:ascii="Times New Roman" w:eastAsia="宋体" w:hAnsi="Times New Roman"/>
-                <w:sz w:val="21"/>
-                <w:szCs w:val="21"/>
-              </w:rPr>
-              <w:t>采购</w:t>
-            </w:r>
-            <w:r>
-              <w:rPr>
-                <w:rFonts w:ascii="Times New Roman" w:eastAsia="宋体" w:hAnsi="Times New Roman"/>
-                <w:sz w:val="21"/>
-                <w:szCs w:val="21"/>
-              </w:rPr>
-              <w:t>/</w:t>
-            </w:r>
-            <w:r>
-              <w:rPr>
-                <w:rFonts w:ascii="Times New Roman" w:eastAsia="宋体" w:hAnsi="Times New Roman"/>
-                <w:sz w:val="21"/>
-                <w:szCs w:val="21"/>
-              </w:rPr>
-              <w:t>库存模块全流程操作，瑞幸门店物料补货与库存单据管理经验，理解采购到付款的完整链路</w:t>
+                <w:rFonts w:ascii="Times New Roman" w:eastAsia="宋体" w:hAnsi="Times New Roman" w:cs="宋体"/>
+                <w:sz w:val="21"/>
+              </w:rPr>
+              <w:t>供应链建模：独立完成社区团购选址</w:t>
+            </w:r>
+            <w:r>
+              <w:rPr>
+                <w:rFonts w:ascii="Times New Roman" w:eastAsia="宋体" w:hAnsi="Times New Roman" w:cs="宋体"/>
+                <w:sz w:val="21"/>
+              </w:rPr>
+              <w:t>-</w:t>
+            </w:r>
+            <w:r>
+              <w:rPr>
+                <w:rFonts w:ascii="Times New Roman" w:eastAsia="宋体" w:hAnsi="Times New Roman" w:cs="宋体"/>
+                <w:sz w:val="21"/>
+              </w:rPr>
+              <w:t>路径优化，将年龄分层与电梯等待时间纳入模型，</w:t>
+            </w:r>
+            <w:r>
+              <w:rPr>
+                <w:rFonts w:ascii="Times New Roman" w:eastAsia="宋体" w:hAnsi="Times New Roman" w:cs="宋体"/>
+                <w:sz w:val="21"/>
+              </w:rPr>
+              <w:t>Python</w:t>
+            </w:r>
+            <w:r>
+              <w:rPr>
+                <w:rFonts w:ascii="Times New Roman" w:eastAsia="宋体" w:hAnsi="Times New Roman" w:cs="宋体"/>
+                <w:sz w:val="21"/>
+              </w:rPr>
+              <w:t>求解，成本降低</w:t>
+            </w:r>
+            <w:r>
+              <w:rPr>
+                <w:rFonts w:ascii="Times New Roman" w:eastAsia="宋体" w:hAnsi="Times New Roman" w:cs="宋体"/>
+                <w:sz w:val="21"/>
+              </w:rPr>
+              <w:t>18.7%</w:t>
+            </w:r>
+            <w:r>
+              <w:rPr>
+                <w:rFonts w:ascii="Times New Roman" w:eastAsia="宋体" w:hAnsi="Times New Roman" w:cs="宋体"/>
+                <w:sz w:val="21"/>
+              </w:rPr>
+              <w:t>；数据分析：掌握</w:t>
+            </w:r>
+            <w:r>
+              <w:rPr>
+                <w:rFonts w:ascii="Times New Roman" w:eastAsia="宋体" w:hAnsi="Times New Roman" w:cs="宋体"/>
+                <w:sz w:val="21"/>
+              </w:rPr>
+              <w:t>Python/R/SPSS</w:t>
+            </w:r>
+            <w:r>
+              <w:rPr>
+                <w:rFonts w:ascii="Times New Roman" w:eastAsia="宋体" w:hAnsi="Times New Roman" w:cs="宋体"/>
+                <w:sz w:val="21"/>
+              </w:rPr>
+              <w:t>，累计处理</w:t>
+            </w:r>
+            <w:r>
+              <w:rPr>
+                <w:rFonts w:ascii="Times New Roman" w:eastAsia="宋体" w:hAnsi="Times New Roman" w:cs="宋体"/>
+                <w:sz w:val="21"/>
+              </w:rPr>
+              <w:t>4.5</w:t>
+            </w:r>
+            <w:r>
+              <w:rPr>
+                <w:rFonts w:ascii="Times New Roman" w:eastAsia="宋体" w:hAnsi="Times New Roman" w:cs="宋体"/>
+                <w:sz w:val="21"/>
+              </w:rPr>
+              <w:t>万</w:t>
+            </w:r>
+            <w:r>
+              <w:rPr>
+                <w:rFonts w:ascii="Times New Roman" w:eastAsia="宋体" w:hAnsi="Times New Roman" w:cs="宋体"/>
+                <w:sz w:val="21"/>
+              </w:rPr>
+              <w:t>+</w:t>
+            </w:r>
+            <w:r>
+              <w:rPr>
+                <w:rFonts w:ascii="Times New Roman" w:eastAsia="宋体" w:hAnsi="Times New Roman" w:cs="宋体"/>
+                <w:sz w:val="21"/>
+              </w:rPr>
+              <w:t>条业务数据，完成银行营销客户分层与电商用户体验统计分析；工具落地：熟练使用</w:t>
+            </w:r>
+            <w:r>
+              <w:rPr>
+                <w:rFonts w:ascii="Times New Roman" w:eastAsia="宋体" w:hAnsi="Times New Roman" w:cs="宋体"/>
+                <w:sz w:val="21"/>
+              </w:rPr>
+              <w:t>Excel</w:t>
+            </w:r>
+            <w:r>
+              <w:rPr>
+                <w:rFonts w:ascii="Times New Roman" w:eastAsia="宋体" w:hAnsi="Times New Roman" w:cs="宋体"/>
+                <w:sz w:val="21"/>
+              </w:rPr>
+              <w:t>透视表</w:t>
+            </w:r>
+            <w:r>
+              <w:rPr>
+                <w:rFonts w:ascii="Times New Roman" w:eastAsia="宋体" w:hAnsi="Times New Roman" w:cs="宋体"/>
+                <w:sz w:val="21"/>
+              </w:rPr>
+              <w:t>/VLOOKUP/</w:t>
+            </w:r>
+            <w:r>
+              <w:rPr>
+                <w:rFonts w:ascii="Times New Roman" w:eastAsia="宋体" w:hAnsi="Times New Roman" w:cs="宋体"/>
+                <w:sz w:val="21"/>
+              </w:rPr>
+              <w:t>函数，用友</w:t>
+            </w:r>
+            <w:r>
+              <w:rPr>
+                <w:rFonts w:ascii="Times New Roman" w:eastAsia="宋体" w:hAnsi="Times New Roman" w:cs="宋体"/>
+                <w:sz w:val="21"/>
+              </w:rPr>
+              <w:t>U8+ ERP</w:t>
+            </w:r>
+            <w:r>
+              <w:rPr>
+                <w:rFonts w:ascii="Times New Roman" w:eastAsia="宋体" w:hAnsi="Times New Roman" w:cs="宋体"/>
+                <w:sz w:val="21"/>
+              </w:rPr>
+              <w:t>全流程操作，能快速将分析结果转化为可执行方案</w:t>
             </w:r>
           </w:p>
         </w:tc>
@@ -595,7 +598,7 @@
           </w:tcPr>
           <w:p>
             <w:pPr>
-              <w:spacing w:line="280" w:lineRule="atLeast"/>
+              <w:spacing w:line="290" w:lineRule="atLeast"/>
               <w:rPr>
                 <w:rFonts w:ascii="宋体" w:eastAsia="宋体" w:hAnsi="宋体"/>
               </w:rPr>
@@ -650,6 +653,9 @@
               <w:gridCol w:w="3827"/>
             </w:tblGrid>
             <w:tr>
+              <w:trPr>
+                <w:trHeight w:val="284"/>
+              </w:trPr>
               <w:tc>
                 <w:tcPr>
                   <w:tcW w:w="709" w:type="dxa"/>
@@ -834,7 +840,7 @@
           </w:tbl>
           <w:p>
             <w:pPr>
-              <w:spacing w:line="280" w:lineRule="atLeast"/>
+              <w:spacing w:line="290" w:lineRule="atLeast"/>
               <w:rPr>
                 <w:rFonts w:hint="default"/>
                 <w:b/>
@@ -902,7 +908,7 @@
           </w:tcPr>
           <w:p>
             <w:pPr>
-              <w:spacing w:line="280" w:lineRule="atLeast"/>
+              <w:spacing w:line="290" w:lineRule="atLeast"/>
               <w:rPr>
                 <w:rFonts w:hint="default"/>
                 <w:sz w:val="21"/>
@@ -933,7 +939,7 @@
                 <w:ilvl w:val="0"/>
                 <w:numId w:val="2"/>
               </w:numPr>
-              <w:spacing w:line="280" w:lineRule="atLeast"/>
+              <w:spacing w:line="290" w:lineRule="atLeast"/>
               <w:ind w:left="442" w:hanging="442"/>
               <w:rPr>
                 <w:rFonts w:hint="default"/>
@@ -942,35 +948,47 @@
             </w:pPr>
             <w:r>
               <w:rPr>
-                <w:rFonts w:ascii="Times New Roman" w:eastAsia="宋体" w:hAnsi="Times New Roman"/>
-                <w:sz w:val="21"/>
-                <w:szCs w:val="21"/>
+                <w:rFonts w:ascii="Times New Roman" w:eastAsia="宋体" w:hAnsi="Times New Roman" w:cs="宋体"/>
+                <w:b/>
+                <w:bCs/>
+                <w:sz w:val="21"/>
               </w:rPr>
               <w:t>核心课程：</w:t>
             </w:r>
             <w:r>
               <w:rPr>
-                <w:rFonts w:ascii="Times New Roman" w:eastAsia="宋体" w:hAnsi="Times New Roman"/>
-                <w:sz w:val="21"/>
-                <w:szCs w:val="21"/>
-              </w:rPr>
-              <w:t>采购管理、供应链资源规划、</w:t>
-            </w:r>
-            <w:r>
-              <w:rPr>
-                <w:rFonts w:ascii="Times New Roman" w:eastAsia="宋体" w:hAnsi="Times New Roman"/>
-                <w:sz w:val="21"/>
-                <w:szCs w:val="21"/>
+                <w:rFonts w:ascii="Times New Roman" w:eastAsia="宋体" w:hAnsi="Times New Roman" w:cs="宋体"/>
+                <w:sz w:val="21"/>
+              </w:rPr>
+              <w:t>统计学、</w:t>
+            </w:r>
+            <w:r>
+              <w:rPr>
+                <w:rFonts w:ascii="Times New Roman" w:eastAsia="宋体" w:hAnsi="Times New Roman" w:cs="宋体"/>
+                <w:sz w:val="21"/>
+              </w:rPr>
+              <w:t>Python</w:t>
+            </w:r>
+            <w:r>
+              <w:rPr>
+                <w:rFonts w:ascii="Times New Roman" w:eastAsia="宋体" w:hAnsi="Times New Roman" w:cs="宋体"/>
+                <w:sz w:val="21"/>
+              </w:rPr>
+              <w:t>程序设计、供应链建模与仿真、大数据分析与挖掘、运筹学、供应链管理、</w:t>
+            </w:r>
+            <w:r>
+              <w:rPr>
+                <w:rFonts w:ascii="Times New Roman" w:eastAsia="宋体" w:hAnsi="Times New Roman" w:cs="宋体"/>
+                <w:sz w:val="21"/>
               </w:rPr>
               <w:t>ERP</w:t>
             </w:r>
             <w:r>
               <w:rPr>
-                <w:rFonts w:ascii="Times New Roman" w:eastAsia="宋体" w:hAnsi="Times New Roman"/>
-                <w:sz w:val="21"/>
-                <w:szCs w:val="21"/>
-              </w:rPr>
-              <w:t>供应链管理综合实验、物流管理、供应链建模与仿真、统计学</w:t>
+                <w:rFonts w:ascii="Times New Roman" w:eastAsia="宋体" w:hAnsi="Times New Roman" w:cs="宋体"/>
+                <w:sz w:val="21"/>
+              </w:rPr>
+              <w:t>供应链管理综合实验</w:t>
             </w:r>
           </w:p>
         </w:tc>
@@ -998,7 +1016,7 @@
           </w:tcPr>
           <w:p>
             <w:pPr>
-              <w:spacing w:line="280" w:lineRule="atLeast"/>
+              <w:spacing w:line="290" w:lineRule="atLeast"/>
               <w:rPr>
                 <w:rFonts w:hint="default"/>
                 <w:sz w:val="21"/>
@@ -1029,7 +1047,7 @@
                 <w:ilvl w:val="0"/>
                 <w:numId w:val="2"/>
               </w:numPr>
-              <w:spacing w:line="280" w:lineRule="atLeast"/>
+              <w:spacing w:line="290" w:lineRule="atLeast"/>
               <w:rPr>
                 <w:rFonts w:hint="default"/>
                 <w:sz w:val="21"/>
@@ -1037,41 +1055,45 @@
             </w:pPr>
             <w:r>
               <w:rPr>
+                <w:rFonts w:ascii="Times New Roman" w:eastAsia="宋体" w:hAnsi="Times New Roman" w:cs="宋体"/>
+                <w:b/>
+                <w:bCs/>
+                <w:sz w:val="21"/>
+              </w:rPr>
+              <w:t>荣誉奖励：</w:t>
+            </w:r>
+            <w:r>
+              <w:rPr>
+                <w:rFonts w:ascii="Times New Roman" w:eastAsia="宋体" w:hAnsi="Times New Roman" w:cs="宋体"/>
+                <w:sz w:val="21"/>
+              </w:rPr>
+              <w:t>山东大学</w:t>
+            </w:r>
+            <w:r>
+              <w:rPr>
                 <w:rFonts w:ascii="Times New Roman" w:eastAsia="宋体" w:hAnsi="Times New Roman"/>
                 <w:sz w:val="21"/>
-                <w:szCs w:val="21"/>
-              </w:rPr>
-              <w:t>荣誉奖励：山东大学</w:t>
+              </w:rPr>
+              <w:t>2024</w:t>
+            </w:r>
+            <w:r>
+              <w:rPr>
+                <w:rFonts w:ascii="Times New Roman" w:eastAsia="宋体" w:hAnsi="Times New Roman" w:cs="宋体"/>
+                <w:sz w:val="21"/>
+              </w:rPr>
+              <w:t>—</w:t>
             </w:r>
             <w:r>
               <w:rPr>
                 <w:rFonts w:ascii="Times New Roman" w:eastAsia="宋体" w:hAnsi="Times New Roman"/>
                 <w:sz w:val="21"/>
-                <w:szCs w:val="21"/>
-              </w:rPr>
-              <w:t>2024</w:t>
-            </w:r>
-            <w:r>
-              <w:rPr>
-                <w:rFonts w:ascii="Times New Roman" w:eastAsia="宋体" w:hAnsi="Times New Roman"/>
-                <w:sz w:val="21"/>
-                <w:szCs w:val="21"/>
-              </w:rPr>
-              <w:t>—</w:t>
-            </w:r>
-            <w:r>
-              <w:rPr>
-                <w:rFonts w:ascii="Times New Roman" w:eastAsia="宋体" w:hAnsi="Times New Roman"/>
-                <w:sz w:val="21"/>
-                <w:szCs w:val="21"/>
               </w:rPr>
               <w:t>2025</w:t>
             </w:r>
             <w:r>
               <w:rPr>
-                <w:rFonts w:ascii="Times New Roman" w:eastAsia="宋体" w:hAnsi="Times New Roman"/>
-                <w:sz w:val="21"/>
-                <w:szCs w:val="21"/>
+                <w:rFonts w:ascii="Times New Roman" w:eastAsia="宋体" w:hAnsi="Times New Roman" w:cs="宋体"/>
+                <w:sz w:val="21"/>
               </w:rPr>
               <w:t>年暑期社会实践专项优秀等级</w:t>
             </w:r>
@@ -1140,7 +1162,7 @@
     </w:p>
     <w:tbl>
       <w:tblPr>
-        <w:tblW w:w="11727" w:type="dxa"/>
+        <w:tblW w:w="0" w:type="auto"/>
         <w:jc w:val="center"/>
         <w:tblLayout w:type="fixed"/>
         <w:tblCellMar>
@@ -1150,27 +1172,23 @@
         <w:tblLook w:val="0000" w:firstRow="0" w:lastRow="0" w:firstColumn="0" w:lastColumn="0" w:noHBand="0" w:noVBand="0"/>
       </w:tblPr>
       <w:tblGrid>
-        <w:gridCol w:w="700"/>
-        <w:gridCol w:w="185"/>
-        <w:gridCol w:w="103"/>
-        <w:gridCol w:w="4313"/>
-        <w:gridCol w:w="2694"/>
-        <w:gridCol w:w="2756"/>
-        <w:gridCol w:w="881"/>
-        <w:gridCol w:w="95"/>
+        <w:gridCol w:w="695"/>
+        <w:gridCol w:w="184"/>
+        <w:gridCol w:w="4416"/>
+        <w:gridCol w:w="2693"/>
+        <w:gridCol w:w="2755"/>
+        <w:gridCol w:w="880"/>
       </w:tblGrid>
       <w:tr>
         <w:trPr>
           <w:gridBefore w:val="2"/>
-          <w:gridAfter w:val="1"/>
-          <w:wBefore w:w="885" w:type="dxa"/>
-          <w:wAfter w:w="95" w:type="dxa"/>
+          <w:wBefore w:w="879" w:type="dxa"/>
           <w:jc w:val="center"/>
         </w:trPr>
         <w:tc>
           <w:tcPr>
-            <w:tcW w:w="10747" w:type="dxa"/>
-            <w:gridSpan w:val="5"/>
+            <w:tcW w:w="10744" w:type="dxa"/>
+            <w:gridSpan w:val="4"/>
             <w:tcBorders>
               <w:top w:val="nil"/>
               <w:left w:val="nil"/>
@@ -1188,35 +1206,41 @@
           </w:tcPr>
           <w:p>
             <w:pPr>
-              <w:spacing w:line="280" w:lineRule="atLeast"/>
-              <w:rPr>
-                <w:rFonts w:ascii="宋体" w:eastAsia="宋体" w:hAnsi="宋体"/>
-                <w:b/>
-                <w:bCs/>
-                <w:szCs w:val="24"/>
-              </w:rPr>
-            </w:pPr>
-            <w:r>
-              <w:rPr>
-                <w:rFonts w:ascii="宋体" w:eastAsia="宋体" w:hAnsi="宋体"/>
-                <w:b/>
-                <w:bCs/>
-                <w:szCs w:val="24"/>
-              </w:rPr>
-              <w:t>实践经历</w:t>
+              <w:spacing w:line="290" w:lineRule="atLeast"/>
+              <w:rPr>
+                <w:rFonts w:ascii="Times New Roman" w:hAnsi="Times New Roman" w:hint="default"/>
+                <w:b/>
+                <w:bCs/>
+              </w:rPr>
+            </w:pPr>
+            <w:r>
+              <w:rPr>
+                <w:rFonts w:ascii="Times New Roman" w:eastAsia="宋体" w:hAnsi="Times New Roman" w:cs="宋体"/>
+                <w:b/>
+                <w:bCs/>
+              </w:rPr>
+              <w:t>项目</w:t>
+            </w:r>
+            <w:r>
+              <w:rPr>
+                <w:rFonts w:ascii="Times New Roman" w:eastAsia="宋体" w:hAnsi="Times New Roman" w:cs="宋体"/>
+                <w:b/>
+                <w:bCs/>
+              </w:rPr>
+              <w:t>经历</w:t>
             </w:r>
           </w:p>
         </w:tc>
       </w:tr>
       <w:tr>
         <w:trPr>
-          <w:gridAfter w:val="2"/>
-          <w:wAfter w:w="975" w:type="dxa"/>
+          <w:gridAfter w:val="1"/>
+          <w:wAfter w:w="880" w:type="dxa"/>
           <w:jc w:val="center"/>
         </w:trPr>
         <w:tc>
           <w:tcPr>
-            <w:tcW w:w="696" w:type="dxa"/>
+            <w:tcW w:w="695" w:type="dxa"/>
             <w:tcBorders>
               <w:top w:val="nil"/>
               <w:left w:val="nil"/>
@@ -1233,11 +1257,9 @@
           </w:tcPr>
           <w:p>
             <w:pPr>
-              <w:spacing w:line="280" w:lineRule="atLeast"/>
-              <w:rPr>
-                <w:rFonts w:hint="default"/>
-                <w:b/>
-                <w:bCs/>
+              <w:spacing w:line="290" w:lineRule="atLeast"/>
+              <w:rPr>
+                <w:rFonts w:ascii="Times New Roman" w:hAnsi="Times New Roman" w:hint="default"/>
                 <w:sz w:val="21"/>
               </w:rPr>
             </w:pPr>
@@ -1245,7 +1267,1214 @@
         </w:tc>
         <w:tc>
           <w:tcPr>
-            <w:tcW w:w="4601" w:type="dxa"/>
+            <w:tcW w:w="4600" w:type="dxa"/>
+            <w:gridSpan w:val="2"/>
+            <w:tcBorders>
+              <w:top w:val="nil"/>
+              <w:left w:val="nil"/>
+              <w:bottom w:val="nil"/>
+              <w:right w:val="nil"/>
+            </w:tcBorders>
+            <w:tcMar>
+              <w:top w:w="0" w:type="dxa"/>
+              <w:left w:w="85" w:type="dxa"/>
+              <w:bottom w:w="0" w:type="dxa"/>
+              <w:right w:w="85" w:type="dxa"/>
+            </w:tcMar>
+            <w:vAlign w:val="center"/>
+          </w:tcPr>
+          <w:p>
+            <w:pPr>
+              <w:spacing w:line="290" w:lineRule="atLeast"/>
+              <w:rPr>
+                <w:rFonts w:ascii="Times New Roman" w:hAnsi="Times New Roman" w:hint="default"/>
+                <w:sz w:val="21"/>
+              </w:rPr>
+            </w:pPr>
+            <w:r>
+              <w:rPr>
+                <w:rFonts w:ascii="Times New Roman" w:eastAsia="宋体" w:hAnsi="Times New Roman" w:cs="宋体"/>
+                <w:b/>
+                <w:bCs/>
+                <w:sz w:val="21"/>
+              </w:rPr>
+              <w:t>社区团购自提点选址与配送路径优化</w:t>
+            </w:r>
+          </w:p>
+        </w:tc>
+        <w:tc>
+          <w:tcPr>
+            <w:tcW w:w="2693" w:type="dxa"/>
+            <w:tcBorders>
+              <w:top w:val="nil"/>
+              <w:left w:val="nil"/>
+              <w:bottom w:val="nil"/>
+              <w:right w:val="nil"/>
+            </w:tcBorders>
+            <w:vAlign w:val="center"/>
+          </w:tcPr>
+          <w:p>
+            <w:pPr>
+              <w:spacing w:line="290" w:lineRule="atLeast"/>
+              <w:rPr>
+                <w:rFonts w:ascii="Times New Roman" w:eastAsia="等线" w:hAnsi="Times New Roman" w:hint="default"/>
+                <w:b/>
+                <w:bCs/>
+                <w:sz w:val="21"/>
+              </w:rPr>
+            </w:pPr>
+            <w:r>
+              <w:rPr>
+                <w:rFonts w:ascii="Times New Roman" w:eastAsia="宋体" w:hAnsi="Times New Roman" w:cs="宋体"/>
+                <w:b/>
+                <w:bCs/>
+                <w:sz w:val="21"/>
+              </w:rPr>
+              <w:t>个人课程项目</w:t>
+            </w:r>
+          </w:p>
+        </w:tc>
+        <w:tc>
+          <w:tcPr>
+            <w:tcW w:w="2755" w:type="dxa"/>
+            <w:tcBorders>
+              <w:top w:val="nil"/>
+              <w:left w:val="nil"/>
+              <w:bottom w:val="nil"/>
+              <w:right w:val="nil"/>
+            </w:tcBorders>
+            <w:vAlign w:val="center"/>
+          </w:tcPr>
+          <w:p>
+            <w:pPr>
+              <w:spacing w:line="290" w:lineRule="atLeast"/>
+              <w:rPr>
+                <w:rFonts w:ascii="Times New Roman" w:eastAsia="等线" w:hAnsi="Times New Roman" w:hint="default"/>
+                <w:b/>
+                <w:bCs/>
+                <w:sz w:val="21"/>
+              </w:rPr>
+            </w:pPr>
+            <w:r>
+              <w:rPr>
+                <w:rFonts w:ascii="Times New Roman" w:eastAsia="宋体" w:hAnsi="Times New Roman" w:cs="宋体"/>
+                <w:b/>
+                <w:bCs/>
+                <w:sz w:val="21"/>
+              </w:rPr>
+              <w:t>2026.03-2026.06</w:t>
+            </w:r>
+          </w:p>
+        </w:tc>
+      </w:tr>
+      <w:tr>
+        <w:trPr>
+          <w:gridAfter w:val="1"/>
+          <w:wAfter w:w="880" w:type="dxa"/>
+          <w:jc w:val="center"/>
+        </w:trPr>
+        <w:tc>
+          <w:tcPr>
+            <w:tcW w:w="695" w:type="dxa"/>
+            <w:tcBorders>
+              <w:top w:val="nil"/>
+              <w:left w:val="nil"/>
+              <w:bottom w:val="nil"/>
+              <w:right w:val="nil"/>
+            </w:tcBorders>
+            <w:tcMar>
+              <w:top w:w="0" w:type="dxa"/>
+              <w:left w:w="113" w:type="dxa"/>
+              <w:bottom w:w="0" w:type="dxa"/>
+              <w:right w:w="85" w:type="dxa"/>
+            </w:tcMar>
+            <w:vAlign w:val="center"/>
+          </w:tcPr>
+          <w:p>
+            <w:pPr>
+              <w:spacing w:line="290" w:lineRule="atLeast"/>
+              <w:rPr>
+                <w:rFonts w:ascii="Times New Roman" w:hAnsi="Times New Roman" w:hint="default"/>
+                <w:sz w:val="21"/>
+              </w:rPr>
+            </w:pPr>
+          </w:p>
+        </w:tc>
+        <w:tc>
+          <w:tcPr>
+            <w:tcW w:w="10048" w:type="dxa"/>
+            <w:gridSpan w:val="4"/>
+            <w:tcBorders>
+              <w:top w:val="nil"/>
+              <w:left w:val="nil"/>
+              <w:bottom w:val="nil"/>
+              <w:right w:val="nil"/>
+            </w:tcBorders>
+            <w:tcMar>
+              <w:top w:w="0" w:type="dxa"/>
+              <w:left w:w="85" w:type="dxa"/>
+              <w:bottom w:w="0" w:type="dxa"/>
+              <w:right w:w="85" w:type="dxa"/>
+            </w:tcMar>
+            <w:vAlign w:val="center"/>
+          </w:tcPr>
+          <w:p>
+            <w:pPr>
+              <w:numPr>
+                <w:ilvl w:val="0"/>
+                <w:numId w:val="9"/>
+              </w:numPr>
+              <w:spacing w:line="290" w:lineRule="atLeast"/>
+              <w:rPr>
+                <w:rFonts w:ascii="Times New Roman" w:eastAsia="宋体" w:hAnsi="Times New Roman" w:cs="宋体" w:hint="default"/>
+                <w:sz w:val="21"/>
+              </w:rPr>
+            </w:pPr>
+            <w:r>
+              <w:rPr>
+                <w:rFonts w:ascii="Times New Roman" w:eastAsia="宋体" w:hAnsi="Times New Roman" w:cs="宋体"/>
+                <w:sz w:val="21"/>
+              </w:rPr>
+              <w:t>问题建模：针对老龄化小区自提点布局零散、配送效率低的痛点，将年龄分层服务半径与电梯等待时间纳入选址</w:t>
+            </w:r>
+            <w:r>
+              <w:rPr>
+                <w:rFonts w:ascii="Times New Roman" w:eastAsia="宋体" w:hAnsi="Times New Roman" w:cs="宋体" w:hint="default"/>
+                <w:sz w:val="21"/>
+              </w:rPr>
+              <w:t>-</w:t>
+            </w:r>
+            <w:r>
+              <w:rPr>
+                <w:rFonts w:ascii="Times New Roman" w:eastAsia="宋体" w:hAnsi="Times New Roman" w:cs="宋体"/>
+                <w:sz w:val="21"/>
+              </w:rPr>
+              <w:t>路径优化模型</w:t>
+            </w:r>
+          </w:p>
+          <w:p>
+            <w:pPr>
+              <w:numPr>
+                <w:ilvl w:val="0"/>
+                <w:numId w:val="9"/>
+              </w:numPr>
+              <w:spacing w:line="290" w:lineRule="atLeast"/>
+              <w:rPr>
+                <w:rFonts w:ascii="Times New Roman" w:eastAsia="宋体" w:hAnsi="Times New Roman" w:cs="宋体" w:hint="default"/>
+                <w:sz w:val="21"/>
+              </w:rPr>
+            </w:pPr>
+            <w:r>
+              <w:rPr>
+                <w:rFonts w:ascii="Times New Roman" w:eastAsia="宋体" w:hAnsi="Times New Roman" w:cs="宋体"/>
+                <w:sz w:val="21"/>
+              </w:rPr>
+              <w:t>方案求解：基于</w:t>
+            </w:r>
+            <w:r>
+              <w:rPr>
+                <w:rFonts w:ascii="Times New Roman" w:eastAsia="宋体" w:hAnsi="Times New Roman" w:cs="宋体" w:hint="default"/>
+                <w:sz w:val="21"/>
+              </w:rPr>
+              <w:t>15</w:t>
+            </w:r>
+            <w:r>
+              <w:rPr>
+                <w:rFonts w:ascii="Times New Roman" w:eastAsia="宋体" w:hAnsi="Times New Roman" w:cs="宋体"/>
+                <w:sz w:val="21"/>
+              </w:rPr>
+              <w:t>个候选点位、日均</w:t>
+            </w:r>
+            <w:r>
+              <w:rPr>
+                <w:rFonts w:ascii="Times New Roman" w:eastAsia="宋体" w:hAnsi="Times New Roman" w:cs="宋体" w:hint="default"/>
+                <w:sz w:val="21"/>
+              </w:rPr>
+              <w:t>345</w:t>
+            </w:r>
+            <w:r>
+              <w:rPr>
+                <w:rFonts w:ascii="Times New Roman" w:eastAsia="宋体" w:hAnsi="Times New Roman" w:cs="宋体"/>
+                <w:sz w:val="21"/>
+              </w:rPr>
+              <w:t>单数据，用</w:t>
+            </w:r>
+            <w:r>
+              <w:rPr>
+                <w:rFonts w:ascii="Times New Roman" w:eastAsia="宋体" w:hAnsi="Times New Roman" w:cs="宋体" w:hint="default"/>
+                <w:sz w:val="21"/>
+              </w:rPr>
+              <w:t>Python</w:t>
+            </w:r>
+            <w:r>
+              <w:rPr>
+                <w:rFonts w:ascii="Times New Roman" w:eastAsia="宋体" w:hAnsi="Times New Roman" w:cs="宋体"/>
+                <w:sz w:val="21"/>
+              </w:rPr>
+              <w:t>设计</w:t>
+            </w:r>
+            <w:r>
+              <w:rPr>
+                <w:rFonts w:ascii="Times New Roman" w:eastAsia="宋体" w:hAnsi="Times New Roman" w:cs="宋体"/>
+                <w:sz w:val="21"/>
+              </w:rPr>
+              <w:t>“</w:t>
+            </w:r>
+            <w:r>
+              <w:rPr>
+                <w:rFonts w:ascii="Times New Roman" w:eastAsia="宋体" w:hAnsi="Times New Roman" w:cs="宋体" w:hint="default"/>
+                <w:sz w:val="21"/>
+              </w:rPr>
+              <w:t>2</w:t>
+            </w:r>
+            <w:r>
+              <w:rPr>
+                <w:rFonts w:ascii="Times New Roman" w:eastAsia="宋体" w:hAnsi="Times New Roman" w:cs="宋体"/>
+                <w:sz w:val="21"/>
+              </w:rPr>
+              <w:t>核心点</w:t>
+            </w:r>
+            <w:r>
+              <w:rPr>
+                <w:rFonts w:ascii="Times New Roman" w:eastAsia="宋体" w:hAnsi="Times New Roman" w:cs="宋体" w:hint="default"/>
+                <w:sz w:val="21"/>
+              </w:rPr>
+              <w:t>+4</w:t>
+            </w:r>
+            <w:r>
+              <w:rPr>
+                <w:rFonts w:ascii="Times New Roman" w:eastAsia="宋体" w:hAnsi="Times New Roman" w:cs="宋体"/>
+                <w:sz w:val="21"/>
+              </w:rPr>
+              <w:t>动态临时点</w:t>
+            </w:r>
+            <w:r>
+              <w:rPr>
+                <w:rFonts w:ascii="Times New Roman" w:eastAsia="宋体" w:hAnsi="Times New Roman" w:cs="宋体"/>
+                <w:sz w:val="21"/>
+              </w:rPr>
+              <w:t>”</w:t>
+            </w:r>
+            <w:r>
+              <w:rPr>
+                <w:rFonts w:ascii="Times New Roman" w:eastAsia="宋体" w:hAnsi="Times New Roman" w:cs="宋体"/>
+                <w:sz w:val="21"/>
+              </w:rPr>
+              <w:t>弹性布局方案</w:t>
+            </w:r>
+          </w:p>
+          <w:p>
+            <w:pPr>
+              <w:numPr>
+                <w:ilvl w:val="0"/>
+                <w:numId w:val="9"/>
+              </w:numPr>
+              <w:spacing w:line="290" w:lineRule="atLeast"/>
+              <w:rPr>
+                <w:rFonts w:ascii="Times New Roman" w:eastAsia="宋体" w:hAnsi="Times New Roman" w:cs="宋体" w:hint="default"/>
+                <w:sz w:val="21"/>
+              </w:rPr>
+            </w:pPr>
+            <w:r>
+              <w:rPr>
+                <w:rFonts w:ascii="Times New Roman" w:eastAsia="宋体" w:hAnsi="Times New Roman" w:cs="宋体"/>
+                <w:sz w:val="21"/>
+              </w:rPr>
+              <w:t>成果验证：模型测算总成本降低</w:t>
+            </w:r>
+            <w:r>
+              <w:rPr>
+                <w:rFonts w:ascii="Times New Roman" w:eastAsia="宋体" w:hAnsi="Times New Roman" w:cs="宋体" w:hint="default"/>
+                <w:sz w:val="21"/>
+              </w:rPr>
+              <w:t>18.7%</w:t>
+            </w:r>
+            <w:r>
+              <w:rPr>
+                <w:rFonts w:ascii="Times New Roman" w:eastAsia="宋体" w:hAnsi="Times New Roman" w:cs="宋体"/>
+                <w:sz w:val="21"/>
+              </w:rPr>
+              <w:t>，老年覆盖率</w:t>
+            </w:r>
+            <w:r>
+              <w:rPr>
+                <w:rFonts w:ascii="Times New Roman" w:eastAsia="宋体" w:hAnsi="Times New Roman" w:cs="宋体" w:hint="default"/>
+                <w:sz w:val="21"/>
+              </w:rPr>
+              <w:t>53.4%</w:t>
+            </w:r>
+            <w:r>
+              <w:rPr>
+                <w:rFonts w:ascii="Times New Roman" w:eastAsia="宋体" w:hAnsi="Times New Roman" w:cs="宋体"/>
+                <w:sz w:val="21"/>
+              </w:rPr>
+              <w:t>→</w:t>
+            </w:r>
+            <w:r>
+              <w:rPr>
+                <w:rFonts w:ascii="Times New Roman" w:eastAsia="宋体" w:hAnsi="Times New Roman" w:cs="宋体" w:hint="default"/>
+                <w:sz w:val="21"/>
+              </w:rPr>
+              <w:t>87.3%</w:t>
+            </w:r>
+            <w:r>
+              <w:rPr>
+                <w:rFonts w:ascii="Times New Roman" w:eastAsia="宋体" w:hAnsi="Times New Roman" w:cs="宋体"/>
+                <w:sz w:val="21"/>
+              </w:rPr>
+              <w:t>，配送时长缩短</w:t>
+            </w:r>
+            <w:r>
+              <w:rPr>
+                <w:rFonts w:ascii="Times New Roman" w:eastAsia="宋体" w:hAnsi="Times New Roman" w:cs="宋体" w:hint="default"/>
+                <w:sz w:val="21"/>
+              </w:rPr>
+              <w:t>22.3%</w:t>
+            </w:r>
+            <w:r>
+              <w:rPr>
+                <w:rFonts w:ascii="Times New Roman" w:eastAsia="宋体" w:hAnsi="Times New Roman" w:cs="宋体"/>
+                <w:sz w:val="21"/>
+              </w:rPr>
+              <w:t>，可响应周末</w:t>
+            </w:r>
+            <w:r>
+              <w:rPr>
+                <w:rFonts w:ascii="Times New Roman" w:eastAsia="宋体" w:hAnsi="Times New Roman" w:cs="宋体" w:hint="default"/>
+                <w:sz w:val="21"/>
+              </w:rPr>
+              <w:t>29.9%</w:t>
+            </w:r>
+            <w:r>
+              <w:rPr>
+                <w:rFonts w:ascii="Times New Roman" w:eastAsia="宋体" w:hAnsi="Times New Roman" w:cs="宋体"/>
+                <w:sz w:val="21"/>
+              </w:rPr>
+              <w:t>、促销日</w:t>
+            </w:r>
+            <w:r>
+              <w:rPr>
+                <w:rFonts w:ascii="Times New Roman" w:eastAsia="宋体" w:hAnsi="Times New Roman" w:cs="宋体" w:hint="default"/>
+                <w:sz w:val="21"/>
+              </w:rPr>
+              <w:t>50.7%</w:t>
+            </w:r>
+            <w:r>
+              <w:rPr>
+                <w:rFonts w:ascii="Times New Roman" w:eastAsia="宋体" w:hAnsi="Times New Roman" w:cs="宋体"/>
+                <w:sz w:val="21"/>
+              </w:rPr>
+              <w:t>的需求波动</w:t>
+            </w:r>
+          </w:p>
+        </w:tc>
+      </w:tr>
+      <w:tr>
+        <w:trPr>
+          <w:gridAfter w:val="1"/>
+          <w:wAfter w:w="880" w:type="dxa"/>
+          <w:jc w:val="center"/>
+        </w:trPr>
+        <w:tc>
+          <w:tcPr>
+            <w:tcW w:w="695" w:type="dxa"/>
+            <w:tcBorders>
+              <w:top w:val="nil"/>
+              <w:left w:val="nil"/>
+              <w:bottom w:val="nil"/>
+              <w:right w:val="nil"/>
+            </w:tcBorders>
+            <w:tcMar>
+              <w:top w:w="0" w:type="dxa"/>
+              <w:left w:w="113" w:type="dxa"/>
+              <w:bottom w:w="0" w:type="dxa"/>
+              <w:right w:w="85" w:type="dxa"/>
+            </w:tcMar>
+            <w:vAlign w:val="center"/>
+          </w:tcPr>
+          <w:p>
+            <w:pPr>
+              <w:spacing w:line="290" w:lineRule="atLeast"/>
+              <w:rPr>
+                <w:rFonts w:ascii="Times New Roman" w:hAnsi="Times New Roman" w:hint="default"/>
+                <w:sz w:val="21"/>
+              </w:rPr>
+            </w:pPr>
+          </w:p>
+        </w:tc>
+        <w:tc>
+          <w:tcPr>
+            <w:tcW w:w="4600" w:type="dxa"/>
+            <w:gridSpan w:val="2"/>
+            <w:tcBorders>
+              <w:top w:val="nil"/>
+              <w:left w:val="nil"/>
+              <w:bottom w:val="nil"/>
+              <w:right w:val="nil"/>
+            </w:tcBorders>
+            <w:tcMar>
+              <w:top w:w="0" w:type="dxa"/>
+              <w:left w:w="85" w:type="dxa"/>
+              <w:bottom w:w="0" w:type="dxa"/>
+              <w:right w:w="85" w:type="dxa"/>
+            </w:tcMar>
+            <w:vAlign w:val="center"/>
+          </w:tcPr>
+          <w:p>
+            <w:pPr>
+              <w:spacing w:line="290" w:lineRule="atLeast"/>
+              <w:rPr>
+                <w:rFonts w:ascii="Times New Roman" w:hAnsi="Times New Roman" w:hint="default"/>
+                <w:sz w:val="21"/>
+              </w:rPr>
+            </w:pPr>
+            <w:r>
+              <w:rPr>
+                <w:rFonts w:ascii="Times New Roman" w:eastAsia="宋体" w:hAnsi="Times New Roman" w:cs="宋体"/>
+                <w:b/>
+                <w:bCs/>
+                <w:sz w:val="21"/>
+              </w:rPr>
+              <w:t>银行营销客户分层与转化分析</w:t>
+            </w:r>
+          </w:p>
+        </w:tc>
+        <w:tc>
+          <w:tcPr>
+            <w:tcW w:w="2693" w:type="dxa"/>
+            <w:tcBorders>
+              <w:top w:val="nil"/>
+              <w:left w:val="nil"/>
+              <w:bottom w:val="nil"/>
+              <w:right w:val="nil"/>
+            </w:tcBorders>
+            <w:vAlign w:val="center"/>
+          </w:tcPr>
+          <w:p>
+            <w:pPr>
+              <w:spacing w:line="290" w:lineRule="atLeast"/>
+              <w:rPr>
+                <w:rFonts w:ascii="Times New Roman" w:eastAsia="等线" w:hAnsi="Times New Roman" w:hint="default"/>
+                <w:b/>
+                <w:bCs/>
+                <w:sz w:val="21"/>
+              </w:rPr>
+            </w:pPr>
+            <w:r>
+              <w:rPr>
+                <w:rFonts w:ascii="Times New Roman" w:eastAsia="宋体" w:hAnsi="Times New Roman" w:cs="宋体"/>
+                <w:b/>
+                <w:bCs/>
+                <w:sz w:val="21"/>
+              </w:rPr>
+              <w:t>个人课程项目</w:t>
+            </w:r>
+          </w:p>
+        </w:tc>
+        <w:tc>
+          <w:tcPr>
+            <w:tcW w:w="2755" w:type="dxa"/>
+            <w:tcBorders>
+              <w:top w:val="nil"/>
+              <w:left w:val="nil"/>
+              <w:bottom w:val="nil"/>
+              <w:right w:val="nil"/>
+            </w:tcBorders>
+            <w:vAlign w:val="center"/>
+          </w:tcPr>
+          <w:p>
+            <w:pPr>
+              <w:spacing w:line="290" w:lineRule="atLeast"/>
+              <w:rPr>
+                <w:rFonts w:ascii="Times New Roman" w:eastAsia="等线" w:hAnsi="Times New Roman" w:hint="default"/>
+                <w:b/>
+                <w:bCs/>
+                <w:sz w:val="21"/>
+              </w:rPr>
+            </w:pPr>
+            <w:r>
+              <w:rPr>
+                <w:rFonts w:ascii="Times New Roman" w:eastAsia="宋体" w:hAnsi="Times New Roman" w:cs="宋体"/>
+                <w:b/>
+                <w:bCs/>
+                <w:sz w:val="21"/>
+              </w:rPr>
+              <w:t>2026.04</w:t>
+            </w:r>
+            <w:r>
+              <w:rPr>
+                <w:rFonts w:ascii="Times New Roman" w:eastAsia="宋体" w:hAnsi="Times New Roman" w:cs="宋体"/>
+                <w:b/>
+                <w:bCs/>
+                <w:sz w:val="21"/>
+              </w:rPr>
+              <w:t>—</w:t>
+            </w:r>
+            <w:r>
+              <w:rPr>
+                <w:rFonts w:ascii="Times New Roman" w:eastAsia="宋体" w:hAnsi="Times New Roman" w:cs="宋体"/>
+                <w:b/>
+                <w:bCs/>
+                <w:sz w:val="21"/>
+              </w:rPr>
+              <w:t>2026.06</w:t>
+            </w:r>
+          </w:p>
+        </w:tc>
+      </w:tr>
+      <w:tr>
+        <w:trPr>
+          <w:gridAfter w:val="1"/>
+          <w:wAfter w:w="880" w:type="dxa"/>
+          <w:jc w:val="center"/>
+        </w:trPr>
+        <w:tc>
+          <w:tcPr>
+            <w:tcW w:w="695" w:type="dxa"/>
+            <w:tcBorders>
+              <w:top w:val="nil"/>
+              <w:left w:val="nil"/>
+              <w:bottom w:val="nil"/>
+              <w:right w:val="nil"/>
+            </w:tcBorders>
+            <w:tcMar>
+              <w:top w:w="0" w:type="dxa"/>
+              <w:left w:w="113" w:type="dxa"/>
+              <w:bottom w:w="0" w:type="dxa"/>
+              <w:right w:w="85" w:type="dxa"/>
+            </w:tcMar>
+            <w:vAlign w:val="center"/>
+          </w:tcPr>
+          <w:p>
+            <w:pPr>
+              <w:spacing w:line="290" w:lineRule="atLeast"/>
+              <w:rPr>
+                <w:rFonts w:ascii="Times New Roman" w:hAnsi="Times New Roman" w:hint="default"/>
+                <w:sz w:val="21"/>
+              </w:rPr>
+            </w:pPr>
+          </w:p>
+        </w:tc>
+        <w:tc>
+          <w:tcPr>
+            <w:tcW w:w="10048" w:type="dxa"/>
+            <w:gridSpan w:val="4"/>
+            <w:tcBorders>
+              <w:top w:val="nil"/>
+              <w:left w:val="nil"/>
+              <w:bottom w:val="nil"/>
+              <w:right w:val="nil"/>
+            </w:tcBorders>
+            <w:tcMar>
+              <w:top w:w="0" w:type="dxa"/>
+              <w:left w:w="85" w:type="dxa"/>
+              <w:bottom w:w="0" w:type="dxa"/>
+              <w:right w:w="85" w:type="dxa"/>
+            </w:tcMar>
+            <w:vAlign w:val="center"/>
+          </w:tcPr>
+          <w:p>
+            <w:pPr>
+              <w:numPr>
+                <w:ilvl w:val="0"/>
+                <w:numId w:val="9"/>
+              </w:numPr>
+              <w:spacing w:line="290" w:lineRule="atLeast"/>
+              <w:rPr>
+                <w:rFonts w:ascii="Times New Roman" w:eastAsia="宋体" w:hAnsi="Times New Roman" w:cs="宋体" w:hint="default"/>
+                <w:sz w:val="21"/>
+              </w:rPr>
+            </w:pPr>
+            <w:r>
+              <w:rPr>
+                <w:rFonts w:ascii="Times New Roman" w:eastAsia="宋体" w:hAnsi="Times New Roman" w:cs="宋体"/>
+                <w:sz w:val="21"/>
+              </w:rPr>
+              <w:t>数据清洗：基于</w:t>
+            </w:r>
+            <w:r>
+              <w:rPr>
+                <w:rFonts w:ascii="Times New Roman" w:eastAsia="宋体" w:hAnsi="Times New Roman" w:cs="宋体" w:hint="default"/>
+                <w:sz w:val="21"/>
+              </w:rPr>
+              <w:t>45211</w:t>
+            </w:r>
+            <w:r>
+              <w:rPr>
+                <w:rFonts w:ascii="Times New Roman" w:eastAsia="宋体" w:hAnsi="Times New Roman" w:cs="宋体"/>
+                <w:sz w:val="21"/>
+              </w:rPr>
+              <w:t>条葡萄牙银行真实营销数据，用</w:t>
+            </w:r>
+            <w:r>
+              <w:rPr>
+                <w:rFonts w:ascii="Times New Roman" w:eastAsia="宋体" w:hAnsi="Times New Roman" w:cs="宋体" w:hint="default"/>
+                <w:sz w:val="21"/>
+              </w:rPr>
+              <w:t>R</w:t>
+            </w:r>
+            <w:r>
+              <w:rPr>
+                <w:rFonts w:ascii="Times New Roman" w:eastAsia="宋体" w:hAnsi="Times New Roman" w:cs="宋体"/>
+                <w:sz w:val="21"/>
+              </w:rPr>
+              <w:t>完成缺失值与异常值清洗，对年龄、职业、营销频次等字段做多维度分层统计</w:t>
+            </w:r>
+          </w:p>
+          <w:p>
+            <w:pPr>
+              <w:numPr>
+                <w:ilvl w:val="0"/>
+                <w:numId w:val="9"/>
+              </w:numPr>
+              <w:spacing w:line="290" w:lineRule="atLeast"/>
+              <w:rPr>
+                <w:rFonts w:ascii="Times New Roman" w:eastAsia="宋体" w:hAnsi="Times New Roman" w:cs="宋体" w:hint="default"/>
+                <w:sz w:val="21"/>
+              </w:rPr>
+            </w:pPr>
+            <w:r>
+              <w:rPr>
+                <w:rFonts w:ascii="Times New Roman" w:eastAsia="宋体" w:hAnsi="Times New Roman" w:cs="宋体"/>
+                <w:sz w:val="21"/>
+              </w:rPr>
+              <w:t>可视化分析：独立绘制帕累托图、相关性热力图、订阅转化率瀑布图，识别高价值客群特征与营销流失关键环节</w:t>
+            </w:r>
+          </w:p>
+          <w:p>
+            <w:pPr>
+              <w:numPr>
+                <w:ilvl w:val="0"/>
+                <w:numId w:val="9"/>
+              </w:numPr>
+              <w:spacing w:line="290" w:lineRule="atLeast"/>
+              <w:rPr>
+                <w:rFonts w:ascii="Times New Roman" w:eastAsia="宋体" w:hAnsi="Times New Roman" w:cs="宋体" w:hint="default"/>
+                <w:sz w:val="21"/>
+              </w:rPr>
+            </w:pPr>
+            <w:r>
+              <w:rPr>
+                <w:rFonts w:ascii="Times New Roman" w:eastAsia="宋体" w:hAnsi="Times New Roman" w:cs="宋体"/>
+                <w:sz w:val="21"/>
+              </w:rPr>
+              <w:t>洞察输出：为客户分群与营销资源分配提供数据支撑，独立交付完整分析报告</w:t>
+            </w:r>
+          </w:p>
+        </w:tc>
+      </w:tr>
+      <w:tr>
+        <w:trPr>
+          <w:gridAfter w:val="1"/>
+          <w:wAfter w:w="880" w:type="dxa"/>
+          <w:jc w:val="center"/>
+        </w:trPr>
+        <w:tc>
+          <w:tcPr>
+            <w:tcW w:w="695" w:type="dxa"/>
+            <w:tcBorders>
+              <w:top w:val="nil"/>
+              <w:left w:val="nil"/>
+              <w:bottom w:val="nil"/>
+              <w:right w:val="nil"/>
+            </w:tcBorders>
+            <w:tcMar>
+              <w:top w:w="0" w:type="dxa"/>
+              <w:left w:w="113" w:type="dxa"/>
+              <w:bottom w:w="0" w:type="dxa"/>
+              <w:right w:w="85" w:type="dxa"/>
+            </w:tcMar>
+            <w:vAlign w:val="center"/>
+          </w:tcPr>
+          <w:p>
+            <w:pPr>
+              <w:spacing w:line="290" w:lineRule="atLeast"/>
+              <w:rPr>
+                <w:rFonts w:ascii="Times New Roman" w:hAnsi="Times New Roman" w:hint="default"/>
+                <w:sz w:val="21"/>
+              </w:rPr>
+            </w:pPr>
+          </w:p>
+        </w:tc>
+        <w:tc>
+          <w:tcPr>
+            <w:tcW w:w="4600" w:type="dxa"/>
+            <w:gridSpan w:val="2"/>
+            <w:tcBorders>
+              <w:top w:val="nil"/>
+              <w:left w:val="nil"/>
+              <w:bottom w:val="nil"/>
+              <w:right w:val="nil"/>
+            </w:tcBorders>
+            <w:tcMar>
+              <w:top w:w="0" w:type="dxa"/>
+              <w:left w:w="85" w:type="dxa"/>
+              <w:bottom w:w="0" w:type="dxa"/>
+              <w:right w:w="85" w:type="dxa"/>
+            </w:tcMar>
+            <w:vAlign w:val="center"/>
+          </w:tcPr>
+          <w:p>
+            <w:pPr>
+              <w:spacing w:line="290" w:lineRule="atLeast"/>
+              <w:rPr>
+                <w:rFonts w:ascii="Times New Roman" w:hAnsi="Times New Roman" w:hint="default"/>
+                <w:sz w:val="21"/>
+              </w:rPr>
+            </w:pPr>
+            <w:r>
+              <w:rPr>
+                <w:rFonts w:ascii="Times New Roman" w:eastAsia="宋体" w:hAnsi="Times New Roman" w:cs="宋体"/>
+                <w:b/>
+                <w:bCs/>
+                <w:sz w:val="21"/>
+              </w:rPr>
+              <w:t>ERP</w:t>
+            </w:r>
+            <w:r>
+              <w:rPr>
+                <w:rFonts w:ascii="Times New Roman" w:eastAsia="宋体" w:hAnsi="Times New Roman" w:cs="宋体"/>
+                <w:b/>
+                <w:bCs/>
+                <w:sz w:val="21"/>
+              </w:rPr>
+              <w:t>供应链全流程模拟操作</w:t>
+            </w:r>
+          </w:p>
+        </w:tc>
+        <w:tc>
+          <w:tcPr>
+            <w:tcW w:w="2693" w:type="dxa"/>
+            <w:tcBorders>
+              <w:top w:val="nil"/>
+              <w:left w:val="nil"/>
+              <w:bottom w:val="nil"/>
+              <w:right w:val="nil"/>
+            </w:tcBorders>
+            <w:vAlign w:val="center"/>
+          </w:tcPr>
+          <w:p>
+            <w:pPr>
+              <w:spacing w:line="290" w:lineRule="atLeast"/>
+              <w:rPr>
+                <w:rFonts w:ascii="Times New Roman" w:eastAsia="等线" w:hAnsi="Times New Roman" w:hint="default"/>
+                <w:b/>
+                <w:bCs/>
+                <w:sz w:val="21"/>
+              </w:rPr>
+            </w:pPr>
+            <w:r>
+              <w:rPr>
+                <w:rFonts w:ascii="Times New Roman" w:eastAsia="宋体" w:hAnsi="Times New Roman" w:cs="宋体"/>
+                <w:b/>
+                <w:bCs/>
+                <w:sz w:val="21"/>
+              </w:rPr>
+              <w:t>课程实验・账套主管</w:t>
+            </w:r>
+          </w:p>
+        </w:tc>
+        <w:tc>
+          <w:tcPr>
+            <w:tcW w:w="2755" w:type="dxa"/>
+            <w:tcBorders>
+              <w:top w:val="nil"/>
+              <w:left w:val="nil"/>
+              <w:bottom w:val="nil"/>
+              <w:right w:val="nil"/>
+            </w:tcBorders>
+            <w:vAlign w:val="center"/>
+          </w:tcPr>
+          <w:p>
+            <w:pPr>
+              <w:spacing w:line="290" w:lineRule="atLeast"/>
+              <w:rPr>
+                <w:rFonts w:ascii="Times New Roman" w:eastAsia="等线" w:hAnsi="Times New Roman" w:hint="default"/>
+                <w:b/>
+                <w:bCs/>
+                <w:sz w:val="21"/>
+              </w:rPr>
+            </w:pPr>
+            <w:r>
+              <w:rPr>
+                <w:rFonts w:ascii="Times New Roman" w:eastAsia="宋体" w:hAnsi="Times New Roman" w:cs="宋体"/>
+                <w:b/>
+                <w:bCs/>
+                <w:sz w:val="21"/>
+              </w:rPr>
+              <w:t>2025.03-2025.07</w:t>
+            </w:r>
+          </w:p>
+        </w:tc>
+      </w:tr>
+      <w:tr>
+        <w:trPr>
+          <w:gridAfter w:val="1"/>
+          <w:wAfter w:w="880" w:type="dxa"/>
+          <w:jc w:val="center"/>
+        </w:trPr>
+        <w:tc>
+          <w:tcPr>
+            <w:tcW w:w="695" w:type="dxa"/>
+            <w:tcBorders>
+              <w:top w:val="nil"/>
+              <w:left w:val="nil"/>
+              <w:bottom w:val="nil"/>
+              <w:right w:val="nil"/>
+            </w:tcBorders>
+            <w:tcMar>
+              <w:top w:w="0" w:type="dxa"/>
+              <w:left w:w="113" w:type="dxa"/>
+              <w:bottom w:w="0" w:type="dxa"/>
+              <w:right w:w="85" w:type="dxa"/>
+            </w:tcMar>
+            <w:vAlign w:val="center"/>
+          </w:tcPr>
+          <w:p>
+            <w:pPr>
+              <w:spacing w:line="290" w:lineRule="atLeast"/>
+              <w:rPr>
+                <w:rFonts w:ascii="Times New Roman" w:hAnsi="Times New Roman" w:hint="default"/>
+                <w:sz w:val="21"/>
+              </w:rPr>
+            </w:pPr>
+          </w:p>
+        </w:tc>
+        <w:tc>
+          <w:tcPr>
+            <w:tcW w:w="10048" w:type="dxa"/>
+            <w:gridSpan w:val="4"/>
+            <w:tcBorders>
+              <w:top w:val="nil"/>
+              <w:left w:val="nil"/>
+              <w:bottom w:val="nil"/>
+              <w:right w:val="nil"/>
+            </w:tcBorders>
+            <w:tcMar>
+              <w:top w:w="0" w:type="dxa"/>
+              <w:left w:w="85" w:type="dxa"/>
+              <w:bottom w:w="0" w:type="dxa"/>
+              <w:right w:w="85" w:type="dxa"/>
+            </w:tcMar>
+            <w:vAlign w:val="center"/>
+          </w:tcPr>
+          <w:p>
+            <w:pPr>
+              <w:numPr>
+                <w:ilvl w:val="0"/>
+                <w:numId w:val="9"/>
+              </w:numPr>
+              <w:spacing w:line="290" w:lineRule="atLeast"/>
+              <w:rPr>
+                <w:rFonts w:ascii="Times New Roman" w:eastAsia="宋体" w:hAnsi="Times New Roman" w:cs="宋体" w:hint="default"/>
+                <w:sz w:val="21"/>
+              </w:rPr>
+            </w:pPr>
+            <w:r>
+              <w:rPr>
+                <w:rFonts w:ascii="Times New Roman" w:eastAsia="宋体" w:hAnsi="Times New Roman" w:cs="宋体"/>
+                <w:sz w:val="21"/>
+              </w:rPr>
+              <w:t>全流程实操：以账套主管角色使用用友</w:t>
+            </w:r>
+            <w:r>
+              <w:rPr>
+                <w:rFonts w:ascii="Times New Roman" w:eastAsia="宋体" w:hAnsi="Times New Roman" w:cs="宋体" w:hint="default"/>
+                <w:sz w:val="21"/>
+              </w:rPr>
+              <w:t>U8+</w:t>
+            </w:r>
+            <w:r>
+              <w:rPr>
+                <w:rFonts w:ascii="Times New Roman" w:eastAsia="宋体" w:hAnsi="Times New Roman" w:cs="宋体"/>
+                <w:sz w:val="21"/>
+              </w:rPr>
+              <w:t>，以模拟箱包贸易企业为对象，独立完成采购订单→到货入库→销售订单→发货出库→库存调拨→盘点→存货核算→收付款凭证全流程操作</w:t>
+            </w:r>
+          </w:p>
+          <w:p>
+            <w:pPr>
+              <w:numPr>
+                <w:ilvl w:val="0"/>
+                <w:numId w:val="9"/>
+              </w:numPr>
+              <w:spacing w:line="290" w:lineRule="atLeast"/>
+              <w:rPr>
+                <w:rFonts w:ascii="Times New Roman" w:eastAsia="宋体" w:hAnsi="Times New Roman" w:cs="宋体" w:hint="default"/>
+                <w:sz w:val="21"/>
+              </w:rPr>
+            </w:pPr>
+            <w:r>
+              <w:rPr>
+                <w:rFonts w:ascii="Times New Roman" w:eastAsia="宋体" w:hAnsi="Times New Roman" w:cs="宋体"/>
+                <w:sz w:val="21"/>
+              </w:rPr>
+              <w:t>模块联动：掌握采购、销售、库存、存货、财务五大模块间的数据流转与单据联动逻辑，理解</w:t>
+            </w:r>
+            <w:r>
+              <w:rPr>
+                <w:rFonts w:ascii="Times New Roman" w:eastAsia="宋体" w:hAnsi="Times New Roman" w:cs="宋体" w:hint="default"/>
+                <w:sz w:val="21"/>
+              </w:rPr>
+              <w:t>ERP</w:t>
+            </w:r>
+            <w:r>
+              <w:rPr>
+                <w:rFonts w:ascii="Times New Roman" w:eastAsia="宋体" w:hAnsi="Times New Roman" w:cs="宋体"/>
+                <w:sz w:val="21"/>
+              </w:rPr>
+              <w:t>系统中供应链业务从订单到核算的标准化运作机制</w:t>
+            </w:r>
+          </w:p>
+        </w:tc>
+      </w:tr>
+      <w:tr>
+        <w:trPr>
+          <w:gridBefore w:val="2"/>
+          <w:wBefore w:w="879" w:type="dxa"/>
+          <w:jc w:val="center"/>
+        </w:trPr>
+        <w:tc>
+          <w:tcPr>
+            <w:tcW w:w="10744" w:type="dxa"/>
+            <w:gridSpan w:val="4"/>
+            <w:tcBorders>
+              <w:top w:val="nil"/>
+              <w:left w:val="nil"/>
+              <w:bottom w:val="nil"/>
+              <w:right w:val="nil"/>
+            </w:tcBorders>
+            <w:shd w:val="clear" w:color="auto" w:fill="EEEEEE"/>
+            <w:tcMar>
+              <w:top w:w="0" w:type="dxa"/>
+              <w:left w:w="85" w:type="dxa"/>
+              <w:bottom w:w="0" w:type="dxa"/>
+              <w:right w:w="85" w:type="dxa"/>
+            </w:tcMar>
+            <w:vAlign w:val="center"/>
+          </w:tcPr>
+          <w:p>
+            <w:pPr>
+              <w:spacing w:line="290" w:lineRule="atLeast"/>
+              <w:rPr>
+                <w:rFonts w:ascii="宋体" w:eastAsia="宋体" w:hAnsi="宋体"/>
+              </w:rPr>
+            </w:pPr>
+            <w:r>
+              <w:rPr>
+                <w:rFonts w:ascii="宋体" w:eastAsia="宋体" w:hAnsi="宋体"/>
+                <w:b/>
+              </w:rPr>
+              <w:t>实践经历</w:t>
+            </w:r>
+          </w:p>
+        </w:tc>
+      </w:tr>
+    </w:tbl>
+    <w:p>
+      <w:pPr>
+        <w:spacing w:line="290" w:lineRule="atLeast"/>
+        <w:rPr>
+          <w:rFonts w:hint="default"/>
+          <w:vanish/>
+        </w:rPr>
+      </w:pPr>
+    </w:p>
+    <w:p>
+      <w:pPr>
+        <w:spacing w:line="290" w:lineRule="atLeast"/>
+        <w:rPr>
+          <w:rFonts w:hint="default"/>
+          <w:vanish/>
+          <w:sz w:val="21"/>
+        </w:rPr>
+      </w:pPr>
+    </w:p>
+    <w:tbl>
+      <w:tblPr>
+        <w:tblW w:w="0" w:type="auto"/>
+        <w:jc w:val="center"/>
+        <w:tblLayout w:type="fixed"/>
+        <w:tblCellMar>
+          <w:left w:w="0" w:type="dxa"/>
+          <w:right w:w="0" w:type="dxa"/>
+        </w:tblCellMar>
+        <w:tblLook w:val="0000" w:firstRow="0" w:lastRow="0" w:firstColumn="0" w:lastColumn="0" w:noHBand="0" w:noVBand="0"/>
+      </w:tblPr>
+      <w:tblGrid>
+        <w:gridCol w:w="695"/>
+        <w:gridCol w:w="4600"/>
+        <w:gridCol w:w="2693"/>
+        <w:gridCol w:w="2755"/>
+      </w:tblGrid>
+      <w:tr>
+        <w:trPr>
+          <w:jc w:val="center"/>
+        </w:trPr>
+        <w:tc>
+          <w:tcPr>
+            <w:tcW w:w="695" w:type="dxa"/>
+            <w:tcBorders>
+              <w:top w:val="nil"/>
+              <w:left w:val="nil"/>
+              <w:bottom w:val="nil"/>
+              <w:right w:val="nil"/>
+            </w:tcBorders>
+            <w:tcMar>
+              <w:top w:w="0" w:type="dxa"/>
+              <w:left w:w="113" w:type="dxa"/>
+              <w:bottom w:w="0" w:type="dxa"/>
+              <w:right w:w="85" w:type="dxa"/>
+            </w:tcMar>
+            <w:vAlign w:val="center"/>
+          </w:tcPr>
+          <w:p>
+            <w:pPr>
+              <w:spacing w:line="290" w:lineRule="atLeast"/>
+              <w:rPr>
+                <w:rFonts w:hint="default"/>
+                <w:sz w:val="21"/>
+              </w:rPr>
+            </w:pPr>
+          </w:p>
+        </w:tc>
+        <w:tc>
+          <w:tcPr>
+            <w:tcW w:w="4600" w:type="dxa"/>
+            <w:tcBorders>
+              <w:top w:val="nil"/>
+              <w:left w:val="nil"/>
+              <w:bottom w:val="nil"/>
+              <w:right w:val="nil"/>
+            </w:tcBorders>
+            <w:tcMar>
+              <w:top w:w="0" w:type="dxa"/>
+              <w:left w:w="85" w:type="dxa"/>
+              <w:bottom w:w="0" w:type="dxa"/>
+              <w:right w:w="85" w:type="dxa"/>
+            </w:tcMar>
+            <w:vAlign w:val="center"/>
+          </w:tcPr>
+          <w:p>
+            <w:pPr>
+              <w:spacing w:line="290" w:lineRule="atLeast"/>
+              <w:rPr>
+                <w:rFonts w:hint="default"/>
+                <w:b/>
+                <w:bCs/>
+                <w:sz w:val="21"/>
+              </w:rPr>
+            </w:pPr>
+            <w:r>
+              <w:rPr>
+                <w:rFonts w:ascii="Times New Roman" w:eastAsia="宋体" w:hAnsi="Times New Roman" w:cs="宋体"/>
+                <w:b/>
+                <w:bCs/>
+                <w:sz w:val="21"/>
+              </w:rPr>
+              <w:t>瑞幸咖啡</w:t>
+            </w:r>
+          </w:p>
+        </w:tc>
+        <w:tc>
+          <w:tcPr>
+            <w:tcW w:w="2693" w:type="dxa"/>
+            <w:tcBorders>
+              <w:top w:val="nil"/>
+              <w:left w:val="nil"/>
+              <w:bottom w:val="nil"/>
+              <w:right w:val="nil"/>
+            </w:tcBorders>
+            <w:vAlign w:val="center"/>
+          </w:tcPr>
+          <w:p>
+            <w:pPr>
+              <w:spacing w:line="290" w:lineRule="atLeast"/>
+              <w:rPr>
+                <w:rFonts w:hint="default"/>
+                <w:b/>
+                <w:bCs/>
+                <w:sz w:val="21"/>
+              </w:rPr>
+            </w:pPr>
+            <w:r>
+              <w:rPr>
+                <w:rFonts w:ascii="Times New Roman" w:eastAsia="宋体" w:hAnsi="Times New Roman" w:cs="宋体"/>
+                <w:b/>
+                <w:bCs/>
+                <w:sz w:val="21"/>
+              </w:rPr>
+              <w:t>咖啡师（兼职）</w:t>
+            </w:r>
+          </w:p>
+        </w:tc>
+        <w:tc>
+          <w:tcPr>
+            <w:tcW w:w="2755" w:type="dxa"/>
+            <w:tcBorders>
+              <w:top w:val="nil"/>
+              <w:left w:val="nil"/>
+              <w:bottom w:val="nil"/>
+              <w:right w:val="nil"/>
+            </w:tcBorders>
+            <w:vAlign w:val="center"/>
+          </w:tcPr>
+          <w:p>
+            <w:pPr>
+              <w:spacing w:line="290" w:lineRule="atLeast"/>
+              <w:rPr>
+                <w:rFonts w:ascii="Times New Roman" w:eastAsia="等线" w:hAnsi="Times New Roman" w:hint="default"/>
+                <w:b/>
+                <w:bCs/>
+                <w:sz w:val="21"/>
+              </w:rPr>
+            </w:pPr>
+            <w:r>
+              <w:rPr>
+                <w:rFonts w:ascii="Times New Roman" w:eastAsia="宋体" w:hAnsi="Times New Roman" w:cs="宋体"/>
+                <w:b/>
+                <w:bCs/>
+                <w:sz w:val="21"/>
+              </w:rPr>
+              <w:t>2023.07 - 2023.09</w:t>
+            </w:r>
+          </w:p>
+        </w:tc>
+      </w:tr>
+      <w:tr>
+        <w:trPr>
+          <w:jc w:val="center"/>
+        </w:trPr>
+        <w:tc>
+          <w:tcPr>
+            <w:tcW w:w="695" w:type="dxa"/>
+            <w:tcBorders>
+              <w:top w:val="nil"/>
+              <w:left w:val="nil"/>
+              <w:bottom w:val="nil"/>
+              <w:right w:val="nil"/>
+            </w:tcBorders>
+            <w:tcMar>
+              <w:top w:w="0" w:type="dxa"/>
+              <w:left w:w="113" w:type="dxa"/>
+              <w:bottom w:w="0" w:type="dxa"/>
+              <w:right w:w="85" w:type="dxa"/>
+            </w:tcMar>
+            <w:vAlign w:val="center"/>
+          </w:tcPr>
+          <w:p>
+            <w:pPr>
+              <w:spacing w:line="290" w:lineRule="atLeast"/>
+              <w:rPr>
+                <w:rFonts w:ascii="Times New Roman" w:hAnsi="Times New Roman" w:hint="default"/>
+                <w:sz w:val="21"/>
+              </w:rPr>
+            </w:pPr>
+          </w:p>
+        </w:tc>
+        <w:tc>
+          <w:tcPr>
+            <w:tcW w:w="10048" w:type="dxa"/>
             <w:gridSpan w:val="3"/>
             <w:tcBorders>
               <w:top w:val="nil"/>
@@ -1263,102 +2492,67 @@
           </w:tcPr>
           <w:p>
             <w:pPr>
-              <w:spacing w:line="280" w:lineRule="atLeast"/>
-              <w:rPr>
-                <w:rFonts w:hint="default"/>
-                <w:b/>
-                <w:bCs/>
-                <w:sz w:val="21"/>
-              </w:rPr>
-            </w:pPr>
-            <w:r>
-              <w:rPr>
-                <w:rFonts w:ascii="Times New Roman" w:eastAsia="宋体" w:hAnsi="Times New Roman"/>
-                <w:b/>
-                <w:bCs/>
-                <w:sz w:val="21"/>
-                <w:szCs w:val="21"/>
-              </w:rPr>
-              <w:t>山东鱼跃尚成教育有限责任公司</w:t>
-            </w:r>
-          </w:p>
-        </w:tc>
-        <w:tc>
-          <w:tcPr>
-            <w:tcW w:w="2694" w:type="dxa"/>
-            <w:tcBorders>
-              <w:top w:val="nil"/>
-              <w:left w:val="nil"/>
-              <w:bottom w:val="nil"/>
-              <w:right w:val="nil"/>
-            </w:tcBorders>
-            <w:vAlign w:val="center"/>
-          </w:tcPr>
-          <w:p>
-            <w:pPr>
-              <w:spacing w:line="280" w:lineRule="atLeast"/>
-              <w:rPr>
-                <w:rFonts w:hint="default"/>
-                <w:b/>
-                <w:bCs/>
-                <w:sz w:val="21"/>
-              </w:rPr>
-            </w:pPr>
-            <w:r>
-              <w:rPr>
-                <w:rFonts w:ascii="Times New Roman" w:eastAsia="宋体" w:hAnsi="Times New Roman"/>
-                <w:b/>
-                <w:bCs/>
-                <w:sz w:val="21"/>
-                <w:szCs w:val="21"/>
-              </w:rPr>
-              <w:t>项目助理（兼职）</w:t>
-            </w:r>
-          </w:p>
-        </w:tc>
-        <w:tc>
-          <w:tcPr>
-            <w:tcW w:w="2756" w:type="dxa"/>
-            <w:tcBorders>
-              <w:top w:val="nil"/>
-              <w:left w:val="nil"/>
-              <w:bottom w:val="nil"/>
-              <w:right w:val="nil"/>
-            </w:tcBorders>
-            <w:vAlign w:val="center"/>
-          </w:tcPr>
-          <w:p>
-            <w:pPr>
-              <w:spacing w:line="280" w:lineRule="atLeast"/>
-              <w:rPr>
-                <w:rFonts w:ascii="Times New Roman" w:eastAsia="等线" w:hAnsi="Times New Roman" w:hint="default"/>
-                <w:b/>
-                <w:bCs/>
-                <w:sz w:val="21"/>
-              </w:rPr>
-            </w:pPr>
-            <w:r>
-              <w:rPr>
-                <w:rFonts w:ascii="Times New Roman" w:eastAsia="宋体" w:hAnsi="Times New Roman"/>
-                <w:b/>
-                <w:bCs/>
-                <w:sz w:val="21"/>
-                <w:szCs w:val="21"/>
-              </w:rPr>
-              <w:t>2026.04 - 2026.07</w:t>
+              <w:numPr>
+                <w:ilvl w:val="0"/>
+                <w:numId w:val="6"/>
+              </w:numPr>
+              <w:spacing w:line="290" w:lineRule="atLeast"/>
+              <w:rPr>
+                <w:rFonts w:ascii="Times New Roman" w:eastAsia="宋体" w:hAnsi="Times New Roman" w:cs="宋体" w:hint="default"/>
+                <w:sz w:val="21"/>
+              </w:rPr>
+            </w:pPr>
+            <w:r>
+              <w:rPr>
+                <w:rFonts w:ascii="Times New Roman" w:eastAsia="宋体" w:hAnsi="Times New Roman" w:cs="宋体"/>
+                <w:sz w:val="21"/>
+              </w:rPr>
+              <w:t>库存管理：落实门店原辅料日盘与效期管理流程，每日核对食材有效期并打印失效单据，保持库存账实一致</w:t>
+            </w:r>
+          </w:p>
+          <w:p>
+            <w:pPr>
+              <w:numPr>
+                <w:ilvl w:val="0"/>
+                <w:numId w:val="6"/>
+              </w:numPr>
+              <w:spacing w:line="290" w:lineRule="atLeast"/>
+              <w:rPr>
+                <w:rFonts w:ascii="Times New Roman" w:eastAsia="宋体" w:hAnsi="Times New Roman" w:cs="宋体" w:hint="default"/>
+                <w:sz w:val="21"/>
+              </w:rPr>
+            </w:pPr>
+            <w:r>
+              <w:rPr>
+                <w:rFonts w:ascii="Times New Roman" w:eastAsia="宋体" w:hAnsi="Times New Roman" w:cs="宋体"/>
+                <w:sz w:val="21"/>
+              </w:rPr>
+              <w:t>需求</w:t>
+            </w:r>
+            <w:r>
+              <w:rPr>
+                <w:rFonts w:ascii="Times New Roman" w:eastAsia="宋体" w:hAnsi="Times New Roman" w:cs="宋体"/>
+                <w:sz w:val="21"/>
+              </w:rPr>
+              <w:t>准备</w:t>
+            </w:r>
+            <w:r>
+              <w:rPr>
+                <w:rFonts w:ascii="Times New Roman" w:eastAsia="宋体" w:hAnsi="Times New Roman" w:cs="宋体"/>
+                <w:sz w:val="21"/>
+              </w:rPr>
+              <w:t>：依据销售消耗规律提醒仓库解冻备货、同步门店补货需求，降低物料损耗与缺货风险</w:t>
             </w:r>
           </w:p>
         </w:tc>
       </w:tr>
       <w:tr>
         <w:trPr>
-          <w:gridAfter w:val="2"/>
-          <w:wAfter w:w="975" w:type="dxa"/>
           <w:jc w:val="center"/>
         </w:trPr>
         <w:tc>
           <w:tcPr>
-            <w:tcW w:w="696" w:type="dxa"/>
+            <w:tcW w:w="695" w:type="dxa"/>
             <w:tcBorders>
               <w:top w:val="nil"/>
               <w:left w:val="nil"/>
@@ -1375,9 +2569,9 @@
           </w:tcPr>
           <w:p>
             <w:pPr>
-              <w:spacing w:line="280" w:lineRule="atLeast"/>
-              <w:rPr>
-                <w:rFonts w:ascii="Times New Roman" w:hAnsi="Times New Roman" w:hint="default"/>
+              <w:spacing w:line="290" w:lineRule="atLeast"/>
+              <w:rPr>
+                <w:rFonts w:hint="default"/>
                 <w:sz w:val="21"/>
               </w:rPr>
             </w:pPr>
@@ -1385,8 +2579,7 @@
         </w:tc>
         <w:tc>
           <w:tcPr>
-            <w:tcW w:w="10051" w:type="dxa"/>
-            <w:gridSpan w:val="5"/>
+            <w:tcW w:w="4600" w:type="dxa"/>
             <w:tcBorders>
               <w:top w:val="nil"/>
               <w:left w:val="nil"/>
@@ -1403,91 +2596,97 @@
           </w:tcPr>
           <w:p>
             <w:pPr>
-              <w:numPr>
-                <w:ilvl w:val="0"/>
-                <w:numId w:val="6"/>
-              </w:numPr>
-              <w:spacing w:line="280" w:lineRule="atLeast"/>
-              <w:rPr>
-                <w:rFonts w:ascii="Times New Roman" w:eastAsia="宋体" w:hAnsi="Times New Roman" w:hint="default"/>
-                <w:sz w:val="21"/>
-                <w:szCs w:val="21"/>
-              </w:rPr>
-            </w:pPr>
-            <w:r>
-              <w:rPr>
-                <w:rFonts w:ascii="Times New Roman" w:eastAsia="宋体" w:hAnsi="Times New Roman"/>
-                <w:sz w:val="21"/>
-                <w:szCs w:val="21"/>
-              </w:rPr>
-              <w:t>材料统筹：作为项目助理统筹</w:t>
-            </w:r>
-            <w:r>
-              <w:rPr>
-                <w:rFonts w:ascii="Times New Roman" w:eastAsia="宋体" w:hAnsi="Times New Roman" w:hint="default"/>
-                <w:sz w:val="21"/>
-                <w:szCs w:val="21"/>
-              </w:rPr>
-              <w:t>200+</w:t>
-            </w:r>
-            <w:r>
-              <w:rPr>
-                <w:rFonts w:ascii="Times New Roman" w:eastAsia="宋体" w:hAnsi="Times New Roman"/>
-                <w:sz w:val="21"/>
-                <w:szCs w:val="21"/>
-              </w:rPr>
-              <w:t>份申报材料的收集、核对、提交全流程，用</w:t>
-            </w:r>
-            <w:r>
-              <w:rPr>
-                <w:rFonts w:ascii="Times New Roman" w:eastAsia="宋体" w:hAnsi="Times New Roman" w:hint="default"/>
-                <w:sz w:val="21"/>
-                <w:szCs w:val="21"/>
-              </w:rPr>
-              <w:t>Excel</w:t>
-            </w:r>
-            <w:r>
-              <w:rPr>
-                <w:rFonts w:ascii="Times New Roman" w:eastAsia="宋体" w:hAnsi="Times New Roman"/>
-                <w:sz w:val="21"/>
-                <w:szCs w:val="21"/>
-              </w:rPr>
-              <w:t>搭建可检索的电子台账</w:t>
-            </w:r>
-          </w:p>
-          <w:p>
-            <w:pPr>
-              <w:numPr>
-                <w:ilvl w:val="0"/>
-                <w:numId w:val="6"/>
-              </w:numPr>
-              <w:spacing w:line="280" w:lineRule="atLeast"/>
-              <w:rPr>
-                <w:rFonts w:ascii="Times New Roman" w:eastAsia="宋体" w:hAnsi="Times New Roman" w:hint="default"/>
-                <w:sz w:val="21"/>
-                <w:szCs w:val="21"/>
-              </w:rPr>
-            </w:pPr>
-            <w:r>
-              <w:rPr>
-                <w:rFonts w:ascii="Times New Roman" w:eastAsia="宋体" w:hAnsi="Times New Roman"/>
-                <w:sz w:val="21"/>
-                <w:szCs w:val="21"/>
-              </w:rPr>
-              <w:t>流程与文档：梳理并标准化资料审核与报批流程，按月汇总项目执行数据；建立可检索的文档归档体系，统一收纳申报单据并分类存档，提升材料调取效率</w:t>
+              <w:spacing w:line="290" w:lineRule="atLeast"/>
+              <w:rPr>
+                <w:rFonts w:hint="default"/>
+                <w:b/>
+                <w:bCs/>
+                <w:sz w:val="21"/>
+              </w:rPr>
+            </w:pPr>
+            <w:r>
+              <w:rPr>
+                <w:rFonts w:ascii="Times New Roman" w:eastAsia="宋体" w:hAnsi="Times New Roman" w:cs="宋体"/>
+                <w:b/>
+                <w:bCs/>
+                <w:sz w:val="21"/>
+              </w:rPr>
+              <w:t>山东鱼跃尚成教育有限责任公司</w:t>
+            </w:r>
+          </w:p>
+        </w:tc>
+        <w:tc>
+          <w:tcPr>
+            <w:tcW w:w="2693" w:type="dxa"/>
+            <w:tcBorders>
+              <w:top w:val="nil"/>
+              <w:left w:val="nil"/>
+              <w:bottom w:val="nil"/>
+              <w:right w:val="nil"/>
+            </w:tcBorders>
+            <w:vAlign w:val="center"/>
+          </w:tcPr>
+          <w:p>
+            <w:pPr>
+              <w:spacing w:line="290" w:lineRule="atLeast"/>
+              <w:rPr>
+                <w:rFonts w:hint="default"/>
+                <w:b/>
+                <w:bCs/>
+                <w:sz w:val="21"/>
+              </w:rPr>
+            </w:pPr>
+            <w:r>
+              <w:rPr>
+                <w:rFonts w:ascii="Times New Roman" w:eastAsia="宋体" w:hAnsi="Times New Roman" w:cs="宋体"/>
+                <w:b/>
+                <w:bCs/>
+                <w:sz w:val="21"/>
+              </w:rPr>
+              <w:t>项目助理（兼职）</w:t>
+            </w:r>
+          </w:p>
+        </w:tc>
+        <w:tc>
+          <w:tcPr>
+            <w:tcW w:w="2755" w:type="dxa"/>
+            <w:tcBorders>
+              <w:top w:val="nil"/>
+              <w:left w:val="nil"/>
+              <w:bottom w:val="nil"/>
+              <w:right w:val="nil"/>
+            </w:tcBorders>
+            <w:vAlign w:val="center"/>
+          </w:tcPr>
+          <w:p>
+            <w:pPr>
+              <w:spacing w:line="290" w:lineRule="atLeast"/>
+              <w:rPr>
+                <w:rFonts w:ascii="Times New Roman" w:eastAsia="等线" w:hAnsi="Times New Roman" w:hint="default"/>
+                <w:b/>
+                <w:bCs/>
+                <w:sz w:val="21"/>
+              </w:rPr>
+            </w:pPr>
+            <w:r>
+              <w:rPr>
+                <w:rFonts w:ascii="Times New Roman" w:eastAsia="宋体" w:hAnsi="Times New Roman" w:cs="宋体"/>
+                <w:b/>
+                <w:bCs/>
+                <w:sz w:val="21"/>
+              </w:rPr>
+              <w:t>2026.04 - 2026.07</w:t>
             </w:r>
           </w:p>
         </w:tc>
       </w:tr>
       <w:tr>
         <w:trPr>
-          <w:gridAfter w:val="2"/>
-          <w:wAfter w:w="976" w:type="dxa"/>
           <w:jc w:val="center"/>
         </w:trPr>
         <w:tc>
           <w:tcPr>
-            <w:tcW w:w="700" w:type="dxa"/>
+            <w:tcW w:w="695" w:type="dxa"/>
             <w:tcBorders>
               <w:top w:val="nil"/>
               <w:left w:val="nil"/>
@@ -1504,11 +2703,9 @@
           </w:tcPr>
           <w:p>
             <w:pPr>
-              <w:spacing w:line="280" w:lineRule="atLeast"/>
-              <w:rPr>
-                <w:rFonts w:hint="default"/>
-                <w:b/>
-                <w:bCs/>
+              <w:spacing w:line="290" w:lineRule="atLeast"/>
+              <w:rPr>
+                <w:rFonts w:ascii="Times New Roman" w:hAnsi="Times New Roman" w:hint="default"/>
                 <w:sz w:val="21"/>
               </w:rPr>
             </w:pPr>
@@ -1516,7 +2713,7 @@
         </w:tc>
         <w:tc>
           <w:tcPr>
-            <w:tcW w:w="4601" w:type="dxa"/>
+            <w:tcW w:w="10048" w:type="dxa"/>
             <w:gridSpan w:val="3"/>
             <w:tcBorders>
               <w:top w:val="nil"/>
@@ -1534,232 +2731,106 @@
           </w:tcPr>
           <w:p>
             <w:pPr>
-              <w:spacing w:line="280" w:lineRule="atLeast"/>
-              <w:rPr>
-                <w:rFonts w:hint="default"/>
-                <w:b/>
-                <w:bCs/>
-                <w:sz w:val="21"/>
-              </w:rPr>
-            </w:pPr>
-            <w:r>
-              <w:rPr>
-                <w:rFonts w:ascii="Times New Roman" w:eastAsia="宋体" w:hAnsi="Times New Roman"/>
-                <w:b/>
-                <w:bCs/>
-                <w:sz w:val="21"/>
-                <w:szCs w:val="21"/>
-              </w:rPr>
-              <w:t>瑞幸咖啡</w:t>
-            </w:r>
-          </w:p>
-        </w:tc>
-        <w:tc>
-          <w:tcPr>
-            <w:tcW w:w="2694" w:type="dxa"/>
-            <w:tcBorders>
-              <w:top w:val="nil"/>
-              <w:left w:val="nil"/>
-              <w:bottom w:val="nil"/>
-              <w:right w:val="nil"/>
-            </w:tcBorders>
-            <w:vAlign w:val="center"/>
-          </w:tcPr>
-          <w:p>
-            <w:pPr>
-              <w:spacing w:line="280" w:lineRule="atLeast"/>
-              <w:rPr>
-                <w:rFonts w:hint="default"/>
-                <w:b/>
-                <w:bCs/>
-                <w:sz w:val="21"/>
-              </w:rPr>
-            </w:pPr>
-            <w:r>
-              <w:rPr>
-                <w:rFonts w:ascii="Times New Roman" w:eastAsia="宋体" w:hAnsi="Times New Roman"/>
-                <w:b/>
-                <w:bCs/>
-                <w:sz w:val="21"/>
-                <w:szCs w:val="21"/>
-              </w:rPr>
-              <w:t>咖啡师（兼职）</w:t>
-            </w:r>
-          </w:p>
-        </w:tc>
-        <w:tc>
-          <w:tcPr>
-            <w:tcW w:w="2756" w:type="dxa"/>
-            <w:tcBorders>
-              <w:top w:val="nil"/>
-              <w:left w:val="nil"/>
-              <w:bottom w:val="nil"/>
-              <w:right w:val="nil"/>
-            </w:tcBorders>
-            <w:vAlign w:val="center"/>
-          </w:tcPr>
-          <w:p>
-            <w:pPr>
-              <w:spacing w:line="280" w:lineRule="atLeast"/>
-              <w:rPr>
-                <w:rFonts w:ascii="Times New Roman" w:eastAsia="等线" w:hAnsi="Times New Roman" w:hint="default"/>
-                <w:b/>
-                <w:bCs/>
-                <w:sz w:val="21"/>
-              </w:rPr>
-            </w:pPr>
-            <w:r>
-              <w:rPr>
-                <w:rFonts w:ascii="Times New Roman" w:eastAsia="宋体" w:hAnsi="Times New Roman"/>
-                <w:b/>
-                <w:bCs/>
-                <w:sz w:val="21"/>
-                <w:szCs w:val="21"/>
-              </w:rPr>
-              <w:t>2023.07 - 2023.09</w:t>
-            </w:r>
-          </w:p>
-        </w:tc>
-      </w:tr>
-      <w:tr>
-        <w:trPr>
-          <w:gridAfter w:val="2"/>
-          <w:wAfter w:w="976" w:type="dxa"/>
-          <w:jc w:val="center"/>
-        </w:trPr>
-        <w:tc>
-          <w:tcPr>
-            <w:tcW w:w="700" w:type="dxa"/>
-            <w:tcBorders>
-              <w:top w:val="nil"/>
-              <w:left w:val="nil"/>
-              <w:bottom w:val="nil"/>
-              <w:right w:val="nil"/>
-            </w:tcBorders>
-            <w:tcMar>
-              <w:top w:w="0" w:type="dxa"/>
-              <w:left w:w="113" w:type="dxa"/>
-              <w:bottom w:w="0" w:type="dxa"/>
-              <w:right w:w="85" w:type="dxa"/>
-            </w:tcMar>
-            <w:vAlign w:val="center"/>
-          </w:tcPr>
-          <w:p>
-            <w:pPr>
-              <w:spacing w:line="280" w:lineRule="atLeast"/>
-              <w:rPr>
-                <w:rFonts w:ascii="Times New Roman" w:hAnsi="Times New Roman" w:hint="default"/>
-                <w:sz w:val="21"/>
-              </w:rPr>
-            </w:pPr>
-          </w:p>
-        </w:tc>
-        <w:tc>
-          <w:tcPr>
-            <w:tcW w:w="10051" w:type="dxa"/>
-            <w:gridSpan w:val="5"/>
-            <w:tcBorders>
-              <w:top w:val="nil"/>
-              <w:left w:val="nil"/>
-              <w:bottom w:val="nil"/>
-              <w:right w:val="nil"/>
-            </w:tcBorders>
-            <w:tcMar>
-              <w:top w:w="0" w:type="dxa"/>
-              <w:left w:w="85" w:type="dxa"/>
-              <w:bottom w:w="0" w:type="dxa"/>
-              <w:right w:w="85" w:type="dxa"/>
-            </w:tcMar>
-            <w:vAlign w:val="center"/>
-          </w:tcPr>
-          <w:p>
-            <w:pPr>
               <w:numPr>
                 <w:ilvl w:val="0"/>
                 <w:numId w:val="6"/>
               </w:numPr>
-              <w:spacing w:line="280" w:lineRule="atLeast"/>
-              <w:rPr>
-                <w:rFonts w:ascii="Times New Roman" w:eastAsia="宋体" w:hAnsi="Times New Roman" w:hint="default"/>
-                <w:sz w:val="21"/>
-                <w:szCs w:val="21"/>
-              </w:rPr>
-            </w:pPr>
-            <w:r>
-              <w:rPr>
-                <w:rFonts w:ascii="Times New Roman" w:eastAsia="宋体" w:hAnsi="Times New Roman"/>
-                <w:sz w:val="21"/>
-                <w:szCs w:val="21"/>
-              </w:rPr>
-              <w:t>库存管理：负责门店数十种原辅料的补货申请、入库核对与日常盘点，落实</w:t>
-            </w:r>
-            <w:proofErr w:type="gramStart"/>
-            <w:r>
-              <w:rPr>
-                <w:rFonts w:ascii="Times New Roman" w:eastAsia="宋体" w:hAnsi="Times New Roman" w:hint="default"/>
-                <w:sz w:val="21"/>
-                <w:szCs w:val="21"/>
-              </w:rPr>
-              <w:t>"</w:t>
-            </w:r>
-            <w:r>
-              <w:rPr>
-                <w:rFonts w:ascii="Times New Roman" w:eastAsia="宋体" w:hAnsi="Times New Roman"/>
-                <w:sz w:val="21"/>
-                <w:szCs w:val="21"/>
-              </w:rPr>
-              <w:t>日</w:t>
-            </w:r>
-            <w:proofErr w:type="gramEnd"/>
-            <w:r>
-              <w:rPr>
-                <w:rFonts w:ascii="Times New Roman" w:eastAsia="宋体" w:hAnsi="Times New Roman"/>
-                <w:sz w:val="21"/>
-                <w:szCs w:val="21"/>
-              </w:rPr>
-              <w:t>盘</w:t>
-            </w:r>
-            <w:r>
-              <w:rPr>
-                <w:rFonts w:ascii="Times New Roman" w:eastAsia="宋体" w:hAnsi="Times New Roman" w:hint="default"/>
-                <w:sz w:val="21"/>
-                <w:szCs w:val="21"/>
-              </w:rPr>
-              <w:t>+</w:t>
-            </w:r>
-            <w:r>
-              <w:rPr>
-                <w:rFonts w:ascii="Times New Roman" w:eastAsia="宋体" w:hAnsi="Times New Roman"/>
-                <w:sz w:val="21"/>
-                <w:szCs w:val="21"/>
-              </w:rPr>
-              <w:t>效期</w:t>
-            </w:r>
-            <w:proofErr w:type="gramStart"/>
-            <w:r>
-              <w:rPr>
-                <w:rFonts w:ascii="Times New Roman" w:eastAsia="宋体" w:hAnsi="Times New Roman"/>
-                <w:sz w:val="21"/>
-                <w:szCs w:val="21"/>
-              </w:rPr>
-              <w:t>预警</w:t>
-            </w:r>
-            <w:r>
-              <w:rPr>
-                <w:rFonts w:ascii="Times New Roman" w:eastAsia="宋体" w:hAnsi="Times New Roman" w:hint="default"/>
-                <w:sz w:val="21"/>
-                <w:szCs w:val="21"/>
-              </w:rPr>
-              <w:t>"</w:t>
-            </w:r>
-            <w:proofErr w:type="gramEnd"/>
-            <w:r>
-              <w:rPr>
-                <w:rFonts w:ascii="Times New Roman" w:eastAsia="宋体" w:hAnsi="Times New Roman"/>
-                <w:sz w:val="21"/>
-                <w:szCs w:val="21"/>
-              </w:rPr>
-              <w:t>机制，核对交接班出入库单据，保持库存账实一致，任职期间无重大盘点差异</w:t>
+              <w:spacing w:line="290" w:lineRule="atLeast"/>
+              <w:rPr>
+                <w:rFonts w:ascii="Times New Roman" w:eastAsia="宋体" w:hAnsi="Times New Roman" w:cs="宋体" w:hint="default"/>
+                <w:sz w:val="21"/>
+              </w:rPr>
+            </w:pPr>
+            <w:r>
+              <w:rPr>
+                <w:rFonts w:ascii="Times New Roman" w:eastAsia="宋体" w:hAnsi="Times New Roman" w:cs="宋体"/>
+                <w:sz w:val="21"/>
+              </w:rPr>
+              <w:t>材料统筹：统筹</w:t>
+            </w:r>
+            <w:r>
+              <w:rPr>
+                <w:rFonts w:ascii="Times New Roman" w:eastAsia="宋体" w:hAnsi="Times New Roman" w:cs="宋体" w:hint="default"/>
+                <w:sz w:val="21"/>
+              </w:rPr>
+              <w:t>200+</w:t>
+            </w:r>
+            <w:r>
+              <w:rPr>
+                <w:rFonts w:ascii="Times New Roman" w:eastAsia="宋体" w:hAnsi="Times New Roman" w:cs="宋体"/>
+                <w:sz w:val="21"/>
+              </w:rPr>
+              <w:t>份申报材料全流程管理，用</w:t>
+            </w:r>
+            <w:r>
+              <w:rPr>
+                <w:rFonts w:ascii="Times New Roman" w:eastAsia="宋体" w:hAnsi="Times New Roman" w:cs="宋体" w:hint="default"/>
+                <w:sz w:val="21"/>
+              </w:rPr>
+              <w:t>Excel</w:t>
+            </w:r>
+            <w:r>
+              <w:rPr>
+                <w:rFonts w:ascii="Times New Roman" w:eastAsia="宋体" w:hAnsi="Times New Roman" w:cs="宋体"/>
+                <w:sz w:val="21"/>
+              </w:rPr>
+              <w:t>搭建分类台账，建立</w:t>
+            </w:r>
+            <w:r>
+              <w:rPr>
+                <w:rFonts w:ascii="Times New Roman" w:eastAsia="宋体" w:hAnsi="Times New Roman" w:cs="宋体"/>
+                <w:sz w:val="21"/>
+              </w:rPr>
+              <w:t>“</w:t>
+            </w:r>
+            <w:r>
+              <w:rPr>
+                <w:rFonts w:ascii="Times New Roman" w:eastAsia="宋体" w:hAnsi="Times New Roman" w:cs="宋体"/>
+                <w:sz w:val="21"/>
+              </w:rPr>
+              <w:t>录入</w:t>
+            </w:r>
+            <w:r>
+              <w:rPr>
+                <w:rFonts w:ascii="Times New Roman" w:eastAsia="宋体" w:hAnsi="Times New Roman" w:cs="宋体" w:hint="default"/>
+                <w:sz w:val="21"/>
+              </w:rPr>
+              <w:t>-</w:t>
+            </w:r>
+            <w:r>
+              <w:rPr>
+                <w:rFonts w:ascii="Times New Roman" w:eastAsia="宋体" w:hAnsi="Times New Roman" w:cs="宋体"/>
+                <w:sz w:val="21"/>
+              </w:rPr>
+              <w:t>核对</w:t>
+            </w:r>
+            <w:r>
+              <w:rPr>
+                <w:rFonts w:ascii="Times New Roman" w:eastAsia="宋体" w:hAnsi="Times New Roman" w:cs="宋体" w:hint="default"/>
+                <w:sz w:val="21"/>
+              </w:rPr>
+              <w:t>-</w:t>
+            </w:r>
+            <w:r>
+              <w:rPr>
+                <w:rFonts w:ascii="Times New Roman" w:eastAsia="宋体" w:hAnsi="Times New Roman" w:cs="宋体"/>
+                <w:sz w:val="21"/>
+              </w:rPr>
+              <w:t>提交</w:t>
+            </w:r>
+            <w:r>
+              <w:rPr>
+                <w:rFonts w:ascii="Times New Roman" w:eastAsia="宋体" w:hAnsi="Times New Roman" w:cs="宋体"/>
+                <w:sz w:val="21"/>
+              </w:rPr>
+              <w:t>”</w:t>
+            </w:r>
+            <w:r>
+              <w:rPr>
+                <w:rFonts w:ascii="Times New Roman" w:eastAsia="宋体" w:hAnsi="Times New Roman" w:cs="宋体"/>
+                <w:sz w:val="21"/>
+              </w:rPr>
+              <w:t>三级校验机制，实现零差错提交</w:t>
             </w:r>
           </w:p>
           <w:p>
@@ -1768,1341 +2839,23 @@
                 <w:ilvl w:val="0"/>
                 <w:numId w:val="6"/>
               </w:numPr>
-              <w:spacing w:line="280" w:lineRule="atLeast"/>
-              <w:rPr>
-                <w:rFonts w:ascii="Times New Roman" w:eastAsia="宋体" w:hAnsi="Times New Roman" w:hint="default"/>
-                <w:sz w:val="21"/>
-                <w:szCs w:val="21"/>
-              </w:rPr>
-            </w:pPr>
-            <w:r>
-              <w:rPr>
-                <w:rFonts w:ascii="Times New Roman" w:eastAsia="宋体" w:hAnsi="Times New Roman"/>
-                <w:sz w:val="21"/>
-                <w:szCs w:val="21"/>
-              </w:rPr>
-              <w:t>需求</w:t>
-            </w:r>
-            <w:r>
-              <w:rPr>
-                <w:rFonts w:ascii="Times New Roman" w:eastAsia="宋体" w:hAnsi="Times New Roman"/>
-                <w:sz w:val="21"/>
-                <w:szCs w:val="21"/>
-              </w:rPr>
-              <w:t>准备</w:t>
-            </w:r>
-            <w:r>
-              <w:rPr>
-                <w:rFonts w:ascii="Times New Roman" w:eastAsia="宋体" w:hAnsi="Times New Roman"/>
-                <w:sz w:val="21"/>
-                <w:szCs w:val="21"/>
-              </w:rPr>
-              <w:t>：根据销售消耗规律制定每日解冻备货计划，精准匹配需求与备货量，降低物料损耗与临时缺货风险，保障门店日常运营物料供应稳定</w:t>
-            </w:r>
-          </w:p>
-        </w:tc>
-      </w:tr>
-      <w:tr>
-        <w:trPr>
-          <w:gridBefore w:val="3"/>
-          <w:wBefore w:w="988" w:type="dxa"/>
-          <w:jc w:val="center"/>
-        </w:trPr>
-        <w:tc>
-          <w:tcPr>
-            <w:tcW w:w="10739" w:type="dxa"/>
-            <w:gridSpan w:val="5"/>
-            <w:tcBorders>
-              <w:top w:val="nil"/>
-              <w:left w:val="nil"/>
-              <w:bottom w:val="nil"/>
-              <w:right w:val="nil"/>
-            </w:tcBorders>
-            <w:shd w:val="clear" w:color="auto" w:fill="EEEEEE"/>
-            <w:tcMar>
-              <w:top w:w="0" w:type="dxa"/>
-              <w:left w:w="85" w:type="dxa"/>
-              <w:bottom w:w="0" w:type="dxa"/>
-              <w:right w:w="85" w:type="dxa"/>
-            </w:tcMar>
-            <w:vAlign w:val="center"/>
-          </w:tcPr>
-          <w:p>
-            <w:pPr>
-              <w:spacing w:line="280" w:lineRule="atLeast"/>
-              <w:rPr>
-                <w:rFonts w:ascii="Times New Roman" w:hAnsi="Times New Roman" w:hint="default"/>
-                <w:b/>
-                <w:bCs/>
-              </w:rPr>
-            </w:pPr>
-            <w:r>
-              <w:rPr>
-                <w:rFonts w:ascii="Times New Roman" w:eastAsia="宋体" w:hAnsi="Times New Roman" w:cs="宋体"/>
-                <w:b/>
-                <w:bCs/>
-              </w:rPr>
-              <w:t>项目</w:t>
-            </w:r>
-            <w:r>
-              <w:rPr>
-                <w:rFonts w:ascii="Times New Roman" w:eastAsia="宋体" w:hAnsi="Times New Roman" w:cs="宋体"/>
-                <w:b/>
-                <w:bCs/>
-              </w:rPr>
-              <w:t>经历</w:t>
-            </w:r>
-          </w:p>
-        </w:tc>
-      </w:tr>
-      <w:tr>
-        <w:trPr>
-          <w:gridAfter w:val="2"/>
-          <w:wAfter w:w="975" w:type="dxa"/>
-          <w:jc w:val="center"/>
-        </w:trPr>
-        <w:tc>
-          <w:tcPr>
-            <w:tcW w:w="696" w:type="dxa"/>
-            <w:tcBorders>
-              <w:top w:val="nil"/>
-              <w:left w:val="nil"/>
-              <w:bottom w:val="nil"/>
-              <w:right w:val="nil"/>
-            </w:tcBorders>
-            <w:tcMar>
-              <w:top w:w="0" w:type="dxa"/>
-              <w:left w:w="113" w:type="dxa"/>
-              <w:bottom w:w="0" w:type="dxa"/>
-              <w:right w:w="85" w:type="dxa"/>
-            </w:tcMar>
-            <w:vAlign w:val="center"/>
-          </w:tcPr>
-          <w:p>
-            <w:pPr>
-              <w:spacing w:line="280" w:lineRule="atLeast"/>
-              <w:rPr>
-                <w:rFonts w:ascii="Times New Roman" w:hAnsi="Times New Roman" w:hint="default"/>
-                <w:b/>
-                <w:bCs/>
-                <w:sz w:val="21"/>
-              </w:rPr>
-            </w:pPr>
-          </w:p>
-        </w:tc>
-        <w:tc>
-          <w:tcPr>
-            <w:tcW w:w="4601" w:type="dxa"/>
-            <w:gridSpan w:val="3"/>
-            <w:tcBorders>
-              <w:top w:val="nil"/>
-              <w:left w:val="nil"/>
-              <w:bottom w:val="nil"/>
-              <w:right w:val="nil"/>
-            </w:tcBorders>
-            <w:tcMar>
-              <w:top w:w="0" w:type="dxa"/>
-              <w:left w:w="85" w:type="dxa"/>
-              <w:bottom w:w="0" w:type="dxa"/>
-              <w:right w:w="85" w:type="dxa"/>
-            </w:tcMar>
-            <w:vAlign w:val="center"/>
-          </w:tcPr>
-          <w:p>
-            <w:pPr>
-              <w:spacing w:line="280" w:lineRule="atLeast"/>
-              <w:rPr>
-                <w:rFonts w:ascii="Times New Roman" w:hAnsi="Times New Roman" w:hint="default"/>
-                <w:b/>
-                <w:bCs/>
-                <w:sz w:val="21"/>
-              </w:rPr>
-            </w:pPr>
-            <w:r>
-              <w:rPr>
-                <w:rFonts w:ascii="Times New Roman" w:eastAsia="宋体" w:hAnsi="Times New Roman"/>
-                <w:b/>
-                <w:bCs/>
-                <w:sz w:val="21"/>
-                <w:szCs w:val="21"/>
-              </w:rPr>
-              <w:t>ERP</w:t>
-            </w:r>
-            <w:r>
-              <w:rPr>
-                <w:rFonts w:ascii="Times New Roman" w:eastAsia="宋体" w:hAnsi="Times New Roman"/>
-                <w:b/>
-                <w:bCs/>
-                <w:sz w:val="21"/>
-                <w:szCs w:val="21"/>
-              </w:rPr>
-              <w:t>采购与库存全流程模拟操作</w:t>
-            </w:r>
-          </w:p>
-        </w:tc>
-        <w:tc>
-          <w:tcPr>
-            <w:tcW w:w="2694" w:type="dxa"/>
-            <w:tcBorders>
-              <w:top w:val="nil"/>
-              <w:left w:val="nil"/>
-              <w:bottom w:val="nil"/>
-              <w:right w:val="nil"/>
-            </w:tcBorders>
-            <w:vAlign w:val="center"/>
-          </w:tcPr>
-          <w:p>
-            <w:pPr>
-              <w:spacing w:line="280" w:lineRule="atLeast"/>
-              <w:rPr>
-                <w:rFonts w:ascii="Times New Roman" w:eastAsia="等线" w:hAnsi="Times New Roman" w:hint="default"/>
-                <w:b/>
-                <w:bCs/>
-                <w:sz w:val="21"/>
-              </w:rPr>
-            </w:pPr>
-            <w:r>
-              <w:rPr>
-                <w:rFonts w:ascii="Times New Roman" w:eastAsia="宋体" w:hAnsi="Times New Roman"/>
-                <w:b/>
-                <w:bCs/>
-                <w:sz w:val="21"/>
-                <w:szCs w:val="21"/>
-              </w:rPr>
-              <w:t>课程实验・账套主管</w:t>
-            </w:r>
-          </w:p>
-        </w:tc>
-        <w:tc>
-          <w:tcPr>
-            <w:tcW w:w="2756" w:type="dxa"/>
-            <w:tcBorders>
-              <w:top w:val="nil"/>
-              <w:left w:val="nil"/>
-              <w:bottom w:val="nil"/>
-              <w:right w:val="nil"/>
-            </w:tcBorders>
-            <w:vAlign w:val="center"/>
-          </w:tcPr>
-          <w:p>
-            <w:pPr>
-              <w:spacing w:line="280" w:lineRule="atLeast"/>
-              <w:rPr>
-                <w:rFonts w:ascii="Times New Roman" w:eastAsia="等线" w:hAnsi="Times New Roman" w:hint="default"/>
-                <w:b/>
-                <w:bCs/>
-                <w:sz w:val="21"/>
-              </w:rPr>
-            </w:pPr>
-            <w:r>
-              <w:rPr>
-                <w:rFonts w:ascii="Times New Roman" w:eastAsia="宋体" w:hAnsi="Times New Roman"/>
-                <w:b/>
-                <w:bCs/>
-                <w:sz w:val="21"/>
-                <w:szCs w:val="21"/>
-              </w:rPr>
-              <w:t>2025.03-2025.07</w:t>
-            </w:r>
-          </w:p>
-        </w:tc>
-      </w:tr>
-      <w:tr>
-        <w:trPr>
-          <w:gridAfter w:val="2"/>
-          <w:wAfter w:w="975" w:type="dxa"/>
-          <w:jc w:val="center"/>
-        </w:trPr>
-        <w:tc>
-          <w:tcPr>
-            <w:tcW w:w="696" w:type="dxa"/>
-            <w:tcBorders>
-              <w:top w:val="nil"/>
-              <w:left w:val="nil"/>
-              <w:bottom w:val="nil"/>
-              <w:right w:val="nil"/>
-            </w:tcBorders>
-            <w:tcMar>
-              <w:top w:w="0" w:type="dxa"/>
-              <w:left w:w="113" w:type="dxa"/>
-              <w:bottom w:w="0" w:type="dxa"/>
-              <w:right w:w="85" w:type="dxa"/>
-            </w:tcMar>
-            <w:vAlign w:val="center"/>
-          </w:tcPr>
-          <w:p>
-            <w:pPr>
-              <w:spacing w:line="280" w:lineRule="atLeast"/>
-              <w:rPr>
-                <w:rFonts w:ascii="Times New Roman" w:hAnsi="Times New Roman" w:hint="default"/>
-                <w:sz w:val="21"/>
-              </w:rPr>
-            </w:pPr>
-          </w:p>
-        </w:tc>
-        <w:tc>
-          <w:tcPr>
-            <w:tcW w:w="10051" w:type="dxa"/>
-            <w:gridSpan w:val="5"/>
-            <w:tcBorders>
-              <w:top w:val="nil"/>
-              <w:left w:val="nil"/>
-              <w:bottom w:val="nil"/>
-              <w:right w:val="nil"/>
-            </w:tcBorders>
-            <w:tcMar>
-              <w:top w:w="0" w:type="dxa"/>
-              <w:left w:w="85" w:type="dxa"/>
-              <w:bottom w:w="0" w:type="dxa"/>
-              <w:right w:w="85" w:type="dxa"/>
-            </w:tcMar>
-            <w:vAlign w:val="center"/>
-          </w:tcPr>
-          <w:p>
-            <w:pPr>
-              <w:numPr>
-                <w:ilvl w:val="0"/>
-                <w:numId w:val="9"/>
-              </w:numPr>
-              <w:spacing w:line="280" w:lineRule="atLeast"/>
-              <w:rPr>
-                <w:rFonts w:ascii="Times New Roman" w:eastAsia="宋体" w:hAnsi="Times New Roman" w:hint="default"/>
-                <w:sz w:val="21"/>
-                <w:szCs w:val="21"/>
-              </w:rPr>
-            </w:pPr>
-            <w:r>
-              <w:rPr>
-                <w:rFonts w:ascii="Times New Roman" w:eastAsia="宋体" w:hAnsi="Times New Roman"/>
-                <w:sz w:val="21"/>
-                <w:szCs w:val="21"/>
-              </w:rPr>
-              <w:t>全流程实操：以账套主管角色使用用友</w:t>
-            </w:r>
-            <w:r>
-              <w:rPr>
-                <w:rFonts w:ascii="Times New Roman" w:eastAsia="宋体" w:hAnsi="Times New Roman" w:hint="default"/>
-                <w:sz w:val="21"/>
-                <w:szCs w:val="21"/>
-              </w:rPr>
-              <w:t>U8+</w:t>
-            </w:r>
-            <w:r>
-              <w:rPr>
-                <w:rFonts w:ascii="Times New Roman" w:eastAsia="宋体" w:hAnsi="Times New Roman"/>
-                <w:sz w:val="21"/>
-                <w:szCs w:val="21"/>
-              </w:rPr>
-              <w:t>，独立完成采购订单→到货入库→库存调拨→盘点→存货核算→付款凭证全流程操作</w:t>
-            </w:r>
-          </w:p>
-          <w:p>
-            <w:pPr>
-              <w:numPr>
-                <w:ilvl w:val="0"/>
-                <w:numId w:val="9"/>
-              </w:numPr>
-              <w:spacing w:line="280" w:lineRule="atLeast"/>
-              <w:rPr>
-                <w:rFonts w:ascii="Times New Roman" w:eastAsia="宋体" w:hAnsi="Times New Roman" w:hint="default"/>
-                <w:sz w:val="21"/>
-                <w:szCs w:val="21"/>
-              </w:rPr>
-            </w:pPr>
-            <w:r>
-              <w:rPr>
-                <w:rFonts w:ascii="Times New Roman" w:eastAsia="宋体" w:hAnsi="Times New Roman"/>
-                <w:sz w:val="21"/>
-                <w:szCs w:val="21"/>
-              </w:rPr>
-              <w:t>链路理解：熟悉采购申请、订单管理、入库验收、库存调拨、对账核算各环节的单据流转与系统操作，理解采购到付款的完整业务链路</w:t>
-            </w:r>
-          </w:p>
-        </w:tc>
-      </w:tr>
-      <w:tr>
-        <w:trPr>
-          <w:gridAfter w:val="2"/>
-          <w:wAfter w:w="975" w:type="dxa"/>
-          <w:jc w:val="center"/>
-        </w:trPr>
-        <w:tc>
-          <w:tcPr>
-            <w:tcW w:w="696" w:type="dxa"/>
-            <w:tcBorders>
-              <w:top w:val="nil"/>
-              <w:left w:val="nil"/>
-              <w:bottom w:val="nil"/>
-              <w:right w:val="nil"/>
-            </w:tcBorders>
-            <w:tcMar>
-              <w:top w:w="0" w:type="dxa"/>
-              <w:left w:w="113" w:type="dxa"/>
-              <w:bottom w:w="0" w:type="dxa"/>
-              <w:right w:w="85" w:type="dxa"/>
-            </w:tcMar>
-            <w:vAlign w:val="center"/>
-          </w:tcPr>
-          <w:p>
-            <w:pPr>
-              <w:spacing w:line="280" w:lineRule="atLeast"/>
-              <w:rPr>
-                <w:rFonts w:ascii="Times New Roman" w:hAnsi="Times New Roman" w:hint="default"/>
-                <w:b/>
-                <w:bCs/>
-                <w:sz w:val="21"/>
-              </w:rPr>
-            </w:pPr>
-          </w:p>
-        </w:tc>
-        <w:tc>
-          <w:tcPr>
-            <w:tcW w:w="4601" w:type="dxa"/>
-            <w:gridSpan w:val="3"/>
-            <w:tcBorders>
-              <w:top w:val="nil"/>
-              <w:left w:val="nil"/>
-              <w:bottom w:val="nil"/>
-              <w:right w:val="nil"/>
-            </w:tcBorders>
-            <w:tcMar>
-              <w:top w:w="0" w:type="dxa"/>
-              <w:left w:w="85" w:type="dxa"/>
-              <w:bottom w:w="0" w:type="dxa"/>
-              <w:right w:w="85" w:type="dxa"/>
-            </w:tcMar>
-            <w:vAlign w:val="center"/>
-          </w:tcPr>
-          <w:p>
-            <w:pPr>
-              <w:spacing w:line="280" w:lineRule="atLeast"/>
-              <w:rPr>
-                <w:rFonts w:ascii="Times New Roman" w:hAnsi="Times New Roman" w:hint="default"/>
-                <w:b/>
-                <w:bCs/>
-                <w:sz w:val="21"/>
-              </w:rPr>
-            </w:pPr>
-            <w:r>
-              <w:rPr>
-                <w:rFonts w:ascii="Times New Roman" w:eastAsia="宋体" w:hAnsi="Times New Roman"/>
-                <w:b/>
-                <w:bCs/>
-                <w:sz w:val="21"/>
-                <w:szCs w:val="21"/>
-              </w:rPr>
-              <w:t>社区团购末端网络优化项目</w:t>
-            </w:r>
-          </w:p>
-        </w:tc>
-        <w:tc>
-          <w:tcPr>
-            <w:tcW w:w="2694" w:type="dxa"/>
-            <w:tcBorders>
-              <w:top w:val="nil"/>
-              <w:left w:val="nil"/>
-              <w:bottom w:val="nil"/>
-              <w:right w:val="nil"/>
-            </w:tcBorders>
-            <w:vAlign w:val="center"/>
-          </w:tcPr>
-          <w:p>
-            <w:pPr>
-              <w:spacing w:line="280" w:lineRule="atLeast"/>
-              <w:rPr>
-                <w:rFonts w:ascii="Times New Roman" w:eastAsia="等线" w:hAnsi="Times New Roman" w:hint="default"/>
-                <w:b/>
-                <w:bCs/>
-                <w:sz w:val="21"/>
-              </w:rPr>
-            </w:pPr>
-            <w:r>
-              <w:rPr>
-                <w:rFonts w:ascii="Times New Roman" w:eastAsia="宋体" w:hAnsi="Times New Roman"/>
-                <w:b/>
-                <w:bCs/>
-                <w:sz w:val="21"/>
-                <w:szCs w:val="21"/>
-              </w:rPr>
-              <w:t>个人课程项目</w:t>
-            </w:r>
-          </w:p>
-        </w:tc>
-        <w:tc>
-          <w:tcPr>
-            <w:tcW w:w="2756" w:type="dxa"/>
-            <w:tcBorders>
-              <w:top w:val="nil"/>
-              <w:left w:val="nil"/>
-              <w:bottom w:val="nil"/>
-              <w:right w:val="nil"/>
-            </w:tcBorders>
-            <w:vAlign w:val="center"/>
-          </w:tcPr>
-          <w:p>
-            <w:pPr>
-              <w:spacing w:line="280" w:lineRule="atLeast"/>
-              <w:rPr>
-                <w:rFonts w:ascii="Times New Roman" w:eastAsia="等线" w:hAnsi="Times New Roman" w:hint="default"/>
-                <w:b/>
-                <w:bCs/>
-                <w:sz w:val="21"/>
-              </w:rPr>
-            </w:pPr>
-            <w:r>
-              <w:rPr>
-                <w:rFonts w:ascii="Times New Roman" w:eastAsia="宋体" w:hAnsi="Times New Roman"/>
-                <w:b/>
-                <w:bCs/>
-                <w:sz w:val="21"/>
-                <w:szCs w:val="21"/>
-              </w:rPr>
-              <w:t>2026.03-2026.06</w:t>
-            </w:r>
-          </w:p>
-        </w:tc>
-      </w:tr>
-      <w:tr>
-        <w:trPr>
-          <w:gridAfter w:val="2"/>
-          <w:wAfter w:w="975" w:type="dxa"/>
-          <w:jc w:val="center"/>
-        </w:trPr>
-        <w:tc>
-          <w:tcPr>
-            <w:tcW w:w="696" w:type="dxa"/>
-            <w:tcBorders>
-              <w:top w:val="nil"/>
-              <w:left w:val="nil"/>
-              <w:bottom w:val="nil"/>
-              <w:right w:val="nil"/>
-            </w:tcBorders>
-            <w:tcMar>
-              <w:top w:w="0" w:type="dxa"/>
-              <w:left w:w="113" w:type="dxa"/>
-              <w:bottom w:w="0" w:type="dxa"/>
-              <w:right w:w="85" w:type="dxa"/>
-            </w:tcMar>
-            <w:vAlign w:val="center"/>
-          </w:tcPr>
-          <w:p>
-            <w:pPr>
-              <w:spacing w:line="280" w:lineRule="atLeast"/>
-              <w:rPr>
-                <w:rFonts w:ascii="Times New Roman" w:hAnsi="Times New Roman" w:hint="default"/>
-                <w:sz w:val="21"/>
-              </w:rPr>
-            </w:pPr>
-          </w:p>
-        </w:tc>
-        <w:tc>
-          <w:tcPr>
-            <w:tcW w:w="10051" w:type="dxa"/>
-            <w:gridSpan w:val="5"/>
-            <w:tcBorders>
-              <w:top w:val="nil"/>
-              <w:left w:val="nil"/>
-              <w:bottom w:val="nil"/>
-              <w:right w:val="nil"/>
-            </w:tcBorders>
-            <w:tcMar>
-              <w:top w:w="0" w:type="dxa"/>
-              <w:left w:w="85" w:type="dxa"/>
-              <w:bottom w:w="0" w:type="dxa"/>
-              <w:right w:w="85" w:type="dxa"/>
-            </w:tcMar>
-            <w:vAlign w:val="center"/>
-          </w:tcPr>
-          <w:p>
-            <w:pPr>
-              <w:numPr>
-                <w:ilvl w:val="0"/>
-                <w:numId w:val="9"/>
-              </w:numPr>
-              <w:spacing w:line="280" w:lineRule="atLeast"/>
-              <w:rPr>
-                <w:rFonts w:ascii="Times New Roman" w:eastAsia="宋体" w:hAnsi="Times New Roman" w:hint="default"/>
-                <w:sz w:val="21"/>
-                <w:szCs w:val="21"/>
-              </w:rPr>
-            </w:pPr>
-            <w:r>
-              <w:rPr>
-                <w:rFonts w:ascii="Times New Roman" w:eastAsia="宋体" w:hAnsi="Times New Roman"/>
-                <w:sz w:val="21"/>
-                <w:szCs w:val="21"/>
-              </w:rPr>
-              <w:t>全流程主导：独立主导项目全流程</w:t>
-            </w:r>
-            <w:r>
-              <w:rPr>
-                <w:rFonts w:ascii="Times New Roman" w:eastAsia="宋体" w:hAnsi="Times New Roman"/>
-                <w:sz w:val="21"/>
-                <w:szCs w:val="21"/>
-              </w:rPr>
-              <w:t>，</w:t>
-            </w:r>
-            <w:r>
-              <w:rPr>
-                <w:rFonts w:ascii="Times New Roman" w:eastAsia="宋体" w:hAnsi="Times New Roman"/>
-                <w:sz w:val="21"/>
-                <w:szCs w:val="21"/>
-              </w:rPr>
-              <w:t>定义研究问题→实地调研收集</w:t>
-            </w:r>
-            <w:r>
-              <w:rPr>
-                <w:rFonts w:ascii="Times New Roman" w:eastAsia="宋体" w:hAnsi="Times New Roman" w:hint="default"/>
-                <w:sz w:val="21"/>
-                <w:szCs w:val="21"/>
-              </w:rPr>
-              <w:t>15</w:t>
-            </w:r>
-            <w:r>
-              <w:rPr>
-                <w:rFonts w:ascii="Times New Roman" w:eastAsia="宋体" w:hAnsi="Times New Roman"/>
-                <w:sz w:val="21"/>
-                <w:szCs w:val="21"/>
-              </w:rPr>
-              <w:t>个候选点与需求数据→构建优化模型→设计方案→验证结果→输出完整研究报告</w:t>
-            </w:r>
-          </w:p>
-          <w:p>
-            <w:pPr>
-              <w:numPr>
-                <w:ilvl w:val="0"/>
-                <w:numId w:val="9"/>
-              </w:numPr>
-              <w:spacing w:line="280" w:lineRule="atLeast"/>
-              <w:rPr>
-                <w:rFonts w:ascii="Times New Roman" w:eastAsia="宋体" w:hAnsi="Times New Roman" w:hint="default"/>
-                <w:sz w:val="21"/>
-                <w:szCs w:val="21"/>
-              </w:rPr>
-            </w:pPr>
-            <w:r>
-              <w:rPr>
-                <w:rFonts w:ascii="Times New Roman" w:eastAsia="宋体" w:hAnsi="Times New Roman"/>
-                <w:sz w:val="21"/>
-                <w:szCs w:val="21"/>
-              </w:rPr>
-              <w:t>方案测算：设计</w:t>
-            </w:r>
-            <w:r>
-              <w:rPr>
-                <w:rFonts w:ascii="Times New Roman" w:eastAsia="宋体" w:hAnsi="Times New Roman"/>
-                <w:sz w:val="21"/>
-                <w:szCs w:val="21"/>
-              </w:rPr>
-              <w:t>“</w:t>
-            </w:r>
-            <w:r>
-              <w:rPr>
-                <w:rFonts w:ascii="Times New Roman" w:eastAsia="宋体" w:hAnsi="Times New Roman" w:hint="default"/>
-                <w:sz w:val="21"/>
-                <w:szCs w:val="21"/>
-              </w:rPr>
-              <w:t>2</w:t>
-            </w:r>
-            <w:r>
-              <w:rPr>
-                <w:rFonts w:ascii="Times New Roman" w:eastAsia="宋体" w:hAnsi="Times New Roman"/>
-                <w:sz w:val="21"/>
-                <w:szCs w:val="21"/>
-              </w:rPr>
-              <w:t>核心点</w:t>
-            </w:r>
-            <w:r>
-              <w:rPr>
-                <w:rFonts w:ascii="Times New Roman" w:eastAsia="宋体" w:hAnsi="Times New Roman" w:hint="default"/>
-                <w:sz w:val="21"/>
-                <w:szCs w:val="21"/>
-              </w:rPr>
-              <w:t>+4</w:t>
-            </w:r>
-            <w:r>
-              <w:rPr>
-                <w:rFonts w:ascii="Times New Roman" w:eastAsia="宋体" w:hAnsi="Times New Roman"/>
-                <w:sz w:val="21"/>
-                <w:szCs w:val="21"/>
-              </w:rPr>
-              <w:t>动态临时点</w:t>
-            </w:r>
-            <w:r>
-              <w:rPr>
-                <w:rFonts w:ascii="Times New Roman" w:eastAsia="宋体" w:hAnsi="Times New Roman"/>
-                <w:sz w:val="21"/>
-                <w:szCs w:val="21"/>
-              </w:rPr>
-              <w:t>”</w:t>
-            </w:r>
-            <w:r>
-              <w:rPr>
-                <w:rFonts w:ascii="Times New Roman" w:eastAsia="宋体" w:hAnsi="Times New Roman"/>
-                <w:sz w:val="21"/>
-                <w:szCs w:val="21"/>
-              </w:rPr>
-              <w:t>弹性布局方案，用</w:t>
-            </w:r>
-            <w:r>
-              <w:rPr>
-                <w:rFonts w:ascii="Times New Roman" w:eastAsia="宋体" w:hAnsi="Times New Roman" w:hint="default"/>
-                <w:sz w:val="21"/>
-                <w:szCs w:val="21"/>
-              </w:rPr>
-              <w:t>Python</w:t>
-            </w:r>
-            <w:r>
-              <w:rPr>
-                <w:rFonts w:ascii="Times New Roman" w:eastAsia="宋体" w:hAnsi="Times New Roman"/>
-                <w:sz w:val="21"/>
-                <w:szCs w:val="21"/>
-              </w:rPr>
-              <w:t>完成模型测算，验证方案可降低运营成本</w:t>
-            </w:r>
-            <w:r>
-              <w:rPr>
-                <w:rFonts w:ascii="Times New Roman" w:eastAsia="宋体" w:hAnsi="Times New Roman" w:hint="default"/>
-                <w:sz w:val="21"/>
-                <w:szCs w:val="21"/>
-              </w:rPr>
-              <w:t>18.7%</w:t>
-            </w:r>
-            <w:r>
-              <w:rPr>
-                <w:rFonts w:ascii="Times New Roman" w:eastAsia="宋体" w:hAnsi="Times New Roman"/>
-                <w:sz w:val="21"/>
-                <w:szCs w:val="21"/>
-              </w:rPr>
-              <w:t>、提升老年覆盖率至</w:t>
-            </w:r>
-            <w:r>
-              <w:rPr>
-                <w:rFonts w:ascii="Times New Roman" w:eastAsia="宋体" w:hAnsi="Times New Roman" w:hint="default"/>
-                <w:sz w:val="21"/>
-                <w:szCs w:val="21"/>
-              </w:rPr>
-              <w:t>87.3%</w:t>
-            </w:r>
-            <w:r>
-              <w:rPr>
-                <w:rFonts w:ascii="Times New Roman" w:eastAsia="宋体" w:hAnsi="Times New Roman"/>
-                <w:sz w:val="21"/>
-                <w:szCs w:val="21"/>
-              </w:rPr>
-              <w:t>、缩短配送时长</w:t>
-            </w:r>
-            <w:r>
-              <w:rPr>
-                <w:rFonts w:ascii="Times New Roman" w:eastAsia="宋体" w:hAnsi="Times New Roman" w:hint="default"/>
-                <w:sz w:val="21"/>
-                <w:szCs w:val="21"/>
-              </w:rPr>
-              <w:t>22.3%</w:t>
-            </w:r>
-          </w:p>
-          <w:p>
-            <w:pPr>
-              <w:numPr>
-                <w:ilvl w:val="0"/>
-                <w:numId w:val="9"/>
-              </w:numPr>
-              <w:spacing w:line="280" w:lineRule="atLeast"/>
-              <w:rPr>
-                <w:rFonts w:ascii="Times New Roman" w:eastAsia="宋体" w:hAnsi="Times New Roman" w:hint="default"/>
-                <w:sz w:val="21"/>
-                <w:szCs w:val="21"/>
-              </w:rPr>
-            </w:pPr>
-            <w:r>
-              <w:rPr>
-                <w:rFonts w:ascii="Times New Roman" w:eastAsia="宋体" w:hAnsi="Times New Roman"/>
-                <w:sz w:val="21"/>
-                <w:szCs w:val="21"/>
-              </w:rPr>
-              <w:t>成果输出：项目成果形成完整结课报告，具备从问题识别到方案验证的闭环项目管理能力</w:t>
-            </w:r>
-          </w:p>
-        </w:tc>
-      </w:tr>
-      <w:tr>
-        <w:trPr>
-          <w:gridAfter w:val="2"/>
-          <w:wAfter w:w="975" w:type="dxa"/>
-          <w:jc w:val="center"/>
-        </w:trPr>
-        <w:tc>
-          <w:tcPr>
-            <w:tcW w:w="696" w:type="dxa"/>
-            <w:tcBorders>
-              <w:top w:val="nil"/>
-              <w:left w:val="nil"/>
-              <w:bottom w:val="nil"/>
-              <w:right w:val="nil"/>
-            </w:tcBorders>
-            <w:tcMar>
-              <w:top w:w="0" w:type="dxa"/>
-              <w:left w:w="113" w:type="dxa"/>
-              <w:bottom w:w="0" w:type="dxa"/>
-              <w:right w:w="85" w:type="dxa"/>
-            </w:tcMar>
-            <w:vAlign w:val="center"/>
-          </w:tcPr>
-          <w:p>
-            <w:pPr>
-              <w:spacing w:line="280" w:lineRule="atLeast"/>
-              <w:rPr>
-                <w:rFonts w:ascii="Times New Roman" w:hAnsi="Times New Roman" w:hint="default"/>
-                <w:b/>
-                <w:bCs/>
-                <w:sz w:val="21"/>
-              </w:rPr>
-            </w:pPr>
-          </w:p>
-        </w:tc>
-        <w:tc>
-          <w:tcPr>
-            <w:tcW w:w="4601" w:type="dxa"/>
-            <w:gridSpan w:val="3"/>
-            <w:tcBorders>
-              <w:top w:val="nil"/>
-              <w:left w:val="nil"/>
-              <w:bottom w:val="nil"/>
-              <w:right w:val="nil"/>
-            </w:tcBorders>
-            <w:tcMar>
-              <w:top w:w="0" w:type="dxa"/>
-              <w:left w:w="85" w:type="dxa"/>
-              <w:bottom w:w="0" w:type="dxa"/>
-              <w:right w:w="85" w:type="dxa"/>
-            </w:tcMar>
-            <w:vAlign w:val="center"/>
-          </w:tcPr>
-          <w:p>
-            <w:pPr>
-              <w:spacing w:line="280" w:lineRule="atLeast"/>
-              <w:rPr>
-                <w:rFonts w:ascii="Times New Roman" w:hAnsi="Times New Roman" w:hint="default"/>
-                <w:b/>
-                <w:bCs/>
-                <w:sz w:val="21"/>
-              </w:rPr>
-            </w:pPr>
-            <w:r>
-              <w:rPr>
-                <w:rFonts w:ascii="Times New Roman" w:eastAsia="宋体" w:hAnsi="Times New Roman"/>
-                <w:b/>
-                <w:bCs/>
-                <w:sz w:val="21"/>
-                <w:szCs w:val="21"/>
-              </w:rPr>
-              <w:t>银行营销数据分析项目</w:t>
-            </w:r>
-          </w:p>
-        </w:tc>
-        <w:tc>
-          <w:tcPr>
-            <w:tcW w:w="2694" w:type="dxa"/>
-            <w:tcBorders>
-              <w:top w:val="nil"/>
-              <w:left w:val="nil"/>
-              <w:bottom w:val="nil"/>
-              <w:right w:val="nil"/>
-            </w:tcBorders>
-            <w:vAlign w:val="center"/>
-          </w:tcPr>
-          <w:p>
-            <w:pPr>
-              <w:spacing w:line="280" w:lineRule="atLeast"/>
-              <w:rPr>
-                <w:rFonts w:ascii="Times New Roman" w:eastAsia="等线" w:hAnsi="Times New Roman" w:hint="default"/>
-                <w:b/>
-                <w:bCs/>
-                <w:sz w:val="21"/>
-              </w:rPr>
-            </w:pPr>
-            <w:r>
-              <w:rPr>
-                <w:rFonts w:ascii="Times New Roman" w:eastAsia="宋体" w:hAnsi="Times New Roman"/>
-                <w:b/>
-                <w:bCs/>
-                <w:sz w:val="21"/>
-                <w:szCs w:val="21"/>
-              </w:rPr>
-              <w:t>个人课程项目</w:t>
-            </w:r>
-          </w:p>
-        </w:tc>
-        <w:tc>
-          <w:tcPr>
-            <w:tcW w:w="2756" w:type="dxa"/>
-            <w:tcBorders>
-              <w:top w:val="nil"/>
-              <w:left w:val="nil"/>
-              <w:bottom w:val="nil"/>
-              <w:right w:val="nil"/>
-            </w:tcBorders>
-            <w:vAlign w:val="center"/>
-          </w:tcPr>
-          <w:p>
-            <w:pPr>
-              <w:spacing w:line="280" w:lineRule="atLeast"/>
-              <w:rPr>
-                <w:rFonts w:ascii="Times New Roman" w:eastAsia="等线" w:hAnsi="Times New Roman" w:hint="default"/>
-                <w:b/>
-                <w:bCs/>
-                <w:sz w:val="21"/>
-              </w:rPr>
-            </w:pPr>
-            <w:r>
-              <w:rPr>
-                <w:rFonts w:ascii="Times New Roman" w:eastAsia="宋体" w:hAnsi="Times New Roman"/>
-                <w:b/>
-                <w:bCs/>
-                <w:sz w:val="21"/>
-                <w:szCs w:val="21"/>
-              </w:rPr>
-              <w:t>2026.04-2026.06</w:t>
-            </w:r>
-          </w:p>
-        </w:tc>
-      </w:tr>
-      <w:tr>
-        <w:trPr>
-          <w:gridAfter w:val="2"/>
-          <w:wAfter w:w="975" w:type="dxa"/>
-          <w:jc w:val="center"/>
-        </w:trPr>
-        <w:tc>
-          <w:tcPr>
-            <w:tcW w:w="696" w:type="dxa"/>
-            <w:tcBorders>
-              <w:top w:val="nil"/>
-              <w:left w:val="nil"/>
-              <w:bottom w:val="nil"/>
-              <w:right w:val="nil"/>
-            </w:tcBorders>
-            <w:tcMar>
-              <w:top w:w="0" w:type="dxa"/>
-              <w:left w:w="113" w:type="dxa"/>
-              <w:bottom w:w="0" w:type="dxa"/>
-              <w:right w:w="85" w:type="dxa"/>
-            </w:tcMar>
-            <w:vAlign w:val="center"/>
-          </w:tcPr>
-          <w:p>
-            <w:pPr>
-              <w:spacing w:line="280" w:lineRule="atLeast"/>
-              <w:rPr>
-                <w:rFonts w:ascii="Times New Roman" w:hAnsi="Times New Roman" w:hint="default"/>
-                <w:sz w:val="21"/>
-              </w:rPr>
-            </w:pPr>
-          </w:p>
-        </w:tc>
-        <w:tc>
-          <w:tcPr>
-            <w:tcW w:w="10051" w:type="dxa"/>
-            <w:gridSpan w:val="5"/>
-            <w:tcBorders>
-              <w:top w:val="nil"/>
-              <w:left w:val="nil"/>
-              <w:bottom w:val="nil"/>
-              <w:right w:val="nil"/>
-            </w:tcBorders>
-            <w:tcMar>
-              <w:top w:w="0" w:type="dxa"/>
-              <w:left w:w="85" w:type="dxa"/>
-              <w:bottom w:w="0" w:type="dxa"/>
-              <w:right w:w="85" w:type="dxa"/>
-            </w:tcMar>
-            <w:vAlign w:val="center"/>
-          </w:tcPr>
-          <w:p>
-            <w:pPr>
-              <w:numPr>
-                <w:ilvl w:val="0"/>
-                <w:numId w:val="9"/>
-              </w:numPr>
-              <w:spacing w:line="280" w:lineRule="atLeast"/>
-              <w:rPr>
-                <w:rFonts w:ascii="Times New Roman" w:eastAsia="宋体" w:hAnsi="Times New Roman" w:hint="default"/>
-                <w:sz w:val="21"/>
-                <w:szCs w:val="21"/>
-              </w:rPr>
-            </w:pPr>
-            <w:r>
-              <w:rPr>
-                <w:rFonts w:ascii="Times New Roman" w:eastAsia="宋体" w:hAnsi="Times New Roman"/>
-                <w:sz w:val="21"/>
-                <w:szCs w:val="21"/>
-              </w:rPr>
-              <w:t>数据清洗：基于</w:t>
-            </w:r>
-            <w:r>
-              <w:rPr>
-                <w:rFonts w:ascii="Times New Roman" w:eastAsia="宋体" w:hAnsi="Times New Roman" w:hint="default"/>
-                <w:sz w:val="21"/>
-                <w:szCs w:val="21"/>
-              </w:rPr>
-              <w:t>45211</w:t>
-            </w:r>
-            <w:r>
-              <w:rPr>
-                <w:rFonts w:ascii="Times New Roman" w:eastAsia="宋体" w:hAnsi="Times New Roman"/>
-                <w:sz w:val="21"/>
-                <w:szCs w:val="21"/>
-              </w:rPr>
-              <w:t>条葡萄牙银行真实营销数据，用</w:t>
-            </w:r>
-            <w:r>
-              <w:rPr>
-                <w:rFonts w:ascii="Times New Roman" w:eastAsia="宋体" w:hAnsi="Times New Roman" w:hint="default"/>
-                <w:sz w:val="21"/>
-                <w:szCs w:val="21"/>
-              </w:rPr>
-              <w:t>R</w:t>
-            </w:r>
-            <w:r>
-              <w:rPr>
-                <w:rFonts w:ascii="Times New Roman" w:eastAsia="宋体" w:hAnsi="Times New Roman"/>
-                <w:sz w:val="21"/>
-                <w:szCs w:val="21"/>
-              </w:rPr>
-              <w:t>完成缺失值与异常值清洗，对年龄、职业、营销频次等字段做多维度分层统计</w:t>
-            </w:r>
-          </w:p>
-          <w:p>
-            <w:pPr>
-              <w:numPr>
-                <w:ilvl w:val="0"/>
-                <w:numId w:val="9"/>
-              </w:numPr>
-              <w:spacing w:line="280" w:lineRule="atLeast"/>
-              <w:rPr>
-                <w:rFonts w:ascii="Times New Roman" w:eastAsia="宋体" w:hAnsi="Times New Roman" w:hint="default"/>
-                <w:sz w:val="21"/>
-                <w:szCs w:val="21"/>
-              </w:rPr>
-            </w:pPr>
-            <w:r>
-              <w:rPr>
-                <w:rFonts w:ascii="Times New Roman" w:eastAsia="宋体" w:hAnsi="Times New Roman"/>
-                <w:sz w:val="21"/>
-                <w:szCs w:val="21"/>
-              </w:rPr>
-              <w:t>可视化分析：独立绘制帕累托图、相关性热力图、订阅转化率瀑布图，通过多维度统计呈现客户群体响应差异，识别关键影响变量，为客户分群与营销资源分配提供数据支撑</w:t>
-            </w:r>
-          </w:p>
-        </w:tc>
-      </w:tr>
-      <w:tr>
-        <w:trPr>
-          <w:gridAfter w:val="2"/>
-          <w:wAfter w:w="975" w:type="dxa"/>
-          <w:jc w:val="center"/>
-        </w:trPr>
-        <w:tc>
-          <w:tcPr>
-            <w:tcW w:w="696" w:type="dxa"/>
-            <w:tcBorders>
-              <w:top w:val="nil"/>
-              <w:left w:val="nil"/>
-              <w:bottom w:val="nil"/>
-              <w:right w:val="nil"/>
-            </w:tcBorders>
-            <w:tcMar>
-              <w:top w:w="0" w:type="dxa"/>
-              <w:left w:w="113" w:type="dxa"/>
-              <w:bottom w:w="0" w:type="dxa"/>
-              <w:right w:w="85" w:type="dxa"/>
-            </w:tcMar>
-            <w:vAlign w:val="center"/>
-          </w:tcPr>
-          <w:p>
-            <w:pPr>
-              <w:spacing w:line="280" w:lineRule="atLeast"/>
-              <w:rPr>
-                <w:rFonts w:ascii="Times New Roman" w:hAnsi="Times New Roman" w:hint="default"/>
-                <w:b/>
-                <w:bCs/>
-                <w:sz w:val="21"/>
-              </w:rPr>
-            </w:pPr>
-          </w:p>
-        </w:tc>
-        <w:tc>
-          <w:tcPr>
-            <w:tcW w:w="4601" w:type="dxa"/>
-            <w:gridSpan w:val="3"/>
-            <w:tcBorders>
-              <w:top w:val="nil"/>
-              <w:left w:val="nil"/>
-              <w:bottom w:val="nil"/>
-              <w:right w:val="nil"/>
-            </w:tcBorders>
-            <w:tcMar>
-              <w:top w:w="0" w:type="dxa"/>
-              <w:left w:w="85" w:type="dxa"/>
-              <w:bottom w:w="0" w:type="dxa"/>
-              <w:right w:w="85" w:type="dxa"/>
-            </w:tcMar>
-            <w:vAlign w:val="center"/>
-          </w:tcPr>
-          <w:p>
-            <w:pPr>
-              <w:spacing w:line="280" w:lineRule="atLeast"/>
-              <w:rPr>
-                <w:rFonts w:ascii="Times New Roman" w:hAnsi="Times New Roman" w:hint="default"/>
-                <w:b/>
-                <w:bCs/>
-                <w:sz w:val="21"/>
-              </w:rPr>
-            </w:pPr>
-            <w:r>
-              <w:rPr>
-                <w:rFonts w:ascii="Times New Roman" w:eastAsia="宋体" w:hAnsi="Times New Roman"/>
-                <w:b/>
-                <w:bCs/>
-                <w:sz w:val="21"/>
-                <w:szCs w:val="21"/>
-              </w:rPr>
-              <w:t>电商用户调研与分析项目</w:t>
-            </w:r>
-          </w:p>
-        </w:tc>
-        <w:tc>
-          <w:tcPr>
-            <w:tcW w:w="2694" w:type="dxa"/>
-            <w:tcBorders>
-              <w:top w:val="nil"/>
-              <w:left w:val="nil"/>
-              <w:bottom w:val="nil"/>
-              <w:right w:val="nil"/>
-            </w:tcBorders>
-            <w:vAlign w:val="center"/>
-          </w:tcPr>
-          <w:p>
-            <w:pPr>
-              <w:spacing w:line="280" w:lineRule="atLeast"/>
-              <w:rPr>
-                <w:rFonts w:ascii="Times New Roman" w:eastAsia="等线" w:hAnsi="Times New Roman" w:hint="default"/>
-                <w:b/>
-                <w:bCs/>
-                <w:sz w:val="21"/>
-              </w:rPr>
-            </w:pPr>
-            <w:r>
-              <w:rPr>
-                <w:rFonts w:ascii="Times New Roman" w:eastAsia="宋体" w:hAnsi="Times New Roman"/>
-                <w:b/>
-                <w:bCs/>
-                <w:sz w:val="21"/>
-                <w:szCs w:val="21"/>
-              </w:rPr>
-              <w:t>个人课程项目</w:t>
-            </w:r>
-          </w:p>
-        </w:tc>
-        <w:tc>
-          <w:tcPr>
-            <w:tcW w:w="2756" w:type="dxa"/>
-            <w:tcBorders>
-              <w:top w:val="nil"/>
-              <w:left w:val="nil"/>
-              <w:bottom w:val="nil"/>
-              <w:right w:val="nil"/>
-            </w:tcBorders>
-            <w:vAlign w:val="center"/>
-          </w:tcPr>
-          <w:p>
-            <w:pPr>
-              <w:spacing w:line="280" w:lineRule="atLeast"/>
-              <w:rPr>
-                <w:rFonts w:ascii="Times New Roman" w:eastAsia="等线" w:hAnsi="Times New Roman" w:hint="default"/>
-                <w:b/>
-                <w:bCs/>
-                <w:sz w:val="21"/>
-              </w:rPr>
-            </w:pPr>
-            <w:r>
-              <w:rPr>
-                <w:rFonts w:ascii="Times New Roman" w:eastAsia="宋体" w:hAnsi="Times New Roman"/>
-                <w:b/>
-                <w:bCs/>
-                <w:sz w:val="21"/>
-                <w:szCs w:val="21"/>
-              </w:rPr>
-              <w:t>2025.10-2025.12</w:t>
-            </w:r>
-          </w:p>
-        </w:tc>
-      </w:tr>
-      <w:tr>
-        <w:trPr>
-          <w:gridAfter w:val="2"/>
-          <w:wAfter w:w="975" w:type="dxa"/>
-          <w:jc w:val="center"/>
-        </w:trPr>
-        <w:tc>
-          <w:tcPr>
-            <w:tcW w:w="696" w:type="dxa"/>
-            <w:tcBorders>
-              <w:top w:val="nil"/>
-              <w:left w:val="nil"/>
-              <w:bottom w:val="nil"/>
-              <w:right w:val="nil"/>
-            </w:tcBorders>
-            <w:tcMar>
-              <w:top w:w="0" w:type="dxa"/>
-              <w:left w:w="113" w:type="dxa"/>
-              <w:bottom w:w="0" w:type="dxa"/>
-              <w:right w:w="85" w:type="dxa"/>
-            </w:tcMar>
-            <w:vAlign w:val="center"/>
-          </w:tcPr>
-          <w:p>
-            <w:pPr>
-              <w:spacing w:line="280" w:lineRule="atLeast"/>
-              <w:rPr>
-                <w:rFonts w:ascii="Times New Roman" w:hAnsi="Times New Roman" w:hint="default"/>
-                <w:sz w:val="21"/>
-              </w:rPr>
-            </w:pPr>
-          </w:p>
-        </w:tc>
-        <w:tc>
-          <w:tcPr>
-            <w:tcW w:w="10051" w:type="dxa"/>
-            <w:gridSpan w:val="5"/>
-            <w:tcBorders>
-              <w:top w:val="nil"/>
-              <w:left w:val="nil"/>
-              <w:bottom w:val="nil"/>
-              <w:right w:val="nil"/>
-            </w:tcBorders>
-            <w:tcMar>
-              <w:top w:w="0" w:type="dxa"/>
-              <w:left w:w="85" w:type="dxa"/>
-              <w:bottom w:w="0" w:type="dxa"/>
-              <w:right w:w="85" w:type="dxa"/>
-            </w:tcMar>
-            <w:vAlign w:val="center"/>
-          </w:tcPr>
-          <w:p>
-            <w:pPr>
-              <w:numPr>
-                <w:ilvl w:val="0"/>
-                <w:numId w:val="9"/>
-              </w:numPr>
-              <w:spacing w:line="280" w:lineRule="atLeast"/>
-              <w:rPr>
-                <w:rFonts w:ascii="Times New Roman" w:eastAsia="宋体" w:hAnsi="Times New Roman" w:hint="default"/>
-                <w:sz w:val="21"/>
-                <w:szCs w:val="21"/>
-              </w:rPr>
-            </w:pPr>
-            <w:r>
-              <w:rPr>
-                <w:rFonts w:ascii="Times New Roman" w:eastAsia="宋体" w:hAnsi="Times New Roman"/>
-                <w:sz w:val="21"/>
-                <w:szCs w:val="21"/>
-              </w:rPr>
-              <w:t>问卷统筹：统筹问卷设计、发放回收、数据清洗、统计分析全流程，回收</w:t>
-            </w:r>
-            <w:r>
-              <w:rPr>
-                <w:rFonts w:ascii="Times New Roman" w:eastAsia="宋体" w:hAnsi="Times New Roman" w:hint="default"/>
-                <w:sz w:val="21"/>
-                <w:szCs w:val="21"/>
-              </w:rPr>
-              <w:t>328</w:t>
-            </w:r>
-            <w:r>
-              <w:rPr>
-                <w:rFonts w:ascii="Times New Roman" w:eastAsia="宋体" w:hAnsi="Times New Roman"/>
-                <w:sz w:val="21"/>
-                <w:szCs w:val="21"/>
-              </w:rPr>
-              <w:t>份有效样本，用</w:t>
-            </w:r>
-            <w:r>
-              <w:rPr>
-                <w:rFonts w:ascii="Times New Roman" w:eastAsia="宋体" w:hAnsi="Times New Roman" w:hint="default"/>
-                <w:sz w:val="21"/>
-                <w:szCs w:val="21"/>
-              </w:rPr>
-              <w:t>SPSS</w:t>
-            </w:r>
-            <w:r>
-              <w:rPr>
-                <w:rFonts w:ascii="Times New Roman" w:eastAsia="宋体" w:hAnsi="Times New Roman"/>
-                <w:sz w:val="21"/>
-                <w:szCs w:val="21"/>
-              </w:rPr>
-              <w:t>和</w:t>
-            </w:r>
-            <w:r>
-              <w:rPr>
-                <w:rFonts w:ascii="Times New Roman" w:eastAsia="宋体" w:hAnsi="Times New Roman" w:hint="default"/>
-                <w:sz w:val="21"/>
-                <w:szCs w:val="21"/>
-              </w:rPr>
-              <w:t>Python</w:t>
-            </w:r>
-            <w:r>
-              <w:rPr>
-                <w:rFonts w:ascii="Times New Roman" w:eastAsia="宋体" w:hAnsi="Times New Roman"/>
-                <w:sz w:val="21"/>
-                <w:szCs w:val="21"/>
-              </w:rPr>
-              <w:t>完成数据分析</w:t>
-            </w:r>
-          </w:p>
-          <w:p>
-            <w:pPr>
-              <w:numPr>
-                <w:ilvl w:val="0"/>
-                <w:numId w:val="9"/>
-              </w:numPr>
-              <w:spacing w:line="280" w:lineRule="atLeast"/>
-              <w:rPr>
-                <w:rFonts w:ascii="Times New Roman" w:eastAsia="宋体" w:hAnsi="Times New Roman" w:hint="default"/>
-                <w:sz w:val="21"/>
-                <w:szCs w:val="21"/>
-              </w:rPr>
-            </w:pPr>
-            <w:r>
-              <w:rPr>
-                <w:rFonts w:ascii="Times New Roman" w:eastAsia="宋体" w:hAnsi="Times New Roman"/>
-                <w:sz w:val="21"/>
-                <w:szCs w:val="21"/>
-              </w:rPr>
-              <w:t>因素验证：验证技术特性对用户体验的影响路径，识别核心影响因素，输出研究结论与优化建议</w:t>
+              <w:spacing w:line="290" w:lineRule="atLeast"/>
+              <w:rPr>
+                <w:rFonts w:ascii="Times New Roman" w:eastAsia="宋体" w:hAnsi="Times New Roman" w:cs="宋体" w:hint="default"/>
+                <w:sz w:val="21"/>
+              </w:rPr>
+            </w:pPr>
+            <w:r>
+              <w:rPr>
+                <w:rFonts w:ascii="Times New Roman" w:eastAsia="宋体" w:hAnsi="Times New Roman" w:cs="宋体"/>
+                <w:sz w:val="21"/>
+              </w:rPr>
+              <w:t>流程优化：梳理并标准化资料审核与报批流程，与各方同步进度，按月汇总数据形成工作小结，提升整体执行效率</w:t>
             </w:r>
           </w:p>
         </w:tc>
       </w:tr>
     </w:tbl>
-    <w:p>
-      <w:pPr>
-        <w:spacing w:line="290" w:lineRule="atLeast"/>
-        <w:rPr>
-          <w:rFonts w:hint="default"/>
-          <w:vanish/>
-        </w:rPr>
-      </w:pPr>
-    </w:p>
-    <w:p>
-      <w:pPr>
-        <w:spacing w:line="290" w:lineRule="atLeast"/>
-        <w:rPr>
-          <w:rFonts w:hint="default"/>
-          <w:vanish/>
-          <w:sz w:val="21"/>
-        </w:rPr>
-      </w:pPr>
-    </w:p>
     <w:p>
       <w:pPr>
         <w:spacing w:line="290" w:lineRule="atLeast"/>
@@ -3165,22 +2918,28 @@
           </w:tcPr>
           <w:p>
             <w:pPr>
-              <w:spacing w:line="280" w:lineRule="atLeast"/>
+              <w:spacing w:line="290" w:lineRule="atLeast"/>
               <w:rPr>
                 <w:rFonts w:ascii="宋体" w:eastAsia="宋体" w:hAnsi="宋体" w:cs="宋体"/>
                 <w:b/>
                 <w:bCs/>
-                <w:szCs w:val="24"/>
-              </w:rPr>
-            </w:pPr>
-            <w:r>
-              <w:rPr>
-                <w:rFonts w:ascii="宋体" w:eastAsia="宋体" w:hAnsi="宋体"/>
-                <w:b/>
-                <w:bCs/>
-                <w:szCs w:val="24"/>
-              </w:rPr>
-              <w:t>校园经历</w:t>
+              </w:rPr>
+            </w:pPr>
+            <w:r>
+              <w:rPr>
+                <w:rFonts w:ascii="宋体" w:eastAsia="宋体" w:hAnsi="宋体" w:cs="宋体"/>
+                <w:b/>
+                <w:bCs/>
+              </w:rPr>
+              <w:t>校园</w:t>
+            </w:r>
+            <w:r>
+              <w:rPr>
+                <w:rFonts w:ascii="宋体" w:eastAsia="宋体" w:hAnsi="宋体" w:cs="宋体"/>
+                <w:b/>
+                <w:bCs/>
+              </w:rPr>
+              <w:t>经历</w:t>
             </w:r>
           </w:p>
         </w:tc>
@@ -3205,7 +2964,7 @@
           </w:tcPr>
           <w:p>
             <w:pPr>
-              <w:spacing w:line="280" w:lineRule="atLeast"/>
+              <w:spacing w:line="290" w:lineRule="atLeast"/>
               <w:rPr>
                 <w:rFonts w:ascii="Times New Roman" w:hAnsi="Times New Roman" w:hint="default"/>
                 <w:sz w:val="21"/>
@@ -3227,7 +2986,7 @@
           </w:tcPr>
           <w:p>
             <w:pPr>
-              <w:spacing w:line="280" w:lineRule="atLeast"/>
+              <w:spacing w:line="290" w:lineRule="atLeast"/>
               <w:rPr>
                 <w:rFonts w:ascii="Times New Roman" w:hAnsi="Times New Roman" w:hint="default"/>
                 <w:b/>
@@ -3254,7 +3013,7 @@
           </w:tcPr>
           <w:p>
             <w:pPr>
-              <w:spacing w:line="280" w:lineRule="atLeast"/>
+              <w:spacing w:line="290" w:lineRule="atLeast"/>
               <w:rPr>
                 <w:rFonts w:ascii="Times New Roman" w:hAnsi="Times New Roman" w:hint="default"/>
                 <w:b/>
@@ -3281,7 +3040,7 @@
           </w:tcPr>
           <w:p>
             <w:pPr>
-              <w:spacing w:line="280" w:lineRule="atLeast"/>
+              <w:spacing w:line="290" w:lineRule="atLeast"/>
               <w:rPr>
                 <w:rFonts w:ascii="Times New Roman" w:hAnsi="Times New Roman" w:hint="default"/>
                 <w:b/>
@@ -3321,7 +3080,7 @@
           </w:tcPr>
           <w:p>
             <w:pPr>
-              <w:spacing w:line="280" w:lineRule="atLeast"/>
+              <w:spacing w:line="290" w:lineRule="atLeast"/>
               <w:rPr>
                 <w:rFonts w:ascii="Times New Roman" w:hAnsi="Times New Roman" w:hint="default"/>
                 <w:sz w:val="21"/>
@@ -3346,20 +3105,18 @@
             <w:pPr>
               <w:numPr>
                 <w:ilvl w:val="0"/>
-                <w:numId w:val="15"/>
+                <w:numId w:val="13"/>
               </w:numPr>
-              <w:spacing w:line="280" w:lineRule="atLeast"/>
-              <w:rPr>
-                <w:rFonts w:ascii="Times New Roman" w:eastAsia="宋体" w:hAnsi="Times New Roman" w:hint="default"/>
-                <w:sz w:val="21"/>
-                <w:szCs w:val="21"/>
-              </w:rPr>
-            </w:pPr>
-            <w:r>
-              <w:rPr>
-                <w:rFonts w:ascii="Times New Roman" w:eastAsia="宋体" w:hAnsi="Times New Roman"/>
-                <w:sz w:val="21"/>
-                <w:szCs w:val="21"/>
+              <w:spacing w:line="290" w:lineRule="atLeast"/>
+              <w:rPr>
+                <w:rFonts w:ascii="Times New Roman" w:eastAsia="宋体" w:hAnsi="Times New Roman" w:cs="宋体" w:hint="default"/>
+                <w:sz w:val="21"/>
+              </w:rPr>
+            </w:pPr>
+            <w:r>
+              <w:rPr>
+                <w:rFonts w:ascii="Times New Roman" w:eastAsia="宋体" w:hAnsi="Times New Roman" w:cs="宋体"/>
+                <w:sz w:val="21"/>
               </w:rPr>
               <w:t>物资统筹：统筹院级活动物资申领、出入库登记与台账记录，按需调度物料，保障活动后勤落地</w:t>
             </w:r>
@@ -3368,20 +3125,18 @@
             <w:pPr>
               <w:numPr>
                 <w:ilvl w:val="0"/>
-                <w:numId w:val="15"/>
+                <w:numId w:val="13"/>
               </w:numPr>
-              <w:spacing w:line="280" w:lineRule="atLeast"/>
-              <w:rPr>
-                <w:rFonts w:ascii="Times New Roman" w:eastAsia="宋体" w:hAnsi="Times New Roman" w:hint="default"/>
-                <w:sz w:val="21"/>
-                <w:szCs w:val="21"/>
-              </w:rPr>
-            </w:pPr>
-            <w:r>
-              <w:rPr>
-                <w:rFonts w:ascii="Times New Roman" w:eastAsia="宋体" w:hAnsi="Times New Roman"/>
-                <w:sz w:val="21"/>
-                <w:szCs w:val="21"/>
+              <w:spacing w:line="290" w:lineRule="atLeast"/>
+              <w:rPr>
+                <w:rFonts w:ascii="Times New Roman" w:eastAsia="宋体" w:hAnsi="Times New Roman" w:cs="宋体" w:hint="default"/>
+                <w:sz w:val="21"/>
+              </w:rPr>
+            </w:pPr>
+            <w:r>
+              <w:rPr>
+                <w:rFonts w:ascii="Times New Roman" w:eastAsia="宋体" w:hAnsi="Times New Roman" w:cs="宋体"/>
+                <w:sz w:val="21"/>
               </w:rPr>
               <w:t>会务支持：完成活动会务支持，包括通知下发、现场秩序维护、物料布置等</w:t>
             </w:r>
@@ -3390,20 +3145,18 @@
             <w:pPr>
               <w:numPr>
                 <w:ilvl w:val="0"/>
-                <w:numId w:val="15"/>
+                <w:numId w:val="13"/>
               </w:numPr>
-              <w:spacing w:line="280" w:lineRule="atLeast"/>
-              <w:rPr>
-                <w:rFonts w:ascii="Times New Roman" w:eastAsia="宋体" w:hAnsi="Times New Roman" w:hint="default"/>
-                <w:sz w:val="21"/>
-                <w:szCs w:val="21"/>
-              </w:rPr>
-            </w:pPr>
-            <w:r>
-              <w:rPr>
-                <w:rFonts w:ascii="Times New Roman" w:eastAsia="宋体" w:hAnsi="Times New Roman"/>
-                <w:sz w:val="21"/>
-                <w:szCs w:val="21"/>
+              <w:spacing w:line="290" w:lineRule="atLeast"/>
+              <w:rPr>
+                <w:rFonts w:ascii="Times New Roman" w:eastAsia="宋体" w:hAnsi="Times New Roman" w:cs="宋体" w:hint="default"/>
+                <w:sz w:val="21"/>
+              </w:rPr>
+            </w:pPr>
+            <w:r>
+              <w:rPr>
+                <w:rFonts w:ascii="Times New Roman" w:eastAsia="宋体" w:hAnsi="Times New Roman" w:cs="宋体"/>
+                <w:sz w:val="21"/>
               </w:rPr>
               <w:t>文案宣传：撰写活动宣传文案，整理活动存档资料，对接全院师生协调相关需求</w:t>
             </w:r>
@@ -3508,7 +3261,7 @@
           </w:tcPr>
           <w:p>
             <w:pPr>
-              <w:spacing w:line="280" w:lineRule="atLeast"/>
+              <w:spacing w:line="290" w:lineRule="atLeast"/>
               <w:rPr>
                 <w:rFonts w:ascii="Times New Roman" w:hAnsi="Times New Roman" w:hint="default"/>
               </w:rPr>
@@ -3551,6 +3304,7 @@
       </w:tblGrid>
       <w:tr>
         <w:trPr>
+          <w:trHeight w:val="1253"/>
           <w:jc w:val="center"/>
         </w:trPr>
         <w:tc>
@@ -3572,7 +3326,7 @@
           </w:tcPr>
           <w:p>
             <w:pPr>
-              <w:spacing w:line="280" w:lineRule="atLeast"/>
+              <w:spacing w:line="290" w:lineRule="atLeast"/>
               <w:rPr>
                 <w:rFonts w:ascii="Times New Roman" w:hAnsi="Times New Roman" w:hint="default"/>
                 <w:sz w:val="21"/>
@@ -3599,259 +3353,263 @@
           </w:tcPr>
           <w:p>
             <w:pPr>
-              <w:spacing w:line="280" w:lineRule="atLeast"/>
-              <w:rPr>
-                <w:rFonts w:ascii="Times New Roman" w:eastAsia="宋体" w:hAnsi="Times New Roman" w:hint="default"/>
-                <w:b/>
-                <w:bCs/>
-                <w:sz w:val="21"/>
-                <w:szCs w:val="21"/>
-              </w:rPr>
-            </w:pPr>
-            <w:r>
-              <w:rPr>
-                <w:rFonts w:ascii="Times New Roman" w:eastAsia="宋体" w:hAnsi="Times New Roman" w:hint="default"/>
-                <w:b/>
-                <w:bCs/>
-                <w:sz w:val="21"/>
-                <w:szCs w:val="21"/>
-              </w:rPr>
-              <w:t>ERP</w:t>
-            </w:r>
-            <w:r>
-              <w:rPr>
-                <w:rFonts w:ascii="Times New Roman" w:eastAsia="宋体" w:hAnsi="Times New Roman"/>
-                <w:b/>
-                <w:bCs/>
-                <w:sz w:val="21"/>
-                <w:szCs w:val="21"/>
-              </w:rPr>
-              <w:t>系统：</w:t>
-            </w:r>
-            <w:r>
-              <w:rPr>
-                <w:rFonts w:ascii="Times New Roman" w:eastAsia="宋体" w:hAnsi="Times New Roman"/>
-                <w:sz w:val="21"/>
-                <w:szCs w:val="21"/>
+              <w:spacing w:line="290" w:lineRule="atLeast"/>
+              <w:rPr>
+                <w:rFonts w:ascii="Times New Roman" w:eastAsia="宋体" w:hAnsi="Times New Roman" w:cs="宋体" w:hint="default"/>
+                <w:b/>
+                <w:bCs/>
+                <w:sz w:val="21"/>
+              </w:rPr>
+            </w:pPr>
+            <w:r>
+              <w:rPr>
+                <w:rFonts w:ascii="Times New Roman" w:eastAsia="宋体" w:hAnsi="Times New Roman" w:cs="宋体"/>
+                <w:b/>
+                <w:bCs/>
+                <w:sz w:val="21"/>
+              </w:rPr>
+              <w:t>数据分析：</w:t>
+            </w:r>
+            <w:r>
+              <w:rPr>
+                <w:rFonts w:ascii="Times New Roman" w:eastAsia="宋体" w:hAnsi="Times New Roman" w:cs="宋体" w:hint="default"/>
+                <w:sz w:val="21"/>
+              </w:rPr>
+              <w:t>Python</w:t>
+            </w:r>
+            <w:r>
+              <w:rPr>
+                <w:rFonts w:ascii="Times New Roman" w:eastAsia="宋体" w:hAnsi="Times New Roman" w:cs="宋体"/>
+                <w:sz w:val="21"/>
+              </w:rPr>
+              <w:t>（</w:t>
+            </w:r>
+            <w:r>
+              <w:rPr>
+                <w:rFonts w:ascii="Times New Roman" w:eastAsia="宋体" w:hAnsi="Times New Roman" w:cs="宋体" w:hint="default"/>
+                <w:sz w:val="21"/>
+              </w:rPr>
+              <w:t>pandas</w:t>
+            </w:r>
+            <w:r>
+              <w:rPr>
+                <w:rFonts w:ascii="Times New Roman" w:eastAsia="宋体" w:hAnsi="Times New Roman" w:cs="宋体"/>
+                <w:sz w:val="21"/>
+              </w:rPr>
+              <w:t>数据处理）、</w:t>
+            </w:r>
+            <w:r>
+              <w:rPr>
+                <w:rFonts w:ascii="Times New Roman" w:eastAsia="宋体" w:hAnsi="Times New Roman" w:cs="宋体" w:hint="default"/>
+                <w:sz w:val="21"/>
+              </w:rPr>
+              <w:t>R</w:t>
+            </w:r>
+            <w:r>
+              <w:rPr>
+                <w:rFonts w:ascii="Times New Roman" w:eastAsia="宋体" w:hAnsi="Times New Roman" w:cs="宋体"/>
+                <w:sz w:val="21"/>
+              </w:rPr>
+              <w:t>（统计分析）、</w:t>
+            </w:r>
+            <w:r>
+              <w:rPr>
+                <w:rFonts w:ascii="Times New Roman" w:eastAsia="宋体" w:hAnsi="Times New Roman" w:cs="宋体" w:hint="default"/>
+                <w:sz w:val="21"/>
+              </w:rPr>
+              <w:t>SPSS</w:t>
+            </w:r>
+            <w:r>
+              <w:rPr>
+                <w:rFonts w:ascii="Times New Roman" w:eastAsia="宋体" w:hAnsi="Times New Roman" w:cs="宋体"/>
+                <w:sz w:val="21"/>
+              </w:rPr>
+              <w:t>（问卷分析），累计处理</w:t>
+            </w:r>
+            <w:r>
+              <w:rPr>
+                <w:rFonts w:ascii="Times New Roman" w:eastAsia="宋体" w:hAnsi="Times New Roman" w:cs="宋体" w:hint="default"/>
+                <w:sz w:val="21"/>
+              </w:rPr>
+              <w:t>4.5</w:t>
+            </w:r>
+            <w:r>
+              <w:rPr>
+                <w:rFonts w:ascii="Times New Roman" w:eastAsia="宋体" w:hAnsi="Times New Roman" w:cs="宋体"/>
+                <w:sz w:val="21"/>
+              </w:rPr>
+              <w:t>万</w:t>
+            </w:r>
+            <w:r>
+              <w:rPr>
+                <w:rFonts w:ascii="Times New Roman" w:eastAsia="宋体" w:hAnsi="Times New Roman" w:cs="宋体" w:hint="default"/>
+                <w:sz w:val="21"/>
+              </w:rPr>
+              <w:t>+</w:t>
+            </w:r>
+            <w:r>
+              <w:rPr>
+                <w:rFonts w:ascii="Times New Roman" w:eastAsia="宋体" w:hAnsi="Times New Roman" w:cs="宋体"/>
+                <w:sz w:val="21"/>
+              </w:rPr>
+              <w:t>条业务数据</w:t>
+            </w:r>
+          </w:p>
+          <w:p>
+            <w:pPr>
+              <w:spacing w:line="290" w:lineRule="atLeast"/>
+              <w:rPr>
+                <w:rFonts w:ascii="Times New Roman" w:eastAsia="宋体" w:hAnsi="Times New Roman" w:cs="宋体" w:hint="default"/>
+                <w:b/>
+                <w:bCs/>
+                <w:sz w:val="21"/>
+              </w:rPr>
+            </w:pPr>
+            <w:r>
+              <w:rPr>
+                <w:rFonts w:ascii="Times New Roman" w:eastAsia="宋体" w:hAnsi="Times New Roman" w:cs="宋体"/>
+                <w:b/>
+                <w:bCs/>
+                <w:sz w:val="21"/>
+              </w:rPr>
+              <w:t>办公软件：</w:t>
+            </w:r>
+            <w:r>
+              <w:rPr>
+                <w:rFonts w:ascii="Times New Roman" w:eastAsia="宋体" w:hAnsi="Times New Roman" w:cs="宋体" w:hint="default"/>
+                <w:sz w:val="21"/>
+              </w:rPr>
+              <w:t>Excel</w:t>
+            </w:r>
+            <w:r>
+              <w:rPr>
+                <w:rFonts w:ascii="Times New Roman" w:eastAsia="宋体" w:hAnsi="Times New Roman" w:cs="宋体"/>
+                <w:sz w:val="21"/>
+              </w:rPr>
+              <w:t>（数据透视表、</w:t>
+            </w:r>
+            <w:r>
+              <w:rPr>
+                <w:rFonts w:ascii="Times New Roman" w:eastAsia="宋体" w:hAnsi="Times New Roman" w:cs="宋体" w:hint="default"/>
+                <w:sz w:val="21"/>
+              </w:rPr>
+              <w:t>VLOOKUP</w:t>
+            </w:r>
+            <w:r>
+              <w:rPr>
+                <w:rFonts w:ascii="Times New Roman" w:eastAsia="宋体" w:hAnsi="Times New Roman" w:cs="宋体"/>
+                <w:sz w:val="21"/>
+              </w:rPr>
+              <w:t>、函数公式、电子台账搭建、图表可视化）、</w:t>
+            </w:r>
+            <w:r>
+              <w:rPr>
+                <w:rFonts w:ascii="Times New Roman" w:eastAsia="宋体" w:hAnsi="Times New Roman" w:cs="宋体" w:hint="default"/>
+                <w:sz w:val="21"/>
+              </w:rPr>
+              <w:t>Word</w:t>
+            </w:r>
+            <w:r>
+              <w:rPr>
+                <w:rFonts w:ascii="Times New Roman" w:eastAsia="宋体" w:hAnsi="Times New Roman" w:cs="宋体"/>
+                <w:sz w:val="21"/>
+              </w:rPr>
+              <w:t>、</w:t>
+            </w:r>
+            <w:r>
+              <w:rPr>
+                <w:rFonts w:ascii="Times New Roman" w:eastAsia="宋体" w:hAnsi="Times New Roman" w:cs="宋体" w:hint="default"/>
+                <w:sz w:val="21"/>
+              </w:rPr>
+              <w:t>PPT</w:t>
+            </w:r>
+          </w:p>
+          <w:p>
+            <w:pPr>
+              <w:spacing w:line="290" w:lineRule="atLeast"/>
+              <w:rPr>
+                <w:rFonts w:ascii="Times New Roman" w:eastAsia="宋体" w:hAnsi="Times New Roman" w:cs="宋体" w:hint="default"/>
+                <w:b/>
+                <w:bCs/>
+                <w:sz w:val="21"/>
+              </w:rPr>
+            </w:pPr>
+            <w:r>
+              <w:rPr>
+                <w:rFonts w:ascii="Times New Roman" w:eastAsia="宋体" w:hAnsi="Times New Roman" w:cs="宋体"/>
+                <w:b/>
+                <w:bCs/>
+                <w:sz w:val="21"/>
+              </w:rPr>
+              <w:t>业务系统：</w:t>
+            </w:r>
+            <w:r>
+              <w:rPr>
+                <w:rFonts w:ascii="Times New Roman" w:eastAsia="宋体" w:hAnsi="Times New Roman" w:cs="宋体"/>
+                <w:sz w:val="21"/>
               </w:rPr>
               <w:t>用友</w:t>
             </w:r>
             <w:r>
               <w:rPr>
-                <w:rFonts w:ascii="Times New Roman" w:eastAsia="宋体" w:hAnsi="Times New Roman" w:hint="default"/>
-                <w:sz w:val="21"/>
-                <w:szCs w:val="21"/>
-              </w:rPr>
-              <w:t>U8+</w:t>
-            </w:r>
-            <w:r>
-              <w:rPr>
-                <w:rFonts w:ascii="Times New Roman" w:eastAsia="宋体" w:hAnsi="Times New Roman"/>
-                <w:sz w:val="21"/>
-                <w:szCs w:val="21"/>
+                <w:rFonts w:ascii="Times New Roman" w:eastAsia="宋体" w:hAnsi="Times New Roman" w:cs="宋体" w:hint="default"/>
+                <w:sz w:val="21"/>
+              </w:rPr>
+              <w:t>U8+ ERP</w:t>
+            </w:r>
+            <w:r>
+              <w:rPr>
+                <w:rFonts w:ascii="Times New Roman" w:eastAsia="宋体" w:hAnsi="Times New Roman" w:cs="宋体"/>
+                <w:sz w:val="21"/>
               </w:rPr>
               <w:t>（采购</w:t>
             </w:r>
             <w:r>
               <w:rPr>
-                <w:rFonts w:ascii="Times New Roman" w:eastAsia="宋体" w:hAnsi="Times New Roman" w:hint="default"/>
-                <w:sz w:val="21"/>
-                <w:szCs w:val="21"/>
+                <w:rFonts w:ascii="Times New Roman" w:eastAsia="宋体" w:hAnsi="Times New Roman" w:cs="宋体" w:hint="default"/>
+                <w:sz w:val="21"/>
               </w:rPr>
               <w:t>/</w:t>
             </w:r>
             <w:r>
               <w:rPr>
-                <w:rFonts w:ascii="Times New Roman" w:eastAsia="宋体" w:hAnsi="Times New Roman"/>
-                <w:sz w:val="21"/>
-                <w:szCs w:val="21"/>
+                <w:rFonts w:ascii="Times New Roman" w:eastAsia="宋体" w:hAnsi="Times New Roman" w:cs="宋体"/>
+                <w:sz w:val="21"/>
+              </w:rPr>
+              <w:t>销售</w:t>
+            </w:r>
+            <w:r>
+              <w:rPr>
+                <w:rFonts w:ascii="Times New Roman" w:eastAsia="宋体" w:hAnsi="Times New Roman" w:cs="宋体" w:hint="default"/>
+                <w:sz w:val="21"/>
+              </w:rPr>
+              <w:t>/</w:t>
+            </w:r>
+            <w:r>
+              <w:rPr>
+                <w:rFonts w:ascii="Times New Roman" w:eastAsia="宋体" w:hAnsi="Times New Roman" w:cs="宋体"/>
+                <w:sz w:val="21"/>
               </w:rPr>
               <w:t>库存</w:t>
             </w:r>
             <w:r>
               <w:rPr>
-                <w:rFonts w:ascii="Times New Roman" w:eastAsia="宋体" w:hAnsi="Times New Roman" w:hint="default"/>
-                <w:sz w:val="21"/>
-                <w:szCs w:val="21"/>
+                <w:rFonts w:ascii="Times New Roman" w:eastAsia="宋体" w:hAnsi="Times New Roman" w:cs="宋体" w:hint="default"/>
+                <w:sz w:val="21"/>
               </w:rPr>
               <w:t>/</w:t>
             </w:r>
             <w:r>
               <w:rPr>
-                <w:rFonts w:ascii="Times New Roman" w:eastAsia="宋体" w:hAnsi="Times New Roman"/>
-                <w:sz w:val="21"/>
-                <w:szCs w:val="21"/>
-              </w:rPr>
-              <w:t>存货核算全流程操作）</w:t>
-            </w:r>
-          </w:p>
-          <w:p>
-            <w:pPr>
-              <w:spacing w:line="280" w:lineRule="atLeast"/>
-              <w:rPr>
-                <w:rFonts w:ascii="Times New Roman" w:eastAsia="宋体" w:hAnsi="Times New Roman" w:hint="default"/>
-                <w:b/>
-                <w:bCs/>
-                <w:sz w:val="21"/>
-                <w:szCs w:val="21"/>
-              </w:rPr>
-            </w:pPr>
-            <w:r>
-              <w:rPr>
-                <w:rFonts w:ascii="Times New Roman" w:eastAsia="宋体" w:hAnsi="Times New Roman"/>
-                <w:b/>
-                <w:bCs/>
-                <w:sz w:val="21"/>
-                <w:szCs w:val="21"/>
-              </w:rPr>
-              <w:t>办公与数据分析：</w:t>
-            </w:r>
-            <w:r>
-              <w:rPr>
-                <w:rFonts w:ascii="Times New Roman" w:eastAsia="宋体" w:hAnsi="Times New Roman" w:hint="default"/>
-                <w:sz w:val="21"/>
-                <w:szCs w:val="21"/>
-              </w:rPr>
-              <w:t>Excel</w:t>
-            </w:r>
-            <w:r>
-              <w:rPr>
-                <w:rFonts w:ascii="Times New Roman" w:eastAsia="宋体" w:hAnsi="Times New Roman"/>
-                <w:sz w:val="21"/>
-                <w:szCs w:val="21"/>
-              </w:rPr>
-              <w:t>（透视表</w:t>
-            </w:r>
-            <w:r>
-              <w:rPr>
-                <w:rFonts w:ascii="Times New Roman" w:eastAsia="宋体" w:hAnsi="Times New Roman" w:hint="default"/>
-                <w:sz w:val="21"/>
-                <w:szCs w:val="21"/>
-              </w:rPr>
-              <w:t>/VLOOKUP/</w:t>
-            </w:r>
-            <w:r>
-              <w:rPr>
-                <w:rFonts w:ascii="Times New Roman" w:eastAsia="宋体" w:hAnsi="Times New Roman"/>
-                <w:sz w:val="21"/>
-                <w:szCs w:val="21"/>
-              </w:rPr>
-              <w:t>函数</w:t>
-            </w:r>
-            <w:r>
-              <w:rPr>
-                <w:rFonts w:ascii="Times New Roman" w:eastAsia="宋体" w:hAnsi="Times New Roman" w:hint="default"/>
-                <w:sz w:val="21"/>
-                <w:szCs w:val="21"/>
-              </w:rPr>
-              <w:t>/</w:t>
-            </w:r>
-            <w:r>
-              <w:rPr>
-                <w:rFonts w:ascii="Times New Roman" w:eastAsia="宋体" w:hAnsi="Times New Roman"/>
-                <w:sz w:val="21"/>
-                <w:szCs w:val="21"/>
-              </w:rPr>
-              <w:t>台账搭建）、</w:t>
-            </w:r>
-            <w:r>
-              <w:rPr>
-                <w:rFonts w:ascii="Times New Roman" w:eastAsia="宋体" w:hAnsi="Times New Roman" w:hint="default"/>
-                <w:sz w:val="21"/>
-                <w:szCs w:val="21"/>
-              </w:rPr>
-              <w:t>Word</w:t>
-            </w:r>
-            <w:r>
-              <w:rPr>
-                <w:rFonts w:ascii="Times New Roman" w:eastAsia="宋体" w:hAnsi="Times New Roman"/>
-                <w:sz w:val="21"/>
-                <w:szCs w:val="21"/>
-              </w:rPr>
-              <w:t>、</w:t>
-            </w:r>
-            <w:r>
-              <w:rPr>
-                <w:rFonts w:ascii="Times New Roman" w:eastAsia="宋体" w:hAnsi="Times New Roman" w:hint="default"/>
-                <w:sz w:val="21"/>
-                <w:szCs w:val="21"/>
-              </w:rPr>
-              <w:t>PPT</w:t>
-            </w:r>
-          </w:p>
-          <w:p>
-            <w:pPr>
-              <w:spacing w:line="280" w:lineRule="atLeast"/>
-              <w:rPr>
-                <w:rFonts w:ascii="Times New Roman" w:eastAsia="宋体" w:hAnsi="Times New Roman" w:hint="default"/>
-                <w:b/>
-                <w:bCs/>
-                <w:sz w:val="21"/>
-                <w:szCs w:val="21"/>
-              </w:rPr>
-            </w:pPr>
-            <w:r>
-              <w:rPr>
-                <w:rFonts w:ascii="Times New Roman" w:eastAsia="宋体" w:hAnsi="Times New Roman"/>
-                <w:b/>
-                <w:bCs/>
-                <w:sz w:val="21"/>
-                <w:szCs w:val="21"/>
-              </w:rPr>
-              <w:t>数据分析：</w:t>
-            </w:r>
-            <w:r>
-              <w:rPr>
-                <w:rFonts w:ascii="Times New Roman" w:eastAsia="宋体" w:hAnsi="Times New Roman" w:hint="default"/>
-                <w:sz w:val="21"/>
-                <w:szCs w:val="21"/>
-              </w:rPr>
-              <w:t>Python</w:t>
-            </w:r>
-            <w:r>
-              <w:rPr>
-                <w:rFonts w:ascii="Times New Roman" w:eastAsia="宋体" w:hAnsi="Times New Roman"/>
-                <w:sz w:val="21"/>
-                <w:szCs w:val="21"/>
-              </w:rPr>
-              <w:t>、</w:t>
-            </w:r>
-            <w:r>
-              <w:rPr>
-                <w:rFonts w:ascii="Times New Roman" w:eastAsia="宋体" w:hAnsi="Times New Roman" w:hint="default"/>
-                <w:sz w:val="21"/>
-                <w:szCs w:val="21"/>
-              </w:rPr>
-              <w:t>R</w:t>
-            </w:r>
-            <w:r>
-              <w:rPr>
-                <w:rFonts w:ascii="Times New Roman" w:eastAsia="宋体" w:hAnsi="Times New Roman"/>
-                <w:sz w:val="21"/>
-                <w:szCs w:val="21"/>
-              </w:rPr>
-              <w:t>、</w:t>
-            </w:r>
-            <w:r>
-              <w:rPr>
-                <w:rFonts w:ascii="Times New Roman" w:eastAsia="宋体" w:hAnsi="Times New Roman" w:hint="default"/>
-                <w:sz w:val="21"/>
-                <w:szCs w:val="21"/>
-              </w:rPr>
-              <w:t>SPSS</w:t>
-            </w:r>
-            <w:r>
-              <w:rPr>
-                <w:rFonts w:ascii="Times New Roman" w:eastAsia="宋体" w:hAnsi="Times New Roman"/>
-                <w:sz w:val="21"/>
-                <w:szCs w:val="21"/>
-              </w:rPr>
-              <w:t>（数据清洗与统计分析）</w:t>
-            </w:r>
-          </w:p>
-          <w:p>
-            <w:pPr>
-              <w:spacing w:line="280" w:lineRule="atLeast"/>
+                <w:rFonts w:ascii="Times New Roman" w:eastAsia="宋体" w:hAnsi="Times New Roman" w:cs="宋体"/>
+                <w:sz w:val="21"/>
+              </w:rPr>
+              <w:t>存货核算全流程操作，熟悉单据流转与模块联动）</w:t>
+            </w:r>
+          </w:p>
+          <w:p>
+            <w:pPr>
+              <w:spacing w:line="290" w:lineRule="atLeast"/>
               <w:rPr>
                 <w:rFonts w:ascii="Times New Roman" w:eastAsia="宋体" w:hAnsi="Times New Roman" w:cs="宋体" w:hint="default"/>
                 <w:b/>
@@ -3861,21 +3619,26 @@
             </w:pPr>
             <w:r>
               <w:rPr>
-                <w:rFonts w:ascii="Times New Roman" w:eastAsia="宋体" w:hAnsi="Times New Roman"/>
-                <w:b/>
-                <w:bCs/>
-                <w:sz w:val="21"/>
-                <w:szCs w:val="21"/>
-              </w:rPr>
-              <w:t>通用能力：</w:t>
-            </w:r>
-            <w:r>
-              <w:rPr>
-                <w:rFonts w:ascii="Times New Roman" w:eastAsia="宋体" w:hAnsi="Times New Roman"/>
-                <w:sz w:val="21"/>
-                <w:szCs w:val="21"/>
-              </w:rPr>
-              <w:t>项目文档全生命周期管理、跨部门沟通进度同步、报批流程梳理与标准化、采购与库存单据处理</w:t>
+                <w:rFonts w:ascii="Times New Roman" w:eastAsia="宋体" w:hAnsi="Times New Roman" w:cs="宋体"/>
+                <w:b/>
+                <w:bCs/>
+                <w:sz w:val="21"/>
+              </w:rPr>
+              <w:t>语言能力：</w:t>
+            </w:r>
+            <w:r>
+              <w:rPr>
+                <w:rFonts w:ascii="Times New Roman" w:eastAsia="宋体" w:hAnsi="Times New Roman" w:cs="宋体" w:hint="default"/>
+                <w:sz w:val="21"/>
+              </w:rPr>
+              <w:t>CET-4</w:t>
+            </w:r>
+            <w:r>
+              <w:rPr>
+                <w:rFonts w:ascii="Times New Roman" w:eastAsia="宋体" w:hAnsi="Times New Roman" w:cs="宋体"/>
+                <w:sz w:val="21"/>
+              </w:rPr>
+              <w:t>，可阅读英文专业资料</w:t>
             </w:r>
           </w:p>
         </w:tc>
@@ -4336,232 +4099,6 @@
     </w:lvl>
   </w:abstractNum>
   <w:abstractNum w:abstractNumId="3" w15:restartNumberingAfterBreak="0">
-    <w:nsid w:val="31484344"/>
-    <w:multiLevelType w:val="hybridMultilevel"/>
-    <w:tmpl w:val="B9F69116"/>
-    <w:lvl w:ilvl="0" w:tplc="04090001">
-      <w:start w:val="1"/>
-      <w:numFmt w:val="bullet"/>
-      <w:lvlText w:val=""/>
-      <w:lvlJc w:val="left"/>
-      <w:pPr>
-        <w:ind w:left="440" w:hanging="440"/>
-      </w:pPr>
-      <w:rPr>
-        <w:rFonts w:ascii="Wingdings" w:hAnsi="Wingdings" w:hint="default"/>
-      </w:rPr>
-    </w:lvl>
-    <w:lvl w:ilvl="1" w:tplc="04090003" w:tentative="1">
-      <w:start w:val="1"/>
-      <w:numFmt w:val="bullet"/>
-      <w:lvlText w:val=""/>
-      <w:lvlJc w:val="left"/>
-      <w:pPr>
-        <w:ind w:left="880" w:hanging="440"/>
-      </w:pPr>
-      <w:rPr>
-        <w:rFonts w:ascii="Wingdings" w:hAnsi="Wingdings" w:hint="default"/>
-      </w:rPr>
-    </w:lvl>
-    <w:lvl w:ilvl="2" w:tplc="04090005" w:tentative="1">
-      <w:start w:val="1"/>
-      <w:numFmt w:val="bullet"/>
-      <w:lvlText w:val=""/>
-      <w:lvlJc w:val="left"/>
-      <w:pPr>
-        <w:ind w:left="1320" w:hanging="440"/>
-      </w:pPr>
-      <w:rPr>
-        <w:rFonts w:ascii="Wingdings" w:hAnsi="Wingdings" w:hint="default"/>
-      </w:rPr>
-    </w:lvl>
-    <w:lvl w:ilvl="3" w:tplc="04090001" w:tentative="1">
-      <w:start w:val="1"/>
-      <w:numFmt w:val="bullet"/>
-      <w:lvlText w:val=""/>
-      <w:lvlJc w:val="left"/>
-      <w:pPr>
-        <w:ind w:left="1760" w:hanging="440"/>
-      </w:pPr>
-      <w:rPr>
-        <w:rFonts w:ascii="Wingdings" w:hAnsi="Wingdings" w:hint="default"/>
-      </w:rPr>
-    </w:lvl>
-    <w:lvl w:ilvl="4" w:tplc="04090003" w:tentative="1">
-      <w:start w:val="1"/>
-      <w:numFmt w:val="bullet"/>
-      <w:lvlText w:val=""/>
-      <w:lvlJc w:val="left"/>
-      <w:pPr>
-        <w:ind w:left="2200" w:hanging="440"/>
-      </w:pPr>
-      <w:rPr>
-        <w:rFonts w:ascii="Wingdings" w:hAnsi="Wingdings" w:hint="default"/>
-      </w:rPr>
-    </w:lvl>
-    <w:lvl w:ilvl="5" w:tplc="04090005" w:tentative="1">
-      <w:start w:val="1"/>
-      <w:numFmt w:val="bullet"/>
-      <w:lvlText w:val=""/>
-      <w:lvlJc w:val="left"/>
-      <w:pPr>
-        <w:ind w:left="2640" w:hanging="440"/>
-      </w:pPr>
-      <w:rPr>
-        <w:rFonts w:ascii="Wingdings" w:hAnsi="Wingdings" w:hint="default"/>
-      </w:rPr>
-    </w:lvl>
-    <w:lvl w:ilvl="6" w:tplc="04090001" w:tentative="1">
-      <w:start w:val="1"/>
-      <w:numFmt w:val="bullet"/>
-      <w:lvlText w:val=""/>
-      <w:lvlJc w:val="left"/>
-      <w:pPr>
-        <w:ind w:left="3080" w:hanging="440"/>
-      </w:pPr>
-      <w:rPr>
-        <w:rFonts w:ascii="Wingdings" w:hAnsi="Wingdings" w:hint="default"/>
-      </w:rPr>
-    </w:lvl>
-    <w:lvl w:ilvl="7" w:tplc="04090003" w:tentative="1">
-      <w:start w:val="1"/>
-      <w:numFmt w:val="bullet"/>
-      <w:lvlText w:val=""/>
-      <w:lvlJc w:val="left"/>
-      <w:pPr>
-        <w:ind w:left="3520" w:hanging="440"/>
-      </w:pPr>
-      <w:rPr>
-        <w:rFonts w:ascii="Wingdings" w:hAnsi="Wingdings" w:hint="default"/>
-      </w:rPr>
-    </w:lvl>
-    <w:lvl w:ilvl="8" w:tplc="04090005" w:tentative="1">
-      <w:start w:val="1"/>
-      <w:numFmt w:val="bullet"/>
-      <w:lvlText w:val=""/>
-      <w:lvlJc w:val="left"/>
-      <w:pPr>
-        <w:ind w:left="3960" w:hanging="440"/>
-      </w:pPr>
-      <w:rPr>
-        <w:rFonts w:ascii="Wingdings" w:hAnsi="Wingdings" w:hint="default"/>
-      </w:rPr>
-    </w:lvl>
-  </w:abstractNum>
-  <w:abstractNum w:abstractNumId="4" w15:restartNumberingAfterBreak="0">
-    <w:nsid w:val="3F072775"/>
-    <w:multiLevelType w:val="hybridMultilevel"/>
-    <w:tmpl w:val="214CAF68"/>
-    <w:lvl w:ilvl="0" w:tplc="5E38295A">
-      <w:start w:val="1"/>
-      <w:numFmt w:val="bullet"/>
-      <w:lvlText w:val=""/>
-      <w:lvlJc w:val="left"/>
-      <w:pPr>
-        <w:ind w:left="440" w:hanging="440"/>
-      </w:pPr>
-      <w:rPr>
-        <w:rFonts w:ascii="Wingdings" w:hAnsi="Wingdings" w:hint="default"/>
-      </w:rPr>
-    </w:lvl>
-    <w:lvl w:ilvl="1" w:tplc="FFFFFFFF" w:tentative="1">
-      <w:start w:val="1"/>
-      <w:numFmt w:val="bullet"/>
-      <w:lvlText w:val=""/>
-      <w:lvlJc w:val="left"/>
-      <w:pPr>
-        <w:ind w:left="880" w:hanging="440"/>
-      </w:pPr>
-      <w:rPr>
-        <w:rFonts w:ascii="Wingdings" w:hAnsi="Wingdings" w:hint="default"/>
-      </w:rPr>
-    </w:lvl>
-    <w:lvl w:ilvl="2" w:tplc="FFFFFFFF" w:tentative="1">
-      <w:start w:val="1"/>
-      <w:numFmt w:val="bullet"/>
-      <w:lvlText w:val=""/>
-      <w:lvlJc w:val="left"/>
-      <w:pPr>
-        <w:ind w:left="1320" w:hanging="440"/>
-      </w:pPr>
-      <w:rPr>
-        <w:rFonts w:ascii="Wingdings" w:hAnsi="Wingdings" w:hint="default"/>
-      </w:rPr>
-    </w:lvl>
-    <w:lvl w:ilvl="3" w:tplc="FFFFFFFF" w:tentative="1">
-      <w:start w:val="1"/>
-      <w:numFmt w:val="bullet"/>
-      <w:lvlText w:val=""/>
-      <w:lvlJc w:val="left"/>
-      <w:pPr>
-        <w:ind w:left="1760" w:hanging="440"/>
-      </w:pPr>
-      <w:rPr>
-        <w:rFonts w:ascii="Wingdings" w:hAnsi="Wingdings" w:hint="default"/>
-      </w:rPr>
-    </w:lvl>
-    <w:lvl w:ilvl="4" w:tplc="FFFFFFFF" w:tentative="1">
-      <w:start w:val="1"/>
-      <w:numFmt w:val="bullet"/>
-      <w:lvlText w:val=""/>
-      <w:lvlJc w:val="left"/>
-      <w:pPr>
-        <w:ind w:left="2200" w:hanging="440"/>
-      </w:pPr>
-      <w:rPr>
-        <w:rFonts w:ascii="Wingdings" w:hAnsi="Wingdings" w:hint="default"/>
-      </w:rPr>
-    </w:lvl>
-    <w:lvl w:ilvl="5" w:tplc="FFFFFFFF" w:tentative="1">
-      <w:start w:val="1"/>
-      <w:numFmt w:val="bullet"/>
-      <w:lvlText w:val=""/>
-      <w:lvlJc w:val="left"/>
-      <w:pPr>
-        <w:ind w:left="2640" w:hanging="440"/>
-      </w:pPr>
-      <w:rPr>
-        <w:rFonts w:ascii="Wingdings" w:hAnsi="Wingdings" w:hint="default"/>
-      </w:rPr>
-    </w:lvl>
-    <w:lvl w:ilvl="6" w:tplc="FFFFFFFF" w:tentative="1">
-      <w:start w:val="1"/>
-      <w:numFmt w:val="bullet"/>
-      <w:lvlText w:val=""/>
-      <w:lvlJc w:val="left"/>
-      <w:pPr>
-        <w:ind w:left="3080" w:hanging="440"/>
-      </w:pPr>
-      <w:rPr>
-        <w:rFonts w:ascii="Wingdings" w:hAnsi="Wingdings" w:hint="default"/>
-      </w:rPr>
-    </w:lvl>
-    <w:lvl w:ilvl="7" w:tplc="FFFFFFFF" w:tentative="1">
-      <w:start w:val="1"/>
-      <w:numFmt w:val="bullet"/>
-      <w:lvlText w:val=""/>
-      <w:lvlJc w:val="left"/>
-      <w:pPr>
-        <w:ind w:left="3520" w:hanging="440"/>
-      </w:pPr>
-      <w:rPr>
-        <w:rFonts w:ascii="Wingdings" w:hAnsi="Wingdings" w:hint="default"/>
-      </w:rPr>
-    </w:lvl>
-    <w:lvl w:ilvl="8" w:tplc="FFFFFFFF" w:tentative="1">
-      <w:start w:val="1"/>
-      <w:numFmt w:val="bullet"/>
-      <w:lvlText w:val=""/>
-      <w:lvlJc w:val="left"/>
-      <w:pPr>
-        <w:ind w:left="3960" w:hanging="440"/>
-      </w:pPr>
-      <w:rPr>
-        <w:rFonts w:ascii="Wingdings" w:hAnsi="Wingdings" w:hint="default"/>
-      </w:rPr>
-    </w:lvl>
-  </w:abstractNum>
-  <w:abstractNum w:abstractNumId="5" w15:restartNumberingAfterBreak="0">
     <w:nsid w:val="413E39F8"/>
     <w:multiLevelType w:val="hybridMultilevel"/>
     <w:tmpl w:val="5216A554"/>
@@ -4674,7 +4211,7 @@
       </w:rPr>
     </w:lvl>
   </w:abstractNum>
-  <w:abstractNum w:abstractNumId="6" w15:restartNumberingAfterBreak="0">
+  <w:abstractNum w:abstractNumId="4" w15:restartNumberingAfterBreak="0">
     <w:nsid w:val="53FB1793"/>
     <w:multiLevelType w:val="multilevel"/>
     <w:tmpl w:val="1070DFE4"/>
@@ -4823,7 +4360,7 @@
       </w:rPr>
     </w:lvl>
   </w:abstractNum>
-  <w:abstractNum w:abstractNumId="7" w15:restartNumberingAfterBreak="0">
+  <w:abstractNum w:abstractNumId="5" w15:restartNumberingAfterBreak="0">
     <w:nsid w:val="5FC712C2"/>
     <w:multiLevelType w:val="hybridMultilevel"/>
     <w:tmpl w:val="C53AD0D2"/>
@@ -4936,7 +4473,7 @@
       </w:rPr>
     </w:lvl>
   </w:abstractNum>
-  <w:abstractNum w:abstractNumId="8" w15:restartNumberingAfterBreak="0">
+  <w:abstractNum w:abstractNumId="6" w15:restartNumberingAfterBreak="0">
     <w:nsid w:val="66A471A6"/>
     <w:multiLevelType w:val="multilevel"/>
     <w:tmpl w:val="7E24A1C0"/>
@@ -5085,7 +4622,7 @@
       </w:rPr>
     </w:lvl>
   </w:abstractNum>
-  <w:abstractNum w:abstractNumId="9" w15:restartNumberingAfterBreak="0">
+  <w:abstractNum w:abstractNumId="7" w15:restartNumberingAfterBreak="0">
     <w:nsid w:val="712D0B72"/>
     <w:multiLevelType w:val="hybridMultilevel"/>
     <w:tmpl w:val="B4D61258"/>
@@ -5198,7 +4735,7 @@
       </w:rPr>
     </w:lvl>
   </w:abstractNum>
-  <w:abstractNum w:abstractNumId="10" w15:restartNumberingAfterBreak="0">
+  <w:abstractNum w:abstractNumId="8" w15:restartNumberingAfterBreak="0">
     <w:nsid w:val="78D96D11"/>
     <w:multiLevelType w:val="hybridMultilevel"/>
     <w:tmpl w:val="D24C4AF2"/>
@@ -5311,7 +4848,7 @@
       </w:rPr>
     </w:lvl>
   </w:abstractNum>
-  <w:abstractNum w:abstractNumId="11" w15:restartNumberingAfterBreak="0">
+  <w:abstractNum w:abstractNumId="9" w15:restartNumberingAfterBreak="0">
     <w:nsid w:val="7BF40CE8"/>
     <w:multiLevelType w:val="hybridMultilevel"/>
     <w:tmpl w:val="37008676"/>
@@ -5424,7 +4961,7 @@
       </w:rPr>
     </w:lvl>
   </w:abstractNum>
-  <w:abstractNum w:abstractNumId="12" w15:restartNumberingAfterBreak="0">
+  <w:abstractNum w:abstractNumId="10" w15:restartNumberingAfterBreak="0">
     <w:nsid w:val="7F2C0900"/>
     <w:multiLevelType w:val="multilevel"/>
     <w:tmpl w:val="E342F1D6"/>
@@ -5573,7 +5110,7 @@
       </w:rPr>
     </w:lvl>
   </w:abstractNum>
-  <w:abstractNum w:abstractNumId="13" w15:restartNumberingAfterBreak="0">
+  <w:abstractNum w:abstractNumId="11" w15:restartNumberingAfterBreak="0">
     <w:nsid w:val="7FBD4FA6"/>
     <w:multiLevelType w:val="hybridMultilevel"/>
     <w:tmpl w:val="9886E50E"/>
@@ -5687,49 +5224,43 @@
     </w:lvl>
   </w:abstractNum>
   <w:num w:numId="1" w16cid:durableId="45564599">
-    <w:abstractNumId w:val="5"/>
+    <w:abstractNumId w:val="3"/>
   </w:num>
   <w:num w:numId="2" w16cid:durableId="453059383">
-    <w:abstractNumId w:val="9"/>
+    <w:abstractNumId w:val="7"/>
   </w:num>
   <w:num w:numId="3" w16cid:durableId="1083911136">
-    <w:abstractNumId w:val="12"/>
+    <w:abstractNumId w:val="10"/>
   </w:num>
   <w:num w:numId="4" w16cid:durableId="1489401990">
     <w:abstractNumId w:val="0"/>
   </w:num>
   <w:num w:numId="5" w16cid:durableId="52118718">
-    <w:abstractNumId w:val="7"/>
+    <w:abstractNumId w:val="5"/>
   </w:num>
   <w:num w:numId="6" w16cid:durableId="1965043679">
-    <w:abstractNumId w:val="10"/>
+    <w:abstractNumId w:val="8"/>
   </w:num>
   <w:num w:numId="7" w16cid:durableId="855264805">
-    <w:abstractNumId w:val="6"/>
+    <w:abstractNumId w:val="4"/>
   </w:num>
   <w:num w:numId="8" w16cid:durableId="930704606">
     <w:abstractNumId w:val="2"/>
   </w:num>
   <w:num w:numId="9" w16cid:durableId="1224945940">
-    <w:abstractNumId w:val="13"/>
+    <w:abstractNumId w:val="11"/>
   </w:num>
   <w:num w:numId="10" w16cid:durableId="371344320">
-    <w:abstractNumId w:val="11"/>
+    <w:abstractNumId w:val="9"/>
   </w:num>
   <w:num w:numId="11" w16cid:durableId="1810392422">
-    <w:abstractNumId w:val="8"/>
+    <w:abstractNumId w:val="6"/>
   </w:num>
   <w:num w:numId="12" w16cid:durableId="1112557520">
     <w:abstractNumId w:val="1"/>
   </w:num>
   <w:num w:numId="13" w16cid:durableId="1101874244">
-    <w:abstractNumId w:val="7"/>
-  </w:num>
-  <w:num w:numId="14" w16cid:durableId="1330865940">
-    <w:abstractNumId w:val="3"/>
-  </w:num>
-  <w:num w:numId="15" w16cid:durableId="1581140726">
-    <w:abstractNumId w:val="4"/>
+    <w:abstractNumId w:val="5"/>
   </w:num>
 </w:numbering>
 </file>

--- a/02_定制简历库/通用简历/文雪_山东大学_项目采购方向.docx
+++ b/02_定制简历库/通用简历/文雪_山东大学_项目采购方向.docx
@@ -1177,7 +1177,7 @@
         <w:gridCol w:w="4416"/>
         <w:gridCol w:w="2693"/>
         <w:gridCol w:w="2755"/>
-        <w:gridCol w:w="880"/>
+        <w:gridCol w:w="908"/>
       </w:tblGrid>
       <w:tr>
         <w:trPr>
@@ -1208,26 +1208,15 @@
             <w:pPr>
               <w:spacing w:line="290" w:lineRule="atLeast"/>
               <w:rPr>
-                <w:rFonts w:ascii="Times New Roman" w:hAnsi="Times New Roman" w:hint="default"/>
-                <w:b/>
-                <w:bCs/>
-              </w:rPr>
-            </w:pPr>
-            <w:r>
-              <w:rPr>
-                <w:rFonts w:ascii="Times New Roman" w:eastAsia="宋体" w:hAnsi="Times New Roman" w:cs="宋体"/>
-                <w:b/>
-                <w:bCs/>
-              </w:rPr>
-              <w:t>项目</w:t>
-            </w:r>
-            <w:r>
-              <w:rPr>
-                <w:rFonts w:ascii="Times New Roman" w:eastAsia="宋体" w:hAnsi="Times New Roman" w:cs="宋体"/>
-                <w:b/>
-                <w:bCs/>
-              </w:rPr>
-              <w:t>经历</w:t>
+                <w:rFonts w:ascii="宋体" w:eastAsia="宋体" w:hAnsi="宋体"/>
+              </w:rPr>
+            </w:pPr>
+            <w:r>
+              <w:rPr>
+                <w:rFonts w:ascii="宋体" w:eastAsia="宋体" w:hAnsi="宋体"/>
+                <w:b/>
+              </w:rPr>
+              <w:t>实践经历</w:t>
             </w:r>
           </w:p>
         </w:tc>
@@ -1235,7 +1224,7 @@
       <w:tr>
         <w:trPr>
           <w:gridAfter w:val="1"/>
-          <w:wAfter w:w="880" w:type="dxa"/>
+          <w:wAfter w:w="908" w:type="dxa"/>
           <w:jc w:val="center"/>
         </w:trPr>
         <w:tc>
@@ -1259,7 +1248,7 @@
             <w:pPr>
               <w:spacing w:line="290" w:lineRule="atLeast"/>
               <w:rPr>
-                <w:rFonts w:ascii="Times New Roman" w:hAnsi="Times New Roman" w:hint="default"/>
+                <w:rFonts w:hint="default"/>
                 <w:sz w:val="21"/>
               </w:rPr>
             </w:pPr>
@@ -1287,18 +1276,20 @@
             <w:pPr>
               <w:spacing w:line="290" w:lineRule="atLeast"/>
               <w:rPr>
-                <w:rFonts w:ascii="Times New Roman" w:hAnsi="Times New Roman" w:hint="default"/>
-                <w:sz w:val="21"/>
-              </w:rPr>
-            </w:pPr>
-            <w:r>
-              <w:rPr>
-                <w:rFonts w:ascii="Times New Roman" w:eastAsia="宋体" w:hAnsi="Times New Roman" w:cs="宋体"/>
-                <w:b/>
-                <w:bCs/>
-                <w:sz w:val="21"/>
-              </w:rPr>
-              <w:t>社区团购自提点选址与配送路径优化</w:t>
+                <w:rFonts w:hint="default"/>
+                <w:b/>
+                <w:bCs/>
+                <w:sz w:val="21"/>
+              </w:rPr>
+            </w:pPr>
+            <w:r>
+              <w:rPr>
+                <w:rFonts w:ascii="Times New Roman" w:eastAsia="宋体" w:hAnsi="Times New Roman" w:cs="宋体"/>
+                <w:b/>
+                <w:bCs/>
+                <w:sz w:val="21"/>
+              </w:rPr>
+              <w:t>山东鱼跃尚成教育有限责任公司</w:t>
             </w:r>
           </w:p>
         </w:tc>
@@ -1317,20 +1308,20 @@
             <w:pPr>
               <w:spacing w:line="290" w:lineRule="atLeast"/>
               <w:rPr>
-                <w:rFonts w:ascii="Times New Roman" w:eastAsia="等线" w:hAnsi="Times New Roman" w:hint="default"/>
-                <w:b/>
-                <w:bCs/>
-                <w:sz w:val="21"/>
-              </w:rPr>
-            </w:pPr>
-            <w:r>
-              <w:rPr>
-                <w:rFonts w:ascii="Times New Roman" w:eastAsia="宋体" w:hAnsi="Times New Roman" w:cs="宋体"/>
-                <w:b/>
-                <w:bCs/>
-                <w:sz w:val="21"/>
-              </w:rPr>
-              <w:t>个人课程项目</w:t>
+                <w:rFonts w:hint="default"/>
+                <w:b/>
+                <w:bCs/>
+                <w:sz w:val="21"/>
+              </w:rPr>
+            </w:pPr>
+            <w:r>
+              <w:rPr>
+                <w:rFonts w:ascii="Times New Roman" w:eastAsia="宋体" w:hAnsi="Times New Roman" w:cs="宋体"/>
+                <w:b/>
+                <w:bCs/>
+                <w:sz w:val="21"/>
+              </w:rPr>
+              <w:t>项目助理（兼职）</w:t>
             </w:r>
           </w:p>
         </w:tc>
@@ -1362,7 +1353,7 @@
                 <w:bCs/>
                 <w:sz w:val="21"/>
               </w:rPr>
-              <w:t>2026.03-2026.06</w:t>
+              <w:t>2026.04 - 2026.07</w:t>
             </w:r>
           </w:p>
         </w:tc>
@@ -1370,7 +1361,7 @@
       <w:tr>
         <w:trPr>
           <w:gridAfter w:val="1"/>
-          <w:wAfter w:w="880" w:type="dxa"/>
+          <w:wAfter w:w="908" w:type="dxa"/>
           <w:jc w:val="center"/>
         </w:trPr>
         <w:tc>
@@ -1422,7 +1413,7 @@
             <w:pPr>
               <w:numPr>
                 <w:ilvl w:val="0"/>
-                <w:numId w:val="9"/>
+                <w:numId w:val="6"/>
               </w:numPr>
               <w:spacing w:line="290" w:lineRule="atLeast"/>
               <w:rPr>
@@ -1435,13 +1426,55 @@
                 <w:rFonts w:ascii="Times New Roman" w:eastAsia="宋体" w:hAnsi="Times New Roman" w:cs="宋体"/>
                 <w:sz w:val="21"/>
               </w:rPr>
-              <w:t>问题建模：针对老龄化小区自提点布局零散、配送效率低的痛点，将年龄分层服务半径与电梯等待时间纳入选址</w:t>
+              <w:t>材料统筹：统筹</w:t>
             </w:r>
             <w:r>
               <w:rPr>
                 <w:rFonts w:ascii="Times New Roman" w:eastAsia="宋体" w:hAnsi="Times New Roman" w:cs="宋体" w:hint="default"/>
                 <w:sz w:val="21"/>
               </w:rPr>
+              <w:t>200+</w:t>
+            </w:r>
+            <w:r>
+              <w:rPr>
+                <w:rFonts w:ascii="Times New Roman" w:eastAsia="宋体" w:hAnsi="Times New Roman" w:cs="宋体"/>
+                <w:sz w:val="21"/>
+              </w:rPr>
+              <w:t>份申报材料全流程管理，用</w:t>
+            </w:r>
+            <w:r>
+              <w:rPr>
+                <w:rFonts w:ascii="Times New Roman" w:eastAsia="宋体" w:hAnsi="Times New Roman" w:cs="宋体" w:hint="default"/>
+                <w:sz w:val="21"/>
+              </w:rPr>
+              <w:t>Excel</w:t>
+            </w:r>
+            <w:r>
+              <w:rPr>
+                <w:rFonts w:ascii="Times New Roman" w:eastAsia="宋体" w:hAnsi="Times New Roman" w:cs="宋体"/>
+                <w:sz w:val="21"/>
+              </w:rPr>
+              <w:t>搭建分类台账，建立</w:t>
+            </w:r>
+            <w:r>
+              <w:rPr>
+                <w:rFonts w:ascii="Times New Roman" w:eastAsia="宋体" w:hAnsi="Times New Roman" w:cs="宋体"/>
+                <w:sz w:val="21"/>
+              </w:rPr>
+              <w:t>“</w:t>
+            </w:r>
+            <w:r>
+              <w:rPr>
+                <w:rFonts w:ascii="Times New Roman" w:eastAsia="宋体" w:hAnsi="Times New Roman" w:cs="宋体"/>
+                <w:sz w:val="21"/>
+              </w:rPr>
+              <w:t>录入</w:t>
+            </w:r>
+            <w:r>
+              <w:rPr>
+                <w:rFonts w:ascii="Times New Roman" w:eastAsia="宋体" w:hAnsi="Times New Roman" w:cs="宋体" w:hint="default"/>
+                <w:sz w:val="21"/>
+              </w:rPr>
               <w:t>-</w:t>
             </w:r>
             <w:r>
@@ -1449,14 +1482,42 @@
                 <w:rFonts w:ascii="Times New Roman" w:eastAsia="宋体" w:hAnsi="Times New Roman" w:cs="宋体"/>
                 <w:sz w:val="21"/>
               </w:rPr>
-              <w:t>路径优化模型</w:t>
+              <w:t>核对</w:t>
+            </w:r>
+            <w:r>
+              <w:rPr>
+                <w:rFonts w:ascii="Times New Roman" w:eastAsia="宋体" w:hAnsi="Times New Roman" w:cs="宋体" w:hint="default"/>
+                <w:sz w:val="21"/>
+              </w:rPr>
+              <w:t>-</w:t>
+            </w:r>
+            <w:r>
+              <w:rPr>
+                <w:rFonts w:ascii="Times New Roman" w:eastAsia="宋体" w:hAnsi="Times New Roman" w:cs="宋体"/>
+                <w:sz w:val="21"/>
+              </w:rPr>
+              <w:t>提交</w:t>
+            </w:r>
+            <w:r>
+              <w:rPr>
+                <w:rFonts w:ascii="Times New Roman" w:eastAsia="宋体" w:hAnsi="Times New Roman" w:cs="宋体"/>
+                <w:sz w:val="21"/>
+              </w:rPr>
+              <w:t>”</w:t>
+            </w:r>
+            <w:r>
+              <w:rPr>
+                <w:rFonts w:ascii="Times New Roman" w:eastAsia="宋体" w:hAnsi="Times New Roman" w:cs="宋体"/>
+                <w:sz w:val="21"/>
+              </w:rPr>
+              <w:t>三级校验机制，实现零差错提交</w:t>
             </w:r>
           </w:p>
           <w:p>
             <w:pPr>
               <w:numPr>
                 <w:ilvl w:val="0"/>
-                <w:numId w:val="9"/>
+                <w:numId w:val="6"/>
               </w:numPr>
               <w:spacing w:line="290" w:lineRule="atLeast"/>
               <w:rPr>
@@ -1469,202 +1530,7 @@
                 <w:rFonts w:ascii="Times New Roman" w:eastAsia="宋体" w:hAnsi="Times New Roman" w:cs="宋体"/>
                 <w:sz w:val="21"/>
               </w:rPr>
-              <w:t>方案求解：基于</w:t>
-            </w:r>
-            <w:r>
-              <w:rPr>
-                <w:rFonts w:ascii="Times New Roman" w:eastAsia="宋体" w:hAnsi="Times New Roman" w:cs="宋体" w:hint="default"/>
-                <w:sz w:val="21"/>
-              </w:rPr>
-              <w:t>15</w:t>
-            </w:r>
-            <w:r>
-              <w:rPr>
-                <w:rFonts w:ascii="Times New Roman" w:eastAsia="宋体" w:hAnsi="Times New Roman" w:cs="宋体"/>
-                <w:sz w:val="21"/>
-              </w:rPr>
-              <w:t>个候选点位、日均</w:t>
-            </w:r>
-            <w:r>
-              <w:rPr>
-                <w:rFonts w:ascii="Times New Roman" w:eastAsia="宋体" w:hAnsi="Times New Roman" w:cs="宋体" w:hint="default"/>
-                <w:sz w:val="21"/>
-              </w:rPr>
-              <w:t>345</w:t>
-            </w:r>
-            <w:r>
-              <w:rPr>
-                <w:rFonts w:ascii="Times New Roman" w:eastAsia="宋体" w:hAnsi="Times New Roman" w:cs="宋体"/>
-                <w:sz w:val="21"/>
-              </w:rPr>
-              <w:t>单数据，用</w:t>
-            </w:r>
-            <w:r>
-              <w:rPr>
-                <w:rFonts w:ascii="Times New Roman" w:eastAsia="宋体" w:hAnsi="Times New Roman" w:cs="宋体" w:hint="default"/>
-                <w:sz w:val="21"/>
-              </w:rPr>
-              <w:t>Python</w:t>
-            </w:r>
-            <w:r>
-              <w:rPr>
-                <w:rFonts w:ascii="Times New Roman" w:eastAsia="宋体" w:hAnsi="Times New Roman" w:cs="宋体"/>
-                <w:sz w:val="21"/>
-              </w:rPr>
-              <w:t>设计</w:t>
-            </w:r>
-            <w:r>
-              <w:rPr>
-                <w:rFonts w:ascii="Times New Roman" w:eastAsia="宋体" w:hAnsi="Times New Roman" w:cs="宋体"/>
-                <w:sz w:val="21"/>
-              </w:rPr>
-              <w:t>“</w:t>
-            </w:r>
-            <w:r>
-              <w:rPr>
-                <w:rFonts w:ascii="Times New Roman" w:eastAsia="宋体" w:hAnsi="Times New Roman" w:cs="宋体" w:hint="default"/>
-                <w:sz w:val="21"/>
-              </w:rPr>
-              <w:t>2</w:t>
-            </w:r>
-            <w:r>
-              <w:rPr>
-                <w:rFonts w:ascii="Times New Roman" w:eastAsia="宋体" w:hAnsi="Times New Roman" w:cs="宋体"/>
-                <w:sz w:val="21"/>
-              </w:rPr>
-              <w:t>核心点</w:t>
-            </w:r>
-            <w:r>
-              <w:rPr>
-                <w:rFonts w:ascii="Times New Roman" w:eastAsia="宋体" w:hAnsi="Times New Roman" w:cs="宋体" w:hint="default"/>
-                <w:sz w:val="21"/>
-              </w:rPr>
-              <w:t>+4</w:t>
-            </w:r>
-            <w:r>
-              <w:rPr>
-                <w:rFonts w:ascii="Times New Roman" w:eastAsia="宋体" w:hAnsi="Times New Roman" w:cs="宋体"/>
-                <w:sz w:val="21"/>
-              </w:rPr>
-              <w:t>动态临时点</w:t>
-            </w:r>
-            <w:r>
-              <w:rPr>
-                <w:rFonts w:ascii="Times New Roman" w:eastAsia="宋体" w:hAnsi="Times New Roman" w:cs="宋体"/>
-                <w:sz w:val="21"/>
-              </w:rPr>
-              <w:t>”</w:t>
-            </w:r>
-            <w:r>
-              <w:rPr>
-                <w:rFonts w:ascii="Times New Roman" w:eastAsia="宋体" w:hAnsi="Times New Roman" w:cs="宋体"/>
-                <w:sz w:val="21"/>
-              </w:rPr>
-              <w:t>弹性布局方案</w:t>
-            </w:r>
-          </w:p>
-          <w:p>
-            <w:pPr>
-              <w:numPr>
-                <w:ilvl w:val="0"/>
-                <w:numId w:val="9"/>
-              </w:numPr>
-              <w:spacing w:line="290" w:lineRule="atLeast"/>
-              <w:rPr>
-                <w:rFonts w:ascii="Times New Roman" w:eastAsia="宋体" w:hAnsi="Times New Roman" w:cs="宋体" w:hint="default"/>
-                <w:sz w:val="21"/>
-              </w:rPr>
-            </w:pPr>
-            <w:r>
-              <w:rPr>
-                <w:rFonts w:ascii="Times New Roman" w:eastAsia="宋体" w:hAnsi="Times New Roman" w:cs="宋体"/>
-                <w:sz w:val="21"/>
-              </w:rPr>
-              <w:t>成果验证：模型测算总成本降低</w:t>
-            </w:r>
-            <w:r>
-              <w:rPr>
-                <w:rFonts w:ascii="Times New Roman" w:eastAsia="宋体" w:hAnsi="Times New Roman" w:cs="宋体" w:hint="default"/>
-                <w:sz w:val="21"/>
-              </w:rPr>
-              <w:t>18.7%</w:t>
-            </w:r>
-            <w:r>
-              <w:rPr>
-                <w:rFonts w:ascii="Times New Roman" w:eastAsia="宋体" w:hAnsi="Times New Roman" w:cs="宋体"/>
-                <w:sz w:val="21"/>
-              </w:rPr>
-              <w:t>，老年覆盖率</w:t>
-            </w:r>
-            <w:r>
-              <w:rPr>
-                <w:rFonts w:ascii="Times New Roman" w:eastAsia="宋体" w:hAnsi="Times New Roman" w:cs="宋体" w:hint="default"/>
-                <w:sz w:val="21"/>
-              </w:rPr>
-              <w:t>53.4%</w:t>
-            </w:r>
-            <w:r>
-              <w:rPr>
-                <w:rFonts w:ascii="Times New Roman" w:eastAsia="宋体" w:hAnsi="Times New Roman" w:cs="宋体"/>
-                <w:sz w:val="21"/>
-              </w:rPr>
-              <w:t>→</w:t>
-            </w:r>
-            <w:r>
-              <w:rPr>
-                <w:rFonts w:ascii="Times New Roman" w:eastAsia="宋体" w:hAnsi="Times New Roman" w:cs="宋体" w:hint="default"/>
-                <w:sz w:val="21"/>
-              </w:rPr>
-              <w:t>87.3%</w:t>
-            </w:r>
-            <w:r>
-              <w:rPr>
-                <w:rFonts w:ascii="Times New Roman" w:eastAsia="宋体" w:hAnsi="Times New Roman" w:cs="宋体"/>
-                <w:sz w:val="21"/>
-              </w:rPr>
-              <w:t>，配送时长缩短</w:t>
-            </w:r>
-            <w:r>
-              <w:rPr>
-                <w:rFonts w:ascii="Times New Roman" w:eastAsia="宋体" w:hAnsi="Times New Roman" w:cs="宋体" w:hint="default"/>
-                <w:sz w:val="21"/>
-              </w:rPr>
-              <w:t>22.3%</w:t>
-            </w:r>
-            <w:r>
-              <w:rPr>
-                <w:rFonts w:ascii="Times New Roman" w:eastAsia="宋体" w:hAnsi="Times New Roman" w:cs="宋体"/>
-                <w:sz w:val="21"/>
-              </w:rPr>
-              <w:t>，可响应周末</w:t>
-            </w:r>
-            <w:r>
-              <w:rPr>
-                <w:rFonts w:ascii="Times New Roman" w:eastAsia="宋体" w:hAnsi="Times New Roman" w:cs="宋体" w:hint="default"/>
-                <w:sz w:val="21"/>
-              </w:rPr>
-              <w:t>29.9%</w:t>
-            </w:r>
-            <w:r>
-              <w:rPr>
-                <w:rFonts w:ascii="Times New Roman" w:eastAsia="宋体" w:hAnsi="Times New Roman" w:cs="宋体"/>
-                <w:sz w:val="21"/>
-              </w:rPr>
-              <w:t>、促销日</w:t>
-            </w:r>
-            <w:r>
-              <w:rPr>
-                <w:rFonts w:ascii="Times New Roman" w:eastAsia="宋体" w:hAnsi="Times New Roman" w:cs="宋体" w:hint="default"/>
-                <w:sz w:val="21"/>
-              </w:rPr>
-              <w:t>50.7%</w:t>
-            </w:r>
-            <w:r>
-              <w:rPr>
-                <w:rFonts w:ascii="Times New Roman" w:eastAsia="宋体" w:hAnsi="Times New Roman" w:cs="宋体"/>
-                <w:sz w:val="21"/>
-              </w:rPr>
-              <w:t>的需求波动</w:t>
+              <w:t>流程优化：梳理并标准化资料审核与报批流程，与各方同步进度，按月汇总数据形成工作小结，提升整体执行效率</w:t>
             </w:r>
           </w:p>
         </w:tc>
@@ -1672,7 +1538,7 @@
       <w:tr>
         <w:trPr>
           <w:gridAfter w:val="1"/>
-          <w:wAfter w:w="880" w:type="dxa"/>
+          <w:wAfter w:w="908" w:type="dxa"/>
           <w:jc w:val="center"/>
         </w:trPr>
         <w:tc>
@@ -1696,7 +1562,7 @@
             <w:pPr>
               <w:spacing w:line="290" w:lineRule="atLeast"/>
               <w:rPr>
-                <w:rFonts w:ascii="Times New Roman" w:hAnsi="Times New Roman" w:hint="default"/>
+                <w:rFonts w:hint="default"/>
                 <w:sz w:val="21"/>
               </w:rPr>
             </w:pPr>
@@ -1724,18 +1590,20 @@
             <w:pPr>
               <w:spacing w:line="290" w:lineRule="atLeast"/>
               <w:rPr>
-                <w:rFonts w:ascii="Times New Roman" w:hAnsi="Times New Roman" w:hint="default"/>
-                <w:sz w:val="21"/>
-              </w:rPr>
-            </w:pPr>
-            <w:r>
-              <w:rPr>
-                <w:rFonts w:ascii="Times New Roman" w:eastAsia="宋体" w:hAnsi="Times New Roman" w:cs="宋体"/>
-                <w:b/>
-                <w:bCs/>
-                <w:sz w:val="21"/>
-              </w:rPr>
-              <w:t>银行营销客户分层与转化分析</w:t>
+                <w:rFonts w:hint="default"/>
+                <w:b/>
+                <w:bCs/>
+                <w:sz w:val="21"/>
+              </w:rPr>
+            </w:pPr>
+            <w:r>
+              <w:rPr>
+                <w:rFonts w:ascii="Times New Roman" w:eastAsia="宋体" w:hAnsi="Times New Roman" w:cs="宋体"/>
+                <w:b/>
+                <w:bCs/>
+                <w:sz w:val="21"/>
+              </w:rPr>
+              <w:t>瑞幸咖啡</w:t>
             </w:r>
           </w:p>
         </w:tc>
@@ -1754,20 +1622,20 @@
             <w:pPr>
               <w:spacing w:line="290" w:lineRule="atLeast"/>
               <w:rPr>
-                <w:rFonts w:ascii="Times New Roman" w:eastAsia="等线" w:hAnsi="Times New Roman" w:hint="default"/>
-                <w:b/>
-                <w:bCs/>
-                <w:sz w:val="21"/>
-              </w:rPr>
-            </w:pPr>
-            <w:r>
-              <w:rPr>
-                <w:rFonts w:ascii="Times New Roman" w:eastAsia="宋体" w:hAnsi="Times New Roman" w:cs="宋体"/>
-                <w:b/>
-                <w:bCs/>
-                <w:sz w:val="21"/>
-              </w:rPr>
-              <w:t>个人课程项目</w:t>
+                <w:rFonts w:hint="default"/>
+                <w:b/>
+                <w:bCs/>
+                <w:sz w:val="21"/>
+              </w:rPr>
+            </w:pPr>
+            <w:r>
+              <w:rPr>
+                <w:rFonts w:ascii="Times New Roman" w:eastAsia="宋体" w:hAnsi="Times New Roman" w:cs="宋体"/>
+                <w:b/>
+                <w:bCs/>
+                <w:sz w:val="21"/>
+              </w:rPr>
+              <w:t>咖啡师（兼职）</w:t>
             </w:r>
           </w:p>
         </w:tc>
@@ -1799,25 +1667,7 @@
                 <w:bCs/>
                 <w:sz w:val="21"/>
               </w:rPr>
-              <w:t>2026.04</w:t>
-            </w:r>
-            <w:r>
-              <w:rPr>
-                <w:rFonts w:ascii="Times New Roman" w:eastAsia="宋体" w:hAnsi="Times New Roman" w:cs="宋体"/>
-                <w:b/>
-                <w:bCs/>
-                <w:sz w:val="21"/>
-              </w:rPr>
-              <w:t>—</w:t>
-            </w:r>
-            <w:r>
-              <w:rPr>
-                <w:rFonts w:ascii="Times New Roman" w:eastAsia="宋体" w:hAnsi="Times New Roman" w:cs="宋体"/>
-                <w:b/>
-                <w:bCs/>
-                <w:sz w:val="21"/>
-              </w:rPr>
-              <w:t>2026.06</w:t>
+              <w:t>2023.07 - 2023.09</w:t>
             </w:r>
           </w:p>
         </w:tc>
@@ -1825,7 +1675,7 @@
       <w:tr>
         <w:trPr>
           <w:gridAfter w:val="1"/>
-          <w:wAfter w:w="880" w:type="dxa"/>
+          <w:wAfter w:w="908" w:type="dxa"/>
           <w:jc w:val="center"/>
         </w:trPr>
         <w:tc>
@@ -1877,7 +1727,7 @@
             <w:pPr>
               <w:numPr>
                 <w:ilvl w:val="0"/>
-                <w:numId w:val="9"/>
+                <w:numId w:val="6"/>
               </w:numPr>
               <w:spacing w:line="290" w:lineRule="atLeast"/>
               <w:rPr>
@@ -1890,42 +1740,14 @@
                 <w:rFonts w:ascii="Times New Roman" w:eastAsia="宋体" w:hAnsi="Times New Roman" w:cs="宋体"/>
                 <w:sz w:val="21"/>
               </w:rPr>
-              <w:t>数据清洗：基于</w:t>
-            </w:r>
-            <w:r>
-              <w:rPr>
-                <w:rFonts w:ascii="Times New Roman" w:eastAsia="宋体" w:hAnsi="Times New Roman" w:cs="宋体" w:hint="default"/>
-                <w:sz w:val="21"/>
-              </w:rPr>
-              <w:t>45211</w:t>
-            </w:r>
-            <w:r>
-              <w:rPr>
-                <w:rFonts w:ascii="Times New Roman" w:eastAsia="宋体" w:hAnsi="Times New Roman" w:cs="宋体"/>
-                <w:sz w:val="21"/>
-              </w:rPr>
-              <w:t>条葡萄牙银行真实营销数据，用</w:t>
-            </w:r>
-            <w:r>
-              <w:rPr>
-                <w:rFonts w:ascii="Times New Roman" w:eastAsia="宋体" w:hAnsi="Times New Roman" w:cs="宋体" w:hint="default"/>
-                <w:sz w:val="21"/>
-              </w:rPr>
-              <w:t>R</w:t>
-            </w:r>
-            <w:r>
-              <w:rPr>
-                <w:rFonts w:ascii="Times New Roman" w:eastAsia="宋体" w:hAnsi="Times New Roman" w:cs="宋体"/>
-                <w:sz w:val="21"/>
-              </w:rPr>
-              <w:t>完成缺失值与异常值清洗，对年龄、职业、营销频次等字段做多维度分层统计</w:t>
+              <w:t>库存管理：落实门店原辅料日盘与效期管理流程，每日核对食材有效期并打印失效单据，保持库存账实一致</w:t>
             </w:r>
           </w:p>
           <w:p>
             <w:pPr>
               <w:numPr>
                 <w:ilvl w:val="0"/>
-                <w:numId w:val="9"/>
+                <w:numId w:val="6"/>
               </w:numPr>
               <w:spacing w:line="290" w:lineRule="atLeast"/>
               <w:rPr>
@@ -1938,292 +1760,7 @@
                 <w:rFonts w:ascii="Times New Roman" w:eastAsia="宋体" w:hAnsi="Times New Roman" w:cs="宋体"/>
                 <w:sz w:val="21"/>
               </w:rPr>
-              <w:t>可视化分析：独立绘制帕累托图、相关性热力图、订阅转化率瀑布图，识别高价值客群特征与营销流失关键环节</w:t>
-            </w:r>
-          </w:p>
-          <w:p>
-            <w:pPr>
-              <w:numPr>
-                <w:ilvl w:val="0"/>
-                <w:numId w:val="9"/>
-              </w:numPr>
-              <w:spacing w:line="290" w:lineRule="atLeast"/>
-              <w:rPr>
-                <w:rFonts w:ascii="Times New Roman" w:eastAsia="宋体" w:hAnsi="Times New Roman" w:cs="宋体" w:hint="default"/>
-                <w:sz w:val="21"/>
-              </w:rPr>
-            </w:pPr>
-            <w:r>
-              <w:rPr>
-                <w:rFonts w:ascii="Times New Roman" w:eastAsia="宋体" w:hAnsi="Times New Roman" w:cs="宋体"/>
-                <w:sz w:val="21"/>
-              </w:rPr>
-              <w:t>洞察输出：为客户分群与营销资源分配提供数据支撑，独立交付完整分析报告</w:t>
-            </w:r>
-          </w:p>
-        </w:tc>
-      </w:tr>
-      <w:tr>
-        <w:trPr>
-          <w:gridAfter w:val="1"/>
-          <w:wAfter w:w="880" w:type="dxa"/>
-          <w:jc w:val="center"/>
-        </w:trPr>
-        <w:tc>
-          <w:tcPr>
-            <w:tcW w:w="695" w:type="dxa"/>
-            <w:tcBorders>
-              <w:top w:val="nil"/>
-              <w:left w:val="nil"/>
-              <w:bottom w:val="nil"/>
-              <w:right w:val="nil"/>
-            </w:tcBorders>
-            <w:tcMar>
-              <w:top w:w="0" w:type="dxa"/>
-              <w:left w:w="113" w:type="dxa"/>
-              <w:bottom w:w="0" w:type="dxa"/>
-              <w:right w:w="85" w:type="dxa"/>
-            </w:tcMar>
-            <w:vAlign w:val="center"/>
-          </w:tcPr>
-          <w:p>
-            <w:pPr>
-              <w:spacing w:line="290" w:lineRule="atLeast"/>
-              <w:rPr>
-                <w:rFonts w:ascii="Times New Roman" w:hAnsi="Times New Roman" w:hint="default"/>
-                <w:sz w:val="21"/>
-              </w:rPr>
-            </w:pPr>
-          </w:p>
-        </w:tc>
-        <w:tc>
-          <w:tcPr>
-            <w:tcW w:w="4600" w:type="dxa"/>
-            <w:gridSpan w:val="2"/>
-            <w:tcBorders>
-              <w:top w:val="nil"/>
-              <w:left w:val="nil"/>
-              <w:bottom w:val="nil"/>
-              <w:right w:val="nil"/>
-            </w:tcBorders>
-            <w:tcMar>
-              <w:top w:w="0" w:type="dxa"/>
-              <w:left w:w="85" w:type="dxa"/>
-              <w:bottom w:w="0" w:type="dxa"/>
-              <w:right w:w="85" w:type="dxa"/>
-            </w:tcMar>
-            <w:vAlign w:val="center"/>
-          </w:tcPr>
-          <w:p>
-            <w:pPr>
-              <w:spacing w:line="290" w:lineRule="atLeast"/>
-              <w:rPr>
-                <w:rFonts w:ascii="Times New Roman" w:hAnsi="Times New Roman" w:hint="default"/>
-                <w:sz w:val="21"/>
-              </w:rPr>
-            </w:pPr>
-            <w:r>
-              <w:rPr>
-                <w:rFonts w:ascii="Times New Roman" w:eastAsia="宋体" w:hAnsi="Times New Roman" w:cs="宋体"/>
-                <w:b/>
-                <w:bCs/>
-                <w:sz w:val="21"/>
-              </w:rPr>
-              <w:t>ERP</w:t>
-            </w:r>
-            <w:r>
-              <w:rPr>
-                <w:rFonts w:ascii="Times New Roman" w:eastAsia="宋体" w:hAnsi="Times New Roman" w:cs="宋体"/>
-                <w:b/>
-                <w:bCs/>
-                <w:sz w:val="21"/>
-              </w:rPr>
-              <w:t>供应链全流程模拟操作</w:t>
-            </w:r>
-          </w:p>
-        </w:tc>
-        <w:tc>
-          <w:tcPr>
-            <w:tcW w:w="2693" w:type="dxa"/>
-            <w:tcBorders>
-              <w:top w:val="nil"/>
-              <w:left w:val="nil"/>
-              <w:bottom w:val="nil"/>
-              <w:right w:val="nil"/>
-            </w:tcBorders>
-            <w:vAlign w:val="center"/>
-          </w:tcPr>
-          <w:p>
-            <w:pPr>
-              <w:spacing w:line="290" w:lineRule="atLeast"/>
-              <w:rPr>
-                <w:rFonts w:ascii="Times New Roman" w:eastAsia="等线" w:hAnsi="Times New Roman" w:hint="default"/>
-                <w:b/>
-                <w:bCs/>
-                <w:sz w:val="21"/>
-              </w:rPr>
-            </w:pPr>
-            <w:r>
-              <w:rPr>
-                <w:rFonts w:ascii="Times New Roman" w:eastAsia="宋体" w:hAnsi="Times New Roman" w:cs="宋体"/>
-                <w:b/>
-                <w:bCs/>
-                <w:sz w:val="21"/>
-              </w:rPr>
-              <w:t>课程实验・账套主管</w:t>
-            </w:r>
-          </w:p>
-        </w:tc>
-        <w:tc>
-          <w:tcPr>
-            <w:tcW w:w="2755" w:type="dxa"/>
-            <w:tcBorders>
-              <w:top w:val="nil"/>
-              <w:left w:val="nil"/>
-              <w:bottom w:val="nil"/>
-              <w:right w:val="nil"/>
-            </w:tcBorders>
-            <w:vAlign w:val="center"/>
-          </w:tcPr>
-          <w:p>
-            <w:pPr>
-              <w:spacing w:line="290" w:lineRule="atLeast"/>
-              <w:rPr>
-                <w:rFonts w:ascii="Times New Roman" w:eastAsia="等线" w:hAnsi="Times New Roman" w:hint="default"/>
-                <w:b/>
-                <w:bCs/>
-                <w:sz w:val="21"/>
-              </w:rPr>
-            </w:pPr>
-            <w:r>
-              <w:rPr>
-                <w:rFonts w:ascii="Times New Roman" w:eastAsia="宋体" w:hAnsi="Times New Roman" w:cs="宋体"/>
-                <w:b/>
-                <w:bCs/>
-                <w:sz w:val="21"/>
-              </w:rPr>
-              <w:t>2025.03-2025.07</w:t>
-            </w:r>
-          </w:p>
-        </w:tc>
-      </w:tr>
-      <w:tr>
-        <w:trPr>
-          <w:gridAfter w:val="1"/>
-          <w:wAfter w:w="880" w:type="dxa"/>
-          <w:jc w:val="center"/>
-        </w:trPr>
-        <w:tc>
-          <w:tcPr>
-            <w:tcW w:w="695" w:type="dxa"/>
-            <w:tcBorders>
-              <w:top w:val="nil"/>
-              <w:left w:val="nil"/>
-              <w:bottom w:val="nil"/>
-              <w:right w:val="nil"/>
-            </w:tcBorders>
-            <w:tcMar>
-              <w:top w:w="0" w:type="dxa"/>
-              <w:left w:w="113" w:type="dxa"/>
-              <w:bottom w:w="0" w:type="dxa"/>
-              <w:right w:w="85" w:type="dxa"/>
-            </w:tcMar>
-            <w:vAlign w:val="center"/>
-          </w:tcPr>
-          <w:p>
-            <w:pPr>
-              <w:spacing w:line="290" w:lineRule="atLeast"/>
-              <w:rPr>
-                <w:rFonts w:ascii="Times New Roman" w:hAnsi="Times New Roman" w:hint="default"/>
-                <w:sz w:val="21"/>
-              </w:rPr>
-            </w:pPr>
-          </w:p>
-        </w:tc>
-        <w:tc>
-          <w:tcPr>
-            <w:tcW w:w="10048" w:type="dxa"/>
-            <w:gridSpan w:val="4"/>
-            <w:tcBorders>
-              <w:top w:val="nil"/>
-              <w:left w:val="nil"/>
-              <w:bottom w:val="nil"/>
-              <w:right w:val="nil"/>
-            </w:tcBorders>
-            <w:tcMar>
-              <w:top w:w="0" w:type="dxa"/>
-              <w:left w:w="85" w:type="dxa"/>
-              <w:bottom w:w="0" w:type="dxa"/>
-              <w:right w:w="85" w:type="dxa"/>
-            </w:tcMar>
-            <w:vAlign w:val="center"/>
-          </w:tcPr>
-          <w:p>
-            <w:pPr>
-              <w:numPr>
-                <w:ilvl w:val="0"/>
-                <w:numId w:val="9"/>
-              </w:numPr>
-              <w:spacing w:line="290" w:lineRule="atLeast"/>
-              <w:rPr>
-                <w:rFonts w:ascii="Times New Roman" w:eastAsia="宋体" w:hAnsi="Times New Roman" w:cs="宋体" w:hint="default"/>
-                <w:sz w:val="21"/>
-              </w:rPr>
-            </w:pPr>
-            <w:r>
-              <w:rPr>
-                <w:rFonts w:ascii="Times New Roman" w:eastAsia="宋体" w:hAnsi="Times New Roman" w:cs="宋体"/>
-                <w:sz w:val="21"/>
-              </w:rPr>
-              <w:t>全流程实操：以账套主管角色使用用友</w:t>
-            </w:r>
-            <w:r>
-              <w:rPr>
-                <w:rFonts w:ascii="Times New Roman" w:eastAsia="宋体" w:hAnsi="Times New Roman" w:cs="宋体" w:hint="default"/>
-                <w:sz w:val="21"/>
-              </w:rPr>
-              <w:t>U8+</w:t>
-            </w:r>
-            <w:r>
-              <w:rPr>
-                <w:rFonts w:ascii="Times New Roman" w:eastAsia="宋体" w:hAnsi="Times New Roman" w:cs="宋体"/>
-                <w:sz w:val="21"/>
-              </w:rPr>
-              <w:t>，以模拟箱包贸易企业为对象，独立完成采购订单→到货入库→销售订单→发货出库→库存调拨→盘点→存货核算→收付款凭证全流程操作</w:t>
-            </w:r>
-          </w:p>
-          <w:p>
-            <w:pPr>
-              <w:numPr>
-                <w:ilvl w:val="0"/>
-                <w:numId w:val="9"/>
-              </w:numPr>
-              <w:spacing w:line="290" w:lineRule="atLeast"/>
-              <w:rPr>
-                <w:rFonts w:ascii="Times New Roman" w:eastAsia="宋体" w:hAnsi="Times New Roman" w:cs="宋体" w:hint="default"/>
-                <w:sz w:val="21"/>
-              </w:rPr>
-            </w:pPr>
-            <w:r>
-              <w:rPr>
-                <w:rFonts w:ascii="Times New Roman" w:eastAsia="宋体" w:hAnsi="Times New Roman" w:cs="宋体"/>
-                <w:sz w:val="21"/>
-              </w:rPr>
-              <w:t>模块联动：掌握采购、销售、库存、存货、财务五大模块间的数据流转与单据联动逻辑，理解</w:t>
-            </w:r>
-            <w:r>
-              <w:rPr>
-                <w:rFonts w:ascii="Times New Roman" w:eastAsia="宋体" w:hAnsi="Times New Roman" w:cs="宋体" w:hint="default"/>
-                <w:sz w:val="21"/>
-              </w:rPr>
-              <w:t>ERP</w:t>
-            </w:r>
-            <w:r>
-              <w:rPr>
-                <w:rFonts w:ascii="Times New Roman" w:eastAsia="宋体" w:hAnsi="Times New Roman" w:cs="宋体"/>
-                <w:sz w:val="21"/>
-              </w:rPr>
-              <w:t>系统中供应链业务从订单到核算的标准化运作机制</w:t>
+              <w:t>需求准备：依据销售消耗规律提醒仓库解冻备货、同步门店补货需求，降低物料损耗与缺货风险</w:t>
             </w:r>
           </w:p>
         </w:tc>
@@ -2257,58 +1794,34 @@
             <w:pPr>
               <w:spacing w:line="290" w:lineRule="atLeast"/>
               <w:rPr>
-                <w:rFonts w:ascii="宋体" w:eastAsia="宋体" w:hAnsi="宋体"/>
-              </w:rPr>
-            </w:pPr>
-            <w:r>
-              <w:rPr>
-                <w:rFonts w:ascii="宋体" w:eastAsia="宋体" w:hAnsi="宋体"/>
-                <w:b/>
-              </w:rPr>
-              <w:t>实践经历</w:t>
+                <w:rFonts w:ascii="Times New Roman" w:hAnsi="Times New Roman" w:hint="default"/>
+                <w:b/>
+                <w:bCs/>
+              </w:rPr>
+            </w:pPr>
+            <w:r>
+              <w:rPr>
+                <w:rFonts w:ascii="Times New Roman" w:eastAsia="宋体" w:hAnsi="Times New Roman" w:cs="宋体"/>
+                <w:b/>
+                <w:bCs/>
+              </w:rPr>
+              <w:t>项目</w:t>
+            </w:r>
+            <w:r>
+              <w:rPr>
+                <w:rFonts w:ascii="Times New Roman" w:eastAsia="宋体" w:hAnsi="Times New Roman" w:cs="宋体"/>
+                <w:b/>
+                <w:bCs/>
+              </w:rPr>
+              <w:t>经历</w:t>
             </w:r>
           </w:p>
         </w:tc>
       </w:tr>
-    </w:tbl>
-    <w:p>
-      <w:pPr>
-        <w:spacing w:line="290" w:lineRule="atLeast"/>
-        <w:rPr>
-          <w:rFonts w:hint="default"/>
-          <w:vanish/>
-        </w:rPr>
-      </w:pPr>
-    </w:p>
-    <w:p>
-      <w:pPr>
-        <w:spacing w:line="290" w:lineRule="atLeast"/>
-        <w:rPr>
-          <w:rFonts w:hint="default"/>
-          <w:vanish/>
-          <w:sz w:val="21"/>
-        </w:rPr>
-      </w:pPr>
-    </w:p>
-    <w:tbl>
-      <w:tblPr>
-        <w:tblW w:w="0" w:type="auto"/>
-        <w:jc w:val="center"/>
-        <w:tblLayout w:type="fixed"/>
-        <w:tblCellMar>
-          <w:left w:w="0" w:type="dxa"/>
-          <w:right w:w="0" w:type="dxa"/>
-        </w:tblCellMar>
-        <w:tblLook w:val="0000" w:firstRow="0" w:lastRow="0" w:firstColumn="0" w:lastColumn="0" w:noHBand="0" w:noVBand="0"/>
-      </w:tblPr>
-      <w:tblGrid>
-        <w:gridCol w:w="695"/>
-        <w:gridCol w:w="4600"/>
-        <w:gridCol w:w="2693"/>
-        <w:gridCol w:w="2755"/>
-      </w:tblGrid>
       <w:tr>
         <w:trPr>
+          <w:gridAfter w:val="1"/>
+          <w:wAfter w:w="880" w:type="dxa"/>
           <w:jc w:val="center"/>
         </w:trPr>
         <w:tc>
@@ -2332,7 +1845,7 @@
             <w:pPr>
               <w:spacing w:line="290" w:lineRule="atLeast"/>
               <w:rPr>
-                <w:rFonts w:hint="default"/>
+                <w:rFonts w:ascii="Times New Roman" w:hAnsi="Times New Roman" w:hint="default"/>
                 <w:sz w:val="21"/>
               </w:rPr>
             </w:pPr>
@@ -2341,6 +1854,7 @@
         <w:tc>
           <w:tcPr>
             <w:tcW w:w="4600" w:type="dxa"/>
+            <w:gridSpan w:val="2"/>
             <w:tcBorders>
               <w:top w:val="nil"/>
               <w:left w:val="nil"/>
@@ -2359,20 +1873,27 @@
             <w:pPr>
               <w:spacing w:line="290" w:lineRule="atLeast"/>
               <w:rPr>
-                <w:rFonts w:hint="default"/>
-                <w:b/>
-                <w:bCs/>
-                <w:sz w:val="21"/>
-              </w:rPr>
-            </w:pPr>
-            <w:r>
-              <w:rPr>
-                <w:rFonts w:ascii="Times New Roman" w:eastAsia="宋体" w:hAnsi="Times New Roman" w:cs="宋体"/>
-                <w:b/>
-                <w:bCs/>
-                <w:sz w:val="21"/>
-              </w:rPr>
-              <w:t>瑞幸咖啡</w:t>
+                <w:rFonts w:ascii="Times New Roman" w:hAnsi="Times New Roman" w:hint="default"/>
+                <w:sz w:val="21"/>
+              </w:rPr>
+            </w:pPr>
+            <w:r>
+              <w:rPr>
+                <w:rFonts w:ascii="Times New Roman" w:eastAsia="宋体" w:hAnsi="Times New Roman" w:cs="宋体"/>
+                <w:b/>
+                <w:bCs/>
+                <w:sz w:val="21"/>
+              </w:rPr>
+              <w:t>ERP</w:t>
+            </w:r>
+            <w:r>
+              <w:rPr>
+                <w:rFonts w:ascii="Times New Roman" w:eastAsia="宋体" w:hAnsi="Times New Roman" w:cs="宋体"/>
+                <w:b/>
+                <w:bCs/>
+                <w:sz w:val="21"/>
+              </w:rPr>
+              <w:t>供应链全流程模拟操作</w:t>
             </w:r>
           </w:p>
         </w:tc>
@@ -2391,20 +1912,20 @@
             <w:pPr>
               <w:spacing w:line="290" w:lineRule="atLeast"/>
               <w:rPr>
-                <w:rFonts w:hint="default"/>
-                <w:b/>
-                <w:bCs/>
-                <w:sz w:val="21"/>
-              </w:rPr>
-            </w:pPr>
-            <w:r>
-              <w:rPr>
-                <w:rFonts w:ascii="Times New Roman" w:eastAsia="宋体" w:hAnsi="Times New Roman" w:cs="宋体"/>
-                <w:b/>
-                <w:bCs/>
-                <w:sz w:val="21"/>
-              </w:rPr>
-              <w:t>咖啡师（兼职）</w:t>
+                <w:rFonts w:ascii="Times New Roman" w:eastAsia="等线" w:hAnsi="Times New Roman" w:hint="default"/>
+                <w:b/>
+                <w:bCs/>
+                <w:sz w:val="21"/>
+              </w:rPr>
+            </w:pPr>
+            <w:r>
+              <w:rPr>
+                <w:rFonts w:ascii="Times New Roman" w:eastAsia="宋体" w:hAnsi="Times New Roman" w:cs="宋体"/>
+                <w:b/>
+                <w:bCs/>
+                <w:sz w:val="21"/>
+              </w:rPr>
+              <w:t>课程实验・账套主管</w:t>
             </w:r>
           </w:p>
         </w:tc>
@@ -2436,13 +1957,15 @@
                 <w:bCs/>
                 <w:sz w:val="21"/>
               </w:rPr>
-              <w:t>2023.07 - 2023.09</w:t>
+              <w:t>2025.03-2025.07</w:t>
             </w:r>
           </w:p>
         </w:tc>
       </w:tr>
       <w:tr>
         <w:trPr>
+          <w:gridAfter w:val="1"/>
+          <w:wAfter w:w="880" w:type="dxa"/>
           <w:jc w:val="center"/>
         </w:trPr>
         <w:tc>
@@ -2475,7 +1998,7 @@
         <w:tc>
           <w:tcPr>
             <w:tcW w:w="10048" w:type="dxa"/>
-            <w:gridSpan w:val="3"/>
+            <w:gridSpan w:val="4"/>
             <w:tcBorders>
               <w:top w:val="nil"/>
               <w:left w:val="nil"/>
@@ -2494,7 +2017,7 @@
             <w:pPr>
               <w:numPr>
                 <w:ilvl w:val="0"/>
-                <w:numId w:val="6"/>
+                <w:numId w:val="9"/>
               </w:numPr>
               <w:spacing w:line="290" w:lineRule="atLeast"/>
               <w:rPr>
@@ -2507,14 +2030,28 @@
                 <w:rFonts w:ascii="Times New Roman" w:eastAsia="宋体" w:hAnsi="Times New Roman" w:cs="宋体"/>
                 <w:sz w:val="21"/>
               </w:rPr>
-              <w:t>库存管理：落实门店原辅料日盘与效期管理流程，每日核对食材有效期并打印失效单据，保持库存账实一致</w:t>
+              <w:t>全流程实操：以账套主管角色使用用友</w:t>
+            </w:r>
+            <w:r>
+              <w:rPr>
+                <w:rFonts w:ascii="Times New Roman" w:eastAsia="宋体" w:hAnsi="Times New Roman" w:cs="宋体" w:hint="default"/>
+                <w:sz w:val="21"/>
+              </w:rPr>
+              <w:t>U8+</w:t>
+            </w:r>
+            <w:r>
+              <w:rPr>
+                <w:rFonts w:ascii="Times New Roman" w:eastAsia="宋体" w:hAnsi="Times New Roman" w:cs="宋体"/>
+                <w:sz w:val="21"/>
+              </w:rPr>
+              <w:t>，以模拟箱包贸易企业为对象，独立完成采购订单→到货入库→销售订单→发货出库→库存调拨→盘点→存货核算→收付款凭证全流程操作</w:t>
             </w:r>
           </w:p>
           <w:p>
             <w:pPr>
               <w:numPr>
                 <w:ilvl w:val="0"/>
-                <w:numId w:val="6"/>
+                <w:numId w:val="9"/>
               </w:numPr>
               <w:spacing w:line="290" w:lineRule="atLeast"/>
               <w:rPr>
@@ -2527,27 +2064,29 @@
                 <w:rFonts w:ascii="Times New Roman" w:eastAsia="宋体" w:hAnsi="Times New Roman" w:cs="宋体"/>
                 <w:sz w:val="21"/>
               </w:rPr>
-              <w:t>需求</w:t>
-            </w:r>
-            <w:r>
-              <w:rPr>
-                <w:rFonts w:ascii="Times New Roman" w:eastAsia="宋体" w:hAnsi="Times New Roman" w:cs="宋体"/>
-                <w:sz w:val="21"/>
-              </w:rPr>
-              <w:t>准备</w:t>
-            </w:r>
-            <w:r>
-              <w:rPr>
-                <w:rFonts w:ascii="Times New Roman" w:eastAsia="宋体" w:hAnsi="Times New Roman" w:cs="宋体"/>
-                <w:sz w:val="21"/>
-              </w:rPr>
-              <w:t>：依据销售消耗规律提醒仓库解冻备货、同步门店补货需求，降低物料损耗与缺货风险</w:t>
+              <w:t>模块联动：掌握采购、销售、库存、存货、财务五大模块间的数据流转与单据联动逻辑，理解</w:t>
+            </w:r>
+            <w:r>
+              <w:rPr>
+                <w:rFonts w:ascii="Times New Roman" w:eastAsia="宋体" w:hAnsi="Times New Roman" w:cs="宋体" w:hint="default"/>
+                <w:sz w:val="21"/>
+              </w:rPr>
+              <w:t>ERP</w:t>
+            </w:r>
+            <w:r>
+              <w:rPr>
+                <w:rFonts w:ascii="Times New Roman" w:eastAsia="宋体" w:hAnsi="Times New Roman" w:cs="宋体"/>
+                <w:sz w:val="21"/>
+              </w:rPr>
+              <w:t>系统中供应链业务从订单到核算的标准化运作机制</w:t>
             </w:r>
           </w:p>
         </w:tc>
       </w:tr>
       <w:tr>
         <w:trPr>
+          <w:gridAfter w:val="1"/>
+          <w:wAfter w:w="880" w:type="dxa"/>
           <w:jc w:val="center"/>
         </w:trPr>
         <w:tc>
@@ -2571,7 +2110,7 @@
             <w:pPr>
               <w:spacing w:line="290" w:lineRule="atLeast"/>
               <w:rPr>
-                <w:rFonts w:hint="default"/>
+                <w:rFonts w:ascii="Times New Roman" w:hAnsi="Times New Roman" w:hint="default"/>
                 <w:sz w:val="21"/>
               </w:rPr>
             </w:pPr>
@@ -2580,6 +2119,7 @@
         <w:tc>
           <w:tcPr>
             <w:tcW w:w="4600" w:type="dxa"/>
+            <w:gridSpan w:val="2"/>
             <w:tcBorders>
               <w:top w:val="nil"/>
               <w:left w:val="nil"/>
@@ -2598,20 +2138,18 @@
             <w:pPr>
               <w:spacing w:line="290" w:lineRule="atLeast"/>
               <w:rPr>
-                <w:rFonts w:hint="default"/>
-                <w:b/>
-                <w:bCs/>
-                <w:sz w:val="21"/>
-              </w:rPr>
-            </w:pPr>
-            <w:r>
-              <w:rPr>
-                <w:rFonts w:ascii="Times New Roman" w:eastAsia="宋体" w:hAnsi="Times New Roman" w:cs="宋体"/>
-                <w:b/>
-                <w:bCs/>
-                <w:sz w:val="21"/>
-              </w:rPr>
-              <w:t>山东鱼跃尚成教育有限责任公司</w:t>
+                <w:rFonts w:ascii="Times New Roman" w:hAnsi="Times New Roman" w:hint="default"/>
+                <w:sz w:val="21"/>
+              </w:rPr>
+            </w:pPr>
+            <w:r>
+              <w:rPr>
+                <w:rFonts w:ascii="Times New Roman" w:eastAsia="宋体" w:hAnsi="Times New Roman" w:cs="宋体"/>
+                <w:b/>
+                <w:bCs/>
+                <w:sz w:val="21"/>
+              </w:rPr>
+              <w:t>社区团购自提点选址与配送路径优化</w:t>
             </w:r>
           </w:p>
         </w:tc>
@@ -2630,20 +2168,20 @@
             <w:pPr>
               <w:spacing w:line="290" w:lineRule="atLeast"/>
               <w:rPr>
-                <w:rFonts w:hint="default"/>
-                <w:b/>
-                <w:bCs/>
-                <w:sz w:val="21"/>
-              </w:rPr>
-            </w:pPr>
-            <w:r>
-              <w:rPr>
-                <w:rFonts w:ascii="Times New Roman" w:eastAsia="宋体" w:hAnsi="Times New Roman" w:cs="宋体"/>
-                <w:b/>
-                <w:bCs/>
-                <w:sz w:val="21"/>
-              </w:rPr>
-              <w:t>项目助理（兼职）</w:t>
+                <w:rFonts w:ascii="Times New Roman" w:eastAsia="等线" w:hAnsi="Times New Roman" w:hint="default"/>
+                <w:b/>
+                <w:bCs/>
+                <w:sz w:val="21"/>
+              </w:rPr>
+            </w:pPr>
+            <w:r>
+              <w:rPr>
+                <w:rFonts w:ascii="Times New Roman" w:eastAsia="宋体" w:hAnsi="Times New Roman" w:cs="宋体"/>
+                <w:b/>
+                <w:bCs/>
+                <w:sz w:val="21"/>
+              </w:rPr>
+              <w:t>个人课程项目</w:t>
             </w:r>
           </w:p>
         </w:tc>
@@ -2675,13 +2213,15 @@
                 <w:bCs/>
                 <w:sz w:val="21"/>
               </w:rPr>
-              <w:t>2026.04 - 2026.07</w:t>
+              <w:t>2026.03-2026.06</w:t>
             </w:r>
           </w:p>
         </w:tc>
       </w:tr>
       <w:tr>
         <w:trPr>
+          <w:gridAfter w:val="1"/>
+          <w:wAfter w:w="880" w:type="dxa"/>
           <w:jc w:val="center"/>
         </w:trPr>
         <w:tc>
@@ -2714,7 +2254,7 @@
         <w:tc>
           <w:tcPr>
             <w:tcW w:w="10048" w:type="dxa"/>
-            <w:gridSpan w:val="3"/>
+            <w:gridSpan w:val="4"/>
             <w:tcBorders>
               <w:top w:val="nil"/>
               <w:left w:val="nil"/>
@@ -2733,7 +2273,7 @@
             <w:pPr>
               <w:numPr>
                 <w:ilvl w:val="0"/>
-                <w:numId w:val="6"/>
+                <w:numId w:val="9"/>
               </w:numPr>
               <w:spacing w:line="290" w:lineRule="atLeast"/>
               <w:rPr>
@@ -2746,55 +2286,13 @@
                 <w:rFonts w:ascii="Times New Roman" w:eastAsia="宋体" w:hAnsi="Times New Roman" w:cs="宋体"/>
                 <w:sz w:val="21"/>
               </w:rPr>
-              <w:t>材料统筹：统筹</w:t>
+              <w:t>问题建模：针对老龄化小区自提点布局零散、配送效率低的痛点，将年龄分层服务半径与电梯等待时间纳入选址</w:t>
             </w:r>
             <w:r>
               <w:rPr>
                 <w:rFonts w:ascii="Times New Roman" w:eastAsia="宋体" w:hAnsi="Times New Roman" w:cs="宋体" w:hint="default"/>
                 <w:sz w:val="21"/>
               </w:rPr>
-              <w:t>200+</w:t>
-            </w:r>
-            <w:r>
-              <w:rPr>
-                <w:rFonts w:ascii="Times New Roman" w:eastAsia="宋体" w:hAnsi="Times New Roman" w:cs="宋体"/>
-                <w:sz w:val="21"/>
-              </w:rPr>
-              <w:t>份申报材料全流程管理，用</w:t>
-            </w:r>
-            <w:r>
-              <w:rPr>
-                <w:rFonts w:ascii="Times New Roman" w:eastAsia="宋体" w:hAnsi="Times New Roman" w:cs="宋体" w:hint="default"/>
-                <w:sz w:val="21"/>
-              </w:rPr>
-              <w:t>Excel</w:t>
-            </w:r>
-            <w:r>
-              <w:rPr>
-                <w:rFonts w:ascii="Times New Roman" w:eastAsia="宋体" w:hAnsi="Times New Roman" w:cs="宋体"/>
-                <w:sz w:val="21"/>
-              </w:rPr>
-              <w:t>搭建分类台账，建立</w:t>
-            </w:r>
-            <w:r>
-              <w:rPr>
-                <w:rFonts w:ascii="Times New Roman" w:eastAsia="宋体" w:hAnsi="Times New Roman" w:cs="宋体"/>
-                <w:sz w:val="21"/>
-              </w:rPr>
-              <w:t>“</w:t>
-            </w:r>
-            <w:r>
-              <w:rPr>
-                <w:rFonts w:ascii="Times New Roman" w:eastAsia="宋体" w:hAnsi="Times New Roman" w:cs="宋体"/>
-                <w:sz w:val="21"/>
-              </w:rPr>
-              <w:t>录入</w:t>
-            </w:r>
-            <w:r>
-              <w:rPr>
-                <w:rFonts w:ascii="Times New Roman" w:eastAsia="宋体" w:hAnsi="Times New Roman" w:cs="宋体" w:hint="default"/>
-                <w:sz w:val="21"/>
-              </w:rPr>
               <w:t>-</w:t>
             </w:r>
             <w:r>
@@ -2802,42 +2300,14 @@
                 <w:rFonts w:ascii="Times New Roman" w:eastAsia="宋体" w:hAnsi="Times New Roman" w:cs="宋体"/>
                 <w:sz w:val="21"/>
               </w:rPr>
-              <w:t>核对</w:t>
-            </w:r>
-            <w:r>
-              <w:rPr>
-                <w:rFonts w:ascii="Times New Roman" w:eastAsia="宋体" w:hAnsi="Times New Roman" w:cs="宋体" w:hint="default"/>
-                <w:sz w:val="21"/>
-              </w:rPr>
-              <w:t>-</w:t>
-            </w:r>
-            <w:r>
-              <w:rPr>
-                <w:rFonts w:ascii="Times New Roman" w:eastAsia="宋体" w:hAnsi="Times New Roman" w:cs="宋体"/>
-                <w:sz w:val="21"/>
-              </w:rPr>
-              <w:t>提交</w:t>
-            </w:r>
-            <w:r>
-              <w:rPr>
-                <w:rFonts w:ascii="Times New Roman" w:eastAsia="宋体" w:hAnsi="Times New Roman" w:cs="宋体"/>
-                <w:sz w:val="21"/>
-              </w:rPr>
-              <w:t>”</w:t>
-            </w:r>
-            <w:r>
-              <w:rPr>
-                <w:rFonts w:ascii="Times New Roman" w:eastAsia="宋体" w:hAnsi="Times New Roman" w:cs="宋体"/>
-                <w:sz w:val="21"/>
-              </w:rPr>
-              <w:t>三级校验机制，实现零差错提交</w:t>
+              <w:t>路径优化模型</w:t>
             </w:r>
           </w:p>
           <w:p>
             <w:pPr>
               <w:numPr>
                 <w:ilvl w:val="0"/>
-                <w:numId w:val="6"/>
+                <w:numId w:val="9"/>
               </w:numPr>
               <w:spacing w:line="290" w:lineRule="atLeast"/>
               <w:rPr>
@@ -2850,12 +2320,520 @@
                 <w:rFonts w:ascii="Times New Roman" w:eastAsia="宋体" w:hAnsi="Times New Roman" w:cs="宋体"/>
                 <w:sz w:val="21"/>
               </w:rPr>
-              <w:t>流程优化：梳理并标准化资料审核与报批流程，与各方同步进度，按月汇总数据形成工作小结，提升整体执行效率</w:t>
+              <w:t>方案求解：基于</w:t>
+            </w:r>
+            <w:r>
+              <w:rPr>
+                <w:rFonts w:ascii="Times New Roman" w:eastAsia="宋体" w:hAnsi="Times New Roman" w:cs="宋体" w:hint="default"/>
+                <w:sz w:val="21"/>
+              </w:rPr>
+              <w:t>15</w:t>
+            </w:r>
+            <w:r>
+              <w:rPr>
+                <w:rFonts w:ascii="Times New Roman" w:eastAsia="宋体" w:hAnsi="Times New Roman" w:cs="宋体"/>
+                <w:sz w:val="21"/>
+              </w:rPr>
+              <w:t>个候选点位、日均</w:t>
+            </w:r>
+            <w:r>
+              <w:rPr>
+                <w:rFonts w:ascii="Times New Roman" w:eastAsia="宋体" w:hAnsi="Times New Roman" w:cs="宋体" w:hint="default"/>
+                <w:sz w:val="21"/>
+              </w:rPr>
+              <w:t>345</w:t>
+            </w:r>
+            <w:r>
+              <w:rPr>
+                <w:rFonts w:ascii="Times New Roman" w:eastAsia="宋体" w:hAnsi="Times New Roman" w:cs="宋体"/>
+                <w:sz w:val="21"/>
+              </w:rPr>
+              <w:t>单数据，用</w:t>
+            </w:r>
+            <w:r>
+              <w:rPr>
+                <w:rFonts w:ascii="Times New Roman" w:eastAsia="宋体" w:hAnsi="Times New Roman" w:cs="宋体" w:hint="default"/>
+                <w:sz w:val="21"/>
+              </w:rPr>
+              <w:t>Python</w:t>
+            </w:r>
+            <w:r>
+              <w:rPr>
+                <w:rFonts w:ascii="Times New Roman" w:eastAsia="宋体" w:hAnsi="Times New Roman" w:cs="宋体"/>
+                <w:sz w:val="21"/>
+              </w:rPr>
+              <w:t>设计</w:t>
+            </w:r>
+            <w:r>
+              <w:rPr>
+                <w:rFonts w:ascii="Times New Roman" w:eastAsia="宋体" w:hAnsi="Times New Roman" w:cs="宋体"/>
+                <w:sz w:val="21"/>
+              </w:rPr>
+              <w:t>“</w:t>
+            </w:r>
+            <w:r>
+              <w:rPr>
+                <w:rFonts w:ascii="Times New Roman" w:eastAsia="宋体" w:hAnsi="Times New Roman" w:cs="宋体" w:hint="default"/>
+                <w:sz w:val="21"/>
+              </w:rPr>
+              <w:t>2</w:t>
+            </w:r>
+            <w:r>
+              <w:rPr>
+                <w:rFonts w:ascii="Times New Roman" w:eastAsia="宋体" w:hAnsi="Times New Roman" w:cs="宋体"/>
+                <w:sz w:val="21"/>
+              </w:rPr>
+              <w:t>核心点</w:t>
+            </w:r>
+            <w:r>
+              <w:rPr>
+                <w:rFonts w:ascii="Times New Roman" w:eastAsia="宋体" w:hAnsi="Times New Roman" w:cs="宋体" w:hint="default"/>
+                <w:sz w:val="21"/>
+              </w:rPr>
+              <w:t>+4</w:t>
+            </w:r>
+            <w:r>
+              <w:rPr>
+                <w:rFonts w:ascii="Times New Roman" w:eastAsia="宋体" w:hAnsi="Times New Roman" w:cs="宋体"/>
+                <w:sz w:val="21"/>
+              </w:rPr>
+              <w:t>动态临时点</w:t>
+            </w:r>
+            <w:r>
+              <w:rPr>
+                <w:rFonts w:ascii="Times New Roman" w:eastAsia="宋体" w:hAnsi="Times New Roman" w:cs="宋体"/>
+                <w:sz w:val="21"/>
+              </w:rPr>
+              <w:t>”</w:t>
+            </w:r>
+            <w:r>
+              <w:rPr>
+                <w:rFonts w:ascii="Times New Roman" w:eastAsia="宋体" w:hAnsi="Times New Roman" w:cs="宋体"/>
+                <w:sz w:val="21"/>
+              </w:rPr>
+              <w:t>弹性布局方案</w:t>
+            </w:r>
+          </w:p>
+          <w:p>
+            <w:pPr>
+              <w:numPr>
+                <w:ilvl w:val="0"/>
+                <w:numId w:val="9"/>
+              </w:numPr>
+              <w:spacing w:line="290" w:lineRule="atLeast"/>
+              <w:rPr>
+                <w:rFonts w:ascii="Times New Roman" w:eastAsia="宋体" w:hAnsi="Times New Roman" w:cs="宋体" w:hint="default"/>
+                <w:sz w:val="21"/>
+              </w:rPr>
+            </w:pPr>
+            <w:r>
+              <w:rPr>
+                <w:rFonts w:ascii="Times New Roman" w:eastAsia="宋体" w:hAnsi="Times New Roman" w:cs="宋体"/>
+                <w:sz w:val="21"/>
+              </w:rPr>
+              <w:t>成果验证：模型测算总成本降低</w:t>
+            </w:r>
+            <w:r>
+              <w:rPr>
+                <w:rFonts w:ascii="Times New Roman" w:eastAsia="宋体" w:hAnsi="Times New Roman" w:cs="宋体" w:hint="default"/>
+                <w:sz w:val="21"/>
+              </w:rPr>
+              <w:t>18.7%</w:t>
+            </w:r>
+            <w:r>
+              <w:rPr>
+                <w:rFonts w:ascii="Times New Roman" w:eastAsia="宋体" w:hAnsi="Times New Roman" w:cs="宋体"/>
+                <w:sz w:val="21"/>
+              </w:rPr>
+              <w:t>，老年覆盖率</w:t>
+            </w:r>
+            <w:r>
+              <w:rPr>
+                <w:rFonts w:ascii="Times New Roman" w:eastAsia="宋体" w:hAnsi="Times New Roman" w:cs="宋体" w:hint="default"/>
+                <w:sz w:val="21"/>
+              </w:rPr>
+              <w:t>53.4%</w:t>
+            </w:r>
+            <w:r>
+              <w:rPr>
+                <w:rFonts w:ascii="Times New Roman" w:eastAsia="宋体" w:hAnsi="Times New Roman" w:cs="宋体"/>
+                <w:sz w:val="21"/>
+              </w:rPr>
+              <w:t>→</w:t>
+            </w:r>
+            <w:r>
+              <w:rPr>
+                <w:rFonts w:ascii="Times New Roman" w:eastAsia="宋体" w:hAnsi="Times New Roman" w:cs="宋体" w:hint="default"/>
+                <w:sz w:val="21"/>
+              </w:rPr>
+              <w:t>87.3%</w:t>
+            </w:r>
+            <w:r>
+              <w:rPr>
+                <w:rFonts w:ascii="Times New Roman" w:eastAsia="宋体" w:hAnsi="Times New Roman" w:cs="宋体"/>
+                <w:sz w:val="21"/>
+              </w:rPr>
+              <w:t>，配送时长缩短</w:t>
+            </w:r>
+            <w:r>
+              <w:rPr>
+                <w:rFonts w:ascii="Times New Roman" w:eastAsia="宋体" w:hAnsi="Times New Roman" w:cs="宋体" w:hint="default"/>
+                <w:sz w:val="21"/>
+              </w:rPr>
+              <w:t>22.3%</w:t>
+            </w:r>
+            <w:r>
+              <w:rPr>
+                <w:rFonts w:ascii="Times New Roman" w:eastAsia="宋体" w:hAnsi="Times New Roman" w:cs="宋体"/>
+                <w:sz w:val="21"/>
+              </w:rPr>
+              <w:t>，可响应周末</w:t>
+            </w:r>
+            <w:r>
+              <w:rPr>
+                <w:rFonts w:ascii="Times New Roman" w:eastAsia="宋体" w:hAnsi="Times New Roman" w:cs="宋体" w:hint="default"/>
+                <w:sz w:val="21"/>
+              </w:rPr>
+              <w:t>29.9%</w:t>
+            </w:r>
+            <w:r>
+              <w:rPr>
+                <w:rFonts w:ascii="Times New Roman" w:eastAsia="宋体" w:hAnsi="Times New Roman" w:cs="宋体"/>
+                <w:sz w:val="21"/>
+              </w:rPr>
+              <w:t>、促销日</w:t>
+            </w:r>
+            <w:r>
+              <w:rPr>
+                <w:rFonts w:ascii="Times New Roman" w:eastAsia="宋体" w:hAnsi="Times New Roman" w:cs="宋体" w:hint="default"/>
+                <w:sz w:val="21"/>
+              </w:rPr>
+              <w:t>50.7%</w:t>
+            </w:r>
+            <w:r>
+              <w:rPr>
+                <w:rFonts w:ascii="Times New Roman" w:eastAsia="宋体" w:hAnsi="Times New Roman" w:cs="宋体"/>
+                <w:sz w:val="21"/>
+              </w:rPr>
+              <w:t>的需求波动</w:t>
+            </w:r>
+          </w:p>
+        </w:tc>
+      </w:tr>
+      <w:tr>
+        <w:trPr>
+          <w:gridAfter w:val="1"/>
+          <w:wAfter w:w="880" w:type="dxa"/>
+          <w:jc w:val="center"/>
+        </w:trPr>
+        <w:tc>
+          <w:tcPr>
+            <w:tcW w:w="695" w:type="dxa"/>
+            <w:tcBorders>
+              <w:top w:val="nil"/>
+              <w:left w:val="nil"/>
+              <w:bottom w:val="nil"/>
+              <w:right w:val="nil"/>
+            </w:tcBorders>
+            <w:tcMar>
+              <w:top w:w="0" w:type="dxa"/>
+              <w:left w:w="113" w:type="dxa"/>
+              <w:bottom w:w="0" w:type="dxa"/>
+              <w:right w:w="85" w:type="dxa"/>
+            </w:tcMar>
+            <w:vAlign w:val="center"/>
+          </w:tcPr>
+          <w:p>
+            <w:pPr>
+              <w:spacing w:line="290" w:lineRule="atLeast"/>
+              <w:rPr>
+                <w:rFonts w:ascii="Times New Roman" w:hAnsi="Times New Roman" w:hint="default"/>
+                <w:sz w:val="21"/>
+              </w:rPr>
+            </w:pPr>
+          </w:p>
+        </w:tc>
+        <w:tc>
+          <w:tcPr>
+            <w:tcW w:w="4600" w:type="dxa"/>
+            <w:gridSpan w:val="2"/>
+            <w:tcBorders>
+              <w:top w:val="nil"/>
+              <w:left w:val="nil"/>
+              <w:bottom w:val="nil"/>
+              <w:right w:val="nil"/>
+            </w:tcBorders>
+            <w:tcMar>
+              <w:top w:w="0" w:type="dxa"/>
+              <w:left w:w="85" w:type="dxa"/>
+              <w:bottom w:w="0" w:type="dxa"/>
+              <w:right w:w="85" w:type="dxa"/>
+            </w:tcMar>
+            <w:vAlign w:val="center"/>
+          </w:tcPr>
+          <w:p>
+            <w:pPr>
+              <w:spacing w:line="290" w:lineRule="atLeast"/>
+              <w:rPr>
+                <w:rFonts w:ascii="Times New Roman" w:hAnsi="Times New Roman" w:hint="default"/>
+                <w:sz w:val="21"/>
+              </w:rPr>
+            </w:pPr>
+            <w:r>
+              <w:rPr>
+                <w:rFonts w:ascii="Times New Roman" w:eastAsia="宋体" w:hAnsi="Times New Roman" w:cs="宋体"/>
+                <w:b/>
+                <w:bCs/>
+                <w:sz w:val="21"/>
+              </w:rPr>
+              <w:t>银行营销客户分层与转化分析</w:t>
+            </w:r>
+          </w:p>
+        </w:tc>
+        <w:tc>
+          <w:tcPr>
+            <w:tcW w:w="2693" w:type="dxa"/>
+            <w:tcBorders>
+              <w:top w:val="nil"/>
+              <w:left w:val="nil"/>
+              <w:bottom w:val="nil"/>
+              <w:right w:val="nil"/>
+            </w:tcBorders>
+            <w:vAlign w:val="center"/>
+          </w:tcPr>
+          <w:p>
+            <w:pPr>
+              <w:spacing w:line="290" w:lineRule="atLeast"/>
+              <w:rPr>
+                <w:rFonts w:ascii="Times New Roman" w:eastAsia="等线" w:hAnsi="Times New Roman" w:hint="default"/>
+                <w:b/>
+                <w:bCs/>
+                <w:sz w:val="21"/>
+              </w:rPr>
+            </w:pPr>
+            <w:r>
+              <w:rPr>
+                <w:rFonts w:ascii="Times New Roman" w:eastAsia="宋体" w:hAnsi="Times New Roman" w:cs="宋体"/>
+                <w:b/>
+                <w:bCs/>
+                <w:sz w:val="21"/>
+              </w:rPr>
+              <w:t>个人课程项目</w:t>
+            </w:r>
+          </w:p>
+        </w:tc>
+        <w:tc>
+          <w:tcPr>
+            <w:tcW w:w="2755" w:type="dxa"/>
+            <w:tcBorders>
+              <w:top w:val="nil"/>
+              <w:left w:val="nil"/>
+              <w:bottom w:val="nil"/>
+              <w:right w:val="nil"/>
+            </w:tcBorders>
+            <w:vAlign w:val="center"/>
+          </w:tcPr>
+          <w:p>
+            <w:pPr>
+              <w:spacing w:line="290" w:lineRule="atLeast"/>
+              <w:rPr>
+                <w:rFonts w:ascii="Times New Roman" w:eastAsia="等线" w:hAnsi="Times New Roman" w:hint="default"/>
+                <w:b/>
+                <w:bCs/>
+                <w:sz w:val="21"/>
+              </w:rPr>
+            </w:pPr>
+            <w:r>
+              <w:rPr>
+                <w:rFonts w:ascii="Times New Roman" w:eastAsia="宋体" w:hAnsi="Times New Roman" w:cs="宋体"/>
+                <w:b/>
+                <w:bCs/>
+                <w:sz w:val="21"/>
+              </w:rPr>
+              <w:t>2026.04</w:t>
+            </w:r>
+            <w:r>
+              <w:rPr>
+                <w:rFonts w:ascii="Times New Roman" w:eastAsia="宋体" w:hAnsi="Times New Roman" w:cs="宋体"/>
+                <w:b/>
+                <w:bCs/>
+                <w:sz w:val="21"/>
+              </w:rPr>
+              <w:t>—</w:t>
+            </w:r>
+            <w:r>
+              <w:rPr>
+                <w:rFonts w:ascii="Times New Roman" w:eastAsia="宋体" w:hAnsi="Times New Roman" w:cs="宋体"/>
+                <w:b/>
+                <w:bCs/>
+                <w:sz w:val="21"/>
+              </w:rPr>
+              <w:t>2026.06</w:t>
+            </w:r>
+          </w:p>
+        </w:tc>
+      </w:tr>
+      <w:tr>
+        <w:trPr>
+          <w:gridAfter w:val="1"/>
+          <w:wAfter w:w="880" w:type="dxa"/>
+          <w:jc w:val="center"/>
+        </w:trPr>
+        <w:tc>
+          <w:tcPr>
+            <w:tcW w:w="695" w:type="dxa"/>
+            <w:tcBorders>
+              <w:top w:val="nil"/>
+              <w:left w:val="nil"/>
+              <w:bottom w:val="nil"/>
+              <w:right w:val="nil"/>
+            </w:tcBorders>
+            <w:tcMar>
+              <w:top w:w="0" w:type="dxa"/>
+              <w:left w:w="113" w:type="dxa"/>
+              <w:bottom w:w="0" w:type="dxa"/>
+              <w:right w:w="85" w:type="dxa"/>
+            </w:tcMar>
+            <w:vAlign w:val="center"/>
+          </w:tcPr>
+          <w:p>
+            <w:pPr>
+              <w:spacing w:line="290" w:lineRule="atLeast"/>
+              <w:rPr>
+                <w:rFonts w:ascii="Times New Roman" w:hAnsi="Times New Roman" w:hint="default"/>
+                <w:sz w:val="21"/>
+              </w:rPr>
+            </w:pPr>
+          </w:p>
+        </w:tc>
+        <w:tc>
+          <w:tcPr>
+            <w:tcW w:w="10048" w:type="dxa"/>
+            <w:gridSpan w:val="4"/>
+            <w:tcBorders>
+              <w:top w:val="nil"/>
+              <w:left w:val="nil"/>
+              <w:bottom w:val="nil"/>
+              <w:right w:val="nil"/>
+            </w:tcBorders>
+            <w:tcMar>
+              <w:top w:w="0" w:type="dxa"/>
+              <w:left w:w="85" w:type="dxa"/>
+              <w:bottom w:w="0" w:type="dxa"/>
+              <w:right w:w="85" w:type="dxa"/>
+            </w:tcMar>
+            <w:vAlign w:val="center"/>
+          </w:tcPr>
+          <w:p>
+            <w:pPr>
+              <w:numPr>
+                <w:ilvl w:val="0"/>
+                <w:numId w:val="9"/>
+              </w:numPr>
+              <w:spacing w:line="290" w:lineRule="atLeast"/>
+              <w:rPr>
+                <w:rFonts w:ascii="Times New Roman" w:eastAsia="宋体" w:hAnsi="Times New Roman" w:cs="宋体" w:hint="default"/>
+                <w:sz w:val="21"/>
+              </w:rPr>
+            </w:pPr>
+            <w:r>
+              <w:rPr>
+                <w:rFonts w:ascii="Times New Roman" w:eastAsia="宋体" w:hAnsi="Times New Roman" w:cs="宋体"/>
+                <w:sz w:val="21"/>
+              </w:rPr>
+              <w:t>数据清洗：基于</w:t>
+            </w:r>
+            <w:r>
+              <w:rPr>
+                <w:rFonts w:ascii="Times New Roman" w:eastAsia="宋体" w:hAnsi="Times New Roman" w:cs="宋体" w:hint="default"/>
+                <w:sz w:val="21"/>
+              </w:rPr>
+              <w:t>45211</w:t>
+            </w:r>
+            <w:r>
+              <w:rPr>
+                <w:rFonts w:ascii="Times New Roman" w:eastAsia="宋体" w:hAnsi="Times New Roman" w:cs="宋体"/>
+                <w:sz w:val="21"/>
+              </w:rPr>
+              <w:t>条葡萄牙银行真实营销数据，用</w:t>
+            </w:r>
+            <w:r>
+              <w:rPr>
+                <w:rFonts w:ascii="Times New Roman" w:eastAsia="宋体" w:hAnsi="Times New Roman" w:cs="宋体" w:hint="default"/>
+                <w:sz w:val="21"/>
+              </w:rPr>
+              <w:t>R</w:t>
+            </w:r>
+            <w:r>
+              <w:rPr>
+                <w:rFonts w:ascii="Times New Roman" w:eastAsia="宋体" w:hAnsi="Times New Roman" w:cs="宋体"/>
+                <w:sz w:val="21"/>
+              </w:rPr>
+              <w:t>完成缺失值与异常值清洗，对年龄、职业、营销频次等字段做多维度分层统计</w:t>
+            </w:r>
+          </w:p>
+          <w:p>
+            <w:pPr>
+              <w:numPr>
+                <w:ilvl w:val="0"/>
+                <w:numId w:val="9"/>
+              </w:numPr>
+              <w:spacing w:line="290" w:lineRule="atLeast"/>
+              <w:rPr>
+                <w:rFonts w:ascii="Times New Roman" w:eastAsia="宋体" w:hAnsi="Times New Roman" w:cs="宋体" w:hint="default"/>
+                <w:sz w:val="21"/>
+              </w:rPr>
+            </w:pPr>
+            <w:r>
+              <w:rPr>
+                <w:rFonts w:ascii="Times New Roman" w:eastAsia="宋体" w:hAnsi="Times New Roman" w:cs="宋体"/>
+                <w:sz w:val="21"/>
+              </w:rPr>
+              <w:t>可视化分析：独立绘制帕累托图、相关性热力图、订阅转化率瀑布图，识别高价值客群特征与营销流失关键环节</w:t>
+            </w:r>
+          </w:p>
+          <w:p>
+            <w:pPr>
+              <w:numPr>
+                <w:ilvl w:val="0"/>
+                <w:numId w:val="9"/>
+              </w:numPr>
+              <w:spacing w:line="290" w:lineRule="atLeast"/>
+              <w:rPr>
+                <w:rFonts w:ascii="Times New Roman" w:eastAsia="宋体" w:hAnsi="Times New Roman" w:cs="宋体" w:hint="default"/>
+                <w:sz w:val="21"/>
+              </w:rPr>
+            </w:pPr>
+            <w:r>
+              <w:rPr>
+                <w:rFonts w:ascii="Times New Roman" w:eastAsia="宋体" w:hAnsi="Times New Roman" w:cs="宋体"/>
+                <w:sz w:val="21"/>
+              </w:rPr>
+              <w:t>洞察输出：为客户分群与营销资源分配提供数据支撑，独立交付完整分析报告</w:t>
             </w:r>
           </w:p>
         </w:tc>
       </w:tr>
     </w:tbl>
+    <w:p>
+      <w:pPr>
+        <w:spacing w:line="290" w:lineRule="atLeast"/>
+        <w:rPr>
+          <w:rFonts w:hint="default"/>
+          <w:vanish/>
+        </w:rPr>
+      </w:pPr>
+    </w:p>
+    <w:p>
+      <w:pPr>
+        <w:spacing w:line="290" w:lineRule="atLeast"/>
+        <w:rPr>
+          <w:rFonts w:hint="default"/>
+          <w:vanish/>
+          <w:sz w:val="21"/>
+        </w:rPr>
+      </w:pPr>
+    </w:p>
     <w:p>
       <w:pPr>
         <w:spacing w:line="290" w:lineRule="atLeast"/>

--- a/02_定制简历库/通用简历/文雪_山东大学_项目采购方向.docx
+++ b/02_定制简历库/通用简历/文雪_山东大学_项目采购方向.docx
@@ -157,7 +157,6 @@
                 <w:sz w:val="21"/>
               </w:rPr>
             </w:pPr>
-            <w:proofErr w:type="gramStart"/>
             <w:r>
               <w:rPr>
                 <w:rFonts w:ascii="Times New Roman" w:hAnsi="Times New Roman" w:hint="default"/>
@@ -188,7 +187,6 @@
               </w:rPr>
               <w:t>|</w:t>
             </w:r>
-            <w:proofErr w:type="gramEnd"/>
             <w:r>
               <w:rPr>
                 <w:rFonts w:eastAsia="等线"/>
@@ -196,7 +194,6 @@
               </w:rPr>
               <w:t xml:space="preserve">  </w:t>
             </w:r>
-            <w:proofErr w:type="gramStart"/>
             <w:r>
               <w:rPr>
                 <w:rFonts w:ascii="Times New Roman" w:hAnsi="Times New Roman"/>
@@ -220,31 +217,21 @@
               </w:rPr>
               <w:t>|</w:t>
             </w:r>
-            <w:proofErr w:type="gramEnd"/>
             <w:r>
               <w:rPr>
                 <w:rFonts w:ascii="宋体" w:eastAsia="宋体" w:hAnsi="宋体"/>
                 <w:sz w:val="21"/>
               </w:rPr>
-              <w:t xml:space="preserve">  </w:t>
-            </w:r>
-            <w:proofErr w:type="gramStart"/>
+              <w:t xml:space="preserve">  共青团员  </w:t>
+            </w:r>
             <w:r>
               <w:rPr>
                 <w:rFonts w:ascii="宋体" w:eastAsia="宋体" w:hAnsi="宋体"/>
-                <w:sz w:val="21"/>
-              </w:rPr>
-              <w:t xml:space="preserve">共青团员  </w:t>
-            </w:r>
-            <w:r>
-              <w:rPr>
-                <w:rFonts w:ascii="宋体" w:eastAsia="宋体" w:hAnsi="宋体"/>
                 <w:b/>
                 <w:sz w:val="21"/>
               </w:rPr>
               <w:t>|</w:t>
             </w:r>
-            <w:proofErr w:type="gramEnd"/>
             <w:r>
               <w:rPr>
                 <w:rFonts w:ascii="宋体" w:eastAsia="宋体" w:hAnsi="宋体"/>
@@ -310,14 +297,6 @@
                 <w:sz w:val="21"/>
               </w:rPr>
               <w:t>求职意向：</w:t>
-            </w:r>
-            <w:r>
-              <w:rPr>
-                <w:rFonts w:ascii="Times New Roman" w:eastAsia="宋体" w:hAnsi="Times New Roman" w:cs="宋体"/>
-                <w:bCs/>
-                <w:sz w:val="21"/>
-              </w:rPr>
-              <w:t xml:space="preserve"> </w:t>
             </w:r>
             <w:r>
               <w:rPr>
